--- a/HTML Notes.docx
+++ b/HTML Notes.docx
@@ -326,7 +326,29 @@
           <w:szCs w:val="24"/>
           <w:shd w:val="clear" w:color="auto" w:fill="FFFFCC"/>
         </w:rPr>
-        <w:t>Some HTML elements have no content (like the &lt;br&gt; element). These elements are called empty elements. Empty elements do not have an end tag!</w:t>
+        <w:t xml:space="preserve">Some HTML elements have no content (like the &lt;br&gt; element). These elements are called </w:t>
+      </w:r>
+      <w:r>
+        <w:rPr>
+          <w:rFonts w:ascii="Segoe UI" w:hAnsi="Segoe UI" w:cs="Segoe UI"/>
+          <w:b/>
+          <w:bCs/>
+          <w:color w:val="000000"/>
+          <w:sz w:val="24"/>
+          <w:szCs w:val="24"/>
+          <w:shd w:val="clear" w:color="auto" w:fill="FFFFCC"/>
+        </w:rPr>
+        <w:t>empty</w:t>
+      </w:r>
+      <w:r>
+        <w:rPr>
+          <w:rFonts w:ascii="Segoe UI" w:hAnsi="Segoe UI" w:cs="Segoe UI"/>
+          <w:color w:val="000000"/>
+          <w:sz w:val="24"/>
+          <w:szCs w:val="24"/>
+          <w:shd w:val="clear" w:color="auto" w:fill="FFFFCC"/>
+        </w:rPr>
+        <w:t xml:space="preserve"> elements. Empty elements do not have an end tag!</w:t>
       </w:r>
     </w:p>
     <w:p>
@@ -722,7 +744,18 @@
           <w:szCs w:val="24"/>
           <w:shd w:val="clear" w:color="auto" w:fill="FFFFFF"/>
         </w:rPr>
-        <w:t>My first paragraph.</w:t>
+        <w:t xml:space="preserve">My first </w:t>
+      </w:r>
+      <w:proofErr w:type="gramStart"/>
+      <w:r>
+        <w:rPr>
+          <w:rFonts w:ascii="Consolas" w:hAnsi="Consolas"/>
+          <w:color w:val="000000"/>
+          <w:sz w:val="24"/>
+          <w:szCs w:val="24"/>
+          <w:shd w:val="clear" w:color="auto" w:fill="FFFFFF"/>
+        </w:rPr>
+        <w:t>paragraph.</w:t>
       </w:r>
       <w:r>
         <w:rPr>
@@ -734,6 +767,7 @@
         </w:rPr>
         <w:t>&lt;</w:t>
       </w:r>
+      <w:proofErr w:type="gramEnd"/>
       <w:r>
         <w:rPr>
           <w:rStyle w:val="tagnamecolor"/>
@@ -1082,6 +1116,1149 @@
           <w:sz w:val="24"/>
           <w:szCs w:val="24"/>
           <w:shd w:val="clear" w:color="auto" w:fill="FFFFFF"/>
+        </w:rPr>
+      </w:pPr>
+      <w:r>
+        <w:rPr>
+          <w:rFonts w:ascii="Segoe UI" w:hAnsi="Segoe UI" w:cs="Segoe UI"/>
+          <w:color w:val="000000"/>
+          <w:sz w:val="24"/>
+          <w:szCs w:val="24"/>
+          <w:shd w:val="clear" w:color="auto" w:fill="FFFFFF"/>
+        </w:rPr>
+        <w:t>-Use &lt;!DOCTYPE html&gt; before the start of every program. To tell the browser that this is a html program.</w:t>
+      </w:r>
+      <w:r>
+        <w:rPr>
+          <w:rFonts w:ascii="Segoe UI" w:hAnsi="Segoe UI" w:cs="Segoe UI"/>
+          <w:color w:val="000000"/>
+          <w:sz w:val="24"/>
+          <w:szCs w:val="24"/>
+          <w:shd w:val="clear" w:color="auto" w:fill="FFFFFF"/>
+        </w:rPr>
+        <w:t xml:space="preserve"> This doctype declaration is not case-sensitive. </w:t>
+      </w:r>
+    </w:p>
+    <w:p>
+      <w:pPr>
+        <w:rPr>
+          <w:rFonts w:ascii="Segoe UI" w:hAnsi="Segoe UI" w:cs="Segoe UI"/>
+          <w:color w:val="000000"/>
+          <w:sz w:val="24"/>
+          <w:szCs w:val="24"/>
+          <w:shd w:val="clear" w:color="auto" w:fill="FFFFFF"/>
+        </w:rPr>
+      </w:pPr>
+      <w:r>
+        <w:rPr>
+          <w:rFonts w:ascii="Segoe UI" w:hAnsi="Segoe UI" w:cs="Segoe UI"/>
+          <w:color w:val="000000"/>
+          <w:sz w:val="24"/>
+          <w:szCs w:val="24"/>
+          <w:shd w:val="clear" w:color="auto" w:fill="FFFFFF"/>
+        </w:rPr>
+        <w:t>-We use headings as &lt;h1&gt; text &lt;/h1&gt;. h1 is the most important and h6 the least.</w:t>
+      </w:r>
+    </w:p>
+    <w:p>
+      <w:pPr>
+        <w:rPr>
+          <w:rFonts w:ascii="Segoe UI" w:hAnsi="Segoe UI" w:cs="Segoe UI"/>
+          <w:color w:val="000000"/>
+          <w:sz w:val="24"/>
+          <w:szCs w:val="24"/>
+          <w:shd w:val="clear" w:color="auto" w:fill="FFFFFF"/>
+        </w:rPr>
+      </w:pPr>
+      <w:r>
+        <w:rPr>
+          <w:rFonts w:ascii="Segoe UI" w:hAnsi="Segoe UI" w:cs="Segoe UI"/>
+          <w:color w:val="000000"/>
+          <w:sz w:val="24"/>
+          <w:szCs w:val="24"/>
+          <w:shd w:val="clear" w:color="auto" w:fill="FFFFFF"/>
+        </w:rPr>
+        <w:t>-paragraphs are &lt;p&gt; &lt;/p&gt;.</w:t>
+      </w:r>
+    </w:p>
+    <w:p>
+      <w:pPr>
+        <w:rPr>
+          <w:rFonts w:ascii="Segoe UI" w:hAnsi="Segoe UI" w:cs="Segoe UI"/>
+          <w:color w:val="000000"/>
+          <w:sz w:val="24"/>
+          <w:szCs w:val="24"/>
+          <w:shd w:val="clear" w:color="auto" w:fill="FFFFFF"/>
+        </w:rPr>
+      </w:pPr>
+      <w:r>
+        <w:rPr>
+          <w:rFonts w:ascii="Segoe UI" w:hAnsi="Segoe UI" w:cs="Segoe UI"/>
+          <w:color w:val="000000"/>
+          <w:sz w:val="24"/>
+          <w:szCs w:val="24"/>
+          <w:shd w:val="clear" w:color="auto" w:fill="FFFFFF"/>
+        </w:rPr>
+        <w:t>-html links are &lt;a href</w:t>
+      </w:r>
+      <w:r>
+        <w:rPr>
+          <w:rFonts w:ascii="Segoe UI" w:hAnsi="Segoe UI" w:cs="Segoe UI"/>
+          <w:color w:val="000000"/>
+          <w:sz w:val="24"/>
+          <w:szCs w:val="24"/>
+          <w:shd w:val="clear" w:color="auto" w:fill="FFFFFF"/>
+        </w:rPr>
+        <w:t>=” link</w:t>
+      </w:r>
+      <w:r>
+        <w:rPr>
+          <w:rFonts w:ascii="Segoe UI" w:hAnsi="Segoe UI" w:cs="Segoe UI"/>
+          <w:color w:val="000000"/>
+          <w:sz w:val="24"/>
+          <w:szCs w:val="24"/>
+          <w:shd w:val="clear" w:color="auto" w:fill="FFFFFF"/>
+        </w:rPr>
+        <w:t>&gt; text &lt;/a&gt;</w:t>
+      </w:r>
+      <w:r>
+        <w:rPr>
+          <w:rFonts w:ascii="Segoe UI" w:hAnsi="Segoe UI" w:cs="Segoe UI"/>
+          <w:color w:val="000000"/>
+          <w:sz w:val="24"/>
+          <w:szCs w:val="24"/>
+          <w:shd w:val="clear" w:color="auto" w:fill="FFFFFF"/>
+        </w:rPr>
+        <w:t>. The destination of the link is specified in the attribute href.</w:t>
+      </w:r>
+    </w:p>
+    <w:p>
+      <w:pPr>
+        <w:pBdr>
+          <w:top w:val="single" w:sz="4" w:space="1" w:color="auto"/>
+          <w:left w:val="single" w:sz="4" w:space="4" w:color="auto"/>
+          <w:bottom w:val="single" w:sz="4" w:space="1" w:color="auto"/>
+          <w:right w:val="single" w:sz="4" w:space="4" w:color="auto"/>
+        </w:pBdr>
+        <w:spacing w:before="288" w:after="288" w:line="240" w:lineRule="auto"/>
+        <w:rPr>
+          <w:rFonts w:ascii="Segoe UI" w:eastAsia="Times New Roman" w:hAnsi="Segoe UI" w:cs="Segoe UI"/>
+          <w:color w:val="000000"/>
+          <w:sz w:val="24"/>
+          <w:szCs w:val="24"/>
+        </w:rPr>
+      </w:pPr>
+      <w:r>
+        <w:rPr>
+          <w:rFonts w:ascii="Segoe UI" w:eastAsia="Times New Roman" w:hAnsi="Segoe UI" w:cs="Segoe UI"/>
+          <w:color w:val="000000"/>
+          <w:sz w:val="24"/>
+          <w:szCs w:val="24"/>
+        </w:rPr>
+        <w:t>HTML images are defined with the </w:t>
+      </w:r>
+      <w:r>
+        <w:rPr>
+          <w:rFonts w:ascii="Consolas" w:eastAsia="Times New Roman" w:hAnsi="Consolas" w:cs="Courier New"/>
+          <w:color w:val="DC143C"/>
+          <w:sz w:val="24"/>
+          <w:szCs w:val="24"/>
+        </w:rPr>
+        <w:t>&lt;img&gt;</w:t>
+      </w:r>
+      <w:r>
+        <w:rPr>
+          <w:rFonts w:ascii="Segoe UI" w:eastAsia="Times New Roman" w:hAnsi="Segoe UI" w:cs="Segoe UI"/>
+          <w:color w:val="000000"/>
+          <w:sz w:val="24"/>
+          <w:szCs w:val="24"/>
+        </w:rPr>
+        <w:t> tag.</w:t>
+      </w:r>
+    </w:p>
+    <w:p>
+      <w:pPr>
+        <w:pBdr>
+          <w:top w:val="single" w:sz="4" w:space="1" w:color="auto"/>
+          <w:left w:val="single" w:sz="4" w:space="4" w:color="auto"/>
+          <w:bottom w:val="single" w:sz="4" w:space="1" w:color="auto"/>
+          <w:right w:val="single" w:sz="4" w:space="4" w:color="auto"/>
+        </w:pBdr>
+        <w:spacing w:before="288" w:after="288" w:line="240" w:lineRule="auto"/>
+        <w:rPr>
+          <w:rFonts w:ascii="Segoe UI" w:eastAsia="Times New Roman" w:hAnsi="Segoe UI" w:cs="Segoe UI"/>
+          <w:color w:val="000000"/>
+          <w:sz w:val="24"/>
+          <w:szCs w:val="24"/>
+        </w:rPr>
+      </w:pPr>
+      <w:r>
+        <w:rPr>
+          <w:rFonts w:ascii="Segoe UI" w:eastAsia="Times New Roman" w:hAnsi="Segoe UI" w:cs="Segoe UI"/>
+          <w:color w:val="000000"/>
+          <w:sz w:val="24"/>
+          <w:szCs w:val="24"/>
+        </w:rPr>
+        <w:t>The source file (</w:t>
+      </w:r>
+      <w:r>
+        <w:rPr>
+          <w:rFonts w:ascii="Consolas" w:eastAsia="Times New Roman" w:hAnsi="Consolas" w:cs="Courier New"/>
+          <w:color w:val="DC143C"/>
+          <w:sz w:val="24"/>
+          <w:szCs w:val="24"/>
+        </w:rPr>
+        <w:t>src</w:t>
+      </w:r>
+      <w:r>
+        <w:rPr>
+          <w:rFonts w:ascii="Segoe UI" w:eastAsia="Times New Roman" w:hAnsi="Segoe UI" w:cs="Segoe UI"/>
+          <w:color w:val="000000"/>
+          <w:sz w:val="24"/>
+          <w:szCs w:val="24"/>
+        </w:rPr>
+        <w:t>), alternative text (</w:t>
+      </w:r>
+      <w:r>
+        <w:rPr>
+          <w:rFonts w:ascii="Consolas" w:eastAsia="Times New Roman" w:hAnsi="Consolas" w:cs="Courier New"/>
+          <w:color w:val="DC143C"/>
+          <w:sz w:val="24"/>
+          <w:szCs w:val="24"/>
+        </w:rPr>
+        <w:t>alt</w:t>
+      </w:r>
+      <w:r>
+        <w:rPr>
+          <w:rFonts w:ascii="Segoe UI" w:eastAsia="Times New Roman" w:hAnsi="Segoe UI" w:cs="Segoe UI"/>
+          <w:color w:val="000000"/>
+          <w:sz w:val="24"/>
+          <w:szCs w:val="24"/>
+        </w:rPr>
+        <w:t>), </w:t>
+      </w:r>
+      <w:r>
+        <w:rPr>
+          <w:rFonts w:ascii="Consolas" w:eastAsia="Times New Roman" w:hAnsi="Consolas" w:cs="Courier New"/>
+          <w:color w:val="DC143C"/>
+          <w:sz w:val="24"/>
+          <w:szCs w:val="24"/>
+        </w:rPr>
+        <w:t>width</w:t>
+      </w:r>
+      <w:r>
+        <w:rPr>
+          <w:rFonts w:ascii="Segoe UI" w:eastAsia="Times New Roman" w:hAnsi="Segoe UI" w:cs="Segoe UI"/>
+          <w:color w:val="000000"/>
+          <w:sz w:val="24"/>
+          <w:szCs w:val="24"/>
+        </w:rPr>
+        <w:t>, and </w:t>
+      </w:r>
+      <w:r>
+        <w:rPr>
+          <w:rFonts w:ascii="Consolas" w:eastAsia="Times New Roman" w:hAnsi="Consolas" w:cs="Courier New"/>
+          <w:color w:val="DC143C"/>
+          <w:sz w:val="24"/>
+          <w:szCs w:val="24"/>
+        </w:rPr>
+        <w:t>height</w:t>
+      </w:r>
+      <w:r>
+        <w:rPr>
+          <w:rFonts w:ascii="Segoe UI" w:eastAsia="Times New Roman" w:hAnsi="Segoe UI" w:cs="Segoe UI"/>
+          <w:color w:val="000000"/>
+          <w:sz w:val="24"/>
+          <w:szCs w:val="24"/>
+        </w:rPr>
+        <w:t> are provided as attributes:</w:t>
+      </w:r>
+    </w:p>
+    <w:p>
+      <w:pPr>
+        <w:pBdr>
+          <w:top w:val="single" w:sz="4" w:space="1" w:color="auto"/>
+          <w:left w:val="single" w:sz="4" w:space="4" w:color="auto"/>
+          <w:bottom w:val="single" w:sz="4" w:space="1" w:color="auto"/>
+          <w:right w:val="single" w:sz="4" w:space="4" w:color="auto"/>
+        </w:pBdr>
+        <w:shd w:val="clear" w:color="auto" w:fill="EBEDEE"/>
+        <w:spacing w:after="150" w:line="240" w:lineRule="auto"/>
+        <w:outlineLvl w:val="2"/>
+        <w:rPr>
+          <w:rFonts w:ascii="Segoe UI" w:eastAsia="Times New Roman" w:hAnsi="Segoe UI" w:cs="Segoe UI"/>
+          <w:color w:val="000000"/>
+          <w:sz w:val="36"/>
+          <w:szCs w:val="36"/>
+        </w:rPr>
+      </w:pPr>
+      <w:r>
+        <w:rPr>
+          <w:rFonts w:ascii="Segoe UI" w:eastAsia="Times New Roman" w:hAnsi="Segoe UI" w:cs="Segoe UI"/>
+          <w:color w:val="000000"/>
+          <w:sz w:val="36"/>
+          <w:szCs w:val="36"/>
+        </w:rPr>
+        <w:t>Example</w:t>
+      </w:r>
+    </w:p>
+    <w:p>
+      <w:pPr>
+        <w:pBdr>
+          <w:top w:val="single" w:sz="4" w:space="1" w:color="auto"/>
+          <w:left w:val="single" w:sz="4" w:space="4" w:color="auto"/>
+          <w:bottom w:val="single" w:sz="4" w:space="1" w:color="auto"/>
+          <w:right w:val="single" w:sz="4" w:space="4" w:color="auto"/>
+        </w:pBdr>
+        <w:shd w:val="clear" w:color="auto" w:fill="FFFFFF"/>
+        <w:spacing w:line="240" w:lineRule="auto"/>
+        <w:rPr>
+          <w:rFonts w:ascii="Consolas" w:eastAsia="Times New Roman" w:hAnsi="Consolas" w:cs="Segoe UI"/>
+          <w:color w:val="000000"/>
+          <w:sz w:val="23"/>
+          <w:szCs w:val="23"/>
+        </w:rPr>
+      </w:pPr>
+      <w:r>
+        <w:rPr>
+          <w:rFonts w:ascii="Consolas" w:eastAsia="Times New Roman" w:hAnsi="Consolas" w:cs="Segoe UI"/>
+          <w:color w:val="999999"/>
+          <w:sz w:val="23"/>
+          <w:szCs w:val="23"/>
+        </w:rPr>
+        <w:t>&lt;</w:t>
+      </w:r>
+      <w:r>
+        <w:rPr>
+          <w:rFonts w:ascii="Consolas" w:eastAsia="Times New Roman" w:hAnsi="Consolas" w:cs="Segoe UI"/>
+          <w:color w:val="990055"/>
+          <w:sz w:val="23"/>
+          <w:szCs w:val="23"/>
+        </w:rPr>
+        <w:t>img</w:t>
+      </w:r>
+      <w:r>
+        <w:rPr>
+          <w:rFonts w:ascii="Consolas" w:eastAsia="Times New Roman" w:hAnsi="Consolas" w:cs="Segoe UI"/>
+          <w:color w:val="008000"/>
+          <w:sz w:val="23"/>
+          <w:szCs w:val="23"/>
+        </w:rPr>
+        <w:t> src</w:t>
+      </w:r>
+      <w:r>
+        <w:rPr>
+          <w:rFonts w:ascii="Consolas" w:eastAsia="Times New Roman" w:hAnsi="Consolas" w:cs="Segoe UI"/>
+          <w:color w:val="005CC5"/>
+          <w:sz w:val="23"/>
+          <w:szCs w:val="23"/>
+        </w:rPr>
+        <w:t>="w3schools.jpg"</w:t>
+      </w:r>
+      <w:r>
+        <w:rPr>
+          <w:rFonts w:ascii="Consolas" w:eastAsia="Times New Roman" w:hAnsi="Consolas" w:cs="Segoe UI"/>
+          <w:color w:val="008000"/>
+          <w:sz w:val="23"/>
+          <w:szCs w:val="23"/>
+        </w:rPr>
+        <w:t> alt</w:t>
+      </w:r>
+      <w:r>
+        <w:rPr>
+          <w:rFonts w:ascii="Consolas" w:eastAsia="Times New Roman" w:hAnsi="Consolas" w:cs="Segoe UI"/>
+          <w:color w:val="005CC5"/>
+          <w:sz w:val="23"/>
+          <w:szCs w:val="23"/>
+        </w:rPr>
+        <w:t>="W3Schools.com"</w:t>
+      </w:r>
+      <w:r>
+        <w:rPr>
+          <w:rFonts w:ascii="Consolas" w:eastAsia="Times New Roman" w:hAnsi="Consolas" w:cs="Segoe UI"/>
+          <w:color w:val="008000"/>
+          <w:sz w:val="23"/>
+          <w:szCs w:val="23"/>
+        </w:rPr>
+        <w:t> width</w:t>
+      </w:r>
+      <w:r>
+        <w:rPr>
+          <w:rFonts w:ascii="Consolas" w:eastAsia="Times New Roman" w:hAnsi="Consolas" w:cs="Segoe UI"/>
+          <w:color w:val="005CC5"/>
+          <w:sz w:val="23"/>
+          <w:szCs w:val="23"/>
+        </w:rPr>
+        <w:t>="104"</w:t>
+      </w:r>
+      <w:r>
+        <w:rPr>
+          <w:rFonts w:ascii="Consolas" w:eastAsia="Times New Roman" w:hAnsi="Consolas" w:cs="Segoe UI"/>
+          <w:color w:val="008000"/>
+          <w:sz w:val="23"/>
+          <w:szCs w:val="23"/>
+        </w:rPr>
+        <w:t> height</w:t>
+      </w:r>
+      <w:r>
+        <w:rPr>
+          <w:rFonts w:ascii="Consolas" w:eastAsia="Times New Roman" w:hAnsi="Consolas" w:cs="Segoe UI"/>
+          <w:color w:val="005CC5"/>
+          <w:sz w:val="23"/>
+          <w:szCs w:val="23"/>
+        </w:rPr>
+        <w:t>="142"</w:t>
+      </w:r>
+      <w:r>
+        <w:rPr>
+          <w:rFonts w:ascii="Consolas" w:eastAsia="Times New Roman" w:hAnsi="Consolas" w:cs="Segoe UI"/>
+          <w:color w:val="999999"/>
+          <w:sz w:val="23"/>
+          <w:szCs w:val="23"/>
+        </w:rPr>
+        <w:t>&gt;</w:t>
+      </w:r>
+    </w:p>
+    <w:p>
+      <w:pPr>
+        <w:rPr>
+          <w:rFonts w:ascii="Segoe UI" w:hAnsi="Segoe UI" w:cs="Segoe UI"/>
+          <w:color w:val="000000"/>
+          <w:shd w:val="clear" w:color="auto" w:fill="FFFFFF"/>
+        </w:rPr>
+      </w:pPr>
+      <w:r>
+        <w:rPr>
+          <w:sz w:val="24"/>
+          <w:szCs w:val="24"/>
+        </w:rPr>
+        <w:t>-</w:t>
+      </w:r>
+      <w:r>
+        <w:rPr>
+          <w:rFonts w:ascii="Segoe UI" w:hAnsi="Segoe UI" w:cs="Segoe UI"/>
+          <w:color w:val="000000"/>
+          <w:shd w:val="clear" w:color="auto" w:fill="FFFFFF"/>
+        </w:rPr>
+        <w:t>Click CTRL + U in an HTML page, or right-click on the page and select "View Page Source". This will open a new tab containing the HTML source code of the page.</w:t>
+      </w:r>
+    </w:p>
+    <w:p>
+      <w:pPr>
+        <w:rPr>
+          <w:rFonts w:ascii="Segoe UI" w:hAnsi="Segoe UI" w:cs="Segoe UI"/>
+          <w:color w:val="000000"/>
+          <w:sz w:val="24"/>
+          <w:szCs w:val="24"/>
+          <w:shd w:val="clear" w:color="auto" w:fill="FFFFFF"/>
+        </w:rPr>
+      </w:pPr>
+    </w:p>
+    <w:p>
+      <w:pPr>
+        <w:rPr>
+          <w:rFonts w:ascii="Segoe UI" w:hAnsi="Segoe UI" w:cs="Segoe UI"/>
+          <w:color w:val="000000"/>
+          <w:sz w:val="24"/>
+          <w:szCs w:val="24"/>
+          <w:shd w:val="clear" w:color="auto" w:fill="FFFFFF"/>
+        </w:rPr>
+      </w:pPr>
+      <w:r>
+        <w:rPr>
+          <w:rFonts w:ascii="Segoe UI" w:hAnsi="Segoe UI" w:cs="Segoe UI"/>
+          <w:color w:val="000000"/>
+          <w:sz w:val="24"/>
+          <w:szCs w:val="24"/>
+          <w:shd w:val="clear" w:color="auto" w:fill="FFFFFF"/>
+        </w:rPr>
+        <w:t>-ELEMENTS:</w:t>
+      </w:r>
+    </w:p>
+    <w:p>
+      <w:pPr>
+        <w:rPr>
+          <w:rFonts w:ascii="Segoe UI" w:hAnsi="Segoe UI" w:cs="Segoe UI"/>
+          <w:color w:val="000000"/>
+          <w:sz w:val="24"/>
+          <w:szCs w:val="24"/>
+          <w:shd w:val="clear" w:color="auto" w:fill="FFFFFF"/>
+        </w:rPr>
+      </w:pPr>
+      <w:r>
+        <w:rPr>
+          <w:rFonts w:ascii="Segoe UI" w:hAnsi="Segoe UI" w:cs="Segoe UI"/>
+          <w:color w:val="000000"/>
+          <w:sz w:val="24"/>
+          <w:szCs w:val="24"/>
+          <w:shd w:val="clear" w:color="auto" w:fill="FFFFFF"/>
+        </w:rPr>
+        <w:t>An HTML element is defined by a start tag, some content, and an end tag</w:t>
+      </w:r>
+      <w:r>
+        <w:rPr>
+          <w:rFonts w:ascii="Segoe UI" w:hAnsi="Segoe UI" w:cs="Segoe UI"/>
+          <w:color w:val="000000"/>
+          <w:sz w:val="24"/>
+          <w:szCs w:val="24"/>
+          <w:shd w:val="clear" w:color="auto" w:fill="FFFFFF"/>
+        </w:rPr>
+        <w:t>.</w:t>
+      </w:r>
+    </w:p>
+    <w:p>
+      <w:pPr>
+        <w:rPr>
+          <w:rFonts w:ascii="Segoe UI" w:hAnsi="Segoe UI" w:cs="Segoe UI"/>
+          <w:color w:val="000000"/>
+          <w:sz w:val="24"/>
+          <w:szCs w:val="24"/>
+          <w:shd w:val="clear" w:color="auto" w:fill="FFFFFF"/>
+        </w:rPr>
+      </w:pPr>
+      <w:r>
+        <w:rPr>
+          <w:rFonts w:ascii="Segoe UI" w:hAnsi="Segoe UI" w:cs="Segoe UI"/>
+          <w:color w:val="000000"/>
+          <w:sz w:val="24"/>
+          <w:szCs w:val="24"/>
+          <w:shd w:val="clear" w:color="auto" w:fill="FFFFFF"/>
+        </w:rPr>
+        <w:t xml:space="preserve">Each HTML program has Nested Elements, such as the &lt;html&gt; has a &lt;body&gt; inside that has a &lt;h1&gt; or &lt;p&gt; inside. </w:t>
+      </w:r>
+      <w:proofErr w:type="gramStart"/>
+      <w:r>
+        <w:rPr>
+          <w:rFonts w:ascii="Segoe UI" w:hAnsi="Segoe UI" w:cs="Segoe UI"/>
+          <w:color w:val="000000"/>
+          <w:sz w:val="24"/>
+          <w:szCs w:val="24"/>
+          <w:shd w:val="clear" w:color="auto" w:fill="FFFFFF"/>
+        </w:rPr>
+        <w:t>Hence</w:t>
+      </w:r>
+      <w:proofErr w:type="gramEnd"/>
+      <w:r>
+        <w:rPr>
+          <w:rFonts w:ascii="Segoe UI" w:hAnsi="Segoe UI" w:cs="Segoe UI"/>
+          <w:color w:val="000000"/>
+          <w:sz w:val="24"/>
+          <w:szCs w:val="24"/>
+          <w:shd w:val="clear" w:color="auto" w:fill="FFFFFF"/>
+        </w:rPr>
+        <w:t xml:space="preserve"> we can say, that body, and html are nested elements.</w:t>
+      </w:r>
+    </w:p>
+    <w:p>
+      <w:pPr>
+        <w:rPr>
+          <w:sz w:val="24"/>
+          <w:szCs w:val="24"/>
+        </w:rPr>
+      </w:pPr>
+      <w:r>
+        <w:rPr>
+          <w:sz w:val="24"/>
+          <w:szCs w:val="24"/>
+        </w:rPr>
+        <w:t>Tags are</w:t>
+      </w:r>
+      <w:r>
+        <w:rPr>
+          <w:sz w:val="24"/>
+          <w:szCs w:val="24"/>
+        </w:rPr>
+        <w:t xml:space="preserve"> not</w:t>
+      </w:r>
+      <w:r>
+        <w:rPr>
+          <w:sz w:val="24"/>
+          <w:szCs w:val="24"/>
+        </w:rPr>
+        <w:t xml:space="preserve"> case sensitive, that means, &lt;P&gt; and &lt;p&gt; are sa</w:t>
+      </w:r>
+      <w:r>
+        <w:rPr>
+          <w:sz w:val="24"/>
+          <w:szCs w:val="24"/>
+        </w:rPr>
+        <w:t>me</w:t>
+      </w:r>
+      <w:r>
+        <w:rPr>
+          <w:sz w:val="24"/>
+          <w:szCs w:val="24"/>
+        </w:rPr>
+        <w:t>.</w:t>
+      </w:r>
+    </w:p>
+    <w:p>
+      <w:pPr>
+        <w:rPr>
+          <w:sz w:val="24"/>
+          <w:szCs w:val="24"/>
+        </w:rPr>
+      </w:pPr>
+      <w:r>
+        <w:rPr>
+          <w:sz w:val="24"/>
+          <w:szCs w:val="24"/>
+        </w:rPr>
+        <w:t>-WE CAN ADD &lt;br&gt; in the middle of a text in a paragraph to move text to the next line.</w:t>
+      </w:r>
+    </w:p>
+    <w:p>
+      <w:pPr>
+        <w:rPr>
+          <w:sz w:val="24"/>
+          <w:szCs w:val="24"/>
+        </w:rPr>
+      </w:pPr>
+    </w:p>
+    <w:p>
+      <w:pPr>
+        <w:rPr>
+          <w:sz w:val="24"/>
+          <w:szCs w:val="24"/>
+        </w:rPr>
+      </w:pPr>
+      <w:r>
+        <w:rPr>
+          <w:sz w:val="24"/>
+          <w:szCs w:val="24"/>
+        </w:rPr>
+        <w:t>-ATTRIBUTES:</w:t>
+      </w:r>
+    </w:p>
+    <w:p>
+      <w:pPr>
+        <w:rPr>
+          <w:sz w:val="24"/>
+          <w:szCs w:val="24"/>
+        </w:rPr>
+      </w:pPr>
+      <w:r>
+        <w:rPr>
+          <w:sz w:val="24"/>
+          <w:szCs w:val="24"/>
+        </w:rPr>
+        <w:t>Provide extra information about the elements.</w:t>
+      </w:r>
+    </w:p>
+    <w:p>
+      <w:pPr>
+        <w:rPr>
+          <w:sz w:val="24"/>
+          <w:szCs w:val="24"/>
+        </w:rPr>
+      </w:pPr>
+      <w:r>
+        <w:rPr>
+          <w:sz w:val="24"/>
+          <w:szCs w:val="24"/>
+        </w:rPr>
+        <w:t>Always provided inside the start tag.</w:t>
+      </w:r>
+      <w:r>
+        <w:rPr>
+          <w:sz w:val="24"/>
+          <w:szCs w:val="24"/>
+        </w:rPr>
+        <w:t xml:space="preserve"> Usually come in name value pairs.</w:t>
+      </w:r>
+    </w:p>
+    <w:p>
+      <w:pPr>
+        <w:rPr>
+          <w:sz w:val="24"/>
+          <w:szCs w:val="24"/>
+        </w:rPr>
+      </w:pPr>
+      <w:r>
+        <w:rPr>
+          <w:sz w:val="24"/>
+          <w:szCs w:val="24"/>
+        </w:rPr>
+        <w:t>e.g:</w:t>
+      </w:r>
+    </w:p>
+    <w:p>
+      <w:pPr>
+        <w:rPr>
+          <w:sz w:val="24"/>
+          <w:szCs w:val="24"/>
+        </w:rPr>
+      </w:pPr>
+      <w:r>
+        <w:rPr>
+          <w:sz w:val="24"/>
+          <w:szCs w:val="24"/>
+        </w:rPr>
+        <w:t>&lt;a&gt; represents a hyperlink, and href stores the destination of the link.</w:t>
+      </w:r>
+    </w:p>
+    <w:p>
+      <w:pPr>
+        <w:rPr>
+          <w:sz w:val="24"/>
+          <w:szCs w:val="24"/>
+        </w:rPr>
+      </w:pPr>
+      <w:r>
+        <w:rPr>
+          <w:sz w:val="24"/>
+          <w:szCs w:val="24"/>
+        </w:rPr>
+        <w:t>&lt;a href = “link”&gt; text &lt;/a&gt;</w:t>
+      </w:r>
+    </w:p>
+    <w:p>
+      <w:pPr>
+        <w:rPr>
+          <w:sz w:val="24"/>
+          <w:szCs w:val="24"/>
+        </w:rPr>
+      </w:pPr>
+    </w:p>
+    <w:p>
+      <w:pPr>
+        <w:rPr>
+          <w:sz w:val="24"/>
+          <w:szCs w:val="24"/>
+        </w:rPr>
+      </w:pPr>
+      <w:r>
+        <w:rPr>
+          <w:sz w:val="24"/>
+          <w:szCs w:val="24"/>
+        </w:rPr>
+        <w:t xml:space="preserve">src is the source attribute for an img. &lt;img&gt; tag is used to embed </w:t>
+      </w:r>
+      <w:proofErr w:type="gramStart"/>
+      <w:r>
+        <w:rPr>
+          <w:sz w:val="24"/>
+          <w:szCs w:val="24"/>
+        </w:rPr>
+        <w:t>a</w:t>
+      </w:r>
+      <w:proofErr w:type="gramEnd"/>
+      <w:r>
+        <w:rPr>
+          <w:sz w:val="24"/>
+          <w:szCs w:val="24"/>
+        </w:rPr>
+        <w:t xml:space="preserve"> image in the html page.</w:t>
+      </w:r>
+    </w:p>
+    <w:p>
+      <w:pPr>
+        <w:rPr>
+          <w:sz w:val="24"/>
+          <w:szCs w:val="24"/>
+        </w:rPr>
+      </w:pPr>
+      <w:r>
+        <w:rPr>
+          <w:sz w:val="24"/>
+          <w:szCs w:val="24"/>
+        </w:rPr>
+        <w:t>&lt;img src=”</w:t>
+      </w:r>
+      <w:r>
+        <w:rPr>
+          <w:sz w:val="24"/>
+          <w:szCs w:val="24"/>
+        </w:rPr>
+        <w:t>URL</w:t>
+      </w:r>
+      <w:r>
+        <w:rPr>
+          <w:sz w:val="24"/>
+          <w:szCs w:val="24"/>
+        </w:rPr>
+        <w:t xml:space="preserve">”&gt;. It does not have </w:t>
+      </w:r>
+      <w:proofErr w:type="spellStart"/>
+      <w:proofErr w:type="gramStart"/>
+      <w:r>
+        <w:rPr>
+          <w:sz w:val="24"/>
+          <w:szCs w:val="24"/>
+        </w:rPr>
+        <w:t>a</w:t>
+      </w:r>
+      <w:proofErr w:type="spellEnd"/>
+      <w:proofErr w:type="gramEnd"/>
+      <w:r>
+        <w:rPr>
+          <w:sz w:val="24"/>
+          <w:szCs w:val="24"/>
+        </w:rPr>
+        <w:t xml:space="preserve"> end tag.</w:t>
+      </w:r>
+    </w:p>
+    <w:p>
+      <w:pPr>
+        <w:rPr>
+          <w:rFonts w:ascii="Segoe UI" w:hAnsi="Segoe UI" w:cs="Segoe UI"/>
+          <w:color w:val="000000"/>
+          <w:shd w:val="clear" w:color="auto" w:fill="FFFFFF"/>
+        </w:rPr>
+      </w:pPr>
+      <w:r>
+        <w:rPr>
+          <w:sz w:val="24"/>
+          <w:szCs w:val="24"/>
+        </w:rPr>
+        <w:lastRenderedPageBreak/>
+        <w:t>There are two ways, absolute URL, that is just a complete link to the image. But this is discouraged as external images often are out of control. The other way is Relative URL. The image is hosted inside the website in this case. And can simply gives its name or path to src.</w:t>
+      </w:r>
+      <w:r>
+        <w:rPr>
+          <w:rFonts w:ascii="Segoe UI" w:hAnsi="Segoe UI" w:cs="Segoe UI"/>
+          <w:color w:val="000000"/>
+          <w:shd w:val="clear" w:color="auto" w:fill="FFFFFF"/>
+        </w:rPr>
+        <w:t xml:space="preserve"> </w:t>
+      </w:r>
+    </w:p>
+    <w:p>
+      <w:pPr>
+        <w:rPr>
+          <w:sz w:val="24"/>
+          <w:szCs w:val="24"/>
+        </w:rPr>
+      </w:pPr>
+      <w:r>
+        <w:rPr>
+          <w:sz w:val="24"/>
+          <w:szCs w:val="24"/>
+        </w:rPr>
+        <w:t>If the URL begins without a slash, it will be relative to the current page. Example: src="img_girl.jpg". If the URL begins with a slash, it will be relative to the domain. Example: src="/images/img_girl.jpg".</w:t>
+      </w:r>
+    </w:p>
+    <w:p>
+      <w:pPr>
+        <w:rPr>
+          <w:sz w:val="24"/>
+          <w:szCs w:val="24"/>
+        </w:rPr>
+      </w:pPr>
+      <w:r>
+        <w:rPr>
+          <w:sz w:val="24"/>
+          <w:szCs w:val="24"/>
+        </w:rPr>
+        <w:t>Width and Height are also taken after src. We can use an alt attribute, to display text alternative to the image, if the image cannot be loaded for some reason.</w:t>
+      </w:r>
+    </w:p>
+    <w:p>
+      <w:pPr>
+        <w:rPr>
+          <w:sz w:val="24"/>
+          <w:szCs w:val="24"/>
+        </w:rPr>
+      </w:pPr>
+    </w:p>
+    <w:p>
+      <w:pPr>
+        <w:rPr>
+          <w:sz w:val="24"/>
+          <w:szCs w:val="24"/>
+        </w:rPr>
+      </w:pPr>
+      <w:r>
+        <w:rPr>
+          <w:sz w:val="24"/>
+          <w:szCs w:val="24"/>
+        </w:rPr>
+        <w:t xml:space="preserve">Style attribute Is added to give style to fonts, </w:t>
+      </w:r>
+      <w:r>
+        <w:rPr>
+          <w:sz w:val="24"/>
+          <w:szCs w:val="24"/>
+        </w:rPr>
+        <w:t>e.g.,</w:t>
+      </w:r>
+      <w:r>
+        <w:rPr>
+          <w:sz w:val="24"/>
+          <w:szCs w:val="24"/>
+        </w:rPr>
+        <w:t xml:space="preserve"> their color.</w:t>
+      </w:r>
+      <w:r>
+        <w:rPr>
+          <w:sz w:val="24"/>
+          <w:szCs w:val="24"/>
+        </w:rPr>
+        <w:t xml:space="preserve"> </w:t>
+      </w:r>
+    </w:p>
+    <w:p>
+      <w:pPr>
+        <w:rPr>
+          <w:sz w:val="24"/>
+          <w:szCs w:val="24"/>
+        </w:rPr>
+      </w:pPr>
+      <w:r>
+        <w:rPr>
+          <w:sz w:val="24"/>
+          <w:szCs w:val="24"/>
+        </w:rPr>
+        <w:t>&lt;p style= “color: red</w:t>
+      </w:r>
+      <w:r>
+        <w:rPr>
+          <w:sz w:val="24"/>
+          <w:szCs w:val="24"/>
+        </w:rPr>
+        <w:t>;</w:t>
+      </w:r>
+      <w:r>
+        <w:rPr>
+          <w:sz w:val="24"/>
+          <w:szCs w:val="24"/>
+        </w:rPr>
+        <w:t>”&gt; this is a red paragraph &lt;/p&gt;.</w:t>
+      </w:r>
+    </w:p>
+    <w:p>
+      <w:pPr>
+        <w:rPr>
+          <w:sz w:val="24"/>
+          <w:szCs w:val="24"/>
+        </w:rPr>
+      </w:pPr>
+    </w:p>
+    <w:p>
+      <w:pPr>
+        <w:rPr>
+          <w:sz w:val="24"/>
+          <w:szCs w:val="24"/>
+        </w:rPr>
+      </w:pPr>
+      <w:r>
+        <w:rPr>
+          <w:sz w:val="24"/>
+          <w:szCs w:val="24"/>
+        </w:rPr>
+        <w:t>Lang attribute for language</w:t>
+      </w:r>
+    </w:p>
+    <w:p>
+      <w:pPr>
+        <w:rPr>
+          <w:sz w:val="24"/>
+          <w:szCs w:val="24"/>
+        </w:rPr>
+      </w:pPr>
+      <w:r>
+        <w:rPr>
+          <w:sz w:val="24"/>
+          <w:szCs w:val="24"/>
+        </w:rPr>
+        <w:t>We can use &lt;html Lang= “</w:t>
+      </w:r>
+      <w:proofErr w:type="spellStart"/>
+      <w:r>
+        <w:rPr>
+          <w:sz w:val="24"/>
+          <w:szCs w:val="24"/>
+        </w:rPr>
+        <w:t>en</w:t>
+      </w:r>
+      <w:proofErr w:type="spellEnd"/>
+      <w:r>
+        <w:rPr>
+          <w:sz w:val="24"/>
+          <w:szCs w:val="24"/>
+        </w:rPr>
+        <w:t xml:space="preserve">”&gt; to declare the language of a webpage. This is meant to assist search engines. We can also use first two for language and last two for country </w:t>
+      </w:r>
+      <w:proofErr w:type="gramStart"/>
+      <w:r>
+        <w:rPr>
+          <w:sz w:val="24"/>
+          <w:szCs w:val="24"/>
+        </w:rPr>
+        <w:t>e.g.</w:t>
+      </w:r>
+      <w:proofErr w:type="gramEnd"/>
+      <w:r>
+        <w:rPr>
+          <w:sz w:val="24"/>
+          <w:szCs w:val="24"/>
+        </w:rPr>
+        <w:t xml:space="preserve"> </w:t>
+      </w:r>
+      <w:proofErr w:type="spellStart"/>
+      <w:r>
+        <w:rPr>
+          <w:sz w:val="24"/>
+          <w:szCs w:val="24"/>
+        </w:rPr>
+        <w:t>en</w:t>
+      </w:r>
+      <w:proofErr w:type="spellEnd"/>
+      <w:r>
+        <w:rPr>
+          <w:sz w:val="24"/>
+          <w:szCs w:val="24"/>
+        </w:rPr>
+        <w:t>-US</w:t>
+      </w:r>
+      <w:r>
+        <w:rPr>
+          <w:sz w:val="24"/>
+          <w:szCs w:val="24"/>
+        </w:rPr>
+        <w:t>.</w:t>
+      </w:r>
+    </w:p>
+    <w:p>
+      <w:pPr>
+        <w:rPr>
+          <w:sz w:val="24"/>
+          <w:szCs w:val="24"/>
+        </w:rPr>
+      </w:pPr>
+    </w:p>
+    <w:p>
+      <w:pPr>
+        <w:rPr>
+          <w:sz w:val="24"/>
+          <w:szCs w:val="24"/>
+        </w:rPr>
+      </w:pPr>
+      <w:r>
+        <w:rPr>
+          <w:sz w:val="24"/>
+          <w:szCs w:val="24"/>
+        </w:rPr>
+        <w:t xml:space="preserve">Title attribute can be used inside a tag, </w:t>
+      </w:r>
+      <w:proofErr w:type="gramStart"/>
+      <w:r>
+        <w:rPr>
+          <w:sz w:val="24"/>
+          <w:szCs w:val="24"/>
+        </w:rPr>
+        <w:t>e.g.</w:t>
+      </w:r>
+      <w:proofErr w:type="gramEnd"/>
+      <w:r>
+        <w:rPr>
+          <w:sz w:val="24"/>
+          <w:szCs w:val="24"/>
+        </w:rPr>
+        <w:t xml:space="preserve"> a paragraph tag. It will work as whenever the mouse will hover it, it will show title text. &lt;p title = “I am </w:t>
+      </w:r>
+      <w:r>
+        <w:rPr>
+          <w:sz w:val="24"/>
+          <w:szCs w:val="24"/>
+        </w:rPr>
+        <w:t>help bar</w:t>
+      </w:r>
+      <w:r>
+        <w:rPr>
+          <w:sz w:val="24"/>
+          <w:szCs w:val="24"/>
+        </w:rPr>
+        <w:t>”&gt; text &lt;/p&gt;.</w:t>
+      </w:r>
+    </w:p>
+    <w:p>
+      <w:pPr>
+        <w:rPr>
+          <w:b/>
+          <w:bCs/>
+          <w:sz w:val="24"/>
+          <w:szCs w:val="24"/>
+        </w:rPr>
+      </w:pPr>
+    </w:p>
+    <w:p>
+      <w:pPr>
+        <w:rPr>
+          <w:b/>
+          <w:bCs/>
+          <w:sz w:val="24"/>
+          <w:szCs w:val="24"/>
+        </w:rPr>
+      </w:pPr>
+      <w:r>
+        <w:rPr>
+          <w:b/>
+          <w:bCs/>
+          <w:sz w:val="24"/>
+          <w:szCs w:val="24"/>
+        </w:rPr>
+        <w:t xml:space="preserve">We </w:t>
+      </w:r>
+      <w:r>
+        <w:rPr>
+          <w:b/>
+          <w:bCs/>
+          <w:sz w:val="24"/>
+          <w:szCs w:val="24"/>
+        </w:rPr>
+        <w:t>must use lowercase</w:t>
+      </w:r>
+      <w:r>
+        <w:rPr>
+          <w:b/>
+          <w:bCs/>
+          <w:sz w:val="24"/>
+          <w:szCs w:val="24"/>
+        </w:rPr>
+        <w:t xml:space="preserve"> tags</w:t>
+      </w:r>
+      <w:r>
+        <w:rPr>
+          <w:b/>
+          <w:bCs/>
+          <w:sz w:val="24"/>
+          <w:szCs w:val="24"/>
+        </w:rPr>
+        <w:t>, as they are recommended.</w:t>
+      </w:r>
+      <w:r>
+        <w:rPr>
+          <w:b/>
+          <w:bCs/>
+          <w:sz w:val="24"/>
+          <w:szCs w:val="24"/>
+        </w:rPr>
+        <w:t xml:space="preserve"> Html also doesn’t require quotes around attribute value but that is also professionally suggested.</w:t>
+      </w:r>
+      <w:r>
+        <w:rPr>
+          <w:b/>
+          <w:bCs/>
+          <w:sz w:val="24"/>
+          <w:szCs w:val="24"/>
+        </w:rPr>
+        <w:t xml:space="preserve"> Both single and double quotes can be used, try to use double, but if the text has one type, use the other type.</w:t>
+      </w:r>
+    </w:p>
+    <w:p>
+      <w:pPr>
+        <w:rPr>
+          <w:sz w:val="24"/>
+          <w:szCs w:val="24"/>
+        </w:rPr>
+      </w:pPr>
+    </w:p>
+    <w:p>
+      <w:pPr>
+        <w:rPr>
+          <w:sz w:val="24"/>
+          <w:szCs w:val="24"/>
         </w:rPr>
       </w:pPr>
     </w:p>
@@ -1673,10 +2850,28 @@
     <w:name w:val="Normal"/>
     <w:qFormat/>
   </w:style>
+  <w:style w:type="paragraph" w:styleId="Heading3">
+    <w:name w:val="heading 3"/>
+    <w:basedOn w:val="Normal"/>
+    <w:link w:val="Heading3Char"/>
+    <w:uiPriority w:val="9"/>
+    <w:qFormat/>
+    <w:rsid w:val="00A62D8B"/>
+    <w:pPr>
+      <w:spacing w:before="100" w:beforeAutospacing="1" w:after="100" w:afterAutospacing="1" w:line="240" w:lineRule="auto"/>
+      <w:outlineLvl w:val="2"/>
+    </w:pPr>
+    <w:rPr>
+      <w:rFonts w:ascii="Times New Roman" w:eastAsia="Times New Roman" w:hAnsi="Times New Roman" w:cs="Times New Roman"/>
+      <w:b/>
+      <w:bCs/>
+      <w:sz w:val="27"/>
+      <w:szCs w:val="27"/>
+    </w:rPr>
+  </w:style>
   <w:style w:type="character" w:default="1" w:styleId="DefaultParagraphFont">
     <w:name w:val="Default Paragraph Font"/>
     <w:uiPriority w:val="1"/>
-    <w:semiHidden/>
     <w:unhideWhenUsed/>
   </w:style>
   <w:style w:type="table" w:default="1" w:styleId="TableNormal">
@@ -1727,6 +2922,46 @@
     <w:name w:val="tagcolor"/>
     <w:basedOn w:val="DefaultParagraphFont"/>
     <w:rsid w:val="00906B22"/>
+  </w:style>
+  <w:style w:type="character" w:customStyle="1" w:styleId="Heading3Char">
+    <w:name w:val="Heading 3 Char"/>
+    <w:basedOn w:val="DefaultParagraphFont"/>
+    <w:link w:val="Heading3"/>
+    <w:uiPriority w:val="9"/>
+    <w:rsid w:val="00A62D8B"/>
+    <w:rPr>
+      <w:rFonts w:ascii="Times New Roman" w:eastAsia="Times New Roman" w:hAnsi="Times New Roman" w:cs="Times New Roman"/>
+      <w:b/>
+      <w:bCs/>
+      <w:sz w:val="27"/>
+      <w:szCs w:val="27"/>
+    </w:rPr>
+  </w:style>
+  <w:style w:type="paragraph" w:styleId="NormalWeb">
+    <w:name w:val="Normal (Web)"/>
+    <w:basedOn w:val="Normal"/>
+    <w:uiPriority w:val="99"/>
+    <w:semiHidden/>
+    <w:unhideWhenUsed/>
+    <w:rsid w:val="00A62D8B"/>
+    <w:pPr>
+      <w:spacing w:before="100" w:beforeAutospacing="1" w:after="100" w:afterAutospacing="1" w:line="240" w:lineRule="auto"/>
+    </w:pPr>
+    <w:rPr>
+      <w:rFonts w:ascii="Times New Roman" w:eastAsia="Times New Roman" w:hAnsi="Times New Roman" w:cs="Times New Roman"/>
+      <w:sz w:val="24"/>
+      <w:szCs w:val="24"/>
+    </w:rPr>
+  </w:style>
+  <w:style w:type="character" w:customStyle="1" w:styleId="attributecolor">
+    <w:name w:val="attributecolor"/>
+    <w:basedOn w:val="DefaultParagraphFont"/>
+    <w:rsid w:val="00A62D8B"/>
+  </w:style>
+  <w:style w:type="character" w:customStyle="1" w:styleId="attributevaluecolor">
+    <w:name w:val="attributevaluecolor"/>
+    <w:basedOn w:val="DefaultParagraphFont"/>
+    <w:rsid w:val="00A62D8B"/>
   </w:style>
 </w:styles>
 </file>

--- a/HTML Notes.docx
+++ b/HTML Notes.docx
@@ -744,18 +744,7 @@
           <w:szCs w:val="24"/>
           <w:shd w:val="clear" w:color="auto" w:fill="FFFFFF"/>
         </w:rPr>
-        <w:t xml:space="preserve">My first </w:t>
-      </w:r>
-      <w:proofErr w:type="gramStart"/>
-      <w:r>
-        <w:rPr>
-          <w:rFonts w:ascii="Consolas" w:hAnsi="Consolas"/>
-          <w:color w:val="000000"/>
-          <w:sz w:val="24"/>
-          <w:szCs w:val="24"/>
-          <w:shd w:val="clear" w:color="auto" w:fill="FFFFFF"/>
-        </w:rPr>
-        <w:t>paragraph.</w:t>
+        <w:t>My first paragraph.</w:t>
       </w:r>
       <w:r>
         <w:rPr>
@@ -767,7 +756,6 @@
         </w:rPr>
         <w:t>&lt;</w:t>
       </w:r>
-      <w:proofErr w:type="gramEnd"/>
       <w:r>
         <w:rPr>
           <w:rStyle w:val="tagnamecolor"/>
@@ -907,29 +895,18 @@
           <w:shd w:val="clear" w:color="auto" w:fill="FFFFFF"/>
         </w:rPr>
       </w:pPr>
-    </w:p>
-    <w:p>
-      <w:pPr>
-        <w:rPr>
-          <w:rFonts w:ascii="Segoe UI" w:hAnsi="Segoe UI" w:cs="Segoe UI"/>
-          <w:color w:val="000000"/>
-          <w:sz w:val="24"/>
-          <w:szCs w:val="24"/>
-          <w:shd w:val="clear" w:color="auto" w:fill="FFFFFF"/>
-        </w:rPr>
-      </w:pPr>
       <w:r>
         <w:rPr>
           <w:noProof/>
         </w:rPr>
         <w:drawing>
-          <wp:anchor distT="0" distB="0" distL="114300" distR="114300" simplePos="0" relativeHeight="251658240" behindDoc="1" locked="0" layoutInCell="1" allowOverlap="1" wp14:anchorId="1537AE1C" wp14:editId="1DA0A1A1">
+          <wp:anchor distT="0" distB="0" distL="114300" distR="114300" simplePos="0" relativeHeight="251658240" behindDoc="1" locked="0" layoutInCell="1" allowOverlap="1" wp14:anchorId="1537AE1C" wp14:editId="3BC18F9C">
             <wp:simplePos x="0" y="0"/>
             <wp:positionH relativeFrom="margin">
-              <wp:align>left</wp:align>
+              <wp:align>center</wp:align>
             </wp:positionH>
             <wp:positionV relativeFrom="paragraph">
-              <wp:posOffset>-241935</wp:posOffset>
+              <wp:posOffset>78105</wp:posOffset>
             </wp:positionV>
             <wp:extent cx="5848350" cy="3370580"/>
             <wp:effectExtent l="0" t="0" r="0" b="1270"/>
@@ -1096,6 +1073,17 @@
           <w:shd w:val="clear" w:color="auto" w:fill="FFFFFF"/>
         </w:rPr>
       </w:pPr>
+    </w:p>
+    <w:p>
+      <w:pPr>
+        <w:rPr>
+          <w:rFonts w:ascii="Segoe UI" w:hAnsi="Segoe UI" w:cs="Segoe UI"/>
+          <w:color w:val="000000"/>
+          <w:sz w:val="24"/>
+          <w:szCs w:val="24"/>
+          <w:shd w:val="clear" w:color="auto" w:fill="FFFFFF"/>
+        </w:rPr>
+      </w:pPr>
       <w:r>
         <w:rPr>
           <w:rFonts w:ascii="Segoe UI" w:hAnsi="Segoe UI" w:cs="Segoe UI"/>
@@ -1626,18 +1614,16 @@
         </w:rPr>
         <w:t xml:space="preserve">Each HTML program has Nested Elements, such as the &lt;html&gt; has a &lt;body&gt; inside that has a &lt;h1&gt; or &lt;p&gt; inside. </w:t>
       </w:r>
-      <w:proofErr w:type="gramStart"/>
-      <w:r>
-        <w:rPr>
-          <w:rFonts w:ascii="Segoe UI" w:hAnsi="Segoe UI" w:cs="Segoe UI"/>
-          <w:color w:val="000000"/>
-          <w:sz w:val="24"/>
-          <w:szCs w:val="24"/>
-          <w:shd w:val="clear" w:color="auto" w:fill="FFFFFF"/>
-        </w:rPr>
-        <w:t>Hence</w:t>
-      </w:r>
-      <w:proofErr w:type="gramEnd"/>
+      <w:r>
+        <w:rPr>
+          <w:rFonts w:ascii="Segoe UI" w:hAnsi="Segoe UI" w:cs="Segoe UI"/>
+          <w:color w:val="000000"/>
+          <w:sz w:val="24"/>
+          <w:szCs w:val="24"/>
+          <w:shd w:val="clear" w:color="auto" w:fill="FFFFFF"/>
+        </w:rPr>
+        <w:t>Hence,</w:t>
+      </w:r>
       <w:r>
         <w:rPr>
           <w:rFonts w:ascii="Segoe UI" w:hAnsi="Segoe UI" w:cs="Segoe UI"/>
@@ -1832,23 +1818,7 @@
           <w:sz w:val="24"/>
           <w:szCs w:val="24"/>
         </w:rPr>
-        <w:t xml:space="preserve">src is the source attribute for an img. &lt;img&gt; tag is used to embed </w:t>
-      </w:r>
-      <w:proofErr w:type="gramStart"/>
-      <w:r>
-        <w:rPr>
-          <w:sz w:val="24"/>
-          <w:szCs w:val="24"/>
-        </w:rPr>
-        <w:t>a</w:t>
-      </w:r>
-      <w:proofErr w:type="gramEnd"/>
-      <w:r>
-        <w:rPr>
-          <w:sz w:val="24"/>
-          <w:szCs w:val="24"/>
-        </w:rPr>
-        <w:t xml:space="preserve"> image in the html page.</w:t>
+        <w:t>src is the source attribute for an img. &lt;img&gt; tag is used to embed a image in the html page.</w:t>
       </w:r>
     </w:p>
     <w:p>
@@ -1877,25 +1847,7 @@
           <w:sz w:val="24"/>
           <w:szCs w:val="24"/>
         </w:rPr>
-        <w:t xml:space="preserve">”&gt;. It does not have </w:t>
-      </w:r>
-      <w:proofErr w:type="spellStart"/>
-      <w:proofErr w:type="gramStart"/>
-      <w:r>
-        <w:rPr>
-          <w:sz w:val="24"/>
-          <w:szCs w:val="24"/>
-        </w:rPr>
-        <w:t>a</w:t>
-      </w:r>
-      <w:proofErr w:type="spellEnd"/>
-      <w:proofErr w:type="gramEnd"/>
-      <w:r>
-        <w:rPr>
-          <w:sz w:val="24"/>
-          <w:szCs w:val="24"/>
-        </w:rPr>
-        <w:t xml:space="preserve"> end tag.</w:t>
+        <w:t>”&gt;. It does not have a end tag.</w:t>
       </w:r>
     </w:p>
     <w:p>
@@ -2061,55 +2013,7 @@
           <w:sz w:val="24"/>
           <w:szCs w:val="24"/>
         </w:rPr>
-        <w:t>We can use &lt;html Lang= “</w:t>
-      </w:r>
-      <w:proofErr w:type="spellStart"/>
-      <w:r>
-        <w:rPr>
-          <w:sz w:val="24"/>
-          <w:szCs w:val="24"/>
-        </w:rPr>
-        <w:t>en</w:t>
-      </w:r>
-      <w:proofErr w:type="spellEnd"/>
-      <w:r>
-        <w:rPr>
-          <w:sz w:val="24"/>
-          <w:szCs w:val="24"/>
-        </w:rPr>
-        <w:t xml:space="preserve">”&gt; to declare the language of a webpage. This is meant to assist search engines. We can also use first two for language and last two for country </w:t>
-      </w:r>
-      <w:proofErr w:type="gramStart"/>
-      <w:r>
-        <w:rPr>
-          <w:sz w:val="24"/>
-          <w:szCs w:val="24"/>
-        </w:rPr>
-        <w:t>e.g.</w:t>
-      </w:r>
-      <w:proofErr w:type="gramEnd"/>
-      <w:r>
-        <w:rPr>
-          <w:sz w:val="24"/>
-          <w:szCs w:val="24"/>
-        </w:rPr>
-        <w:t xml:space="preserve"> </w:t>
-      </w:r>
-      <w:proofErr w:type="spellStart"/>
-      <w:r>
-        <w:rPr>
-          <w:sz w:val="24"/>
-          <w:szCs w:val="24"/>
-        </w:rPr>
-        <w:t>en</w:t>
-      </w:r>
-      <w:proofErr w:type="spellEnd"/>
-      <w:r>
-        <w:rPr>
-          <w:sz w:val="24"/>
-          <w:szCs w:val="24"/>
-        </w:rPr>
-        <w:t>-US</w:t>
+        <w:t>We can use &lt;html Lang= “en”&gt; to declare the language of a webpage. This is meant to assist search engines. We can also use first two for language and last two for country e.g. en-US</w:t>
       </w:r>
       <w:r>
         <w:rPr>
@@ -2139,23 +2043,7 @@
           <w:sz w:val="24"/>
           <w:szCs w:val="24"/>
         </w:rPr>
-        <w:t xml:space="preserve">Title attribute can be used inside a tag, </w:t>
-      </w:r>
-      <w:proofErr w:type="gramStart"/>
-      <w:r>
-        <w:rPr>
-          <w:sz w:val="24"/>
-          <w:szCs w:val="24"/>
-        </w:rPr>
-        <w:t>e.g.</w:t>
-      </w:r>
-      <w:proofErr w:type="gramEnd"/>
-      <w:r>
-        <w:rPr>
-          <w:sz w:val="24"/>
-          <w:szCs w:val="24"/>
-        </w:rPr>
-        <w:t xml:space="preserve"> a paragraph tag. It will work as whenever the mouse will hover it, it will show title text. &lt;p title = “I am </w:t>
+        <w:t xml:space="preserve">Title attribute can be used inside a tag, e.g. a paragraph tag. It will work as whenever the mouse will hover it, it will show title text. &lt;p title = “I am </w:t>
       </w:r>
       <w:r>
         <w:rPr>
@@ -2253,6 +2141,28 @@
           <w:szCs w:val="24"/>
         </w:rPr>
       </w:pPr>
+      <w:r>
+        <w:rPr>
+          <w:sz w:val="24"/>
+          <w:szCs w:val="24"/>
+        </w:rPr>
+        <w:t xml:space="preserve"> -HEADINGS:</w:t>
+      </w:r>
+    </w:p>
+    <w:p>
+      <w:pPr>
+        <w:rPr>
+          <w:sz w:val="24"/>
+          <w:szCs w:val="24"/>
+        </w:rPr>
+      </w:pPr>
+      <w:r>
+        <w:rPr>
+          <w:sz w:val="24"/>
+          <w:szCs w:val="24"/>
+        </w:rPr>
+        <w:t>We can use them with the style attribute to change the size and font color etc.</w:t>
+      </w:r>
     </w:p>
     <w:p>
       <w:pPr>

--- a/HTML Notes.docx
+++ b/HTML Notes.docx
@@ -44,8 +44,8 @@
         <w:rPr>
           <w:rFonts w:ascii="Consolas" w:eastAsia="Times New Roman" w:hAnsi="Consolas" w:cs="Courier New"/>
           <w:color w:val="DC143C"/>
-          <w:sz w:val="20"/>
-          <w:szCs w:val="20"/>
+          <w:sz w:val="24"/>
+          <w:szCs w:val="24"/>
         </w:rPr>
         <w:t>&lt;!DOCTYPE html&gt;</w:t>
       </w:r>
@@ -86,8 +86,8 @@
         <w:rPr>
           <w:rFonts w:ascii="Consolas" w:eastAsia="Times New Roman" w:hAnsi="Consolas" w:cs="Courier New"/>
           <w:color w:val="DC143C"/>
-          <w:sz w:val="20"/>
-          <w:szCs w:val="20"/>
+          <w:sz w:val="24"/>
+          <w:szCs w:val="24"/>
         </w:rPr>
         <w:t>&lt;html&gt;</w:t>
       </w:r>
@@ -128,8 +128,8 @@
         <w:rPr>
           <w:rFonts w:ascii="Consolas" w:eastAsia="Times New Roman" w:hAnsi="Consolas" w:cs="Courier New"/>
           <w:color w:val="DC143C"/>
-          <w:sz w:val="20"/>
-          <w:szCs w:val="20"/>
+          <w:sz w:val="24"/>
+          <w:szCs w:val="24"/>
         </w:rPr>
         <w:t>&lt;head&gt;</w:t>
       </w:r>
@@ -170,8 +170,8 @@
         <w:rPr>
           <w:rFonts w:ascii="Consolas" w:eastAsia="Times New Roman" w:hAnsi="Consolas" w:cs="Courier New"/>
           <w:color w:val="DC143C"/>
-          <w:sz w:val="20"/>
-          <w:szCs w:val="20"/>
+          <w:sz w:val="24"/>
+          <w:szCs w:val="24"/>
         </w:rPr>
         <w:t>&lt;title&gt;</w:t>
       </w:r>
@@ -212,8 +212,8 @@
         <w:rPr>
           <w:rFonts w:ascii="Consolas" w:eastAsia="Times New Roman" w:hAnsi="Consolas" w:cs="Courier New"/>
           <w:color w:val="DC143C"/>
-          <w:sz w:val="20"/>
-          <w:szCs w:val="20"/>
+          <w:sz w:val="24"/>
+          <w:szCs w:val="24"/>
         </w:rPr>
         <w:t>&lt;body&gt;</w:t>
       </w:r>
@@ -254,8 +254,8 @@
         <w:rPr>
           <w:rFonts w:ascii="Consolas" w:eastAsia="Times New Roman" w:hAnsi="Consolas" w:cs="Courier New"/>
           <w:color w:val="DC143C"/>
-          <w:sz w:val="20"/>
-          <w:szCs w:val="20"/>
+          <w:sz w:val="24"/>
+          <w:szCs w:val="24"/>
         </w:rPr>
         <w:t>&lt;h1&gt;</w:t>
       </w:r>
@@ -296,8 +296,8 @@
         <w:rPr>
           <w:rFonts w:ascii="Consolas" w:eastAsia="Times New Roman" w:hAnsi="Consolas" w:cs="Courier New"/>
           <w:color w:val="DC143C"/>
-          <w:sz w:val="20"/>
-          <w:szCs w:val="20"/>
+          <w:sz w:val="24"/>
+          <w:szCs w:val="24"/>
         </w:rPr>
         <w:t>&lt;p&gt;</w:t>
       </w:r>
@@ -744,7 +744,18 @@
           <w:szCs w:val="24"/>
           <w:shd w:val="clear" w:color="auto" w:fill="FFFFFF"/>
         </w:rPr>
-        <w:t>My first paragraph.</w:t>
+        <w:t xml:space="preserve">My first </w:t>
+      </w:r>
+      <w:proofErr w:type="gramStart"/>
+      <w:r>
+        <w:rPr>
+          <w:rFonts w:ascii="Consolas" w:hAnsi="Consolas"/>
+          <w:color w:val="000000"/>
+          <w:sz w:val="24"/>
+          <w:szCs w:val="24"/>
+          <w:shd w:val="clear" w:color="auto" w:fill="FFFFFF"/>
+        </w:rPr>
+        <w:t>paragraph.</w:t>
       </w:r>
       <w:r>
         <w:rPr>
@@ -756,6 +767,7 @@
         </w:rPr>
         <w:t>&lt;</w:t>
       </w:r>
+      <w:proofErr w:type="gramEnd"/>
       <w:r>
         <w:rPr>
           <w:rStyle w:val="tagnamecolor"/>
@@ -898,6 +910,8 @@
       <w:r>
         <w:rPr>
           <w:noProof/>
+          <w:sz w:val="24"/>
+          <w:szCs w:val="24"/>
         </w:rPr>
         <w:drawing>
           <wp:anchor distT="0" distB="0" distL="114300" distR="114300" simplePos="0" relativeHeight="251658240" behindDoc="1" locked="0" layoutInCell="1" allowOverlap="1" wp14:anchorId="1537AE1C" wp14:editId="3BC18F9C">
@@ -1376,16 +1390,16 @@
         <w:rPr>
           <w:rFonts w:ascii="Segoe UI" w:eastAsia="Times New Roman" w:hAnsi="Segoe UI" w:cs="Segoe UI"/>
           <w:color w:val="000000"/>
-          <w:sz w:val="36"/>
-          <w:szCs w:val="36"/>
+          <w:sz w:val="24"/>
+          <w:szCs w:val="24"/>
         </w:rPr>
       </w:pPr>
       <w:r>
         <w:rPr>
           <w:rFonts w:ascii="Segoe UI" w:eastAsia="Times New Roman" w:hAnsi="Segoe UI" w:cs="Segoe UI"/>
           <w:color w:val="000000"/>
-          <w:sz w:val="36"/>
-          <w:szCs w:val="36"/>
+          <w:sz w:val="24"/>
+          <w:szCs w:val="24"/>
         </w:rPr>
         <w:t>Example</w:t>
       </w:r>
@@ -1403,16 +1417,16 @@
         <w:rPr>
           <w:rFonts w:ascii="Consolas" w:eastAsia="Times New Roman" w:hAnsi="Consolas" w:cs="Segoe UI"/>
           <w:color w:val="000000"/>
-          <w:sz w:val="23"/>
-          <w:szCs w:val="23"/>
+          <w:sz w:val="24"/>
+          <w:szCs w:val="24"/>
         </w:rPr>
       </w:pPr>
       <w:r>
         <w:rPr>
           <w:rFonts w:ascii="Consolas" w:eastAsia="Times New Roman" w:hAnsi="Consolas" w:cs="Segoe UI"/>
           <w:color w:val="999999"/>
-          <w:sz w:val="23"/>
-          <w:szCs w:val="23"/>
+          <w:sz w:val="24"/>
+          <w:szCs w:val="24"/>
         </w:rPr>
         <w:t>&lt;</w:t>
       </w:r>
@@ -1420,8 +1434,8 @@
         <w:rPr>
           <w:rFonts w:ascii="Consolas" w:eastAsia="Times New Roman" w:hAnsi="Consolas" w:cs="Segoe UI"/>
           <w:color w:val="990055"/>
-          <w:sz w:val="23"/>
-          <w:szCs w:val="23"/>
+          <w:sz w:val="24"/>
+          <w:szCs w:val="24"/>
         </w:rPr>
         <w:t>img</w:t>
       </w:r>
@@ -1429,8 +1443,8 @@
         <w:rPr>
           <w:rFonts w:ascii="Consolas" w:eastAsia="Times New Roman" w:hAnsi="Consolas" w:cs="Segoe UI"/>
           <w:color w:val="008000"/>
-          <w:sz w:val="23"/>
-          <w:szCs w:val="23"/>
+          <w:sz w:val="24"/>
+          <w:szCs w:val="24"/>
         </w:rPr>
         <w:t> src</w:t>
       </w:r>
@@ -1438,8 +1452,8 @@
         <w:rPr>
           <w:rFonts w:ascii="Consolas" w:eastAsia="Times New Roman" w:hAnsi="Consolas" w:cs="Segoe UI"/>
           <w:color w:val="005CC5"/>
-          <w:sz w:val="23"/>
-          <w:szCs w:val="23"/>
+          <w:sz w:val="24"/>
+          <w:szCs w:val="24"/>
         </w:rPr>
         <w:t>="w3schools.jpg"</w:t>
       </w:r>
@@ -1447,8 +1461,8 @@
         <w:rPr>
           <w:rFonts w:ascii="Consolas" w:eastAsia="Times New Roman" w:hAnsi="Consolas" w:cs="Segoe UI"/>
           <w:color w:val="008000"/>
-          <w:sz w:val="23"/>
-          <w:szCs w:val="23"/>
+          <w:sz w:val="24"/>
+          <w:szCs w:val="24"/>
         </w:rPr>
         <w:t> alt</w:t>
       </w:r>
@@ -1456,8 +1470,8 @@
         <w:rPr>
           <w:rFonts w:ascii="Consolas" w:eastAsia="Times New Roman" w:hAnsi="Consolas" w:cs="Segoe UI"/>
           <w:color w:val="005CC5"/>
-          <w:sz w:val="23"/>
-          <w:szCs w:val="23"/>
+          <w:sz w:val="24"/>
+          <w:szCs w:val="24"/>
         </w:rPr>
         <w:t>="W3Schools.com"</w:t>
       </w:r>
@@ -1465,8 +1479,8 @@
         <w:rPr>
           <w:rFonts w:ascii="Consolas" w:eastAsia="Times New Roman" w:hAnsi="Consolas" w:cs="Segoe UI"/>
           <w:color w:val="008000"/>
-          <w:sz w:val="23"/>
-          <w:szCs w:val="23"/>
+          <w:sz w:val="24"/>
+          <w:szCs w:val="24"/>
         </w:rPr>
         <w:t> width</w:t>
       </w:r>
@@ -1474,8 +1488,8 @@
         <w:rPr>
           <w:rFonts w:ascii="Consolas" w:eastAsia="Times New Roman" w:hAnsi="Consolas" w:cs="Segoe UI"/>
           <w:color w:val="005CC5"/>
-          <w:sz w:val="23"/>
-          <w:szCs w:val="23"/>
+          <w:sz w:val="24"/>
+          <w:szCs w:val="24"/>
         </w:rPr>
         <w:t>="104"</w:t>
       </w:r>
@@ -1483,8 +1497,8 @@
         <w:rPr>
           <w:rFonts w:ascii="Consolas" w:eastAsia="Times New Roman" w:hAnsi="Consolas" w:cs="Segoe UI"/>
           <w:color w:val="008000"/>
-          <w:sz w:val="23"/>
-          <w:szCs w:val="23"/>
+          <w:sz w:val="24"/>
+          <w:szCs w:val="24"/>
         </w:rPr>
         <w:t> height</w:t>
       </w:r>
@@ -1492,8 +1506,8 @@
         <w:rPr>
           <w:rFonts w:ascii="Consolas" w:eastAsia="Times New Roman" w:hAnsi="Consolas" w:cs="Segoe UI"/>
           <w:color w:val="005CC5"/>
-          <w:sz w:val="23"/>
-          <w:szCs w:val="23"/>
+          <w:sz w:val="24"/>
+          <w:szCs w:val="24"/>
         </w:rPr>
         <w:t>="142"</w:t>
       </w:r>
@@ -1501,8 +1515,8 @@
         <w:rPr>
           <w:rFonts w:ascii="Consolas" w:eastAsia="Times New Roman" w:hAnsi="Consolas" w:cs="Segoe UI"/>
           <w:color w:val="999999"/>
-          <w:sz w:val="23"/>
-          <w:szCs w:val="23"/>
+          <w:sz w:val="24"/>
+          <w:szCs w:val="24"/>
         </w:rPr>
         <w:t>&gt;</w:t>
       </w:r>
@@ -1512,6 +1526,8 @@
         <w:rPr>
           <w:rFonts w:ascii="Segoe UI" w:hAnsi="Segoe UI" w:cs="Segoe UI"/>
           <w:color w:val="000000"/>
+          <w:sz w:val="24"/>
+          <w:szCs w:val="24"/>
           <w:shd w:val="clear" w:color="auto" w:fill="FFFFFF"/>
         </w:rPr>
       </w:pPr>
@@ -1526,6 +1542,8 @@
         <w:rPr>
           <w:rFonts w:ascii="Segoe UI" w:hAnsi="Segoe UI" w:cs="Segoe UI"/>
           <w:color w:val="000000"/>
+          <w:sz w:val="24"/>
+          <w:szCs w:val="24"/>
           <w:shd w:val="clear" w:color="auto" w:fill="FFFFFF"/>
         </w:rPr>
         <w:t>Click CTRL + U in an HTML page, or right-click on the page and select "View Page Source". This will open a new tab containing the HTML source code of the page.</w:t>
@@ -1818,7 +1836,25 @@
           <w:sz w:val="24"/>
           <w:szCs w:val="24"/>
         </w:rPr>
-        <w:t>src is the source attribute for an img. &lt;img&gt; tag is used to embed a image in the html page.</w:t>
+        <w:t xml:space="preserve">src is the source attribute for an img. &lt;img&gt; tag is used to embed </w:t>
+      </w:r>
+      <w:proofErr w:type="spellStart"/>
+      <w:proofErr w:type="gramStart"/>
+      <w:r>
+        <w:rPr>
+          <w:sz w:val="24"/>
+          <w:szCs w:val="24"/>
+        </w:rPr>
+        <w:t>a</w:t>
+      </w:r>
+      <w:proofErr w:type="spellEnd"/>
+      <w:proofErr w:type="gramEnd"/>
+      <w:r>
+        <w:rPr>
+          <w:sz w:val="24"/>
+          <w:szCs w:val="24"/>
+        </w:rPr>
+        <w:t xml:space="preserve"> image in the html page.</w:t>
       </w:r>
     </w:p>
     <w:p>
@@ -1847,14 +1883,30 @@
           <w:sz w:val="24"/>
           <w:szCs w:val="24"/>
         </w:rPr>
-        <w:t>”&gt;. It does not have a end tag.</w:t>
-      </w:r>
-    </w:p>
-    <w:p>
-      <w:pPr>
-        <w:rPr>
-          <w:rFonts w:ascii="Segoe UI" w:hAnsi="Segoe UI" w:cs="Segoe UI"/>
-          <w:color w:val="000000"/>
+        <w:t xml:space="preserve">”&gt;. It does not have </w:t>
+      </w:r>
+      <w:r>
+        <w:rPr>
+          <w:sz w:val="24"/>
+          <w:szCs w:val="24"/>
+        </w:rPr>
+        <w:t>an</w:t>
+      </w:r>
+      <w:r>
+        <w:rPr>
+          <w:sz w:val="24"/>
+          <w:szCs w:val="24"/>
+        </w:rPr>
+        <w:t xml:space="preserve"> end tag.</w:t>
+      </w:r>
+    </w:p>
+    <w:p>
+      <w:pPr>
+        <w:rPr>
+          <w:rFonts w:ascii="Segoe UI" w:hAnsi="Segoe UI" w:cs="Segoe UI"/>
+          <w:color w:val="000000"/>
+          <w:sz w:val="24"/>
+          <w:szCs w:val="24"/>
           <w:shd w:val="clear" w:color="auto" w:fill="FFFFFF"/>
         </w:rPr>
       </w:pPr>
@@ -1864,12 +1916,28 @@
           <w:szCs w:val="24"/>
         </w:rPr>
         <w:lastRenderedPageBreak/>
-        <w:t>There are two ways, absolute URL, that is just a complete link to the image. But this is discouraged as external images often are out of control. The other way is Relative URL. The image is hosted inside the website in this case. And can simply gives its name or path to src.</w:t>
-      </w:r>
-      <w:r>
-        <w:rPr>
-          <w:rFonts w:ascii="Segoe UI" w:hAnsi="Segoe UI" w:cs="Segoe UI"/>
-          <w:color w:val="000000"/>
+        <w:t xml:space="preserve">There are two ways, absolute URL, that is just a complete link to the image. But this is discouraged as external images often are out of control. The other way is Relative URL. The image is hosted inside the website in this case. And can simply </w:t>
+      </w:r>
+      <w:r>
+        <w:rPr>
+          <w:sz w:val="24"/>
+          <w:szCs w:val="24"/>
+        </w:rPr>
+        <w:t>give</w:t>
+      </w:r>
+      <w:r>
+        <w:rPr>
+          <w:sz w:val="24"/>
+          <w:szCs w:val="24"/>
+        </w:rPr>
+        <w:t xml:space="preserve"> its name or path to src.</w:t>
+      </w:r>
+      <w:r>
+        <w:rPr>
+          <w:rFonts w:ascii="Segoe UI" w:hAnsi="Segoe UI" w:cs="Segoe UI"/>
+          <w:color w:val="000000"/>
+          <w:sz w:val="24"/>
+          <w:szCs w:val="24"/>
           <w:shd w:val="clear" w:color="auto" w:fill="FFFFFF"/>
         </w:rPr>
         <w:t xml:space="preserve"> </w:t>
@@ -2000,20 +2068,73 @@
         </w:rPr>
         <w:t>Lang attribute for language</w:t>
       </w:r>
-    </w:p>
-    <w:p>
-      <w:pPr>
-        <w:rPr>
-          <w:sz w:val="24"/>
-          <w:szCs w:val="24"/>
-        </w:rPr>
-      </w:pPr>
-      <w:r>
-        <w:rPr>
-          <w:sz w:val="24"/>
-          <w:szCs w:val="24"/>
-        </w:rPr>
-        <w:t>We can use &lt;html Lang= “en”&gt; to declare the language of a webpage. This is meant to assist search engines. We can also use first two for language and last two for country e.g. en-US</w:t>
+      <w:r>
+        <w:rPr>
+          <w:sz w:val="24"/>
+          <w:szCs w:val="24"/>
+        </w:rPr>
+        <w:tab/>
+      </w:r>
+    </w:p>
+    <w:p>
+      <w:pPr>
+        <w:rPr>
+          <w:sz w:val="24"/>
+          <w:szCs w:val="24"/>
+        </w:rPr>
+      </w:pPr>
+      <w:r>
+        <w:rPr>
+          <w:sz w:val="24"/>
+          <w:szCs w:val="24"/>
+        </w:rPr>
+        <w:t>We can use &lt;html Lang= “</w:t>
+      </w:r>
+      <w:proofErr w:type="spellStart"/>
+      <w:r>
+        <w:rPr>
+          <w:sz w:val="24"/>
+          <w:szCs w:val="24"/>
+        </w:rPr>
+        <w:t>en</w:t>
+      </w:r>
+      <w:proofErr w:type="spellEnd"/>
+      <w:r>
+        <w:rPr>
+          <w:sz w:val="24"/>
+          <w:szCs w:val="24"/>
+        </w:rPr>
+        <w:t xml:space="preserve">”&gt; to declare the language of a webpage. This is meant to assist search engines. We can also use first two for language and last two for country </w:t>
+      </w:r>
+      <w:r>
+        <w:rPr>
+          <w:sz w:val="24"/>
+          <w:szCs w:val="24"/>
+        </w:rPr>
+        <w:t>e.g,</w:t>
+      </w:r>
+      <w:r>
+        <w:rPr>
+          <w:sz w:val="24"/>
+          <w:szCs w:val="24"/>
+        </w:rPr>
+        <w:t xml:space="preserve"> </w:t>
+      </w:r>
+      <w:proofErr w:type="spellStart"/>
+      <w:r>
+        <w:rPr>
+          <w:sz w:val="24"/>
+          <w:szCs w:val="24"/>
+        </w:rPr>
+        <w:t>en</w:t>
+      </w:r>
+      <w:proofErr w:type="spellEnd"/>
+      <w:r>
+        <w:rPr>
+          <w:sz w:val="24"/>
+          <w:szCs w:val="24"/>
+        </w:rPr>
+        <w:t>-US</w:t>
       </w:r>
       <w:r>
         <w:rPr>
@@ -2043,7 +2164,23 @@
           <w:sz w:val="24"/>
           <w:szCs w:val="24"/>
         </w:rPr>
-        <w:t xml:space="preserve">Title attribute can be used inside a tag, e.g. a paragraph tag. It will work as whenever the mouse will hover it, it will show title text. &lt;p title = “I am </w:t>
+        <w:t xml:space="preserve">Title attribute can be used inside a tag, </w:t>
+      </w:r>
+      <w:proofErr w:type="gramStart"/>
+      <w:r>
+        <w:rPr>
+          <w:sz w:val="24"/>
+          <w:szCs w:val="24"/>
+        </w:rPr>
+        <w:t>e.g.</w:t>
+      </w:r>
+      <w:proofErr w:type="gramEnd"/>
+      <w:r>
+        <w:rPr>
+          <w:sz w:val="24"/>
+          <w:szCs w:val="24"/>
+        </w:rPr>
+        <w:t xml:space="preserve"> a paragraph tag. It will work as whenever the mouse will hover it, it will show title text. &lt;p title = “I am </w:t>
       </w:r>
       <w:r>
         <w:rPr>
@@ -2163,6 +2300,353 @@
         </w:rPr>
         <w:t>We can use them with the style attribute to change the size and font color etc.</w:t>
       </w:r>
+    </w:p>
+    <w:p>
+      <w:pPr>
+        <w:rPr>
+          <w:sz w:val="24"/>
+          <w:szCs w:val="24"/>
+        </w:rPr>
+      </w:pPr>
+      <w:r>
+        <w:rPr>
+          <w:sz w:val="24"/>
+          <w:szCs w:val="24"/>
+        </w:rPr>
+        <w:t>DONE TILL HEADINGS</w:t>
+      </w:r>
+    </w:p>
+    <w:p>
+      <w:pPr>
+        <w:rPr>
+          <w:sz w:val="24"/>
+          <w:szCs w:val="24"/>
+        </w:rPr>
+      </w:pPr>
+    </w:p>
+    <w:p>
+      <w:pPr>
+        <w:rPr>
+          <w:sz w:val="24"/>
+          <w:szCs w:val="24"/>
+        </w:rPr>
+      </w:pPr>
+      <w:r>
+        <w:rPr>
+          <w:sz w:val="24"/>
+          <w:szCs w:val="24"/>
+        </w:rPr>
+        <w:t>-PARAGRAPH:</w:t>
+      </w:r>
+    </w:p>
+    <w:p>
+      <w:pPr>
+        <w:rPr>
+          <w:sz w:val="24"/>
+          <w:szCs w:val="24"/>
+        </w:rPr>
+      </w:pPr>
+      <w:r>
+        <w:rPr>
+          <w:sz w:val="24"/>
+          <w:szCs w:val="24"/>
+        </w:rPr>
+        <w:t>HTML ignores extra spaces and new lines.</w:t>
+      </w:r>
+      <w:r>
+        <w:rPr>
+          <w:sz w:val="24"/>
+          <w:szCs w:val="24"/>
+        </w:rPr>
+        <w:t xml:space="preserve"> </w:t>
+      </w:r>
+    </w:p>
+    <w:p>
+      <w:pPr>
+        <w:rPr>
+          <w:sz w:val="24"/>
+          <w:szCs w:val="24"/>
+        </w:rPr>
+      </w:pPr>
+      <w:r>
+        <w:rPr>
+          <w:sz w:val="24"/>
+          <w:szCs w:val="24"/>
+        </w:rPr>
+        <w:t>&lt;</w:t>
+      </w:r>
+      <w:proofErr w:type="spellStart"/>
+      <w:r>
+        <w:rPr>
+          <w:sz w:val="24"/>
+          <w:szCs w:val="24"/>
+        </w:rPr>
+        <w:t>hr</w:t>
+      </w:r>
+      <w:proofErr w:type="spellEnd"/>
+      <w:r>
+        <w:rPr>
+          <w:sz w:val="24"/>
+          <w:szCs w:val="24"/>
+        </w:rPr>
+        <w:t>&gt; is horizontal rule, a thematic break in the html page. Can be used to separate page into sections. Empty tag so no closing tag.</w:t>
+      </w:r>
+    </w:p>
+    <w:p>
+      <w:pPr>
+        <w:rPr>
+          <w:sz w:val="24"/>
+          <w:szCs w:val="24"/>
+        </w:rPr>
+      </w:pPr>
+      <w:r>
+        <w:rPr>
+          <w:sz w:val="24"/>
+          <w:szCs w:val="24"/>
+        </w:rPr>
+        <w:t>&lt;br&gt; is line break. It is when we want to create a new line inside paragraph without starting a new paragraph.</w:t>
+      </w:r>
+    </w:p>
+    <w:p>
+      <w:pPr>
+        <w:rPr>
+          <w:sz w:val="24"/>
+          <w:szCs w:val="24"/>
+        </w:rPr>
+      </w:pPr>
+      <w:r>
+        <w:rPr>
+          <w:sz w:val="24"/>
+          <w:szCs w:val="24"/>
+        </w:rPr>
+        <w:t>IF WE WANT THAT THE TEXT IS DISPLAYED IN EXACT FORMAT AS WE WROTE IT IN, WE USE &lt;pre&gt;&lt;/pre&gt; instead of &lt;p&gt;. it preserves line breaks and spaces.</w:t>
+      </w:r>
+      <w:r>
+        <w:rPr>
+          <w:sz w:val="24"/>
+          <w:szCs w:val="24"/>
+        </w:rPr>
+        <w:t xml:space="preserve"> &lt;pre&gt; means pre-formatted text.</w:t>
+      </w:r>
+    </w:p>
+    <w:p>
+      <w:pPr>
+        <w:rPr>
+          <w:sz w:val="24"/>
+          <w:szCs w:val="24"/>
+        </w:rPr>
+      </w:pPr>
+      <w:r>
+        <w:rPr>
+          <w:sz w:val="24"/>
+          <w:szCs w:val="24"/>
+        </w:rPr>
+        <w:t>Inside the paragraph, we can use some tags, such as: &lt;strong&gt; to really emphasize some text over other.</w:t>
+      </w:r>
+    </w:p>
+    <w:p>
+      <w:pPr>
+        <w:rPr>
+          <w:sz w:val="24"/>
+          <w:szCs w:val="24"/>
+        </w:rPr>
+      </w:pPr>
+      <w:r>
+        <w:rPr>
+          <w:sz w:val="24"/>
+          <w:szCs w:val="24"/>
+        </w:rPr>
+        <w:lastRenderedPageBreak/>
+        <w:t xml:space="preserve">&lt;p&gt; I am check this out &lt;strong&gt; </w:t>
+      </w:r>
+      <w:proofErr w:type="spellStart"/>
+      <w:r>
+        <w:rPr>
+          <w:sz w:val="24"/>
+          <w:szCs w:val="24"/>
+        </w:rPr>
+        <w:t>hmmmmm</w:t>
+      </w:r>
+      <w:proofErr w:type="spellEnd"/>
+      <w:r>
+        <w:rPr>
+          <w:sz w:val="24"/>
+          <w:szCs w:val="24"/>
+        </w:rPr>
+        <w:t xml:space="preserve"> &lt;/strong&gt; but can I write after it? </w:t>
+      </w:r>
+      <w:r>
+        <w:rPr>
+          <w:sz w:val="24"/>
+          <w:szCs w:val="24"/>
+        </w:rPr>
+        <w:t>YES</w:t>
+      </w:r>
+      <w:r>
+        <w:rPr>
+          <w:sz w:val="24"/>
+          <w:szCs w:val="24"/>
+        </w:rPr>
+        <w:t>&lt;/p&gt;</w:t>
+      </w:r>
+    </w:p>
+    <w:p>
+      <w:pPr>
+        <w:rPr>
+          <w:sz w:val="24"/>
+          <w:szCs w:val="24"/>
+        </w:rPr>
+      </w:pPr>
+      <w:r>
+        <w:rPr>
+          <w:sz w:val="24"/>
+          <w:szCs w:val="24"/>
+        </w:rPr>
+        <w:t>&amp;</w:t>
+      </w:r>
+      <w:proofErr w:type="spellStart"/>
+      <w:proofErr w:type="gramStart"/>
+      <w:r>
+        <w:rPr>
+          <w:sz w:val="24"/>
+          <w:szCs w:val="24"/>
+        </w:rPr>
+        <w:t>nbsp</w:t>
+      </w:r>
+      <w:proofErr w:type="spellEnd"/>
+      <w:proofErr w:type="gramEnd"/>
+      <w:r>
+        <w:rPr>
+          <w:sz w:val="24"/>
+          <w:szCs w:val="24"/>
+        </w:rPr>
+        <w:t>; is an </w:t>
+      </w:r>
+      <w:r>
+        <w:rPr>
+          <w:i/>
+          <w:iCs/>
+          <w:sz w:val="24"/>
+          <w:szCs w:val="24"/>
+        </w:rPr>
+        <w:t>HTML entity</w:t>
+      </w:r>
+      <w:r>
+        <w:rPr>
+          <w:sz w:val="24"/>
+          <w:szCs w:val="24"/>
+        </w:rPr>
+        <w:t>, which is interpreted as a space by browsers. This allows us to create multiple spaces inside paragraphs and other HTML tags.</w:t>
+      </w:r>
+      <w:r>
+        <w:rPr>
+          <w:sz w:val="24"/>
+          <w:szCs w:val="24"/>
+        </w:rPr>
+        <w:t xml:space="preserve"> We can write this as many times as we want spaces.</w:t>
+      </w:r>
+    </w:p>
+    <w:p>
+      <w:pPr>
+        <w:rPr>
+          <w:sz w:val="24"/>
+          <w:szCs w:val="24"/>
+        </w:rPr>
+      </w:pPr>
+    </w:p>
+    <w:p>
+      <w:pPr>
+        <w:rPr>
+          <w:sz w:val="24"/>
+          <w:szCs w:val="24"/>
+        </w:rPr>
+      </w:pPr>
+      <w:r>
+        <w:rPr>
+          <w:sz w:val="24"/>
+          <w:szCs w:val="24"/>
+        </w:rPr>
+        <w:t>-COMMENTS:</w:t>
+      </w:r>
+    </w:p>
+    <w:p>
+      <w:pPr>
+        <w:rPr>
+          <w:sz w:val="24"/>
+          <w:szCs w:val="24"/>
+        </w:rPr>
+      </w:pPr>
+      <w:r>
+        <w:rPr>
+          <w:sz w:val="24"/>
+          <w:szCs w:val="24"/>
+        </w:rPr>
+        <w:t>Start with &lt;! - -and end with - - &gt;</w:t>
+      </w:r>
+    </w:p>
+    <w:p>
+      <w:pPr>
+        <w:rPr>
+          <w:sz w:val="24"/>
+          <w:szCs w:val="24"/>
+        </w:rPr>
+      </w:pPr>
+    </w:p>
+    <w:p>
+      <w:pPr>
+        <w:rPr>
+          <w:sz w:val="24"/>
+          <w:szCs w:val="24"/>
+        </w:rPr>
+      </w:pPr>
+    </w:p>
+    <w:p>
+      <w:pPr>
+        <w:rPr>
+          <w:sz w:val="24"/>
+          <w:szCs w:val="24"/>
+        </w:rPr>
+      </w:pPr>
+    </w:p>
+    <w:p>
+      <w:pPr>
+        <w:rPr>
+          <w:sz w:val="24"/>
+          <w:szCs w:val="24"/>
+        </w:rPr>
+      </w:pPr>
+    </w:p>
+    <w:p>
+      <w:pPr>
+        <w:rPr>
+          <w:sz w:val="24"/>
+          <w:szCs w:val="24"/>
+        </w:rPr>
+      </w:pPr>
+    </w:p>
+    <w:p>
+      <w:pPr>
+        <w:rPr>
+          <w:sz w:val="24"/>
+          <w:szCs w:val="24"/>
+        </w:rPr>
+      </w:pPr>
+    </w:p>
+    <w:p>
+      <w:pPr>
+        <w:rPr>
+          <w:sz w:val="24"/>
+          <w:szCs w:val="24"/>
+        </w:rPr>
+      </w:pPr>
+    </w:p>
+    <w:p>
+      <w:pPr>
+        <w:rPr>
+          <w:sz w:val="24"/>
+          <w:szCs w:val="24"/>
+        </w:rPr>
+      </w:pPr>
     </w:p>
     <w:p>
       <w:pPr>

--- a/HTML Notes.docx
+++ b/HTML Notes.docx
@@ -744,18 +744,7 @@
           <w:szCs w:val="24"/>
           <w:shd w:val="clear" w:color="auto" w:fill="FFFFFF"/>
         </w:rPr>
-        <w:t xml:space="preserve">My first </w:t>
-      </w:r>
-      <w:proofErr w:type="gramStart"/>
-      <w:r>
-        <w:rPr>
-          <w:rFonts w:ascii="Consolas" w:hAnsi="Consolas"/>
-          <w:color w:val="000000"/>
-          <w:sz w:val="24"/>
-          <w:szCs w:val="24"/>
-          <w:shd w:val="clear" w:color="auto" w:fill="FFFFFF"/>
-        </w:rPr>
-        <w:t>paragraph.</w:t>
+        <w:t>My first paragraph.</w:t>
       </w:r>
       <w:r>
         <w:rPr>
@@ -767,7 +756,6 @@
         </w:rPr>
         <w:t>&lt;</w:t>
       </w:r>
-      <w:proofErr w:type="gramEnd"/>
       <w:r>
         <w:rPr>
           <w:rStyle w:val="tagnamecolor"/>
@@ -1836,25 +1824,7 @@
           <w:sz w:val="24"/>
           <w:szCs w:val="24"/>
         </w:rPr>
-        <w:t xml:space="preserve">src is the source attribute for an img. &lt;img&gt; tag is used to embed </w:t>
-      </w:r>
-      <w:proofErr w:type="spellStart"/>
-      <w:proofErr w:type="gramStart"/>
-      <w:r>
-        <w:rPr>
-          <w:sz w:val="24"/>
-          <w:szCs w:val="24"/>
-        </w:rPr>
-        <w:t>a</w:t>
-      </w:r>
-      <w:proofErr w:type="spellEnd"/>
-      <w:proofErr w:type="gramEnd"/>
-      <w:r>
-        <w:rPr>
-          <w:sz w:val="24"/>
-          <w:szCs w:val="24"/>
-        </w:rPr>
-        <w:t xml:space="preserve"> image in the html page.</w:t>
+        <w:t>src is the source attribute for an img. &lt;img&gt; tag is used to embed a image in the html page.</w:t>
       </w:r>
     </w:p>
     <w:p>
@@ -2088,23 +2058,7 @@
           <w:sz w:val="24"/>
           <w:szCs w:val="24"/>
         </w:rPr>
-        <w:t>We can use &lt;html Lang= “</w:t>
-      </w:r>
-      <w:proofErr w:type="spellStart"/>
-      <w:r>
-        <w:rPr>
-          <w:sz w:val="24"/>
-          <w:szCs w:val="24"/>
-        </w:rPr>
-        <w:t>en</w:t>
-      </w:r>
-      <w:proofErr w:type="spellEnd"/>
-      <w:r>
-        <w:rPr>
-          <w:sz w:val="24"/>
-          <w:szCs w:val="24"/>
-        </w:rPr>
-        <w:t xml:space="preserve">”&gt; to declare the language of a webpage. This is meant to assist search engines. We can also use first two for language and last two for country </w:t>
+        <w:t xml:space="preserve">We can use &lt;html Lang= “en”&gt; to declare the language of a webpage. This is meant to assist search engines. We can also use first two for language and last two for country </w:t>
       </w:r>
       <w:r>
         <w:rPr>
@@ -2118,23 +2072,7 @@
           <w:sz w:val="24"/>
           <w:szCs w:val="24"/>
         </w:rPr>
-        <w:t xml:space="preserve"> </w:t>
-      </w:r>
-      <w:proofErr w:type="spellStart"/>
-      <w:r>
-        <w:rPr>
-          <w:sz w:val="24"/>
-          <w:szCs w:val="24"/>
-        </w:rPr>
-        <w:t>en</w:t>
-      </w:r>
-      <w:proofErr w:type="spellEnd"/>
-      <w:r>
-        <w:rPr>
-          <w:sz w:val="24"/>
-          <w:szCs w:val="24"/>
-        </w:rPr>
-        <w:t>-US</w:t>
+        <w:t xml:space="preserve"> en-US</w:t>
       </w:r>
       <w:r>
         <w:rPr>
@@ -2164,23 +2102,7 @@
           <w:sz w:val="24"/>
           <w:szCs w:val="24"/>
         </w:rPr>
-        <w:t xml:space="preserve">Title attribute can be used inside a tag, </w:t>
-      </w:r>
-      <w:proofErr w:type="gramStart"/>
-      <w:r>
-        <w:rPr>
-          <w:sz w:val="24"/>
-          <w:szCs w:val="24"/>
-        </w:rPr>
-        <w:t>e.g.</w:t>
-      </w:r>
-      <w:proofErr w:type="gramEnd"/>
-      <w:r>
-        <w:rPr>
-          <w:sz w:val="24"/>
-          <w:szCs w:val="24"/>
-        </w:rPr>
-        <w:t xml:space="preserve"> a paragraph tag. It will work as whenever the mouse will hover it, it will show title text. &lt;p title = “I am </w:t>
+        <w:t xml:space="preserve">Title attribute can be used inside a tag, e.g. a paragraph tag. It will work as whenever the mouse will hover it, it will show title text. &lt;p title = “I am </w:t>
       </w:r>
       <w:r>
         <w:rPr>
@@ -2373,23 +2295,14 @@
           <w:sz w:val="24"/>
           <w:szCs w:val="24"/>
         </w:rPr>
-        <w:t>&lt;</w:t>
-      </w:r>
-      <w:proofErr w:type="spellStart"/>
-      <w:r>
-        <w:rPr>
-          <w:sz w:val="24"/>
-          <w:szCs w:val="24"/>
-        </w:rPr>
-        <w:t>hr</w:t>
-      </w:r>
-      <w:proofErr w:type="spellEnd"/>
-      <w:r>
-        <w:rPr>
-          <w:sz w:val="24"/>
-          <w:szCs w:val="24"/>
-        </w:rPr>
-        <w:t>&gt; is horizontal rule, a thematic break in the html page. Can be used to separate page into sections. Empty tag so no closing tag.</w:t>
+        <w:t>&lt;hr&gt; is horizontal rule, a thematic break in the html page. Can be used to separate page into sections. Empty tag so no closing tag.</w:t>
+      </w:r>
+      <w:r>
+        <w:rPr>
+          <w:sz w:val="24"/>
+          <w:szCs w:val="24"/>
+        </w:rPr>
+        <w:t xml:space="preserve"> We can use it between headings to make pages of sorts.</w:t>
       </w:r>
     </w:p>
     <w:p>
@@ -2457,23 +2370,7 @@
           <w:szCs w:val="24"/>
         </w:rPr>
         <w:lastRenderedPageBreak/>
-        <w:t xml:space="preserve">&lt;p&gt; I am check this out &lt;strong&gt; </w:t>
-      </w:r>
-      <w:proofErr w:type="spellStart"/>
-      <w:r>
-        <w:rPr>
-          <w:sz w:val="24"/>
-          <w:szCs w:val="24"/>
-        </w:rPr>
-        <w:t>hmmmmm</w:t>
-      </w:r>
-      <w:proofErr w:type="spellEnd"/>
-      <w:r>
-        <w:rPr>
-          <w:sz w:val="24"/>
-          <w:szCs w:val="24"/>
-        </w:rPr>
-        <w:t xml:space="preserve"> &lt;/strong&gt; but can I write after it? </w:t>
+        <w:t xml:space="preserve">&lt;p&gt; I am check this out &lt;strong&gt; hmmmmm &lt;/strong&gt; but can I write after it? </w:t>
       </w:r>
       <w:r>
         <w:rPr>
@@ -2502,25 +2399,7 @@
           <w:sz w:val="24"/>
           <w:szCs w:val="24"/>
         </w:rPr>
-        <w:t>&amp;</w:t>
-      </w:r>
-      <w:proofErr w:type="spellStart"/>
-      <w:proofErr w:type="gramStart"/>
-      <w:r>
-        <w:rPr>
-          <w:sz w:val="24"/>
-          <w:szCs w:val="24"/>
-        </w:rPr>
-        <w:t>nbsp</w:t>
-      </w:r>
-      <w:proofErr w:type="spellEnd"/>
-      <w:proofErr w:type="gramEnd"/>
-      <w:r>
-        <w:rPr>
-          <w:sz w:val="24"/>
-          <w:szCs w:val="24"/>
-        </w:rPr>
-        <w:t>; is an </w:t>
+        <w:t>&amp;nbsp; is an </w:t>
       </w:r>
       <w:r>
         <w:rPr>
@@ -2583,94 +2462,1697 @@
         </w:rPr>
         <w:t>Start with &lt;! - -and end with - - &gt;</w:t>
       </w:r>
-    </w:p>
-    <w:p>
-      <w:pPr>
-        <w:rPr>
-          <w:sz w:val="24"/>
-          <w:szCs w:val="24"/>
-        </w:rPr>
-      </w:pPr>
-    </w:p>
-    <w:p>
-      <w:pPr>
-        <w:rPr>
-          <w:sz w:val="24"/>
-          <w:szCs w:val="24"/>
-        </w:rPr>
-      </w:pPr>
-    </w:p>
-    <w:p>
-      <w:pPr>
-        <w:rPr>
-          <w:sz w:val="24"/>
-          <w:szCs w:val="24"/>
-        </w:rPr>
-      </w:pPr>
-    </w:p>
-    <w:p>
-      <w:pPr>
-        <w:rPr>
-          <w:sz w:val="24"/>
-          <w:szCs w:val="24"/>
-        </w:rPr>
-      </w:pPr>
-    </w:p>
-    <w:p>
-      <w:pPr>
-        <w:rPr>
-          <w:sz w:val="24"/>
-          <w:szCs w:val="24"/>
-        </w:rPr>
-      </w:pPr>
-    </w:p>
-    <w:p>
-      <w:pPr>
-        <w:rPr>
-          <w:sz w:val="24"/>
-          <w:szCs w:val="24"/>
-        </w:rPr>
-      </w:pPr>
-    </w:p>
-    <w:p>
-      <w:pPr>
-        <w:rPr>
-          <w:sz w:val="24"/>
-          <w:szCs w:val="24"/>
-        </w:rPr>
-      </w:pPr>
-    </w:p>
-    <w:p>
-      <w:pPr>
-        <w:rPr>
-          <w:sz w:val="24"/>
-          <w:szCs w:val="24"/>
-        </w:rPr>
-      </w:pPr>
-    </w:p>
-    <w:p>
-      <w:pPr>
-        <w:rPr>
-          <w:sz w:val="24"/>
-          <w:szCs w:val="24"/>
-        </w:rPr>
-      </w:pPr>
-    </w:p>
-    <w:p>
-      <w:pPr>
-        <w:rPr>
-          <w:sz w:val="24"/>
-          <w:szCs w:val="24"/>
-        </w:rPr>
-      </w:pPr>
-    </w:p>
-    <w:p>
-      <w:pPr>
-        <w:rPr>
-          <w:sz w:val="24"/>
-          <w:szCs w:val="24"/>
-        </w:rPr>
-      </w:pPr>
+      <w:r>
+        <w:rPr>
+          <w:sz w:val="24"/>
+          <w:szCs w:val="24"/>
+        </w:rPr>
+        <w:t>. And tags inside the comments will not be shown. It can also act as a multiline comment.</w:t>
+      </w:r>
+    </w:p>
+    <w:p>
+      <w:pPr>
+        <w:rPr>
+          <w:sz w:val="24"/>
+          <w:szCs w:val="24"/>
+        </w:rPr>
+      </w:pPr>
+    </w:p>
+    <w:p>
+      <w:pPr>
+        <w:rPr>
+          <w:sz w:val="24"/>
+          <w:szCs w:val="24"/>
+        </w:rPr>
+      </w:pPr>
+      <w:r>
+        <w:rPr>
+          <w:sz w:val="24"/>
+          <w:szCs w:val="24"/>
+        </w:rPr>
+        <w:t>-TABLES:</w:t>
+      </w:r>
+    </w:p>
+    <w:p>
+      <w:pPr>
+        <w:rPr>
+          <w:sz w:val="24"/>
+          <w:szCs w:val="24"/>
+        </w:rPr>
+      </w:pPr>
+      <w:r>
+        <w:rPr>
+          <w:sz w:val="24"/>
+          <w:szCs w:val="24"/>
+        </w:rPr>
+        <w:t>&lt;table&gt;&lt;/table&gt;: used to define a table.</w:t>
+      </w:r>
+    </w:p>
+    <w:p>
+      <w:pPr>
+        <w:rPr>
+          <w:sz w:val="24"/>
+          <w:szCs w:val="24"/>
+        </w:rPr>
+      </w:pPr>
+      <w:r>
+        <w:rPr>
+          <w:sz w:val="24"/>
+          <w:szCs w:val="24"/>
+        </w:rPr>
+        <w:t>&lt;tr&gt;&lt;/tr&gt;: to define a row.</w:t>
+      </w:r>
+    </w:p>
+    <w:p>
+      <w:pPr>
+        <w:rPr>
+          <w:sz w:val="24"/>
+          <w:szCs w:val="24"/>
+        </w:rPr>
+      </w:pPr>
+      <w:r>
+        <w:rPr>
+          <w:sz w:val="24"/>
+          <w:szCs w:val="24"/>
+        </w:rPr>
+        <w:t>Inside a row, we can either give a header name, &lt;th&gt;&lt;/th&gt;</w:t>
+      </w:r>
+      <w:r>
+        <w:rPr>
+          <w:sz w:val="24"/>
+          <w:szCs w:val="24"/>
+        </w:rPr>
+        <w:t xml:space="preserve"> (this data is already bold and center aligned as they follow a default format)</w:t>
+      </w:r>
+      <w:r>
+        <w:rPr>
+          <w:sz w:val="24"/>
+          <w:szCs w:val="24"/>
+        </w:rPr>
+        <w:t xml:space="preserve"> or we can give data, such as &lt;td&gt;&lt;/td&gt;.</w:t>
+      </w:r>
+    </w:p>
+    <w:p>
+      <w:pPr>
+        <w:rPr>
+          <w:sz w:val="24"/>
+          <w:szCs w:val="24"/>
+        </w:rPr>
+      </w:pPr>
+      <w:r>
+        <w:rPr>
+          <w:sz w:val="24"/>
+          <w:szCs w:val="24"/>
+        </w:rPr>
+        <w:t xml:space="preserve">This is usually as the first row gets the header, and then after that we add data into rows in sequence. </w:t>
+      </w:r>
+    </w:p>
+    <w:p>
+      <w:pPr>
+        <w:rPr>
+          <w:sz w:val="24"/>
+          <w:szCs w:val="24"/>
+        </w:rPr>
+      </w:pPr>
+      <w:r>
+        <w:rPr>
+          <w:sz w:val="24"/>
+          <w:szCs w:val="24"/>
+        </w:rPr>
+        <w:t xml:space="preserve">The table tag can take some attributes, such as border, which = 1 gives double bordered table. And if we want single lined, we give another attribute style such as </w:t>
+      </w:r>
+      <w:r>
+        <w:rPr>
+          <w:sz w:val="24"/>
+          <w:szCs w:val="24"/>
+        </w:rPr>
+        <w:t>style="border-collapse: collapse;"</w:t>
+      </w:r>
+      <w:r>
+        <w:rPr>
+          <w:sz w:val="24"/>
+          <w:szCs w:val="24"/>
+        </w:rPr>
+        <w:t>. More designs are possible but we need CSS for that.</w:t>
+      </w:r>
+      <w:r>
+        <w:rPr>
+          <w:sz w:val="24"/>
+          <w:szCs w:val="24"/>
+        </w:rPr>
+        <w:t xml:space="preserve"> Tho idk why, using border alone was fine, perhaps the instructions is for an older version.</w:t>
+      </w:r>
+    </w:p>
+    <w:p>
+      <w:pPr>
+        <w:rPr>
+          <w:sz w:val="24"/>
+          <w:szCs w:val="24"/>
+        </w:rPr>
+      </w:pPr>
+    </w:p>
+    <w:p>
+      <w:pPr>
+        <w:rPr>
+          <w:sz w:val="24"/>
+          <w:szCs w:val="24"/>
+        </w:rPr>
+      </w:pPr>
+      <w:r>
+        <w:rPr>
+          <w:sz w:val="24"/>
+          <w:szCs w:val="24"/>
+        </w:rPr>
+        <w:t>Just like a body and head of a html program, a table also has a &lt;thead&gt;&lt;/thead&gt; and &lt;tbody&gt;&lt;/tbody&gt; and &lt;tfoot&gt;&lt;/tfoot&gt;.</w:t>
+      </w:r>
+    </w:p>
+    <w:p>
+      <w:pPr>
+        <w:pBdr>
+          <w:top w:val="single" w:sz="4" w:space="1" w:color="auto"/>
+          <w:left w:val="single" w:sz="4" w:space="4" w:color="auto"/>
+          <w:bottom w:val="single" w:sz="4" w:space="1" w:color="auto"/>
+          <w:right w:val="single" w:sz="4" w:space="4" w:color="auto"/>
+        </w:pBdr>
+        <w:rPr>
+          <w:sz w:val="24"/>
+          <w:szCs w:val="24"/>
+        </w:rPr>
+      </w:pPr>
+      <w:r>
+        <w:rPr>
+          <w:sz w:val="24"/>
+          <w:szCs w:val="24"/>
+        </w:rPr>
+        <w:t>&lt;table&gt;</w:t>
+      </w:r>
+    </w:p>
+    <w:p>
+      <w:pPr>
+        <w:pBdr>
+          <w:top w:val="single" w:sz="4" w:space="1" w:color="auto"/>
+          <w:left w:val="single" w:sz="4" w:space="4" w:color="auto"/>
+          <w:bottom w:val="single" w:sz="4" w:space="1" w:color="auto"/>
+          <w:right w:val="single" w:sz="4" w:space="4" w:color="auto"/>
+        </w:pBdr>
+        <w:rPr>
+          <w:sz w:val="24"/>
+          <w:szCs w:val="24"/>
+        </w:rPr>
+      </w:pPr>
+      <w:r>
+        <w:rPr>
+          <w:sz w:val="24"/>
+          <w:szCs w:val="24"/>
+        </w:rPr>
+        <w:t xml:space="preserve">  &lt;thead&gt;</w:t>
+      </w:r>
+    </w:p>
+    <w:p>
+      <w:pPr>
+        <w:pBdr>
+          <w:top w:val="single" w:sz="4" w:space="1" w:color="auto"/>
+          <w:left w:val="single" w:sz="4" w:space="4" w:color="auto"/>
+          <w:bottom w:val="single" w:sz="4" w:space="1" w:color="auto"/>
+          <w:right w:val="single" w:sz="4" w:space="4" w:color="auto"/>
+        </w:pBdr>
+        <w:rPr>
+          <w:sz w:val="24"/>
+          <w:szCs w:val="24"/>
+        </w:rPr>
+      </w:pPr>
+      <w:r>
+        <w:rPr>
+          <w:sz w:val="24"/>
+          <w:szCs w:val="24"/>
+        </w:rPr>
+        <w:t xml:space="preserve">    &lt;tr&gt;</w:t>
+      </w:r>
+    </w:p>
+    <w:p>
+      <w:pPr>
+        <w:pBdr>
+          <w:top w:val="single" w:sz="4" w:space="1" w:color="auto"/>
+          <w:left w:val="single" w:sz="4" w:space="4" w:color="auto"/>
+          <w:bottom w:val="single" w:sz="4" w:space="1" w:color="auto"/>
+          <w:right w:val="single" w:sz="4" w:space="4" w:color="auto"/>
+        </w:pBdr>
+        <w:rPr>
+          <w:sz w:val="24"/>
+          <w:szCs w:val="24"/>
+        </w:rPr>
+      </w:pPr>
+      <w:r>
+        <w:rPr>
+          <w:sz w:val="24"/>
+          <w:szCs w:val="24"/>
+        </w:rPr>
+        <w:t xml:space="preserve">      &lt;th&gt;S.N&lt;/th&gt;</w:t>
+      </w:r>
+    </w:p>
+    <w:p>
+      <w:pPr>
+        <w:pBdr>
+          <w:top w:val="single" w:sz="4" w:space="1" w:color="auto"/>
+          <w:left w:val="single" w:sz="4" w:space="4" w:color="auto"/>
+          <w:bottom w:val="single" w:sz="4" w:space="1" w:color="auto"/>
+          <w:right w:val="single" w:sz="4" w:space="4" w:color="auto"/>
+        </w:pBdr>
+        <w:rPr>
+          <w:sz w:val="24"/>
+          <w:szCs w:val="24"/>
+        </w:rPr>
+      </w:pPr>
+      <w:r>
+        <w:rPr>
+          <w:sz w:val="24"/>
+          <w:szCs w:val="24"/>
+        </w:rPr>
+        <w:t xml:space="preserve">      &lt;th&gt;Item&lt;/th&gt;</w:t>
+      </w:r>
+    </w:p>
+    <w:p>
+      <w:pPr>
+        <w:pBdr>
+          <w:top w:val="single" w:sz="4" w:space="1" w:color="auto"/>
+          <w:left w:val="single" w:sz="4" w:space="4" w:color="auto"/>
+          <w:bottom w:val="single" w:sz="4" w:space="1" w:color="auto"/>
+          <w:right w:val="single" w:sz="4" w:space="4" w:color="auto"/>
+        </w:pBdr>
+        <w:rPr>
+          <w:sz w:val="24"/>
+          <w:szCs w:val="24"/>
+        </w:rPr>
+      </w:pPr>
+      <w:r>
+        <w:rPr>
+          <w:sz w:val="24"/>
+          <w:szCs w:val="24"/>
+        </w:rPr>
+        <w:t xml:space="preserve">      &lt;th&gt;Quantity&lt;/th&gt;</w:t>
+      </w:r>
+    </w:p>
+    <w:p>
+      <w:pPr>
+        <w:pBdr>
+          <w:top w:val="single" w:sz="4" w:space="1" w:color="auto"/>
+          <w:left w:val="single" w:sz="4" w:space="4" w:color="auto"/>
+          <w:bottom w:val="single" w:sz="4" w:space="1" w:color="auto"/>
+          <w:right w:val="single" w:sz="4" w:space="4" w:color="auto"/>
+        </w:pBdr>
+        <w:rPr>
+          <w:sz w:val="24"/>
+          <w:szCs w:val="24"/>
+        </w:rPr>
+      </w:pPr>
+      <w:r>
+        <w:rPr>
+          <w:sz w:val="24"/>
+          <w:szCs w:val="24"/>
+        </w:rPr>
+        <w:t xml:space="preserve">    &lt;/tr&gt;</w:t>
+      </w:r>
+    </w:p>
+    <w:p>
+      <w:pPr>
+        <w:pBdr>
+          <w:top w:val="single" w:sz="4" w:space="1" w:color="auto"/>
+          <w:left w:val="single" w:sz="4" w:space="4" w:color="auto"/>
+          <w:bottom w:val="single" w:sz="4" w:space="1" w:color="auto"/>
+          <w:right w:val="single" w:sz="4" w:space="4" w:color="auto"/>
+        </w:pBdr>
+        <w:rPr>
+          <w:sz w:val="24"/>
+          <w:szCs w:val="24"/>
+        </w:rPr>
+      </w:pPr>
+      <w:r>
+        <w:rPr>
+          <w:sz w:val="24"/>
+          <w:szCs w:val="24"/>
+        </w:rPr>
+        <w:t xml:space="preserve">  &lt;/thead&gt;</w:t>
+      </w:r>
+    </w:p>
+    <w:p>
+      <w:pPr>
+        <w:pBdr>
+          <w:top w:val="single" w:sz="4" w:space="1" w:color="auto"/>
+          <w:left w:val="single" w:sz="4" w:space="4" w:color="auto"/>
+          <w:bottom w:val="single" w:sz="4" w:space="1" w:color="auto"/>
+          <w:right w:val="single" w:sz="4" w:space="4" w:color="auto"/>
+        </w:pBdr>
+        <w:rPr>
+          <w:sz w:val="24"/>
+          <w:szCs w:val="24"/>
+        </w:rPr>
+      </w:pPr>
+      <w:r>
+        <w:rPr>
+          <w:sz w:val="24"/>
+          <w:szCs w:val="24"/>
+        </w:rPr>
+        <w:t xml:space="preserve">  &lt;tbody&gt;</w:t>
+      </w:r>
+    </w:p>
+    <w:p>
+      <w:pPr>
+        <w:pBdr>
+          <w:top w:val="single" w:sz="4" w:space="1" w:color="auto"/>
+          <w:left w:val="single" w:sz="4" w:space="4" w:color="auto"/>
+          <w:bottom w:val="single" w:sz="4" w:space="1" w:color="auto"/>
+          <w:right w:val="single" w:sz="4" w:space="4" w:color="auto"/>
+        </w:pBdr>
+        <w:rPr>
+          <w:sz w:val="24"/>
+          <w:szCs w:val="24"/>
+        </w:rPr>
+      </w:pPr>
+      <w:r>
+        <w:rPr>
+          <w:sz w:val="24"/>
+          <w:szCs w:val="24"/>
+        </w:rPr>
+        <w:t xml:space="preserve">    &lt;tr&gt;</w:t>
+      </w:r>
+    </w:p>
+    <w:p>
+      <w:pPr>
+        <w:pBdr>
+          <w:top w:val="single" w:sz="4" w:space="1" w:color="auto"/>
+          <w:left w:val="single" w:sz="4" w:space="4" w:color="auto"/>
+          <w:bottom w:val="single" w:sz="4" w:space="1" w:color="auto"/>
+          <w:right w:val="single" w:sz="4" w:space="4" w:color="auto"/>
+        </w:pBdr>
+        <w:rPr>
+          <w:sz w:val="24"/>
+          <w:szCs w:val="24"/>
+        </w:rPr>
+      </w:pPr>
+      <w:r>
+        <w:rPr>
+          <w:sz w:val="24"/>
+          <w:szCs w:val="24"/>
+        </w:rPr>
+        <w:t xml:space="preserve">      &lt;td&gt;1&lt;/td&gt;</w:t>
+      </w:r>
+    </w:p>
+    <w:p>
+      <w:pPr>
+        <w:pBdr>
+          <w:top w:val="single" w:sz="4" w:space="1" w:color="auto"/>
+          <w:left w:val="single" w:sz="4" w:space="4" w:color="auto"/>
+          <w:bottom w:val="single" w:sz="4" w:space="1" w:color="auto"/>
+          <w:right w:val="single" w:sz="4" w:space="4" w:color="auto"/>
+        </w:pBdr>
+        <w:rPr>
+          <w:sz w:val="24"/>
+          <w:szCs w:val="24"/>
+        </w:rPr>
+      </w:pPr>
+      <w:r>
+        <w:rPr>
+          <w:sz w:val="24"/>
+          <w:szCs w:val="24"/>
+        </w:rPr>
+        <w:lastRenderedPageBreak/>
+        <w:t xml:space="preserve">      &lt;td&gt;Apple&lt;/td&gt;</w:t>
+      </w:r>
+    </w:p>
+    <w:p>
+      <w:pPr>
+        <w:pBdr>
+          <w:top w:val="single" w:sz="4" w:space="1" w:color="auto"/>
+          <w:left w:val="single" w:sz="4" w:space="4" w:color="auto"/>
+          <w:bottom w:val="single" w:sz="4" w:space="1" w:color="auto"/>
+          <w:right w:val="single" w:sz="4" w:space="4" w:color="auto"/>
+        </w:pBdr>
+        <w:rPr>
+          <w:sz w:val="24"/>
+          <w:szCs w:val="24"/>
+        </w:rPr>
+      </w:pPr>
+      <w:r>
+        <w:rPr>
+          <w:sz w:val="24"/>
+          <w:szCs w:val="24"/>
+        </w:rPr>
+        <w:t xml:space="preserve">      &lt;td&gt;2&lt;/td&gt;</w:t>
+      </w:r>
+    </w:p>
+    <w:p>
+      <w:pPr>
+        <w:pBdr>
+          <w:top w:val="single" w:sz="4" w:space="1" w:color="auto"/>
+          <w:left w:val="single" w:sz="4" w:space="4" w:color="auto"/>
+          <w:bottom w:val="single" w:sz="4" w:space="1" w:color="auto"/>
+          <w:right w:val="single" w:sz="4" w:space="4" w:color="auto"/>
+        </w:pBdr>
+        <w:rPr>
+          <w:sz w:val="24"/>
+          <w:szCs w:val="24"/>
+        </w:rPr>
+      </w:pPr>
+      <w:r>
+        <w:rPr>
+          <w:sz w:val="24"/>
+          <w:szCs w:val="24"/>
+        </w:rPr>
+        <w:t xml:space="preserve">    &lt;/tr&gt;</w:t>
+      </w:r>
+    </w:p>
+    <w:p>
+      <w:pPr>
+        <w:pBdr>
+          <w:top w:val="single" w:sz="4" w:space="1" w:color="auto"/>
+          <w:left w:val="single" w:sz="4" w:space="4" w:color="auto"/>
+          <w:bottom w:val="single" w:sz="4" w:space="1" w:color="auto"/>
+          <w:right w:val="single" w:sz="4" w:space="4" w:color="auto"/>
+        </w:pBdr>
+        <w:rPr>
+          <w:sz w:val="24"/>
+          <w:szCs w:val="24"/>
+        </w:rPr>
+      </w:pPr>
+      <w:r>
+        <w:rPr>
+          <w:sz w:val="24"/>
+          <w:szCs w:val="24"/>
+        </w:rPr>
+        <w:t xml:space="preserve">    &lt;tr&gt;</w:t>
+      </w:r>
+    </w:p>
+    <w:p>
+      <w:pPr>
+        <w:pBdr>
+          <w:top w:val="single" w:sz="4" w:space="1" w:color="auto"/>
+          <w:left w:val="single" w:sz="4" w:space="4" w:color="auto"/>
+          <w:bottom w:val="single" w:sz="4" w:space="1" w:color="auto"/>
+          <w:right w:val="single" w:sz="4" w:space="4" w:color="auto"/>
+        </w:pBdr>
+        <w:rPr>
+          <w:sz w:val="24"/>
+          <w:szCs w:val="24"/>
+        </w:rPr>
+      </w:pPr>
+      <w:r>
+        <w:rPr>
+          <w:sz w:val="24"/>
+          <w:szCs w:val="24"/>
+        </w:rPr>
+        <w:t xml:space="preserve">      &lt;td&gt;2&lt;/td&gt;</w:t>
+      </w:r>
+    </w:p>
+    <w:p>
+      <w:pPr>
+        <w:pBdr>
+          <w:top w:val="single" w:sz="4" w:space="1" w:color="auto"/>
+          <w:left w:val="single" w:sz="4" w:space="4" w:color="auto"/>
+          <w:bottom w:val="single" w:sz="4" w:space="1" w:color="auto"/>
+          <w:right w:val="single" w:sz="4" w:space="4" w:color="auto"/>
+        </w:pBdr>
+        <w:rPr>
+          <w:sz w:val="24"/>
+          <w:szCs w:val="24"/>
+        </w:rPr>
+      </w:pPr>
+      <w:r>
+        <w:rPr>
+          <w:sz w:val="24"/>
+          <w:szCs w:val="24"/>
+        </w:rPr>
+        <w:t xml:space="preserve">      &lt;td&gt;Mango&lt;/td&gt;</w:t>
+      </w:r>
+    </w:p>
+    <w:p>
+      <w:pPr>
+        <w:pBdr>
+          <w:top w:val="single" w:sz="4" w:space="1" w:color="auto"/>
+          <w:left w:val="single" w:sz="4" w:space="4" w:color="auto"/>
+          <w:bottom w:val="single" w:sz="4" w:space="1" w:color="auto"/>
+          <w:right w:val="single" w:sz="4" w:space="4" w:color="auto"/>
+        </w:pBdr>
+        <w:rPr>
+          <w:sz w:val="24"/>
+          <w:szCs w:val="24"/>
+        </w:rPr>
+      </w:pPr>
+      <w:r>
+        <w:rPr>
+          <w:sz w:val="24"/>
+          <w:szCs w:val="24"/>
+        </w:rPr>
+        <w:t xml:space="preserve">      &lt;td&gt;2&lt;/td&gt;</w:t>
+      </w:r>
+    </w:p>
+    <w:p>
+      <w:pPr>
+        <w:pBdr>
+          <w:top w:val="single" w:sz="4" w:space="1" w:color="auto"/>
+          <w:left w:val="single" w:sz="4" w:space="4" w:color="auto"/>
+          <w:bottom w:val="single" w:sz="4" w:space="1" w:color="auto"/>
+          <w:right w:val="single" w:sz="4" w:space="4" w:color="auto"/>
+        </w:pBdr>
+        <w:rPr>
+          <w:sz w:val="24"/>
+          <w:szCs w:val="24"/>
+        </w:rPr>
+      </w:pPr>
+      <w:r>
+        <w:rPr>
+          <w:sz w:val="24"/>
+          <w:szCs w:val="24"/>
+        </w:rPr>
+        <w:t xml:space="preserve">    &lt;/tr&gt;</w:t>
+      </w:r>
+    </w:p>
+    <w:p>
+      <w:pPr>
+        <w:pBdr>
+          <w:top w:val="single" w:sz="4" w:space="1" w:color="auto"/>
+          <w:left w:val="single" w:sz="4" w:space="4" w:color="auto"/>
+          <w:bottom w:val="single" w:sz="4" w:space="1" w:color="auto"/>
+          <w:right w:val="single" w:sz="4" w:space="4" w:color="auto"/>
+        </w:pBdr>
+        <w:rPr>
+          <w:sz w:val="24"/>
+          <w:szCs w:val="24"/>
+        </w:rPr>
+      </w:pPr>
+      <w:r>
+        <w:rPr>
+          <w:sz w:val="24"/>
+          <w:szCs w:val="24"/>
+        </w:rPr>
+        <w:t xml:space="preserve">    &lt;tr&gt;</w:t>
+      </w:r>
+    </w:p>
+    <w:p>
+      <w:pPr>
+        <w:pBdr>
+          <w:top w:val="single" w:sz="4" w:space="1" w:color="auto"/>
+          <w:left w:val="single" w:sz="4" w:space="4" w:color="auto"/>
+          <w:bottom w:val="single" w:sz="4" w:space="1" w:color="auto"/>
+          <w:right w:val="single" w:sz="4" w:space="4" w:color="auto"/>
+        </w:pBdr>
+        <w:rPr>
+          <w:sz w:val="24"/>
+          <w:szCs w:val="24"/>
+        </w:rPr>
+      </w:pPr>
+      <w:r>
+        <w:rPr>
+          <w:sz w:val="24"/>
+          <w:szCs w:val="24"/>
+        </w:rPr>
+        <w:t xml:space="preserve">      &lt;td&gt;3&lt;/td&gt;</w:t>
+      </w:r>
+    </w:p>
+    <w:p>
+      <w:pPr>
+        <w:pBdr>
+          <w:top w:val="single" w:sz="4" w:space="1" w:color="auto"/>
+          <w:left w:val="single" w:sz="4" w:space="4" w:color="auto"/>
+          <w:bottom w:val="single" w:sz="4" w:space="1" w:color="auto"/>
+          <w:right w:val="single" w:sz="4" w:space="4" w:color="auto"/>
+        </w:pBdr>
+        <w:rPr>
+          <w:sz w:val="24"/>
+          <w:szCs w:val="24"/>
+        </w:rPr>
+      </w:pPr>
+      <w:r>
+        <w:rPr>
+          <w:sz w:val="24"/>
+          <w:szCs w:val="24"/>
+        </w:rPr>
+        <w:t xml:space="preserve">      &lt;td&gt;Orange&lt;/td&gt;</w:t>
+      </w:r>
+    </w:p>
+    <w:p>
+      <w:pPr>
+        <w:pBdr>
+          <w:top w:val="single" w:sz="4" w:space="1" w:color="auto"/>
+          <w:left w:val="single" w:sz="4" w:space="4" w:color="auto"/>
+          <w:bottom w:val="single" w:sz="4" w:space="1" w:color="auto"/>
+          <w:right w:val="single" w:sz="4" w:space="4" w:color="auto"/>
+        </w:pBdr>
+        <w:rPr>
+          <w:sz w:val="24"/>
+          <w:szCs w:val="24"/>
+        </w:rPr>
+      </w:pPr>
+      <w:r>
+        <w:rPr>
+          <w:sz w:val="24"/>
+          <w:szCs w:val="24"/>
+        </w:rPr>
+        <w:t xml:space="preserve">      &lt;td&gt;1&lt;/td&gt;</w:t>
+      </w:r>
+    </w:p>
+    <w:p>
+      <w:pPr>
+        <w:pBdr>
+          <w:top w:val="single" w:sz="4" w:space="1" w:color="auto"/>
+          <w:left w:val="single" w:sz="4" w:space="4" w:color="auto"/>
+          <w:bottom w:val="single" w:sz="4" w:space="1" w:color="auto"/>
+          <w:right w:val="single" w:sz="4" w:space="4" w:color="auto"/>
+        </w:pBdr>
+        <w:rPr>
+          <w:sz w:val="24"/>
+          <w:szCs w:val="24"/>
+        </w:rPr>
+      </w:pPr>
+      <w:r>
+        <w:rPr>
+          <w:sz w:val="24"/>
+          <w:szCs w:val="24"/>
+        </w:rPr>
+        <w:t xml:space="preserve">    &lt;/tr&gt;</w:t>
+      </w:r>
+    </w:p>
+    <w:p>
+      <w:pPr>
+        <w:pBdr>
+          <w:top w:val="single" w:sz="4" w:space="1" w:color="auto"/>
+          <w:left w:val="single" w:sz="4" w:space="4" w:color="auto"/>
+          <w:bottom w:val="single" w:sz="4" w:space="1" w:color="auto"/>
+          <w:right w:val="single" w:sz="4" w:space="4" w:color="auto"/>
+        </w:pBdr>
+        <w:rPr>
+          <w:sz w:val="24"/>
+          <w:szCs w:val="24"/>
+        </w:rPr>
+      </w:pPr>
+      <w:r>
+        <w:rPr>
+          <w:sz w:val="24"/>
+          <w:szCs w:val="24"/>
+        </w:rPr>
+        <w:t xml:space="preserve">  &lt;/tbody&gt;</w:t>
+      </w:r>
+    </w:p>
+    <w:p>
+      <w:pPr>
+        <w:pBdr>
+          <w:top w:val="single" w:sz="4" w:space="1" w:color="auto"/>
+          <w:left w:val="single" w:sz="4" w:space="4" w:color="auto"/>
+          <w:bottom w:val="single" w:sz="4" w:space="1" w:color="auto"/>
+          <w:right w:val="single" w:sz="4" w:space="4" w:color="auto"/>
+        </w:pBdr>
+        <w:rPr>
+          <w:sz w:val="24"/>
+          <w:szCs w:val="24"/>
+        </w:rPr>
+      </w:pPr>
+      <w:r>
+        <w:rPr>
+          <w:sz w:val="24"/>
+          <w:szCs w:val="24"/>
+        </w:rPr>
+        <w:t xml:space="preserve">  &lt;tfoot&gt;</w:t>
+      </w:r>
+    </w:p>
+    <w:p>
+      <w:pPr>
+        <w:pBdr>
+          <w:top w:val="single" w:sz="4" w:space="1" w:color="auto"/>
+          <w:left w:val="single" w:sz="4" w:space="4" w:color="auto"/>
+          <w:bottom w:val="single" w:sz="4" w:space="1" w:color="auto"/>
+          <w:right w:val="single" w:sz="4" w:space="4" w:color="auto"/>
+        </w:pBdr>
+        <w:rPr>
+          <w:sz w:val="24"/>
+          <w:szCs w:val="24"/>
+        </w:rPr>
+      </w:pPr>
+      <w:r>
+        <w:rPr>
+          <w:sz w:val="24"/>
+          <w:szCs w:val="24"/>
+        </w:rPr>
+        <w:t xml:space="preserve">    &lt;tr&gt;</w:t>
+      </w:r>
+    </w:p>
+    <w:p>
+      <w:pPr>
+        <w:pBdr>
+          <w:top w:val="single" w:sz="4" w:space="1" w:color="auto"/>
+          <w:left w:val="single" w:sz="4" w:space="4" w:color="auto"/>
+          <w:bottom w:val="single" w:sz="4" w:space="1" w:color="auto"/>
+          <w:right w:val="single" w:sz="4" w:space="4" w:color="auto"/>
+        </w:pBdr>
+        <w:rPr>
+          <w:sz w:val="24"/>
+          <w:szCs w:val="24"/>
+        </w:rPr>
+      </w:pPr>
+      <w:r>
+        <w:rPr>
+          <w:sz w:val="24"/>
+          <w:szCs w:val="24"/>
+        </w:rPr>
+        <w:t xml:space="preserve">      &lt;td&gt;&lt;/td&gt;</w:t>
+      </w:r>
+    </w:p>
+    <w:p>
+      <w:pPr>
+        <w:pBdr>
+          <w:top w:val="single" w:sz="4" w:space="1" w:color="auto"/>
+          <w:left w:val="single" w:sz="4" w:space="4" w:color="auto"/>
+          <w:bottom w:val="single" w:sz="4" w:space="1" w:color="auto"/>
+          <w:right w:val="single" w:sz="4" w:space="4" w:color="auto"/>
+        </w:pBdr>
+        <w:rPr>
+          <w:sz w:val="24"/>
+          <w:szCs w:val="24"/>
+        </w:rPr>
+      </w:pPr>
+      <w:r>
+        <w:rPr>
+          <w:sz w:val="24"/>
+          <w:szCs w:val="24"/>
+        </w:rPr>
+        <w:t xml:space="preserve">      &lt;td&gt;Total&lt;/td&gt;</w:t>
+      </w:r>
+    </w:p>
+    <w:p>
+      <w:pPr>
+        <w:pBdr>
+          <w:top w:val="single" w:sz="4" w:space="1" w:color="auto"/>
+          <w:left w:val="single" w:sz="4" w:space="4" w:color="auto"/>
+          <w:bottom w:val="single" w:sz="4" w:space="1" w:color="auto"/>
+          <w:right w:val="single" w:sz="4" w:space="4" w:color="auto"/>
+        </w:pBdr>
+        <w:rPr>
+          <w:sz w:val="24"/>
+          <w:szCs w:val="24"/>
+        </w:rPr>
+      </w:pPr>
+      <w:r>
+        <w:rPr>
+          <w:sz w:val="24"/>
+          <w:szCs w:val="24"/>
+        </w:rPr>
+        <w:t xml:space="preserve">      &lt;td&gt;5&lt;/td&gt;</w:t>
+      </w:r>
+    </w:p>
+    <w:p>
+      <w:pPr>
+        <w:pBdr>
+          <w:top w:val="single" w:sz="4" w:space="1" w:color="auto"/>
+          <w:left w:val="single" w:sz="4" w:space="4" w:color="auto"/>
+          <w:bottom w:val="single" w:sz="4" w:space="1" w:color="auto"/>
+          <w:right w:val="single" w:sz="4" w:space="4" w:color="auto"/>
+        </w:pBdr>
+        <w:rPr>
+          <w:sz w:val="24"/>
+          <w:szCs w:val="24"/>
+        </w:rPr>
+      </w:pPr>
+      <w:r>
+        <w:rPr>
+          <w:sz w:val="24"/>
+          <w:szCs w:val="24"/>
+        </w:rPr>
+        <w:t xml:space="preserve">    &lt;/tr&gt;</w:t>
+      </w:r>
+    </w:p>
+    <w:p>
+      <w:pPr>
+        <w:pBdr>
+          <w:top w:val="single" w:sz="4" w:space="1" w:color="auto"/>
+          <w:left w:val="single" w:sz="4" w:space="4" w:color="auto"/>
+          <w:bottom w:val="single" w:sz="4" w:space="1" w:color="auto"/>
+          <w:right w:val="single" w:sz="4" w:space="4" w:color="auto"/>
+        </w:pBdr>
+        <w:rPr>
+          <w:sz w:val="24"/>
+          <w:szCs w:val="24"/>
+        </w:rPr>
+      </w:pPr>
+      <w:r>
+        <w:rPr>
+          <w:sz w:val="24"/>
+          <w:szCs w:val="24"/>
+        </w:rPr>
+        <w:t xml:space="preserve">  &lt;/tfoot&gt;</w:t>
+      </w:r>
+    </w:p>
+    <w:p>
+      <w:pPr>
+        <w:pBdr>
+          <w:top w:val="single" w:sz="4" w:space="1" w:color="auto"/>
+          <w:left w:val="single" w:sz="4" w:space="4" w:color="auto"/>
+          <w:bottom w:val="single" w:sz="4" w:space="1" w:color="auto"/>
+          <w:right w:val="single" w:sz="4" w:space="4" w:color="auto"/>
+        </w:pBdr>
+        <w:rPr>
+          <w:sz w:val="24"/>
+          <w:szCs w:val="24"/>
+        </w:rPr>
+      </w:pPr>
+      <w:r>
+        <w:rPr>
+          <w:sz w:val="24"/>
+          <w:szCs w:val="24"/>
+        </w:rPr>
+        <w:t>&lt;/table&gt;</w:t>
+      </w:r>
+    </w:p>
+    <w:p>
+      <w:pPr>
+        <w:rPr>
+          <w:sz w:val="24"/>
+          <w:szCs w:val="24"/>
+        </w:rPr>
+      </w:pPr>
+      <w:r>
+        <w:rPr>
+          <w:sz w:val="24"/>
+          <w:szCs w:val="24"/>
+        </w:rPr>
+        <w:t>We can use Colspan and Rowspan when we want to for example, make one column larger than others. Or how but a row should be, like a single name for three subjects</w:t>
+      </w:r>
+      <w:r>
+        <w:rPr>
+          <w:sz w:val="24"/>
+          <w:szCs w:val="24"/>
+        </w:rPr>
+        <w:t>.</w:t>
+      </w:r>
+    </w:p>
+    <w:p>
+      <w:pPr>
+        <w:pBdr>
+          <w:top w:val="single" w:sz="6" w:space="12" w:color="D3DCE6"/>
+          <w:left w:val="single" w:sz="6" w:space="12" w:color="D3DCE6"/>
+          <w:bottom w:val="single" w:sz="6" w:space="12" w:color="D3DCE6"/>
+          <w:right w:val="single" w:sz="6" w:space="12" w:color="D3DCE6"/>
+        </w:pBdr>
+        <w:shd w:val="clear" w:color="auto" w:fill="383B40"/>
+        <w:tabs>
+          <w:tab w:val="left" w:pos="916"/>
+          <w:tab w:val="left" w:pos="1832"/>
+          <w:tab w:val="left" w:pos="2748"/>
+          <w:tab w:val="left" w:pos="3664"/>
+          <w:tab w:val="left" w:pos="4580"/>
+          <w:tab w:val="left" w:pos="5496"/>
+          <w:tab w:val="left" w:pos="6412"/>
+          <w:tab w:val="left" w:pos="7328"/>
+          <w:tab w:val="left" w:pos="8244"/>
+          <w:tab w:val="left" w:pos="9160"/>
+          <w:tab w:val="left" w:pos="10076"/>
+          <w:tab w:val="left" w:pos="10992"/>
+          <w:tab w:val="left" w:pos="11908"/>
+          <w:tab w:val="left" w:pos="12824"/>
+          <w:tab w:val="left" w:pos="13740"/>
+          <w:tab w:val="left" w:pos="14656"/>
+        </w:tabs>
+        <w:spacing w:after="0" w:line="300" w:lineRule="atLeast"/>
+        <w:rPr>
+          <w:rFonts w:ascii="Inconsolata" w:eastAsia="Times New Roman" w:hAnsi="Inconsolata" w:cs="Courier New"/>
+          <w:color w:val="D5D5D5"/>
+          <w:sz w:val="24"/>
+          <w:szCs w:val="24"/>
+        </w:rPr>
+      </w:pPr>
+      <w:r>
+        <w:rPr>
+          <w:rFonts w:ascii="Inconsolata" w:eastAsia="Times New Roman" w:hAnsi="Inconsolata" w:cs="Courier New"/>
+          <w:color w:val="D3D3D3"/>
+          <w:sz w:val="24"/>
+          <w:szCs w:val="24"/>
+          <w:bdr w:val="none" w:sz="0" w:space="0" w:color="auto" w:frame="1"/>
+          <w:shd w:val="clear" w:color="auto" w:fill="383B40"/>
+        </w:rPr>
+        <w:t>&lt;</w:t>
+      </w:r>
+      <w:r>
+        <w:rPr>
+          <w:rFonts w:ascii="Inconsolata" w:eastAsia="Times New Roman" w:hAnsi="Inconsolata" w:cs="Courier New"/>
+          <w:color w:val="E06C75"/>
+          <w:sz w:val="24"/>
+          <w:szCs w:val="24"/>
+          <w:bdr w:val="none" w:sz="0" w:space="0" w:color="auto" w:frame="1"/>
+          <w:shd w:val="clear" w:color="auto" w:fill="383B40"/>
+        </w:rPr>
+        <w:t>td</w:t>
+      </w:r>
+      <w:r>
+        <w:rPr>
+          <w:rFonts w:ascii="Inconsolata" w:eastAsia="Times New Roman" w:hAnsi="Inconsolata" w:cs="Courier New"/>
+          <w:color w:val="D3D3D3"/>
+          <w:sz w:val="24"/>
+          <w:szCs w:val="24"/>
+          <w:bdr w:val="none" w:sz="0" w:space="0" w:color="auto" w:frame="1"/>
+          <w:shd w:val="clear" w:color="auto" w:fill="383B40"/>
+        </w:rPr>
+        <w:t xml:space="preserve"> </w:t>
+      </w:r>
+      <w:r>
+        <w:rPr>
+          <w:rFonts w:ascii="Inconsolata" w:eastAsia="Times New Roman" w:hAnsi="Inconsolata" w:cs="Courier New"/>
+          <w:color w:val="D19A66"/>
+          <w:sz w:val="24"/>
+          <w:szCs w:val="24"/>
+          <w:bdr w:val="none" w:sz="0" w:space="0" w:color="auto" w:frame="1"/>
+          <w:shd w:val="clear" w:color="auto" w:fill="383B40"/>
+        </w:rPr>
+        <w:t>rowspan</w:t>
+      </w:r>
+      <w:r>
+        <w:rPr>
+          <w:rFonts w:ascii="Inconsolata" w:eastAsia="Times New Roman" w:hAnsi="Inconsolata" w:cs="Courier New"/>
+          <w:color w:val="D3D3D3"/>
+          <w:sz w:val="24"/>
+          <w:szCs w:val="24"/>
+          <w:bdr w:val="none" w:sz="0" w:space="0" w:color="auto" w:frame="1"/>
+          <w:shd w:val="clear" w:color="auto" w:fill="383B40"/>
+        </w:rPr>
+        <w:t>=</w:t>
+      </w:r>
+      <w:r>
+        <w:rPr>
+          <w:rFonts w:ascii="Inconsolata" w:eastAsia="Times New Roman" w:hAnsi="Inconsolata" w:cs="Courier New"/>
+          <w:color w:val="98C379"/>
+          <w:sz w:val="24"/>
+          <w:szCs w:val="24"/>
+          <w:bdr w:val="none" w:sz="0" w:space="0" w:color="auto" w:frame="1"/>
+          <w:shd w:val="clear" w:color="auto" w:fill="383B40"/>
+        </w:rPr>
+        <w:t>"3"</w:t>
+      </w:r>
+      <w:r>
+        <w:rPr>
+          <w:rFonts w:ascii="Inconsolata" w:eastAsia="Times New Roman" w:hAnsi="Inconsolata" w:cs="Courier New"/>
+          <w:color w:val="D3D3D3"/>
+          <w:sz w:val="24"/>
+          <w:szCs w:val="24"/>
+          <w:bdr w:val="none" w:sz="0" w:space="0" w:color="auto" w:frame="1"/>
+          <w:shd w:val="clear" w:color="auto" w:fill="383B40"/>
+        </w:rPr>
+        <w:t>&gt;Mark Smith&lt;/</w:t>
+      </w:r>
+      <w:r>
+        <w:rPr>
+          <w:rFonts w:ascii="Inconsolata" w:eastAsia="Times New Roman" w:hAnsi="Inconsolata" w:cs="Courier New"/>
+          <w:color w:val="E06C75"/>
+          <w:sz w:val="24"/>
+          <w:szCs w:val="24"/>
+          <w:bdr w:val="none" w:sz="0" w:space="0" w:color="auto" w:frame="1"/>
+          <w:shd w:val="clear" w:color="auto" w:fill="383B40"/>
+        </w:rPr>
+        <w:t>td</w:t>
+      </w:r>
+      <w:r>
+        <w:rPr>
+          <w:rFonts w:ascii="Inconsolata" w:eastAsia="Times New Roman" w:hAnsi="Inconsolata" w:cs="Courier New"/>
+          <w:color w:val="D3D3D3"/>
+          <w:sz w:val="24"/>
+          <w:szCs w:val="24"/>
+          <w:bdr w:val="none" w:sz="0" w:space="0" w:color="auto" w:frame="1"/>
+          <w:shd w:val="clear" w:color="auto" w:fill="383B40"/>
+        </w:rPr>
+        <w:t>&gt;</w:t>
+      </w:r>
+    </w:p>
+    <w:p>
+      <w:pPr>
+        <w:pBdr>
+          <w:top w:val="single" w:sz="6" w:space="12" w:color="D3DCE6"/>
+          <w:left w:val="single" w:sz="6" w:space="12" w:color="D3DCE6"/>
+          <w:bottom w:val="single" w:sz="6" w:space="12" w:color="D3DCE6"/>
+          <w:right w:val="single" w:sz="6" w:space="12" w:color="D3DCE6"/>
+        </w:pBdr>
+        <w:shd w:val="clear" w:color="auto" w:fill="383B40"/>
+        <w:tabs>
+          <w:tab w:val="left" w:pos="916"/>
+          <w:tab w:val="left" w:pos="1832"/>
+          <w:tab w:val="left" w:pos="2748"/>
+          <w:tab w:val="left" w:pos="3664"/>
+          <w:tab w:val="left" w:pos="4580"/>
+          <w:tab w:val="left" w:pos="5496"/>
+          <w:tab w:val="left" w:pos="6412"/>
+          <w:tab w:val="left" w:pos="7328"/>
+          <w:tab w:val="left" w:pos="8244"/>
+          <w:tab w:val="left" w:pos="9160"/>
+          <w:tab w:val="left" w:pos="10076"/>
+          <w:tab w:val="left" w:pos="10992"/>
+          <w:tab w:val="left" w:pos="11908"/>
+          <w:tab w:val="left" w:pos="12824"/>
+          <w:tab w:val="left" w:pos="13740"/>
+          <w:tab w:val="left" w:pos="14656"/>
+        </w:tabs>
+        <w:spacing w:after="0" w:line="300" w:lineRule="atLeast"/>
+        <w:rPr>
+          <w:rFonts w:ascii="Inconsolata" w:eastAsia="Times New Roman" w:hAnsi="Inconsolata" w:cs="Courier New"/>
+          <w:color w:val="D5D5D5"/>
+          <w:sz w:val="24"/>
+          <w:szCs w:val="24"/>
+        </w:rPr>
+      </w:pPr>
+      <w:r>
+        <w:rPr>
+          <w:rFonts w:ascii="Inconsolata" w:eastAsia="Times New Roman" w:hAnsi="Inconsolata" w:cs="Courier New"/>
+          <w:color w:val="D3D3D3"/>
+          <w:sz w:val="24"/>
+          <w:szCs w:val="24"/>
+          <w:bdr w:val="none" w:sz="0" w:space="0" w:color="auto" w:frame="1"/>
+          <w:shd w:val="clear" w:color="auto" w:fill="383B40"/>
+        </w:rPr>
+        <w:t>&lt;</w:t>
+      </w:r>
+      <w:r>
+        <w:rPr>
+          <w:rFonts w:ascii="Inconsolata" w:eastAsia="Times New Roman" w:hAnsi="Inconsolata" w:cs="Courier New"/>
+          <w:color w:val="E06C75"/>
+          <w:sz w:val="24"/>
+          <w:szCs w:val="24"/>
+          <w:bdr w:val="none" w:sz="0" w:space="0" w:color="auto" w:frame="1"/>
+          <w:shd w:val="clear" w:color="auto" w:fill="383B40"/>
+        </w:rPr>
+        <w:t>td</w:t>
+      </w:r>
+      <w:r>
+        <w:rPr>
+          <w:rFonts w:ascii="Inconsolata" w:eastAsia="Times New Roman" w:hAnsi="Inconsolata" w:cs="Courier New"/>
+          <w:color w:val="D3D3D3"/>
+          <w:sz w:val="24"/>
+          <w:szCs w:val="24"/>
+          <w:bdr w:val="none" w:sz="0" w:space="0" w:color="auto" w:frame="1"/>
+          <w:shd w:val="clear" w:color="auto" w:fill="383B40"/>
+        </w:rPr>
+        <w:t xml:space="preserve"> </w:t>
+      </w:r>
+      <w:r>
+        <w:rPr>
+          <w:rFonts w:ascii="Inconsolata" w:eastAsia="Times New Roman" w:hAnsi="Inconsolata" w:cs="Courier New"/>
+          <w:color w:val="D19A66"/>
+          <w:sz w:val="24"/>
+          <w:szCs w:val="24"/>
+          <w:bdr w:val="none" w:sz="0" w:space="0" w:color="auto" w:frame="1"/>
+          <w:shd w:val="clear" w:color="auto" w:fill="383B40"/>
+        </w:rPr>
+        <w:t>colspan</w:t>
+      </w:r>
+      <w:r>
+        <w:rPr>
+          <w:rFonts w:ascii="Inconsolata" w:eastAsia="Times New Roman" w:hAnsi="Inconsolata" w:cs="Courier New"/>
+          <w:color w:val="D3D3D3"/>
+          <w:sz w:val="24"/>
+          <w:szCs w:val="24"/>
+          <w:bdr w:val="none" w:sz="0" w:space="0" w:color="auto" w:frame="1"/>
+          <w:shd w:val="clear" w:color="auto" w:fill="383B40"/>
+        </w:rPr>
+        <w:t>=</w:t>
+      </w:r>
+      <w:r>
+        <w:rPr>
+          <w:rFonts w:ascii="Inconsolata" w:eastAsia="Times New Roman" w:hAnsi="Inconsolata" w:cs="Courier New"/>
+          <w:color w:val="98C379"/>
+          <w:sz w:val="24"/>
+          <w:szCs w:val="24"/>
+          <w:bdr w:val="none" w:sz="0" w:space="0" w:color="auto" w:frame="1"/>
+          <w:shd w:val="clear" w:color="auto" w:fill="383B40"/>
+        </w:rPr>
+        <w:t>"2"</w:t>
+      </w:r>
+      <w:r>
+        <w:rPr>
+          <w:rFonts w:ascii="Inconsolata" w:eastAsia="Times New Roman" w:hAnsi="Inconsolata" w:cs="Courier New"/>
+          <w:color w:val="D3D3D3"/>
+          <w:sz w:val="24"/>
+          <w:szCs w:val="24"/>
+          <w:bdr w:val="none" w:sz="0" w:space="0" w:color="auto" w:frame="1"/>
+          <w:shd w:val="clear" w:color="auto" w:fill="383B40"/>
+        </w:rPr>
+        <w:t>&gt;Total&lt;/</w:t>
+      </w:r>
+      <w:r>
+        <w:rPr>
+          <w:rFonts w:ascii="Inconsolata" w:eastAsia="Times New Roman" w:hAnsi="Inconsolata" w:cs="Courier New"/>
+          <w:color w:val="E06C75"/>
+          <w:sz w:val="24"/>
+          <w:szCs w:val="24"/>
+          <w:bdr w:val="none" w:sz="0" w:space="0" w:color="auto" w:frame="1"/>
+          <w:shd w:val="clear" w:color="auto" w:fill="383B40"/>
+        </w:rPr>
+        <w:t>td</w:t>
+      </w:r>
+      <w:r>
+        <w:rPr>
+          <w:rFonts w:ascii="Inconsolata" w:eastAsia="Times New Roman" w:hAnsi="Inconsolata" w:cs="Courier New"/>
+          <w:color w:val="D3D3D3"/>
+          <w:sz w:val="24"/>
+          <w:szCs w:val="24"/>
+          <w:bdr w:val="none" w:sz="0" w:space="0" w:color="auto" w:frame="1"/>
+          <w:shd w:val="clear" w:color="auto" w:fill="383B40"/>
+        </w:rPr>
+        <w:t>&gt;</w:t>
+      </w:r>
+    </w:p>
+    <w:p>
+      <w:pPr>
+        <w:rPr>
+          <w:rFonts w:eastAsia="Times New Roman" w:cstheme="minorHAnsi"/>
+          <w:sz w:val="24"/>
+          <w:szCs w:val="24"/>
+        </w:rPr>
+      </w:pPr>
+      <w:r>
+        <w:rPr>
+          <w:rFonts w:eastAsia="Times New Roman" w:cstheme="minorHAnsi"/>
+          <w:sz w:val="24"/>
+          <w:szCs w:val="24"/>
+        </w:rPr>
+        <w:t xml:space="preserve">If we write </w:t>
+      </w:r>
+      <w:r>
+        <w:rPr>
+          <w:rFonts w:eastAsia="Times New Roman" w:cstheme="minorHAnsi"/>
+          <w:sz w:val="24"/>
+          <w:szCs w:val="24"/>
+        </w:rPr>
+        <w:t>e.g</w:t>
+      </w:r>
+      <w:r>
+        <w:rPr>
+          <w:rFonts w:eastAsia="Times New Roman" w:cstheme="minorHAnsi"/>
+          <w:sz w:val="24"/>
+          <w:szCs w:val="24"/>
+        </w:rPr>
+        <w:t xml:space="preserve">, that in first row, mark smith is taking next three rows, </w:t>
+      </w:r>
+      <w:r>
+        <w:rPr>
+          <w:rFonts w:eastAsia="Times New Roman" w:cstheme="minorHAnsi"/>
+          <w:sz w:val="24"/>
+          <w:szCs w:val="24"/>
+        </w:rPr>
+        <w:t>then</w:t>
+      </w:r>
+      <w:r>
+        <w:rPr>
+          <w:rFonts w:eastAsia="Times New Roman" w:cstheme="minorHAnsi"/>
+          <w:sz w:val="24"/>
+          <w:szCs w:val="24"/>
+        </w:rPr>
+        <w:t xml:space="preserve"> we will not input data into those in next rows.</w:t>
+      </w:r>
+    </w:p>
+    <w:p>
+      <w:pPr>
+        <w:rPr>
+          <w:rFonts w:cstheme="minorHAnsi"/>
+          <w:sz w:val="24"/>
+          <w:szCs w:val="24"/>
+        </w:rPr>
+      </w:pPr>
+    </w:p>
+    <w:p>
+      <w:pPr>
+        <w:rPr>
+          <w:rFonts w:cstheme="minorHAnsi"/>
+          <w:sz w:val="24"/>
+          <w:szCs w:val="24"/>
+        </w:rPr>
+      </w:pPr>
+    </w:p>
+    <w:p>
+      <w:pPr>
+        <w:rPr>
+          <w:rFonts w:cstheme="minorHAnsi"/>
+          <w:sz w:val="24"/>
+          <w:szCs w:val="24"/>
+        </w:rPr>
+      </w:pPr>
+      <w:r>
+        <w:rPr>
+          <w:rFonts w:cstheme="minorHAnsi"/>
+          <w:sz w:val="24"/>
+          <w:szCs w:val="24"/>
+        </w:rPr>
+        <w:lastRenderedPageBreak/>
+        <w:t>-LISTS:</w:t>
+      </w:r>
+    </w:p>
+    <w:p>
+      <w:pPr>
+        <w:rPr>
+          <w:rFonts w:cstheme="minorHAnsi"/>
+          <w:sz w:val="24"/>
+          <w:szCs w:val="24"/>
+        </w:rPr>
+      </w:pPr>
+      <w:r>
+        <w:rPr>
+          <w:rFonts w:cstheme="minorHAnsi"/>
+          <w:sz w:val="24"/>
+          <w:szCs w:val="24"/>
+        </w:rPr>
+        <w:t>There are three types of lists in HTML. UnOrdered, Ordered, Description.</w:t>
+      </w:r>
+    </w:p>
+    <w:p>
+      <w:pPr>
+        <w:rPr>
+          <w:rFonts w:cstheme="minorHAnsi"/>
+          <w:sz w:val="24"/>
+          <w:szCs w:val="24"/>
+        </w:rPr>
+      </w:pPr>
+      <w:r>
+        <w:rPr>
+          <w:rFonts w:cstheme="minorHAnsi"/>
+          <w:sz w:val="24"/>
+          <w:szCs w:val="24"/>
+        </w:rPr>
+        <w:t xml:space="preserve">-UNORDERED: </w:t>
+      </w:r>
+    </w:p>
+    <w:p>
+      <w:pPr>
+        <w:rPr>
+          <w:rFonts w:cstheme="minorHAnsi"/>
+          <w:sz w:val="24"/>
+          <w:szCs w:val="24"/>
+        </w:rPr>
+      </w:pPr>
+      <w:r>
+        <w:rPr>
+          <w:rFonts w:cstheme="minorHAnsi"/>
+          <w:sz w:val="24"/>
+          <w:szCs w:val="24"/>
+        </w:rPr>
+        <w:t>We use &lt;ul&gt;&lt;/ul&gt; to make an unordered list. Inside that list, each item must be inside &lt;li&gt;&lt;/li&gt; Basically like td but for ul.</w:t>
+      </w:r>
+      <w:r>
+        <w:rPr>
+          <w:rFonts w:cstheme="minorHAnsi"/>
+          <w:sz w:val="24"/>
+          <w:szCs w:val="24"/>
+        </w:rPr>
+        <w:t xml:space="preserve"> Basically, outputs a list with dots.</w:t>
+      </w:r>
+      <w:r>
+        <w:rPr>
+          <w:rFonts w:cstheme="minorHAnsi"/>
+          <w:sz w:val="24"/>
+          <w:szCs w:val="24"/>
+        </w:rPr>
+        <w:t xml:space="preserve"> Can use different types, such as dots, circles, squares.</w:t>
+      </w:r>
+    </w:p>
+    <w:p>
+      <w:pPr>
+        <w:rPr>
+          <w:rFonts w:cstheme="minorHAnsi"/>
+          <w:sz w:val="24"/>
+          <w:szCs w:val="24"/>
+        </w:rPr>
+      </w:pPr>
+    </w:p>
+    <w:p>
+      <w:pPr>
+        <w:rPr>
+          <w:rFonts w:cstheme="minorHAnsi"/>
+          <w:sz w:val="24"/>
+          <w:szCs w:val="24"/>
+        </w:rPr>
+      </w:pPr>
+      <w:r>
+        <w:rPr>
+          <w:rFonts w:cstheme="minorHAnsi"/>
+          <w:sz w:val="24"/>
+          <w:szCs w:val="24"/>
+        </w:rPr>
+        <w:t>-ORDERED:</w:t>
+      </w:r>
+    </w:p>
+    <w:p>
+      <w:pPr>
+        <w:rPr>
+          <w:rFonts w:cstheme="minorHAnsi"/>
+          <w:sz w:val="24"/>
+          <w:szCs w:val="24"/>
+        </w:rPr>
+      </w:pPr>
+      <w:r>
+        <w:rPr>
+          <w:rFonts w:cstheme="minorHAnsi"/>
+          <w:sz w:val="24"/>
+          <w:szCs w:val="24"/>
+        </w:rPr>
+        <w:t>Made using &lt;ol&gt;&lt;/ol&gt; and uses the same &lt;li&gt;&lt;/li&gt; like unordered for data. It outputs a list with numbers.</w:t>
+      </w:r>
+    </w:p>
+    <w:p>
+      <w:pPr>
+        <w:rPr>
+          <w:rFonts w:cstheme="minorHAnsi"/>
+          <w:sz w:val="24"/>
+          <w:szCs w:val="24"/>
+        </w:rPr>
+      </w:pPr>
+      <w:r>
+        <w:rPr>
+          <w:rFonts w:cstheme="minorHAnsi"/>
+          <w:sz w:val="24"/>
+          <w:szCs w:val="24"/>
+        </w:rPr>
+        <w:t>We can give the type of numbering, such as 1, a, A, i, to a type attribute of the list. We can also just write the attribute reversed type. And also use Start=”10” to for example, start from 10.</w:t>
+      </w:r>
+    </w:p>
+    <w:p>
+      <w:pPr>
+        <w:rPr>
+          <w:rFonts w:cstheme="minorHAnsi"/>
+          <w:sz w:val="24"/>
+          <w:szCs w:val="24"/>
+        </w:rPr>
+      </w:pPr>
+      <w:r>
+        <w:rPr>
+          <w:noProof/>
+        </w:rPr>
+        <w:drawing>
+          <wp:anchor distT="0" distB="0" distL="114300" distR="114300" simplePos="0" relativeHeight="251659264" behindDoc="1" locked="0" layoutInCell="1" allowOverlap="1" wp14:anchorId="1690F31A" wp14:editId="0479CA32">
+            <wp:simplePos x="0" y="0"/>
+            <wp:positionH relativeFrom="column">
+              <wp:posOffset>3676650</wp:posOffset>
+            </wp:positionH>
+            <wp:positionV relativeFrom="paragraph">
+              <wp:posOffset>159385</wp:posOffset>
+            </wp:positionV>
+            <wp:extent cx="2656840" cy="4241800"/>
+            <wp:effectExtent l="0" t="0" r="0" b="6350"/>
+            <wp:wrapTight wrapText="bothSides">
+              <wp:wrapPolygon edited="0">
+                <wp:start x="0" y="0"/>
+                <wp:lineTo x="0" y="21535"/>
+                <wp:lineTo x="21373" y="21535"/>
+                <wp:lineTo x="21373" y="0"/>
+                <wp:lineTo x="0" y="0"/>
+              </wp:wrapPolygon>
+            </wp:wrapTight>
+            <wp:docPr id="2" name="Picture 2"/>
+            <wp:cNvGraphicFramePr>
+              <a:graphicFrameLocks xmlns:a="http://schemas.openxmlformats.org/drawingml/2006/main" noChangeAspect="1"/>
+            </wp:cNvGraphicFramePr>
+            <a:graphic xmlns:a="http://schemas.openxmlformats.org/drawingml/2006/main">
+              <a:graphicData uri="http://schemas.openxmlformats.org/drawingml/2006/picture">
+                <pic:pic xmlns:pic="http://schemas.openxmlformats.org/drawingml/2006/picture">
+                  <pic:nvPicPr>
+                    <pic:cNvPr id="1" name=""/>
+                    <pic:cNvPicPr/>
+                  </pic:nvPicPr>
+                  <pic:blipFill>
+                    <a:blip r:embed="rId7">
+                      <a:extLst>
+                        <a:ext uri="{28A0092B-C50C-407E-A947-70E740481C1C}">
+                          <a14:useLocalDpi xmlns:a14="http://schemas.microsoft.com/office/drawing/2010/main" val="0"/>
+                        </a:ext>
+                      </a:extLst>
+                    </a:blip>
+                    <a:stretch>
+                      <a:fillRect/>
+                    </a:stretch>
+                  </pic:blipFill>
+                  <pic:spPr>
+                    <a:xfrm>
+                      <a:off x="0" y="0"/>
+                      <a:ext cx="2656840" cy="4241800"/>
+                    </a:xfrm>
+                    <a:prstGeom prst="rect">
+                      <a:avLst/>
+                    </a:prstGeom>
+                  </pic:spPr>
+                </pic:pic>
+              </a:graphicData>
+            </a:graphic>
+            <wp14:sizeRelH relativeFrom="margin">
+              <wp14:pctWidth>0</wp14:pctWidth>
+            </wp14:sizeRelH>
+            <wp14:sizeRelV relativeFrom="margin">
+              <wp14:pctHeight>0</wp14:pctHeight>
+            </wp14:sizeRelV>
+          </wp:anchor>
+        </w:drawing>
+      </w:r>
+    </w:p>
+    <w:p>
+      <w:pPr>
+        <w:rPr>
+          <w:rFonts w:cstheme="minorHAnsi"/>
+          <w:sz w:val="24"/>
+          <w:szCs w:val="24"/>
+        </w:rPr>
+      </w:pPr>
+      <w:r>
+        <w:rPr>
+          <w:rFonts w:cstheme="minorHAnsi"/>
+          <w:sz w:val="24"/>
+          <w:szCs w:val="24"/>
+        </w:rPr>
+        <w:t>-DESCRIPTION LIST:</w:t>
+      </w:r>
+    </w:p>
+    <w:p>
+      <w:pPr>
+        <w:rPr>
+          <w:rFonts w:cstheme="minorHAnsi"/>
+          <w:sz w:val="24"/>
+          <w:szCs w:val="24"/>
+        </w:rPr>
+      </w:pPr>
+      <w:r>
+        <w:rPr>
+          <w:rFonts w:cstheme="minorHAnsi"/>
+          <w:sz w:val="24"/>
+          <w:szCs w:val="24"/>
+        </w:rPr>
+        <w:t>Shows data in name value format, such as:</w:t>
+      </w:r>
+    </w:p>
+    <w:p>
+      <w:pPr>
+        <w:rPr>
+          <w:rFonts w:cstheme="minorHAnsi"/>
+          <w:sz w:val="24"/>
+          <w:szCs w:val="24"/>
+        </w:rPr>
+      </w:pPr>
+      <w:r>
+        <w:rPr>
+          <w:rFonts w:cstheme="minorHAnsi"/>
+          <w:sz w:val="24"/>
+          <w:szCs w:val="24"/>
+        </w:rPr>
+        <w:t>Term or name is made by &lt;dt&gt;&lt;/dt&gt;</w:t>
+      </w:r>
+    </w:p>
+    <w:p>
+      <w:pPr>
+        <w:rPr>
+          <w:rFonts w:cstheme="minorHAnsi"/>
+          <w:sz w:val="24"/>
+          <w:szCs w:val="24"/>
+        </w:rPr>
+      </w:pPr>
+      <w:r>
+        <w:rPr>
+          <w:rFonts w:cstheme="minorHAnsi"/>
+          <w:sz w:val="24"/>
+          <w:szCs w:val="24"/>
+        </w:rPr>
+        <w:t>Description of the term is made by &lt;dd&gt;&lt;/dd&gt;</w:t>
+      </w:r>
+    </w:p>
+    <w:p>
+      <w:pPr>
+        <w:rPr>
+          <w:rFonts w:cstheme="minorHAnsi"/>
+          <w:sz w:val="24"/>
+          <w:szCs w:val="24"/>
+        </w:rPr>
+      </w:pPr>
+    </w:p>
+    <w:p>
+      <w:pPr>
+        <w:rPr>
+          <w:rFonts w:cstheme="minorHAnsi"/>
+          <w:sz w:val="24"/>
+          <w:szCs w:val="24"/>
+        </w:rPr>
+      </w:pPr>
+      <w:r>
+        <w:rPr>
+          <w:rFonts w:cstheme="minorHAnsi"/>
+          <w:sz w:val="24"/>
+          <w:szCs w:val="24"/>
+        </w:rPr>
+        <w:t>NOTE: WE CAN MAKE LISTS INSIDE LISTS.</w:t>
+      </w:r>
+    </w:p>
+    <w:p>
+      <w:pPr>
+        <w:rPr>
+          <w:sz w:val="24"/>
+          <w:szCs w:val="24"/>
+        </w:rPr>
+      </w:pPr>
+    </w:p>
+    <w:p>
+      <w:pPr>
+        <w:rPr>
+          <w:sz w:val="24"/>
+          <w:szCs w:val="24"/>
+        </w:rPr>
+      </w:pPr>
+    </w:p>
+    <w:p>
+      <w:pPr>
+        <w:rPr>
+          <w:sz w:val="24"/>
+          <w:szCs w:val="24"/>
+        </w:rPr>
+      </w:pPr>
+      <w:r>
+        <w:rPr>
+          <w:sz w:val="24"/>
+          <w:szCs w:val="24"/>
+        </w:rPr>
+        <w:t>COMPLETED HTML BASICS AND INTRO.</w:t>
+      </w:r>
+    </w:p>
+    <w:p>
+      <w:pPr>
+        <w:rPr>
+          <w:sz w:val="24"/>
+          <w:szCs w:val="24"/>
+        </w:rPr>
+      </w:pPr>
+    </w:p>
+    <w:p>
+      <w:pPr>
+        <w:rPr>
+          <w:sz w:val="24"/>
+          <w:szCs w:val="24"/>
+        </w:rPr>
+      </w:pPr>
+      <w:r>
+        <w:rPr>
+          <w:sz w:val="24"/>
+          <w:szCs w:val="24"/>
+        </w:rPr>
+        <w:t xml:space="preserve">-Inline Elements are elements that appear on the same </w:t>
+      </w:r>
+    </w:p>
+    <w:p>
+      <w:pPr>
+        <w:rPr>
+          <w:sz w:val="24"/>
+          <w:szCs w:val="24"/>
+        </w:rPr>
+      </w:pPr>
+      <w:r>
+        <w:rPr>
+          <w:sz w:val="24"/>
+          <w:szCs w:val="24"/>
+        </w:rPr>
+        <w:t xml:space="preserve">Line and don’t require to start another line. Such as </w:t>
+      </w:r>
+    </w:p>
+    <w:p>
+      <w:pPr>
+        <w:rPr>
+          <w:sz w:val="24"/>
+          <w:szCs w:val="24"/>
+        </w:rPr>
+      </w:pPr>
+      <w:r>
+        <w:rPr>
+          <w:sz w:val="24"/>
+          <w:szCs w:val="24"/>
+        </w:rPr>
+        <w:t>Strong, span</w:t>
+      </w:r>
+    </w:p>
+    <w:p>
+      <w:pPr>
+        <w:rPr>
+          <w:sz w:val="24"/>
+          <w:szCs w:val="24"/>
+        </w:rPr>
+      </w:pPr>
+      <w:r>
+        <w:rPr>
+          <w:sz w:val="24"/>
+          <w:szCs w:val="24"/>
+        </w:rPr>
+        <w:t xml:space="preserve">-Block elements take up whole horizontal space. They go </w:t>
+      </w:r>
+    </w:p>
+    <w:p>
+      <w:pPr>
+        <w:rPr>
+          <w:sz w:val="24"/>
+          <w:szCs w:val="24"/>
+        </w:rPr>
+      </w:pPr>
+      <w:r>
+        <w:rPr>
+          <w:sz w:val="24"/>
+          <w:szCs w:val="24"/>
+        </w:rPr>
+        <w:t>Up as high as the content demands.</w:t>
+      </w:r>
+      <w:r>
+        <w:rPr>
+          <w:sz w:val="24"/>
+          <w:szCs w:val="24"/>
+        </w:rPr>
+        <w:t xml:space="preserve"> Such as &lt;p&gt; and &lt;h1&gt;                           </w:t>
+      </w:r>
+    </w:p>
+    <w:p>
+      <w:pPr>
+        <w:rPr>
+          <w:sz w:val="24"/>
+          <w:szCs w:val="24"/>
+        </w:rPr>
+      </w:pPr>
+    </w:p>
+    <w:p>
+      <w:pPr>
+        <w:rPr>
+          <w:sz w:val="24"/>
+          <w:szCs w:val="24"/>
+        </w:rPr>
+      </w:pPr>
+      <w:r>
+        <w:rPr>
+          <w:sz w:val="24"/>
+          <w:szCs w:val="24"/>
+        </w:rPr>
+        <w:t>-NOTE: FOR IMAGE LINKS, JUST INCLUDE THE SRC INSIDE THE TAG OF HYPERLINK, IN PLACE WHERE A TEXT USUALLY IS.</w:t>
+      </w:r>
+    </w:p>
+    <w:p>
+      <w:pPr>
+        <w:rPr>
+          <w:sz w:val="24"/>
+          <w:szCs w:val="24"/>
+        </w:rPr>
+      </w:pPr>
+      <w:r>
+        <w:rPr>
+          <w:sz w:val="24"/>
+          <w:szCs w:val="24"/>
+        </w:rPr>
+        <w:t>DONE TILL TARGEt attribute inside HTML INLINE.</w:t>
+      </w:r>
     </w:p>
     <w:sectPr>
       <w:pgSz w:w="12240" w:h="15840"/>
@@ -2691,6 +4173,95 @@
 <file path=word/numbering.xml><?xml version="1.0" encoding="utf-8"?>
 <w:numbering xmlns:wpc="http://schemas.microsoft.com/office/word/2010/wordprocessingCanvas" xmlns:cx="http://schemas.microsoft.com/office/drawing/2014/chartex" xmlns:cx1="http://schemas.microsoft.com/office/drawing/2015/9/8/chartex" xmlns:cx2="http://schemas.microsoft.com/office/drawing/2015/10/21/chartex" xmlns:cx3="http://schemas.microsoft.com/office/drawing/2016/5/9/chartex" xmlns:cx4="http://schemas.microsoft.com/office/drawing/2016/5/10/chartex" xmlns:cx5="http://schemas.microsoft.com/office/drawing/2016/5/11/chartex" xmlns:cx6="http://schemas.microsoft.com/office/drawing/2016/5/12/chartex" xmlns:cx7="http://schemas.microsoft.com/office/drawing/2016/5/13/chartex" xmlns:cx8="http://schemas.microsoft.com/office/drawing/2016/5/14/chartex" xmlns:mc="http://schemas.openxmlformats.org/markup-compatibility/2006" xmlns:aink="http://schemas.microsoft.com/office/drawing/2016/ink" xmlns:am3d="http://schemas.microsoft.com/office/drawing/2017/model3d" xmlns:o="urn:schemas-microsoft-com:office:office" xmlns:r="http://schemas.openxmlformats.org/officeDocument/2006/relationships" xmlns:m="http://schemas.openxmlformats.org/officeDocument/2006/math" xmlns:v="urn:schemas-microsoft-com:vml" xmlns:wp14="http://schemas.microsoft.com/office/word/2010/wordprocessingDrawing" xmlns:wp="http://schemas.openxmlformats.org/drawingml/2006/wordprocessingDrawing" xmlns:w10="urn:schemas-microsoft-com:office:word" xmlns:w="http://schemas.openxmlformats.org/wordprocessingml/2006/main" xmlns:w14="http://schemas.microsoft.com/office/word/2010/wordml" xmlns:w15="http://schemas.microsoft.com/office/word/2012/wordml" xmlns:w16cex="http://schemas.microsoft.com/office/word/2018/wordml/cex" xmlns:w16cid="http://schemas.microsoft.com/office/word/2016/wordml/cid" xmlns:w16="http://schemas.microsoft.com/office/word/2018/wordml" xmlns:w16sdtdh="http://schemas.microsoft.com/office/word/2020/wordml/sdtdatahash" xmlns:w16se="http://schemas.microsoft.com/office/word/2015/wordml/symex" xmlns:wpg="http://schemas.microsoft.com/office/word/2010/wordprocessingGroup" xmlns:wpi="http://schemas.microsoft.com/office/word/2010/wordprocessingInk" xmlns:wne="http://schemas.microsoft.com/office/word/2006/wordml" xmlns:wps="http://schemas.microsoft.com/office/word/2010/wordprocessingShape" mc:Ignorable="w14 w15 w16se w16cid w16 w16cex w16sdtdh wp14">
   <w:abstractNum w:abstractNumId="0" w15:restartNumberingAfterBreak="0">
+    <w:nsid w:val="27E47DB9"/>
+    <w:multiLevelType w:val="hybridMultilevel"/>
+    <w:tmpl w:val="576A07F0"/>
+    <w:lvl w:ilvl="0" w:tplc="04090011">
+      <w:start w:val="1"/>
+      <w:numFmt w:val="decimal"/>
+      <w:lvlText w:val="%1)"/>
+      <w:lvlJc w:val="left"/>
+      <w:pPr>
+        <w:ind w:left="720" w:hanging="360"/>
+      </w:pPr>
+      <w:rPr>
+        <w:rFonts w:hint="default"/>
+      </w:rPr>
+    </w:lvl>
+    <w:lvl w:ilvl="1" w:tplc="04090019" w:tentative="1">
+      <w:start w:val="1"/>
+      <w:numFmt w:val="lowerLetter"/>
+      <w:lvlText w:val="%2."/>
+      <w:lvlJc w:val="left"/>
+      <w:pPr>
+        <w:ind w:left="1440" w:hanging="360"/>
+      </w:pPr>
+    </w:lvl>
+    <w:lvl w:ilvl="2" w:tplc="0409001B" w:tentative="1">
+      <w:start w:val="1"/>
+      <w:numFmt w:val="lowerRoman"/>
+      <w:lvlText w:val="%3."/>
+      <w:lvlJc w:val="right"/>
+      <w:pPr>
+        <w:ind w:left="2160" w:hanging="180"/>
+      </w:pPr>
+    </w:lvl>
+    <w:lvl w:ilvl="3" w:tplc="0409000F" w:tentative="1">
+      <w:start w:val="1"/>
+      <w:numFmt w:val="decimal"/>
+      <w:lvlText w:val="%4."/>
+      <w:lvlJc w:val="left"/>
+      <w:pPr>
+        <w:ind w:left="2880" w:hanging="360"/>
+      </w:pPr>
+    </w:lvl>
+    <w:lvl w:ilvl="4" w:tplc="04090019" w:tentative="1">
+      <w:start w:val="1"/>
+      <w:numFmt w:val="lowerLetter"/>
+      <w:lvlText w:val="%5."/>
+      <w:lvlJc w:val="left"/>
+      <w:pPr>
+        <w:ind w:left="3600" w:hanging="360"/>
+      </w:pPr>
+    </w:lvl>
+    <w:lvl w:ilvl="5" w:tplc="0409001B" w:tentative="1">
+      <w:start w:val="1"/>
+      <w:numFmt w:val="lowerRoman"/>
+      <w:lvlText w:val="%6."/>
+      <w:lvlJc w:val="right"/>
+      <w:pPr>
+        <w:ind w:left="4320" w:hanging="180"/>
+      </w:pPr>
+    </w:lvl>
+    <w:lvl w:ilvl="6" w:tplc="0409000F" w:tentative="1">
+      <w:start w:val="1"/>
+      <w:numFmt w:val="decimal"/>
+      <w:lvlText w:val="%7."/>
+      <w:lvlJc w:val="left"/>
+      <w:pPr>
+        <w:ind w:left="5040" w:hanging="360"/>
+      </w:pPr>
+    </w:lvl>
+    <w:lvl w:ilvl="7" w:tplc="04090019" w:tentative="1">
+      <w:start w:val="1"/>
+      <w:numFmt w:val="lowerLetter"/>
+      <w:lvlText w:val="%8."/>
+      <w:lvlJc w:val="left"/>
+      <w:pPr>
+        <w:ind w:left="5760" w:hanging="360"/>
+      </w:pPr>
+    </w:lvl>
+    <w:lvl w:ilvl="8" w:tplc="0409001B" w:tentative="1">
+      <w:start w:val="1"/>
+      <w:numFmt w:val="lowerRoman"/>
+      <w:lvlText w:val="%9."/>
+      <w:lvlJc w:val="right"/>
+      <w:pPr>
+        <w:ind w:left="6480" w:hanging="180"/>
+      </w:pPr>
+    </w:lvl>
+  </w:abstractNum>
+  <w:abstractNum w:abstractNumId="1" w15:restartNumberingAfterBreak="0">
     <w:nsid w:val="50300655"/>
     <w:multiLevelType w:val="multilevel"/>
     <w:tmpl w:val="1F0C8DE8"/>
@@ -2839,8 +4410,103 @@
       </w:rPr>
     </w:lvl>
   </w:abstractNum>
+  <w:abstractNum w:abstractNumId="2" w15:restartNumberingAfterBreak="0">
+    <w:nsid w:val="708A2C30"/>
+    <w:multiLevelType w:val="hybridMultilevel"/>
+    <w:tmpl w:val="F9F0264A"/>
+    <w:lvl w:ilvl="0" w:tplc="04090011">
+      <w:start w:val="1"/>
+      <w:numFmt w:val="decimal"/>
+      <w:lvlText w:val="%1)"/>
+      <w:lvlJc w:val="left"/>
+      <w:pPr>
+        <w:ind w:left="720" w:hanging="360"/>
+      </w:pPr>
+      <w:rPr>
+        <w:rFonts w:hint="default"/>
+      </w:rPr>
+    </w:lvl>
+    <w:lvl w:ilvl="1" w:tplc="04090019" w:tentative="1">
+      <w:start w:val="1"/>
+      <w:numFmt w:val="lowerLetter"/>
+      <w:lvlText w:val="%2."/>
+      <w:lvlJc w:val="left"/>
+      <w:pPr>
+        <w:ind w:left="1440" w:hanging="360"/>
+      </w:pPr>
+    </w:lvl>
+    <w:lvl w:ilvl="2" w:tplc="0409001B" w:tentative="1">
+      <w:start w:val="1"/>
+      <w:numFmt w:val="lowerRoman"/>
+      <w:lvlText w:val="%3."/>
+      <w:lvlJc w:val="right"/>
+      <w:pPr>
+        <w:ind w:left="2160" w:hanging="180"/>
+      </w:pPr>
+    </w:lvl>
+    <w:lvl w:ilvl="3" w:tplc="0409000F" w:tentative="1">
+      <w:start w:val="1"/>
+      <w:numFmt w:val="decimal"/>
+      <w:lvlText w:val="%4."/>
+      <w:lvlJc w:val="left"/>
+      <w:pPr>
+        <w:ind w:left="2880" w:hanging="360"/>
+      </w:pPr>
+    </w:lvl>
+    <w:lvl w:ilvl="4" w:tplc="04090019" w:tentative="1">
+      <w:start w:val="1"/>
+      <w:numFmt w:val="lowerLetter"/>
+      <w:lvlText w:val="%5."/>
+      <w:lvlJc w:val="left"/>
+      <w:pPr>
+        <w:ind w:left="3600" w:hanging="360"/>
+      </w:pPr>
+    </w:lvl>
+    <w:lvl w:ilvl="5" w:tplc="0409001B" w:tentative="1">
+      <w:start w:val="1"/>
+      <w:numFmt w:val="lowerRoman"/>
+      <w:lvlText w:val="%6."/>
+      <w:lvlJc w:val="right"/>
+      <w:pPr>
+        <w:ind w:left="4320" w:hanging="180"/>
+      </w:pPr>
+    </w:lvl>
+    <w:lvl w:ilvl="6" w:tplc="0409000F" w:tentative="1">
+      <w:start w:val="1"/>
+      <w:numFmt w:val="decimal"/>
+      <w:lvlText w:val="%7."/>
+      <w:lvlJc w:val="left"/>
+      <w:pPr>
+        <w:ind w:left="5040" w:hanging="360"/>
+      </w:pPr>
+    </w:lvl>
+    <w:lvl w:ilvl="7" w:tplc="04090019" w:tentative="1">
+      <w:start w:val="1"/>
+      <w:numFmt w:val="lowerLetter"/>
+      <w:lvlText w:val="%8."/>
+      <w:lvlJc w:val="left"/>
+      <w:pPr>
+        <w:ind w:left="5760" w:hanging="360"/>
+      </w:pPr>
+    </w:lvl>
+    <w:lvl w:ilvl="8" w:tplc="0409001B" w:tentative="1">
+      <w:start w:val="1"/>
+      <w:numFmt w:val="lowerRoman"/>
+      <w:lvlText w:val="%9."/>
+      <w:lvlJc w:val="right"/>
+      <w:pPr>
+        <w:ind w:left="6480" w:hanging="180"/>
+      </w:pPr>
+    </w:lvl>
+  </w:abstractNum>
   <w:num w:numId="1">
+    <w:abstractNumId w:val="1"/>
+  </w:num>
+  <w:num w:numId="2">
     <w:abstractNumId w:val="0"/>
+  </w:num>
+  <w:num w:numId="3">
+    <w:abstractNumId w:val="2"/>
   </w:num>
 </w:numbering>
 </file>
@@ -3357,6 +5023,67 @@
     <w:basedOn w:val="DefaultParagraphFont"/>
     <w:rsid w:val="00A62D8B"/>
   </w:style>
+  <w:style w:type="paragraph" w:styleId="HTMLPreformatted">
+    <w:name w:val="HTML Preformatted"/>
+    <w:basedOn w:val="Normal"/>
+    <w:link w:val="HTMLPreformattedChar"/>
+    <w:uiPriority w:val="99"/>
+    <w:semiHidden/>
+    <w:unhideWhenUsed/>
+    <w:rsid w:val="00F53996"/>
+    <w:pPr>
+      <w:spacing w:after="0" w:line="240" w:lineRule="auto"/>
+    </w:pPr>
+    <w:rPr>
+      <w:rFonts w:ascii="Consolas" w:hAnsi="Consolas"/>
+      <w:sz w:val="20"/>
+      <w:szCs w:val="20"/>
+    </w:rPr>
+  </w:style>
+  <w:style w:type="character" w:customStyle="1" w:styleId="HTMLPreformattedChar">
+    <w:name w:val="HTML Preformatted Char"/>
+    <w:basedOn w:val="DefaultParagraphFont"/>
+    <w:link w:val="HTMLPreformatted"/>
+    <w:uiPriority w:val="99"/>
+    <w:semiHidden/>
+    <w:rsid w:val="00F53996"/>
+    <w:rPr>
+      <w:rFonts w:ascii="Consolas" w:hAnsi="Consolas"/>
+      <w:sz w:val="20"/>
+      <w:szCs w:val="20"/>
+    </w:rPr>
+  </w:style>
+  <w:style w:type="character" w:customStyle="1" w:styleId="hljs-tag">
+    <w:name w:val="hljs-tag"/>
+    <w:basedOn w:val="DefaultParagraphFont"/>
+    <w:rsid w:val="00A23498"/>
+  </w:style>
+  <w:style w:type="character" w:customStyle="1" w:styleId="hljs-name">
+    <w:name w:val="hljs-name"/>
+    <w:basedOn w:val="DefaultParagraphFont"/>
+    <w:rsid w:val="00A23498"/>
+  </w:style>
+  <w:style w:type="character" w:customStyle="1" w:styleId="hljs-attr">
+    <w:name w:val="hljs-attr"/>
+    <w:basedOn w:val="DefaultParagraphFont"/>
+    <w:rsid w:val="00A23498"/>
+  </w:style>
+  <w:style w:type="character" w:customStyle="1" w:styleId="hljs-string">
+    <w:name w:val="hljs-string"/>
+    <w:basedOn w:val="DefaultParagraphFont"/>
+    <w:rsid w:val="00A23498"/>
+  </w:style>
+  <w:style w:type="paragraph" w:styleId="ListParagraph">
+    <w:name w:val="List Paragraph"/>
+    <w:basedOn w:val="Normal"/>
+    <w:uiPriority w:val="34"/>
+    <w:qFormat/>
+    <w:rsid w:val="00AA0CA2"/>
+    <w:pPr>
+      <w:ind w:left="720"/>
+      <w:contextualSpacing/>
+    </w:pPr>
+  </w:style>
 </w:styles>
 </file>
 

--- a/HTML Notes.docx
+++ b/HTML Notes.docx
@@ -1824,7 +1824,23 @@
           <w:sz w:val="24"/>
           <w:szCs w:val="24"/>
         </w:rPr>
-        <w:t>src is the source attribute for an img. &lt;img&gt; tag is used to embed a image in the html page.</w:t>
+        <w:t xml:space="preserve">src is the source attribute for an img. &lt;img&gt; tag is used to embed </w:t>
+      </w:r>
+      <w:proofErr w:type="spellStart"/>
+      <w:r>
+        <w:rPr>
+          <w:sz w:val="24"/>
+          <w:szCs w:val="24"/>
+        </w:rPr>
+        <w:t>a</w:t>
+      </w:r>
+      <w:proofErr w:type="spellEnd"/>
+      <w:r>
+        <w:rPr>
+          <w:sz w:val="24"/>
+          <w:szCs w:val="24"/>
+        </w:rPr>
+        <w:t xml:space="preserve"> image in the html page.</w:t>
       </w:r>
     </w:p>
     <w:p>
@@ -1950,6 +1966,58 @@
           <w:szCs w:val="24"/>
         </w:rPr>
       </w:pPr>
+      <w:r>
+        <w:rPr>
+          <w:sz w:val="24"/>
+          <w:szCs w:val="24"/>
+        </w:rPr>
+        <w:t>We can also add title= to make a title appear when we hover over the image.</w:t>
+      </w:r>
+    </w:p>
+    <w:p>
+      <w:pPr>
+        <w:rPr>
+          <w:sz w:val="24"/>
+          <w:szCs w:val="24"/>
+        </w:rPr>
+      </w:pPr>
+      <w:r>
+        <w:rPr>
+          <w:sz w:val="24"/>
+          <w:szCs w:val="24"/>
+        </w:rPr>
+        <w:t>ANOTHER IMPORTANT ATTRIBUTE IS LOADING, if we give it “</w:t>
+      </w:r>
+      <w:r>
+        <w:rPr>
+          <w:sz w:val="24"/>
+          <w:szCs w:val="24"/>
+        </w:rPr>
+        <w:t>l</w:t>
+      </w:r>
+      <w:r>
+        <w:rPr>
+          <w:sz w:val="24"/>
+          <w:szCs w:val="24"/>
+        </w:rPr>
+        <w:t>azy” then it will load images only when we scroll to them.</w:t>
+      </w:r>
+    </w:p>
+    <w:p>
+      <w:pPr>
+        <w:rPr>
+          <w:sz w:val="24"/>
+          <w:szCs w:val="24"/>
+        </w:rPr>
+      </w:pPr>
+    </w:p>
+    <w:p>
+      <w:pPr>
+        <w:rPr>
+          <w:sz w:val="24"/>
+          <w:szCs w:val="24"/>
+        </w:rPr>
+      </w:pPr>
     </w:p>
     <w:p>
       <w:pPr>
@@ -2058,7 +2126,23 @@
           <w:sz w:val="24"/>
           <w:szCs w:val="24"/>
         </w:rPr>
-        <w:t xml:space="preserve">We can use &lt;html Lang= “en”&gt; to declare the language of a webpage. This is meant to assist search engines. We can also use first two for language and last two for country </w:t>
+        <w:t>We can use &lt;html Lang= “</w:t>
+      </w:r>
+      <w:proofErr w:type="spellStart"/>
+      <w:r>
+        <w:rPr>
+          <w:sz w:val="24"/>
+          <w:szCs w:val="24"/>
+        </w:rPr>
+        <w:t>en</w:t>
+      </w:r>
+      <w:proofErr w:type="spellEnd"/>
+      <w:r>
+        <w:rPr>
+          <w:sz w:val="24"/>
+          <w:szCs w:val="24"/>
+        </w:rPr>
+        <w:t xml:space="preserve">”&gt; to declare the language of a webpage. This is meant to assist search engines. We can also use first two for language and last two for country </w:t>
       </w:r>
       <w:r>
         <w:rPr>
@@ -2072,7 +2156,23 @@
           <w:sz w:val="24"/>
           <w:szCs w:val="24"/>
         </w:rPr>
-        <w:t xml:space="preserve"> en-US</w:t>
+        <w:t xml:space="preserve"> </w:t>
+      </w:r>
+      <w:proofErr w:type="spellStart"/>
+      <w:r>
+        <w:rPr>
+          <w:sz w:val="24"/>
+          <w:szCs w:val="24"/>
+        </w:rPr>
+        <w:t>en</w:t>
+      </w:r>
+      <w:proofErr w:type="spellEnd"/>
+      <w:r>
+        <w:rPr>
+          <w:sz w:val="24"/>
+          <w:szCs w:val="24"/>
+        </w:rPr>
+        <w:t>-US</w:t>
       </w:r>
       <w:r>
         <w:rPr>
@@ -2295,7 +2395,23 @@
           <w:sz w:val="24"/>
           <w:szCs w:val="24"/>
         </w:rPr>
-        <w:t>&lt;hr&gt; is horizontal rule, a thematic break in the html page. Can be used to separate page into sections. Empty tag so no closing tag.</w:t>
+        <w:t>&lt;</w:t>
+      </w:r>
+      <w:proofErr w:type="spellStart"/>
+      <w:r>
+        <w:rPr>
+          <w:sz w:val="24"/>
+          <w:szCs w:val="24"/>
+        </w:rPr>
+        <w:t>hr</w:t>
+      </w:r>
+      <w:proofErr w:type="spellEnd"/>
+      <w:r>
+        <w:rPr>
+          <w:sz w:val="24"/>
+          <w:szCs w:val="24"/>
+        </w:rPr>
+        <w:t>&gt; is horizontal rule, a thematic break in the html page. Can be used to separate page into sections. Empty tag so no closing tag.</w:t>
       </w:r>
       <w:r>
         <w:rPr>
@@ -2317,6 +2433,7 @@
           <w:sz w:val="24"/>
           <w:szCs w:val="24"/>
         </w:rPr>
+        <w:lastRenderedPageBreak/>
         <w:t>&lt;br&gt; is line break. It is when we want to create a new line inside paragraph without starting a new paragraph.</w:t>
       </w:r>
     </w:p>
@@ -2369,8 +2486,23 @@
           <w:sz w:val="24"/>
           <w:szCs w:val="24"/>
         </w:rPr>
-        <w:lastRenderedPageBreak/>
-        <w:t xml:space="preserve">&lt;p&gt; I am check this out &lt;strong&gt; hmmmmm &lt;/strong&gt; but can I write after it? </w:t>
+        <w:t xml:space="preserve">&lt;p&gt; I am check this out &lt;strong&gt; </w:t>
+      </w:r>
+      <w:proofErr w:type="spellStart"/>
+      <w:r>
+        <w:rPr>
+          <w:sz w:val="24"/>
+          <w:szCs w:val="24"/>
+        </w:rPr>
+        <w:t>hmmmmm</w:t>
+      </w:r>
+      <w:proofErr w:type="spellEnd"/>
+      <w:r>
+        <w:rPr>
+          <w:sz w:val="24"/>
+          <w:szCs w:val="24"/>
+        </w:rPr>
+        <w:t xml:space="preserve"> &lt;/strong&gt; but can I write after it? </w:t>
       </w:r>
       <w:r>
         <w:rPr>
@@ -2399,7 +2531,23 @@
           <w:sz w:val="24"/>
           <w:szCs w:val="24"/>
         </w:rPr>
-        <w:t>&amp;nbsp; is an </w:t>
+        <w:t>&amp;</w:t>
+      </w:r>
+      <w:proofErr w:type="spellStart"/>
+      <w:r>
+        <w:rPr>
+          <w:sz w:val="24"/>
+          <w:szCs w:val="24"/>
+        </w:rPr>
+        <w:t>nbsp</w:t>
+      </w:r>
+      <w:proofErr w:type="spellEnd"/>
+      <w:r>
+        <w:rPr>
+          <w:sz w:val="24"/>
+          <w:szCs w:val="24"/>
+        </w:rPr>
+        <w:t>; is an </w:t>
       </w:r>
       <w:r>
         <w:rPr>
@@ -2535,7 +2683,39 @@
           <w:sz w:val="24"/>
           <w:szCs w:val="24"/>
         </w:rPr>
-        <w:t>Inside a row, we can either give a header name, &lt;th&gt;&lt;/th&gt;</w:t>
+        <w:t>Inside a row, we can either give a header name, &lt;</w:t>
+      </w:r>
+      <w:proofErr w:type="spellStart"/>
+      <w:r>
+        <w:rPr>
+          <w:sz w:val="24"/>
+          <w:szCs w:val="24"/>
+        </w:rPr>
+        <w:t>th</w:t>
+      </w:r>
+      <w:proofErr w:type="spellEnd"/>
+      <w:r>
+        <w:rPr>
+          <w:sz w:val="24"/>
+          <w:szCs w:val="24"/>
+        </w:rPr>
+        <w:t>&gt;&lt;/</w:t>
+      </w:r>
+      <w:proofErr w:type="spellStart"/>
+      <w:r>
+        <w:rPr>
+          <w:sz w:val="24"/>
+          <w:szCs w:val="24"/>
+        </w:rPr>
+        <w:t>th</w:t>
+      </w:r>
+      <w:proofErr w:type="spellEnd"/>
+      <w:r>
+        <w:rPr>
+          <w:sz w:val="24"/>
+          <w:szCs w:val="24"/>
+        </w:rPr>
+        <w:t>&gt;</w:t>
       </w:r>
       <w:r>
         <w:rPr>
@@ -2600,30 +2780,142 @@
           <w:sz w:val="24"/>
           <w:szCs w:val="24"/>
         </w:rPr>
-        <w:t xml:space="preserve"> Tho idk why, using border alone was fine, perhaps the instructions is for an older version.</w:t>
-      </w:r>
-    </w:p>
-    <w:p>
-      <w:pPr>
-        <w:rPr>
-          <w:sz w:val="24"/>
-          <w:szCs w:val="24"/>
-        </w:rPr>
-      </w:pPr>
-    </w:p>
-    <w:p>
-      <w:pPr>
-        <w:rPr>
-          <w:sz w:val="24"/>
-          <w:szCs w:val="24"/>
-        </w:rPr>
-      </w:pPr>
-      <w:r>
-        <w:rPr>
-          <w:sz w:val="24"/>
-          <w:szCs w:val="24"/>
-        </w:rPr>
-        <w:t>Just like a body and head of a html program, a table also has a &lt;thead&gt;&lt;/thead&gt; and &lt;tbody&gt;&lt;/tbody&gt; and &lt;tfoot&gt;&lt;/tfoot&gt;.</w:t>
+        <w:t xml:space="preserve"> </w:t>
+      </w:r>
+      <w:proofErr w:type="spellStart"/>
+      <w:r>
+        <w:rPr>
+          <w:sz w:val="24"/>
+          <w:szCs w:val="24"/>
+        </w:rPr>
+        <w:t>Tho</w:t>
+      </w:r>
+      <w:proofErr w:type="spellEnd"/>
+      <w:r>
+        <w:rPr>
+          <w:sz w:val="24"/>
+          <w:szCs w:val="24"/>
+        </w:rPr>
+        <w:t xml:space="preserve"> idk why, using border alone was fine, perhaps the instructions is for an older version.</w:t>
+      </w:r>
+    </w:p>
+    <w:p>
+      <w:pPr>
+        <w:rPr>
+          <w:sz w:val="24"/>
+          <w:szCs w:val="24"/>
+        </w:rPr>
+      </w:pPr>
+    </w:p>
+    <w:p>
+      <w:pPr>
+        <w:rPr>
+          <w:sz w:val="24"/>
+          <w:szCs w:val="24"/>
+        </w:rPr>
+      </w:pPr>
+      <w:r>
+        <w:rPr>
+          <w:sz w:val="24"/>
+          <w:szCs w:val="24"/>
+        </w:rPr>
+        <w:t>Just like a body and head of a html program, a table also has a &lt;</w:t>
+      </w:r>
+      <w:proofErr w:type="spellStart"/>
+      <w:r>
+        <w:rPr>
+          <w:sz w:val="24"/>
+          <w:szCs w:val="24"/>
+        </w:rPr>
+        <w:t>thead</w:t>
+      </w:r>
+      <w:proofErr w:type="spellEnd"/>
+      <w:r>
+        <w:rPr>
+          <w:sz w:val="24"/>
+          <w:szCs w:val="24"/>
+        </w:rPr>
+        <w:t>&gt;&lt;/</w:t>
+      </w:r>
+      <w:proofErr w:type="spellStart"/>
+      <w:r>
+        <w:rPr>
+          <w:sz w:val="24"/>
+          <w:szCs w:val="24"/>
+        </w:rPr>
+        <w:t>thead</w:t>
+      </w:r>
+      <w:proofErr w:type="spellEnd"/>
+      <w:r>
+        <w:rPr>
+          <w:sz w:val="24"/>
+          <w:szCs w:val="24"/>
+        </w:rPr>
+        <w:t>&gt; and &lt;</w:t>
+      </w:r>
+      <w:proofErr w:type="spellStart"/>
+      <w:r>
+        <w:rPr>
+          <w:sz w:val="24"/>
+          <w:szCs w:val="24"/>
+        </w:rPr>
+        <w:t>tbody</w:t>
+      </w:r>
+      <w:proofErr w:type="spellEnd"/>
+      <w:r>
+        <w:rPr>
+          <w:sz w:val="24"/>
+          <w:szCs w:val="24"/>
+        </w:rPr>
+        <w:t>&gt;&lt;/</w:t>
+      </w:r>
+      <w:proofErr w:type="spellStart"/>
+      <w:r>
+        <w:rPr>
+          <w:sz w:val="24"/>
+          <w:szCs w:val="24"/>
+        </w:rPr>
+        <w:t>tbody</w:t>
+      </w:r>
+      <w:proofErr w:type="spellEnd"/>
+      <w:r>
+        <w:rPr>
+          <w:sz w:val="24"/>
+          <w:szCs w:val="24"/>
+        </w:rPr>
+        <w:t>&gt; and &lt;</w:t>
+      </w:r>
+      <w:proofErr w:type="spellStart"/>
+      <w:r>
+        <w:rPr>
+          <w:sz w:val="24"/>
+          <w:szCs w:val="24"/>
+        </w:rPr>
+        <w:t>tfoot</w:t>
+      </w:r>
+      <w:proofErr w:type="spellEnd"/>
+      <w:r>
+        <w:rPr>
+          <w:sz w:val="24"/>
+          <w:szCs w:val="24"/>
+        </w:rPr>
+        <w:t>&gt;&lt;/</w:t>
+      </w:r>
+      <w:proofErr w:type="spellStart"/>
+      <w:r>
+        <w:rPr>
+          <w:sz w:val="24"/>
+          <w:szCs w:val="24"/>
+        </w:rPr>
+        <w:t>tfoot</w:t>
+      </w:r>
+      <w:proofErr w:type="spellEnd"/>
+      <w:r>
+        <w:rPr>
+          <w:sz w:val="24"/>
+          <w:szCs w:val="24"/>
+        </w:rPr>
+        <w:t>&gt;.</w:t>
       </w:r>
     </w:p>
     <w:p>
@@ -2665,7 +2957,23 @@
           <w:sz w:val="24"/>
           <w:szCs w:val="24"/>
         </w:rPr>
-        <w:t xml:space="preserve">  &lt;thead&gt;</w:t>
+        <w:t xml:space="preserve">  &lt;</w:t>
+      </w:r>
+      <w:proofErr w:type="spellStart"/>
+      <w:r>
+        <w:rPr>
+          <w:sz w:val="24"/>
+          <w:szCs w:val="24"/>
+        </w:rPr>
+        <w:t>thead</w:t>
+      </w:r>
+      <w:proofErr w:type="spellEnd"/>
+      <w:r>
+        <w:rPr>
+          <w:sz w:val="24"/>
+          <w:szCs w:val="24"/>
+        </w:rPr>
+        <w:t>&gt;</w:t>
       </w:r>
     </w:p>
     <w:p>
@@ -2707,7 +3015,39 @@
           <w:sz w:val="24"/>
           <w:szCs w:val="24"/>
         </w:rPr>
-        <w:t xml:space="preserve">      &lt;th&gt;S.N&lt;/th&gt;</w:t>
+        <w:t xml:space="preserve">      &lt;</w:t>
+      </w:r>
+      <w:proofErr w:type="spellStart"/>
+      <w:r>
+        <w:rPr>
+          <w:sz w:val="24"/>
+          <w:szCs w:val="24"/>
+        </w:rPr>
+        <w:t>th</w:t>
+      </w:r>
+      <w:proofErr w:type="spellEnd"/>
+      <w:r>
+        <w:rPr>
+          <w:sz w:val="24"/>
+          <w:szCs w:val="24"/>
+        </w:rPr>
+        <w:t>&gt;S.N&lt;/</w:t>
+      </w:r>
+      <w:proofErr w:type="spellStart"/>
+      <w:r>
+        <w:rPr>
+          <w:sz w:val="24"/>
+          <w:szCs w:val="24"/>
+        </w:rPr>
+        <w:t>th</w:t>
+      </w:r>
+      <w:proofErr w:type="spellEnd"/>
+      <w:r>
+        <w:rPr>
+          <w:sz w:val="24"/>
+          <w:szCs w:val="24"/>
+        </w:rPr>
+        <w:t>&gt;</w:t>
       </w:r>
     </w:p>
     <w:p>
@@ -2728,7 +3068,39 @@
           <w:sz w:val="24"/>
           <w:szCs w:val="24"/>
         </w:rPr>
-        <w:t xml:space="preserve">      &lt;th&gt;Item&lt;/th&gt;</w:t>
+        <w:t xml:space="preserve">      &lt;</w:t>
+      </w:r>
+      <w:proofErr w:type="spellStart"/>
+      <w:r>
+        <w:rPr>
+          <w:sz w:val="24"/>
+          <w:szCs w:val="24"/>
+        </w:rPr>
+        <w:t>th</w:t>
+      </w:r>
+      <w:proofErr w:type="spellEnd"/>
+      <w:r>
+        <w:rPr>
+          <w:sz w:val="24"/>
+          <w:szCs w:val="24"/>
+        </w:rPr>
+        <w:t>&gt;Item&lt;/</w:t>
+      </w:r>
+      <w:proofErr w:type="spellStart"/>
+      <w:r>
+        <w:rPr>
+          <w:sz w:val="24"/>
+          <w:szCs w:val="24"/>
+        </w:rPr>
+        <w:t>th</w:t>
+      </w:r>
+      <w:proofErr w:type="spellEnd"/>
+      <w:r>
+        <w:rPr>
+          <w:sz w:val="24"/>
+          <w:szCs w:val="24"/>
+        </w:rPr>
+        <w:t>&gt;</w:t>
       </w:r>
     </w:p>
     <w:p>
@@ -2749,7 +3121,39 @@
           <w:sz w:val="24"/>
           <w:szCs w:val="24"/>
         </w:rPr>
-        <w:t xml:space="preserve">      &lt;th&gt;Quantity&lt;/th&gt;</w:t>
+        <w:t xml:space="preserve">      &lt;</w:t>
+      </w:r>
+      <w:proofErr w:type="spellStart"/>
+      <w:r>
+        <w:rPr>
+          <w:sz w:val="24"/>
+          <w:szCs w:val="24"/>
+        </w:rPr>
+        <w:t>th</w:t>
+      </w:r>
+      <w:proofErr w:type="spellEnd"/>
+      <w:r>
+        <w:rPr>
+          <w:sz w:val="24"/>
+          <w:szCs w:val="24"/>
+        </w:rPr>
+        <w:t>&gt;Quantity&lt;/</w:t>
+      </w:r>
+      <w:proofErr w:type="spellStart"/>
+      <w:r>
+        <w:rPr>
+          <w:sz w:val="24"/>
+          <w:szCs w:val="24"/>
+        </w:rPr>
+        <w:t>th</w:t>
+      </w:r>
+      <w:proofErr w:type="spellEnd"/>
+      <w:r>
+        <w:rPr>
+          <w:sz w:val="24"/>
+          <w:szCs w:val="24"/>
+        </w:rPr>
+        <w:t>&gt;</w:t>
       </w:r>
     </w:p>
     <w:p>
@@ -2791,7 +3195,23 @@
           <w:sz w:val="24"/>
           <w:szCs w:val="24"/>
         </w:rPr>
-        <w:t xml:space="preserve">  &lt;/thead&gt;</w:t>
+        <w:t xml:space="preserve">  &lt;/</w:t>
+      </w:r>
+      <w:proofErr w:type="spellStart"/>
+      <w:r>
+        <w:rPr>
+          <w:sz w:val="24"/>
+          <w:szCs w:val="24"/>
+        </w:rPr>
+        <w:t>thead</w:t>
+      </w:r>
+      <w:proofErr w:type="spellEnd"/>
+      <w:r>
+        <w:rPr>
+          <w:sz w:val="24"/>
+          <w:szCs w:val="24"/>
+        </w:rPr>
+        <w:t>&gt;</w:t>
       </w:r>
     </w:p>
     <w:p>
@@ -2812,7 +3232,24 @@
           <w:sz w:val="24"/>
           <w:szCs w:val="24"/>
         </w:rPr>
-        <w:t xml:space="preserve">  &lt;tbody&gt;</w:t>
+        <w:lastRenderedPageBreak/>
+        <w:t xml:space="preserve">  &lt;</w:t>
+      </w:r>
+      <w:proofErr w:type="spellStart"/>
+      <w:r>
+        <w:rPr>
+          <w:sz w:val="24"/>
+          <w:szCs w:val="24"/>
+        </w:rPr>
+        <w:t>tbody</w:t>
+      </w:r>
+      <w:proofErr w:type="spellEnd"/>
+      <w:r>
+        <w:rPr>
+          <w:sz w:val="24"/>
+          <w:szCs w:val="24"/>
+        </w:rPr>
+        <w:t>&gt;</w:t>
       </w:r>
     </w:p>
     <w:p>
@@ -2875,7 +3312,6 @@
           <w:sz w:val="24"/>
           <w:szCs w:val="24"/>
         </w:rPr>
-        <w:lastRenderedPageBreak/>
         <w:t xml:space="preserve">      &lt;td&gt;Apple&lt;/td&gt;</w:t>
       </w:r>
     </w:p>
@@ -3149,7 +3585,23 @@
           <w:sz w:val="24"/>
           <w:szCs w:val="24"/>
         </w:rPr>
-        <w:t xml:space="preserve">  &lt;/tbody&gt;</w:t>
+        <w:t xml:space="preserve">  &lt;/</w:t>
+      </w:r>
+      <w:proofErr w:type="spellStart"/>
+      <w:r>
+        <w:rPr>
+          <w:sz w:val="24"/>
+          <w:szCs w:val="24"/>
+        </w:rPr>
+        <w:t>tbody</w:t>
+      </w:r>
+      <w:proofErr w:type="spellEnd"/>
+      <w:r>
+        <w:rPr>
+          <w:sz w:val="24"/>
+          <w:szCs w:val="24"/>
+        </w:rPr>
+        <w:t>&gt;</w:t>
       </w:r>
     </w:p>
     <w:p>
@@ -3170,7 +3622,23 @@
           <w:sz w:val="24"/>
           <w:szCs w:val="24"/>
         </w:rPr>
-        <w:t xml:space="preserve">  &lt;tfoot&gt;</w:t>
+        <w:t xml:space="preserve">  &lt;</w:t>
+      </w:r>
+      <w:proofErr w:type="spellStart"/>
+      <w:r>
+        <w:rPr>
+          <w:sz w:val="24"/>
+          <w:szCs w:val="24"/>
+        </w:rPr>
+        <w:t>tfoot</w:t>
+      </w:r>
+      <w:proofErr w:type="spellEnd"/>
+      <w:r>
+        <w:rPr>
+          <w:sz w:val="24"/>
+          <w:szCs w:val="24"/>
+        </w:rPr>
+        <w:t>&gt;</w:t>
       </w:r>
     </w:p>
     <w:p>
@@ -3296,7 +3764,23 @@
           <w:sz w:val="24"/>
           <w:szCs w:val="24"/>
         </w:rPr>
-        <w:t xml:space="preserve">  &lt;/tfoot&gt;</w:t>
+        <w:t xml:space="preserve">  &lt;/</w:t>
+      </w:r>
+      <w:proofErr w:type="spellStart"/>
+      <w:r>
+        <w:rPr>
+          <w:sz w:val="24"/>
+          <w:szCs w:val="24"/>
+        </w:rPr>
+        <w:t>tfoot</w:t>
+      </w:r>
+      <w:proofErr w:type="spellEnd"/>
+      <w:r>
+        <w:rPr>
+          <w:sz w:val="24"/>
+          <w:szCs w:val="24"/>
+        </w:rPr>
+        <w:t>&gt;</w:t>
       </w:r>
     </w:p>
     <w:p>
@@ -3332,7 +3816,39 @@
           <w:sz w:val="24"/>
           <w:szCs w:val="24"/>
         </w:rPr>
-        <w:t>We can use Colspan and Rowspan when we want to for example, make one column larger than others. Or how but a row should be, like a single name for three subjects</w:t>
+        <w:t xml:space="preserve">We can use </w:t>
+      </w:r>
+      <w:proofErr w:type="spellStart"/>
+      <w:r>
+        <w:rPr>
+          <w:sz w:val="24"/>
+          <w:szCs w:val="24"/>
+        </w:rPr>
+        <w:t>Colspan</w:t>
+      </w:r>
+      <w:proofErr w:type="spellEnd"/>
+      <w:r>
+        <w:rPr>
+          <w:sz w:val="24"/>
+          <w:szCs w:val="24"/>
+        </w:rPr>
+        <w:t xml:space="preserve"> and </w:t>
+      </w:r>
+      <w:proofErr w:type="spellStart"/>
+      <w:r>
+        <w:rPr>
+          <w:sz w:val="24"/>
+          <w:szCs w:val="24"/>
+        </w:rPr>
+        <w:t>Rowspan</w:t>
+      </w:r>
+      <w:proofErr w:type="spellEnd"/>
+      <w:r>
+        <w:rPr>
+          <w:sz w:val="24"/>
+          <w:szCs w:val="24"/>
+        </w:rPr>
+        <w:t xml:space="preserve"> when we want to for example, make one column larger than others. Or how but a row should be, like a single name for three subjects</w:t>
       </w:r>
       <w:r>
         <w:rPr>
@@ -3410,6 +3926,7 @@
         </w:rPr>
         <w:t xml:space="preserve"> </w:t>
       </w:r>
+      <w:proofErr w:type="spellStart"/>
       <w:r>
         <w:rPr>
           <w:rFonts w:ascii="Inconsolata" w:eastAsia="Times New Roman" w:hAnsi="Inconsolata" w:cs="Courier New"/>
@@ -3421,6 +3938,7 @@
         </w:rPr>
         <w:t>rowspan</w:t>
       </w:r>
+      <w:proofErr w:type="spellEnd"/>
       <w:r>
         <w:rPr>
           <w:rFonts w:ascii="Inconsolata" w:eastAsia="Times New Roman" w:hAnsi="Inconsolata" w:cs="Courier New"/>
@@ -3545,6 +4063,7 @@
         </w:rPr>
         <w:t xml:space="preserve"> </w:t>
       </w:r>
+      <w:proofErr w:type="spellStart"/>
       <w:r>
         <w:rPr>
           <w:rFonts w:ascii="Inconsolata" w:eastAsia="Times New Roman" w:hAnsi="Inconsolata" w:cs="Courier New"/>
@@ -3556,6 +4075,7 @@
         </w:rPr>
         <w:t>colspan</w:t>
       </w:r>
+      <w:proofErr w:type="spellEnd"/>
       <w:r>
         <w:rPr>
           <w:rFonts w:ascii="Inconsolata" w:eastAsia="Times New Roman" w:hAnsi="Inconsolata" w:cs="Courier New"/>
@@ -3626,6 +4146,7 @@
           <w:sz w:val="24"/>
           <w:szCs w:val="24"/>
         </w:rPr>
+        <w:lastRenderedPageBreak/>
         <w:t xml:space="preserve">If we write </w:t>
       </w:r>
       <w:r>
@@ -3693,7 +4214,6 @@
           <w:sz w:val="24"/>
           <w:szCs w:val="24"/>
         </w:rPr>
-        <w:lastRenderedPageBreak/>
         <w:t>-LISTS:</w:t>
       </w:r>
     </w:p>
@@ -3711,23 +4231,41 @@
           <w:sz w:val="24"/>
           <w:szCs w:val="24"/>
         </w:rPr>
-        <w:t>There are three types of lists in HTML. UnOrdered, Ordered, Description.</w:t>
-      </w:r>
-    </w:p>
-    <w:p>
-      <w:pPr>
+        <w:t xml:space="preserve">There are three types of lists in HTML. </w:t>
+      </w:r>
+      <w:proofErr w:type="spellStart"/>
+      <w:r>
         <w:rPr>
           <w:rFonts w:cstheme="minorHAnsi"/>
           <w:sz w:val="24"/>
           <w:szCs w:val="24"/>
         </w:rPr>
-      </w:pPr>
+        <w:t>UnOrdered</w:t>
+      </w:r>
+      <w:proofErr w:type="spellEnd"/>
       <w:r>
         <w:rPr>
           <w:rFonts w:cstheme="minorHAnsi"/>
           <w:sz w:val="24"/>
           <w:szCs w:val="24"/>
         </w:rPr>
+        <w:t>, Ordered, Description.</w:t>
+      </w:r>
+    </w:p>
+    <w:p>
+      <w:pPr>
+        <w:rPr>
+          <w:rFonts w:cstheme="minorHAnsi"/>
+          <w:sz w:val="24"/>
+          <w:szCs w:val="24"/>
+        </w:rPr>
+      </w:pPr>
+      <w:r>
+        <w:rPr>
+          <w:rFonts w:cstheme="minorHAnsi"/>
+          <w:sz w:val="24"/>
+          <w:szCs w:val="24"/>
+        </w:rPr>
         <w:t xml:space="preserve">-UNORDERED: </w:t>
       </w:r>
     </w:p>
@@ -3804,24 +4342,78 @@
           <w:sz w:val="24"/>
           <w:szCs w:val="24"/>
         </w:rPr>
-        <w:t>Made using &lt;ol&gt;&lt;/ol&gt; and uses the same &lt;li&gt;&lt;/li&gt; like unordered for data. It outputs a list with numbers.</w:t>
-      </w:r>
-    </w:p>
-    <w:p>
-      <w:pPr>
+        <w:t>Made using &lt;</w:t>
+      </w:r>
+      <w:proofErr w:type="spellStart"/>
+      <w:r>
         <w:rPr>
           <w:rFonts w:cstheme="minorHAnsi"/>
           <w:sz w:val="24"/>
           <w:szCs w:val="24"/>
         </w:rPr>
-      </w:pPr>
+        <w:t>ol</w:t>
+      </w:r>
+      <w:proofErr w:type="spellEnd"/>
       <w:r>
         <w:rPr>
           <w:rFonts w:cstheme="minorHAnsi"/>
           <w:sz w:val="24"/>
           <w:szCs w:val="24"/>
         </w:rPr>
-        <w:t>We can give the type of numbering, such as 1, a, A, i, to a type attribute of the list. We can also just write the attribute reversed type. And also use Start=”10” to for example, start from 10.</w:t>
+        <w:t>&gt;&lt;/</w:t>
+      </w:r>
+      <w:proofErr w:type="spellStart"/>
+      <w:r>
+        <w:rPr>
+          <w:rFonts w:cstheme="minorHAnsi"/>
+          <w:sz w:val="24"/>
+          <w:szCs w:val="24"/>
+        </w:rPr>
+        <w:t>ol</w:t>
+      </w:r>
+      <w:proofErr w:type="spellEnd"/>
+      <w:r>
+        <w:rPr>
+          <w:rFonts w:cstheme="minorHAnsi"/>
+          <w:sz w:val="24"/>
+          <w:szCs w:val="24"/>
+        </w:rPr>
+        <w:t>&gt; and uses the same &lt;li&gt;&lt;/li&gt; like unordered for data. It outputs a list with numbers.</w:t>
+      </w:r>
+    </w:p>
+    <w:p>
+      <w:pPr>
+        <w:rPr>
+          <w:rFonts w:cstheme="minorHAnsi"/>
+          <w:sz w:val="24"/>
+          <w:szCs w:val="24"/>
+        </w:rPr>
+      </w:pPr>
+      <w:r>
+        <w:rPr>
+          <w:rFonts w:cstheme="minorHAnsi"/>
+          <w:sz w:val="24"/>
+          <w:szCs w:val="24"/>
+        </w:rPr>
+        <w:t xml:space="preserve">We can give the type of numbering, such as 1, a, A, </w:t>
+      </w:r>
+      <w:proofErr w:type="spellStart"/>
+      <w:r>
+        <w:rPr>
+          <w:rFonts w:cstheme="minorHAnsi"/>
+          <w:sz w:val="24"/>
+          <w:szCs w:val="24"/>
+        </w:rPr>
+        <w:t>i</w:t>
+      </w:r>
+      <w:proofErr w:type="spellEnd"/>
+      <w:r>
+        <w:rPr>
+          <w:rFonts w:cstheme="minorHAnsi"/>
+          <w:sz w:val="24"/>
+          <w:szCs w:val="24"/>
+        </w:rPr>
+        <w:t>, to a type attribute of the list. We can also just write the attribute reversed type. And also use Start=”10” to for example, start from 10.</w:t>
       </w:r>
     </w:p>
     <w:p>
@@ -4136,6 +4728,7 @@
           <w:sz w:val="24"/>
           <w:szCs w:val="24"/>
         </w:rPr>
+        <w:lastRenderedPageBreak/>
         <w:t>-NOTE: FOR IMAGE LINKS, JUST INCLUDE THE SRC INSIDE THE TAG OF HYPERLINK, IN PLACE WHERE A TEXT USUALLY IS.</w:t>
       </w:r>
     </w:p>
@@ -4146,13 +4739,4009 @@
           <w:szCs w:val="24"/>
         </w:rPr>
       </w:pPr>
-      <w:r>
-        <w:rPr>
-          <w:sz w:val="24"/>
-          <w:szCs w:val="24"/>
-        </w:rPr>
-        <w:t>DONE TILL TARGEt attribute inside HTML INLINE.</w:t>
-      </w:r>
+    </w:p>
+    <w:p>
+      <w:pPr>
+        <w:rPr>
+          <w:sz w:val="24"/>
+          <w:szCs w:val="24"/>
+        </w:rPr>
+      </w:pPr>
+    </w:p>
+    <w:p>
+      <w:pPr>
+        <w:rPr>
+          <w:sz w:val="24"/>
+          <w:szCs w:val="24"/>
+        </w:rPr>
+      </w:pPr>
+      <w:r>
+        <w:rPr>
+          <w:sz w:val="24"/>
+          <w:szCs w:val="24"/>
+        </w:rPr>
+        <w:t>-Target Attribute:</w:t>
+      </w:r>
+    </w:p>
+    <w:p>
+      <w:pPr>
+        <w:rPr>
+          <w:sz w:val="24"/>
+          <w:szCs w:val="24"/>
+        </w:rPr>
+      </w:pPr>
+      <w:r>
+        <w:rPr>
+          <w:sz w:val="24"/>
+          <w:szCs w:val="24"/>
+        </w:rPr>
+        <w:t xml:space="preserve">Currently if we click a link, it opens in the same window. If want to change this, we use the Target attribute. </w:t>
+      </w:r>
+    </w:p>
+    <w:tbl>
+      <w:tblPr>
+        <w:tblW w:w="10769" w:type="dxa"/>
+        <w:tblBorders>
+          <w:top w:val="single" w:sz="4" w:space="0" w:color="auto"/>
+          <w:left w:val="single" w:sz="4" w:space="0" w:color="auto"/>
+          <w:bottom w:val="single" w:sz="4" w:space="0" w:color="auto"/>
+          <w:right w:val="single" w:sz="4" w:space="0" w:color="auto"/>
+          <w:insideH w:val="single" w:sz="4" w:space="0" w:color="auto"/>
+          <w:insideV w:val="single" w:sz="4" w:space="0" w:color="auto"/>
+        </w:tblBorders>
+        <w:shd w:val="clear" w:color="auto" w:fill="F8FAFF"/>
+        <w:tblCellMar>
+          <w:left w:w="0" w:type="dxa"/>
+          <w:right w:w="0" w:type="dxa"/>
+        </w:tblCellMar>
+        <w:tblLook w:val="04A0" w:firstRow="1" w:lastRow="0" w:firstColumn="1" w:lastColumn="0" w:noHBand="0" w:noVBand="1"/>
+      </w:tblPr>
+      <w:tblGrid>
+        <w:gridCol w:w="2006"/>
+        <w:gridCol w:w="8763"/>
+      </w:tblGrid>
+      <w:tr>
+        <w:trPr>
+          <w:trHeight w:val="484"/>
+        </w:trPr>
+        <w:tc>
+          <w:tcPr>
+            <w:tcW w:w="0" w:type="auto"/>
+            <w:shd w:val="clear" w:color="auto" w:fill="F8FAFF"/>
+            <w:tcMar>
+              <w:top w:w="180" w:type="dxa"/>
+              <w:left w:w="360" w:type="dxa"/>
+              <w:bottom w:w="180" w:type="dxa"/>
+              <w:right w:w="360" w:type="dxa"/>
+            </w:tcMar>
+            <w:vAlign w:val="center"/>
+            <w:hideMark/>
+          </w:tcPr>
+          <w:p>
+            <w:pPr>
+              <w:rPr>
+                <w:sz w:val="24"/>
+                <w:szCs w:val="24"/>
+              </w:rPr>
+            </w:pPr>
+            <w:r>
+              <w:rPr>
+                <w:sz w:val="24"/>
+                <w:szCs w:val="24"/>
+              </w:rPr>
+              <w:t>Target</w:t>
+            </w:r>
+          </w:p>
+        </w:tc>
+        <w:tc>
+          <w:tcPr>
+            <w:tcW w:w="0" w:type="auto"/>
+            <w:shd w:val="clear" w:color="auto" w:fill="F8FAFF"/>
+            <w:tcMar>
+              <w:top w:w="180" w:type="dxa"/>
+              <w:left w:w="360" w:type="dxa"/>
+              <w:bottom w:w="180" w:type="dxa"/>
+              <w:right w:w="360" w:type="dxa"/>
+            </w:tcMar>
+            <w:vAlign w:val="center"/>
+            <w:hideMark/>
+          </w:tcPr>
+          <w:p>
+            <w:pPr>
+              <w:rPr>
+                <w:sz w:val="24"/>
+                <w:szCs w:val="24"/>
+              </w:rPr>
+            </w:pPr>
+            <w:r>
+              <w:rPr>
+                <w:sz w:val="24"/>
+                <w:szCs w:val="24"/>
+              </w:rPr>
+              <w:t>Description</w:t>
+            </w:r>
+          </w:p>
+        </w:tc>
+      </w:tr>
+      <w:tr>
+        <w:trPr>
+          <w:trHeight w:val="500"/>
+        </w:trPr>
+        <w:tc>
+          <w:tcPr>
+            <w:tcW w:w="0" w:type="auto"/>
+            <w:shd w:val="clear" w:color="auto" w:fill="F8FAFF"/>
+            <w:tcMar>
+              <w:top w:w="180" w:type="dxa"/>
+              <w:left w:w="360" w:type="dxa"/>
+              <w:bottom w:w="180" w:type="dxa"/>
+              <w:right w:w="360" w:type="dxa"/>
+            </w:tcMar>
+            <w:vAlign w:val="center"/>
+            <w:hideMark/>
+          </w:tcPr>
+          <w:p>
+            <w:pPr>
+              <w:rPr>
+                <w:sz w:val="24"/>
+                <w:szCs w:val="24"/>
+              </w:rPr>
+            </w:pPr>
+            <w:r>
+              <w:rPr>
+                <w:sz w:val="24"/>
+                <w:szCs w:val="24"/>
+              </w:rPr>
+              <w:t>_self</w:t>
+            </w:r>
+          </w:p>
+        </w:tc>
+        <w:tc>
+          <w:tcPr>
+            <w:tcW w:w="0" w:type="auto"/>
+            <w:shd w:val="clear" w:color="auto" w:fill="F8FAFF"/>
+            <w:tcMar>
+              <w:top w:w="180" w:type="dxa"/>
+              <w:left w:w="360" w:type="dxa"/>
+              <w:bottom w:w="180" w:type="dxa"/>
+              <w:right w:w="360" w:type="dxa"/>
+            </w:tcMar>
+            <w:vAlign w:val="center"/>
+            <w:hideMark/>
+          </w:tcPr>
+          <w:p>
+            <w:pPr>
+              <w:rPr>
+                <w:sz w:val="24"/>
+                <w:szCs w:val="24"/>
+              </w:rPr>
+            </w:pPr>
+            <w:r>
+              <w:rPr>
+                <w:sz w:val="24"/>
+                <w:szCs w:val="24"/>
+              </w:rPr>
+              <w:t>(Default) Opens the link in the same browser tab.</w:t>
+            </w:r>
+          </w:p>
+        </w:tc>
+      </w:tr>
+      <w:tr>
+        <w:trPr>
+          <w:trHeight w:val="484"/>
+        </w:trPr>
+        <w:tc>
+          <w:tcPr>
+            <w:tcW w:w="0" w:type="auto"/>
+            <w:shd w:val="clear" w:color="auto" w:fill="F8FAFF"/>
+            <w:tcMar>
+              <w:top w:w="180" w:type="dxa"/>
+              <w:left w:w="360" w:type="dxa"/>
+              <w:bottom w:w="180" w:type="dxa"/>
+              <w:right w:w="360" w:type="dxa"/>
+            </w:tcMar>
+            <w:vAlign w:val="center"/>
+            <w:hideMark/>
+          </w:tcPr>
+          <w:p>
+            <w:pPr>
+              <w:rPr>
+                <w:sz w:val="24"/>
+                <w:szCs w:val="24"/>
+              </w:rPr>
+            </w:pPr>
+            <w:r>
+              <w:rPr>
+                <w:sz w:val="24"/>
+                <w:szCs w:val="24"/>
+              </w:rPr>
+              <w:t>_blank</w:t>
+            </w:r>
+          </w:p>
+        </w:tc>
+        <w:tc>
+          <w:tcPr>
+            <w:tcW w:w="0" w:type="auto"/>
+            <w:shd w:val="clear" w:color="auto" w:fill="F8FAFF"/>
+            <w:tcMar>
+              <w:top w:w="180" w:type="dxa"/>
+              <w:left w:w="360" w:type="dxa"/>
+              <w:bottom w:w="180" w:type="dxa"/>
+              <w:right w:w="360" w:type="dxa"/>
+            </w:tcMar>
+            <w:vAlign w:val="center"/>
+            <w:hideMark/>
+          </w:tcPr>
+          <w:p>
+            <w:pPr>
+              <w:rPr>
+                <w:sz w:val="24"/>
+                <w:szCs w:val="24"/>
+              </w:rPr>
+            </w:pPr>
+            <w:r>
+              <w:rPr>
+                <w:sz w:val="24"/>
+                <w:szCs w:val="24"/>
+              </w:rPr>
+              <w:t>Opens the link in a new browser tab.</w:t>
+            </w:r>
+          </w:p>
+        </w:tc>
+      </w:tr>
+      <w:tr>
+        <w:trPr>
+          <w:trHeight w:val="500"/>
+        </w:trPr>
+        <w:tc>
+          <w:tcPr>
+            <w:tcW w:w="0" w:type="auto"/>
+            <w:shd w:val="clear" w:color="auto" w:fill="F8FAFF"/>
+            <w:tcMar>
+              <w:top w:w="180" w:type="dxa"/>
+              <w:left w:w="360" w:type="dxa"/>
+              <w:bottom w:w="180" w:type="dxa"/>
+              <w:right w:w="360" w:type="dxa"/>
+            </w:tcMar>
+            <w:vAlign w:val="center"/>
+            <w:hideMark/>
+          </w:tcPr>
+          <w:p>
+            <w:pPr>
+              <w:rPr>
+                <w:sz w:val="24"/>
+                <w:szCs w:val="24"/>
+              </w:rPr>
+            </w:pPr>
+            <w:r>
+              <w:rPr>
+                <w:sz w:val="24"/>
+                <w:szCs w:val="24"/>
+              </w:rPr>
+              <w:t>_parent</w:t>
+            </w:r>
+          </w:p>
+        </w:tc>
+        <w:tc>
+          <w:tcPr>
+            <w:tcW w:w="0" w:type="auto"/>
+            <w:shd w:val="clear" w:color="auto" w:fill="F8FAFF"/>
+            <w:tcMar>
+              <w:top w:w="180" w:type="dxa"/>
+              <w:left w:w="360" w:type="dxa"/>
+              <w:bottom w:w="180" w:type="dxa"/>
+              <w:right w:w="360" w:type="dxa"/>
+            </w:tcMar>
+            <w:vAlign w:val="center"/>
+            <w:hideMark/>
+          </w:tcPr>
+          <w:p>
+            <w:pPr>
+              <w:rPr>
+                <w:sz w:val="24"/>
+                <w:szCs w:val="24"/>
+              </w:rPr>
+            </w:pPr>
+            <w:r>
+              <w:rPr>
+                <w:sz w:val="24"/>
+                <w:szCs w:val="24"/>
+              </w:rPr>
+              <w:t>Opens the link in the parent frame.</w:t>
+            </w:r>
+          </w:p>
+        </w:tc>
+      </w:tr>
+      <w:tr>
+        <w:trPr>
+          <w:trHeight w:val="484"/>
+        </w:trPr>
+        <w:tc>
+          <w:tcPr>
+            <w:tcW w:w="0" w:type="auto"/>
+            <w:shd w:val="clear" w:color="auto" w:fill="F8FAFF"/>
+            <w:tcMar>
+              <w:top w:w="180" w:type="dxa"/>
+              <w:left w:w="360" w:type="dxa"/>
+              <w:bottom w:w="180" w:type="dxa"/>
+              <w:right w:w="360" w:type="dxa"/>
+            </w:tcMar>
+            <w:vAlign w:val="center"/>
+            <w:hideMark/>
+          </w:tcPr>
+          <w:p>
+            <w:pPr>
+              <w:rPr>
+                <w:sz w:val="24"/>
+                <w:szCs w:val="24"/>
+              </w:rPr>
+            </w:pPr>
+            <w:r>
+              <w:rPr>
+                <w:sz w:val="24"/>
+                <w:szCs w:val="24"/>
+              </w:rPr>
+              <w:t>_top</w:t>
+            </w:r>
+          </w:p>
+        </w:tc>
+        <w:tc>
+          <w:tcPr>
+            <w:tcW w:w="0" w:type="auto"/>
+            <w:shd w:val="clear" w:color="auto" w:fill="F8FAFF"/>
+            <w:tcMar>
+              <w:top w:w="180" w:type="dxa"/>
+              <w:left w:w="360" w:type="dxa"/>
+              <w:bottom w:w="180" w:type="dxa"/>
+              <w:right w:w="360" w:type="dxa"/>
+            </w:tcMar>
+            <w:vAlign w:val="center"/>
+            <w:hideMark/>
+          </w:tcPr>
+          <w:p>
+            <w:pPr>
+              <w:rPr>
+                <w:sz w:val="24"/>
+                <w:szCs w:val="24"/>
+              </w:rPr>
+            </w:pPr>
+            <w:r>
+              <w:rPr>
+                <w:sz w:val="24"/>
+                <w:szCs w:val="24"/>
+              </w:rPr>
+              <w:t>Opens the link in the current tab window (topmost parent).</w:t>
+            </w:r>
+          </w:p>
+        </w:tc>
+      </w:tr>
+    </w:tbl>
+    <w:p>
+      <w:pPr>
+        <w:rPr>
+          <w:sz w:val="24"/>
+          <w:szCs w:val="24"/>
+        </w:rPr>
+      </w:pPr>
+      <w:r>
+        <w:rPr>
+          <w:sz w:val="24"/>
+          <w:szCs w:val="24"/>
+        </w:rPr>
+        <w:t>This is inside the tag &lt;a href=”” target=””&gt;&lt;/a&gt;</w:t>
+      </w:r>
+    </w:p>
+    <w:p>
+      <w:pPr>
+        <w:rPr>
+          <w:sz w:val="24"/>
+          <w:szCs w:val="24"/>
+        </w:rPr>
+      </w:pPr>
+      <w:r>
+        <w:rPr>
+          <w:sz w:val="24"/>
+          <w:szCs w:val="24"/>
+        </w:rPr>
+        <w:t>If we specify a resource that we want to download, we add the attribute download with no =. This will automatically download the resource in the link.</w:t>
+      </w:r>
+      <w:r>
+        <w:rPr>
+          <w:sz w:val="24"/>
+          <w:szCs w:val="24"/>
+        </w:rPr>
+        <w:t xml:space="preserve"> If we give a value to download, the downloaded file will get that as a name.</w:t>
+      </w:r>
+    </w:p>
+    <w:p>
+      <w:pPr>
+        <w:pBdr>
+          <w:top w:val="single" w:sz="6" w:space="12" w:color="D3DCE6"/>
+          <w:left w:val="single" w:sz="6" w:space="12" w:color="D3DCE6"/>
+          <w:bottom w:val="single" w:sz="6" w:space="12" w:color="D3DCE6"/>
+          <w:right w:val="single" w:sz="6" w:space="12" w:color="D3DCE6"/>
+        </w:pBdr>
+        <w:shd w:val="clear" w:color="auto" w:fill="383B40"/>
+        <w:tabs>
+          <w:tab w:val="left" w:pos="916"/>
+          <w:tab w:val="left" w:pos="1832"/>
+          <w:tab w:val="left" w:pos="2748"/>
+          <w:tab w:val="left" w:pos="3664"/>
+          <w:tab w:val="left" w:pos="4580"/>
+          <w:tab w:val="left" w:pos="5496"/>
+          <w:tab w:val="left" w:pos="6412"/>
+          <w:tab w:val="left" w:pos="7328"/>
+          <w:tab w:val="left" w:pos="8244"/>
+          <w:tab w:val="left" w:pos="9160"/>
+          <w:tab w:val="left" w:pos="10076"/>
+          <w:tab w:val="left" w:pos="10992"/>
+          <w:tab w:val="left" w:pos="11908"/>
+          <w:tab w:val="left" w:pos="12824"/>
+          <w:tab w:val="left" w:pos="13740"/>
+          <w:tab w:val="left" w:pos="14656"/>
+        </w:tabs>
+        <w:spacing w:after="0" w:line="300" w:lineRule="atLeast"/>
+        <w:rPr>
+          <w:rFonts w:ascii="Inconsolata" w:eastAsia="Times New Roman" w:hAnsi="Inconsolata" w:cs="Courier New"/>
+          <w:color w:val="D5D5D5"/>
+          <w:sz w:val="21"/>
+          <w:szCs w:val="21"/>
+        </w:rPr>
+      </w:pPr>
+      <w:r>
+        <w:rPr>
+          <w:rFonts w:ascii="Inconsolata" w:eastAsia="Times New Roman" w:hAnsi="Inconsolata" w:cs="Courier New"/>
+          <w:color w:val="D3D3D3"/>
+          <w:sz w:val="21"/>
+          <w:szCs w:val="21"/>
+          <w:bdr w:val="none" w:sz="0" w:space="0" w:color="auto" w:frame="1"/>
+          <w:shd w:val="clear" w:color="auto" w:fill="383B40"/>
+        </w:rPr>
+        <w:t>&lt;</w:t>
+      </w:r>
+      <w:r>
+        <w:rPr>
+          <w:rFonts w:ascii="Inconsolata" w:eastAsia="Times New Roman" w:hAnsi="Inconsolata" w:cs="Courier New"/>
+          <w:color w:val="E06C75"/>
+          <w:sz w:val="21"/>
+          <w:szCs w:val="21"/>
+          <w:bdr w:val="none" w:sz="0" w:space="0" w:color="auto" w:frame="1"/>
+          <w:shd w:val="clear" w:color="auto" w:fill="383B40"/>
+        </w:rPr>
+        <w:t>a</w:t>
+      </w:r>
+      <w:r>
+        <w:rPr>
+          <w:rFonts w:ascii="Inconsolata" w:eastAsia="Times New Roman" w:hAnsi="Inconsolata" w:cs="Courier New"/>
+          <w:color w:val="D3D3D3"/>
+          <w:sz w:val="21"/>
+          <w:szCs w:val="21"/>
+          <w:bdr w:val="none" w:sz="0" w:space="0" w:color="auto" w:frame="1"/>
+          <w:shd w:val="clear" w:color="auto" w:fill="383B40"/>
+        </w:rPr>
+        <w:t xml:space="preserve"> </w:t>
+      </w:r>
+      <w:r>
+        <w:rPr>
+          <w:rFonts w:ascii="Inconsolata" w:eastAsia="Times New Roman" w:hAnsi="Inconsolata" w:cs="Courier New"/>
+          <w:color w:val="D19A66"/>
+          <w:sz w:val="21"/>
+          <w:szCs w:val="21"/>
+          <w:bdr w:val="none" w:sz="0" w:space="0" w:color="auto" w:frame="1"/>
+          <w:shd w:val="clear" w:color="auto" w:fill="383B40"/>
+        </w:rPr>
+        <w:t>href</w:t>
+      </w:r>
+      <w:r>
+        <w:rPr>
+          <w:rFonts w:ascii="Inconsolata" w:eastAsia="Times New Roman" w:hAnsi="Inconsolata" w:cs="Courier New"/>
+          <w:color w:val="D3D3D3"/>
+          <w:sz w:val="21"/>
+          <w:szCs w:val="21"/>
+          <w:bdr w:val="none" w:sz="0" w:space="0" w:color="auto" w:frame="1"/>
+          <w:shd w:val="clear" w:color="auto" w:fill="383B40"/>
+        </w:rPr>
+        <w:t>=</w:t>
+      </w:r>
+      <w:r>
+        <w:rPr>
+          <w:rFonts w:ascii="Inconsolata" w:eastAsia="Times New Roman" w:hAnsi="Inconsolata" w:cs="Courier New"/>
+          <w:color w:val="98C379"/>
+          <w:sz w:val="21"/>
+          <w:szCs w:val="21"/>
+          <w:bdr w:val="none" w:sz="0" w:space="0" w:color="auto" w:frame="1"/>
+          <w:shd w:val="clear" w:color="auto" w:fill="383B40"/>
+        </w:rPr>
+        <w:t>"#title"</w:t>
+      </w:r>
+      <w:r>
+        <w:rPr>
+          <w:rFonts w:ascii="Inconsolata" w:eastAsia="Times New Roman" w:hAnsi="Inconsolata" w:cs="Courier New"/>
+          <w:color w:val="D3D3D3"/>
+          <w:sz w:val="21"/>
+          <w:szCs w:val="21"/>
+          <w:bdr w:val="none" w:sz="0" w:space="0" w:color="auto" w:frame="1"/>
+          <w:shd w:val="clear" w:color="auto" w:fill="383B40"/>
+        </w:rPr>
+        <w:t>&gt;Go to Title&lt;/</w:t>
+      </w:r>
+      <w:r>
+        <w:rPr>
+          <w:rFonts w:ascii="Inconsolata" w:eastAsia="Times New Roman" w:hAnsi="Inconsolata" w:cs="Courier New"/>
+          <w:color w:val="E06C75"/>
+          <w:sz w:val="21"/>
+          <w:szCs w:val="21"/>
+          <w:bdr w:val="none" w:sz="0" w:space="0" w:color="auto" w:frame="1"/>
+          <w:shd w:val="clear" w:color="auto" w:fill="383B40"/>
+        </w:rPr>
+        <w:t>a</w:t>
+      </w:r>
+      <w:r>
+        <w:rPr>
+          <w:rFonts w:ascii="Inconsolata" w:eastAsia="Times New Roman" w:hAnsi="Inconsolata" w:cs="Courier New"/>
+          <w:color w:val="D3D3D3"/>
+          <w:sz w:val="21"/>
+          <w:szCs w:val="21"/>
+          <w:bdr w:val="none" w:sz="0" w:space="0" w:color="auto" w:frame="1"/>
+          <w:shd w:val="clear" w:color="auto" w:fill="383B40"/>
+        </w:rPr>
+        <w:t>&gt;</w:t>
+      </w:r>
+    </w:p>
+    <w:p>
+      <w:pPr>
+        <w:rPr>
+          <w:sz w:val="24"/>
+          <w:szCs w:val="24"/>
+        </w:rPr>
+      </w:pPr>
+      <w:r>
+        <w:rPr>
+          <w:sz w:val="24"/>
+          <w:szCs w:val="24"/>
+        </w:rPr>
+        <w:t>We can do stuff like this, using # to link to this webpage, like when we click to go to title, It will take us to that heading etc.</w:t>
+      </w:r>
+    </w:p>
+    <w:p>
+      <w:pPr>
+        <w:pBdr>
+          <w:top w:val="single" w:sz="6" w:space="12" w:color="D3DCE6"/>
+          <w:left w:val="single" w:sz="6" w:space="12" w:color="D3DCE6"/>
+          <w:bottom w:val="single" w:sz="6" w:space="12" w:color="D3DCE6"/>
+          <w:right w:val="single" w:sz="6" w:space="12" w:color="D3DCE6"/>
+        </w:pBdr>
+        <w:shd w:val="clear" w:color="auto" w:fill="383B40"/>
+        <w:tabs>
+          <w:tab w:val="left" w:pos="916"/>
+          <w:tab w:val="left" w:pos="1832"/>
+          <w:tab w:val="left" w:pos="2748"/>
+          <w:tab w:val="left" w:pos="3664"/>
+          <w:tab w:val="left" w:pos="4580"/>
+          <w:tab w:val="left" w:pos="5496"/>
+          <w:tab w:val="left" w:pos="6412"/>
+          <w:tab w:val="left" w:pos="7328"/>
+          <w:tab w:val="left" w:pos="8244"/>
+          <w:tab w:val="left" w:pos="9160"/>
+          <w:tab w:val="left" w:pos="10076"/>
+          <w:tab w:val="left" w:pos="10992"/>
+          <w:tab w:val="left" w:pos="11908"/>
+          <w:tab w:val="left" w:pos="12824"/>
+          <w:tab w:val="left" w:pos="13740"/>
+          <w:tab w:val="left" w:pos="14656"/>
+        </w:tabs>
+        <w:spacing w:after="0" w:line="300" w:lineRule="atLeast"/>
+        <w:rPr>
+          <w:rFonts w:ascii="Inconsolata" w:eastAsia="Times New Roman" w:hAnsi="Inconsolata" w:cs="Courier New"/>
+          <w:color w:val="D5D5D5"/>
+          <w:sz w:val="21"/>
+          <w:szCs w:val="21"/>
+        </w:rPr>
+      </w:pPr>
+      <w:r>
+        <w:rPr>
+          <w:rFonts w:ascii="Inconsolata" w:eastAsia="Times New Roman" w:hAnsi="Inconsolata" w:cs="Courier New"/>
+          <w:color w:val="D3D3D3"/>
+          <w:sz w:val="21"/>
+          <w:szCs w:val="21"/>
+          <w:bdr w:val="none" w:sz="0" w:space="0" w:color="auto" w:frame="1"/>
+          <w:shd w:val="clear" w:color="auto" w:fill="383B40"/>
+        </w:rPr>
+        <w:t>&lt;</w:t>
+      </w:r>
+      <w:r>
+        <w:rPr>
+          <w:rFonts w:ascii="Inconsolata" w:eastAsia="Times New Roman" w:hAnsi="Inconsolata" w:cs="Courier New"/>
+          <w:color w:val="E06C75"/>
+          <w:sz w:val="21"/>
+          <w:szCs w:val="21"/>
+          <w:bdr w:val="none" w:sz="0" w:space="0" w:color="auto" w:frame="1"/>
+          <w:shd w:val="clear" w:color="auto" w:fill="383B40"/>
+        </w:rPr>
+        <w:t>a</w:t>
+      </w:r>
+      <w:r>
+        <w:rPr>
+          <w:rFonts w:ascii="Inconsolata" w:eastAsia="Times New Roman" w:hAnsi="Inconsolata" w:cs="Courier New"/>
+          <w:color w:val="D3D3D3"/>
+          <w:sz w:val="21"/>
+          <w:szCs w:val="21"/>
+          <w:bdr w:val="none" w:sz="0" w:space="0" w:color="auto" w:frame="1"/>
+          <w:shd w:val="clear" w:color="auto" w:fill="383B40"/>
+        </w:rPr>
+        <w:t xml:space="preserve"> </w:t>
+      </w:r>
+      <w:r>
+        <w:rPr>
+          <w:rFonts w:ascii="Inconsolata" w:eastAsia="Times New Roman" w:hAnsi="Inconsolata" w:cs="Courier New"/>
+          <w:color w:val="D19A66"/>
+          <w:sz w:val="21"/>
+          <w:szCs w:val="21"/>
+          <w:bdr w:val="none" w:sz="0" w:space="0" w:color="auto" w:frame="1"/>
+          <w:shd w:val="clear" w:color="auto" w:fill="383B40"/>
+        </w:rPr>
+        <w:t>href</w:t>
+      </w:r>
+      <w:r>
+        <w:rPr>
+          <w:rFonts w:ascii="Inconsolata" w:eastAsia="Times New Roman" w:hAnsi="Inconsolata" w:cs="Courier New"/>
+          <w:color w:val="D3D3D3"/>
+          <w:sz w:val="21"/>
+          <w:szCs w:val="21"/>
+          <w:bdr w:val="none" w:sz="0" w:space="0" w:color="auto" w:frame="1"/>
+          <w:shd w:val="clear" w:color="auto" w:fill="383B40"/>
+        </w:rPr>
+        <w:t>=</w:t>
+      </w:r>
+      <w:r>
+        <w:rPr>
+          <w:rFonts w:ascii="Inconsolata" w:eastAsia="Times New Roman" w:hAnsi="Inconsolata" w:cs="Courier New"/>
+          <w:color w:val="98C379"/>
+          <w:sz w:val="21"/>
+          <w:szCs w:val="21"/>
+          <w:bdr w:val="none" w:sz="0" w:space="0" w:color="auto" w:frame="1"/>
+          <w:shd w:val="clear" w:color="auto" w:fill="383B40"/>
+        </w:rPr>
+        <w:t>"programiz.com/html/</w:t>
+      </w:r>
+      <w:proofErr w:type="spellStart"/>
+      <w:r>
+        <w:rPr>
+          <w:rFonts w:ascii="Inconsolata" w:eastAsia="Times New Roman" w:hAnsi="Inconsolata" w:cs="Courier New"/>
+          <w:color w:val="98C379"/>
+          <w:sz w:val="21"/>
+          <w:szCs w:val="21"/>
+          <w:bdr w:val="none" w:sz="0" w:space="0" w:color="auto" w:frame="1"/>
+          <w:shd w:val="clear" w:color="auto" w:fill="383B40"/>
+        </w:rPr>
+        <w:t>head#title-tag</w:t>
+      </w:r>
+      <w:proofErr w:type="spellEnd"/>
+      <w:r>
+        <w:rPr>
+          <w:rFonts w:ascii="Inconsolata" w:eastAsia="Times New Roman" w:hAnsi="Inconsolata" w:cs="Courier New"/>
+          <w:color w:val="98C379"/>
+          <w:sz w:val="21"/>
+          <w:szCs w:val="21"/>
+          <w:bdr w:val="none" w:sz="0" w:space="0" w:color="auto" w:frame="1"/>
+          <w:shd w:val="clear" w:color="auto" w:fill="383B40"/>
+        </w:rPr>
+        <w:t>"</w:t>
+      </w:r>
+      <w:r>
+        <w:rPr>
+          <w:rFonts w:ascii="Inconsolata" w:eastAsia="Times New Roman" w:hAnsi="Inconsolata" w:cs="Courier New"/>
+          <w:color w:val="D3D3D3"/>
+          <w:sz w:val="21"/>
+          <w:szCs w:val="21"/>
+          <w:bdr w:val="none" w:sz="0" w:space="0" w:color="auto" w:frame="1"/>
+          <w:shd w:val="clear" w:color="auto" w:fill="383B40"/>
+        </w:rPr>
+        <w:t>&gt; Link &lt;/</w:t>
+      </w:r>
+      <w:r>
+        <w:rPr>
+          <w:rFonts w:ascii="Inconsolata" w:eastAsia="Times New Roman" w:hAnsi="Inconsolata" w:cs="Courier New"/>
+          <w:color w:val="E06C75"/>
+          <w:sz w:val="21"/>
+          <w:szCs w:val="21"/>
+          <w:bdr w:val="none" w:sz="0" w:space="0" w:color="auto" w:frame="1"/>
+          <w:shd w:val="clear" w:color="auto" w:fill="383B40"/>
+        </w:rPr>
+        <w:t>a</w:t>
+      </w:r>
+    </w:p>
+    <w:p>
+      <w:pPr>
+        <w:rPr>
+          <w:sz w:val="24"/>
+          <w:szCs w:val="24"/>
+        </w:rPr>
+      </w:pPr>
+      <w:r>
+        <w:rPr>
+          <w:sz w:val="24"/>
+          <w:szCs w:val="24"/>
+        </w:rPr>
+        <w:t>If we do this instead, by giving a link and placing # at the end. Whenever we click the Link, we will be taken to a webpage head and to its heading title-tag.</w:t>
+      </w:r>
+    </w:p>
+    <w:p>
+      <w:pPr>
+        <w:rPr>
+          <w:sz w:val="24"/>
+          <w:szCs w:val="24"/>
+        </w:rPr>
+      </w:pPr>
+      <w:r>
+        <w:rPr>
+          <w:sz w:val="24"/>
+          <w:szCs w:val="24"/>
+        </w:rPr>
+        <w:t>If we give an email in the href, clicking it will open the users email service with this email in its send to.</w:t>
+      </w:r>
+    </w:p>
+    <w:p>
+      <w:pPr>
+        <w:pBdr>
+          <w:top w:val="single" w:sz="6" w:space="12" w:color="D3DCE6"/>
+          <w:left w:val="single" w:sz="6" w:space="12" w:color="D3DCE6"/>
+          <w:bottom w:val="single" w:sz="6" w:space="12" w:color="D3DCE6"/>
+          <w:right w:val="single" w:sz="6" w:space="12" w:color="D3DCE6"/>
+        </w:pBdr>
+        <w:shd w:val="clear" w:color="auto" w:fill="383B40"/>
+        <w:tabs>
+          <w:tab w:val="left" w:pos="916"/>
+          <w:tab w:val="left" w:pos="1832"/>
+          <w:tab w:val="left" w:pos="2748"/>
+          <w:tab w:val="left" w:pos="3664"/>
+          <w:tab w:val="left" w:pos="4580"/>
+          <w:tab w:val="left" w:pos="5496"/>
+          <w:tab w:val="left" w:pos="6412"/>
+          <w:tab w:val="left" w:pos="7328"/>
+          <w:tab w:val="left" w:pos="8244"/>
+          <w:tab w:val="left" w:pos="9160"/>
+          <w:tab w:val="left" w:pos="10076"/>
+          <w:tab w:val="left" w:pos="10992"/>
+          <w:tab w:val="left" w:pos="11908"/>
+          <w:tab w:val="left" w:pos="12824"/>
+          <w:tab w:val="left" w:pos="13740"/>
+          <w:tab w:val="left" w:pos="14656"/>
+        </w:tabs>
+        <w:spacing w:after="0" w:line="300" w:lineRule="atLeast"/>
+        <w:rPr>
+          <w:rFonts w:ascii="Inconsolata" w:eastAsia="Times New Roman" w:hAnsi="Inconsolata" w:cs="Courier New"/>
+          <w:color w:val="D5D5D5"/>
+          <w:sz w:val="21"/>
+          <w:szCs w:val="21"/>
+        </w:rPr>
+      </w:pPr>
+      <w:r>
+        <w:rPr>
+          <w:rFonts w:ascii="Inconsolata" w:eastAsia="Times New Roman" w:hAnsi="Inconsolata" w:cs="Courier New"/>
+          <w:color w:val="D3D3D3"/>
+          <w:sz w:val="21"/>
+          <w:szCs w:val="21"/>
+          <w:bdr w:val="none" w:sz="0" w:space="0" w:color="auto" w:frame="1"/>
+          <w:shd w:val="clear" w:color="auto" w:fill="383B40"/>
+        </w:rPr>
+        <w:t>&lt;</w:t>
+      </w:r>
+      <w:r>
+        <w:rPr>
+          <w:rFonts w:ascii="Inconsolata" w:eastAsia="Times New Roman" w:hAnsi="Inconsolata" w:cs="Courier New"/>
+          <w:color w:val="E06C75"/>
+          <w:sz w:val="21"/>
+          <w:szCs w:val="21"/>
+          <w:bdr w:val="none" w:sz="0" w:space="0" w:color="auto" w:frame="1"/>
+          <w:shd w:val="clear" w:color="auto" w:fill="383B40"/>
+        </w:rPr>
+        <w:t>a</w:t>
+      </w:r>
+      <w:r>
+        <w:rPr>
+          <w:rFonts w:ascii="Inconsolata" w:eastAsia="Times New Roman" w:hAnsi="Inconsolata" w:cs="Courier New"/>
+          <w:color w:val="D3D3D3"/>
+          <w:sz w:val="21"/>
+          <w:szCs w:val="21"/>
+          <w:bdr w:val="none" w:sz="0" w:space="0" w:color="auto" w:frame="1"/>
+          <w:shd w:val="clear" w:color="auto" w:fill="383B40"/>
+        </w:rPr>
+        <w:t xml:space="preserve"> </w:t>
+      </w:r>
+      <w:r>
+        <w:rPr>
+          <w:rFonts w:ascii="Inconsolata" w:eastAsia="Times New Roman" w:hAnsi="Inconsolata" w:cs="Courier New"/>
+          <w:color w:val="D19A66"/>
+          <w:sz w:val="21"/>
+          <w:szCs w:val="21"/>
+          <w:bdr w:val="none" w:sz="0" w:space="0" w:color="auto" w:frame="1"/>
+          <w:shd w:val="clear" w:color="auto" w:fill="383B40"/>
+        </w:rPr>
+        <w:t>href</w:t>
+      </w:r>
+      <w:r>
+        <w:rPr>
+          <w:rFonts w:ascii="Inconsolata" w:eastAsia="Times New Roman" w:hAnsi="Inconsolata" w:cs="Courier New"/>
+          <w:color w:val="D3D3D3"/>
+          <w:sz w:val="21"/>
+          <w:szCs w:val="21"/>
+          <w:bdr w:val="none" w:sz="0" w:space="0" w:color="auto" w:frame="1"/>
+          <w:shd w:val="clear" w:color="auto" w:fill="383B40"/>
+        </w:rPr>
+        <w:t>=</w:t>
+      </w:r>
+      <w:r>
+        <w:rPr>
+          <w:rFonts w:ascii="Inconsolata" w:eastAsia="Times New Roman" w:hAnsi="Inconsolata" w:cs="Courier New"/>
+          <w:color w:val="98C379"/>
+          <w:sz w:val="21"/>
+          <w:szCs w:val="21"/>
+          <w:bdr w:val="none" w:sz="0" w:space="0" w:color="auto" w:frame="1"/>
+          <w:shd w:val="clear" w:color="auto" w:fill="383B40"/>
+        </w:rPr>
+        <w:t>"</w:t>
+      </w:r>
+      <w:hyperlink r:id="rId8" w:history="1">
+        <w:r>
+          <w:rPr>
+            <w:rFonts w:ascii="Inconsolata" w:eastAsia="Times New Roman" w:hAnsi="Inconsolata" w:cs="Courier New"/>
+            <w:color w:val="98C379"/>
+            <w:sz w:val="21"/>
+            <w:szCs w:val="21"/>
+            <w:bdr w:val="none" w:sz="0" w:space="0" w:color="auto" w:frame="1"/>
+            <w:shd w:val="clear" w:color="auto" w:fill="383B40"/>
+          </w:rPr>
+          <w:t>mailto:name@xyz.com</w:t>
+        </w:r>
+      </w:hyperlink>
+      <w:r>
+        <w:rPr>
+          <w:rFonts w:ascii="Inconsolata" w:eastAsia="Times New Roman" w:hAnsi="Inconsolata" w:cs="Courier New"/>
+          <w:color w:val="98C379"/>
+          <w:sz w:val="21"/>
+          <w:szCs w:val="21"/>
+          <w:bdr w:val="none" w:sz="0" w:space="0" w:color="auto" w:frame="1"/>
+          <w:shd w:val="clear" w:color="auto" w:fill="383B40"/>
+        </w:rPr>
+        <w:t>?cc=cc@xyz.com&amp;bcc=bcc@xyz.com&amp;subject=Test &amp;body=Demo email"</w:t>
+      </w:r>
+      <w:r>
+        <w:rPr>
+          <w:rFonts w:ascii="Inconsolata" w:eastAsia="Times New Roman" w:hAnsi="Inconsolata" w:cs="Courier New"/>
+          <w:color w:val="D3D3D3"/>
+          <w:sz w:val="21"/>
+          <w:szCs w:val="21"/>
+          <w:bdr w:val="none" w:sz="0" w:space="0" w:color="auto" w:frame="1"/>
+          <w:shd w:val="clear" w:color="auto" w:fill="383B40"/>
+        </w:rPr>
+        <w:t xml:space="preserve"> &gt;click &lt;/</w:t>
+      </w:r>
+      <w:r>
+        <w:rPr>
+          <w:rFonts w:ascii="Inconsolata" w:eastAsia="Times New Roman" w:hAnsi="Inconsolata" w:cs="Courier New"/>
+          <w:color w:val="E06C75"/>
+          <w:sz w:val="21"/>
+          <w:szCs w:val="21"/>
+          <w:bdr w:val="none" w:sz="0" w:space="0" w:color="auto" w:frame="1"/>
+          <w:shd w:val="clear" w:color="auto" w:fill="383B40"/>
+        </w:rPr>
+        <w:t>a</w:t>
+      </w:r>
+      <w:r>
+        <w:rPr>
+          <w:rFonts w:ascii="Inconsolata" w:eastAsia="Times New Roman" w:hAnsi="Inconsolata" w:cs="Courier New"/>
+          <w:color w:val="D3D3D3"/>
+          <w:sz w:val="21"/>
+          <w:szCs w:val="21"/>
+          <w:bdr w:val="none" w:sz="0" w:space="0" w:color="auto" w:frame="1"/>
+          <w:shd w:val="clear" w:color="auto" w:fill="383B40"/>
+        </w:rPr>
+        <w:t>&gt;</w:t>
+      </w:r>
+    </w:p>
+    <w:p>
+      <w:pPr>
+        <w:rPr>
+          <w:sz w:val="24"/>
+          <w:szCs w:val="24"/>
+        </w:rPr>
+      </w:pPr>
+      <w:r>
+        <w:rPr>
+          <w:sz w:val="24"/>
+          <w:szCs w:val="24"/>
+        </w:rPr>
+        <w:t xml:space="preserve">We can do this, to give cc, bcc, subject and body of the email too. </w:t>
+      </w:r>
+    </w:p>
+    <w:p>
+      <w:pPr>
+        <w:pBdr>
+          <w:top w:val="single" w:sz="6" w:space="12" w:color="D3DCE6"/>
+          <w:left w:val="single" w:sz="6" w:space="12" w:color="D3DCE6"/>
+          <w:bottom w:val="single" w:sz="6" w:space="12" w:color="D3DCE6"/>
+          <w:right w:val="single" w:sz="6" w:space="12" w:color="D3DCE6"/>
+        </w:pBdr>
+        <w:shd w:val="clear" w:color="auto" w:fill="383B40"/>
+        <w:tabs>
+          <w:tab w:val="left" w:pos="916"/>
+          <w:tab w:val="left" w:pos="1832"/>
+          <w:tab w:val="left" w:pos="2748"/>
+          <w:tab w:val="left" w:pos="3664"/>
+          <w:tab w:val="left" w:pos="4580"/>
+          <w:tab w:val="left" w:pos="5496"/>
+          <w:tab w:val="left" w:pos="6412"/>
+          <w:tab w:val="left" w:pos="7328"/>
+          <w:tab w:val="left" w:pos="8244"/>
+          <w:tab w:val="left" w:pos="9160"/>
+          <w:tab w:val="left" w:pos="10076"/>
+          <w:tab w:val="left" w:pos="10992"/>
+          <w:tab w:val="left" w:pos="11908"/>
+          <w:tab w:val="left" w:pos="12824"/>
+          <w:tab w:val="left" w:pos="13740"/>
+          <w:tab w:val="left" w:pos="14656"/>
+        </w:tabs>
+        <w:spacing w:after="0" w:line="300" w:lineRule="atLeast"/>
+        <w:rPr>
+          <w:rFonts w:ascii="Inconsolata" w:eastAsia="Times New Roman" w:hAnsi="Inconsolata" w:cs="Courier New"/>
+          <w:color w:val="D5D5D5"/>
+          <w:sz w:val="21"/>
+          <w:szCs w:val="21"/>
+        </w:rPr>
+      </w:pPr>
+      <w:r>
+        <w:rPr>
+          <w:rFonts w:ascii="Inconsolata" w:eastAsia="Times New Roman" w:hAnsi="Inconsolata" w:cs="Courier New"/>
+          <w:color w:val="D3D3D3"/>
+          <w:sz w:val="21"/>
+          <w:szCs w:val="21"/>
+          <w:bdr w:val="none" w:sz="0" w:space="0" w:color="auto" w:frame="1"/>
+          <w:shd w:val="clear" w:color="auto" w:fill="383B40"/>
+        </w:rPr>
+        <w:t>&lt;</w:t>
+      </w:r>
+      <w:r>
+        <w:rPr>
+          <w:rFonts w:ascii="Inconsolata" w:eastAsia="Times New Roman" w:hAnsi="Inconsolata" w:cs="Courier New"/>
+          <w:color w:val="E06C75"/>
+          <w:sz w:val="21"/>
+          <w:szCs w:val="21"/>
+          <w:bdr w:val="none" w:sz="0" w:space="0" w:color="auto" w:frame="1"/>
+          <w:shd w:val="clear" w:color="auto" w:fill="383B40"/>
+        </w:rPr>
+        <w:t>a</w:t>
+      </w:r>
+      <w:r>
+        <w:rPr>
+          <w:rFonts w:ascii="Inconsolata" w:eastAsia="Times New Roman" w:hAnsi="Inconsolata" w:cs="Courier New"/>
+          <w:color w:val="D3D3D3"/>
+          <w:sz w:val="21"/>
+          <w:szCs w:val="21"/>
+          <w:bdr w:val="none" w:sz="0" w:space="0" w:color="auto" w:frame="1"/>
+          <w:shd w:val="clear" w:color="auto" w:fill="383B40"/>
+        </w:rPr>
+        <w:t xml:space="preserve"> </w:t>
+      </w:r>
+      <w:r>
+        <w:rPr>
+          <w:rFonts w:ascii="Inconsolata" w:eastAsia="Times New Roman" w:hAnsi="Inconsolata" w:cs="Courier New"/>
+          <w:color w:val="D19A66"/>
+          <w:sz w:val="21"/>
+          <w:szCs w:val="21"/>
+          <w:bdr w:val="none" w:sz="0" w:space="0" w:color="auto" w:frame="1"/>
+          <w:shd w:val="clear" w:color="auto" w:fill="383B40"/>
+        </w:rPr>
+        <w:t>href</w:t>
+      </w:r>
+      <w:r>
+        <w:rPr>
+          <w:rFonts w:ascii="Inconsolata" w:eastAsia="Times New Roman" w:hAnsi="Inconsolata" w:cs="Courier New"/>
+          <w:color w:val="D3D3D3"/>
+          <w:sz w:val="21"/>
+          <w:szCs w:val="21"/>
+          <w:bdr w:val="none" w:sz="0" w:space="0" w:color="auto" w:frame="1"/>
+          <w:shd w:val="clear" w:color="auto" w:fill="383B40"/>
+        </w:rPr>
+        <w:t>=</w:t>
+      </w:r>
+      <w:r>
+        <w:rPr>
+          <w:rFonts w:ascii="Inconsolata" w:eastAsia="Times New Roman" w:hAnsi="Inconsolata" w:cs="Courier New"/>
+          <w:color w:val="98C379"/>
+          <w:sz w:val="21"/>
+          <w:szCs w:val="21"/>
+          <w:bdr w:val="none" w:sz="0" w:space="0" w:color="auto" w:frame="1"/>
+          <w:shd w:val="clear" w:color="auto" w:fill="383B40"/>
+        </w:rPr>
+        <w:t>"</w:t>
+      </w:r>
+      <w:proofErr w:type="spellStart"/>
+      <w:r>
+        <w:rPr>
+          <w:rFonts w:ascii="Inconsolata" w:eastAsia="Times New Roman" w:hAnsi="Inconsolata" w:cs="Courier New"/>
+          <w:color w:val="98C379"/>
+          <w:sz w:val="21"/>
+          <w:szCs w:val="21"/>
+          <w:bdr w:val="none" w:sz="0" w:space="0" w:color="auto" w:frame="1"/>
+          <w:shd w:val="clear" w:color="auto" w:fill="383B40"/>
+        </w:rPr>
+        <w:t>tel</w:t>
+      </w:r>
+      <w:proofErr w:type="spellEnd"/>
+      <w:r>
+        <w:rPr>
+          <w:rFonts w:ascii="Inconsolata" w:eastAsia="Times New Roman" w:hAnsi="Inconsolata" w:cs="Courier New"/>
+          <w:color w:val="98C379"/>
+          <w:sz w:val="21"/>
+          <w:szCs w:val="21"/>
+          <w:bdr w:val="none" w:sz="0" w:space="0" w:color="auto" w:frame="1"/>
+          <w:shd w:val="clear" w:color="auto" w:fill="383B40"/>
+        </w:rPr>
+        <w:t>:+9778841999999"</w:t>
+      </w:r>
+      <w:r>
+        <w:rPr>
+          <w:rFonts w:ascii="Inconsolata" w:eastAsia="Times New Roman" w:hAnsi="Inconsolata" w:cs="Courier New"/>
+          <w:color w:val="D3D3D3"/>
+          <w:sz w:val="21"/>
+          <w:szCs w:val="21"/>
+          <w:bdr w:val="none" w:sz="0" w:space="0" w:color="auto" w:frame="1"/>
+          <w:shd w:val="clear" w:color="auto" w:fill="383B40"/>
+        </w:rPr>
+        <w:t>&gt; Call Us &lt;/</w:t>
+      </w:r>
+      <w:r>
+        <w:rPr>
+          <w:rFonts w:ascii="Inconsolata" w:eastAsia="Times New Roman" w:hAnsi="Inconsolata" w:cs="Courier New"/>
+          <w:color w:val="E06C75"/>
+          <w:sz w:val="21"/>
+          <w:szCs w:val="21"/>
+          <w:bdr w:val="none" w:sz="0" w:space="0" w:color="auto" w:frame="1"/>
+          <w:shd w:val="clear" w:color="auto" w:fill="383B40"/>
+        </w:rPr>
+        <w:t>a</w:t>
+      </w:r>
+      <w:r>
+        <w:rPr>
+          <w:rFonts w:ascii="Inconsolata" w:eastAsia="Times New Roman" w:hAnsi="Inconsolata" w:cs="Courier New"/>
+          <w:color w:val="D3D3D3"/>
+          <w:sz w:val="21"/>
+          <w:szCs w:val="21"/>
+          <w:bdr w:val="none" w:sz="0" w:space="0" w:color="auto" w:frame="1"/>
+          <w:shd w:val="clear" w:color="auto" w:fill="383B40"/>
+        </w:rPr>
+        <w:t>&gt;</w:t>
+      </w:r>
+    </w:p>
+    <w:p>
+      <w:pPr>
+        <w:rPr>
+          <w:sz w:val="24"/>
+          <w:szCs w:val="24"/>
+        </w:rPr>
+      </w:pPr>
+      <w:r>
+        <w:rPr>
+          <w:sz w:val="24"/>
+          <w:szCs w:val="24"/>
+        </w:rPr>
+        <w:lastRenderedPageBreak/>
+        <w:t>If we pass a phone number as the link, it will open the call app with the number already entered.</w:t>
+      </w:r>
+    </w:p>
+    <w:p>
+      <w:pPr>
+        <w:rPr>
+          <w:sz w:val="24"/>
+          <w:szCs w:val="24"/>
+        </w:rPr>
+      </w:pPr>
+    </w:p>
+    <w:p>
+      <w:pPr>
+        <w:rPr>
+          <w:sz w:val="24"/>
+          <w:szCs w:val="24"/>
+        </w:rPr>
+      </w:pPr>
+      <w:r>
+        <w:rPr>
+          <w:sz w:val="24"/>
+          <w:szCs w:val="24"/>
+        </w:rPr>
+        <w:t>-BOLD:</w:t>
+      </w:r>
+    </w:p>
+    <w:p>
+      <w:pPr>
+        <w:rPr>
+          <w:sz w:val="24"/>
+          <w:szCs w:val="24"/>
+        </w:rPr>
+      </w:pPr>
+      <w:r>
+        <w:rPr>
+          <w:sz w:val="24"/>
+          <w:szCs w:val="24"/>
+        </w:rPr>
+        <w:t>Use &lt;b&gt;&lt;/b&gt; and &lt;strong&gt;&lt;/strong&gt; to make text bold. They both are the same, but the semantic meaning of strong is different as it emphasizes seriousness.</w:t>
+      </w:r>
+    </w:p>
+    <w:p>
+      <w:pPr>
+        <w:rPr>
+          <w:sz w:val="24"/>
+          <w:szCs w:val="24"/>
+        </w:rPr>
+      </w:pPr>
+    </w:p>
+    <w:p>
+      <w:pPr>
+        <w:rPr>
+          <w:sz w:val="24"/>
+          <w:szCs w:val="24"/>
+        </w:rPr>
+      </w:pPr>
+      <w:r>
+        <w:rPr>
+          <w:sz w:val="24"/>
+          <w:szCs w:val="24"/>
+        </w:rPr>
+        <w:t>-ITALICS:</w:t>
+      </w:r>
+    </w:p>
+    <w:p>
+      <w:pPr>
+        <w:rPr>
+          <w:sz w:val="24"/>
+          <w:szCs w:val="24"/>
+        </w:rPr>
+      </w:pPr>
+      <w:r>
+        <w:rPr>
+          <w:sz w:val="24"/>
+          <w:szCs w:val="24"/>
+        </w:rPr>
+        <w:t>Use &lt;</w:t>
+      </w:r>
+      <w:proofErr w:type="spellStart"/>
+      <w:r>
+        <w:rPr>
+          <w:sz w:val="24"/>
+          <w:szCs w:val="24"/>
+        </w:rPr>
+        <w:t>i</w:t>
+      </w:r>
+      <w:proofErr w:type="spellEnd"/>
+      <w:r>
+        <w:rPr>
+          <w:sz w:val="24"/>
+          <w:szCs w:val="24"/>
+        </w:rPr>
+        <w:t>&gt;&lt;/</w:t>
+      </w:r>
+      <w:proofErr w:type="spellStart"/>
+      <w:r>
+        <w:rPr>
+          <w:sz w:val="24"/>
+          <w:szCs w:val="24"/>
+        </w:rPr>
+        <w:t>i</w:t>
+      </w:r>
+      <w:proofErr w:type="spellEnd"/>
+      <w:r>
+        <w:rPr>
+          <w:sz w:val="24"/>
+          <w:szCs w:val="24"/>
+        </w:rPr>
+        <w:t>&gt; or &lt;</w:t>
+      </w:r>
+      <w:proofErr w:type="spellStart"/>
+      <w:r>
+        <w:rPr>
+          <w:sz w:val="24"/>
+          <w:szCs w:val="24"/>
+        </w:rPr>
+        <w:t>em</w:t>
+      </w:r>
+      <w:proofErr w:type="spellEnd"/>
+      <w:r>
+        <w:rPr>
+          <w:sz w:val="24"/>
+          <w:szCs w:val="24"/>
+        </w:rPr>
+        <w:t>&gt;&lt;/</w:t>
+      </w:r>
+      <w:proofErr w:type="spellStart"/>
+      <w:r>
+        <w:rPr>
+          <w:sz w:val="24"/>
+          <w:szCs w:val="24"/>
+        </w:rPr>
+        <w:t>em</w:t>
+      </w:r>
+      <w:proofErr w:type="spellEnd"/>
+      <w:r>
+        <w:rPr>
+          <w:sz w:val="24"/>
+          <w:szCs w:val="24"/>
+        </w:rPr>
+        <w:t xml:space="preserve">&gt; to make a text italic, similar to bold, browser renders them both same but the semantic meaning of </w:t>
+      </w:r>
+      <w:proofErr w:type="spellStart"/>
+      <w:r>
+        <w:rPr>
+          <w:sz w:val="24"/>
+          <w:szCs w:val="24"/>
+        </w:rPr>
+        <w:t>em</w:t>
+      </w:r>
+      <w:proofErr w:type="spellEnd"/>
+      <w:r>
+        <w:rPr>
+          <w:sz w:val="24"/>
+          <w:szCs w:val="24"/>
+        </w:rPr>
+        <w:t xml:space="preserve"> is to emphasize its importance while I is simply italics.</w:t>
+      </w:r>
+    </w:p>
+    <w:p>
+      <w:pPr>
+        <w:rPr>
+          <w:sz w:val="24"/>
+          <w:szCs w:val="24"/>
+        </w:rPr>
+      </w:pPr>
+    </w:p>
+    <w:p>
+      <w:pPr>
+        <w:rPr>
+          <w:sz w:val="24"/>
+          <w:szCs w:val="24"/>
+        </w:rPr>
+      </w:pPr>
+      <w:r>
+        <w:rPr>
+          <w:sz w:val="24"/>
+          <w:szCs w:val="24"/>
+        </w:rPr>
+        <w:t>-UNDERLINING;</w:t>
+      </w:r>
+    </w:p>
+    <w:p>
+      <w:pPr>
+        <w:rPr>
+          <w:sz w:val="24"/>
+          <w:szCs w:val="24"/>
+        </w:rPr>
+      </w:pPr>
+      <w:r>
+        <w:rPr>
+          <w:sz w:val="24"/>
+          <w:szCs w:val="24"/>
+        </w:rPr>
+        <w:t>Use &lt;u&gt;&lt;/u&gt; for this.</w:t>
+      </w:r>
+    </w:p>
+    <w:p>
+      <w:pPr>
+        <w:rPr>
+          <w:sz w:val="24"/>
+          <w:szCs w:val="24"/>
+        </w:rPr>
+      </w:pPr>
+    </w:p>
+    <w:p>
+      <w:pPr>
+        <w:rPr>
+          <w:sz w:val="24"/>
+          <w:szCs w:val="24"/>
+        </w:rPr>
+      </w:pPr>
+      <w:r>
+        <w:rPr>
+          <w:sz w:val="24"/>
+          <w:szCs w:val="24"/>
+        </w:rPr>
+        <w:t>-SUPERSCRIPT AND SUBSCRIPT:</w:t>
+      </w:r>
+    </w:p>
+    <w:p>
+      <w:pPr>
+        <w:rPr>
+          <w:sz w:val="24"/>
+          <w:szCs w:val="24"/>
+        </w:rPr>
+      </w:pPr>
+      <w:r>
+        <w:rPr>
+          <w:sz w:val="24"/>
+          <w:szCs w:val="24"/>
+        </w:rPr>
+        <w:t xml:space="preserve">We use &lt;sup&gt;&lt;/sup&gt; tag to send text into power of another text. </w:t>
+      </w:r>
+    </w:p>
+    <w:p>
+      <w:pPr>
+        <w:rPr>
+          <w:sz w:val="24"/>
+          <w:szCs w:val="24"/>
+        </w:rPr>
+      </w:pPr>
+      <w:r>
+        <w:rPr>
+          <w:sz w:val="24"/>
+          <w:szCs w:val="24"/>
+        </w:rPr>
+        <w:t>We use &lt;sub&gt;&lt;/sub&gt; tag to send text under the normal line.</w:t>
+      </w:r>
+    </w:p>
+    <w:p>
+      <w:pPr>
+        <w:rPr>
+          <w:sz w:val="24"/>
+          <w:szCs w:val="24"/>
+        </w:rPr>
+      </w:pPr>
+    </w:p>
+    <w:p>
+      <w:pPr>
+        <w:rPr>
+          <w:sz w:val="24"/>
+          <w:szCs w:val="24"/>
+        </w:rPr>
+      </w:pPr>
+      <w:r>
+        <w:rPr>
+          <w:sz w:val="24"/>
+          <w:szCs w:val="24"/>
+        </w:rPr>
+        <w:t>-FORMATING:</w:t>
+      </w:r>
+    </w:p>
+    <w:p>
+      <w:pPr>
+        <w:rPr>
+          <w:sz w:val="24"/>
+          <w:szCs w:val="24"/>
+        </w:rPr>
+      </w:pPr>
+      <w:r>
+        <w:rPr>
+          <w:sz w:val="24"/>
+          <w:szCs w:val="24"/>
+        </w:rPr>
+        <w:t>Semantic tags give special meaning to the text alongside giving it meaning. While physical tags are purely for presentation.</w:t>
+      </w:r>
+    </w:p>
+    <w:p>
+      <w:pPr>
+        <w:pStyle w:val="ListParagraph"/>
+        <w:numPr>
+          <w:ilvl w:val="0"/>
+          <w:numId w:val="6"/>
+        </w:numPr>
+        <w:pBdr>
+          <w:top w:val="single" w:sz="4" w:space="1" w:color="auto"/>
+          <w:left w:val="single" w:sz="4" w:space="4" w:color="auto"/>
+          <w:bottom w:val="single" w:sz="4" w:space="1" w:color="auto"/>
+          <w:right w:val="single" w:sz="4" w:space="4" w:color="auto"/>
+          <w:between w:val="single" w:sz="4" w:space="1" w:color="auto"/>
+          <w:bar w:val="single" w:sz="4" w:color="auto"/>
+        </w:pBdr>
+        <w:rPr>
+          <w:sz w:val="24"/>
+          <w:szCs w:val="24"/>
+        </w:rPr>
+      </w:pPr>
+      <w:r>
+        <w:rPr>
+          <w:sz w:val="24"/>
+          <w:szCs w:val="24"/>
+        </w:rPr>
+        <w:t>&lt;b&gt; tag - Bold Text</w:t>
+      </w:r>
+    </w:p>
+    <w:p>
+      <w:pPr>
+        <w:pStyle w:val="ListParagraph"/>
+        <w:numPr>
+          <w:ilvl w:val="0"/>
+          <w:numId w:val="6"/>
+        </w:numPr>
+        <w:pBdr>
+          <w:top w:val="single" w:sz="4" w:space="1" w:color="auto"/>
+          <w:left w:val="single" w:sz="4" w:space="4" w:color="auto"/>
+          <w:bottom w:val="single" w:sz="4" w:space="1" w:color="auto"/>
+          <w:right w:val="single" w:sz="4" w:space="4" w:color="auto"/>
+          <w:between w:val="single" w:sz="4" w:space="1" w:color="auto"/>
+          <w:bar w:val="single" w:sz="4" w:color="auto"/>
+        </w:pBdr>
+        <w:rPr>
+          <w:sz w:val="24"/>
+          <w:szCs w:val="24"/>
+        </w:rPr>
+      </w:pPr>
+      <w:r>
+        <w:rPr>
+          <w:sz w:val="24"/>
+          <w:szCs w:val="24"/>
+        </w:rPr>
+        <w:t>&lt;</w:t>
+      </w:r>
+      <w:proofErr w:type="spellStart"/>
+      <w:r>
+        <w:rPr>
+          <w:sz w:val="24"/>
+          <w:szCs w:val="24"/>
+        </w:rPr>
+        <w:t>i</w:t>
+      </w:r>
+      <w:proofErr w:type="spellEnd"/>
+      <w:r>
+        <w:rPr>
+          <w:sz w:val="24"/>
+          <w:szCs w:val="24"/>
+        </w:rPr>
+        <w:t>&gt; tag - Italic Text</w:t>
+      </w:r>
+    </w:p>
+    <w:p>
+      <w:pPr>
+        <w:pStyle w:val="ListParagraph"/>
+        <w:numPr>
+          <w:ilvl w:val="0"/>
+          <w:numId w:val="6"/>
+        </w:numPr>
+        <w:pBdr>
+          <w:top w:val="single" w:sz="4" w:space="1" w:color="auto"/>
+          <w:left w:val="single" w:sz="4" w:space="4" w:color="auto"/>
+          <w:bottom w:val="single" w:sz="4" w:space="1" w:color="auto"/>
+          <w:right w:val="single" w:sz="4" w:space="4" w:color="auto"/>
+          <w:between w:val="single" w:sz="4" w:space="1" w:color="auto"/>
+          <w:bar w:val="single" w:sz="4" w:color="auto"/>
+        </w:pBdr>
+        <w:rPr>
+          <w:sz w:val="24"/>
+          <w:szCs w:val="24"/>
+        </w:rPr>
+      </w:pPr>
+      <w:r>
+        <w:rPr>
+          <w:sz w:val="24"/>
+          <w:szCs w:val="24"/>
+        </w:rPr>
+        <w:t>&lt;u&gt; tag - Underlined Text</w:t>
+      </w:r>
+    </w:p>
+    <w:p>
+      <w:pPr>
+        <w:pStyle w:val="ListParagraph"/>
+        <w:numPr>
+          <w:ilvl w:val="0"/>
+          <w:numId w:val="6"/>
+        </w:numPr>
+        <w:pBdr>
+          <w:top w:val="single" w:sz="4" w:space="1" w:color="auto"/>
+          <w:left w:val="single" w:sz="4" w:space="4" w:color="auto"/>
+          <w:bottom w:val="single" w:sz="4" w:space="1" w:color="auto"/>
+          <w:right w:val="single" w:sz="4" w:space="4" w:color="auto"/>
+          <w:between w:val="single" w:sz="4" w:space="1" w:color="auto"/>
+          <w:bar w:val="single" w:sz="4" w:color="auto"/>
+        </w:pBdr>
+        <w:rPr>
+          <w:sz w:val="24"/>
+          <w:szCs w:val="24"/>
+        </w:rPr>
+      </w:pPr>
+      <w:r>
+        <w:rPr>
+          <w:sz w:val="24"/>
+          <w:szCs w:val="24"/>
+        </w:rPr>
+        <w:t>&lt;strong&gt; tag - Strong Text</w:t>
+      </w:r>
+    </w:p>
+    <w:p>
+      <w:pPr>
+        <w:pStyle w:val="ListParagraph"/>
+        <w:numPr>
+          <w:ilvl w:val="0"/>
+          <w:numId w:val="6"/>
+        </w:numPr>
+        <w:pBdr>
+          <w:top w:val="single" w:sz="4" w:space="1" w:color="auto"/>
+          <w:left w:val="single" w:sz="4" w:space="4" w:color="auto"/>
+          <w:bottom w:val="single" w:sz="4" w:space="1" w:color="auto"/>
+          <w:right w:val="single" w:sz="4" w:space="4" w:color="auto"/>
+          <w:between w:val="single" w:sz="4" w:space="1" w:color="auto"/>
+          <w:bar w:val="single" w:sz="4" w:color="auto"/>
+        </w:pBdr>
+        <w:rPr>
+          <w:sz w:val="24"/>
+          <w:szCs w:val="24"/>
+        </w:rPr>
+      </w:pPr>
+      <w:r>
+        <w:rPr>
+          <w:sz w:val="24"/>
+          <w:szCs w:val="24"/>
+        </w:rPr>
+        <w:t>&lt;</w:t>
+      </w:r>
+      <w:proofErr w:type="spellStart"/>
+      <w:r>
+        <w:rPr>
+          <w:sz w:val="24"/>
+          <w:szCs w:val="24"/>
+        </w:rPr>
+        <w:t>em</w:t>
+      </w:r>
+      <w:proofErr w:type="spellEnd"/>
+      <w:r>
+        <w:rPr>
+          <w:sz w:val="24"/>
+          <w:szCs w:val="24"/>
+        </w:rPr>
+        <w:t>&gt; tag - Emphasized Text</w:t>
+      </w:r>
+    </w:p>
+    <w:p>
+      <w:pPr>
+        <w:pStyle w:val="ListParagraph"/>
+        <w:numPr>
+          <w:ilvl w:val="0"/>
+          <w:numId w:val="6"/>
+        </w:numPr>
+        <w:pBdr>
+          <w:top w:val="single" w:sz="4" w:space="1" w:color="auto"/>
+          <w:left w:val="single" w:sz="4" w:space="4" w:color="auto"/>
+          <w:bottom w:val="single" w:sz="4" w:space="1" w:color="auto"/>
+          <w:right w:val="single" w:sz="4" w:space="4" w:color="auto"/>
+          <w:between w:val="single" w:sz="4" w:space="1" w:color="auto"/>
+          <w:bar w:val="single" w:sz="4" w:color="auto"/>
+        </w:pBdr>
+        <w:rPr>
+          <w:sz w:val="24"/>
+          <w:szCs w:val="24"/>
+        </w:rPr>
+      </w:pPr>
+      <w:r>
+        <w:rPr>
+          <w:sz w:val="24"/>
+          <w:szCs w:val="24"/>
+        </w:rPr>
+        <w:t>&lt;mark&gt; tag - Highlighted Text</w:t>
+      </w:r>
+    </w:p>
+    <w:p>
+      <w:pPr>
+        <w:pStyle w:val="ListParagraph"/>
+        <w:numPr>
+          <w:ilvl w:val="0"/>
+          <w:numId w:val="6"/>
+        </w:numPr>
+        <w:pBdr>
+          <w:top w:val="single" w:sz="4" w:space="1" w:color="auto"/>
+          <w:left w:val="single" w:sz="4" w:space="4" w:color="auto"/>
+          <w:bottom w:val="single" w:sz="4" w:space="1" w:color="auto"/>
+          <w:right w:val="single" w:sz="4" w:space="4" w:color="auto"/>
+          <w:between w:val="single" w:sz="4" w:space="1" w:color="auto"/>
+          <w:bar w:val="single" w:sz="4" w:color="auto"/>
+        </w:pBdr>
+        <w:rPr>
+          <w:sz w:val="24"/>
+          <w:szCs w:val="24"/>
+        </w:rPr>
+      </w:pPr>
+      <w:r>
+        <w:rPr>
+          <w:sz w:val="24"/>
+          <w:szCs w:val="24"/>
+        </w:rPr>
+        <w:t>&lt;sup&gt; tag - Superscript Text</w:t>
+      </w:r>
+    </w:p>
+    <w:p>
+      <w:pPr>
+        <w:pStyle w:val="ListParagraph"/>
+        <w:numPr>
+          <w:ilvl w:val="0"/>
+          <w:numId w:val="6"/>
+        </w:numPr>
+        <w:pBdr>
+          <w:top w:val="single" w:sz="4" w:space="1" w:color="auto"/>
+          <w:left w:val="single" w:sz="4" w:space="4" w:color="auto"/>
+          <w:bottom w:val="single" w:sz="4" w:space="1" w:color="auto"/>
+          <w:right w:val="single" w:sz="4" w:space="4" w:color="auto"/>
+          <w:between w:val="single" w:sz="4" w:space="1" w:color="auto"/>
+          <w:bar w:val="single" w:sz="4" w:color="auto"/>
+        </w:pBdr>
+        <w:rPr>
+          <w:sz w:val="24"/>
+          <w:szCs w:val="24"/>
+        </w:rPr>
+      </w:pPr>
+      <w:r>
+        <w:rPr>
+          <w:sz w:val="24"/>
+          <w:szCs w:val="24"/>
+        </w:rPr>
+        <w:t>&lt;sub&gt; tag - Subscript Text</w:t>
+      </w:r>
+    </w:p>
+    <w:p>
+      <w:pPr>
+        <w:pStyle w:val="ListParagraph"/>
+        <w:numPr>
+          <w:ilvl w:val="0"/>
+          <w:numId w:val="6"/>
+        </w:numPr>
+        <w:pBdr>
+          <w:top w:val="single" w:sz="4" w:space="1" w:color="auto"/>
+          <w:left w:val="single" w:sz="4" w:space="4" w:color="auto"/>
+          <w:bottom w:val="single" w:sz="4" w:space="1" w:color="auto"/>
+          <w:right w:val="single" w:sz="4" w:space="4" w:color="auto"/>
+          <w:between w:val="single" w:sz="4" w:space="1" w:color="auto"/>
+          <w:bar w:val="single" w:sz="4" w:color="auto"/>
+        </w:pBdr>
+        <w:rPr>
+          <w:sz w:val="24"/>
+          <w:szCs w:val="24"/>
+        </w:rPr>
+      </w:pPr>
+      <w:r>
+        <w:rPr>
+          <w:sz w:val="24"/>
+          <w:szCs w:val="24"/>
+        </w:rPr>
+        <w:t>&lt;del&gt; tag - Deleted Text</w:t>
+      </w:r>
+    </w:p>
+    <w:p>
+      <w:pPr>
+        <w:pStyle w:val="ListParagraph"/>
+        <w:numPr>
+          <w:ilvl w:val="0"/>
+          <w:numId w:val="6"/>
+        </w:numPr>
+        <w:pBdr>
+          <w:top w:val="single" w:sz="4" w:space="1" w:color="auto"/>
+          <w:left w:val="single" w:sz="4" w:space="4" w:color="auto"/>
+          <w:bottom w:val="single" w:sz="4" w:space="1" w:color="auto"/>
+          <w:right w:val="single" w:sz="4" w:space="4" w:color="auto"/>
+          <w:between w:val="single" w:sz="4" w:space="1" w:color="auto"/>
+          <w:bar w:val="single" w:sz="4" w:color="auto"/>
+        </w:pBdr>
+        <w:rPr>
+          <w:sz w:val="24"/>
+          <w:szCs w:val="24"/>
+        </w:rPr>
+      </w:pPr>
+      <w:r>
+        <w:rPr>
+          <w:sz w:val="24"/>
+          <w:szCs w:val="24"/>
+        </w:rPr>
+        <w:t>&lt;ins&gt; tag - Inserted Text</w:t>
+      </w:r>
+    </w:p>
+    <w:p>
+      <w:pPr>
+        <w:pStyle w:val="ListParagraph"/>
+        <w:numPr>
+          <w:ilvl w:val="0"/>
+          <w:numId w:val="6"/>
+        </w:numPr>
+        <w:pBdr>
+          <w:top w:val="single" w:sz="4" w:space="1" w:color="auto"/>
+          <w:left w:val="single" w:sz="4" w:space="4" w:color="auto"/>
+          <w:bottom w:val="single" w:sz="4" w:space="1" w:color="auto"/>
+          <w:right w:val="single" w:sz="4" w:space="4" w:color="auto"/>
+          <w:between w:val="single" w:sz="4" w:space="1" w:color="auto"/>
+          <w:bar w:val="single" w:sz="4" w:color="auto"/>
+        </w:pBdr>
+        <w:rPr>
+          <w:sz w:val="24"/>
+          <w:szCs w:val="24"/>
+        </w:rPr>
+      </w:pPr>
+      <w:r>
+        <w:rPr>
+          <w:sz w:val="24"/>
+          <w:szCs w:val="24"/>
+        </w:rPr>
+        <w:t>&lt;big&gt; tag - Big Text</w:t>
+      </w:r>
+    </w:p>
+    <w:p>
+      <w:pPr>
+        <w:pStyle w:val="ListParagraph"/>
+        <w:numPr>
+          <w:ilvl w:val="0"/>
+          <w:numId w:val="6"/>
+        </w:numPr>
+        <w:pBdr>
+          <w:top w:val="single" w:sz="4" w:space="1" w:color="auto"/>
+          <w:left w:val="single" w:sz="4" w:space="4" w:color="auto"/>
+          <w:bottom w:val="single" w:sz="4" w:space="1" w:color="auto"/>
+          <w:right w:val="single" w:sz="4" w:space="4" w:color="auto"/>
+          <w:between w:val="single" w:sz="4" w:space="1" w:color="auto"/>
+          <w:bar w:val="single" w:sz="4" w:color="auto"/>
+        </w:pBdr>
+        <w:rPr>
+          <w:sz w:val="24"/>
+          <w:szCs w:val="24"/>
+        </w:rPr>
+      </w:pPr>
+      <w:r>
+        <w:rPr>
+          <w:sz w:val="24"/>
+          <w:szCs w:val="24"/>
+        </w:rPr>
+        <w:t>&lt;small&gt; tag - Small Text</w:t>
+      </w:r>
+    </w:p>
+    <w:p>
+      <w:pPr>
+        <w:rPr>
+          <w:sz w:val="24"/>
+          <w:szCs w:val="24"/>
+        </w:rPr>
+      </w:pPr>
+    </w:p>
+    <w:p>
+      <w:pPr>
+        <w:rPr>
+          <w:sz w:val="24"/>
+          <w:szCs w:val="24"/>
+        </w:rPr>
+      </w:pPr>
+      <w:r>
+        <w:rPr>
+          <w:sz w:val="24"/>
+          <w:szCs w:val="24"/>
+        </w:rPr>
+        <w:lastRenderedPageBreak/>
+        <w:t>-HEAD:</w:t>
+      </w:r>
+    </w:p>
+    <w:p>
+      <w:pPr>
+        <w:pBdr>
+          <w:top w:val="single" w:sz="6" w:space="12" w:color="D3DCE6"/>
+          <w:left w:val="single" w:sz="6" w:space="12" w:color="D3DCE6"/>
+          <w:bottom w:val="single" w:sz="6" w:space="12" w:color="D3DCE6"/>
+          <w:right w:val="single" w:sz="6" w:space="12" w:color="D3DCE6"/>
+        </w:pBdr>
+        <w:shd w:val="clear" w:color="auto" w:fill="383B40"/>
+        <w:tabs>
+          <w:tab w:val="left" w:pos="916"/>
+          <w:tab w:val="left" w:pos="1832"/>
+          <w:tab w:val="left" w:pos="2748"/>
+          <w:tab w:val="left" w:pos="3664"/>
+          <w:tab w:val="left" w:pos="4580"/>
+          <w:tab w:val="left" w:pos="5496"/>
+          <w:tab w:val="left" w:pos="6412"/>
+          <w:tab w:val="left" w:pos="7328"/>
+          <w:tab w:val="left" w:pos="8244"/>
+          <w:tab w:val="left" w:pos="9160"/>
+          <w:tab w:val="left" w:pos="10076"/>
+          <w:tab w:val="left" w:pos="10992"/>
+          <w:tab w:val="left" w:pos="11908"/>
+          <w:tab w:val="left" w:pos="12824"/>
+          <w:tab w:val="left" w:pos="13740"/>
+          <w:tab w:val="left" w:pos="14656"/>
+        </w:tabs>
+        <w:spacing w:after="0" w:line="300" w:lineRule="atLeast"/>
+        <w:rPr>
+          <w:rFonts w:ascii="Inconsolata" w:eastAsia="Times New Roman" w:hAnsi="Inconsolata" w:cs="Courier New"/>
+          <w:color w:val="D3D3D3"/>
+          <w:sz w:val="21"/>
+          <w:szCs w:val="21"/>
+          <w:bdr w:val="none" w:sz="0" w:space="0" w:color="auto" w:frame="1"/>
+          <w:shd w:val="clear" w:color="auto" w:fill="383B40"/>
+        </w:rPr>
+      </w:pPr>
+      <w:r>
+        <w:rPr>
+          <w:rFonts w:ascii="Inconsolata" w:eastAsia="Times New Roman" w:hAnsi="Inconsolata" w:cs="Courier New"/>
+          <w:color w:val="D3D3D3"/>
+          <w:sz w:val="21"/>
+          <w:szCs w:val="21"/>
+          <w:bdr w:val="none" w:sz="0" w:space="0" w:color="auto" w:frame="1"/>
+          <w:shd w:val="clear" w:color="auto" w:fill="383B40"/>
+        </w:rPr>
+        <w:t>&lt;</w:t>
+      </w:r>
+      <w:r>
+        <w:rPr>
+          <w:rFonts w:ascii="Inconsolata" w:eastAsia="Times New Roman" w:hAnsi="Inconsolata" w:cs="Courier New"/>
+          <w:color w:val="E06C75"/>
+          <w:sz w:val="21"/>
+          <w:szCs w:val="21"/>
+          <w:bdr w:val="none" w:sz="0" w:space="0" w:color="auto" w:frame="1"/>
+          <w:shd w:val="clear" w:color="auto" w:fill="383B40"/>
+        </w:rPr>
+        <w:t>head</w:t>
+      </w:r>
+      <w:r>
+        <w:rPr>
+          <w:rFonts w:ascii="Inconsolata" w:eastAsia="Times New Roman" w:hAnsi="Inconsolata" w:cs="Courier New"/>
+          <w:color w:val="D3D3D3"/>
+          <w:sz w:val="21"/>
+          <w:szCs w:val="21"/>
+          <w:bdr w:val="none" w:sz="0" w:space="0" w:color="auto" w:frame="1"/>
+          <w:shd w:val="clear" w:color="auto" w:fill="383B40"/>
+        </w:rPr>
+        <w:t>&gt;</w:t>
+      </w:r>
+    </w:p>
+    <w:p>
+      <w:pPr>
+        <w:pBdr>
+          <w:top w:val="single" w:sz="6" w:space="12" w:color="D3DCE6"/>
+          <w:left w:val="single" w:sz="6" w:space="12" w:color="D3DCE6"/>
+          <w:bottom w:val="single" w:sz="6" w:space="12" w:color="D3DCE6"/>
+          <w:right w:val="single" w:sz="6" w:space="12" w:color="D3DCE6"/>
+        </w:pBdr>
+        <w:shd w:val="clear" w:color="auto" w:fill="383B40"/>
+        <w:tabs>
+          <w:tab w:val="left" w:pos="916"/>
+          <w:tab w:val="left" w:pos="1832"/>
+          <w:tab w:val="left" w:pos="2748"/>
+          <w:tab w:val="left" w:pos="3664"/>
+          <w:tab w:val="left" w:pos="4580"/>
+          <w:tab w:val="left" w:pos="5496"/>
+          <w:tab w:val="left" w:pos="6412"/>
+          <w:tab w:val="left" w:pos="7328"/>
+          <w:tab w:val="left" w:pos="8244"/>
+          <w:tab w:val="left" w:pos="9160"/>
+          <w:tab w:val="left" w:pos="10076"/>
+          <w:tab w:val="left" w:pos="10992"/>
+          <w:tab w:val="left" w:pos="11908"/>
+          <w:tab w:val="left" w:pos="12824"/>
+          <w:tab w:val="left" w:pos="13740"/>
+          <w:tab w:val="left" w:pos="14656"/>
+        </w:tabs>
+        <w:spacing w:after="0" w:line="300" w:lineRule="atLeast"/>
+        <w:rPr>
+          <w:rFonts w:ascii="Inconsolata" w:eastAsia="Times New Roman" w:hAnsi="Inconsolata" w:cs="Courier New"/>
+          <w:color w:val="D3D3D3"/>
+          <w:sz w:val="21"/>
+          <w:szCs w:val="21"/>
+          <w:bdr w:val="none" w:sz="0" w:space="0" w:color="auto" w:frame="1"/>
+          <w:shd w:val="clear" w:color="auto" w:fill="383B40"/>
+        </w:rPr>
+      </w:pPr>
+      <w:r>
+        <w:rPr>
+          <w:rFonts w:ascii="Inconsolata" w:eastAsia="Times New Roman" w:hAnsi="Inconsolata" w:cs="Courier New"/>
+          <w:color w:val="D3D3D3"/>
+          <w:sz w:val="21"/>
+          <w:szCs w:val="21"/>
+          <w:bdr w:val="none" w:sz="0" w:space="0" w:color="auto" w:frame="1"/>
+          <w:shd w:val="clear" w:color="auto" w:fill="383B40"/>
+        </w:rPr>
+        <w:t xml:space="preserve">    &lt;</w:t>
+      </w:r>
+      <w:r>
+        <w:rPr>
+          <w:rFonts w:ascii="Inconsolata" w:eastAsia="Times New Roman" w:hAnsi="Inconsolata" w:cs="Courier New"/>
+          <w:color w:val="E06C75"/>
+          <w:sz w:val="21"/>
+          <w:szCs w:val="21"/>
+          <w:bdr w:val="none" w:sz="0" w:space="0" w:color="auto" w:frame="1"/>
+          <w:shd w:val="clear" w:color="auto" w:fill="383B40"/>
+        </w:rPr>
+        <w:t>meta</w:t>
+      </w:r>
+      <w:r>
+        <w:rPr>
+          <w:rFonts w:ascii="Inconsolata" w:eastAsia="Times New Roman" w:hAnsi="Inconsolata" w:cs="Courier New"/>
+          <w:color w:val="D3D3D3"/>
+          <w:sz w:val="21"/>
+          <w:szCs w:val="21"/>
+          <w:bdr w:val="none" w:sz="0" w:space="0" w:color="auto" w:frame="1"/>
+          <w:shd w:val="clear" w:color="auto" w:fill="383B40"/>
+        </w:rPr>
+        <w:t xml:space="preserve"> </w:t>
+      </w:r>
+      <w:r>
+        <w:rPr>
+          <w:rFonts w:ascii="Inconsolata" w:eastAsia="Times New Roman" w:hAnsi="Inconsolata" w:cs="Courier New"/>
+          <w:color w:val="D19A66"/>
+          <w:sz w:val="21"/>
+          <w:szCs w:val="21"/>
+          <w:bdr w:val="none" w:sz="0" w:space="0" w:color="auto" w:frame="1"/>
+          <w:shd w:val="clear" w:color="auto" w:fill="383B40"/>
+        </w:rPr>
+        <w:t>charset</w:t>
+      </w:r>
+      <w:r>
+        <w:rPr>
+          <w:rFonts w:ascii="Inconsolata" w:eastAsia="Times New Roman" w:hAnsi="Inconsolata" w:cs="Courier New"/>
+          <w:color w:val="D3D3D3"/>
+          <w:sz w:val="21"/>
+          <w:szCs w:val="21"/>
+          <w:bdr w:val="none" w:sz="0" w:space="0" w:color="auto" w:frame="1"/>
+          <w:shd w:val="clear" w:color="auto" w:fill="383B40"/>
+        </w:rPr>
+        <w:t>=</w:t>
+      </w:r>
+      <w:r>
+        <w:rPr>
+          <w:rFonts w:ascii="Inconsolata" w:eastAsia="Times New Roman" w:hAnsi="Inconsolata" w:cs="Courier New"/>
+          <w:color w:val="98C379"/>
+          <w:sz w:val="21"/>
+          <w:szCs w:val="21"/>
+          <w:bdr w:val="none" w:sz="0" w:space="0" w:color="auto" w:frame="1"/>
+          <w:shd w:val="clear" w:color="auto" w:fill="383B40"/>
+        </w:rPr>
+        <w:t>"UTF-8"</w:t>
+      </w:r>
+      <w:r>
+        <w:rPr>
+          <w:rFonts w:ascii="Inconsolata" w:eastAsia="Times New Roman" w:hAnsi="Inconsolata" w:cs="Courier New"/>
+          <w:color w:val="D3D3D3"/>
+          <w:sz w:val="21"/>
+          <w:szCs w:val="21"/>
+          <w:bdr w:val="none" w:sz="0" w:space="0" w:color="auto" w:frame="1"/>
+          <w:shd w:val="clear" w:color="auto" w:fill="383B40"/>
+        </w:rPr>
+        <w:t>&gt;</w:t>
+      </w:r>
+    </w:p>
+    <w:p>
+      <w:pPr>
+        <w:pBdr>
+          <w:top w:val="single" w:sz="6" w:space="12" w:color="D3DCE6"/>
+          <w:left w:val="single" w:sz="6" w:space="12" w:color="D3DCE6"/>
+          <w:bottom w:val="single" w:sz="6" w:space="12" w:color="D3DCE6"/>
+          <w:right w:val="single" w:sz="6" w:space="12" w:color="D3DCE6"/>
+        </w:pBdr>
+        <w:shd w:val="clear" w:color="auto" w:fill="383B40"/>
+        <w:tabs>
+          <w:tab w:val="left" w:pos="916"/>
+          <w:tab w:val="left" w:pos="1832"/>
+          <w:tab w:val="left" w:pos="2748"/>
+          <w:tab w:val="left" w:pos="3664"/>
+          <w:tab w:val="left" w:pos="4580"/>
+          <w:tab w:val="left" w:pos="5496"/>
+          <w:tab w:val="left" w:pos="6412"/>
+          <w:tab w:val="left" w:pos="7328"/>
+          <w:tab w:val="left" w:pos="8244"/>
+          <w:tab w:val="left" w:pos="9160"/>
+          <w:tab w:val="left" w:pos="10076"/>
+          <w:tab w:val="left" w:pos="10992"/>
+          <w:tab w:val="left" w:pos="11908"/>
+          <w:tab w:val="left" w:pos="12824"/>
+          <w:tab w:val="left" w:pos="13740"/>
+          <w:tab w:val="left" w:pos="14656"/>
+        </w:tabs>
+        <w:spacing w:after="0" w:line="300" w:lineRule="atLeast"/>
+        <w:rPr>
+          <w:rFonts w:ascii="Inconsolata" w:eastAsia="Times New Roman" w:hAnsi="Inconsolata" w:cs="Courier New"/>
+          <w:color w:val="D3D3D3"/>
+          <w:sz w:val="21"/>
+          <w:szCs w:val="21"/>
+          <w:bdr w:val="none" w:sz="0" w:space="0" w:color="auto" w:frame="1"/>
+          <w:shd w:val="clear" w:color="auto" w:fill="383B40"/>
+        </w:rPr>
+      </w:pPr>
+      <w:r>
+        <w:rPr>
+          <w:rFonts w:ascii="Inconsolata" w:eastAsia="Times New Roman" w:hAnsi="Inconsolata" w:cs="Courier New"/>
+          <w:color w:val="D3D3D3"/>
+          <w:sz w:val="21"/>
+          <w:szCs w:val="21"/>
+          <w:bdr w:val="none" w:sz="0" w:space="0" w:color="auto" w:frame="1"/>
+          <w:shd w:val="clear" w:color="auto" w:fill="383B40"/>
+        </w:rPr>
+        <w:t xml:space="preserve">    &lt;</w:t>
+      </w:r>
+      <w:r>
+        <w:rPr>
+          <w:rFonts w:ascii="Inconsolata" w:eastAsia="Times New Roman" w:hAnsi="Inconsolata" w:cs="Courier New"/>
+          <w:color w:val="E06C75"/>
+          <w:sz w:val="21"/>
+          <w:szCs w:val="21"/>
+          <w:bdr w:val="none" w:sz="0" w:space="0" w:color="auto" w:frame="1"/>
+          <w:shd w:val="clear" w:color="auto" w:fill="383B40"/>
+        </w:rPr>
+        <w:t>meta</w:t>
+      </w:r>
+      <w:r>
+        <w:rPr>
+          <w:rFonts w:ascii="Inconsolata" w:eastAsia="Times New Roman" w:hAnsi="Inconsolata" w:cs="Courier New"/>
+          <w:color w:val="D3D3D3"/>
+          <w:sz w:val="21"/>
+          <w:szCs w:val="21"/>
+          <w:bdr w:val="none" w:sz="0" w:space="0" w:color="auto" w:frame="1"/>
+          <w:shd w:val="clear" w:color="auto" w:fill="383B40"/>
+        </w:rPr>
+        <w:t xml:space="preserve"> </w:t>
+      </w:r>
+      <w:r>
+        <w:rPr>
+          <w:rFonts w:ascii="Inconsolata" w:eastAsia="Times New Roman" w:hAnsi="Inconsolata" w:cs="Courier New"/>
+          <w:color w:val="D19A66"/>
+          <w:sz w:val="21"/>
+          <w:szCs w:val="21"/>
+          <w:bdr w:val="none" w:sz="0" w:space="0" w:color="auto" w:frame="1"/>
+          <w:shd w:val="clear" w:color="auto" w:fill="383B40"/>
+        </w:rPr>
+        <w:t>name</w:t>
+      </w:r>
+      <w:r>
+        <w:rPr>
+          <w:rFonts w:ascii="Inconsolata" w:eastAsia="Times New Roman" w:hAnsi="Inconsolata" w:cs="Courier New"/>
+          <w:color w:val="D3D3D3"/>
+          <w:sz w:val="21"/>
+          <w:szCs w:val="21"/>
+          <w:bdr w:val="none" w:sz="0" w:space="0" w:color="auto" w:frame="1"/>
+          <w:shd w:val="clear" w:color="auto" w:fill="383B40"/>
+        </w:rPr>
+        <w:t>=</w:t>
+      </w:r>
+      <w:r>
+        <w:rPr>
+          <w:rFonts w:ascii="Inconsolata" w:eastAsia="Times New Roman" w:hAnsi="Inconsolata" w:cs="Courier New"/>
+          <w:color w:val="98C379"/>
+          <w:sz w:val="21"/>
+          <w:szCs w:val="21"/>
+          <w:bdr w:val="none" w:sz="0" w:space="0" w:color="auto" w:frame="1"/>
+          <w:shd w:val="clear" w:color="auto" w:fill="383B40"/>
+        </w:rPr>
+        <w:t>"description"</w:t>
+      </w:r>
+      <w:r>
+        <w:rPr>
+          <w:rFonts w:ascii="Inconsolata" w:eastAsia="Times New Roman" w:hAnsi="Inconsolata" w:cs="Courier New"/>
+          <w:color w:val="D3D3D3"/>
+          <w:sz w:val="21"/>
+          <w:szCs w:val="21"/>
+          <w:bdr w:val="none" w:sz="0" w:space="0" w:color="auto" w:frame="1"/>
+          <w:shd w:val="clear" w:color="auto" w:fill="383B40"/>
+        </w:rPr>
+        <w:t xml:space="preserve"> </w:t>
+      </w:r>
+      <w:r>
+        <w:rPr>
+          <w:rFonts w:ascii="Inconsolata" w:eastAsia="Times New Roman" w:hAnsi="Inconsolata" w:cs="Courier New"/>
+          <w:color w:val="D19A66"/>
+          <w:sz w:val="21"/>
+          <w:szCs w:val="21"/>
+          <w:bdr w:val="none" w:sz="0" w:space="0" w:color="auto" w:frame="1"/>
+          <w:shd w:val="clear" w:color="auto" w:fill="383B40"/>
+        </w:rPr>
+        <w:t>content</w:t>
+      </w:r>
+      <w:r>
+        <w:rPr>
+          <w:rFonts w:ascii="Inconsolata" w:eastAsia="Times New Roman" w:hAnsi="Inconsolata" w:cs="Courier New"/>
+          <w:color w:val="D3D3D3"/>
+          <w:sz w:val="21"/>
+          <w:szCs w:val="21"/>
+          <w:bdr w:val="none" w:sz="0" w:space="0" w:color="auto" w:frame="1"/>
+          <w:shd w:val="clear" w:color="auto" w:fill="383B40"/>
+        </w:rPr>
+        <w:t>=</w:t>
+      </w:r>
+      <w:r>
+        <w:rPr>
+          <w:rFonts w:ascii="Inconsolata" w:eastAsia="Times New Roman" w:hAnsi="Inconsolata" w:cs="Courier New"/>
+          <w:color w:val="98C379"/>
+          <w:sz w:val="21"/>
+          <w:szCs w:val="21"/>
+          <w:bdr w:val="none" w:sz="0" w:space="0" w:color="auto" w:frame="1"/>
+          <w:shd w:val="clear" w:color="auto" w:fill="383B40"/>
+        </w:rPr>
+        <w:t>"HTML Tutorial"</w:t>
+      </w:r>
+      <w:r>
+        <w:rPr>
+          <w:rFonts w:ascii="Inconsolata" w:eastAsia="Times New Roman" w:hAnsi="Inconsolata" w:cs="Courier New"/>
+          <w:color w:val="D3D3D3"/>
+          <w:sz w:val="21"/>
+          <w:szCs w:val="21"/>
+          <w:bdr w:val="none" w:sz="0" w:space="0" w:color="auto" w:frame="1"/>
+          <w:shd w:val="clear" w:color="auto" w:fill="383B40"/>
+        </w:rPr>
+        <w:t>&gt;</w:t>
+      </w:r>
+    </w:p>
+    <w:p>
+      <w:pPr>
+        <w:pBdr>
+          <w:top w:val="single" w:sz="6" w:space="12" w:color="D3DCE6"/>
+          <w:left w:val="single" w:sz="6" w:space="12" w:color="D3DCE6"/>
+          <w:bottom w:val="single" w:sz="6" w:space="12" w:color="D3DCE6"/>
+          <w:right w:val="single" w:sz="6" w:space="12" w:color="D3DCE6"/>
+        </w:pBdr>
+        <w:shd w:val="clear" w:color="auto" w:fill="383B40"/>
+        <w:tabs>
+          <w:tab w:val="left" w:pos="916"/>
+          <w:tab w:val="left" w:pos="1832"/>
+          <w:tab w:val="left" w:pos="2748"/>
+          <w:tab w:val="left" w:pos="3664"/>
+          <w:tab w:val="left" w:pos="4580"/>
+          <w:tab w:val="left" w:pos="5496"/>
+          <w:tab w:val="left" w:pos="6412"/>
+          <w:tab w:val="left" w:pos="7328"/>
+          <w:tab w:val="left" w:pos="8244"/>
+          <w:tab w:val="left" w:pos="9160"/>
+          <w:tab w:val="left" w:pos="10076"/>
+          <w:tab w:val="left" w:pos="10992"/>
+          <w:tab w:val="left" w:pos="11908"/>
+          <w:tab w:val="left" w:pos="12824"/>
+          <w:tab w:val="left" w:pos="13740"/>
+          <w:tab w:val="left" w:pos="14656"/>
+        </w:tabs>
+        <w:spacing w:after="0" w:line="300" w:lineRule="atLeast"/>
+        <w:rPr>
+          <w:rFonts w:ascii="Inconsolata" w:eastAsia="Times New Roman" w:hAnsi="Inconsolata" w:cs="Courier New"/>
+          <w:color w:val="D3D3D3"/>
+          <w:sz w:val="21"/>
+          <w:szCs w:val="21"/>
+          <w:bdr w:val="none" w:sz="0" w:space="0" w:color="auto" w:frame="1"/>
+          <w:shd w:val="clear" w:color="auto" w:fill="383B40"/>
+        </w:rPr>
+      </w:pPr>
+      <w:r>
+        <w:rPr>
+          <w:rFonts w:ascii="Inconsolata" w:eastAsia="Times New Roman" w:hAnsi="Inconsolata" w:cs="Courier New"/>
+          <w:color w:val="D3D3D3"/>
+          <w:sz w:val="21"/>
+          <w:szCs w:val="21"/>
+          <w:bdr w:val="none" w:sz="0" w:space="0" w:color="auto" w:frame="1"/>
+          <w:shd w:val="clear" w:color="auto" w:fill="383B40"/>
+        </w:rPr>
+        <w:t xml:space="preserve">    &lt;</w:t>
+      </w:r>
+      <w:r>
+        <w:rPr>
+          <w:rFonts w:ascii="Inconsolata" w:eastAsia="Times New Roman" w:hAnsi="Inconsolata" w:cs="Courier New"/>
+          <w:color w:val="E06C75"/>
+          <w:sz w:val="21"/>
+          <w:szCs w:val="21"/>
+          <w:bdr w:val="none" w:sz="0" w:space="0" w:color="auto" w:frame="1"/>
+          <w:shd w:val="clear" w:color="auto" w:fill="383B40"/>
+        </w:rPr>
+        <w:t>meta</w:t>
+      </w:r>
+      <w:r>
+        <w:rPr>
+          <w:rFonts w:ascii="Inconsolata" w:eastAsia="Times New Roman" w:hAnsi="Inconsolata" w:cs="Courier New"/>
+          <w:color w:val="D3D3D3"/>
+          <w:sz w:val="21"/>
+          <w:szCs w:val="21"/>
+          <w:bdr w:val="none" w:sz="0" w:space="0" w:color="auto" w:frame="1"/>
+          <w:shd w:val="clear" w:color="auto" w:fill="383B40"/>
+        </w:rPr>
+        <w:t xml:space="preserve"> </w:t>
+      </w:r>
+      <w:r>
+        <w:rPr>
+          <w:rFonts w:ascii="Inconsolata" w:eastAsia="Times New Roman" w:hAnsi="Inconsolata" w:cs="Courier New"/>
+          <w:color w:val="D19A66"/>
+          <w:sz w:val="21"/>
+          <w:szCs w:val="21"/>
+          <w:bdr w:val="none" w:sz="0" w:space="0" w:color="auto" w:frame="1"/>
+          <w:shd w:val="clear" w:color="auto" w:fill="383B40"/>
+        </w:rPr>
+        <w:t>name</w:t>
+      </w:r>
+      <w:r>
+        <w:rPr>
+          <w:rFonts w:ascii="Inconsolata" w:eastAsia="Times New Roman" w:hAnsi="Inconsolata" w:cs="Courier New"/>
+          <w:color w:val="D3D3D3"/>
+          <w:sz w:val="21"/>
+          <w:szCs w:val="21"/>
+          <w:bdr w:val="none" w:sz="0" w:space="0" w:color="auto" w:frame="1"/>
+          <w:shd w:val="clear" w:color="auto" w:fill="383B40"/>
+        </w:rPr>
+        <w:t>=</w:t>
+      </w:r>
+      <w:r>
+        <w:rPr>
+          <w:rFonts w:ascii="Inconsolata" w:eastAsia="Times New Roman" w:hAnsi="Inconsolata" w:cs="Courier New"/>
+          <w:color w:val="98C379"/>
+          <w:sz w:val="21"/>
+          <w:szCs w:val="21"/>
+          <w:bdr w:val="none" w:sz="0" w:space="0" w:color="auto" w:frame="1"/>
+          <w:shd w:val="clear" w:color="auto" w:fill="383B40"/>
+        </w:rPr>
+        <w:t>"keywords"</w:t>
+      </w:r>
+      <w:r>
+        <w:rPr>
+          <w:rFonts w:ascii="Inconsolata" w:eastAsia="Times New Roman" w:hAnsi="Inconsolata" w:cs="Courier New"/>
+          <w:color w:val="D3D3D3"/>
+          <w:sz w:val="21"/>
+          <w:szCs w:val="21"/>
+          <w:bdr w:val="none" w:sz="0" w:space="0" w:color="auto" w:frame="1"/>
+          <w:shd w:val="clear" w:color="auto" w:fill="383B40"/>
+        </w:rPr>
+        <w:t xml:space="preserve"> </w:t>
+      </w:r>
+      <w:r>
+        <w:rPr>
+          <w:rFonts w:ascii="Inconsolata" w:eastAsia="Times New Roman" w:hAnsi="Inconsolata" w:cs="Courier New"/>
+          <w:color w:val="D19A66"/>
+          <w:sz w:val="21"/>
+          <w:szCs w:val="21"/>
+          <w:bdr w:val="none" w:sz="0" w:space="0" w:color="auto" w:frame="1"/>
+          <w:shd w:val="clear" w:color="auto" w:fill="383B40"/>
+        </w:rPr>
+        <w:t>content</w:t>
+      </w:r>
+      <w:r>
+        <w:rPr>
+          <w:rFonts w:ascii="Inconsolata" w:eastAsia="Times New Roman" w:hAnsi="Inconsolata" w:cs="Courier New"/>
+          <w:color w:val="D3D3D3"/>
+          <w:sz w:val="21"/>
+          <w:szCs w:val="21"/>
+          <w:bdr w:val="none" w:sz="0" w:space="0" w:color="auto" w:frame="1"/>
+          <w:shd w:val="clear" w:color="auto" w:fill="383B40"/>
+        </w:rPr>
+        <w:t>=</w:t>
+      </w:r>
+      <w:r>
+        <w:rPr>
+          <w:rFonts w:ascii="Inconsolata" w:eastAsia="Times New Roman" w:hAnsi="Inconsolata" w:cs="Courier New"/>
+          <w:color w:val="98C379"/>
+          <w:sz w:val="21"/>
+          <w:szCs w:val="21"/>
+          <w:bdr w:val="none" w:sz="0" w:space="0" w:color="auto" w:frame="1"/>
+          <w:shd w:val="clear" w:color="auto" w:fill="383B40"/>
+        </w:rPr>
+        <w:t>"HTML, Learn, Tutorial"</w:t>
+      </w:r>
+      <w:r>
+        <w:rPr>
+          <w:rFonts w:ascii="Inconsolata" w:eastAsia="Times New Roman" w:hAnsi="Inconsolata" w:cs="Courier New"/>
+          <w:color w:val="D3D3D3"/>
+          <w:sz w:val="21"/>
+          <w:szCs w:val="21"/>
+          <w:bdr w:val="none" w:sz="0" w:space="0" w:color="auto" w:frame="1"/>
+          <w:shd w:val="clear" w:color="auto" w:fill="383B40"/>
+        </w:rPr>
+        <w:t>&gt;</w:t>
+      </w:r>
+    </w:p>
+    <w:p>
+      <w:pPr>
+        <w:pBdr>
+          <w:top w:val="single" w:sz="6" w:space="12" w:color="D3DCE6"/>
+          <w:left w:val="single" w:sz="6" w:space="12" w:color="D3DCE6"/>
+          <w:bottom w:val="single" w:sz="6" w:space="12" w:color="D3DCE6"/>
+          <w:right w:val="single" w:sz="6" w:space="12" w:color="D3DCE6"/>
+        </w:pBdr>
+        <w:shd w:val="clear" w:color="auto" w:fill="383B40"/>
+        <w:tabs>
+          <w:tab w:val="left" w:pos="916"/>
+          <w:tab w:val="left" w:pos="1832"/>
+          <w:tab w:val="left" w:pos="2748"/>
+          <w:tab w:val="left" w:pos="3664"/>
+          <w:tab w:val="left" w:pos="4580"/>
+          <w:tab w:val="left" w:pos="5496"/>
+          <w:tab w:val="left" w:pos="6412"/>
+          <w:tab w:val="left" w:pos="7328"/>
+          <w:tab w:val="left" w:pos="8244"/>
+          <w:tab w:val="left" w:pos="9160"/>
+          <w:tab w:val="left" w:pos="10076"/>
+          <w:tab w:val="left" w:pos="10992"/>
+          <w:tab w:val="left" w:pos="11908"/>
+          <w:tab w:val="left" w:pos="12824"/>
+          <w:tab w:val="left" w:pos="13740"/>
+          <w:tab w:val="left" w:pos="14656"/>
+        </w:tabs>
+        <w:spacing w:after="0" w:line="300" w:lineRule="atLeast"/>
+        <w:rPr>
+          <w:rFonts w:ascii="Inconsolata" w:eastAsia="Times New Roman" w:hAnsi="Inconsolata" w:cs="Courier New"/>
+          <w:color w:val="D3D3D3"/>
+          <w:sz w:val="21"/>
+          <w:szCs w:val="21"/>
+          <w:bdr w:val="none" w:sz="0" w:space="0" w:color="auto" w:frame="1"/>
+          <w:shd w:val="clear" w:color="auto" w:fill="383B40"/>
+        </w:rPr>
+      </w:pPr>
+      <w:r>
+        <w:rPr>
+          <w:rFonts w:ascii="Inconsolata" w:eastAsia="Times New Roman" w:hAnsi="Inconsolata" w:cs="Courier New"/>
+          <w:color w:val="D3D3D3"/>
+          <w:sz w:val="21"/>
+          <w:szCs w:val="21"/>
+          <w:bdr w:val="none" w:sz="0" w:space="0" w:color="auto" w:frame="1"/>
+          <w:shd w:val="clear" w:color="auto" w:fill="383B40"/>
+        </w:rPr>
+        <w:t xml:space="preserve">    &lt;</w:t>
+      </w:r>
+      <w:r>
+        <w:rPr>
+          <w:rFonts w:ascii="Inconsolata" w:eastAsia="Times New Roman" w:hAnsi="Inconsolata" w:cs="Courier New"/>
+          <w:color w:val="E06C75"/>
+          <w:sz w:val="21"/>
+          <w:szCs w:val="21"/>
+          <w:bdr w:val="none" w:sz="0" w:space="0" w:color="auto" w:frame="1"/>
+          <w:shd w:val="clear" w:color="auto" w:fill="383B40"/>
+        </w:rPr>
+        <w:t>meta</w:t>
+      </w:r>
+      <w:r>
+        <w:rPr>
+          <w:rFonts w:ascii="Inconsolata" w:eastAsia="Times New Roman" w:hAnsi="Inconsolata" w:cs="Courier New"/>
+          <w:color w:val="D3D3D3"/>
+          <w:sz w:val="21"/>
+          <w:szCs w:val="21"/>
+          <w:bdr w:val="none" w:sz="0" w:space="0" w:color="auto" w:frame="1"/>
+          <w:shd w:val="clear" w:color="auto" w:fill="383B40"/>
+        </w:rPr>
+        <w:t xml:space="preserve"> </w:t>
+      </w:r>
+      <w:r>
+        <w:rPr>
+          <w:rFonts w:ascii="Inconsolata" w:eastAsia="Times New Roman" w:hAnsi="Inconsolata" w:cs="Courier New"/>
+          <w:color w:val="D19A66"/>
+          <w:sz w:val="21"/>
+          <w:szCs w:val="21"/>
+          <w:bdr w:val="none" w:sz="0" w:space="0" w:color="auto" w:frame="1"/>
+          <w:shd w:val="clear" w:color="auto" w:fill="383B40"/>
+        </w:rPr>
+        <w:t>name</w:t>
+      </w:r>
+      <w:r>
+        <w:rPr>
+          <w:rFonts w:ascii="Inconsolata" w:eastAsia="Times New Roman" w:hAnsi="Inconsolata" w:cs="Courier New"/>
+          <w:color w:val="D3D3D3"/>
+          <w:sz w:val="21"/>
+          <w:szCs w:val="21"/>
+          <w:bdr w:val="none" w:sz="0" w:space="0" w:color="auto" w:frame="1"/>
+          <w:shd w:val="clear" w:color="auto" w:fill="383B40"/>
+        </w:rPr>
+        <w:t>=</w:t>
+      </w:r>
+      <w:r>
+        <w:rPr>
+          <w:rFonts w:ascii="Inconsolata" w:eastAsia="Times New Roman" w:hAnsi="Inconsolata" w:cs="Courier New"/>
+          <w:color w:val="98C379"/>
+          <w:sz w:val="21"/>
+          <w:szCs w:val="21"/>
+          <w:bdr w:val="none" w:sz="0" w:space="0" w:color="auto" w:frame="1"/>
+          <w:shd w:val="clear" w:color="auto" w:fill="383B40"/>
+        </w:rPr>
+        <w:t>"author"</w:t>
+      </w:r>
+      <w:r>
+        <w:rPr>
+          <w:rFonts w:ascii="Inconsolata" w:eastAsia="Times New Roman" w:hAnsi="Inconsolata" w:cs="Courier New"/>
+          <w:color w:val="D3D3D3"/>
+          <w:sz w:val="21"/>
+          <w:szCs w:val="21"/>
+          <w:bdr w:val="none" w:sz="0" w:space="0" w:color="auto" w:frame="1"/>
+          <w:shd w:val="clear" w:color="auto" w:fill="383B40"/>
+        </w:rPr>
+        <w:t xml:space="preserve"> </w:t>
+      </w:r>
+      <w:r>
+        <w:rPr>
+          <w:rFonts w:ascii="Inconsolata" w:eastAsia="Times New Roman" w:hAnsi="Inconsolata" w:cs="Courier New"/>
+          <w:color w:val="D19A66"/>
+          <w:sz w:val="21"/>
+          <w:szCs w:val="21"/>
+          <w:bdr w:val="none" w:sz="0" w:space="0" w:color="auto" w:frame="1"/>
+          <w:shd w:val="clear" w:color="auto" w:fill="383B40"/>
+        </w:rPr>
+        <w:t>content</w:t>
+      </w:r>
+      <w:r>
+        <w:rPr>
+          <w:rFonts w:ascii="Inconsolata" w:eastAsia="Times New Roman" w:hAnsi="Inconsolata" w:cs="Courier New"/>
+          <w:color w:val="D3D3D3"/>
+          <w:sz w:val="21"/>
+          <w:szCs w:val="21"/>
+          <w:bdr w:val="none" w:sz="0" w:space="0" w:color="auto" w:frame="1"/>
+          <w:shd w:val="clear" w:color="auto" w:fill="383B40"/>
+        </w:rPr>
+        <w:t>=</w:t>
+      </w:r>
+      <w:r>
+        <w:rPr>
+          <w:rFonts w:ascii="Inconsolata" w:eastAsia="Times New Roman" w:hAnsi="Inconsolata" w:cs="Courier New"/>
+          <w:color w:val="98C379"/>
+          <w:sz w:val="21"/>
+          <w:szCs w:val="21"/>
+          <w:bdr w:val="none" w:sz="0" w:space="0" w:color="auto" w:frame="1"/>
+          <w:shd w:val="clear" w:color="auto" w:fill="383B40"/>
+        </w:rPr>
+        <w:t>"programiz team"</w:t>
+      </w:r>
+      <w:r>
+        <w:rPr>
+          <w:rFonts w:ascii="Inconsolata" w:eastAsia="Times New Roman" w:hAnsi="Inconsolata" w:cs="Courier New"/>
+          <w:color w:val="D3D3D3"/>
+          <w:sz w:val="21"/>
+          <w:szCs w:val="21"/>
+          <w:bdr w:val="none" w:sz="0" w:space="0" w:color="auto" w:frame="1"/>
+          <w:shd w:val="clear" w:color="auto" w:fill="383B40"/>
+        </w:rPr>
+        <w:t>&gt;</w:t>
+      </w:r>
+    </w:p>
+    <w:p>
+      <w:pPr>
+        <w:pBdr>
+          <w:top w:val="single" w:sz="6" w:space="12" w:color="D3DCE6"/>
+          <w:left w:val="single" w:sz="6" w:space="12" w:color="D3DCE6"/>
+          <w:bottom w:val="single" w:sz="6" w:space="12" w:color="D3DCE6"/>
+          <w:right w:val="single" w:sz="6" w:space="12" w:color="D3DCE6"/>
+        </w:pBdr>
+        <w:shd w:val="clear" w:color="auto" w:fill="383B40"/>
+        <w:tabs>
+          <w:tab w:val="left" w:pos="916"/>
+          <w:tab w:val="left" w:pos="1832"/>
+          <w:tab w:val="left" w:pos="2748"/>
+          <w:tab w:val="left" w:pos="3664"/>
+          <w:tab w:val="left" w:pos="4580"/>
+          <w:tab w:val="left" w:pos="5496"/>
+          <w:tab w:val="left" w:pos="6412"/>
+          <w:tab w:val="left" w:pos="7328"/>
+          <w:tab w:val="left" w:pos="8244"/>
+          <w:tab w:val="left" w:pos="9160"/>
+          <w:tab w:val="left" w:pos="10076"/>
+          <w:tab w:val="left" w:pos="10992"/>
+          <w:tab w:val="left" w:pos="11908"/>
+          <w:tab w:val="left" w:pos="12824"/>
+          <w:tab w:val="left" w:pos="13740"/>
+          <w:tab w:val="left" w:pos="14656"/>
+        </w:tabs>
+        <w:spacing w:after="0" w:line="300" w:lineRule="atLeast"/>
+        <w:rPr>
+          <w:rFonts w:ascii="Inconsolata" w:eastAsia="Times New Roman" w:hAnsi="Inconsolata" w:cs="Courier New"/>
+          <w:color w:val="D5D5D5"/>
+          <w:sz w:val="21"/>
+          <w:szCs w:val="21"/>
+        </w:rPr>
+      </w:pPr>
+      <w:r>
+        <w:rPr>
+          <w:rFonts w:ascii="Inconsolata" w:eastAsia="Times New Roman" w:hAnsi="Inconsolata" w:cs="Courier New"/>
+          <w:color w:val="D3D3D3"/>
+          <w:sz w:val="21"/>
+          <w:szCs w:val="21"/>
+          <w:bdr w:val="none" w:sz="0" w:space="0" w:color="auto" w:frame="1"/>
+          <w:shd w:val="clear" w:color="auto" w:fill="383B40"/>
+        </w:rPr>
+        <w:t>&lt;/</w:t>
+      </w:r>
+      <w:r>
+        <w:rPr>
+          <w:rFonts w:ascii="Inconsolata" w:eastAsia="Times New Roman" w:hAnsi="Inconsolata" w:cs="Courier New"/>
+          <w:color w:val="E06C75"/>
+          <w:sz w:val="21"/>
+          <w:szCs w:val="21"/>
+          <w:bdr w:val="none" w:sz="0" w:space="0" w:color="auto" w:frame="1"/>
+          <w:shd w:val="clear" w:color="auto" w:fill="383B40"/>
+        </w:rPr>
+        <w:t>head</w:t>
+      </w:r>
+      <w:r>
+        <w:rPr>
+          <w:rFonts w:ascii="Inconsolata" w:eastAsia="Times New Roman" w:hAnsi="Inconsolata" w:cs="Courier New"/>
+          <w:color w:val="D3D3D3"/>
+          <w:sz w:val="21"/>
+          <w:szCs w:val="21"/>
+          <w:bdr w:val="none" w:sz="0" w:space="0" w:color="auto" w:frame="1"/>
+          <w:shd w:val="clear" w:color="auto" w:fill="383B40"/>
+        </w:rPr>
+        <w:t>&gt;</w:t>
+      </w:r>
+    </w:p>
+    <w:p>
+      <w:pPr>
+        <w:rPr>
+          <w:sz w:val="24"/>
+          <w:szCs w:val="24"/>
+        </w:rPr>
+      </w:pPr>
+      <w:r>
+        <w:rPr>
+          <w:sz w:val="24"/>
+          <w:szCs w:val="24"/>
+        </w:rPr>
+        <w:t>We can add many things to the head, such as the title and this meta data that gives information regarding the page.</w:t>
+      </w:r>
+    </w:p>
+    <w:p>
+      <w:pPr>
+        <w:rPr>
+          <w:sz w:val="24"/>
+          <w:szCs w:val="24"/>
+        </w:rPr>
+      </w:pPr>
+      <w:r>
+        <w:rPr>
+          <w:sz w:val="24"/>
+          <w:szCs w:val="24"/>
+        </w:rPr>
+        <w:t xml:space="preserve">A link alongside a attribute </w:t>
+      </w:r>
+      <w:proofErr w:type="spellStart"/>
+      <w:r>
+        <w:rPr>
+          <w:sz w:val="24"/>
+          <w:szCs w:val="24"/>
+        </w:rPr>
+        <w:t>rel</w:t>
+      </w:r>
+      <w:proofErr w:type="spellEnd"/>
+      <w:r>
+        <w:rPr>
+          <w:sz w:val="24"/>
+          <w:szCs w:val="24"/>
+        </w:rPr>
+        <w:t>, can be used to tell the relationship between this webpage and an external resource.</w:t>
+      </w:r>
+    </w:p>
+    <w:p>
+      <w:pPr>
+        <w:rPr>
+          <w:sz w:val="24"/>
+          <w:szCs w:val="24"/>
+        </w:rPr>
+      </w:pPr>
+      <w:r>
+        <w:rPr>
+          <w:sz w:val="24"/>
+          <w:szCs w:val="24"/>
+        </w:rPr>
+        <w:t>Scripts and CSS elements can be added to it too.</w:t>
+      </w:r>
+    </w:p>
+    <w:p>
+      <w:pPr>
+        <w:pBdr>
+          <w:top w:val="single" w:sz="6" w:space="12" w:color="D3DCE6"/>
+          <w:left w:val="single" w:sz="6" w:space="12" w:color="D3DCE6"/>
+          <w:bottom w:val="single" w:sz="6" w:space="12" w:color="D3DCE6"/>
+          <w:right w:val="single" w:sz="6" w:space="12" w:color="D3DCE6"/>
+        </w:pBdr>
+        <w:shd w:val="clear" w:color="auto" w:fill="383B40"/>
+        <w:tabs>
+          <w:tab w:val="left" w:pos="916"/>
+          <w:tab w:val="left" w:pos="1832"/>
+          <w:tab w:val="left" w:pos="2748"/>
+          <w:tab w:val="left" w:pos="3664"/>
+          <w:tab w:val="left" w:pos="4580"/>
+          <w:tab w:val="left" w:pos="5496"/>
+          <w:tab w:val="left" w:pos="6412"/>
+          <w:tab w:val="left" w:pos="7328"/>
+          <w:tab w:val="left" w:pos="8244"/>
+          <w:tab w:val="left" w:pos="9160"/>
+          <w:tab w:val="left" w:pos="10076"/>
+          <w:tab w:val="left" w:pos="10992"/>
+          <w:tab w:val="left" w:pos="11908"/>
+          <w:tab w:val="left" w:pos="12824"/>
+          <w:tab w:val="left" w:pos="13740"/>
+          <w:tab w:val="left" w:pos="14656"/>
+        </w:tabs>
+        <w:spacing w:after="0" w:line="300" w:lineRule="atLeast"/>
+        <w:rPr>
+          <w:rFonts w:ascii="Inconsolata" w:eastAsia="Times New Roman" w:hAnsi="Inconsolata" w:cs="Courier New"/>
+          <w:color w:val="D3D3D3"/>
+          <w:sz w:val="21"/>
+          <w:szCs w:val="21"/>
+          <w:bdr w:val="none" w:sz="0" w:space="0" w:color="auto" w:frame="1"/>
+          <w:shd w:val="clear" w:color="auto" w:fill="383B40"/>
+        </w:rPr>
+      </w:pPr>
+      <w:r>
+        <w:rPr>
+          <w:rFonts w:ascii="Inconsolata" w:eastAsia="Times New Roman" w:hAnsi="Inconsolata" w:cs="Courier New"/>
+          <w:color w:val="D3D3D3"/>
+          <w:sz w:val="21"/>
+          <w:szCs w:val="21"/>
+          <w:bdr w:val="none" w:sz="0" w:space="0" w:color="auto" w:frame="1"/>
+          <w:shd w:val="clear" w:color="auto" w:fill="383B40"/>
+        </w:rPr>
+        <w:t>&lt;</w:t>
+      </w:r>
+      <w:r>
+        <w:rPr>
+          <w:rFonts w:ascii="Inconsolata" w:eastAsia="Times New Roman" w:hAnsi="Inconsolata" w:cs="Courier New"/>
+          <w:color w:val="E06C75"/>
+          <w:sz w:val="21"/>
+          <w:szCs w:val="21"/>
+          <w:bdr w:val="none" w:sz="0" w:space="0" w:color="auto" w:frame="1"/>
+          <w:shd w:val="clear" w:color="auto" w:fill="383B40"/>
+        </w:rPr>
+        <w:t>head</w:t>
+      </w:r>
+      <w:r>
+        <w:rPr>
+          <w:rFonts w:ascii="Inconsolata" w:eastAsia="Times New Roman" w:hAnsi="Inconsolata" w:cs="Courier New"/>
+          <w:color w:val="D3D3D3"/>
+          <w:sz w:val="21"/>
+          <w:szCs w:val="21"/>
+          <w:bdr w:val="none" w:sz="0" w:space="0" w:color="auto" w:frame="1"/>
+          <w:shd w:val="clear" w:color="auto" w:fill="383B40"/>
+        </w:rPr>
+        <w:t>&gt;</w:t>
+      </w:r>
+    </w:p>
+    <w:p>
+      <w:pPr>
+        <w:pBdr>
+          <w:top w:val="single" w:sz="6" w:space="12" w:color="D3DCE6"/>
+          <w:left w:val="single" w:sz="6" w:space="12" w:color="D3DCE6"/>
+          <w:bottom w:val="single" w:sz="6" w:space="12" w:color="D3DCE6"/>
+          <w:right w:val="single" w:sz="6" w:space="12" w:color="D3DCE6"/>
+        </w:pBdr>
+        <w:shd w:val="clear" w:color="auto" w:fill="383B40"/>
+        <w:tabs>
+          <w:tab w:val="left" w:pos="916"/>
+          <w:tab w:val="left" w:pos="1832"/>
+          <w:tab w:val="left" w:pos="2748"/>
+          <w:tab w:val="left" w:pos="3664"/>
+          <w:tab w:val="left" w:pos="4580"/>
+          <w:tab w:val="left" w:pos="5496"/>
+          <w:tab w:val="left" w:pos="6412"/>
+          <w:tab w:val="left" w:pos="7328"/>
+          <w:tab w:val="left" w:pos="8244"/>
+          <w:tab w:val="left" w:pos="9160"/>
+          <w:tab w:val="left" w:pos="10076"/>
+          <w:tab w:val="left" w:pos="10992"/>
+          <w:tab w:val="left" w:pos="11908"/>
+          <w:tab w:val="left" w:pos="12824"/>
+          <w:tab w:val="left" w:pos="13740"/>
+          <w:tab w:val="left" w:pos="14656"/>
+        </w:tabs>
+        <w:spacing w:after="0" w:line="300" w:lineRule="atLeast"/>
+        <w:rPr>
+          <w:rFonts w:ascii="Inconsolata" w:eastAsia="Times New Roman" w:hAnsi="Inconsolata" w:cs="Courier New"/>
+          <w:color w:val="D3D3D3"/>
+          <w:sz w:val="21"/>
+          <w:szCs w:val="21"/>
+          <w:bdr w:val="none" w:sz="0" w:space="0" w:color="auto" w:frame="1"/>
+          <w:shd w:val="clear" w:color="auto" w:fill="383B40"/>
+        </w:rPr>
+      </w:pPr>
+      <w:r>
+        <w:rPr>
+          <w:rFonts w:ascii="Inconsolata" w:eastAsia="Times New Roman" w:hAnsi="Inconsolata" w:cs="Courier New"/>
+          <w:color w:val="D3D3D3"/>
+          <w:sz w:val="21"/>
+          <w:szCs w:val="21"/>
+          <w:bdr w:val="none" w:sz="0" w:space="0" w:color="auto" w:frame="1"/>
+          <w:shd w:val="clear" w:color="auto" w:fill="383B40"/>
+        </w:rPr>
+        <w:t xml:space="preserve">    &lt;</w:t>
+      </w:r>
+      <w:r>
+        <w:rPr>
+          <w:rFonts w:ascii="Inconsolata" w:eastAsia="Times New Roman" w:hAnsi="Inconsolata" w:cs="Courier New"/>
+          <w:color w:val="E06C75"/>
+          <w:sz w:val="21"/>
+          <w:szCs w:val="21"/>
+          <w:bdr w:val="none" w:sz="0" w:space="0" w:color="auto" w:frame="1"/>
+          <w:shd w:val="clear" w:color="auto" w:fill="383B40"/>
+        </w:rPr>
+        <w:t>title</w:t>
+      </w:r>
+      <w:r>
+        <w:rPr>
+          <w:rFonts w:ascii="Inconsolata" w:eastAsia="Times New Roman" w:hAnsi="Inconsolata" w:cs="Courier New"/>
+          <w:color w:val="D3D3D3"/>
+          <w:sz w:val="21"/>
+          <w:szCs w:val="21"/>
+          <w:bdr w:val="none" w:sz="0" w:space="0" w:color="auto" w:frame="1"/>
+          <w:shd w:val="clear" w:color="auto" w:fill="383B40"/>
+        </w:rPr>
+        <w:t>&gt;HTML  Head Article&lt;/</w:t>
+      </w:r>
+      <w:r>
+        <w:rPr>
+          <w:rFonts w:ascii="Inconsolata" w:eastAsia="Times New Roman" w:hAnsi="Inconsolata" w:cs="Courier New"/>
+          <w:color w:val="E06C75"/>
+          <w:sz w:val="21"/>
+          <w:szCs w:val="21"/>
+          <w:bdr w:val="none" w:sz="0" w:space="0" w:color="auto" w:frame="1"/>
+          <w:shd w:val="clear" w:color="auto" w:fill="383B40"/>
+        </w:rPr>
+        <w:t>title</w:t>
+      </w:r>
+      <w:r>
+        <w:rPr>
+          <w:rFonts w:ascii="Inconsolata" w:eastAsia="Times New Roman" w:hAnsi="Inconsolata" w:cs="Courier New"/>
+          <w:color w:val="D3D3D3"/>
+          <w:sz w:val="21"/>
+          <w:szCs w:val="21"/>
+          <w:bdr w:val="none" w:sz="0" w:space="0" w:color="auto" w:frame="1"/>
+          <w:shd w:val="clear" w:color="auto" w:fill="383B40"/>
+        </w:rPr>
+        <w:t>&gt;</w:t>
+      </w:r>
+    </w:p>
+    <w:p>
+      <w:pPr>
+        <w:pBdr>
+          <w:top w:val="single" w:sz="6" w:space="12" w:color="D3DCE6"/>
+          <w:left w:val="single" w:sz="6" w:space="12" w:color="D3DCE6"/>
+          <w:bottom w:val="single" w:sz="6" w:space="12" w:color="D3DCE6"/>
+          <w:right w:val="single" w:sz="6" w:space="12" w:color="D3DCE6"/>
+        </w:pBdr>
+        <w:shd w:val="clear" w:color="auto" w:fill="383B40"/>
+        <w:tabs>
+          <w:tab w:val="left" w:pos="916"/>
+          <w:tab w:val="left" w:pos="1832"/>
+          <w:tab w:val="left" w:pos="2748"/>
+          <w:tab w:val="left" w:pos="3664"/>
+          <w:tab w:val="left" w:pos="4580"/>
+          <w:tab w:val="left" w:pos="5496"/>
+          <w:tab w:val="left" w:pos="6412"/>
+          <w:tab w:val="left" w:pos="7328"/>
+          <w:tab w:val="left" w:pos="8244"/>
+          <w:tab w:val="left" w:pos="9160"/>
+          <w:tab w:val="left" w:pos="10076"/>
+          <w:tab w:val="left" w:pos="10992"/>
+          <w:tab w:val="left" w:pos="11908"/>
+          <w:tab w:val="left" w:pos="12824"/>
+          <w:tab w:val="left" w:pos="13740"/>
+          <w:tab w:val="left" w:pos="14656"/>
+        </w:tabs>
+        <w:spacing w:after="0" w:line="300" w:lineRule="atLeast"/>
+        <w:rPr>
+          <w:rFonts w:ascii="Inconsolata" w:eastAsia="Times New Roman" w:hAnsi="Inconsolata" w:cs="Courier New"/>
+          <w:color w:val="D3D3D3"/>
+          <w:sz w:val="21"/>
+          <w:szCs w:val="21"/>
+          <w:bdr w:val="none" w:sz="0" w:space="0" w:color="auto" w:frame="1"/>
+          <w:shd w:val="clear" w:color="auto" w:fill="383B40"/>
+        </w:rPr>
+      </w:pPr>
+    </w:p>
+    <w:p>
+      <w:pPr>
+        <w:pBdr>
+          <w:top w:val="single" w:sz="6" w:space="12" w:color="D3DCE6"/>
+          <w:left w:val="single" w:sz="6" w:space="12" w:color="D3DCE6"/>
+          <w:bottom w:val="single" w:sz="6" w:space="12" w:color="D3DCE6"/>
+          <w:right w:val="single" w:sz="6" w:space="12" w:color="D3DCE6"/>
+        </w:pBdr>
+        <w:shd w:val="clear" w:color="auto" w:fill="383B40"/>
+        <w:tabs>
+          <w:tab w:val="left" w:pos="916"/>
+          <w:tab w:val="left" w:pos="1832"/>
+          <w:tab w:val="left" w:pos="2748"/>
+          <w:tab w:val="left" w:pos="3664"/>
+          <w:tab w:val="left" w:pos="4580"/>
+          <w:tab w:val="left" w:pos="5496"/>
+          <w:tab w:val="left" w:pos="6412"/>
+          <w:tab w:val="left" w:pos="7328"/>
+          <w:tab w:val="left" w:pos="8244"/>
+          <w:tab w:val="left" w:pos="9160"/>
+          <w:tab w:val="left" w:pos="10076"/>
+          <w:tab w:val="left" w:pos="10992"/>
+          <w:tab w:val="left" w:pos="11908"/>
+          <w:tab w:val="left" w:pos="12824"/>
+          <w:tab w:val="left" w:pos="13740"/>
+          <w:tab w:val="left" w:pos="14656"/>
+        </w:tabs>
+        <w:spacing w:after="0" w:line="300" w:lineRule="atLeast"/>
+        <w:rPr>
+          <w:rFonts w:ascii="Inconsolata" w:eastAsia="Times New Roman" w:hAnsi="Inconsolata" w:cs="Courier New"/>
+          <w:color w:val="D3D3D3"/>
+          <w:sz w:val="21"/>
+          <w:szCs w:val="21"/>
+          <w:bdr w:val="none" w:sz="0" w:space="0" w:color="auto" w:frame="1"/>
+          <w:shd w:val="clear" w:color="auto" w:fill="383B40"/>
+        </w:rPr>
+      </w:pPr>
+      <w:r>
+        <w:rPr>
+          <w:rFonts w:ascii="Inconsolata" w:eastAsia="Times New Roman" w:hAnsi="Inconsolata" w:cs="Courier New"/>
+          <w:color w:val="D3D3D3"/>
+          <w:sz w:val="21"/>
+          <w:szCs w:val="21"/>
+          <w:bdr w:val="none" w:sz="0" w:space="0" w:color="auto" w:frame="1"/>
+          <w:shd w:val="clear" w:color="auto" w:fill="383B40"/>
+        </w:rPr>
+        <w:t xml:space="preserve">    &lt;</w:t>
+      </w:r>
+      <w:r>
+        <w:rPr>
+          <w:rFonts w:ascii="Inconsolata" w:eastAsia="Times New Roman" w:hAnsi="Inconsolata" w:cs="Courier New"/>
+          <w:color w:val="E06C75"/>
+          <w:sz w:val="21"/>
+          <w:szCs w:val="21"/>
+          <w:bdr w:val="none" w:sz="0" w:space="0" w:color="auto" w:frame="1"/>
+          <w:shd w:val="clear" w:color="auto" w:fill="383B40"/>
+        </w:rPr>
+        <w:t>meta</w:t>
+      </w:r>
+      <w:r>
+        <w:rPr>
+          <w:rFonts w:ascii="Inconsolata" w:eastAsia="Times New Roman" w:hAnsi="Inconsolata" w:cs="Courier New"/>
+          <w:color w:val="D3D3D3"/>
+          <w:sz w:val="21"/>
+          <w:szCs w:val="21"/>
+          <w:bdr w:val="none" w:sz="0" w:space="0" w:color="auto" w:frame="1"/>
+          <w:shd w:val="clear" w:color="auto" w:fill="383B40"/>
+        </w:rPr>
+        <w:t xml:space="preserve"> </w:t>
+      </w:r>
+      <w:r>
+        <w:rPr>
+          <w:rFonts w:ascii="Inconsolata" w:eastAsia="Times New Roman" w:hAnsi="Inconsolata" w:cs="Courier New"/>
+          <w:color w:val="D19A66"/>
+          <w:sz w:val="21"/>
+          <w:szCs w:val="21"/>
+          <w:bdr w:val="none" w:sz="0" w:space="0" w:color="auto" w:frame="1"/>
+          <w:shd w:val="clear" w:color="auto" w:fill="383B40"/>
+        </w:rPr>
+        <w:t>charset</w:t>
+      </w:r>
+      <w:r>
+        <w:rPr>
+          <w:rFonts w:ascii="Inconsolata" w:eastAsia="Times New Roman" w:hAnsi="Inconsolata" w:cs="Courier New"/>
+          <w:color w:val="D3D3D3"/>
+          <w:sz w:val="21"/>
+          <w:szCs w:val="21"/>
+          <w:bdr w:val="none" w:sz="0" w:space="0" w:color="auto" w:frame="1"/>
+          <w:shd w:val="clear" w:color="auto" w:fill="383B40"/>
+        </w:rPr>
+        <w:t>=</w:t>
+      </w:r>
+      <w:r>
+        <w:rPr>
+          <w:rFonts w:ascii="Inconsolata" w:eastAsia="Times New Roman" w:hAnsi="Inconsolata" w:cs="Courier New"/>
+          <w:color w:val="98C379"/>
+          <w:sz w:val="21"/>
+          <w:szCs w:val="21"/>
+          <w:bdr w:val="none" w:sz="0" w:space="0" w:color="auto" w:frame="1"/>
+          <w:shd w:val="clear" w:color="auto" w:fill="383B40"/>
+        </w:rPr>
+        <w:t>"UTF-8"</w:t>
+      </w:r>
+      <w:r>
+        <w:rPr>
+          <w:rFonts w:ascii="Inconsolata" w:eastAsia="Times New Roman" w:hAnsi="Inconsolata" w:cs="Courier New"/>
+          <w:color w:val="D3D3D3"/>
+          <w:sz w:val="21"/>
+          <w:szCs w:val="21"/>
+          <w:bdr w:val="none" w:sz="0" w:space="0" w:color="auto" w:frame="1"/>
+          <w:shd w:val="clear" w:color="auto" w:fill="383B40"/>
+        </w:rPr>
+        <w:t>&gt;</w:t>
+      </w:r>
+    </w:p>
+    <w:p>
+      <w:pPr>
+        <w:pBdr>
+          <w:top w:val="single" w:sz="6" w:space="12" w:color="D3DCE6"/>
+          <w:left w:val="single" w:sz="6" w:space="12" w:color="D3DCE6"/>
+          <w:bottom w:val="single" w:sz="6" w:space="12" w:color="D3DCE6"/>
+          <w:right w:val="single" w:sz="6" w:space="12" w:color="D3DCE6"/>
+        </w:pBdr>
+        <w:shd w:val="clear" w:color="auto" w:fill="383B40"/>
+        <w:tabs>
+          <w:tab w:val="left" w:pos="916"/>
+          <w:tab w:val="left" w:pos="1832"/>
+          <w:tab w:val="left" w:pos="2748"/>
+          <w:tab w:val="left" w:pos="3664"/>
+          <w:tab w:val="left" w:pos="4580"/>
+          <w:tab w:val="left" w:pos="5496"/>
+          <w:tab w:val="left" w:pos="6412"/>
+          <w:tab w:val="left" w:pos="7328"/>
+          <w:tab w:val="left" w:pos="8244"/>
+          <w:tab w:val="left" w:pos="9160"/>
+          <w:tab w:val="left" w:pos="10076"/>
+          <w:tab w:val="left" w:pos="10992"/>
+          <w:tab w:val="left" w:pos="11908"/>
+          <w:tab w:val="left" w:pos="12824"/>
+          <w:tab w:val="left" w:pos="13740"/>
+          <w:tab w:val="left" w:pos="14656"/>
+        </w:tabs>
+        <w:spacing w:after="0" w:line="300" w:lineRule="atLeast"/>
+        <w:rPr>
+          <w:rFonts w:ascii="Inconsolata" w:eastAsia="Times New Roman" w:hAnsi="Inconsolata" w:cs="Courier New"/>
+          <w:color w:val="D3D3D3"/>
+          <w:sz w:val="21"/>
+          <w:szCs w:val="21"/>
+          <w:bdr w:val="none" w:sz="0" w:space="0" w:color="auto" w:frame="1"/>
+          <w:shd w:val="clear" w:color="auto" w:fill="383B40"/>
+        </w:rPr>
+      </w:pPr>
+      <w:r>
+        <w:rPr>
+          <w:rFonts w:ascii="Inconsolata" w:eastAsia="Times New Roman" w:hAnsi="Inconsolata" w:cs="Courier New"/>
+          <w:color w:val="D3D3D3"/>
+          <w:sz w:val="21"/>
+          <w:szCs w:val="21"/>
+          <w:bdr w:val="none" w:sz="0" w:space="0" w:color="auto" w:frame="1"/>
+          <w:shd w:val="clear" w:color="auto" w:fill="383B40"/>
+        </w:rPr>
+        <w:t xml:space="preserve">    &lt;</w:t>
+      </w:r>
+      <w:r>
+        <w:rPr>
+          <w:rFonts w:ascii="Inconsolata" w:eastAsia="Times New Roman" w:hAnsi="Inconsolata" w:cs="Courier New"/>
+          <w:color w:val="E06C75"/>
+          <w:sz w:val="21"/>
+          <w:szCs w:val="21"/>
+          <w:bdr w:val="none" w:sz="0" w:space="0" w:color="auto" w:frame="1"/>
+          <w:shd w:val="clear" w:color="auto" w:fill="383B40"/>
+        </w:rPr>
+        <w:t>meta</w:t>
+      </w:r>
+      <w:r>
+        <w:rPr>
+          <w:rFonts w:ascii="Inconsolata" w:eastAsia="Times New Roman" w:hAnsi="Inconsolata" w:cs="Courier New"/>
+          <w:color w:val="D3D3D3"/>
+          <w:sz w:val="21"/>
+          <w:szCs w:val="21"/>
+          <w:bdr w:val="none" w:sz="0" w:space="0" w:color="auto" w:frame="1"/>
+          <w:shd w:val="clear" w:color="auto" w:fill="383B40"/>
+        </w:rPr>
+        <w:t xml:space="preserve"> </w:t>
+      </w:r>
+      <w:r>
+        <w:rPr>
+          <w:rFonts w:ascii="Inconsolata" w:eastAsia="Times New Roman" w:hAnsi="Inconsolata" w:cs="Courier New"/>
+          <w:color w:val="D19A66"/>
+          <w:sz w:val="21"/>
+          <w:szCs w:val="21"/>
+          <w:bdr w:val="none" w:sz="0" w:space="0" w:color="auto" w:frame="1"/>
+          <w:shd w:val="clear" w:color="auto" w:fill="383B40"/>
+        </w:rPr>
+        <w:t>name</w:t>
+      </w:r>
+      <w:r>
+        <w:rPr>
+          <w:rFonts w:ascii="Inconsolata" w:eastAsia="Times New Roman" w:hAnsi="Inconsolata" w:cs="Courier New"/>
+          <w:color w:val="D3D3D3"/>
+          <w:sz w:val="21"/>
+          <w:szCs w:val="21"/>
+          <w:bdr w:val="none" w:sz="0" w:space="0" w:color="auto" w:frame="1"/>
+          <w:shd w:val="clear" w:color="auto" w:fill="383B40"/>
+        </w:rPr>
+        <w:t>=</w:t>
+      </w:r>
+      <w:r>
+        <w:rPr>
+          <w:rFonts w:ascii="Inconsolata" w:eastAsia="Times New Roman" w:hAnsi="Inconsolata" w:cs="Courier New"/>
+          <w:color w:val="98C379"/>
+          <w:sz w:val="21"/>
+          <w:szCs w:val="21"/>
+          <w:bdr w:val="none" w:sz="0" w:space="0" w:color="auto" w:frame="1"/>
+          <w:shd w:val="clear" w:color="auto" w:fill="383B40"/>
+        </w:rPr>
+        <w:t>"description"</w:t>
+      </w:r>
+      <w:r>
+        <w:rPr>
+          <w:rFonts w:ascii="Inconsolata" w:eastAsia="Times New Roman" w:hAnsi="Inconsolata" w:cs="Courier New"/>
+          <w:color w:val="D3D3D3"/>
+          <w:sz w:val="21"/>
+          <w:szCs w:val="21"/>
+          <w:bdr w:val="none" w:sz="0" w:space="0" w:color="auto" w:frame="1"/>
+          <w:shd w:val="clear" w:color="auto" w:fill="383B40"/>
+        </w:rPr>
+        <w:t xml:space="preserve"> </w:t>
+      </w:r>
+      <w:r>
+        <w:rPr>
+          <w:rFonts w:ascii="Inconsolata" w:eastAsia="Times New Roman" w:hAnsi="Inconsolata" w:cs="Courier New"/>
+          <w:color w:val="D19A66"/>
+          <w:sz w:val="21"/>
+          <w:szCs w:val="21"/>
+          <w:bdr w:val="none" w:sz="0" w:space="0" w:color="auto" w:frame="1"/>
+          <w:shd w:val="clear" w:color="auto" w:fill="383B40"/>
+        </w:rPr>
+        <w:t>content</w:t>
+      </w:r>
+      <w:r>
+        <w:rPr>
+          <w:rFonts w:ascii="Inconsolata" w:eastAsia="Times New Roman" w:hAnsi="Inconsolata" w:cs="Courier New"/>
+          <w:color w:val="D3D3D3"/>
+          <w:sz w:val="21"/>
+          <w:szCs w:val="21"/>
+          <w:bdr w:val="none" w:sz="0" w:space="0" w:color="auto" w:frame="1"/>
+          <w:shd w:val="clear" w:color="auto" w:fill="383B40"/>
+        </w:rPr>
+        <w:t>=</w:t>
+      </w:r>
+      <w:r>
+        <w:rPr>
+          <w:rFonts w:ascii="Inconsolata" w:eastAsia="Times New Roman" w:hAnsi="Inconsolata" w:cs="Courier New"/>
+          <w:color w:val="98C379"/>
+          <w:sz w:val="21"/>
+          <w:szCs w:val="21"/>
+          <w:bdr w:val="none" w:sz="0" w:space="0" w:color="auto" w:frame="1"/>
+          <w:shd w:val="clear" w:color="auto" w:fill="383B40"/>
+        </w:rPr>
+        <w:t>"HTML Tutorial"</w:t>
+      </w:r>
+      <w:r>
+        <w:rPr>
+          <w:rFonts w:ascii="Inconsolata" w:eastAsia="Times New Roman" w:hAnsi="Inconsolata" w:cs="Courier New"/>
+          <w:color w:val="D3D3D3"/>
+          <w:sz w:val="21"/>
+          <w:szCs w:val="21"/>
+          <w:bdr w:val="none" w:sz="0" w:space="0" w:color="auto" w:frame="1"/>
+          <w:shd w:val="clear" w:color="auto" w:fill="383B40"/>
+        </w:rPr>
+        <w:t>&gt;</w:t>
+      </w:r>
+    </w:p>
+    <w:p>
+      <w:pPr>
+        <w:pBdr>
+          <w:top w:val="single" w:sz="6" w:space="12" w:color="D3DCE6"/>
+          <w:left w:val="single" w:sz="6" w:space="12" w:color="D3DCE6"/>
+          <w:bottom w:val="single" w:sz="6" w:space="12" w:color="D3DCE6"/>
+          <w:right w:val="single" w:sz="6" w:space="12" w:color="D3DCE6"/>
+        </w:pBdr>
+        <w:shd w:val="clear" w:color="auto" w:fill="383B40"/>
+        <w:tabs>
+          <w:tab w:val="left" w:pos="916"/>
+          <w:tab w:val="left" w:pos="1832"/>
+          <w:tab w:val="left" w:pos="2748"/>
+          <w:tab w:val="left" w:pos="3664"/>
+          <w:tab w:val="left" w:pos="4580"/>
+          <w:tab w:val="left" w:pos="5496"/>
+          <w:tab w:val="left" w:pos="6412"/>
+          <w:tab w:val="left" w:pos="7328"/>
+          <w:tab w:val="left" w:pos="8244"/>
+          <w:tab w:val="left" w:pos="9160"/>
+          <w:tab w:val="left" w:pos="10076"/>
+          <w:tab w:val="left" w:pos="10992"/>
+          <w:tab w:val="left" w:pos="11908"/>
+          <w:tab w:val="left" w:pos="12824"/>
+          <w:tab w:val="left" w:pos="13740"/>
+          <w:tab w:val="left" w:pos="14656"/>
+        </w:tabs>
+        <w:spacing w:after="0" w:line="300" w:lineRule="atLeast"/>
+        <w:rPr>
+          <w:rFonts w:ascii="Inconsolata" w:eastAsia="Times New Roman" w:hAnsi="Inconsolata" w:cs="Courier New"/>
+          <w:color w:val="D3D3D3"/>
+          <w:sz w:val="21"/>
+          <w:szCs w:val="21"/>
+          <w:bdr w:val="none" w:sz="0" w:space="0" w:color="auto" w:frame="1"/>
+          <w:shd w:val="clear" w:color="auto" w:fill="383B40"/>
+        </w:rPr>
+      </w:pPr>
+      <w:r>
+        <w:rPr>
+          <w:rFonts w:ascii="Inconsolata" w:eastAsia="Times New Roman" w:hAnsi="Inconsolata" w:cs="Courier New"/>
+          <w:color w:val="D3D3D3"/>
+          <w:sz w:val="21"/>
+          <w:szCs w:val="21"/>
+          <w:bdr w:val="none" w:sz="0" w:space="0" w:color="auto" w:frame="1"/>
+          <w:shd w:val="clear" w:color="auto" w:fill="383B40"/>
+        </w:rPr>
+        <w:t xml:space="preserve">    &lt;</w:t>
+      </w:r>
+      <w:r>
+        <w:rPr>
+          <w:rFonts w:ascii="Inconsolata" w:eastAsia="Times New Roman" w:hAnsi="Inconsolata" w:cs="Courier New"/>
+          <w:color w:val="E06C75"/>
+          <w:sz w:val="21"/>
+          <w:szCs w:val="21"/>
+          <w:bdr w:val="none" w:sz="0" w:space="0" w:color="auto" w:frame="1"/>
+          <w:shd w:val="clear" w:color="auto" w:fill="383B40"/>
+        </w:rPr>
+        <w:t>meta</w:t>
+      </w:r>
+      <w:r>
+        <w:rPr>
+          <w:rFonts w:ascii="Inconsolata" w:eastAsia="Times New Roman" w:hAnsi="Inconsolata" w:cs="Courier New"/>
+          <w:color w:val="D3D3D3"/>
+          <w:sz w:val="21"/>
+          <w:szCs w:val="21"/>
+          <w:bdr w:val="none" w:sz="0" w:space="0" w:color="auto" w:frame="1"/>
+          <w:shd w:val="clear" w:color="auto" w:fill="383B40"/>
+        </w:rPr>
+        <w:t xml:space="preserve"> </w:t>
+      </w:r>
+      <w:r>
+        <w:rPr>
+          <w:rFonts w:ascii="Inconsolata" w:eastAsia="Times New Roman" w:hAnsi="Inconsolata" w:cs="Courier New"/>
+          <w:color w:val="D19A66"/>
+          <w:sz w:val="21"/>
+          <w:szCs w:val="21"/>
+          <w:bdr w:val="none" w:sz="0" w:space="0" w:color="auto" w:frame="1"/>
+          <w:shd w:val="clear" w:color="auto" w:fill="383B40"/>
+        </w:rPr>
+        <w:t>name</w:t>
+      </w:r>
+      <w:r>
+        <w:rPr>
+          <w:rFonts w:ascii="Inconsolata" w:eastAsia="Times New Roman" w:hAnsi="Inconsolata" w:cs="Courier New"/>
+          <w:color w:val="D3D3D3"/>
+          <w:sz w:val="21"/>
+          <w:szCs w:val="21"/>
+          <w:bdr w:val="none" w:sz="0" w:space="0" w:color="auto" w:frame="1"/>
+          <w:shd w:val="clear" w:color="auto" w:fill="383B40"/>
+        </w:rPr>
+        <w:t>=</w:t>
+      </w:r>
+      <w:r>
+        <w:rPr>
+          <w:rFonts w:ascii="Inconsolata" w:eastAsia="Times New Roman" w:hAnsi="Inconsolata" w:cs="Courier New"/>
+          <w:color w:val="98C379"/>
+          <w:sz w:val="21"/>
+          <w:szCs w:val="21"/>
+          <w:bdr w:val="none" w:sz="0" w:space="0" w:color="auto" w:frame="1"/>
+          <w:shd w:val="clear" w:color="auto" w:fill="383B40"/>
+        </w:rPr>
+        <w:t>"keywords"</w:t>
+      </w:r>
+      <w:r>
+        <w:rPr>
+          <w:rFonts w:ascii="Inconsolata" w:eastAsia="Times New Roman" w:hAnsi="Inconsolata" w:cs="Courier New"/>
+          <w:color w:val="D3D3D3"/>
+          <w:sz w:val="21"/>
+          <w:szCs w:val="21"/>
+          <w:bdr w:val="none" w:sz="0" w:space="0" w:color="auto" w:frame="1"/>
+          <w:shd w:val="clear" w:color="auto" w:fill="383B40"/>
+        </w:rPr>
+        <w:t xml:space="preserve"> </w:t>
+      </w:r>
+      <w:r>
+        <w:rPr>
+          <w:rFonts w:ascii="Inconsolata" w:eastAsia="Times New Roman" w:hAnsi="Inconsolata" w:cs="Courier New"/>
+          <w:color w:val="D19A66"/>
+          <w:sz w:val="21"/>
+          <w:szCs w:val="21"/>
+          <w:bdr w:val="none" w:sz="0" w:space="0" w:color="auto" w:frame="1"/>
+          <w:shd w:val="clear" w:color="auto" w:fill="383B40"/>
+        </w:rPr>
+        <w:t>content</w:t>
+      </w:r>
+      <w:r>
+        <w:rPr>
+          <w:rFonts w:ascii="Inconsolata" w:eastAsia="Times New Roman" w:hAnsi="Inconsolata" w:cs="Courier New"/>
+          <w:color w:val="D3D3D3"/>
+          <w:sz w:val="21"/>
+          <w:szCs w:val="21"/>
+          <w:bdr w:val="none" w:sz="0" w:space="0" w:color="auto" w:frame="1"/>
+          <w:shd w:val="clear" w:color="auto" w:fill="383B40"/>
+        </w:rPr>
+        <w:t>=</w:t>
+      </w:r>
+      <w:r>
+        <w:rPr>
+          <w:rFonts w:ascii="Inconsolata" w:eastAsia="Times New Roman" w:hAnsi="Inconsolata" w:cs="Courier New"/>
+          <w:color w:val="98C379"/>
+          <w:sz w:val="21"/>
+          <w:szCs w:val="21"/>
+          <w:bdr w:val="none" w:sz="0" w:space="0" w:color="auto" w:frame="1"/>
+          <w:shd w:val="clear" w:color="auto" w:fill="383B40"/>
+        </w:rPr>
+        <w:t>"HTML, Learn, Tutorial"</w:t>
+      </w:r>
+      <w:r>
+        <w:rPr>
+          <w:rFonts w:ascii="Inconsolata" w:eastAsia="Times New Roman" w:hAnsi="Inconsolata" w:cs="Courier New"/>
+          <w:color w:val="D3D3D3"/>
+          <w:sz w:val="21"/>
+          <w:szCs w:val="21"/>
+          <w:bdr w:val="none" w:sz="0" w:space="0" w:color="auto" w:frame="1"/>
+          <w:shd w:val="clear" w:color="auto" w:fill="383B40"/>
+        </w:rPr>
+        <w:t>&gt;</w:t>
+      </w:r>
+    </w:p>
+    <w:p>
+      <w:pPr>
+        <w:pBdr>
+          <w:top w:val="single" w:sz="6" w:space="12" w:color="D3DCE6"/>
+          <w:left w:val="single" w:sz="6" w:space="12" w:color="D3DCE6"/>
+          <w:bottom w:val="single" w:sz="6" w:space="12" w:color="D3DCE6"/>
+          <w:right w:val="single" w:sz="6" w:space="12" w:color="D3DCE6"/>
+        </w:pBdr>
+        <w:shd w:val="clear" w:color="auto" w:fill="383B40"/>
+        <w:tabs>
+          <w:tab w:val="left" w:pos="916"/>
+          <w:tab w:val="left" w:pos="1832"/>
+          <w:tab w:val="left" w:pos="2748"/>
+          <w:tab w:val="left" w:pos="3664"/>
+          <w:tab w:val="left" w:pos="4580"/>
+          <w:tab w:val="left" w:pos="5496"/>
+          <w:tab w:val="left" w:pos="6412"/>
+          <w:tab w:val="left" w:pos="7328"/>
+          <w:tab w:val="left" w:pos="8244"/>
+          <w:tab w:val="left" w:pos="9160"/>
+          <w:tab w:val="left" w:pos="10076"/>
+          <w:tab w:val="left" w:pos="10992"/>
+          <w:tab w:val="left" w:pos="11908"/>
+          <w:tab w:val="left" w:pos="12824"/>
+          <w:tab w:val="left" w:pos="13740"/>
+          <w:tab w:val="left" w:pos="14656"/>
+        </w:tabs>
+        <w:spacing w:after="0" w:line="300" w:lineRule="atLeast"/>
+        <w:rPr>
+          <w:rFonts w:ascii="Inconsolata" w:eastAsia="Times New Roman" w:hAnsi="Inconsolata" w:cs="Courier New"/>
+          <w:color w:val="D3D3D3"/>
+          <w:sz w:val="21"/>
+          <w:szCs w:val="21"/>
+          <w:bdr w:val="none" w:sz="0" w:space="0" w:color="auto" w:frame="1"/>
+          <w:shd w:val="clear" w:color="auto" w:fill="383B40"/>
+        </w:rPr>
+      </w:pPr>
+      <w:r>
+        <w:rPr>
+          <w:rFonts w:ascii="Inconsolata" w:eastAsia="Times New Roman" w:hAnsi="Inconsolata" w:cs="Courier New"/>
+          <w:color w:val="D3D3D3"/>
+          <w:sz w:val="21"/>
+          <w:szCs w:val="21"/>
+          <w:bdr w:val="none" w:sz="0" w:space="0" w:color="auto" w:frame="1"/>
+          <w:shd w:val="clear" w:color="auto" w:fill="383B40"/>
+        </w:rPr>
+        <w:t xml:space="preserve">    &lt;</w:t>
+      </w:r>
+      <w:r>
+        <w:rPr>
+          <w:rFonts w:ascii="Inconsolata" w:eastAsia="Times New Roman" w:hAnsi="Inconsolata" w:cs="Courier New"/>
+          <w:color w:val="E06C75"/>
+          <w:sz w:val="21"/>
+          <w:szCs w:val="21"/>
+          <w:bdr w:val="none" w:sz="0" w:space="0" w:color="auto" w:frame="1"/>
+          <w:shd w:val="clear" w:color="auto" w:fill="383B40"/>
+        </w:rPr>
+        <w:t>meta</w:t>
+      </w:r>
+      <w:r>
+        <w:rPr>
+          <w:rFonts w:ascii="Inconsolata" w:eastAsia="Times New Roman" w:hAnsi="Inconsolata" w:cs="Courier New"/>
+          <w:color w:val="D3D3D3"/>
+          <w:sz w:val="21"/>
+          <w:szCs w:val="21"/>
+          <w:bdr w:val="none" w:sz="0" w:space="0" w:color="auto" w:frame="1"/>
+          <w:shd w:val="clear" w:color="auto" w:fill="383B40"/>
+        </w:rPr>
+        <w:t xml:space="preserve"> </w:t>
+      </w:r>
+      <w:r>
+        <w:rPr>
+          <w:rFonts w:ascii="Inconsolata" w:eastAsia="Times New Roman" w:hAnsi="Inconsolata" w:cs="Courier New"/>
+          <w:color w:val="D19A66"/>
+          <w:sz w:val="21"/>
+          <w:szCs w:val="21"/>
+          <w:bdr w:val="none" w:sz="0" w:space="0" w:color="auto" w:frame="1"/>
+          <w:shd w:val="clear" w:color="auto" w:fill="383B40"/>
+        </w:rPr>
+        <w:t>name</w:t>
+      </w:r>
+      <w:r>
+        <w:rPr>
+          <w:rFonts w:ascii="Inconsolata" w:eastAsia="Times New Roman" w:hAnsi="Inconsolata" w:cs="Courier New"/>
+          <w:color w:val="D3D3D3"/>
+          <w:sz w:val="21"/>
+          <w:szCs w:val="21"/>
+          <w:bdr w:val="none" w:sz="0" w:space="0" w:color="auto" w:frame="1"/>
+          <w:shd w:val="clear" w:color="auto" w:fill="383B40"/>
+        </w:rPr>
+        <w:t>=</w:t>
+      </w:r>
+      <w:r>
+        <w:rPr>
+          <w:rFonts w:ascii="Inconsolata" w:eastAsia="Times New Roman" w:hAnsi="Inconsolata" w:cs="Courier New"/>
+          <w:color w:val="98C379"/>
+          <w:sz w:val="21"/>
+          <w:szCs w:val="21"/>
+          <w:bdr w:val="none" w:sz="0" w:space="0" w:color="auto" w:frame="1"/>
+          <w:shd w:val="clear" w:color="auto" w:fill="383B40"/>
+        </w:rPr>
+        <w:t>"author"</w:t>
+      </w:r>
+      <w:r>
+        <w:rPr>
+          <w:rFonts w:ascii="Inconsolata" w:eastAsia="Times New Roman" w:hAnsi="Inconsolata" w:cs="Courier New"/>
+          <w:color w:val="D3D3D3"/>
+          <w:sz w:val="21"/>
+          <w:szCs w:val="21"/>
+          <w:bdr w:val="none" w:sz="0" w:space="0" w:color="auto" w:frame="1"/>
+          <w:shd w:val="clear" w:color="auto" w:fill="383B40"/>
+        </w:rPr>
+        <w:t xml:space="preserve"> </w:t>
+      </w:r>
+      <w:r>
+        <w:rPr>
+          <w:rFonts w:ascii="Inconsolata" w:eastAsia="Times New Roman" w:hAnsi="Inconsolata" w:cs="Courier New"/>
+          <w:color w:val="D19A66"/>
+          <w:sz w:val="21"/>
+          <w:szCs w:val="21"/>
+          <w:bdr w:val="none" w:sz="0" w:space="0" w:color="auto" w:frame="1"/>
+          <w:shd w:val="clear" w:color="auto" w:fill="383B40"/>
+        </w:rPr>
+        <w:t>content</w:t>
+      </w:r>
+      <w:r>
+        <w:rPr>
+          <w:rFonts w:ascii="Inconsolata" w:eastAsia="Times New Roman" w:hAnsi="Inconsolata" w:cs="Courier New"/>
+          <w:color w:val="D3D3D3"/>
+          <w:sz w:val="21"/>
+          <w:szCs w:val="21"/>
+          <w:bdr w:val="none" w:sz="0" w:space="0" w:color="auto" w:frame="1"/>
+          <w:shd w:val="clear" w:color="auto" w:fill="383B40"/>
+        </w:rPr>
+        <w:t>=</w:t>
+      </w:r>
+      <w:r>
+        <w:rPr>
+          <w:rFonts w:ascii="Inconsolata" w:eastAsia="Times New Roman" w:hAnsi="Inconsolata" w:cs="Courier New"/>
+          <w:color w:val="98C379"/>
+          <w:sz w:val="21"/>
+          <w:szCs w:val="21"/>
+          <w:bdr w:val="none" w:sz="0" w:space="0" w:color="auto" w:frame="1"/>
+          <w:shd w:val="clear" w:color="auto" w:fill="383B40"/>
+        </w:rPr>
+        <w:t>"programiz team"</w:t>
+      </w:r>
+      <w:r>
+        <w:rPr>
+          <w:rFonts w:ascii="Inconsolata" w:eastAsia="Times New Roman" w:hAnsi="Inconsolata" w:cs="Courier New"/>
+          <w:color w:val="D3D3D3"/>
+          <w:sz w:val="21"/>
+          <w:szCs w:val="21"/>
+          <w:bdr w:val="none" w:sz="0" w:space="0" w:color="auto" w:frame="1"/>
+          <w:shd w:val="clear" w:color="auto" w:fill="383B40"/>
+        </w:rPr>
+        <w:t>&gt;</w:t>
+      </w:r>
+    </w:p>
+    <w:p>
+      <w:pPr>
+        <w:pBdr>
+          <w:top w:val="single" w:sz="6" w:space="12" w:color="D3DCE6"/>
+          <w:left w:val="single" w:sz="6" w:space="12" w:color="D3DCE6"/>
+          <w:bottom w:val="single" w:sz="6" w:space="12" w:color="D3DCE6"/>
+          <w:right w:val="single" w:sz="6" w:space="12" w:color="D3DCE6"/>
+        </w:pBdr>
+        <w:shd w:val="clear" w:color="auto" w:fill="383B40"/>
+        <w:tabs>
+          <w:tab w:val="left" w:pos="916"/>
+          <w:tab w:val="left" w:pos="1832"/>
+          <w:tab w:val="left" w:pos="2748"/>
+          <w:tab w:val="left" w:pos="3664"/>
+          <w:tab w:val="left" w:pos="4580"/>
+          <w:tab w:val="left" w:pos="5496"/>
+          <w:tab w:val="left" w:pos="6412"/>
+          <w:tab w:val="left" w:pos="7328"/>
+          <w:tab w:val="left" w:pos="8244"/>
+          <w:tab w:val="left" w:pos="9160"/>
+          <w:tab w:val="left" w:pos="10076"/>
+          <w:tab w:val="left" w:pos="10992"/>
+          <w:tab w:val="left" w:pos="11908"/>
+          <w:tab w:val="left" w:pos="12824"/>
+          <w:tab w:val="left" w:pos="13740"/>
+          <w:tab w:val="left" w:pos="14656"/>
+        </w:tabs>
+        <w:spacing w:after="0" w:line="300" w:lineRule="atLeast"/>
+        <w:rPr>
+          <w:rFonts w:ascii="Inconsolata" w:eastAsia="Times New Roman" w:hAnsi="Inconsolata" w:cs="Courier New"/>
+          <w:color w:val="D3D3D3"/>
+          <w:sz w:val="21"/>
+          <w:szCs w:val="21"/>
+          <w:bdr w:val="none" w:sz="0" w:space="0" w:color="auto" w:frame="1"/>
+          <w:shd w:val="clear" w:color="auto" w:fill="383B40"/>
+        </w:rPr>
+      </w:pPr>
+    </w:p>
+    <w:p>
+      <w:pPr>
+        <w:pBdr>
+          <w:top w:val="single" w:sz="6" w:space="12" w:color="D3DCE6"/>
+          <w:left w:val="single" w:sz="6" w:space="12" w:color="D3DCE6"/>
+          <w:bottom w:val="single" w:sz="6" w:space="12" w:color="D3DCE6"/>
+          <w:right w:val="single" w:sz="6" w:space="12" w:color="D3DCE6"/>
+        </w:pBdr>
+        <w:shd w:val="clear" w:color="auto" w:fill="383B40"/>
+        <w:tabs>
+          <w:tab w:val="left" w:pos="916"/>
+          <w:tab w:val="left" w:pos="1832"/>
+          <w:tab w:val="left" w:pos="2748"/>
+          <w:tab w:val="left" w:pos="3664"/>
+          <w:tab w:val="left" w:pos="4580"/>
+          <w:tab w:val="left" w:pos="5496"/>
+          <w:tab w:val="left" w:pos="6412"/>
+          <w:tab w:val="left" w:pos="7328"/>
+          <w:tab w:val="left" w:pos="8244"/>
+          <w:tab w:val="left" w:pos="9160"/>
+          <w:tab w:val="left" w:pos="10076"/>
+          <w:tab w:val="left" w:pos="10992"/>
+          <w:tab w:val="left" w:pos="11908"/>
+          <w:tab w:val="left" w:pos="12824"/>
+          <w:tab w:val="left" w:pos="13740"/>
+          <w:tab w:val="left" w:pos="14656"/>
+        </w:tabs>
+        <w:spacing w:after="0" w:line="300" w:lineRule="atLeast"/>
+        <w:rPr>
+          <w:rFonts w:ascii="Inconsolata" w:eastAsia="Times New Roman" w:hAnsi="Inconsolata" w:cs="Courier New"/>
+          <w:color w:val="D3D3D3"/>
+          <w:sz w:val="21"/>
+          <w:szCs w:val="21"/>
+          <w:bdr w:val="none" w:sz="0" w:space="0" w:color="auto" w:frame="1"/>
+          <w:shd w:val="clear" w:color="auto" w:fill="383B40"/>
+        </w:rPr>
+      </w:pPr>
+      <w:r>
+        <w:rPr>
+          <w:rFonts w:ascii="Inconsolata" w:eastAsia="Times New Roman" w:hAnsi="Inconsolata" w:cs="Courier New"/>
+          <w:color w:val="D3D3D3"/>
+          <w:sz w:val="21"/>
+          <w:szCs w:val="21"/>
+          <w:bdr w:val="none" w:sz="0" w:space="0" w:color="auto" w:frame="1"/>
+          <w:shd w:val="clear" w:color="auto" w:fill="383B40"/>
+        </w:rPr>
+        <w:t xml:space="preserve">    &lt;</w:t>
+      </w:r>
+      <w:r>
+        <w:rPr>
+          <w:rFonts w:ascii="Inconsolata" w:eastAsia="Times New Roman" w:hAnsi="Inconsolata" w:cs="Courier New"/>
+          <w:color w:val="E06C75"/>
+          <w:sz w:val="21"/>
+          <w:szCs w:val="21"/>
+          <w:bdr w:val="none" w:sz="0" w:space="0" w:color="auto" w:frame="1"/>
+          <w:shd w:val="clear" w:color="auto" w:fill="383B40"/>
+        </w:rPr>
+        <w:t>base</w:t>
+      </w:r>
+      <w:r>
+        <w:rPr>
+          <w:rFonts w:ascii="Inconsolata" w:eastAsia="Times New Roman" w:hAnsi="Inconsolata" w:cs="Courier New"/>
+          <w:color w:val="D3D3D3"/>
+          <w:sz w:val="21"/>
+          <w:szCs w:val="21"/>
+          <w:bdr w:val="none" w:sz="0" w:space="0" w:color="auto" w:frame="1"/>
+          <w:shd w:val="clear" w:color="auto" w:fill="383B40"/>
+        </w:rPr>
+        <w:t xml:space="preserve"> </w:t>
+      </w:r>
+      <w:r>
+        <w:rPr>
+          <w:rFonts w:ascii="Inconsolata" w:eastAsia="Times New Roman" w:hAnsi="Inconsolata" w:cs="Courier New"/>
+          <w:color w:val="D19A66"/>
+          <w:sz w:val="21"/>
+          <w:szCs w:val="21"/>
+          <w:bdr w:val="none" w:sz="0" w:space="0" w:color="auto" w:frame="1"/>
+          <w:shd w:val="clear" w:color="auto" w:fill="383B40"/>
+        </w:rPr>
+        <w:t>href</w:t>
+      </w:r>
+      <w:r>
+        <w:rPr>
+          <w:rFonts w:ascii="Inconsolata" w:eastAsia="Times New Roman" w:hAnsi="Inconsolata" w:cs="Courier New"/>
+          <w:color w:val="D3D3D3"/>
+          <w:sz w:val="21"/>
+          <w:szCs w:val="21"/>
+          <w:bdr w:val="none" w:sz="0" w:space="0" w:color="auto" w:frame="1"/>
+          <w:shd w:val="clear" w:color="auto" w:fill="383B40"/>
+        </w:rPr>
+        <w:t>=</w:t>
+      </w:r>
+      <w:r>
+        <w:rPr>
+          <w:rFonts w:ascii="Inconsolata" w:eastAsia="Times New Roman" w:hAnsi="Inconsolata" w:cs="Courier New"/>
+          <w:color w:val="98C379"/>
+          <w:sz w:val="21"/>
+          <w:szCs w:val="21"/>
+          <w:bdr w:val="none" w:sz="0" w:space="0" w:color="auto" w:frame="1"/>
+          <w:shd w:val="clear" w:color="auto" w:fill="383B40"/>
+        </w:rPr>
+        <w:t>"https://programiz.com"</w:t>
+      </w:r>
+      <w:r>
+        <w:rPr>
+          <w:rFonts w:ascii="Inconsolata" w:eastAsia="Times New Roman" w:hAnsi="Inconsolata" w:cs="Courier New"/>
+          <w:color w:val="D3D3D3"/>
+          <w:sz w:val="21"/>
+          <w:szCs w:val="21"/>
+          <w:bdr w:val="none" w:sz="0" w:space="0" w:color="auto" w:frame="1"/>
+          <w:shd w:val="clear" w:color="auto" w:fill="383B40"/>
+        </w:rPr>
+        <w:t xml:space="preserve"> </w:t>
+      </w:r>
+      <w:r>
+        <w:rPr>
+          <w:rFonts w:ascii="Inconsolata" w:eastAsia="Times New Roman" w:hAnsi="Inconsolata" w:cs="Courier New"/>
+          <w:color w:val="D19A66"/>
+          <w:sz w:val="21"/>
+          <w:szCs w:val="21"/>
+          <w:bdr w:val="none" w:sz="0" w:space="0" w:color="auto" w:frame="1"/>
+          <w:shd w:val="clear" w:color="auto" w:fill="383B40"/>
+        </w:rPr>
+        <w:t>target</w:t>
+      </w:r>
+      <w:r>
+        <w:rPr>
+          <w:rFonts w:ascii="Inconsolata" w:eastAsia="Times New Roman" w:hAnsi="Inconsolata" w:cs="Courier New"/>
+          <w:color w:val="D3D3D3"/>
+          <w:sz w:val="21"/>
+          <w:szCs w:val="21"/>
+          <w:bdr w:val="none" w:sz="0" w:space="0" w:color="auto" w:frame="1"/>
+          <w:shd w:val="clear" w:color="auto" w:fill="383B40"/>
+        </w:rPr>
+        <w:t>=</w:t>
+      </w:r>
+      <w:r>
+        <w:rPr>
+          <w:rFonts w:ascii="Inconsolata" w:eastAsia="Times New Roman" w:hAnsi="Inconsolata" w:cs="Courier New"/>
+          <w:color w:val="98C379"/>
+          <w:sz w:val="21"/>
+          <w:szCs w:val="21"/>
+          <w:bdr w:val="none" w:sz="0" w:space="0" w:color="auto" w:frame="1"/>
+          <w:shd w:val="clear" w:color="auto" w:fill="383B40"/>
+        </w:rPr>
+        <w:t>"_blank"</w:t>
+      </w:r>
+      <w:r>
+        <w:rPr>
+          <w:rFonts w:ascii="Inconsolata" w:eastAsia="Times New Roman" w:hAnsi="Inconsolata" w:cs="Courier New"/>
+          <w:color w:val="D3D3D3"/>
+          <w:sz w:val="21"/>
+          <w:szCs w:val="21"/>
+          <w:bdr w:val="none" w:sz="0" w:space="0" w:color="auto" w:frame="1"/>
+          <w:shd w:val="clear" w:color="auto" w:fill="383B40"/>
+        </w:rPr>
+        <w:t>&gt;</w:t>
+      </w:r>
+    </w:p>
+    <w:p>
+      <w:pPr>
+        <w:pBdr>
+          <w:top w:val="single" w:sz="6" w:space="12" w:color="D3DCE6"/>
+          <w:left w:val="single" w:sz="6" w:space="12" w:color="D3DCE6"/>
+          <w:bottom w:val="single" w:sz="6" w:space="12" w:color="D3DCE6"/>
+          <w:right w:val="single" w:sz="6" w:space="12" w:color="D3DCE6"/>
+        </w:pBdr>
+        <w:shd w:val="clear" w:color="auto" w:fill="383B40"/>
+        <w:tabs>
+          <w:tab w:val="left" w:pos="916"/>
+          <w:tab w:val="left" w:pos="1832"/>
+          <w:tab w:val="left" w:pos="2748"/>
+          <w:tab w:val="left" w:pos="3664"/>
+          <w:tab w:val="left" w:pos="4580"/>
+          <w:tab w:val="left" w:pos="5496"/>
+          <w:tab w:val="left" w:pos="6412"/>
+          <w:tab w:val="left" w:pos="7328"/>
+          <w:tab w:val="left" w:pos="8244"/>
+          <w:tab w:val="left" w:pos="9160"/>
+          <w:tab w:val="left" w:pos="10076"/>
+          <w:tab w:val="left" w:pos="10992"/>
+          <w:tab w:val="left" w:pos="11908"/>
+          <w:tab w:val="left" w:pos="12824"/>
+          <w:tab w:val="left" w:pos="13740"/>
+          <w:tab w:val="left" w:pos="14656"/>
+        </w:tabs>
+        <w:spacing w:after="0" w:line="300" w:lineRule="atLeast"/>
+        <w:rPr>
+          <w:rFonts w:ascii="Inconsolata" w:eastAsia="Times New Roman" w:hAnsi="Inconsolata" w:cs="Courier New"/>
+          <w:color w:val="D3D3D3"/>
+          <w:sz w:val="21"/>
+          <w:szCs w:val="21"/>
+          <w:bdr w:val="none" w:sz="0" w:space="0" w:color="auto" w:frame="1"/>
+          <w:shd w:val="clear" w:color="auto" w:fill="383B40"/>
+        </w:rPr>
+      </w:pPr>
+    </w:p>
+    <w:p>
+      <w:pPr>
+        <w:pBdr>
+          <w:top w:val="single" w:sz="6" w:space="12" w:color="D3DCE6"/>
+          <w:left w:val="single" w:sz="6" w:space="12" w:color="D3DCE6"/>
+          <w:bottom w:val="single" w:sz="6" w:space="12" w:color="D3DCE6"/>
+          <w:right w:val="single" w:sz="6" w:space="12" w:color="D3DCE6"/>
+        </w:pBdr>
+        <w:shd w:val="clear" w:color="auto" w:fill="383B40"/>
+        <w:tabs>
+          <w:tab w:val="left" w:pos="916"/>
+          <w:tab w:val="left" w:pos="1832"/>
+          <w:tab w:val="left" w:pos="2748"/>
+          <w:tab w:val="left" w:pos="3664"/>
+          <w:tab w:val="left" w:pos="4580"/>
+          <w:tab w:val="left" w:pos="5496"/>
+          <w:tab w:val="left" w:pos="6412"/>
+          <w:tab w:val="left" w:pos="7328"/>
+          <w:tab w:val="left" w:pos="8244"/>
+          <w:tab w:val="left" w:pos="9160"/>
+          <w:tab w:val="left" w:pos="10076"/>
+          <w:tab w:val="left" w:pos="10992"/>
+          <w:tab w:val="left" w:pos="11908"/>
+          <w:tab w:val="left" w:pos="12824"/>
+          <w:tab w:val="left" w:pos="13740"/>
+          <w:tab w:val="left" w:pos="14656"/>
+        </w:tabs>
+        <w:spacing w:after="0" w:line="300" w:lineRule="atLeast"/>
+        <w:rPr>
+          <w:rFonts w:ascii="Inconsolata" w:eastAsia="Times New Roman" w:hAnsi="Inconsolata" w:cs="Courier New"/>
+          <w:color w:val="D3D3D3"/>
+          <w:sz w:val="21"/>
+          <w:szCs w:val="21"/>
+          <w:bdr w:val="none" w:sz="0" w:space="0" w:color="auto" w:frame="1"/>
+          <w:shd w:val="clear" w:color="auto" w:fill="383B40"/>
+        </w:rPr>
+      </w:pPr>
+      <w:r>
+        <w:rPr>
+          <w:rFonts w:ascii="Inconsolata" w:eastAsia="Times New Roman" w:hAnsi="Inconsolata" w:cs="Courier New"/>
+          <w:color w:val="D3D3D3"/>
+          <w:sz w:val="21"/>
+          <w:szCs w:val="21"/>
+          <w:bdr w:val="none" w:sz="0" w:space="0" w:color="auto" w:frame="1"/>
+          <w:shd w:val="clear" w:color="auto" w:fill="383B40"/>
+        </w:rPr>
+        <w:t xml:space="preserve">    &lt;</w:t>
+      </w:r>
+      <w:r>
+        <w:rPr>
+          <w:rFonts w:ascii="Inconsolata" w:eastAsia="Times New Roman" w:hAnsi="Inconsolata" w:cs="Courier New"/>
+          <w:color w:val="E06C75"/>
+          <w:sz w:val="21"/>
+          <w:szCs w:val="21"/>
+          <w:bdr w:val="none" w:sz="0" w:space="0" w:color="auto" w:frame="1"/>
+          <w:shd w:val="clear" w:color="auto" w:fill="383B40"/>
+        </w:rPr>
+        <w:t>link</w:t>
+      </w:r>
+      <w:r>
+        <w:rPr>
+          <w:rFonts w:ascii="Inconsolata" w:eastAsia="Times New Roman" w:hAnsi="Inconsolata" w:cs="Courier New"/>
+          <w:color w:val="D3D3D3"/>
+          <w:sz w:val="21"/>
+          <w:szCs w:val="21"/>
+          <w:bdr w:val="none" w:sz="0" w:space="0" w:color="auto" w:frame="1"/>
+          <w:shd w:val="clear" w:color="auto" w:fill="383B40"/>
+        </w:rPr>
+        <w:t xml:space="preserve"> </w:t>
+      </w:r>
+      <w:r>
+        <w:rPr>
+          <w:rFonts w:ascii="Inconsolata" w:eastAsia="Times New Roman" w:hAnsi="Inconsolata" w:cs="Courier New"/>
+          <w:color w:val="D19A66"/>
+          <w:sz w:val="21"/>
+          <w:szCs w:val="21"/>
+          <w:bdr w:val="none" w:sz="0" w:space="0" w:color="auto" w:frame="1"/>
+          <w:shd w:val="clear" w:color="auto" w:fill="383B40"/>
+        </w:rPr>
+        <w:t>href</w:t>
+      </w:r>
+      <w:r>
+        <w:rPr>
+          <w:rFonts w:ascii="Inconsolata" w:eastAsia="Times New Roman" w:hAnsi="Inconsolata" w:cs="Courier New"/>
+          <w:color w:val="D3D3D3"/>
+          <w:sz w:val="21"/>
+          <w:szCs w:val="21"/>
+          <w:bdr w:val="none" w:sz="0" w:space="0" w:color="auto" w:frame="1"/>
+          <w:shd w:val="clear" w:color="auto" w:fill="383B40"/>
+        </w:rPr>
+        <w:t>=</w:t>
+      </w:r>
+      <w:r>
+        <w:rPr>
+          <w:rFonts w:ascii="Inconsolata" w:eastAsia="Times New Roman" w:hAnsi="Inconsolata" w:cs="Courier New"/>
+          <w:color w:val="98C379"/>
+          <w:sz w:val="21"/>
+          <w:szCs w:val="21"/>
+          <w:bdr w:val="none" w:sz="0" w:space="0" w:color="auto" w:frame="1"/>
+          <w:shd w:val="clear" w:color="auto" w:fill="383B40"/>
+        </w:rPr>
+        <w:t>"/styles/index.css"</w:t>
+      </w:r>
+      <w:r>
+        <w:rPr>
+          <w:rFonts w:ascii="Inconsolata" w:eastAsia="Times New Roman" w:hAnsi="Inconsolata" w:cs="Courier New"/>
+          <w:color w:val="D3D3D3"/>
+          <w:sz w:val="21"/>
+          <w:szCs w:val="21"/>
+          <w:bdr w:val="none" w:sz="0" w:space="0" w:color="auto" w:frame="1"/>
+          <w:shd w:val="clear" w:color="auto" w:fill="383B40"/>
+        </w:rPr>
+        <w:t xml:space="preserve"> </w:t>
+      </w:r>
+      <w:proofErr w:type="spellStart"/>
+      <w:r>
+        <w:rPr>
+          <w:rFonts w:ascii="Inconsolata" w:eastAsia="Times New Roman" w:hAnsi="Inconsolata" w:cs="Courier New"/>
+          <w:color w:val="D19A66"/>
+          <w:sz w:val="21"/>
+          <w:szCs w:val="21"/>
+          <w:bdr w:val="none" w:sz="0" w:space="0" w:color="auto" w:frame="1"/>
+          <w:shd w:val="clear" w:color="auto" w:fill="383B40"/>
+        </w:rPr>
+        <w:t>rel</w:t>
+      </w:r>
+      <w:proofErr w:type="spellEnd"/>
+      <w:r>
+        <w:rPr>
+          <w:rFonts w:ascii="Inconsolata" w:eastAsia="Times New Roman" w:hAnsi="Inconsolata" w:cs="Courier New"/>
+          <w:color w:val="D3D3D3"/>
+          <w:sz w:val="21"/>
+          <w:szCs w:val="21"/>
+          <w:bdr w:val="none" w:sz="0" w:space="0" w:color="auto" w:frame="1"/>
+          <w:shd w:val="clear" w:color="auto" w:fill="383B40"/>
+        </w:rPr>
+        <w:t>=</w:t>
+      </w:r>
+      <w:r>
+        <w:rPr>
+          <w:rFonts w:ascii="Inconsolata" w:eastAsia="Times New Roman" w:hAnsi="Inconsolata" w:cs="Courier New"/>
+          <w:color w:val="98C379"/>
+          <w:sz w:val="21"/>
+          <w:szCs w:val="21"/>
+          <w:bdr w:val="none" w:sz="0" w:space="0" w:color="auto" w:frame="1"/>
+          <w:shd w:val="clear" w:color="auto" w:fill="383B40"/>
+        </w:rPr>
+        <w:t>"stylesheet"</w:t>
+      </w:r>
+      <w:r>
+        <w:rPr>
+          <w:rFonts w:ascii="Inconsolata" w:eastAsia="Times New Roman" w:hAnsi="Inconsolata" w:cs="Courier New"/>
+          <w:color w:val="D3D3D3"/>
+          <w:sz w:val="21"/>
+          <w:szCs w:val="21"/>
+          <w:bdr w:val="none" w:sz="0" w:space="0" w:color="auto" w:frame="1"/>
+          <w:shd w:val="clear" w:color="auto" w:fill="383B40"/>
+        </w:rPr>
+        <w:t>&gt;</w:t>
+      </w:r>
+    </w:p>
+    <w:p>
+      <w:pPr>
+        <w:pBdr>
+          <w:top w:val="single" w:sz="6" w:space="12" w:color="D3DCE6"/>
+          <w:left w:val="single" w:sz="6" w:space="12" w:color="D3DCE6"/>
+          <w:bottom w:val="single" w:sz="6" w:space="12" w:color="D3DCE6"/>
+          <w:right w:val="single" w:sz="6" w:space="12" w:color="D3DCE6"/>
+        </w:pBdr>
+        <w:shd w:val="clear" w:color="auto" w:fill="383B40"/>
+        <w:tabs>
+          <w:tab w:val="left" w:pos="916"/>
+          <w:tab w:val="left" w:pos="1832"/>
+          <w:tab w:val="left" w:pos="2748"/>
+          <w:tab w:val="left" w:pos="3664"/>
+          <w:tab w:val="left" w:pos="4580"/>
+          <w:tab w:val="left" w:pos="5496"/>
+          <w:tab w:val="left" w:pos="6412"/>
+          <w:tab w:val="left" w:pos="7328"/>
+          <w:tab w:val="left" w:pos="8244"/>
+          <w:tab w:val="left" w:pos="9160"/>
+          <w:tab w:val="left" w:pos="10076"/>
+          <w:tab w:val="left" w:pos="10992"/>
+          <w:tab w:val="left" w:pos="11908"/>
+          <w:tab w:val="left" w:pos="12824"/>
+          <w:tab w:val="left" w:pos="13740"/>
+          <w:tab w:val="left" w:pos="14656"/>
+        </w:tabs>
+        <w:spacing w:after="0" w:line="300" w:lineRule="atLeast"/>
+        <w:rPr>
+          <w:rFonts w:ascii="Inconsolata" w:eastAsia="Times New Roman" w:hAnsi="Inconsolata" w:cs="Courier New"/>
+          <w:color w:val="D3D3D3"/>
+          <w:sz w:val="21"/>
+          <w:szCs w:val="21"/>
+          <w:bdr w:val="none" w:sz="0" w:space="0" w:color="auto" w:frame="1"/>
+          <w:shd w:val="clear" w:color="auto" w:fill="383B40"/>
+        </w:rPr>
+      </w:pPr>
+    </w:p>
+    <w:p>
+      <w:pPr>
+        <w:pBdr>
+          <w:top w:val="single" w:sz="6" w:space="12" w:color="D3DCE6"/>
+          <w:left w:val="single" w:sz="6" w:space="12" w:color="D3DCE6"/>
+          <w:bottom w:val="single" w:sz="6" w:space="12" w:color="D3DCE6"/>
+          <w:right w:val="single" w:sz="6" w:space="12" w:color="D3DCE6"/>
+        </w:pBdr>
+        <w:shd w:val="clear" w:color="auto" w:fill="383B40"/>
+        <w:tabs>
+          <w:tab w:val="left" w:pos="916"/>
+          <w:tab w:val="left" w:pos="1832"/>
+          <w:tab w:val="left" w:pos="2748"/>
+          <w:tab w:val="left" w:pos="3664"/>
+          <w:tab w:val="left" w:pos="4580"/>
+          <w:tab w:val="left" w:pos="5496"/>
+          <w:tab w:val="left" w:pos="6412"/>
+          <w:tab w:val="left" w:pos="7328"/>
+          <w:tab w:val="left" w:pos="8244"/>
+          <w:tab w:val="left" w:pos="9160"/>
+          <w:tab w:val="left" w:pos="10076"/>
+          <w:tab w:val="left" w:pos="10992"/>
+          <w:tab w:val="left" w:pos="11908"/>
+          <w:tab w:val="left" w:pos="12824"/>
+          <w:tab w:val="left" w:pos="13740"/>
+          <w:tab w:val="left" w:pos="14656"/>
+        </w:tabs>
+        <w:spacing w:after="0" w:line="300" w:lineRule="atLeast"/>
+        <w:rPr>
+          <w:rFonts w:ascii="Inconsolata" w:eastAsia="Times New Roman" w:hAnsi="Inconsolata" w:cs="Courier New"/>
+          <w:color w:val="D3D3D3"/>
+          <w:sz w:val="21"/>
+          <w:szCs w:val="21"/>
+          <w:bdr w:val="none" w:sz="0" w:space="0" w:color="auto" w:frame="1"/>
+          <w:shd w:val="clear" w:color="auto" w:fill="383B40"/>
+        </w:rPr>
+      </w:pPr>
+      <w:r>
+        <w:rPr>
+          <w:rFonts w:ascii="Inconsolata" w:eastAsia="Times New Roman" w:hAnsi="Inconsolata" w:cs="Courier New"/>
+          <w:color w:val="D3D3D3"/>
+          <w:sz w:val="21"/>
+          <w:szCs w:val="21"/>
+          <w:bdr w:val="none" w:sz="0" w:space="0" w:color="auto" w:frame="1"/>
+          <w:shd w:val="clear" w:color="auto" w:fill="383B40"/>
+        </w:rPr>
+        <w:t xml:space="preserve">    &lt;</w:t>
+      </w:r>
+      <w:r>
+        <w:rPr>
+          <w:rFonts w:ascii="Inconsolata" w:eastAsia="Times New Roman" w:hAnsi="Inconsolata" w:cs="Courier New"/>
+          <w:color w:val="E06C75"/>
+          <w:sz w:val="21"/>
+          <w:szCs w:val="21"/>
+          <w:bdr w:val="none" w:sz="0" w:space="0" w:color="auto" w:frame="1"/>
+          <w:shd w:val="clear" w:color="auto" w:fill="383B40"/>
+        </w:rPr>
+        <w:t>script</w:t>
+      </w:r>
+      <w:r>
+        <w:rPr>
+          <w:rFonts w:ascii="Inconsolata" w:eastAsia="Times New Roman" w:hAnsi="Inconsolata" w:cs="Courier New"/>
+          <w:color w:val="D3D3D3"/>
+          <w:sz w:val="21"/>
+          <w:szCs w:val="21"/>
+          <w:bdr w:val="none" w:sz="0" w:space="0" w:color="auto" w:frame="1"/>
+          <w:shd w:val="clear" w:color="auto" w:fill="383B40"/>
+        </w:rPr>
+        <w:t xml:space="preserve"> </w:t>
+      </w:r>
+      <w:r>
+        <w:rPr>
+          <w:rFonts w:ascii="Inconsolata" w:eastAsia="Times New Roman" w:hAnsi="Inconsolata" w:cs="Courier New"/>
+          <w:color w:val="D19A66"/>
+          <w:sz w:val="21"/>
+          <w:szCs w:val="21"/>
+          <w:bdr w:val="none" w:sz="0" w:space="0" w:color="auto" w:frame="1"/>
+          <w:shd w:val="clear" w:color="auto" w:fill="383B40"/>
+        </w:rPr>
+        <w:t>src</w:t>
+      </w:r>
+      <w:r>
+        <w:rPr>
+          <w:rFonts w:ascii="Inconsolata" w:eastAsia="Times New Roman" w:hAnsi="Inconsolata" w:cs="Courier New"/>
+          <w:color w:val="D3D3D3"/>
+          <w:sz w:val="21"/>
+          <w:szCs w:val="21"/>
+          <w:bdr w:val="none" w:sz="0" w:space="0" w:color="auto" w:frame="1"/>
+          <w:shd w:val="clear" w:color="auto" w:fill="383B40"/>
+        </w:rPr>
+        <w:t>=</w:t>
+      </w:r>
+      <w:r>
+        <w:rPr>
+          <w:rFonts w:ascii="Inconsolata" w:eastAsia="Times New Roman" w:hAnsi="Inconsolata" w:cs="Courier New"/>
+          <w:color w:val="98C379"/>
+          <w:sz w:val="21"/>
+          <w:szCs w:val="21"/>
+          <w:bdr w:val="none" w:sz="0" w:space="0" w:color="auto" w:frame="1"/>
+          <w:shd w:val="clear" w:color="auto" w:fill="383B40"/>
+        </w:rPr>
+        <w:t>"scripts/main.js"</w:t>
+      </w:r>
+      <w:r>
+        <w:rPr>
+          <w:rFonts w:ascii="Inconsolata" w:eastAsia="Times New Roman" w:hAnsi="Inconsolata" w:cs="Courier New"/>
+          <w:color w:val="D3D3D3"/>
+          <w:sz w:val="21"/>
+          <w:szCs w:val="21"/>
+          <w:bdr w:val="none" w:sz="0" w:space="0" w:color="auto" w:frame="1"/>
+          <w:shd w:val="clear" w:color="auto" w:fill="383B40"/>
+        </w:rPr>
+        <w:t>&gt;</w:t>
+      </w:r>
+    </w:p>
+    <w:p>
+      <w:pPr>
+        <w:pBdr>
+          <w:top w:val="single" w:sz="6" w:space="12" w:color="D3DCE6"/>
+          <w:left w:val="single" w:sz="6" w:space="12" w:color="D3DCE6"/>
+          <w:bottom w:val="single" w:sz="6" w:space="12" w:color="D3DCE6"/>
+          <w:right w:val="single" w:sz="6" w:space="12" w:color="D3DCE6"/>
+        </w:pBdr>
+        <w:shd w:val="clear" w:color="auto" w:fill="383B40"/>
+        <w:tabs>
+          <w:tab w:val="left" w:pos="916"/>
+          <w:tab w:val="left" w:pos="1832"/>
+          <w:tab w:val="left" w:pos="2748"/>
+          <w:tab w:val="left" w:pos="3664"/>
+          <w:tab w:val="left" w:pos="4580"/>
+          <w:tab w:val="left" w:pos="5496"/>
+          <w:tab w:val="left" w:pos="6412"/>
+          <w:tab w:val="left" w:pos="7328"/>
+          <w:tab w:val="left" w:pos="8244"/>
+          <w:tab w:val="left" w:pos="9160"/>
+          <w:tab w:val="left" w:pos="10076"/>
+          <w:tab w:val="left" w:pos="10992"/>
+          <w:tab w:val="left" w:pos="11908"/>
+          <w:tab w:val="left" w:pos="12824"/>
+          <w:tab w:val="left" w:pos="13740"/>
+          <w:tab w:val="left" w:pos="14656"/>
+        </w:tabs>
+        <w:spacing w:after="0" w:line="300" w:lineRule="atLeast"/>
+        <w:rPr>
+          <w:rFonts w:ascii="Inconsolata" w:eastAsia="Times New Roman" w:hAnsi="Inconsolata" w:cs="Courier New"/>
+          <w:color w:val="D5D5D5"/>
+          <w:sz w:val="21"/>
+          <w:szCs w:val="21"/>
+        </w:rPr>
+      </w:pPr>
+      <w:r>
+        <w:rPr>
+          <w:rFonts w:ascii="Inconsolata" w:eastAsia="Times New Roman" w:hAnsi="Inconsolata" w:cs="Courier New"/>
+          <w:color w:val="D3D3D3"/>
+          <w:sz w:val="21"/>
+          <w:szCs w:val="21"/>
+          <w:bdr w:val="none" w:sz="0" w:space="0" w:color="auto" w:frame="1"/>
+          <w:shd w:val="clear" w:color="auto" w:fill="383B40"/>
+        </w:rPr>
+        <w:t>&lt;/</w:t>
+      </w:r>
+      <w:r>
+        <w:rPr>
+          <w:rFonts w:ascii="Inconsolata" w:eastAsia="Times New Roman" w:hAnsi="Inconsolata" w:cs="Courier New"/>
+          <w:color w:val="E06C75"/>
+          <w:sz w:val="21"/>
+          <w:szCs w:val="21"/>
+          <w:bdr w:val="none" w:sz="0" w:space="0" w:color="auto" w:frame="1"/>
+          <w:shd w:val="clear" w:color="auto" w:fill="383B40"/>
+        </w:rPr>
+        <w:t>head</w:t>
+      </w:r>
+      <w:r>
+        <w:rPr>
+          <w:rFonts w:ascii="Inconsolata" w:eastAsia="Times New Roman" w:hAnsi="Inconsolata" w:cs="Courier New"/>
+          <w:color w:val="D3D3D3"/>
+          <w:sz w:val="21"/>
+          <w:szCs w:val="21"/>
+          <w:bdr w:val="none" w:sz="0" w:space="0" w:color="auto" w:frame="1"/>
+          <w:shd w:val="clear" w:color="auto" w:fill="383B40"/>
+        </w:rPr>
+        <w:t>&gt;</w:t>
+      </w:r>
+    </w:p>
+    <w:p>
+      <w:pPr>
+        <w:rPr>
+          <w:sz w:val="24"/>
+          <w:szCs w:val="24"/>
+        </w:rPr>
+      </w:pPr>
+      <w:r>
+        <w:rPr>
+          <w:sz w:val="24"/>
+          <w:szCs w:val="24"/>
+        </w:rPr>
+        <w:t>Base is used to define what is common across all webpages and this.</w:t>
+      </w:r>
+    </w:p>
+    <w:p>
+      <w:pPr>
+        <w:rPr>
+          <w:sz w:val="24"/>
+          <w:szCs w:val="24"/>
+        </w:rPr>
+      </w:pPr>
+    </w:p>
+    <w:p>
+      <w:pPr>
+        <w:rPr>
+          <w:sz w:val="24"/>
+          <w:szCs w:val="24"/>
+        </w:rPr>
+      </w:pPr>
     </w:p>
     <w:sectPr>
       <w:pgSz w:w="12240" w:h="15840"/>
@@ -4173,6 +8762,155 @@
 <file path=word/numbering.xml><?xml version="1.0" encoding="utf-8"?>
 <w:numbering xmlns:wpc="http://schemas.microsoft.com/office/word/2010/wordprocessingCanvas" xmlns:cx="http://schemas.microsoft.com/office/drawing/2014/chartex" xmlns:cx1="http://schemas.microsoft.com/office/drawing/2015/9/8/chartex" xmlns:cx2="http://schemas.microsoft.com/office/drawing/2015/10/21/chartex" xmlns:cx3="http://schemas.microsoft.com/office/drawing/2016/5/9/chartex" xmlns:cx4="http://schemas.microsoft.com/office/drawing/2016/5/10/chartex" xmlns:cx5="http://schemas.microsoft.com/office/drawing/2016/5/11/chartex" xmlns:cx6="http://schemas.microsoft.com/office/drawing/2016/5/12/chartex" xmlns:cx7="http://schemas.microsoft.com/office/drawing/2016/5/13/chartex" xmlns:cx8="http://schemas.microsoft.com/office/drawing/2016/5/14/chartex" xmlns:mc="http://schemas.openxmlformats.org/markup-compatibility/2006" xmlns:aink="http://schemas.microsoft.com/office/drawing/2016/ink" xmlns:am3d="http://schemas.microsoft.com/office/drawing/2017/model3d" xmlns:o="urn:schemas-microsoft-com:office:office" xmlns:r="http://schemas.openxmlformats.org/officeDocument/2006/relationships" xmlns:m="http://schemas.openxmlformats.org/officeDocument/2006/math" xmlns:v="urn:schemas-microsoft-com:vml" xmlns:wp14="http://schemas.microsoft.com/office/word/2010/wordprocessingDrawing" xmlns:wp="http://schemas.openxmlformats.org/drawingml/2006/wordprocessingDrawing" xmlns:w10="urn:schemas-microsoft-com:office:word" xmlns:w="http://schemas.openxmlformats.org/wordprocessingml/2006/main" xmlns:w14="http://schemas.microsoft.com/office/word/2010/wordml" xmlns:w15="http://schemas.microsoft.com/office/word/2012/wordml" xmlns:w16cex="http://schemas.microsoft.com/office/word/2018/wordml/cex" xmlns:w16cid="http://schemas.microsoft.com/office/word/2016/wordml/cid" xmlns:w16="http://schemas.microsoft.com/office/word/2018/wordml" xmlns:w16sdtdh="http://schemas.microsoft.com/office/word/2020/wordml/sdtdatahash" xmlns:w16se="http://schemas.microsoft.com/office/word/2015/wordml/symex" xmlns:wpg="http://schemas.microsoft.com/office/word/2010/wordprocessingGroup" xmlns:wpi="http://schemas.microsoft.com/office/word/2010/wordprocessingInk" xmlns:wne="http://schemas.microsoft.com/office/word/2006/wordml" xmlns:wps="http://schemas.microsoft.com/office/word/2010/wordprocessingShape" mc:Ignorable="w14 w15 w16se w16cid w16 w16cex w16sdtdh wp14">
   <w:abstractNum w:abstractNumId="0" w15:restartNumberingAfterBreak="0">
+    <w:nsid w:val="02E94342"/>
+    <w:multiLevelType w:val="multilevel"/>
+    <w:tmpl w:val="F4226630"/>
+    <w:lvl w:ilvl="0">
+      <w:start w:val="1"/>
+      <w:numFmt w:val="bullet"/>
+      <w:lvlText w:val=""/>
+      <w:lvlJc w:val="left"/>
+      <w:pPr>
+        <w:tabs>
+          <w:tab w:val="num" w:pos="720"/>
+        </w:tabs>
+        <w:ind w:left="720" w:hanging="360"/>
+      </w:pPr>
+      <w:rPr>
+        <w:rFonts w:ascii="Symbol" w:hAnsi="Symbol" w:hint="default"/>
+        <w:sz w:val="20"/>
+      </w:rPr>
+    </w:lvl>
+    <w:lvl w:ilvl="1" w:tentative="1">
+      <w:start w:val="1"/>
+      <w:numFmt w:val="bullet"/>
+      <w:lvlText w:val=""/>
+      <w:lvlJc w:val="left"/>
+      <w:pPr>
+        <w:tabs>
+          <w:tab w:val="num" w:pos="1440"/>
+        </w:tabs>
+        <w:ind w:left="1440" w:hanging="360"/>
+      </w:pPr>
+      <w:rPr>
+        <w:rFonts w:ascii="Symbol" w:hAnsi="Symbol" w:hint="default"/>
+        <w:sz w:val="20"/>
+      </w:rPr>
+    </w:lvl>
+    <w:lvl w:ilvl="2" w:tentative="1">
+      <w:start w:val="1"/>
+      <w:numFmt w:val="bullet"/>
+      <w:lvlText w:val=""/>
+      <w:lvlJc w:val="left"/>
+      <w:pPr>
+        <w:tabs>
+          <w:tab w:val="num" w:pos="2160"/>
+        </w:tabs>
+        <w:ind w:left="2160" w:hanging="360"/>
+      </w:pPr>
+      <w:rPr>
+        <w:rFonts w:ascii="Symbol" w:hAnsi="Symbol" w:hint="default"/>
+        <w:sz w:val="20"/>
+      </w:rPr>
+    </w:lvl>
+    <w:lvl w:ilvl="3" w:tentative="1">
+      <w:start w:val="1"/>
+      <w:numFmt w:val="bullet"/>
+      <w:lvlText w:val=""/>
+      <w:lvlJc w:val="left"/>
+      <w:pPr>
+        <w:tabs>
+          <w:tab w:val="num" w:pos="2880"/>
+        </w:tabs>
+        <w:ind w:left="2880" w:hanging="360"/>
+      </w:pPr>
+      <w:rPr>
+        <w:rFonts w:ascii="Symbol" w:hAnsi="Symbol" w:hint="default"/>
+        <w:sz w:val="20"/>
+      </w:rPr>
+    </w:lvl>
+    <w:lvl w:ilvl="4" w:tentative="1">
+      <w:start w:val="1"/>
+      <w:numFmt w:val="bullet"/>
+      <w:lvlText w:val=""/>
+      <w:lvlJc w:val="left"/>
+      <w:pPr>
+        <w:tabs>
+          <w:tab w:val="num" w:pos="3600"/>
+        </w:tabs>
+        <w:ind w:left="3600" w:hanging="360"/>
+      </w:pPr>
+      <w:rPr>
+        <w:rFonts w:ascii="Symbol" w:hAnsi="Symbol" w:hint="default"/>
+        <w:sz w:val="20"/>
+      </w:rPr>
+    </w:lvl>
+    <w:lvl w:ilvl="5" w:tentative="1">
+      <w:start w:val="1"/>
+      <w:numFmt w:val="bullet"/>
+      <w:lvlText w:val=""/>
+      <w:lvlJc w:val="left"/>
+      <w:pPr>
+        <w:tabs>
+          <w:tab w:val="num" w:pos="4320"/>
+        </w:tabs>
+        <w:ind w:left="4320" w:hanging="360"/>
+      </w:pPr>
+      <w:rPr>
+        <w:rFonts w:ascii="Symbol" w:hAnsi="Symbol" w:hint="default"/>
+        <w:sz w:val="20"/>
+      </w:rPr>
+    </w:lvl>
+    <w:lvl w:ilvl="6" w:tentative="1">
+      <w:start w:val="1"/>
+      <w:numFmt w:val="bullet"/>
+      <w:lvlText w:val=""/>
+      <w:lvlJc w:val="left"/>
+      <w:pPr>
+        <w:tabs>
+          <w:tab w:val="num" w:pos="5040"/>
+        </w:tabs>
+        <w:ind w:left="5040" w:hanging="360"/>
+      </w:pPr>
+      <w:rPr>
+        <w:rFonts w:ascii="Symbol" w:hAnsi="Symbol" w:hint="default"/>
+        <w:sz w:val="20"/>
+      </w:rPr>
+    </w:lvl>
+    <w:lvl w:ilvl="7" w:tentative="1">
+      <w:start w:val="1"/>
+      <w:numFmt w:val="bullet"/>
+      <w:lvlText w:val=""/>
+      <w:lvlJc w:val="left"/>
+      <w:pPr>
+        <w:tabs>
+          <w:tab w:val="num" w:pos="5760"/>
+        </w:tabs>
+        <w:ind w:left="5760" w:hanging="360"/>
+      </w:pPr>
+      <w:rPr>
+        <w:rFonts w:ascii="Symbol" w:hAnsi="Symbol" w:hint="default"/>
+        <w:sz w:val="20"/>
+      </w:rPr>
+    </w:lvl>
+    <w:lvl w:ilvl="8" w:tentative="1">
+      <w:start w:val="1"/>
+      <w:numFmt w:val="bullet"/>
+      <w:lvlText w:val=""/>
+      <w:lvlJc w:val="left"/>
+      <w:pPr>
+        <w:tabs>
+          <w:tab w:val="num" w:pos="6480"/>
+        </w:tabs>
+        <w:ind w:left="6480" w:hanging="360"/>
+      </w:pPr>
+      <w:rPr>
+        <w:rFonts w:ascii="Symbol" w:hAnsi="Symbol" w:hint="default"/>
+        <w:sz w:val="20"/>
+      </w:rPr>
+    </w:lvl>
+  </w:abstractNum>
+  <w:abstractNum w:abstractNumId="1" w15:restartNumberingAfterBreak="0">
     <w:nsid w:val="27E47DB9"/>
     <w:multiLevelType w:val="hybridMultilevel"/>
     <w:tmpl w:val="576A07F0"/>
@@ -4261,7 +8999,96 @@
       </w:pPr>
     </w:lvl>
   </w:abstractNum>
-  <w:abstractNum w:abstractNumId="1" w15:restartNumberingAfterBreak="0">
+  <w:abstractNum w:abstractNumId="2" w15:restartNumberingAfterBreak="0">
+    <w:nsid w:val="2A500874"/>
+    <w:multiLevelType w:val="hybridMultilevel"/>
+    <w:tmpl w:val="12D831C6"/>
+    <w:lvl w:ilvl="0" w:tplc="04090001">
+      <w:start w:val="1"/>
+      <w:numFmt w:val="bullet"/>
+      <w:lvlText w:val=""/>
+      <w:lvlJc w:val="left"/>
+      <w:pPr>
+        <w:ind w:left="1080" w:hanging="360"/>
+      </w:pPr>
+      <w:rPr>
+        <w:rFonts w:ascii="Symbol" w:hAnsi="Symbol" w:hint="default"/>
+      </w:rPr>
+    </w:lvl>
+    <w:lvl w:ilvl="1" w:tplc="04090019" w:tentative="1">
+      <w:start w:val="1"/>
+      <w:numFmt w:val="lowerLetter"/>
+      <w:lvlText w:val="%2."/>
+      <w:lvlJc w:val="left"/>
+      <w:pPr>
+        <w:ind w:left="1800" w:hanging="360"/>
+      </w:pPr>
+    </w:lvl>
+    <w:lvl w:ilvl="2" w:tplc="0409001B" w:tentative="1">
+      <w:start w:val="1"/>
+      <w:numFmt w:val="lowerRoman"/>
+      <w:lvlText w:val="%3."/>
+      <w:lvlJc w:val="right"/>
+      <w:pPr>
+        <w:ind w:left="2520" w:hanging="180"/>
+      </w:pPr>
+    </w:lvl>
+    <w:lvl w:ilvl="3" w:tplc="0409000F" w:tentative="1">
+      <w:start w:val="1"/>
+      <w:numFmt w:val="decimal"/>
+      <w:lvlText w:val="%4."/>
+      <w:lvlJc w:val="left"/>
+      <w:pPr>
+        <w:ind w:left="3240" w:hanging="360"/>
+      </w:pPr>
+    </w:lvl>
+    <w:lvl w:ilvl="4" w:tplc="04090019" w:tentative="1">
+      <w:start w:val="1"/>
+      <w:numFmt w:val="lowerLetter"/>
+      <w:lvlText w:val="%5."/>
+      <w:lvlJc w:val="left"/>
+      <w:pPr>
+        <w:ind w:left="3960" w:hanging="360"/>
+      </w:pPr>
+    </w:lvl>
+    <w:lvl w:ilvl="5" w:tplc="0409001B" w:tentative="1">
+      <w:start w:val="1"/>
+      <w:numFmt w:val="lowerRoman"/>
+      <w:lvlText w:val="%6."/>
+      <w:lvlJc w:val="right"/>
+      <w:pPr>
+        <w:ind w:left="4680" w:hanging="180"/>
+      </w:pPr>
+    </w:lvl>
+    <w:lvl w:ilvl="6" w:tplc="0409000F" w:tentative="1">
+      <w:start w:val="1"/>
+      <w:numFmt w:val="decimal"/>
+      <w:lvlText w:val="%7."/>
+      <w:lvlJc w:val="left"/>
+      <w:pPr>
+        <w:ind w:left="5400" w:hanging="360"/>
+      </w:pPr>
+    </w:lvl>
+    <w:lvl w:ilvl="7" w:tplc="04090019" w:tentative="1">
+      <w:start w:val="1"/>
+      <w:numFmt w:val="lowerLetter"/>
+      <w:lvlText w:val="%8."/>
+      <w:lvlJc w:val="left"/>
+      <w:pPr>
+        <w:ind w:left="6120" w:hanging="360"/>
+      </w:pPr>
+    </w:lvl>
+    <w:lvl w:ilvl="8" w:tplc="0409001B" w:tentative="1">
+      <w:start w:val="1"/>
+      <w:numFmt w:val="lowerRoman"/>
+      <w:lvlText w:val="%9."/>
+      <w:lvlJc w:val="right"/>
+      <w:pPr>
+        <w:ind w:left="6840" w:hanging="180"/>
+      </w:pPr>
+    </w:lvl>
+  </w:abstractNum>
+  <w:abstractNum w:abstractNumId="3" w15:restartNumberingAfterBreak="0">
     <w:nsid w:val="50300655"/>
     <w:multiLevelType w:val="multilevel"/>
     <w:tmpl w:val="1F0C8DE8"/>
@@ -4410,7 +9237,7 @@
       </w:rPr>
     </w:lvl>
   </w:abstractNum>
-  <w:abstractNum w:abstractNumId="2" w15:restartNumberingAfterBreak="0">
+  <w:abstractNum w:abstractNumId="4" w15:restartNumberingAfterBreak="0">
     <w:nsid w:val="708A2C30"/>
     <w:multiLevelType w:val="hybridMultilevel"/>
     <w:tmpl w:val="F9F0264A"/>
@@ -4499,13 +9326,108 @@
       </w:pPr>
     </w:lvl>
   </w:abstractNum>
+  <w:abstractNum w:abstractNumId="5" w15:restartNumberingAfterBreak="0">
+    <w:nsid w:val="78CA2E75"/>
+    <w:multiLevelType w:val="hybridMultilevel"/>
+    <w:tmpl w:val="EDCC5668"/>
+    <w:lvl w:ilvl="0" w:tplc="0409001B">
+      <w:start w:val="1"/>
+      <w:numFmt w:val="lowerRoman"/>
+      <w:lvlText w:val="%1."/>
+      <w:lvlJc w:val="right"/>
+      <w:pPr>
+        <w:ind w:left="1080" w:hanging="360"/>
+      </w:pPr>
+    </w:lvl>
+    <w:lvl w:ilvl="1" w:tplc="04090019" w:tentative="1">
+      <w:start w:val="1"/>
+      <w:numFmt w:val="lowerLetter"/>
+      <w:lvlText w:val="%2."/>
+      <w:lvlJc w:val="left"/>
+      <w:pPr>
+        <w:ind w:left="1800" w:hanging="360"/>
+      </w:pPr>
+    </w:lvl>
+    <w:lvl w:ilvl="2" w:tplc="0409001B" w:tentative="1">
+      <w:start w:val="1"/>
+      <w:numFmt w:val="lowerRoman"/>
+      <w:lvlText w:val="%3."/>
+      <w:lvlJc w:val="right"/>
+      <w:pPr>
+        <w:ind w:left="2520" w:hanging="180"/>
+      </w:pPr>
+    </w:lvl>
+    <w:lvl w:ilvl="3" w:tplc="0409000F" w:tentative="1">
+      <w:start w:val="1"/>
+      <w:numFmt w:val="decimal"/>
+      <w:lvlText w:val="%4."/>
+      <w:lvlJc w:val="left"/>
+      <w:pPr>
+        <w:ind w:left="3240" w:hanging="360"/>
+      </w:pPr>
+    </w:lvl>
+    <w:lvl w:ilvl="4" w:tplc="04090019" w:tentative="1">
+      <w:start w:val="1"/>
+      <w:numFmt w:val="lowerLetter"/>
+      <w:lvlText w:val="%5."/>
+      <w:lvlJc w:val="left"/>
+      <w:pPr>
+        <w:ind w:left="3960" w:hanging="360"/>
+      </w:pPr>
+    </w:lvl>
+    <w:lvl w:ilvl="5" w:tplc="0409001B" w:tentative="1">
+      <w:start w:val="1"/>
+      <w:numFmt w:val="lowerRoman"/>
+      <w:lvlText w:val="%6."/>
+      <w:lvlJc w:val="right"/>
+      <w:pPr>
+        <w:ind w:left="4680" w:hanging="180"/>
+      </w:pPr>
+    </w:lvl>
+    <w:lvl w:ilvl="6" w:tplc="0409000F" w:tentative="1">
+      <w:start w:val="1"/>
+      <w:numFmt w:val="decimal"/>
+      <w:lvlText w:val="%7."/>
+      <w:lvlJc w:val="left"/>
+      <w:pPr>
+        <w:ind w:left="5400" w:hanging="360"/>
+      </w:pPr>
+    </w:lvl>
+    <w:lvl w:ilvl="7" w:tplc="04090019" w:tentative="1">
+      <w:start w:val="1"/>
+      <w:numFmt w:val="lowerLetter"/>
+      <w:lvlText w:val="%8."/>
+      <w:lvlJc w:val="left"/>
+      <w:pPr>
+        <w:ind w:left="6120" w:hanging="360"/>
+      </w:pPr>
+    </w:lvl>
+    <w:lvl w:ilvl="8" w:tplc="0409001B" w:tentative="1">
+      <w:start w:val="1"/>
+      <w:numFmt w:val="lowerRoman"/>
+      <w:lvlText w:val="%9."/>
+      <w:lvlJc w:val="right"/>
+      <w:pPr>
+        <w:ind w:left="6840" w:hanging="180"/>
+      </w:pPr>
+    </w:lvl>
+  </w:abstractNum>
   <w:num w:numId="1">
+    <w:abstractNumId w:val="3"/>
+  </w:num>
+  <w:num w:numId="2">
     <w:abstractNumId w:val="1"/>
   </w:num>
-  <w:num w:numId="2">
+  <w:num w:numId="3">
+    <w:abstractNumId w:val="4"/>
+  </w:num>
+  <w:num w:numId="4">
     <w:abstractNumId w:val="0"/>
   </w:num>
-  <w:num w:numId="3">
+  <w:num w:numId="5">
+    <w:abstractNumId w:val="5"/>
+  </w:num>
+  <w:num w:numId="6">
     <w:abstractNumId w:val="2"/>
   </w:num>
 </w:numbering>
@@ -5084,6 +10006,11 @@
       <w:contextualSpacing/>
     </w:pPr>
   </w:style>
+  <w:style w:type="character" w:customStyle="1" w:styleId="xml">
+    <w:name w:val="xml"/>
+    <w:basedOn w:val="DefaultParagraphFont"/>
+    <w:rsid w:val="00EC28A9"/>
+  </w:style>
 </w:styles>
 </file>
 

--- a/HTML Notes.docx
+++ b/HTML Notes.docx
@@ -8734,14 +8734,4748 @@
           <w:szCs w:val="24"/>
         </w:rPr>
       </w:pPr>
-    </w:p>
-    <w:p>
-      <w:pPr>
-        <w:rPr>
-          <w:sz w:val="24"/>
-          <w:szCs w:val="24"/>
-        </w:rPr>
-      </w:pPr>
+      <w:r>
+        <w:rPr>
+          <w:sz w:val="24"/>
+          <w:szCs w:val="24"/>
+        </w:rPr>
+        <w:t>I SKIPPED STYLE AS WE WRITE CSS CODE INSIDE IT, AND I DON’T KNOW CSS YET.</w:t>
+      </w:r>
+    </w:p>
+    <w:p>
+      <w:pPr>
+        <w:rPr>
+          <w:sz w:val="24"/>
+          <w:szCs w:val="24"/>
+        </w:rPr>
+      </w:pPr>
+    </w:p>
+    <w:p>
+      <w:pPr>
+        <w:rPr>
+          <w:sz w:val="24"/>
+          <w:szCs w:val="24"/>
+        </w:rPr>
+      </w:pPr>
+      <w:r>
+        <w:rPr>
+          <w:sz w:val="24"/>
+          <w:szCs w:val="24"/>
+        </w:rPr>
+        <w:t>-METADATA:</w:t>
+      </w:r>
+    </w:p>
+    <w:p>
+      <w:pPr>
+        <w:rPr>
+          <w:sz w:val="24"/>
+          <w:szCs w:val="24"/>
+        </w:rPr>
+      </w:pPr>
+      <w:r>
+        <w:rPr>
+          <w:sz w:val="24"/>
+          <w:szCs w:val="24"/>
+        </w:rPr>
+        <w:t>Charset gives the character encoding for the document, such as meta charset= “UTF-8”.</w:t>
+      </w:r>
+    </w:p>
+    <w:p>
+      <w:pPr>
+        <w:rPr>
+          <w:sz w:val="24"/>
+          <w:szCs w:val="24"/>
+        </w:rPr>
+      </w:pPr>
+      <w:r>
+        <w:rPr>
+          <w:sz w:val="24"/>
+          <w:szCs w:val="24"/>
+        </w:rPr>
+        <w:t>Name and description go together, where we give name to meta, and ahead of it, description.</w:t>
+      </w:r>
+    </w:p>
+    <w:p>
+      <w:pPr>
+        <w:rPr>
+          <w:sz w:val="24"/>
+          <w:szCs w:val="24"/>
+        </w:rPr>
+      </w:pPr>
+      <w:r>
+        <w:rPr>
+          <w:sz w:val="24"/>
+          <w:szCs w:val="24"/>
+        </w:rPr>
+        <w:t xml:space="preserve">We use viewport to tell the browser how to adjust the size and dimensions of the webpage. </w:t>
+      </w:r>
+    </w:p>
+    <w:p>
+      <w:pPr>
+        <w:pBdr>
+          <w:top w:val="single" w:sz="6" w:space="12" w:color="D3DCE6"/>
+          <w:left w:val="single" w:sz="6" w:space="12" w:color="D3DCE6"/>
+          <w:bottom w:val="single" w:sz="6" w:space="12" w:color="D3DCE6"/>
+          <w:right w:val="single" w:sz="6" w:space="12" w:color="D3DCE6"/>
+        </w:pBdr>
+        <w:shd w:val="clear" w:color="auto" w:fill="383B40"/>
+        <w:tabs>
+          <w:tab w:val="left" w:pos="916"/>
+          <w:tab w:val="left" w:pos="1832"/>
+          <w:tab w:val="left" w:pos="2748"/>
+          <w:tab w:val="left" w:pos="3664"/>
+          <w:tab w:val="left" w:pos="4580"/>
+          <w:tab w:val="left" w:pos="5496"/>
+          <w:tab w:val="left" w:pos="6412"/>
+          <w:tab w:val="left" w:pos="7328"/>
+          <w:tab w:val="left" w:pos="8244"/>
+          <w:tab w:val="left" w:pos="9160"/>
+          <w:tab w:val="left" w:pos="10076"/>
+          <w:tab w:val="left" w:pos="10992"/>
+          <w:tab w:val="left" w:pos="11908"/>
+          <w:tab w:val="left" w:pos="12824"/>
+          <w:tab w:val="left" w:pos="13740"/>
+          <w:tab w:val="left" w:pos="14656"/>
+        </w:tabs>
+        <w:spacing w:after="0" w:line="300" w:lineRule="atLeast"/>
+        <w:rPr>
+          <w:rFonts w:ascii="Inconsolata" w:eastAsia="Times New Roman" w:hAnsi="Inconsolata" w:cs="Courier New"/>
+          <w:color w:val="D5D5D5"/>
+          <w:sz w:val="21"/>
+          <w:szCs w:val="21"/>
+        </w:rPr>
+      </w:pPr>
+      <w:r>
+        <w:rPr>
+          <w:rFonts w:ascii="Inconsolata" w:eastAsia="Times New Roman" w:hAnsi="Inconsolata" w:cs="Courier New"/>
+          <w:color w:val="D3D3D3"/>
+          <w:sz w:val="21"/>
+          <w:szCs w:val="21"/>
+          <w:bdr w:val="none" w:sz="0" w:space="0" w:color="auto" w:frame="1"/>
+          <w:shd w:val="clear" w:color="auto" w:fill="383B40"/>
+        </w:rPr>
+        <w:t>&lt;</w:t>
+      </w:r>
+      <w:r>
+        <w:rPr>
+          <w:rFonts w:ascii="Inconsolata" w:eastAsia="Times New Roman" w:hAnsi="Inconsolata" w:cs="Courier New"/>
+          <w:color w:val="E06C75"/>
+          <w:sz w:val="21"/>
+          <w:szCs w:val="21"/>
+          <w:bdr w:val="none" w:sz="0" w:space="0" w:color="auto" w:frame="1"/>
+          <w:shd w:val="clear" w:color="auto" w:fill="383B40"/>
+        </w:rPr>
+        <w:t>meta</w:t>
+      </w:r>
+      <w:r>
+        <w:rPr>
+          <w:rFonts w:ascii="Inconsolata" w:eastAsia="Times New Roman" w:hAnsi="Inconsolata" w:cs="Courier New"/>
+          <w:color w:val="D3D3D3"/>
+          <w:sz w:val="21"/>
+          <w:szCs w:val="21"/>
+          <w:bdr w:val="none" w:sz="0" w:space="0" w:color="auto" w:frame="1"/>
+          <w:shd w:val="clear" w:color="auto" w:fill="383B40"/>
+        </w:rPr>
+        <w:t xml:space="preserve"> </w:t>
+      </w:r>
+      <w:r>
+        <w:rPr>
+          <w:rFonts w:ascii="Inconsolata" w:eastAsia="Times New Roman" w:hAnsi="Inconsolata" w:cs="Courier New"/>
+          <w:color w:val="D19A66"/>
+          <w:sz w:val="21"/>
+          <w:szCs w:val="21"/>
+          <w:bdr w:val="none" w:sz="0" w:space="0" w:color="auto" w:frame="1"/>
+          <w:shd w:val="clear" w:color="auto" w:fill="383B40"/>
+        </w:rPr>
+        <w:t>name</w:t>
+      </w:r>
+      <w:r>
+        <w:rPr>
+          <w:rFonts w:ascii="Inconsolata" w:eastAsia="Times New Roman" w:hAnsi="Inconsolata" w:cs="Courier New"/>
+          <w:color w:val="D3D3D3"/>
+          <w:sz w:val="21"/>
+          <w:szCs w:val="21"/>
+          <w:bdr w:val="none" w:sz="0" w:space="0" w:color="auto" w:frame="1"/>
+          <w:shd w:val="clear" w:color="auto" w:fill="383B40"/>
+        </w:rPr>
+        <w:t>=</w:t>
+      </w:r>
+      <w:r>
+        <w:rPr>
+          <w:rFonts w:ascii="Inconsolata" w:eastAsia="Times New Roman" w:hAnsi="Inconsolata" w:cs="Courier New"/>
+          <w:color w:val="98C379"/>
+          <w:sz w:val="21"/>
+          <w:szCs w:val="21"/>
+          <w:bdr w:val="none" w:sz="0" w:space="0" w:color="auto" w:frame="1"/>
+          <w:shd w:val="clear" w:color="auto" w:fill="383B40"/>
+        </w:rPr>
+        <w:t>"viewport"</w:t>
+      </w:r>
+      <w:r>
+        <w:rPr>
+          <w:rFonts w:ascii="Inconsolata" w:eastAsia="Times New Roman" w:hAnsi="Inconsolata" w:cs="Courier New"/>
+          <w:color w:val="D3D3D3"/>
+          <w:sz w:val="21"/>
+          <w:szCs w:val="21"/>
+          <w:bdr w:val="none" w:sz="0" w:space="0" w:color="auto" w:frame="1"/>
+          <w:shd w:val="clear" w:color="auto" w:fill="383B40"/>
+        </w:rPr>
+        <w:t xml:space="preserve"> </w:t>
+      </w:r>
+      <w:r>
+        <w:rPr>
+          <w:rFonts w:ascii="Inconsolata" w:eastAsia="Times New Roman" w:hAnsi="Inconsolata" w:cs="Courier New"/>
+          <w:color w:val="D19A66"/>
+          <w:sz w:val="21"/>
+          <w:szCs w:val="21"/>
+          <w:bdr w:val="none" w:sz="0" w:space="0" w:color="auto" w:frame="1"/>
+          <w:shd w:val="clear" w:color="auto" w:fill="383B40"/>
+        </w:rPr>
+        <w:t>content</w:t>
+      </w:r>
+      <w:r>
+        <w:rPr>
+          <w:rFonts w:ascii="Inconsolata" w:eastAsia="Times New Roman" w:hAnsi="Inconsolata" w:cs="Courier New"/>
+          <w:color w:val="D3D3D3"/>
+          <w:sz w:val="21"/>
+          <w:szCs w:val="21"/>
+          <w:bdr w:val="none" w:sz="0" w:space="0" w:color="auto" w:frame="1"/>
+          <w:shd w:val="clear" w:color="auto" w:fill="383B40"/>
+        </w:rPr>
+        <w:t>=</w:t>
+      </w:r>
+      <w:r>
+        <w:rPr>
+          <w:rFonts w:ascii="Inconsolata" w:eastAsia="Times New Roman" w:hAnsi="Inconsolata" w:cs="Courier New"/>
+          <w:color w:val="98C379"/>
+          <w:sz w:val="21"/>
+          <w:szCs w:val="21"/>
+          <w:bdr w:val="none" w:sz="0" w:space="0" w:color="auto" w:frame="1"/>
+          <w:shd w:val="clear" w:color="auto" w:fill="383B40"/>
+        </w:rPr>
+        <w:t>"width=device-width, initial-scale=1"</w:t>
+      </w:r>
+      <w:r>
+        <w:rPr>
+          <w:rFonts w:ascii="Inconsolata" w:eastAsia="Times New Roman" w:hAnsi="Inconsolata" w:cs="Courier New"/>
+          <w:color w:val="D3D3D3"/>
+          <w:sz w:val="21"/>
+          <w:szCs w:val="21"/>
+          <w:bdr w:val="none" w:sz="0" w:space="0" w:color="auto" w:frame="1"/>
+          <w:shd w:val="clear" w:color="auto" w:fill="383B40"/>
+        </w:rPr>
+        <w:t>&gt;</w:t>
+      </w:r>
+    </w:p>
+    <w:p>
+      <w:pPr>
+        <w:shd w:val="clear" w:color="auto" w:fill="F9FAFC"/>
+        <w:spacing w:after="180" w:line="630" w:lineRule="atLeast"/>
+        <w:outlineLvl w:val="1"/>
+        <w:rPr>
+          <w:sz w:val="24"/>
+          <w:szCs w:val="24"/>
+        </w:rPr>
+      </w:pPr>
+      <w:r>
+        <w:rPr>
+          <w:sz w:val="24"/>
+          <w:szCs w:val="24"/>
+        </w:rPr>
+        <w:t>Device width means it will fit the screen of the device. Initial scale = 1.0 means zoom set at 100 percent.</w:t>
+      </w:r>
+    </w:p>
+    <w:p>
+      <w:pPr>
+        <w:shd w:val="clear" w:color="auto" w:fill="F9FAFC"/>
+        <w:spacing w:after="180" w:line="630" w:lineRule="atLeast"/>
+        <w:outlineLvl w:val="1"/>
+        <w:rPr>
+          <w:sz w:val="24"/>
+          <w:szCs w:val="24"/>
+        </w:rPr>
+      </w:pPr>
+      <w:r>
+        <w:rPr>
+          <w:sz w:val="24"/>
+          <w:szCs w:val="24"/>
+        </w:rPr>
+        <w:lastRenderedPageBreak/>
+        <w:t xml:space="preserve">We can also add the style = font-size: 10vw that will set the size to 10 percent the viewport width. </w:t>
+      </w:r>
+    </w:p>
+    <w:p>
+      <w:pPr>
+        <w:shd w:val="clear" w:color="auto" w:fill="F9FAFC"/>
+        <w:spacing w:after="180" w:line="630" w:lineRule="atLeast"/>
+        <w:outlineLvl w:val="1"/>
+        <w:rPr>
+          <w:rFonts w:ascii="Arial" w:eastAsia="Times New Roman" w:hAnsi="Arial" w:cs="Arial"/>
+          <w:b/>
+          <w:bCs/>
+          <w:color w:val="25265E"/>
+          <w:sz w:val="24"/>
+          <w:szCs w:val="24"/>
+        </w:rPr>
+      </w:pPr>
+      <w:r>
+        <w:rPr>
+          <w:rFonts w:ascii="Arial" w:eastAsia="Times New Roman" w:hAnsi="Arial" w:cs="Arial"/>
+          <w:b/>
+          <w:bCs/>
+          <w:color w:val="25265E"/>
+          <w:sz w:val="24"/>
+          <w:szCs w:val="24"/>
+        </w:rPr>
+        <w:t>http-</w:t>
+      </w:r>
+      <w:proofErr w:type="spellStart"/>
+      <w:r>
+        <w:rPr>
+          <w:rFonts w:ascii="Arial" w:eastAsia="Times New Roman" w:hAnsi="Arial" w:cs="Arial"/>
+          <w:b/>
+          <w:bCs/>
+          <w:color w:val="25265E"/>
+          <w:sz w:val="24"/>
+          <w:szCs w:val="24"/>
+        </w:rPr>
+        <w:t>equiv</w:t>
+      </w:r>
+      <w:proofErr w:type="spellEnd"/>
+      <w:r>
+        <w:rPr>
+          <w:rFonts w:ascii="Arial" w:eastAsia="Times New Roman" w:hAnsi="Arial" w:cs="Arial"/>
+          <w:b/>
+          <w:bCs/>
+          <w:color w:val="25265E"/>
+          <w:sz w:val="24"/>
+          <w:szCs w:val="24"/>
+        </w:rPr>
+        <w:t xml:space="preserve"> attribute</w:t>
+      </w:r>
+    </w:p>
+    <w:p>
+      <w:pPr>
+        <w:shd w:val="clear" w:color="auto" w:fill="F9FAFC"/>
+        <w:spacing w:after="0" w:line="450" w:lineRule="atLeast"/>
+        <w:rPr>
+          <w:rFonts w:ascii="Arial" w:eastAsia="Times New Roman" w:hAnsi="Arial" w:cs="Arial"/>
+          <w:sz w:val="24"/>
+          <w:szCs w:val="24"/>
+        </w:rPr>
+      </w:pPr>
+      <w:r>
+        <w:rPr>
+          <w:rFonts w:ascii="Arial" w:eastAsia="Times New Roman" w:hAnsi="Arial" w:cs="Arial"/>
+          <w:sz w:val="24"/>
+          <w:szCs w:val="24"/>
+        </w:rPr>
+        <w:t>The </w:t>
+      </w:r>
+      <w:r>
+        <w:rPr>
+          <w:rFonts w:ascii="Inconsolata" w:eastAsia="Times New Roman" w:hAnsi="Inconsolata" w:cs="Courier New"/>
+          <w:sz w:val="24"/>
+          <w:szCs w:val="24"/>
+          <w:bdr w:val="single" w:sz="6" w:space="0" w:color="D3DCE6" w:frame="1"/>
+        </w:rPr>
+        <w:t>http-</w:t>
+      </w:r>
+      <w:proofErr w:type="spellStart"/>
+      <w:r>
+        <w:rPr>
+          <w:rFonts w:ascii="Inconsolata" w:eastAsia="Times New Roman" w:hAnsi="Inconsolata" w:cs="Courier New"/>
+          <w:sz w:val="24"/>
+          <w:szCs w:val="24"/>
+          <w:bdr w:val="single" w:sz="6" w:space="0" w:color="D3DCE6" w:frame="1"/>
+        </w:rPr>
+        <w:t>equiv</w:t>
+      </w:r>
+      <w:proofErr w:type="spellEnd"/>
+      <w:r>
+        <w:rPr>
+          <w:rFonts w:ascii="Arial" w:eastAsia="Times New Roman" w:hAnsi="Arial" w:cs="Arial"/>
+          <w:sz w:val="24"/>
+          <w:szCs w:val="24"/>
+        </w:rPr>
+        <w:t> attribute is used to provide an HTTP header for the information of the content attribute. The list of possible values for the attribute are:</w:t>
+      </w:r>
+    </w:p>
+    <w:p>
+      <w:pPr>
+        <w:numPr>
+          <w:ilvl w:val="0"/>
+          <w:numId w:val="7"/>
+        </w:numPr>
+        <w:shd w:val="clear" w:color="auto" w:fill="F9FAFC"/>
+        <w:spacing w:after="0" w:line="450" w:lineRule="atLeast"/>
+        <w:rPr>
+          <w:rFonts w:ascii="Arial" w:eastAsia="Times New Roman" w:hAnsi="Arial" w:cs="Arial"/>
+          <w:sz w:val="24"/>
+          <w:szCs w:val="24"/>
+        </w:rPr>
+      </w:pPr>
+      <w:r>
+        <w:rPr>
+          <w:rFonts w:ascii="Arial" w:eastAsia="Times New Roman" w:hAnsi="Arial" w:cs="Arial"/>
+          <w:b/>
+          <w:bCs/>
+          <w:sz w:val="24"/>
+          <w:szCs w:val="24"/>
+        </w:rPr>
+        <w:t>content-security-policy</w:t>
+      </w:r>
+      <w:r>
+        <w:rPr>
+          <w:rFonts w:ascii="Arial" w:eastAsia="Times New Roman" w:hAnsi="Arial" w:cs="Arial"/>
+          <w:sz w:val="24"/>
+          <w:szCs w:val="24"/>
+        </w:rPr>
+        <w:t>: Specifies a content policy for the document. It is used to specify allowed server URLs. For example,</w:t>
+      </w:r>
+    </w:p>
+    <w:p>
+      <w:pPr>
+        <w:pBdr>
+          <w:top w:val="single" w:sz="6" w:space="12" w:color="D3DCE6"/>
+          <w:left w:val="single" w:sz="6" w:space="12" w:color="D3DCE6"/>
+          <w:bottom w:val="single" w:sz="6" w:space="12" w:color="D3DCE6"/>
+          <w:right w:val="single" w:sz="6" w:space="12" w:color="D3DCE6"/>
+        </w:pBdr>
+        <w:shd w:val="clear" w:color="auto" w:fill="383B40"/>
+        <w:tabs>
+          <w:tab w:val="left" w:pos="916"/>
+          <w:tab w:val="left" w:pos="1832"/>
+          <w:tab w:val="left" w:pos="2748"/>
+          <w:tab w:val="left" w:pos="3664"/>
+          <w:tab w:val="left" w:pos="4580"/>
+          <w:tab w:val="left" w:pos="5496"/>
+          <w:tab w:val="left" w:pos="6412"/>
+          <w:tab w:val="left" w:pos="7328"/>
+          <w:tab w:val="left" w:pos="8244"/>
+          <w:tab w:val="left" w:pos="9160"/>
+          <w:tab w:val="left" w:pos="10076"/>
+          <w:tab w:val="left" w:pos="10992"/>
+          <w:tab w:val="left" w:pos="11908"/>
+          <w:tab w:val="left" w:pos="12824"/>
+          <w:tab w:val="left" w:pos="13740"/>
+          <w:tab w:val="left" w:pos="14656"/>
+        </w:tabs>
+        <w:spacing w:after="0" w:line="300" w:lineRule="atLeast"/>
+        <w:rPr>
+          <w:rFonts w:ascii="Inconsolata" w:eastAsia="Times New Roman" w:hAnsi="Inconsolata" w:cs="Courier New"/>
+          <w:color w:val="D5D5D5"/>
+          <w:sz w:val="24"/>
+          <w:szCs w:val="24"/>
+        </w:rPr>
+      </w:pPr>
+      <w:r>
+        <w:rPr>
+          <w:rFonts w:ascii="Inconsolata" w:eastAsia="Times New Roman" w:hAnsi="Inconsolata" w:cs="Courier New"/>
+          <w:color w:val="D3D3D3"/>
+          <w:sz w:val="24"/>
+          <w:szCs w:val="24"/>
+          <w:bdr w:val="none" w:sz="0" w:space="0" w:color="auto" w:frame="1"/>
+          <w:shd w:val="clear" w:color="auto" w:fill="383B40"/>
+        </w:rPr>
+        <w:t>&lt;</w:t>
+      </w:r>
+      <w:r>
+        <w:rPr>
+          <w:rFonts w:ascii="Inconsolata" w:eastAsia="Times New Roman" w:hAnsi="Inconsolata" w:cs="Courier New"/>
+          <w:color w:val="E06C75"/>
+          <w:sz w:val="24"/>
+          <w:szCs w:val="24"/>
+          <w:bdr w:val="none" w:sz="0" w:space="0" w:color="auto" w:frame="1"/>
+          <w:shd w:val="clear" w:color="auto" w:fill="383B40"/>
+        </w:rPr>
+        <w:t>meta</w:t>
+      </w:r>
+      <w:r>
+        <w:rPr>
+          <w:rFonts w:ascii="Inconsolata" w:eastAsia="Times New Roman" w:hAnsi="Inconsolata" w:cs="Courier New"/>
+          <w:color w:val="D3D3D3"/>
+          <w:sz w:val="24"/>
+          <w:szCs w:val="24"/>
+          <w:bdr w:val="none" w:sz="0" w:space="0" w:color="auto" w:frame="1"/>
+          <w:shd w:val="clear" w:color="auto" w:fill="383B40"/>
+        </w:rPr>
+        <w:t xml:space="preserve"> </w:t>
+      </w:r>
+      <w:r>
+        <w:rPr>
+          <w:rFonts w:ascii="Inconsolata" w:eastAsia="Times New Roman" w:hAnsi="Inconsolata" w:cs="Courier New"/>
+          <w:color w:val="D19A66"/>
+          <w:sz w:val="24"/>
+          <w:szCs w:val="24"/>
+          <w:bdr w:val="none" w:sz="0" w:space="0" w:color="auto" w:frame="1"/>
+          <w:shd w:val="clear" w:color="auto" w:fill="383B40"/>
+        </w:rPr>
+        <w:t>http-</w:t>
+      </w:r>
+      <w:proofErr w:type="spellStart"/>
+      <w:r>
+        <w:rPr>
+          <w:rFonts w:ascii="Inconsolata" w:eastAsia="Times New Roman" w:hAnsi="Inconsolata" w:cs="Courier New"/>
+          <w:color w:val="D19A66"/>
+          <w:sz w:val="24"/>
+          <w:szCs w:val="24"/>
+          <w:bdr w:val="none" w:sz="0" w:space="0" w:color="auto" w:frame="1"/>
+          <w:shd w:val="clear" w:color="auto" w:fill="383B40"/>
+        </w:rPr>
+        <w:t>equiv</w:t>
+      </w:r>
+      <w:proofErr w:type="spellEnd"/>
+      <w:r>
+        <w:rPr>
+          <w:rFonts w:ascii="Inconsolata" w:eastAsia="Times New Roman" w:hAnsi="Inconsolata" w:cs="Courier New"/>
+          <w:color w:val="D3D3D3"/>
+          <w:sz w:val="24"/>
+          <w:szCs w:val="24"/>
+          <w:bdr w:val="none" w:sz="0" w:space="0" w:color="auto" w:frame="1"/>
+          <w:shd w:val="clear" w:color="auto" w:fill="383B40"/>
+        </w:rPr>
+        <w:t>=</w:t>
+      </w:r>
+      <w:r>
+        <w:rPr>
+          <w:rFonts w:ascii="Inconsolata" w:eastAsia="Times New Roman" w:hAnsi="Inconsolata" w:cs="Courier New"/>
+          <w:color w:val="98C379"/>
+          <w:sz w:val="24"/>
+          <w:szCs w:val="24"/>
+          <w:bdr w:val="none" w:sz="0" w:space="0" w:color="auto" w:frame="1"/>
+          <w:shd w:val="clear" w:color="auto" w:fill="383B40"/>
+        </w:rPr>
+        <w:t>"content-security-policy"</w:t>
+      </w:r>
+      <w:r>
+        <w:rPr>
+          <w:rFonts w:ascii="Inconsolata" w:eastAsia="Times New Roman" w:hAnsi="Inconsolata" w:cs="Courier New"/>
+          <w:color w:val="D3D3D3"/>
+          <w:sz w:val="24"/>
+          <w:szCs w:val="24"/>
+          <w:bdr w:val="none" w:sz="0" w:space="0" w:color="auto" w:frame="1"/>
+          <w:shd w:val="clear" w:color="auto" w:fill="383B40"/>
+        </w:rPr>
+        <w:t xml:space="preserve"> </w:t>
+      </w:r>
+      <w:r>
+        <w:rPr>
+          <w:rFonts w:ascii="Inconsolata" w:eastAsia="Times New Roman" w:hAnsi="Inconsolata" w:cs="Courier New"/>
+          <w:color w:val="D19A66"/>
+          <w:sz w:val="24"/>
+          <w:szCs w:val="24"/>
+          <w:bdr w:val="none" w:sz="0" w:space="0" w:color="auto" w:frame="1"/>
+          <w:shd w:val="clear" w:color="auto" w:fill="383B40"/>
+        </w:rPr>
+        <w:t>content</w:t>
+      </w:r>
+      <w:r>
+        <w:rPr>
+          <w:rFonts w:ascii="Inconsolata" w:eastAsia="Times New Roman" w:hAnsi="Inconsolata" w:cs="Courier New"/>
+          <w:color w:val="D3D3D3"/>
+          <w:sz w:val="24"/>
+          <w:szCs w:val="24"/>
+          <w:bdr w:val="none" w:sz="0" w:space="0" w:color="auto" w:frame="1"/>
+          <w:shd w:val="clear" w:color="auto" w:fill="383B40"/>
+        </w:rPr>
+        <w:t>=</w:t>
+      </w:r>
+      <w:r>
+        <w:rPr>
+          <w:rFonts w:ascii="Inconsolata" w:eastAsia="Times New Roman" w:hAnsi="Inconsolata" w:cs="Courier New"/>
+          <w:color w:val="98C379"/>
+          <w:sz w:val="24"/>
+          <w:szCs w:val="24"/>
+          <w:bdr w:val="none" w:sz="0" w:space="0" w:color="auto" w:frame="1"/>
+          <w:shd w:val="clear" w:color="auto" w:fill="383B40"/>
+        </w:rPr>
+        <w:t>"default-src 'self';"</w:t>
+      </w:r>
+      <w:r>
+        <w:rPr>
+          <w:rFonts w:ascii="Inconsolata" w:eastAsia="Times New Roman" w:hAnsi="Inconsolata" w:cs="Courier New"/>
+          <w:color w:val="D3D3D3"/>
+          <w:sz w:val="24"/>
+          <w:szCs w:val="24"/>
+          <w:bdr w:val="none" w:sz="0" w:space="0" w:color="auto" w:frame="1"/>
+          <w:shd w:val="clear" w:color="auto" w:fill="383B40"/>
+        </w:rPr>
+        <w:t xml:space="preserve"> /&gt;</w:t>
+      </w:r>
+    </w:p>
+    <w:p>
+      <w:pPr>
+        <w:shd w:val="clear" w:color="auto" w:fill="F9FAFC"/>
+        <w:spacing w:after="0" w:line="450" w:lineRule="atLeast"/>
+        <w:rPr>
+          <w:rFonts w:ascii="Arial" w:eastAsia="Times New Roman" w:hAnsi="Arial" w:cs="Arial"/>
+          <w:sz w:val="24"/>
+          <w:szCs w:val="24"/>
+        </w:rPr>
+      </w:pPr>
+      <w:r>
+        <w:rPr>
+          <w:rFonts w:ascii="Arial" w:eastAsia="Times New Roman" w:hAnsi="Arial" w:cs="Arial"/>
+          <w:sz w:val="24"/>
+          <w:szCs w:val="24"/>
+        </w:rPr>
+        <w:t>Here, the above tag specifies that external resources are only allowed from </w:t>
+      </w:r>
+      <w:r>
+        <w:rPr>
+          <w:rFonts w:ascii="Inconsolata" w:eastAsia="Times New Roman" w:hAnsi="Inconsolata" w:cs="Arial"/>
+          <w:sz w:val="24"/>
+          <w:szCs w:val="24"/>
+          <w:bdr w:val="single" w:sz="6" w:space="0" w:color="D3DCE6" w:frame="1"/>
+        </w:rPr>
+        <w:t>self</w:t>
+      </w:r>
+      <w:r>
+        <w:rPr>
+          <w:rFonts w:ascii="Arial" w:eastAsia="Times New Roman" w:hAnsi="Arial" w:cs="Arial"/>
+          <w:sz w:val="24"/>
+          <w:szCs w:val="24"/>
+        </w:rPr>
+        <w:t>, i.e. the same host as the webpage.</w:t>
+      </w:r>
+    </w:p>
+    <w:p>
+      <w:pPr>
+        <w:numPr>
+          <w:ilvl w:val="0"/>
+          <w:numId w:val="8"/>
+        </w:numPr>
+        <w:shd w:val="clear" w:color="auto" w:fill="F9FAFC"/>
+        <w:spacing w:after="0" w:line="450" w:lineRule="atLeast"/>
+        <w:rPr>
+          <w:rFonts w:ascii="Arial" w:eastAsia="Times New Roman" w:hAnsi="Arial" w:cs="Arial"/>
+          <w:sz w:val="24"/>
+          <w:szCs w:val="24"/>
+        </w:rPr>
+      </w:pPr>
+      <w:r>
+        <w:rPr>
+          <w:rFonts w:ascii="Arial" w:eastAsia="Times New Roman" w:hAnsi="Arial" w:cs="Arial"/>
+          <w:b/>
+          <w:bCs/>
+          <w:sz w:val="24"/>
+          <w:szCs w:val="24"/>
+        </w:rPr>
+        <w:t>content-type:</w:t>
+      </w:r>
+      <w:r>
+        <w:rPr>
+          <w:rFonts w:ascii="Arial" w:eastAsia="Times New Roman" w:hAnsi="Arial" w:cs="Arial"/>
+          <w:sz w:val="24"/>
+          <w:szCs w:val="24"/>
+        </w:rPr>
+        <w:t> Specifies the character encoding for the document. It is the same as using the </w:t>
+      </w:r>
+      <w:r>
+        <w:rPr>
+          <w:rFonts w:ascii="Inconsolata" w:eastAsia="Times New Roman" w:hAnsi="Inconsolata" w:cs="Courier New"/>
+          <w:sz w:val="24"/>
+          <w:szCs w:val="24"/>
+          <w:bdr w:val="single" w:sz="6" w:space="0" w:color="D3DCE6" w:frame="1"/>
+        </w:rPr>
+        <w:t>charset</w:t>
+      </w:r>
+      <w:r>
+        <w:rPr>
+          <w:rFonts w:ascii="Arial" w:eastAsia="Times New Roman" w:hAnsi="Arial" w:cs="Arial"/>
+          <w:sz w:val="24"/>
+          <w:szCs w:val="24"/>
+        </w:rPr>
+        <w:t> attribute. It is used to set the character encoding for the HTML document. For example,</w:t>
+      </w:r>
+    </w:p>
+    <w:p>
+      <w:pPr>
+        <w:pBdr>
+          <w:top w:val="single" w:sz="6" w:space="12" w:color="D3DCE6"/>
+          <w:left w:val="single" w:sz="6" w:space="12" w:color="D3DCE6"/>
+          <w:bottom w:val="single" w:sz="6" w:space="12" w:color="D3DCE6"/>
+          <w:right w:val="single" w:sz="6" w:space="12" w:color="D3DCE6"/>
+        </w:pBdr>
+        <w:shd w:val="clear" w:color="auto" w:fill="383B40"/>
+        <w:tabs>
+          <w:tab w:val="left" w:pos="916"/>
+          <w:tab w:val="left" w:pos="1832"/>
+          <w:tab w:val="left" w:pos="2748"/>
+          <w:tab w:val="left" w:pos="3664"/>
+          <w:tab w:val="left" w:pos="4580"/>
+          <w:tab w:val="left" w:pos="5496"/>
+          <w:tab w:val="left" w:pos="6412"/>
+          <w:tab w:val="left" w:pos="7328"/>
+          <w:tab w:val="left" w:pos="8244"/>
+          <w:tab w:val="left" w:pos="9160"/>
+          <w:tab w:val="left" w:pos="10076"/>
+          <w:tab w:val="left" w:pos="10992"/>
+          <w:tab w:val="left" w:pos="11908"/>
+          <w:tab w:val="left" w:pos="12824"/>
+          <w:tab w:val="left" w:pos="13740"/>
+          <w:tab w:val="left" w:pos="14656"/>
+        </w:tabs>
+        <w:spacing w:after="0" w:line="300" w:lineRule="atLeast"/>
+        <w:rPr>
+          <w:rFonts w:ascii="Inconsolata" w:eastAsia="Times New Roman" w:hAnsi="Inconsolata" w:cs="Courier New"/>
+          <w:color w:val="D5D5D5"/>
+          <w:sz w:val="24"/>
+          <w:szCs w:val="24"/>
+        </w:rPr>
+      </w:pPr>
+      <w:r>
+        <w:rPr>
+          <w:rFonts w:ascii="Inconsolata" w:eastAsia="Times New Roman" w:hAnsi="Inconsolata" w:cs="Courier New"/>
+          <w:color w:val="D3D3D3"/>
+          <w:sz w:val="24"/>
+          <w:szCs w:val="24"/>
+          <w:bdr w:val="none" w:sz="0" w:space="0" w:color="auto" w:frame="1"/>
+          <w:shd w:val="clear" w:color="auto" w:fill="383B40"/>
+        </w:rPr>
+        <w:t>&lt;</w:t>
+      </w:r>
+      <w:r>
+        <w:rPr>
+          <w:rFonts w:ascii="Inconsolata" w:eastAsia="Times New Roman" w:hAnsi="Inconsolata" w:cs="Courier New"/>
+          <w:color w:val="E06C75"/>
+          <w:sz w:val="24"/>
+          <w:szCs w:val="24"/>
+          <w:bdr w:val="none" w:sz="0" w:space="0" w:color="auto" w:frame="1"/>
+          <w:shd w:val="clear" w:color="auto" w:fill="383B40"/>
+        </w:rPr>
+        <w:t>meta</w:t>
+      </w:r>
+      <w:r>
+        <w:rPr>
+          <w:rFonts w:ascii="Inconsolata" w:eastAsia="Times New Roman" w:hAnsi="Inconsolata" w:cs="Courier New"/>
+          <w:color w:val="D3D3D3"/>
+          <w:sz w:val="24"/>
+          <w:szCs w:val="24"/>
+          <w:bdr w:val="none" w:sz="0" w:space="0" w:color="auto" w:frame="1"/>
+          <w:shd w:val="clear" w:color="auto" w:fill="383B40"/>
+        </w:rPr>
+        <w:t xml:space="preserve"> </w:t>
+      </w:r>
+      <w:r>
+        <w:rPr>
+          <w:rFonts w:ascii="Inconsolata" w:eastAsia="Times New Roman" w:hAnsi="Inconsolata" w:cs="Courier New"/>
+          <w:color w:val="D19A66"/>
+          <w:sz w:val="24"/>
+          <w:szCs w:val="24"/>
+          <w:bdr w:val="none" w:sz="0" w:space="0" w:color="auto" w:frame="1"/>
+          <w:shd w:val="clear" w:color="auto" w:fill="383B40"/>
+        </w:rPr>
+        <w:t>http-</w:t>
+      </w:r>
+      <w:proofErr w:type="spellStart"/>
+      <w:r>
+        <w:rPr>
+          <w:rFonts w:ascii="Inconsolata" w:eastAsia="Times New Roman" w:hAnsi="Inconsolata" w:cs="Courier New"/>
+          <w:color w:val="D19A66"/>
+          <w:sz w:val="24"/>
+          <w:szCs w:val="24"/>
+          <w:bdr w:val="none" w:sz="0" w:space="0" w:color="auto" w:frame="1"/>
+          <w:shd w:val="clear" w:color="auto" w:fill="383B40"/>
+        </w:rPr>
+        <w:t>equiv</w:t>
+      </w:r>
+      <w:proofErr w:type="spellEnd"/>
+      <w:r>
+        <w:rPr>
+          <w:rFonts w:ascii="Inconsolata" w:eastAsia="Times New Roman" w:hAnsi="Inconsolata" w:cs="Courier New"/>
+          <w:color w:val="D3D3D3"/>
+          <w:sz w:val="24"/>
+          <w:szCs w:val="24"/>
+          <w:bdr w:val="none" w:sz="0" w:space="0" w:color="auto" w:frame="1"/>
+          <w:shd w:val="clear" w:color="auto" w:fill="383B40"/>
+        </w:rPr>
+        <w:t>=</w:t>
+      </w:r>
+      <w:r>
+        <w:rPr>
+          <w:rFonts w:ascii="Inconsolata" w:eastAsia="Times New Roman" w:hAnsi="Inconsolata" w:cs="Courier New"/>
+          <w:color w:val="98C379"/>
+          <w:sz w:val="24"/>
+          <w:szCs w:val="24"/>
+          <w:bdr w:val="none" w:sz="0" w:space="0" w:color="auto" w:frame="1"/>
+          <w:shd w:val="clear" w:color="auto" w:fill="383B40"/>
+        </w:rPr>
+        <w:t>"content-type"</w:t>
+      </w:r>
+      <w:r>
+        <w:rPr>
+          <w:rFonts w:ascii="Inconsolata" w:eastAsia="Times New Roman" w:hAnsi="Inconsolata" w:cs="Courier New"/>
+          <w:color w:val="D3D3D3"/>
+          <w:sz w:val="24"/>
+          <w:szCs w:val="24"/>
+          <w:bdr w:val="none" w:sz="0" w:space="0" w:color="auto" w:frame="1"/>
+          <w:shd w:val="clear" w:color="auto" w:fill="383B40"/>
+        </w:rPr>
+        <w:t xml:space="preserve"> </w:t>
+      </w:r>
+      <w:r>
+        <w:rPr>
+          <w:rFonts w:ascii="Inconsolata" w:eastAsia="Times New Roman" w:hAnsi="Inconsolata" w:cs="Courier New"/>
+          <w:color w:val="D19A66"/>
+          <w:sz w:val="24"/>
+          <w:szCs w:val="24"/>
+          <w:bdr w:val="none" w:sz="0" w:space="0" w:color="auto" w:frame="1"/>
+          <w:shd w:val="clear" w:color="auto" w:fill="383B40"/>
+        </w:rPr>
+        <w:t>content</w:t>
+      </w:r>
+      <w:r>
+        <w:rPr>
+          <w:rFonts w:ascii="Inconsolata" w:eastAsia="Times New Roman" w:hAnsi="Inconsolata" w:cs="Courier New"/>
+          <w:color w:val="D3D3D3"/>
+          <w:sz w:val="24"/>
+          <w:szCs w:val="24"/>
+          <w:bdr w:val="none" w:sz="0" w:space="0" w:color="auto" w:frame="1"/>
+          <w:shd w:val="clear" w:color="auto" w:fill="383B40"/>
+        </w:rPr>
+        <w:t>=</w:t>
+      </w:r>
+      <w:r>
+        <w:rPr>
+          <w:rFonts w:ascii="Inconsolata" w:eastAsia="Times New Roman" w:hAnsi="Inconsolata" w:cs="Courier New"/>
+          <w:color w:val="98C379"/>
+          <w:sz w:val="24"/>
+          <w:szCs w:val="24"/>
+          <w:bdr w:val="none" w:sz="0" w:space="0" w:color="auto" w:frame="1"/>
+          <w:shd w:val="clear" w:color="auto" w:fill="383B40"/>
+        </w:rPr>
+        <w:t>"text/</w:t>
+      </w:r>
+      <w:proofErr w:type="spellStart"/>
+      <w:r>
+        <w:rPr>
+          <w:rFonts w:ascii="Inconsolata" w:eastAsia="Times New Roman" w:hAnsi="Inconsolata" w:cs="Courier New"/>
+          <w:color w:val="98C379"/>
+          <w:sz w:val="24"/>
+          <w:szCs w:val="24"/>
+          <w:bdr w:val="none" w:sz="0" w:space="0" w:color="auto" w:frame="1"/>
+          <w:shd w:val="clear" w:color="auto" w:fill="383B40"/>
+        </w:rPr>
+        <w:t>html;charset</w:t>
+      </w:r>
+      <w:proofErr w:type="spellEnd"/>
+      <w:r>
+        <w:rPr>
+          <w:rFonts w:ascii="Inconsolata" w:eastAsia="Times New Roman" w:hAnsi="Inconsolata" w:cs="Courier New"/>
+          <w:color w:val="98C379"/>
+          <w:sz w:val="24"/>
+          <w:szCs w:val="24"/>
+          <w:bdr w:val="none" w:sz="0" w:space="0" w:color="auto" w:frame="1"/>
+          <w:shd w:val="clear" w:color="auto" w:fill="383B40"/>
+        </w:rPr>
+        <w:t>=utf-8"</w:t>
+      </w:r>
+      <w:r>
+        <w:rPr>
+          <w:rFonts w:ascii="Inconsolata" w:eastAsia="Times New Roman" w:hAnsi="Inconsolata" w:cs="Courier New"/>
+          <w:color w:val="D3D3D3"/>
+          <w:sz w:val="24"/>
+          <w:szCs w:val="24"/>
+          <w:bdr w:val="none" w:sz="0" w:space="0" w:color="auto" w:frame="1"/>
+          <w:shd w:val="clear" w:color="auto" w:fill="383B40"/>
+        </w:rPr>
+        <w:t xml:space="preserve"> /&gt;</w:t>
+      </w:r>
+    </w:p>
+    <w:p>
+      <w:pPr>
+        <w:numPr>
+          <w:ilvl w:val="0"/>
+          <w:numId w:val="9"/>
+        </w:numPr>
+        <w:shd w:val="clear" w:color="auto" w:fill="F9FAFC"/>
+        <w:spacing w:after="0" w:line="450" w:lineRule="atLeast"/>
+        <w:rPr>
+          <w:rFonts w:ascii="Arial" w:eastAsia="Times New Roman" w:hAnsi="Arial" w:cs="Arial"/>
+          <w:sz w:val="24"/>
+          <w:szCs w:val="24"/>
+        </w:rPr>
+      </w:pPr>
+      <w:r>
+        <w:rPr>
+          <w:rFonts w:ascii="Arial" w:eastAsia="Times New Roman" w:hAnsi="Arial" w:cs="Arial"/>
+          <w:b/>
+          <w:bCs/>
+          <w:sz w:val="24"/>
+          <w:szCs w:val="24"/>
+        </w:rPr>
+        <w:t>default-style:</w:t>
+      </w:r>
+      <w:r>
+        <w:rPr>
+          <w:rFonts w:ascii="Arial" w:eastAsia="Times New Roman" w:hAnsi="Arial" w:cs="Arial"/>
+          <w:sz w:val="24"/>
+          <w:szCs w:val="24"/>
+        </w:rPr>
+        <w:t> Specifies the preferred style sheet to use. For example,</w:t>
+      </w:r>
+    </w:p>
+    <w:p>
+      <w:pPr>
+        <w:pBdr>
+          <w:top w:val="single" w:sz="6" w:space="12" w:color="D3DCE6"/>
+          <w:left w:val="single" w:sz="6" w:space="12" w:color="D3DCE6"/>
+          <w:bottom w:val="single" w:sz="6" w:space="12" w:color="D3DCE6"/>
+          <w:right w:val="single" w:sz="6" w:space="12" w:color="D3DCE6"/>
+        </w:pBdr>
+        <w:shd w:val="clear" w:color="auto" w:fill="383B40"/>
+        <w:tabs>
+          <w:tab w:val="left" w:pos="916"/>
+          <w:tab w:val="left" w:pos="1832"/>
+          <w:tab w:val="left" w:pos="2748"/>
+          <w:tab w:val="left" w:pos="3664"/>
+          <w:tab w:val="left" w:pos="4580"/>
+          <w:tab w:val="left" w:pos="5496"/>
+          <w:tab w:val="left" w:pos="6412"/>
+          <w:tab w:val="left" w:pos="7328"/>
+          <w:tab w:val="left" w:pos="8244"/>
+          <w:tab w:val="left" w:pos="9160"/>
+          <w:tab w:val="left" w:pos="10076"/>
+          <w:tab w:val="left" w:pos="10992"/>
+          <w:tab w:val="left" w:pos="11908"/>
+          <w:tab w:val="left" w:pos="12824"/>
+          <w:tab w:val="left" w:pos="13740"/>
+          <w:tab w:val="left" w:pos="14656"/>
+        </w:tabs>
+        <w:spacing w:after="0" w:line="300" w:lineRule="atLeast"/>
+        <w:rPr>
+          <w:rFonts w:ascii="Inconsolata" w:eastAsia="Times New Roman" w:hAnsi="Inconsolata" w:cs="Courier New"/>
+          <w:color w:val="D5D5D5"/>
+          <w:sz w:val="24"/>
+          <w:szCs w:val="24"/>
+        </w:rPr>
+      </w:pPr>
+      <w:r>
+        <w:rPr>
+          <w:rFonts w:ascii="Inconsolata" w:eastAsia="Times New Roman" w:hAnsi="Inconsolata" w:cs="Courier New"/>
+          <w:color w:val="D3D3D3"/>
+          <w:sz w:val="24"/>
+          <w:szCs w:val="24"/>
+          <w:bdr w:val="none" w:sz="0" w:space="0" w:color="auto" w:frame="1"/>
+          <w:shd w:val="clear" w:color="auto" w:fill="383B40"/>
+        </w:rPr>
+        <w:t>&lt;</w:t>
+      </w:r>
+      <w:r>
+        <w:rPr>
+          <w:rFonts w:ascii="Inconsolata" w:eastAsia="Times New Roman" w:hAnsi="Inconsolata" w:cs="Courier New"/>
+          <w:color w:val="E06C75"/>
+          <w:sz w:val="24"/>
+          <w:szCs w:val="24"/>
+          <w:bdr w:val="none" w:sz="0" w:space="0" w:color="auto" w:frame="1"/>
+          <w:shd w:val="clear" w:color="auto" w:fill="383B40"/>
+        </w:rPr>
+        <w:t>meta</w:t>
+      </w:r>
+      <w:r>
+        <w:rPr>
+          <w:rFonts w:ascii="Inconsolata" w:eastAsia="Times New Roman" w:hAnsi="Inconsolata" w:cs="Courier New"/>
+          <w:color w:val="D3D3D3"/>
+          <w:sz w:val="24"/>
+          <w:szCs w:val="24"/>
+          <w:bdr w:val="none" w:sz="0" w:space="0" w:color="auto" w:frame="1"/>
+          <w:shd w:val="clear" w:color="auto" w:fill="383B40"/>
+        </w:rPr>
+        <w:t xml:space="preserve"> </w:t>
+      </w:r>
+      <w:r>
+        <w:rPr>
+          <w:rFonts w:ascii="Inconsolata" w:eastAsia="Times New Roman" w:hAnsi="Inconsolata" w:cs="Courier New"/>
+          <w:color w:val="D19A66"/>
+          <w:sz w:val="24"/>
+          <w:szCs w:val="24"/>
+          <w:bdr w:val="none" w:sz="0" w:space="0" w:color="auto" w:frame="1"/>
+          <w:shd w:val="clear" w:color="auto" w:fill="383B40"/>
+        </w:rPr>
+        <w:t>http-</w:t>
+      </w:r>
+      <w:proofErr w:type="spellStart"/>
+      <w:r>
+        <w:rPr>
+          <w:rFonts w:ascii="Inconsolata" w:eastAsia="Times New Roman" w:hAnsi="Inconsolata" w:cs="Courier New"/>
+          <w:color w:val="D19A66"/>
+          <w:sz w:val="24"/>
+          <w:szCs w:val="24"/>
+          <w:bdr w:val="none" w:sz="0" w:space="0" w:color="auto" w:frame="1"/>
+          <w:shd w:val="clear" w:color="auto" w:fill="383B40"/>
+        </w:rPr>
+        <w:t>equiv</w:t>
+      </w:r>
+      <w:proofErr w:type="spellEnd"/>
+      <w:r>
+        <w:rPr>
+          <w:rFonts w:ascii="Inconsolata" w:eastAsia="Times New Roman" w:hAnsi="Inconsolata" w:cs="Courier New"/>
+          <w:color w:val="D3D3D3"/>
+          <w:sz w:val="24"/>
+          <w:szCs w:val="24"/>
+          <w:bdr w:val="none" w:sz="0" w:space="0" w:color="auto" w:frame="1"/>
+          <w:shd w:val="clear" w:color="auto" w:fill="383B40"/>
+        </w:rPr>
+        <w:t>=</w:t>
+      </w:r>
+      <w:r>
+        <w:rPr>
+          <w:rFonts w:ascii="Inconsolata" w:eastAsia="Times New Roman" w:hAnsi="Inconsolata" w:cs="Courier New"/>
+          <w:color w:val="98C379"/>
+          <w:sz w:val="24"/>
+          <w:szCs w:val="24"/>
+          <w:bdr w:val="none" w:sz="0" w:space="0" w:color="auto" w:frame="1"/>
+          <w:shd w:val="clear" w:color="auto" w:fill="383B40"/>
+        </w:rPr>
+        <w:t>"default-style"</w:t>
+      </w:r>
+      <w:r>
+        <w:rPr>
+          <w:rFonts w:ascii="Inconsolata" w:eastAsia="Times New Roman" w:hAnsi="Inconsolata" w:cs="Courier New"/>
+          <w:color w:val="D3D3D3"/>
+          <w:sz w:val="24"/>
+          <w:szCs w:val="24"/>
+          <w:bdr w:val="none" w:sz="0" w:space="0" w:color="auto" w:frame="1"/>
+          <w:shd w:val="clear" w:color="auto" w:fill="383B40"/>
+        </w:rPr>
+        <w:t xml:space="preserve"> </w:t>
+      </w:r>
+      <w:r>
+        <w:rPr>
+          <w:rFonts w:ascii="Inconsolata" w:eastAsia="Times New Roman" w:hAnsi="Inconsolata" w:cs="Courier New"/>
+          <w:color w:val="D19A66"/>
+          <w:sz w:val="24"/>
+          <w:szCs w:val="24"/>
+          <w:bdr w:val="none" w:sz="0" w:space="0" w:color="auto" w:frame="1"/>
+          <w:shd w:val="clear" w:color="auto" w:fill="383B40"/>
+        </w:rPr>
+        <w:t>content</w:t>
+      </w:r>
+      <w:r>
+        <w:rPr>
+          <w:rFonts w:ascii="Inconsolata" w:eastAsia="Times New Roman" w:hAnsi="Inconsolata" w:cs="Courier New"/>
+          <w:color w:val="D3D3D3"/>
+          <w:sz w:val="24"/>
+          <w:szCs w:val="24"/>
+          <w:bdr w:val="none" w:sz="0" w:space="0" w:color="auto" w:frame="1"/>
+          <w:shd w:val="clear" w:color="auto" w:fill="383B40"/>
+        </w:rPr>
+        <w:t>=</w:t>
+      </w:r>
+      <w:r>
+        <w:rPr>
+          <w:rFonts w:ascii="Inconsolata" w:eastAsia="Times New Roman" w:hAnsi="Inconsolata" w:cs="Courier New"/>
+          <w:color w:val="98C379"/>
+          <w:sz w:val="24"/>
+          <w:szCs w:val="24"/>
+          <w:bdr w:val="none" w:sz="0" w:space="0" w:color="auto" w:frame="1"/>
+          <w:shd w:val="clear" w:color="auto" w:fill="383B40"/>
+        </w:rPr>
+        <w:t>"stylesheet-1"</w:t>
+      </w:r>
+      <w:r>
+        <w:rPr>
+          <w:rFonts w:ascii="Inconsolata" w:eastAsia="Times New Roman" w:hAnsi="Inconsolata" w:cs="Courier New"/>
+          <w:color w:val="D3D3D3"/>
+          <w:sz w:val="24"/>
+          <w:szCs w:val="24"/>
+          <w:bdr w:val="none" w:sz="0" w:space="0" w:color="auto" w:frame="1"/>
+          <w:shd w:val="clear" w:color="auto" w:fill="383B40"/>
+        </w:rPr>
+        <w:t>&gt;</w:t>
+      </w:r>
+    </w:p>
+    <w:p>
+      <w:pPr>
+        <w:shd w:val="clear" w:color="auto" w:fill="F9FAFC"/>
+        <w:spacing w:after="0" w:line="450" w:lineRule="atLeast"/>
+        <w:rPr>
+          <w:rFonts w:ascii="Arial" w:eastAsia="Times New Roman" w:hAnsi="Arial" w:cs="Arial"/>
+          <w:sz w:val="24"/>
+          <w:szCs w:val="24"/>
+        </w:rPr>
+      </w:pPr>
+      <w:r>
+        <w:rPr>
+          <w:rFonts w:ascii="Arial" w:eastAsia="Times New Roman" w:hAnsi="Arial" w:cs="Arial"/>
+          <w:sz w:val="24"/>
+          <w:szCs w:val="24"/>
+        </w:rPr>
+        <w:t>Here, in case of multiple stylesheets, the stylesheet with the id of </w:t>
+      </w:r>
+      <w:r>
+        <w:rPr>
+          <w:rFonts w:ascii="Inconsolata" w:eastAsia="Times New Roman" w:hAnsi="Inconsolata" w:cs="Arial"/>
+          <w:sz w:val="24"/>
+          <w:szCs w:val="24"/>
+          <w:bdr w:val="single" w:sz="6" w:space="0" w:color="D3DCE6" w:frame="1"/>
+        </w:rPr>
+        <w:t>stylesheet-1</w:t>
+      </w:r>
+      <w:r>
+        <w:rPr>
+          <w:rFonts w:ascii="Arial" w:eastAsia="Times New Roman" w:hAnsi="Arial" w:cs="Arial"/>
+          <w:sz w:val="24"/>
+          <w:szCs w:val="24"/>
+        </w:rPr>
+        <w:t> will be prioritized.</w:t>
+      </w:r>
+    </w:p>
+    <w:p>
+      <w:pPr>
+        <w:numPr>
+          <w:ilvl w:val="0"/>
+          <w:numId w:val="10"/>
+        </w:numPr>
+        <w:shd w:val="clear" w:color="auto" w:fill="F9FAFC"/>
+        <w:spacing w:after="0" w:line="450" w:lineRule="atLeast"/>
+        <w:rPr>
+          <w:rFonts w:ascii="Arial" w:eastAsia="Times New Roman" w:hAnsi="Arial" w:cs="Arial"/>
+          <w:sz w:val="24"/>
+          <w:szCs w:val="24"/>
+        </w:rPr>
+      </w:pPr>
+      <w:r>
+        <w:rPr>
+          <w:rFonts w:ascii="Arial" w:eastAsia="Times New Roman" w:hAnsi="Arial" w:cs="Arial"/>
+          <w:b/>
+          <w:bCs/>
+          <w:sz w:val="24"/>
+          <w:szCs w:val="24"/>
+        </w:rPr>
+        <w:t>refresh:</w:t>
+      </w:r>
+      <w:r>
+        <w:rPr>
+          <w:rFonts w:ascii="Arial" w:eastAsia="Times New Roman" w:hAnsi="Arial" w:cs="Arial"/>
+          <w:sz w:val="24"/>
+          <w:szCs w:val="24"/>
+        </w:rPr>
+        <w:t> Defines a time interval for the document to refresh itself. For example,</w:t>
+      </w:r>
+    </w:p>
+    <w:p>
+      <w:pPr>
+        <w:pBdr>
+          <w:top w:val="single" w:sz="6" w:space="12" w:color="D3DCE6"/>
+          <w:left w:val="single" w:sz="6" w:space="12" w:color="D3DCE6"/>
+          <w:bottom w:val="single" w:sz="6" w:space="12" w:color="D3DCE6"/>
+          <w:right w:val="single" w:sz="6" w:space="12" w:color="D3DCE6"/>
+        </w:pBdr>
+        <w:shd w:val="clear" w:color="auto" w:fill="383B40"/>
+        <w:tabs>
+          <w:tab w:val="left" w:pos="916"/>
+          <w:tab w:val="left" w:pos="1832"/>
+          <w:tab w:val="left" w:pos="2748"/>
+          <w:tab w:val="left" w:pos="3664"/>
+          <w:tab w:val="left" w:pos="4580"/>
+          <w:tab w:val="left" w:pos="5496"/>
+          <w:tab w:val="left" w:pos="6412"/>
+          <w:tab w:val="left" w:pos="7328"/>
+          <w:tab w:val="left" w:pos="8244"/>
+          <w:tab w:val="left" w:pos="9160"/>
+          <w:tab w:val="left" w:pos="10076"/>
+          <w:tab w:val="left" w:pos="10992"/>
+          <w:tab w:val="left" w:pos="11908"/>
+          <w:tab w:val="left" w:pos="12824"/>
+          <w:tab w:val="left" w:pos="13740"/>
+          <w:tab w:val="left" w:pos="14656"/>
+        </w:tabs>
+        <w:spacing w:after="0" w:line="300" w:lineRule="atLeast"/>
+        <w:rPr>
+          <w:rFonts w:ascii="Inconsolata" w:eastAsia="Times New Roman" w:hAnsi="Inconsolata" w:cs="Courier New"/>
+          <w:color w:val="D3D3D3"/>
+          <w:sz w:val="24"/>
+          <w:szCs w:val="24"/>
+          <w:bdr w:val="none" w:sz="0" w:space="0" w:color="auto" w:frame="1"/>
+          <w:shd w:val="clear" w:color="auto" w:fill="383B40"/>
+        </w:rPr>
+      </w:pPr>
+      <w:r>
+        <w:rPr>
+          <w:rFonts w:ascii="Inconsolata" w:eastAsia="Times New Roman" w:hAnsi="Inconsolata" w:cs="Courier New"/>
+          <w:color w:val="FFDDBE"/>
+          <w:sz w:val="24"/>
+          <w:szCs w:val="24"/>
+          <w:bdr w:val="none" w:sz="0" w:space="0" w:color="auto" w:frame="1"/>
+          <w:shd w:val="clear" w:color="auto" w:fill="383B40"/>
+        </w:rPr>
+        <w:t>&lt;!-- To refresh the site in 3 seconds --&gt;</w:t>
+      </w:r>
+    </w:p>
+    <w:p>
+      <w:pPr>
+        <w:pBdr>
+          <w:top w:val="single" w:sz="6" w:space="12" w:color="D3DCE6"/>
+          <w:left w:val="single" w:sz="6" w:space="12" w:color="D3DCE6"/>
+          <w:bottom w:val="single" w:sz="6" w:space="12" w:color="D3DCE6"/>
+          <w:right w:val="single" w:sz="6" w:space="12" w:color="D3DCE6"/>
+        </w:pBdr>
+        <w:shd w:val="clear" w:color="auto" w:fill="383B40"/>
+        <w:tabs>
+          <w:tab w:val="left" w:pos="916"/>
+          <w:tab w:val="left" w:pos="1832"/>
+          <w:tab w:val="left" w:pos="2748"/>
+          <w:tab w:val="left" w:pos="3664"/>
+          <w:tab w:val="left" w:pos="4580"/>
+          <w:tab w:val="left" w:pos="5496"/>
+          <w:tab w:val="left" w:pos="6412"/>
+          <w:tab w:val="left" w:pos="7328"/>
+          <w:tab w:val="left" w:pos="8244"/>
+          <w:tab w:val="left" w:pos="9160"/>
+          <w:tab w:val="left" w:pos="10076"/>
+          <w:tab w:val="left" w:pos="10992"/>
+          <w:tab w:val="left" w:pos="11908"/>
+          <w:tab w:val="left" w:pos="12824"/>
+          <w:tab w:val="left" w:pos="13740"/>
+          <w:tab w:val="left" w:pos="14656"/>
+        </w:tabs>
+        <w:spacing w:after="0" w:line="300" w:lineRule="atLeast"/>
+        <w:rPr>
+          <w:rFonts w:ascii="Inconsolata" w:eastAsia="Times New Roman" w:hAnsi="Inconsolata" w:cs="Courier New"/>
+          <w:color w:val="D5D5D5"/>
+          <w:sz w:val="24"/>
+          <w:szCs w:val="24"/>
+        </w:rPr>
+      </w:pPr>
+      <w:r>
+        <w:rPr>
+          <w:rFonts w:ascii="Inconsolata" w:eastAsia="Times New Roman" w:hAnsi="Inconsolata" w:cs="Courier New"/>
+          <w:color w:val="D3D3D3"/>
+          <w:sz w:val="24"/>
+          <w:szCs w:val="24"/>
+          <w:bdr w:val="none" w:sz="0" w:space="0" w:color="auto" w:frame="1"/>
+          <w:shd w:val="clear" w:color="auto" w:fill="383B40"/>
+        </w:rPr>
+        <w:t>&lt;</w:t>
+      </w:r>
+      <w:r>
+        <w:rPr>
+          <w:rFonts w:ascii="Inconsolata" w:eastAsia="Times New Roman" w:hAnsi="Inconsolata" w:cs="Courier New"/>
+          <w:color w:val="E06C75"/>
+          <w:sz w:val="24"/>
+          <w:szCs w:val="24"/>
+          <w:bdr w:val="none" w:sz="0" w:space="0" w:color="auto" w:frame="1"/>
+          <w:shd w:val="clear" w:color="auto" w:fill="383B40"/>
+        </w:rPr>
+        <w:t>meta</w:t>
+      </w:r>
+      <w:r>
+        <w:rPr>
+          <w:rFonts w:ascii="Inconsolata" w:eastAsia="Times New Roman" w:hAnsi="Inconsolata" w:cs="Courier New"/>
+          <w:color w:val="D3D3D3"/>
+          <w:sz w:val="24"/>
+          <w:szCs w:val="24"/>
+          <w:bdr w:val="none" w:sz="0" w:space="0" w:color="auto" w:frame="1"/>
+          <w:shd w:val="clear" w:color="auto" w:fill="383B40"/>
+        </w:rPr>
+        <w:t xml:space="preserve"> </w:t>
+      </w:r>
+      <w:r>
+        <w:rPr>
+          <w:rFonts w:ascii="Inconsolata" w:eastAsia="Times New Roman" w:hAnsi="Inconsolata" w:cs="Courier New"/>
+          <w:color w:val="D19A66"/>
+          <w:sz w:val="24"/>
+          <w:szCs w:val="24"/>
+          <w:bdr w:val="none" w:sz="0" w:space="0" w:color="auto" w:frame="1"/>
+          <w:shd w:val="clear" w:color="auto" w:fill="383B40"/>
+        </w:rPr>
+        <w:t>http-</w:t>
+      </w:r>
+      <w:proofErr w:type="spellStart"/>
+      <w:r>
+        <w:rPr>
+          <w:rFonts w:ascii="Inconsolata" w:eastAsia="Times New Roman" w:hAnsi="Inconsolata" w:cs="Courier New"/>
+          <w:color w:val="D19A66"/>
+          <w:sz w:val="24"/>
+          <w:szCs w:val="24"/>
+          <w:bdr w:val="none" w:sz="0" w:space="0" w:color="auto" w:frame="1"/>
+          <w:shd w:val="clear" w:color="auto" w:fill="383B40"/>
+        </w:rPr>
+        <w:t>equiv</w:t>
+      </w:r>
+      <w:proofErr w:type="spellEnd"/>
+      <w:r>
+        <w:rPr>
+          <w:rFonts w:ascii="Inconsolata" w:eastAsia="Times New Roman" w:hAnsi="Inconsolata" w:cs="Courier New"/>
+          <w:color w:val="D3D3D3"/>
+          <w:sz w:val="24"/>
+          <w:szCs w:val="24"/>
+          <w:bdr w:val="none" w:sz="0" w:space="0" w:color="auto" w:frame="1"/>
+          <w:shd w:val="clear" w:color="auto" w:fill="383B40"/>
+        </w:rPr>
+        <w:t>=</w:t>
+      </w:r>
+      <w:r>
+        <w:rPr>
+          <w:rFonts w:ascii="Inconsolata" w:eastAsia="Times New Roman" w:hAnsi="Inconsolata" w:cs="Courier New"/>
+          <w:color w:val="98C379"/>
+          <w:sz w:val="24"/>
+          <w:szCs w:val="24"/>
+          <w:bdr w:val="none" w:sz="0" w:space="0" w:color="auto" w:frame="1"/>
+          <w:shd w:val="clear" w:color="auto" w:fill="383B40"/>
+        </w:rPr>
+        <w:t>"refresh"</w:t>
+      </w:r>
+      <w:r>
+        <w:rPr>
+          <w:rFonts w:ascii="Inconsolata" w:eastAsia="Times New Roman" w:hAnsi="Inconsolata" w:cs="Courier New"/>
+          <w:color w:val="D3D3D3"/>
+          <w:sz w:val="24"/>
+          <w:szCs w:val="24"/>
+          <w:bdr w:val="none" w:sz="0" w:space="0" w:color="auto" w:frame="1"/>
+          <w:shd w:val="clear" w:color="auto" w:fill="383B40"/>
+        </w:rPr>
+        <w:t xml:space="preserve"> </w:t>
+      </w:r>
+      <w:r>
+        <w:rPr>
+          <w:rFonts w:ascii="Inconsolata" w:eastAsia="Times New Roman" w:hAnsi="Inconsolata" w:cs="Courier New"/>
+          <w:color w:val="D19A66"/>
+          <w:sz w:val="24"/>
+          <w:szCs w:val="24"/>
+          <w:bdr w:val="none" w:sz="0" w:space="0" w:color="auto" w:frame="1"/>
+          <w:shd w:val="clear" w:color="auto" w:fill="383B40"/>
+        </w:rPr>
+        <w:t>content</w:t>
+      </w:r>
+      <w:r>
+        <w:rPr>
+          <w:rFonts w:ascii="Inconsolata" w:eastAsia="Times New Roman" w:hAnsi="Inconsolata" w:cs="Courier New"/>
+          <w:color w:val="D3D3D3"/>
+          <w:sz w:val="24"/>
+          <w:szCs w:val="24"/>
+          <w:bdr w:val="none" w:sz="0" w:space="0" w:color="auto" w:frame="1"/>
+          <w:shd w:val="clear" w:color="auto" w:fill="383B40"/>
+        </w:rPr>
+        <w:t>=</w:t>
+      </w:r>
+      <w:r>
+        <w:rPr>
+          <w:rFonts w:ascii="Inconsolata" w:eastAsia="Times New Roman" w:hAnsi="Inconsolata" w:cs="Courier New"/>
+          <w:color w:val="98C379"/>
+          <w:sz w:val="24"/>
+          <w:szCs w:val="24"/>
+          <w:bdr w:val="none" w:sz="0" w:space="0" w:color="auto" w:frame="1"/>
+          <w:shd w:val="clear" w:color="auto" w:fill="383B40"/>
+        </w:rPr>
+        <w:t>"3"</w:t>
+      </w:r>
+      <w:r>
+        <w:rPr>
+          <w:rFonts w:ascii="Inconsolata" w:eastAsia="Times New Roman" w:hAnsi="Inconsolata" w:cs="Courier New"/>
+          <w:color w:val="D3D3D3"/>
+          <w:sz w:val="24"/>
+          <w:szCs w:val="24"/>
+          <w:bdr w:val="none" w:sz="0" w:space="0" w:color="auto" w:frame="1"/>
+          <w:shd w:val="clear" w:color="auto" w:fill="383B40"/>
+        </w:rPr>
+        <w:t xml:space="preserve"> /&gt;</w:t>
+      </w:r>
+    </w:p>
+    <w:p>
+      <w:pPr>
+        <w:shd w:val="clear" w:color="auto" w:fill="F9FAFC"/>
+        <w:spacing w:after="0" w:line="450" w:lineRule="atLeast"/>
+        <w:rPr>
+          <w:rFonts w:ascii="Arial" w:eastAsia="Times New Roman" w:hAnsi="Arial" w:cs="Arial"/>
+          <w:sz w:val="24"/>
+          <w:szCs w:val="24"/>
+        </w:rPr>
+      </w:pPr>
+      <w:r>
+        <w:rPr>
+          <w:rFonts w:ascii="Arial" w:eastAsia="Times New Roman" w:hAnsi="Arial" w:cs="Arial"/>
+          <w:sz w:val="24"/>
+          <w:szCs w:val="24"/>
+        </w:rPr>
+        <w:t xml:space="preserve">You can optionally redirect the user to a separate </w:t>
+      </w:r>
+      <w:proofErr w:type="spellStart"/>
+      <w:r>
+        <w:rPr>
+          <w:rFonts w:ascii="Arial" w:eastAsia="Times New Roman" w:hAnsi="Arial" w:cs="Arial"/>
+          <w:sz w:val="24"/>
+          <w:szCs w:val="24"/>
+        </w:rPr>
+        <w:t>url</w:t>
+      </w:r>
+      <w:proofErr w:type="spellEnd"/>
+      <w:r>
+        <w:rPr>
+          <w:rFonts w:ascii="Arial" w:eastAsia="Times New Roman" w:hAnsi="Arial" w:cs="Arial"/>
+          <w:sz w:val="24"/>
+          <w:szCs w:val="24"/>
+        </w:rPr>
+        <w:t xml:space="preserve"> by adding </w:t>
+      </w:r>
+      <w:r>
+        <w:rPr>
+          <w:rFonts w:ascii="Inconsolata" w:eastAsia="Times New Roman" w:hAnsi="Inconsolata" w:cs="Arial"/>
+          <w:sz w:val="24"/>
+          <w:szCs w:val="24"/>
+          <w:bdr w:val="single" w:sz="6" w:space="0" w:color="D3DCE6" w:frame="1"/>
+        </w:rPr>
+        <w:t>;</w:t>
+      </w:r>
+      <w:proofErr w:type="spellStart"/>
+      <w:r>
+        <w:rPr>
+          <w:rFonts w:ascii="Inconsolata" w:eastAsia="Times New Roman" w:hAnsi="Inconsolata" w:cs="Arial"/>
+          <w:sz w:val="24"/>
+          <w:szCs w:val="24"/>
+          <w:bdr w:val="single" w:sz="6" w:space="0" w:color="D3DCE6" w:frame="1"/>
+        </w:rPr>
+        <w:t>url</w:t>
+      </w:r>
+      <w:proofErr w:type="spellEnd"/>
+      <w:r>
+        <w:rPr>
+          <w:rFonts w:ascii="Inconsolata" w:eastAsia="Times New Roman" w:hAnsi="Inconsolata" w:cs="Arial"/>
+          <w:sz w:val="24"/>
+          <w:szCs w:val="24"/>
+          <w:bdr w:val="single" w:sz="6" w:space="0" w:color="D3DCE6" w:frame="1"/>
+        </w:rPr>
+        <w:t>=</w:t>
+      </w:r>
+      <w:r>
+        <w:rPr>
+          <w:rFonts w:ascii="Arial" w:eastAsia="Times New Roman" w:hAnsi="Arial" w:cs="Arial"/>
+          <w:sz w:val="24"/>
+          <w:szCs w:val="24"/>
+        </w:rPr>
+        <w:t xml:space="preserve"> followed by the </w:t>
+      </w:r>
+      <w:proofErr w:type="spellStart"/>
+      <w:r>
+        <w:rPr>
+          <w:rFonts w:ascii="Arial" w:eastAsia="Times New Roman" w:hAnsi="Arial" w:cs="Arial"/>
+          <w:sz w:val="24"/>
+          <w:szCs w:val="24"/>
+        </w:rPr>
+        <w:t>url</w:t>
+      </w:r>
+      <w:proofErr w:type="spellEnd"/>
+      <w:r>
+        <w:rPr>
+          <w:rFonts w:ascii="Arial" w:eastAsia="Times New Roman" w:hAnsi="Arial" w:cs="Arial"/>
+          <w:sz w:val="24"/>
+          <w:szCs w:val="24"/>
+        </w:rPr>
+        <w:t>. It should be inside the content attribute after the time interval.</w:t>
+      </w:r>
+    </w:p>
+    <w:p>
+      <w:pPr>
+        <w:pBdr>
+          <w:top w:val="single" w:sz="6" w:space="12" w:color="D3DCE6"/>
+          <w:left w:val="single" w:sz="6" w:space="12" w:color="D3DCE6"/>
+          <w:bottom w:val="single" w:sz="6" w:space="12" w:color="D3DCE6"/>
+          <w:right w:val="single" w:sz="6" w:space="12" w:color="D3DCE6"/>
+        </w:pBdr>
+        <w:shd w:val="clear" w:color="auto" w:fill="383B40"/>
+        <w:tabs>
+          <w:tab w:val="left" w:pos="916"/>
+          <w:tab w:val="left" w:pos="1832"/>
+          <w:tab w:val="left" w:pos="2748"/>
+          <w:tab w:val="left" w:pos="3664"/>
+          <w:tab w:val="left" w:pos="4580"/>
+          <w:tab w:val="left" w:pos="5496"/>
+          <w:tab w:val="left" w:pos="6412"/>
+          <w:tab w:val="left" w:pos="7328"/>
+          <w:tab w:val="left" w:pos="8244"/>
+          <w:tab w:val="left" w:pos="9160"/>
+          <w:tab w:val="left" w:pos="10076"/>
+          <w:tab w:val="left" w:pos="10992"/>
+          <w:tab w:val="left" w:pos="11908"/>
+          <w:tab w:val="left" w:pos="12824"/>
+          <w:tab w:val="left" w:pos="13740"/>
+          <w:tab w:val="left" w:pos="14656"/>
+        </w:tabs>
+        <w:spacing w:after="0" w:line="300" w:lineRule="atLeast"/>
+        <w:rPr>
+          <w:rFonts w:ascii="Inconsolata" w:eastAsia="Times New Roman" w:hAnsi="Inconsolata" w:cs="Courier New"/>
+          <w:color w:val="D3D3D3"/>
+          <w:sz w:val="24"/>
+          <w:szCs w:val="24"/>
+          <w:bdr w:val="none" w:sz="0" w:space="0" w:color="auto" w:frame="1"/>
+          <w:shd w:val="clear" w:color="auto" w:fill="383B40"/>
+        </w:rPr>
+      </w:pPr>
+      <w:r>
+        <w:rPr>
+          <w:rFonts w:ascii="Inconsolata" w:eastAsia="Times New Roman" w:hAnsi="Inconsolata" w:cs="Courier New"/>
+          <w:color w:val="FFDDBE"/>
+          <w:sz w:val="24"/>
+          <w:szCs w:val="24"/>
+          <w:bdr w:val="none" w:sz="0" w:space="0" w:color="auto" w:frame="1"/>
+          <w:shd w:val="clear" w:color="auto" w:fill="383B40"/>
+        </w:rPr>
+        <w:t xml:space="preserve">&lt;!-- To redirect to </w:t>
+      </w:r>
+      <w:proofErr w:type="spellStart"/>
+      <w:r>
+        <w:rPr>
+          <w:rFonts w:ascii="Inconsolata" w:eastAsia="Times New Roman" w:hAnsi="Inconsolata" w:cs="Courier New"/>
+          <w:color w:val="FFDDBE"/>
+          <w:sz w:val="24"/>
+          <w:szCs w:val="24"/>
+          <w:bdr w:val="none" w:sz="0" w:space="0" w:color="auto" w:frame="1"/>
+          <w:shd w:val="clear" w:color="auto" w:fill="383B40"/>
+        </w:rPr>
+        <w:t>youtube</w:t>
+      </w:r>
+      <w:proofErr w:type="spellEnd"/>
+      <w:r>
+        <w:rPr>
+          <w:rFonts w:ascii="Inconsolata" w:eastAsia="Times New Roman" w:hAnsi="Inconsolata" w:cs="Courier New"/>
+          <w:color w:val="FFDDBE"/>
+          <w:sz w:val="24"/>
+          <w:szCs w:val="24"/>
+          <w:bdr w:val="none" w:sz="0" w:space="0" w:color="auto" w:frame="1"/>
+          <w:shd w:val="clear" w:color="auto" w:fill="383B40"/>
+        </w:rPr>
+        <w:t xml:space="preserve"> after 3 seconds --&gt;</w:t>
+      </w:r>
+    </w:p>
+    <w:p>
+      <w:pPr>
+        <w:pBdr>
+          <w:top w:val="single" w:sz="6" w:space="12" w:color="D3DCE6"/>
+          <w:left w:val="single" w:sz="6" w:space="12" w:color="D3DCE6"/>
+          <w:bottom w:val="single" w:sz="6" w:space="12" w:color="D3DCE6"/>
+          <w:right w:val="single" w:sz="6" w:space="12" w:color="D3DCE6"/>
+        </w:pBdr>
+        <w:shd w:val="clear" w:color="auto" w:fill="383B40"/>
+        <w:tabs>
+          <w:tab w:val="left" w:pos="916"/>
+          <w:tab w:val="left" w:pos="1832"/>
+          <w:tab w:val="left" w:pos="2748"/>
+          <w:tab w:val="left" w:pos="3664"/>
+          <w:tab w:val="left" w:pos="4580"/>
+          <w:tab w:val="left" w:pos="5496"/>
+          <w:tab w:val="left" w:pos="6412"/>
+          <w:tab w:val="left" w:pos="7328"/>
+          <w:tab w:val="left" w:pos="8244"/>
+          <w:tab w:val="left" w:pos="9160"/>
+          <w:tab w:val="left" w:pos="10076"/>
+          <w:tab w:val="left" w:pos="10992"/>
+          <w:tab w:val="left" w:pos="11908"/>
+          <w:tab w:val="left" w:pos="12824"/>
+          <w:tab w:val="left" w:pos="13740"/>
+          <w:tab w:val="left" w:pos="14656"/>
+        </w:tabs>
+        <w:spacing w:after="0" w:line="300" w:lineRule="atLeast"/>
+        <w:rPr>
+          <w:rFonts w:ascii="Inconsolata" w:eastAsia="Times New Roman" w:hAnsi="Inconsolata" w:cs="Courier New"/>
+          <w:color w:val="D5D5D5"/>
+          <w:sz w:val="24"/>
+          <w:szCs w:val="24"/>
+        </w:rPr>
+      </w:pPr>
+      <w:r>
+        <w:rPr>
+          <w:rFonts w:ascii="Inconsolata" w:eastAsia="Times New Roman" w:hAnsi="Inconsolata" w:cs="Courier New"/>
+          <w:color w:val="D3D3D3"/>
+          <w:sz w:val="24"/>
+          <w:szCs w:val="24"/>
+          <w:bdr w:val="none" w:sz="0" w:space="0" w:color="auto" w:frame="1"/>
+          <w:shd w:val="clear" w:color="auto" w:fill="383B40"/>
+        </w:rPr>
+        <w:t>&lt;</w:t>
+      </w:r>
+      <w:r>
+        <w:rPr>
+          <w:rFonts w:ascii="Inconsolata" w:eastAsia="Times New Roman" w:hAnsi="Inconsolata" w:cs="Courier New"/>
+          <w:color w:val="E06C75"/>
+          <w:sz w:val="24"/>
+          <w:szCs w:val="24"/>
+          <w:bdr w:val="none" w:sz="0" w:space="0" w:color="auto" w:frame="1"/>
+          <w:shd w:val="clear" w:color="auto" w:fill="383B40"/>
+        </w:rPr>
+        <w:t>meta</w:t>
+      </w:r>
+      <w:r>
+        <w:rPr>
+          <w:rFonts w:ascii="Inconsolata" w:eastAsia="Times New Roman" w:hAnsi="Inconsolata" w:cs="Courier New"/>
+          <w:color w:val="D3D3D3"/>
+          <w:sz w:val="24"/>
+          <w:szCs w:val="24"/>
+          <w:bdr w:val="none" w:sz="0" w:space="0" w:color="auto" w:frame="1"/>
+          <w:shd w:val="clear" w:color="auto" w:fill="383B40"/>
+        </w:rPr>
+        <w:t xml:space="preserve"> </w:t>
+      </w:r>
+      <w:r>
+        <w:rPr>
+          <w:rFonts w:ascii="Inconsolata" w:eastAsia="Times New Roman" w:hAnsi="Inconsolata" w:cs="Courier New"/>
+          <w:color w:val="D19A66"/>
+          <w:sz w:val="24"/>
+          <w:szCs w:val="24"/>
+          <w:bdr w:val="none" w:sz="0" w:space="0" w:color="auto" w:frame="1"/>
+          <w:shd w:val="clear" w:color="auto" w:fill="383B40"/>
+        </w:rPr>
+        <w:t>http-</w:t>
+      </w:r>
+      <w:proofErr w:type="spellStart"/>
+      <w:r>
+        <w:rPr>
+          <w:rFonts w:ascii="Inconsolata" w:eastAsia="Times New Roman" w:hAnsi="Inconsolata" w:cs="Courier New"/>
+          <w:color w:val="D19A66"/>
+          <w:sz w:val="24"/>
+          <w:szCs w:val="24"/>
+          <w:bdr w:val="none" w:sz="0" w:space="0" w:color="auto" w:frame="1"/>
+          <w:shd w:val="clear" w:color="auto" w:fill="383B40"/>
+        </w:rPr>
+        <w:t>equiv</w:t>
+      </w:r>
+      <w:proofErr w:type="spellEnd"/>
+      <w:r>
+        <w:rPr>
+          <w:rFonts w:ascii="Inconsolata" w:eastAsia="Times New Roman" w:hAnsi="Inconsolata" w:cs="Courier New"/>
+          <w:color w:val="D3D3D3"/>
+          <w:sz w:val="24"/>
+          <w:szCs w:val="24"/>
+          <w:bdr w:val="none" w:sz="0" w:space="0" w:color="auto" w:frame="1"/>
+          <w:shd w:val="clear" w:color="auto" w:fill="383B40"/>
+        </w:rPr>
+        <w:t>=</w:t>
+      </w:r>
+      <w:r>
+        <w:rPr>
+          <w:rFonts w:ascii="Inconsolata" w:eastAsia="Times New Roman" w:hAnsi="Inconsolata" w:cs="Courier New"/>
+          <w:color w:val="98C379"/>
+          <w:sz w:val="24"/>
+          <w:szCs w:val="24"/>
+          <w:bdr w:val="none" w:sz="0" w:space="0" w:color="auto" w:frame="1"/>
+          <w:shd w:val="clear" w:color="auto" w:fill="383B40"/>
+        </w:rPr>
+        <w:t>"refresh"</w:t>
+      </w:r>
+      <w:r>
+        <w:rPr>
+          <w:rFonts w:ascii="Inconsolata" w:eastAsia="Times New Roman" w:hAnsi="Inconsolata" w:cs="Courier New"/>
+          <w:color w:val="D3D3D3"/>
+          <w:sz w:val="24"/>
+          <w:szCs w:val="24"/>
+          <w:bdr w:val="none" w:sz="0" w:space="0" w:color="auto" w:frame="1"/>
+          <w:shd w:val="clear" w:color="auto" w:fill="383B40"/>
+        </w:rPr>
+        <w:t xml:space="preserve"> </w:t>
+      </w:r>
+      <w:r>
+        <w:rPr>
+          <w:rFonts w:ascii="Inconsolata" w:eastAsia="Times New Roman" w:hAnsi="Inconsolata" w:cs="Courier New"/>
+          <w:color w:val="D19A66"/>
+          <w:sz w:val="24"/>
+          <w:szCs w:val="24"/>
+          <w:bdr w:val="none" w:sz="0" w:space="0" w:color="auto" w:frame="1"/>
+          <w:shd w:val="clear" w:color="auto" w:fill="383B40"/>
+        </w:rPr>
+        <w:t>content</w:t>
+      </w:r>
+      <w:r>
+        <w:rPr>
+          <w:rFonts w:ascii="Inconsolata" w:eastAsia="Times New Roman" w:hAnsi="Inconsolata" w:cs="Courier New"/>
+          <w:color w:val="D3D3D3"/>
+          <w:sz w:val="24"/>
+          <w:szCs w:val="24"/>
+          <w:bdr w:val="none" w:sz="0" w:space="0" w:color="auto" w:frame="1"/>
+          <w:shd w:val="clear" w:color="auto" w:fill="383B40"/>
+        </w:rPr>
+        <w:t>=</w:t>
+      </w:r>
+      <w:r>
+        <w:rPr>
+          <w:rFonts w:ascii="Inconsolata" w:eastAsia="Times New Roman" w:hAnsi="Inconsolata" w:cs="Courier New"/>
+          <w:color w:val="98C379"/>
+          <w:sz w:val="24"/>
+          <w:szCs w:val="24"/>
+          <w:bdr w:val="none" w:sz="0" w:space="0" w:color="auto" w:frame="1"/>
+          <w:shd w:val="clear" w:color="auto" w:fill="383B40"/>
+        </w:rPr>
+        <w:t>"3;url=https://www.youtube.com"</w:t>
+      </w:r>
+      <w:r>
+        <w:rPr>
+          <w:rFonts w:ascii="Inconsolata" w:eastAsia="Times New Roman" w:hAnsi="Inconsolata" w:cs="Courier New"/>
+          <w:color w:val="D3D3D3"/>
+          <w:sz w:val="24"/>
+          <w:szCs w:val="24"/>
+          <w:bdr w:val="none" w:sz="0" w:space="0" w:color="auto" w:frame="1"/>
+          <w:shd w:val="clear" w:color="auto" w:fill="383B40"/>
+        </w:rPr>
+        <w:t xml:space="preserve"> /&gt;</w:t>
+      </w:r>
+    </w:p>
+    <w:p>
+      <w:pPr>
+        <w:rPr>
+          <w:sz w:val="24"/>
+          <w:szCs w:val="24"/>
+        </w:rPr>
+      </w:pPr>
+    </w:p>
+    <w:p>
+      <w:pPr>
+        <w:rPr>
+          <w:sz w:val="24"/>
+          <w:szCs w:val="24"/>
+        </w:rPr>
+      </w:pPr>
+    </w:p>
+    <w:p>
+      <w:pPr>
+        <w:rPr>
+          <w:sz w:val="24"/>
+          <w:szCs w:val="24"/>
+        </w:rPr>
+      </w:pPr>
+    </w:p>
+    <w:p>
+      <w:pPr>
+        <w:rPr>
+          <w:sz w:val="24"/>
+          <w:szCs w:val="24"/>
+        </w:rPr>
+      </w:pPr>
+    </w:p>
+    <w:p>
+      <w:pPr>
+        <w:rPr>
+          <w:sz w:val="24"/>
+          <w:szCs w:val="24"/>
+        </w:rPr>
+      </w:pPr>
+      <w:r>
+        <w:rPr>
+          <w:sz w:val="24"/>
+          <w:szCs w:val="24"/>
+        </w:rPr>
+        <w:lastRenderedPageBreak/>
+        <w:t>-HTML FAVICON:</w:t>
+      </w:r>
+    </w:p>
+    <w:p>
+      <w:pPr>
+        <w:rPr>
+          <w:sz w:val="24"/>
+          <w:szCs w:val="24"/>
+        </w:rPr>
+      </w:pPr>
+      <w:r>
+        <w:rPr>
+          <w:noProof/>
+        </w:rPr>
+        <w:drawing>
+          <wp:anchor distT="0" distB="0" distL="114300" distR="114300" simplePos="0" relativeHeight="251660288" behindDoc="1" locked="0" layoutInCell="1" allowOverlap="1" wp14:anchorId="3AF509DA" wp14:editId="65306E33">
+            <wp:simplePos x="0" y="0"/>
+            <wp:positionH relativeFrom="column">
+              <wp:posOffset>0</wp:posOffset>
+            </wp:positionH>
+            <wp:positionV relativeFrom="paragraph">
+              <wp:posOffset>2540</wp:posOffset>
+            </wp:positionV>
+            <wp:extent cx="6858000" cy="2787015"/>
+            <wp:effectExtent l="0" t="0" r="0" b="0"/>
+            <wp:wrapTight wrapText="bothSides">
+              <wp:wrapPolygon edited="0">
+                <wp:start x="0" y="0"/>
+                <wp:lineTo x="0" y="21408"/>
+                <wp:lineTo x="21540" y="21408"/>
+                <wp:lineTo x="21540" y="0"/>
+                <wp:lineTo x="0" y="0"/>
+              </wp:wrapPolygon>
+            </wp:wrapTight>
+            <wp:docPr id="3" name="Picture 3"/>
+            <wp:cNvGraphicFramePr>
+              <a:graphicFrameLocks xmlns:a="http://schemas.openxmlformats.org/drawingml/2006/main" noChangeAspect="1"/>
+            </wp:cNvGraphicFramePr>
+            <a:graphic xmlns:a="http://schemas.openxmlformats.org/drawingml/2006/main">
+              <a:graphicData uri="http://schemas.openxmlformats.org/drawingml/2006/picture">
+                <pic:pic xmlns:pic="http://schemas.openxmlformats.org/drawingml/2006/picture">
+                  <pic:nvPicPr>
+                    <pic:cNvPr id="1" name=""/>
+                    <pic:cNvPicPr/>
+                  </pic:nvPicPr>
+                  <pic:blipFill>
+                    <a:blip r:embed="rId9">
+                      <a:extLst>
+                        <a:ext uri="{28A0092B-C50C-407E-A947-70E740481C1C}">
+                          <a14:useLocalDpi xmlns:a14="http://schemas.microsoft.com/office/drawing/2010/main" val="0"/>
+                        </a:ext>
+                      </a:extLst>
+                    </a:blip>
+                    <a:stretch>
+                      <a:fillRect/>
+                    </a:stretch>
+                  </pic:blipFill>
+                  <pic:spPr>
+                    <a:xfrm>
+                      <a:off x="0" y="0"/>
+                      <a:ext cx="6858000" cy="2787015"/>
+                    </a:xfrm>
+                    <a:prstGeom prst="rect">
+                      <a:avLst/>
+                    </a:prstGeom>
+                  </pic:spPr>
+                </pic:pic>
+              </a:graphicData>
+            </a:graphic>
+          </wp:anchor>
+        </w:drawing>
+      </w:r>
+    </w:p>
+    <w:p>
+      <w:pPr>
+        <w:rPr>
+          <w:sz w:val="24"/>
+          <w:szCs w:val="24"/>
+        </w:rPr>
+      </w:pPr>
+      <w:r>
+        <w:rPr>
+          <w:sz w:val="24"/>
+          <w:szCs w:val="24"/>
+        </w:rPr>
+        <w:t>To add a favicon, we need the tag &lt;link&gt; inside the head</w:t>
+      </w:r>
+    </w:p>
+    <w:p>
+      <w:pPr>
+        <w:pBdr>
+          <w:top w:val="single" w:sz="6" w:space="12" w:color="D3DCE6"/>
+          <w:left w:val="single" w:sz="6" w:space="12" w:color="D3DCE6"/>
+          <w:bottom w:val="single" w:sz="6" w:space="12" w:color="D3DCE6"/>
+          <w:right w:val="single" w:sz="6" w:space="12" w:color="D3DCE6"/>
+        </w:pBdr>
+        <w:shd w:val="clear" w:color="auto" w:fill="383B40"/>
+        <w:tabs>
+          <w:tab w:val="left" w:pos="916"/>
+          <w:tab w:val="left" w:pos="1832"/>
+          <w:tab w:val="left" w:pos="2748"/>
+          <w:tab w:val="left" w:pos="3664"/>
+          <w:tab w:val="left" w:pos="4580"/>
+          <w:tab w:val="left" w:pos="5496"/>
+          <w:tab w:val="left" w:pos="6412"/>
+          <w:tab w:val="left" w:pos="7328"/>
+          <w:tab w:val="left" w:pos="8244"/>
+          <w:tab w:val="left" w:pos="9160"/>
+          <w:tab w:val="left" w:pos="10076"/>
+          <w:tab w:val="left" w:pos="10992"/>
+          <w:tab w:val="left" w:pos="11908"/>
+          <w:tab w:val="left" w:pos="12824"/>
+          <w:tab w:val="left" w:pos="13740"/>
+          <w:tab w:val="left" w:pos="14656"/>
+        </w:tabs>
+        <w:spacing w:after="0" w:line="300" w:lineRule="atLeast"/>
+        <w:rPr>
+          <w:rFonts w:ascii="Inconsolata" w:eastAsia="Times New Roman" w:hAnsi="Inconsolata" w:cs="Courier New"/>
+          <w:color w:val="D5D5D5"/>
+          <w:sz w:val="21"/>
+          <w:szCs w:val="21"/>
+        </w:rPr>
+      </w:pPr>
+      <w:r>
+        <w:rPr>
+          <w:rFonts w:ascii="Inconsolata" w:eastAsia="Times New Roman" w:hAnsi="Inconsolata" w:cs="Courier New"/>
+          <w:color w:val="D3D3D3"/>
+          <w:sz w:val="21"/>
+          <w:szCs w:val="21"/>
+          <w:bdr w:val="none" w:sz="0" w:space="0" w:color="auto" w:frame="1"/>
+          <w:shd w:val="clear" w:color="auto" w:fill="383B40"/>
+        </w:rPr>
+        <w:t>&lt;</w:t>
+      </w:r>
+      <w:r>
+        <w:rPr>
+          <w:rFonts w:ascii="Inconsolata" w:eastAsia="Times New Roman" w:hAnsi="Inconsolata" w:cs="Courier New"/>
+          <w:color w:val="E06C75"/>
+          <w:sz w:val="21"/>
+          <w:szCs w:val="21"/>
+          <w:bdr w:val="none" w:sz="0" w:space="0" w:color="auto" w:frame="1"/>
+          <w:shd w:val="clear" w:color="auto" w:fill="383B40"/>
+        </w:rPr>
+        <w:t>link</w:t>
+      </w:r>
+      <w:r>
+        <w:rPr>
+          <w:rFonts w:ascii="Inconsolata" w:eastAsia="Times New Roman" w:hAnsi="Inconsolata" w:cs="Courier New"/>
+          <w:color w:val="D3D3D3"/>
+          <w:sz w:val="21"/>
+          <w:szCs w:val="21"/>
+          <w:bdr w:val="none" w:sz="0" w:space="0" w:color="auto" w:frame="1"/>
+          <w:shd w:val="clear" w:color="auto" w:fill="383B40"/>
+        </w:rPr>
+        <w:t xml:space="preserve"> </w:t>
+      </w:r>
+      <w:proofErr w:type="spellStart"/>
+      <w:r>
+        <w:rPr>
+          <w:rFonts w:ascii="Inconsolata" w:eastAsia="Times New Roman" w:hAnsi="Inconsolata" w:cs="Courier New"/>
+          <w:color w:val="D19A66"/>
+          <w:sz w:val="21"/>
+          <w:szCs w:val="21"/>
+          <w:bdr w:val="none" w:sz="0" w:space="0" w:color="auto" w:frame="1"/>
+          <w:shd w:val="clear" w:color="auto" w:fill="383B40"/>
+        </w:rPr>
+        <w:t>rel</w:t>
+      </w:r>
+      <w:proofErr w:type="spellEnd"/>
+      <w:r>
+        <w:rPr>
+          <w:rFonts w:ascii="Inconsolata" w:eastAsia="Times New Roman" w:hAnsi="Inconsolata" w:cs="Courier New"/>
+          <w:color w:val="D3D3D3"/>
+          <w:sz w:val="21"/>
+          <w:szCs w:val="21"/>
+          <w:bdr w:val="none" w:sz="0" w:space="0" w:color="auto" w:frame="1"/>
+          <w:shd w:val="clear" w:color="auto" w:fill="383B40"/>
+        </w:rPr>
+        <w:t>=</w:t>
+      </w:r>
+      <w:r>
+        <w:rPr>
+          <w:rFonts w:ascii="Inconsolata" w:eastAsia="Times New Roman" w:hAnsi="Inconsolata" w:cs="Courier New"/>
+          <w:color w:val="98C379"/>
+          <w:sz w:val="21"/>
+          <w:szCs w:val="21"/>
+          <w:bdr w:val="none" w:sz="0" w:space="0" w:color="auto" w:frame="1"/>
+          <w:shd w:val="clear" w:color="auto" w:fill="383B40"/>
+        </w:rPr>
+        <w:t>"shortcut icon"</w:t>
+      </w:r>
+      <w:r>
+        <w:rPr>
+          <w:rFonts w:ascii="Inconsolata" w:eastAsia="Times New Roman" w:hAnsi="Inconsolata" w:cs="Courier New"/>
+          <w:color w:val="D3D3D3"/>
+          <w:sz w:val="21"/>
+          <w:szCs w:val="21"/>
+          <w:bdr w:val="none" w:sz="0" w:space="0" w:color="auto" w:frame="1"/>
+          <w:shd w:val="clear" w:color="auto" w:fill="383B40"/>
+        </w:rPr>
+        <w:t xml:space="preserve"> </w:t>
+      </w:r>
+      <w:r>
+        <w:rPr>
+          <w:rFonts w:ascii="Inconsolata" w:eastAsia="Times New Roman" w:hAnsi="Inconsolata" w:cs="Courier New"/>
+          <w:color w:val="D19A66"/>
+          <w:sz w:val="21"/>
+          <w:szCs w:val="21"/>
+          <w:bdr w:val="none" w:sz="0" w:space="0" w:color="auto" w:frame="1"/>
+          <w:shd w:val="clear" w:color="auto" w:fill="383B40"/>
+        </w:rPr>
+        <w:t>href</w:t>
+      </w:r>
+      <w:r>
+        <w:rPr>
+          <w:rFonts w:ascii="Inconsolata" w:eastAsia="Times New Roman" w:hAnsi="Inconsolata" w:cs="Courier New"/>
+          <w:color w:val="D3D3D3"/>
+          <w:sz w:val="21"/>
+          <w:szCs w:val="21"/>
+          <w:bdr w:val="none" w:sz="0" w:space="0" w:color="auto" w:frame="1"/>
+          <w:shd w:val="clear" w:color="auto" w:fill="383B40"/>
+        </w:rPr>
+        <w:t>=</w:t>
+      </w:r>
+      <w:r>
+        <w:rPr>
+          <w:rFonts w:ascii="Inconsolata" w:eastAsia="Times New Roman" w:hAnsi="Inconsolata" w:cs="Courier New"/>
+          <w:color w:val="98C379"/>
+          <w:sz w:val="21"/>
+          <w:szCs w:val="21"/>
+          <w:bdr w:val="none" w:sz="0" w:space="0" w:color="auto" w:frame="1"/>
+          <w:shd w:val="clear" w:color="auto" w:fill="383B40"/>
+        </w:rPr>
+        <w:t>"/images/favicon.ico"</w:t>
+      </w:r>
+      <w:r>
+        <w:rPr>
+          <w:rFonts w:ascii="Inconsolata" w:eastAsia="Times New Roman" w:hAnsi="Inconsolata" w:cs="Courier New"/>
+          <w:color w:val="D3D3D3"/>
+          <w:sz w:val="21"/>
+          <w:szCs w:val="21"/>
+          <w:bdr w:val="none" w:sz="0" w:space="0" w:color="auto" w:frame="1"/>
+          <w:shd w:val="clear" w:color="auto" w:fill="383B40"/>
+        </w:rPr>
+        <w:t>&gt;</w:t>
+      </w:r>
+    </w:p>
+    <w:p>
+      <w:pPr>
+        <w:rPr>
+          <w:sz w:val="24"/>
+          <w:szCs w:val="24"/>
+        </w:rPr>
+      </w:pPr>
+      <w:r>
+        <w:rPr>
+          <w:sz w:val="24"/>
+          <w:szCs w:val="24"/>
+        </w:rPr>
+        <w:t xml:space="preserve">Rel tells the type of document that is linked and the href gives the </w:t>
+      </w:r>
+      <w:proofErr w:type="spellStart"/>
+      <w:r>
+        <w:rPr>
+          <w:sz w:val="24"/>
+          <w:szCs w:val="24"/>
+        </w:rPr>
+        <w:t>url</w:t>
+      </w:r>
+      <w:proofErr w:type="spellEnd"/>
+      <w:r>
+        <w:rPr>
+          <w:sz w:val="24"/>
+          <w:szCs w:val="24"/>
+        </w:rPr>
+        <w:t xml:space="preserve"> of the logo.</w:t>
+      </w:r>
+      <w:r>
+        <w:rPr>
+          <w:sz w:val="24"/>
+          <w:szCs w:val="24"/>
+        </w:rPr>
+        <w:t xml:space="preserve"> Favicon is important as it appears in search history, web tab and bookmarks etc.</w:t>
+      </w:r>
+    </w:p>
+    <w:p>
+      <w:pPr>
+        <w:rPr>
+          <w:sz w:val="24"/>
+          <w:szCs w:val="24"/>
+        </w:rPr>
+      </w:pPr>
+    </w:p>
+    <w:p>
+      <w:pPr>
+        <w:rPr>
+          <w:sz w:val="24"/>
+          <w:szCs w:val="24"/>
+        </w:rPr>
+      </w:pPr>
+      <w:r>
+        <w:rPr>
+          <w:sz w:val="24"/>
+          <w:szCs w:val="24"/>
+        </w:rPr>
+        <w:t>-HTML VIDEO:</w:t>
+      </w:r>
+    </w:p>
+    <w:p>
+      <w:pPr>
+        <w:pBdr>
+          <w:top w:val="single" w:sz="6" w:space="12" w:color="D3DCE6"/>
+          <w:left w:val="single" w:sz="6" w:space="12" w:color="D3DCE6"/>
+          <w:bottom w:val="single" w:sz="6" w:space="12" w:color="D3DCE6"/>
+          <w:right w:val="single" w:sz="6" w:space="12" w:color="D3DCE6"/>
+        </w:pBdr>
+        <w:shd w:val="clear" w:color="auto" w:fill="383B40"/>
+        <w:tabs>
+          <w:tab w:val="left" w:pos="916"/>
+          <w:tab w:val="left" w:pos="1832"/>
+          <w:tab w:val="left" w:pos="2748"/>
+          <w:tab w:val="left" w:pos="3664"/>
+          <w:tab w:val="left" w:pos="4580"/>
+          <w:tab w:val="left" w:pos="5496"/>
+          <w:tab w:val="left" w:pos="6412"/>
+          <w:tab w:val="left" w:pos="7328"/>
+          <w:tab w:val="left" w:pos="8244"/>
+          <w:tab w:val="left" w:pos="9160"/>
+          <w:tab w:val="left" w:pos="10076"/>
+          <w:tab w:val="left" w:pos="10992"/>
+          <w:tab w:val="left" w:pos="11908"/>
+          <w:tab w:val="left" w:pos="12824"/>
+          <w:tab w:val="left" w:pos="13740"/>
+          <w:tab w:val="left" w:pos="14656"/>
+        </w:tabs>
+        <w:spacing w:after="0" w:line="300" w:lineRule="atLeast"/>
+        <w:rPr>
+          <w:rFonts w:ascii="Inconsolata" w:eastAsia="Times New Roman" w:hAnsi="Inconsolata" w:cs="Courier New"/>
+          <w:color w:val="D3D3D3"/>
+          <w:sz w:val="21"/>
+          <w:szCs w:val="21"/>
+          <w:bdr w:val="none" w:sz="0" w:space="0" w:color="auto" w:frame="1"/>
+          <w:shd w:val="clear" w:color="auto" w:fill="383B40"/>
+        </w:rPr>
+      </w:pPr>
+      <w:r>
+        <w:rPr>
+          <w:rFonts w:ascii="Inconsolata" w:eastAsia="Times New Roman" w:hAnsi="Inconsolata" w:cs="Courier New"/>
+          <w:color w:val="D3D3D3"/>
+          <w:sz w:val="21"/>
+          <w:szCs w:val="21"/>
+          <w:bdr w:val="none" w:sz="0" w:space="0" w:color="auto" w:frame="1"/>
+          <w:shd w:val="clear" w:color="auto" w:fill="383B40"/>
+        </w:rPr>
+        <w:t>&lt;</w:t>
+      </w:r>
+      <w:r>
+        <w:rPr>
+          <w:rFonts w:ascii="Inconsolata" w:eastAsia="Times New Roman" w:hAnsi="Inconsolata" w:cs="Courier New"/>
+          <w:color w:val="E06C75"/>
+          <w:sz w:val="21"/>
+          <w:szCs w:val="21"/>
+          <w:bdr w:val="none" w:sz="0" w:space="0" w:color="auto" w:frame="1"/>
+          <w:shd w:val="clear" w:color="auto" w:fill="383B40"/>
+        </w:rPr>
+        <w:t>video</w:t>
+      </w:r>
+      <w:r>
+        <w:rPr>
+          <w:rFonts w:ascii="Inconsolata" w:eastAsia="Times New Roman" w:hAnsi="Inconsolata" w:cs="Courier New"/>
+          <w:color w:val="D3D3D3"/>
+          <w:sz w:val="21"/>
+          <w:szCs w:val="21"/>
+          <w:bdr w:val="none" w:sz="0" w:space="0" w:color="auto" w:frame="1"/>
+          <w:shd w:val="clear" w:color="auto" w:fill="383B40"/>
+        </w:rPr>
+        <w:t xml:space="preserve"> </w:t>
+      </w:r>
+      <w:r>
+        <w:rPr>
+          <w:rFonts w:ascii="Inconsolata" w:eastAsia="Times New Roman" w:hAnsi="Inconsolata" w:cs="Courier New"/>
+          <w:color w:val="D19A66"/>
+          <w:sz w:val="21"/>
+          <w:szCs w:val="21"/>
+          <w:bdr w:val="none" w:sz="0" w:space="0" w:color="auto" w:frame="1"/>
+          <w:shd w:val="clear" w:color="auto" w:fill="383B40"/>
+        </w:rPr>
+        <w:t>width</w:t>
+      </w:r>
+      <w:r>
+        <w:rPr>
+          <w:rFonts w:ascii="Inconsolata" w:eastAsia="Times New Roman" w:hAnsi="Inconsolata" w:cs="Courier New"/>
+          <w:color w:val="D3D3D3"/>
+          <w:sz w:val="21"/>
+          <w:szCs w:val="21"/>
+          <w:bdr w:val="none" w:sz="0" w:space="0" w:color="auto" w:frame="1"/>
+          <w:shd w:val="clear" w:color="auto" w:fill="383B40"/>
+        </w:rPr>
+        <w:t>=</w:t>
+      </w:r>
+      <w:r>
+        <w:rPr>
+          <w:rFonts w:ascii="Inconsolata" w:eastAsia="Times New Roman" w:hAnsi="Inconsolata" w:cs="Courier New"/>
+          <w:color w:val="98C379"/>
+          <w:sz w:val="21"/>
+          <w:szCs w:val="21"/>
+          <w:bdr w:val="none" w:sz="0" w:space="0" w:color="auto" w:frame="1"/>
+          <w:shd w:val="clear" w:color="auto" w:fill="383B40"/>
+        </w:rPr>
+        <w:t>"320"</w:t>
+      </w:r>
+      <w:r>
+        <w:rPr>
+          <w:rFonts w:ascii="Inconsolata" w:eastAsia="Times New Roman" w:hAnsi="Inconsolata" w:cs="Courier New"/>
+          <w:color w:val="D3D3D3"/>
+          <w:sz w:val="21"/>
+          <w:szCs w:val="21"/>
+          <w:bdr w:val="none" w:sz="0" w:space="0" w:color="auto" w:frame="1"/>
+          <w:shd w:val="clear" w:color="auto" w:fill="383B40"/>
+        </w:rPr>
+        <w:t xml:space="preserve"> </w:t>
+      </w:r>
+      <w:r>
+        <w:rPr>
+          <w:rFonts w:ascii="Inconsolata" w:eastAsia="Times New Roman" w:hAnsi="Inconsolata" w:cs="Courier New"/>
+          <w:color w:val="D19A66"/>
+          <w:sz w:val="21"/>
+          <w:szCs w:val="21"/>
+          <w:bdr w:val="none" w:sz="0" w:space="0" w:color="auto" w:frame="1"/>
+          <w:shd w:val="clear" w:color="auto" w:fill="383B40"/>
+        </w:rPr>
+        <w:t>height</w:t>
+      </w:r>
+      <w:r>
+        <w:rPr>
+          <w:rFonts w:ascii="Inconsolata" w:eastAsia="Times New Roman" w:hAnsi="Inconsolata" w:cs="Courier New"/>
+          <w:color w:val="D3D3D3"/>
+          <w:sz w:val="21"/>
+          <w:szCs w:val="21"/>
+          <w:bdr w:val="none" w:sz="0" w:space="0" w:color="auto" w:frame="1"/>
+          <w:shd w:val="clear" w:color="auto" w:fill="383B40"/>
+        </w:rPr>
+        <w:t>=</w:t>
+      </w:r>
+      <w:r>
+        <w:rPr>
+          <w:rFonts w:ascii="Inconsolata" w:eastAsia="Times New Roman" w:hAnsi="Inconsolata" w:cs="Courier New"/>
+          <w:color w:val="98C379"/>
+          <w:sz w:val="21"/>
+          <w:szCs w:val="21"/>
+          <w:bdr w:val="none" w:sz="0" w:space="0" w:color="auto" w:frame="1"/>
+          <w:shd w:val="clear" w:color="auto" w:fill="383B40"/>
+        </w:rPr>
+        <w:t>"190"</w:t>
+      </w:r>
+      <w:r>
+        <w:rPr>
+          <w:rFonts w:ascii="Inconsolata" w:eastAsia="Times New Roman" w:hAnsi="Inconsolata" w:cs="Courier New"/>
+          <w:color w:val="D3D3D3"/>
+          <w:sz w:val="21"/>
+          <w:szCs w:val="21"/>
+          <w:bdr w:val="none" w:sz="0" w:space="0" w:color="auto" w:frame="1"/>
+          <w:shd w:val="clear" w:color="auto" w:fill="383B40"/>
+        </w:rPr>
+        <w:t xml:space="preserve"> </w:t>
+      </w:r>
+      <w:r>
+        <w:rPr>
+          <w:rFonts w:ascii="Inconsolata" w:eastAsia="Times New Roman" w:hAnsi="Inconsolata" w:cs="Courier New"/>
+          <w:color w:val="D19A66"/>
+          <w:sz w:val="21"/>
+          <w:szCs w:val="21"/>
+          <w:bdr w:val="none" w:sz="0" w:space="0" w:color="auto" w:frame="1"/>
+          <w:shd w:val="clear" w:color="auto" w:fill="383B40"/>
+        </w:rPr>
+        <w:t>controls</w:t>
+      </w:r>
+      <w:r>
+        <w:rPr>
+          <w:rFonts w:ascii="Inconsolata" w:eastAsia="Times New Roman" w:hAnsi="Inconsolata" w:cs="Courier New"/>
+          <w:color w:val="D3D3D3"/>
+          <w:sz w:val="21"/>
+          <w:szCs w:val="21"/>
+          <w:bdr w:val="none" w:sz="0" w:space="0" w:color="auto" w:frame="1"/>
+          <w:shd w:val="clear" w:color="auto" w:fill="383B40"/>
+        </w:rPr>
+        <w:t>&gt;</w:t>
+      </w:r>
+    </w:p>
+    <w:p>
+      <w:pPr>
+        <w:pBdr>
+          <w:top w:val="single" w:sz="6" w:space="12" w:color="D3DCE6"/>
+          <w:left w:val="single" w:sz="6" w:space="12" w:color="D3DCE6"/>
+          <w:bottom w:val="single" w:sz="6" w:space="12" w:color="D3DCE6"/>
+          <w:right w:val="single" w:sz="6" w:space="12" w:color="D3DCE6"/>
+        </w:pBdr>
+        <w:shd w:val="clear" w:color="auto" w:fill="383B40"/>
+        <w:tabs>
+          <w:tab w:val="left" w:pos="916"/>
+          <w:tab w:val="left" w:pos="1832"/>
+          <w:tab w:val="left" w:pos="2748"/>
+          <w:tab w:val="left" w:pos="3664"/>
+          <w:tab w:val="left" w:pos="4580"/>
+          <w:tab w:val="left" w:pos="5496"/>
+          <w:tab w:val="left" w:pos="6412"/>
+          <w:tab w:val="left" w:pos="7328"/>
+          <w:tab w:val="left" w:pos="8244"/>
+          <w:tab w:val="left" w:pos="9160"/>
+          <w:tab w:val="left" w:pos="10076"/>
+          <w:tab w:val="left" w:pos="10992"/>
+          <w:tab w:val="left" w:pos="11908"/>
+          <w:tab w:val="left" w:pos="12824"/>
+          <w:tab w:val="left" w:pos="13740"/>
+          <w:tab w:val="left" w:pos="14656"/>
+        </w:tabs>
+        <w:spacing w:after="0" w:line="300" w:lineRule="atLeast"/>
+        <w:rPr>
+          <w:rFonts w:ascii="Inconsolata" w:eastAsia="Times New Roman" w:hAnsi="Inconsolata" w:cs="Courier New"/>
+          <w:color w:val="D3D3D3"/>
+          <w:sz w:val="21"/>
+          <w:szCs w:val="21"/>
+          <w:bdr w:val="none" w:sz="0" w:space="0" w:color="auto" w:frame="1"/>
+          <w:shd w:val="clear" w:color="auto" w:fill="383B40"/>
+        </w:rPr>
+      </w:pPr>
+      <w:r>
+        <w:rPr>
+          <w:rFonts w:ascii="Inconsolata" w:eastAsia="Times New Roman" w:hAnsi="Inconsolata" w:cs="Courier New"/>
+          <w:color w:val="D3D3D3"/>
+          <w:sz w:val="21"/>
+          <w:szCs w:val="21"/>
+          <w:bdr w:val="none" w:sz="0" w:space="0" w:color="auto" w:frame="1"/>
+          <w:shd w:val="clear" w:color="auto" w:fill="383B40"/>
+        </w:rPr>
+        <w:t xml:space="preserve">    &lt;</w:t>
+      </w:r>
+      <w:r>
+        <w:rPr>
+          <w:rFonts w:ascii="Inconsolata" w:eastAsia="Times New Roman" w:hAnsi="Inconsolata" w:cs="Courier New"/>
+          <w:color w:val="E06C75"/>
+          <w:sz w:val="21"/>
+          <w:szCs w:val="21"/>
+          <w:bdr w:val="none" w:sz="0" w:space="0" w:color="auto" w:frame="1"/>
+          <w:shd w:val="clear" w:color="auto" w:fill="383B40"/>
+        </w:rPr>
+        <w:t>source</w:t>
+      </w:r>
+      <w:r>
+        <w:rPr>
+          <w:rFonts w:ascii="Inconsolata" w:eastAsia="Times New Roman" w:hAnsi="Inconsolata" w:cs="Courier New"/>
+          <w:color w:val="D3D3D3"/>
+          <w:sz w:val="21"/>
+          <w:szCs w:val="21"/>
+          <w:bdr w:val="none" w:sz="0" w:space="0" w:color="auto" w:frame="1"/>
+          <w:shd w:val="clear" w:color="auto" w:fill="383B40"/>
+        </w:rPr>
+        <w:t xml:space="preserve"> </w:t>
+      </w:r>
+      <w:r>
+        <w:rPr>
+          <w:rFonts w:ascii="Inconsolata" w:eastAsia="Times New Roman" w:hAnsi="Inconsolata" w:cs="Courier New"/>
+          <w:color w:val="D19A66"/>
+          <w:sz w:val="21"/>
+          <w:szCs w:val="21"/>
+          <w:bdr w:val="none" w:sz="0" w:space="0" w:color="auto" w:frame="1"/>
+          <w:shd w:val="clear" w:color="auto" w:fill="383B40"/>
+        </w:rPr>
+        <w:t>src</w:t>
+      </w:r>
+      <w:r>
+        <w:rPr>
+          <w:rFonts w:ascii="Inconsolata" w:eastAsia="Times New Roman" w:hAnsi="Inconsolata" w:cs="Courier New"/>
+          <w:color w:val="D3D3D3"/>
+          <w:sz w:val="21"/>
+          <w:szCs w:val="21"/>
+          <w:bdr w:val="none" w:sz="0" w:space="0" w:color="auto" w:frame="1"/>
+          <w:shd w:val="clear" w:color="auto" w:fill="383B40"/>
+        </w:rPr>
+        <w:t>=</w:t>
+      </w:r>
+      <w:r>
+        <w:rPr>
+          <w:rFonts w:ascii="Inconsolata" w:eastAsia="Times New Roman" w:hAnsi="Inconsolata" w:cs="Courier New"/>
+          <w:color w:val="98C379"/>
+          <w:sz w:val="21"/>
+          <w:szCs w:val="21"/>
+          <w:bdr w:val="none" w:sz="0" w:space="0" w:color="auto" w:frame="1"/>
+          <w:shd w:val="clear" w:color="auto" w:fill="383B40"/>
+        </w:rPr>
+        <w:t>"video.mp4"</w:t>
+      </w:r>
+      <w:r>
+        <w:rPr>
+          <w:rFonts w:ascii="Inconsolata" w:eastAsia="Times New Roman" w:hAnsi="Inconsolata" w:cs="Courier New"/>
+          <w:color w:val="D3D3D3"/>
+          <w:sz w:val="21"/>
+          <w:szCs w:val="21"/>
+          <w:bdr w:val="none" w:sz="0" w:space="0" w:color="auto" w:frame="1"/>
+          <w:shd w:val="clear" w:color="auto" w:fill="383B40"/>
+        </w:rPr>
+        <w:t xml:space="preserve"> </w:t>
+      </w:r>
+      <w:r>
+        <w:rPr>
+          <w:rFonts w:ascii="Inconsolata" w:eastAsia="Times New Roman" w:hAnsi="Inconsolata" w:cs="Courier New"/>
+          <w:color w:val="D19A66"/>
+          <w:sz w:val="21"/>
+          <w:szCs w:val="21"/>
+          <w:bdr w:val="none" w:sz="0" w:space="0" w:color="auto" w:frame="1"/>
+          <w:shd w:val="clear" w:color="auto" w:fill="383B40"/>
+        </w:rPr>
+        <w:t>type</w:t>
+      </w:r>
+      <w:r>
+        <w:rPr>
+          <w:rFonts w:ascii="Inconsolata" w:eastAsia="Times New Roman" w:hAnsi="Inconsolata" w:cs="Courier New"/>
+          <w:color w:val="D3D3D3"/>
+          <w:sz w:val="21"/>
+          <w:szCs w:val="21"/>
+          <w:bdr w:val="none" w:sz="0" w:space="0" w:color="auto" w:frame="1"/>
+          <w:shd w:val="clear" w:color="auto" w:fill="383B40"/>
+        </w:rPr>
+        <w:t>=</w:t>
+      </w:r>
+      <w:r>
+        <w:rPr>
+          <w:rFonts w:ascii="Inconsolata" w:eastAsia="Times New Roman" w:hAnsi="Inconsolata" w:cs="Courier New"/>
+          <w:color w:val="98C379"/>
+          <w:sz w:val="21"/>
+          <w:szCs w:val="21"/>
+          <w:bdr w:val="none" w:sz="0" w:space="0" w:color="auto" w:frame="1"/>
+          <w:shd w:val="clear" w:color="auto" w:fill="383B40"/>
+        </w:rPr>
+        <w:t>"video/mp4"</w:t>
+      </w:r>
+      <w:r>
+        <w:rPr>
+          <w:rFonts w:ascii="Inconsolata" w:eastAsia="Times New Roman" w:hAnsi="Inconsolata" w:cs="Courier New"/>
+          <w:color w:val="D3D3D3"/>
+          <w:sz w:val="21"/>
+          <w:szCs w:val="21"/>
+          <w:bdr w:val="none" w:sz="0" w:space="0" w:color="auto" w:frame="1"/>
+          <w:shd w:val="clear" w:color="auto" w:fill="383B40"/>
+        </w:rPr>
+        <w:t>&gt;</w:t>
+      </w:r>
+    </w:p>
+    <w:p>
+      <w:pPr>
+        <w:pBdr>
+          <w:top w:val="single" w:sz="6" w:space="12" w:color="D3DCE6"/>
+          <w:left w:val="single" w:sz="6" w:space="12" w:color="D3DCE6"/>
+          <w:bottom w:val="single" w:sz="6" w:space="12" w:color="D3DCE6"/>
+          <w:right w:val="single" w:sz="6" w:space="12" w:color="D3DCE6"/>
+        </w:pBdr>
+        <w:shd w:val="clear" w:color="auto" w:fill="383B40"/>
+        <w:tabs>
+          <w:tab w:val="left" w:pos="916"/>
+          <w:tab w:val="left" w:pos="1832"/>
+          <w:tab w:val="left" w:pos="2748"/>
+          <w:tab w:val="left" w:pos="3664"/>
+          <w:tab w:val="left" w:pos="4580"/>
+          <w:tab w:val="left" w:pos="5496"/>
+          <w:tab w:val="left" w:pos="6412"/>
+          <w:tab w:val="left" w:pos="7328"/>
+          <w:tab w:val="left" w:pos="8244"/>
+          <w:tab w:val="left" w:pos="9160"/>
+          <w:tab w:val="left" w:pos="10076"/>
+          <w:tab w:val="left" w:pos="10992"/>
+          <w:tab w:val="left" w:pos="11908"/>
+          <w:tab w:val="left" w:pos="12824"/>
+          <w:tab w:val="left" w:pos="13740"/>
+          <w:tab w:val="left" w:pos="14656"/>
+        </w:tabs>
+        <w:spacing w:after="0" w:line="300" w:lineRule="atLeast"/>
+        <w:rPr>
+          <w:rFonts w:ascii="Inconsolata" w:eastAsia="Times New Roman" w:hAnsi="Inconsolata" w:cs="Courier New"/>
+          <w:color w:val="D5D5D5"/>
+          <w:sz w:val="21"/>
+          <w:szCs w:val="21"/>
+        </w:rPr>
+      </w:pPr>
+      <w:r>
+        <w:rPr>
+          <w:rFonts w:ascii="Inconsolata" w:eastAsia="Times New Roman" w:hAnsi="Inconsolata" w:cs="Courier New"/>
+          <w:color w:val="D3D3D3"/>
+          <w:sz w:val="21"/>
+          <w:szCs w:val="21"/>
+          <w:bdr w:val="none" w:sz="0" w:space="0" w:color="auto" w:frame="1"/>
+          <w:shd w:val="clear" w:color="auto" w:fill="383B40"/>
+        </w:rPr>
+        <w:t>&lt;/</w:t>
+      </w:r>
+      <w:r>
+        <w:rPr>
+          <w:rFonts w:ascii="Inconsolata" w:eastAsia="Times New Roman" w:hAnsi="Inconsolata" w:cs="Courier New"/>
+          <w:color w:val="E06C75"/>
+          <w:sz w:val="21"/>
+          <w:szCs w:val="21"/>
+          <w:bdr w:val="none" w:sz="0" w:space="0" w:color="auto" w:frame="1"/>
+          <w:shd w:val="clear" w:color="auto" w:fill="383B40"/>
+        </w:rPr>
+        <w:t>video</w:t>
+      </w:r>
+      <w:r>
+        <w:rPr>
+          <w:rFonts w:ascii="Inconsolata" w:eastAsia="Times New Roman" w:hAnsi="Inconsolata" w:cs="Courier New"/>
+          <w:color w:val="D3D3D3"/>
+          <w:sz w:val="21"/>
+          <w:szCs w:val="21"/>
+          <w:bdr w:val="none" w:sz="0" w:space="0" w:color="auto" w:frame="1"/>
+          <w:shd w:val="clear" w:color="auto" w:fill="383B40"/>
+        </w:rPr>
+        <w:t>&gt;</w:t>
+      </w:r>
+    </w:p>
+    <w:p>
+      <w:pPr>
+        <w:rPr>
+          <w:sz w:val="24"/>
+          <w:szCs w:val="24"/>
+        </w:rPr>
+      </w:pPr>
+      <w:r>
+        <w:rPr>
+          <w:sz w:val="24"/>
+          <w:szCs w:val="24"/>
+        </w:rPr>
+        <w:t>We use the video tag, give it width and height. Source takes the path to the video we are displaying and type shows us the type of the video we are using.</w:t>
+      </w:r>
+    </w:p>
+    <w:p>
+      <w:pPr>
+        <w:rPr>
+          <w:sz w:val="24"/>
+          <w:szCs w:val="24"/>
+        </w:rPr>
+      </w:pPr>
+      <w:r>
+        <w:rPr>
+          <w:sz w:val="24"/>
+          <w:szCs w:val="24"/>
+        </w:rPr>
+        <w:t xml:space="preserve">We can write attribute </w:t>
+      </w:r>
+      <w:proofErr w:type="spellStart"/>
+      <w:r>
+        <w:rPr>
+          <w:sz w:val="24"/>
+          <w:szCs w:val="24"/>
+        </w:rPr>
+        <w:t>autoplay</w:t>
+      </w:r>
+      <w:proofErr w:type="spellEnd"/>
+      <w:r>
+        <w:rPr>
+          <w:sz w:val="24"/>
+          <w:szCs w:val="24"/>
+        </w:rPr>
+        <w:t xml:space="preserve"> to the video head ahead of controls to make the video play as soon as it ends. Controls are there to allow us to control the video such as play, rewind, back, forward etc.</w:t>
+      </w:r>
+      <w:r>
+        <w:rPr>
+          <w:sz w:val="24"/>
+          <w:szCs w:val="24"/>
+        </w:rPr>
+        <w:t xml:space="preserve"> If we add loop before controls, the video will play on loop. If we add muted before controls, the video starts with 0 volume.</w:t>
+      </w:r>
+    </w:p>
+    <w:p>
+      <w:pPr>
+        <w:rPr>
+          <w:sz w:val="24"/>
+          <w:szCs w:val="24"/>
+        </w:rPr>
+      </w:pPr>
+      <w:r>
+        <w:rPr>
+          <w:sz w:val="24"/>
+          <w:szCs w:val="24"/>
+        </w:rPr>
+        <w:t xml:space="preserve">If we add a poster and assign it </w:t>
+      </w:r>
+      <w:proofErr w:type="spellStart"/>
+      <w:r>
+        <w:rPr>
+          <w:sz w:val="24"/>
+          <w:szCs w:val="24"/>
+        </w:rPr>
+        <w:t>a</w:t>
+      </w:r>
+      <w:proofErr w:type="spellEnd"/>
+      <w:r>
+        <w:rPr>
+          <w:sz w:val="24"/>
+          <w:szCs w:val="24"/>
+        </w:rPr>
+        <w:t xml:space="preserve"> image, that image will be shown when the video is not playing or when it is downloading.</w:t>
+      </w:r>
+    </w:p>
+    <w:p>
+      <w:pPr>
+        <w:pStyle w:val="Heading2"/>
+        <w:shd w:val="clear" w:color="auto" w:fill="F9FAFC"/>
+        <w:spacing w:before="0" w:after="180" w:line="630" w:lineRule="atLeast"/>
+        <w:rPr>
+          <w:rFonts w:ascii="Arial" w:hAnsi="Arial" w:cs="Arial"/>
+          <w:color w:val="25265E"/>
+          <w:sz w:val="24"/>
+          <w:szCs w:val="24"/>
+        </w:rPr>
+      </w:pPr>
+      <w:r>
+        <w:rPr>
+          <w:rFonts w:ascii="Arial" w:hAnsi="Arial" w:cs="Arial"/>
+          <w:color w:val="25265E"/>
+          <w:sz w:val="24"/>
+          <w:szCs w:val="24"/>
+        </w:rPr>
+        <w:t>preload</w:t>
+      </w:r>
+    </w:p>
+    <w:p>
+      <w:pPr>
+        <w:pStyle w:val="NormalWeb"/>
+        <w:shd w:val="clear" w:color="auto" w:fill="F9FAFC"/>
+        <w:spacing w:before="0" w:beforeAutospacing="0" w:after="0" w:afterAutospacing="0" w:line="450" w:lineRule="atLeast"/>
+        <w:rPr>
+          <w:rFonts w:ascii="Arial" w:hAnsi="Arial" w:cs="Arial"/>
+        </w:rPr>
+      </w:pPr>
+      <w:r>
+        <w:rPr>
+          <w:rFonts w:ascii="Arial" w:hAnsi="Arial" w:cs="Arial"/>
+        </w:rPr>
+        <w:t>The </w:t>
+      </w:r>
+      <w:r>
+        <w:rPr>
+          <w:rStyle w:val="HTMLCode"/>
+          <w:rFonts w:ascii="Inconsolata" w:hAnsi="Inconsolata"/>
+          <w:sz w:val="24"/>
+          <w:szCs w:val="24"/>
+          <w:bdr w:val="single" w:sz="6" w:space="0" w:color="D3DCE6" w:frame="1"/>
+        </w:rPr>
+        <w:t>preload</w:t>
+      </w:r>
+      <w:r>
+        <w:rPr>
+          <w:rFonts w:ascii="Arial" w:hAnsi="Arial" w:cs="Arial"/>
+        </w:rPr>
+        <w:t> attribute specifies how the video file should be loaded after the page loads for a better user experience. It may have one of the following values:</w:t>
+      </w:r>
+    </w:p>
+    <w:p>
+      <w:pPr>
+        <w:pStyle w:val="NormalWeb"/>
+        <w:shd w:val="clear" w:color="auto" w:fill="F9FAFC"/>
+        <w:spacing w:before="0" w:beforeAutospacing="0" w:after="0" w:afterAutospacing="0" w:line="450" w:lineRule="atLeast"/>
+        <w:rPr>
+          <w:rFonts w:ascii="Arial" w:hAnsi="Arial" w:cs="Arial"/>
+        </w:rPr>
+      </w:pPr>
+      <w:r>
+        <w:rPr>
+          <w:rFonts w:ascii="Arial" w:hAnsi="Arial" w:cs="Arial"/>
+        </w:rPr>
+        <w:lastRenderedPageBreak/>
+        <w:t>1. </w:t>
+      </w:r>
+      <w:r>
+        <w:rPr>
+          <w:rStyle w:val="HTMLCode"/>
+          <w:rFonts w:ascii="Inconsolata" w:hAnsi="Inconsolata"/>
+          <w:sz w:val="24"/>
+          <w:szCs w:val="24"/>
+          <w:bdr w:val="single" w:sz="6" w:space="0" w:color="D3DCE6" w:frame="1"/>
+        </w:rPr>
+        <w:t>none</w:t>
+      </w:r>
+      <w:r>
+        <w:rPr>
+          <w:rFonts w:ascii="Arial" w:hAnsi="Arial" w:cs="Arial"/>
+        </w:rPr>
+        <w:t>: Indicates that the video should not be preloaded. For example,</w:t>
+      </w:r>
+    </w:p>
+    <w:p>
+      <w:pPr>
+        <w:pStyle w:val="HTMLPreformatted"/>
+        <w:pBdr>
+          <w:top w:val="single" w:sz="6" w:space="12" w:color="D3DCE6"/>
+          <w:left w:val="single" w:sz="6" w:space="12" w:color="D3DCE6"/>
+          <w:bottom w:val="single" w:sz="6" w:space="12" w:color="D3DCE6"/>
+          <w:right w:val="single" w:sz="6" w:space="12" w:color="D3DCE6"/>
+        </w:pBdr>
+        <w:shd w:val="clear" w:color="auto" w:fill="383B40"/>
+        <w:spacing w:line="300" w:lineRule="atLeast"/>
+        <w:rPr>
+          <w:rFonts w:ascii="Inconsolata" w:hAnsi="Inconsolata" w:cs="Courier New"/>
+          <w:color w:val="D5D5D5"/>
+          <w:sz w:val="24"/>
+          <w:szCs w:val="24"/>
+        </w:rPr>
+      </w:pPr>
+      <w:r>
+        <w:rPr>
+          <w:rStyle w:val="hljs-tag"/>
+          <w:rFonts w:ascii="Inconsolata" w:hAnsi="Inconsolata"/>
+          <w:color w:val="D3D3D3"/>
+          <w:sz w:val="24"/>
+          <w:szCs w:val="24"/>
+          <w:bdr w:val="none" w:sz="0" w:space="0" w:color="auto" w:frame="1"/>
+          <w:shd w:val="clear" w:color="auto" w:fill="383B40"/>
+        </w:rPr>
+        <w:t>&lt;</w:t>
+      </w:r>
+      <w:r>
+        <w:rPr>
+          <w:rStyle w:val="hljs-name"/>
+          <w:rFonts w:ascii="Inconsolata" w:hAnsi="Inconsolata"/>
+          <w:color w:val="E06C75"/>
+          <w:sz w:val="24"/>
+          <w:szCs w:val="24"/>
+          <w:bdr w:val="none" w:sz="0" w:space="0" w:color="auto" w:frame="1"/>
+          <w:shd w:val="clear" w:color="auto" w:fill="383B40"/>
+        </w:rPr>
+        <w:t>video</w:t>
+      </w:r>
+      <w:r>
+        <w:rPr>
+          <w:rStyle w:val="hljs-tag"/>
+          <w:rFonts w:ascii="Inconsolata" w:hAnsi="Inconsolata"/>
+          <w:color w:val="D3D3D3"/>
+          <w:sz w:val="24"/>
+          <w:szCs w:val="24"/>
+          <w:bdr w:val="none" w:sz="0" w:space="0" w:color="auto" w:frame="1"/>
+          <w:shd w:val="clear" w:color="auto" w:fill="383B40"/>
+        </w:rPr>
+        <w:t xml:space="preserve"> </w:t>
+      </w:r>
+      <w:r>
+        <w:rPr>
+          <w:rStyle w:val="hljs-attr"/>
+          <w:rFonts w:ascii="Inconsolata" w:hAnsi="Inconsolata"/>
+          <w:color w:val="D19A66"/>
+          <w:sz w:val="24"/>
+          <w:szCs w:val="24"/>
+          <w:bdr w:val="none" w:sz="0" w:space="0" w:color="auto" w:frame="1"/>
+          <w:shd w:val="clear" w:color="auto" w:fill="383B40"/>
+        </w:rPr>
+        <w:t>preload</w:t>
+      </w:r>
+      <w:r>
+        <w:rPr>
+          <w:rStyle w:val="hljs-tag"/>
+          <w:rFonts w:ascii="Inconsolata" w:hAnsi="Inconsolata"/>
+          <w:color w:val="D3D3D3"/>
+          <w:sz w:val="24"/>
+          <w:szCs w:val="24"/>
+          <w:bdr w:val="none" w:sz="0" w:space="0" w:color="auto" w:frame="1"/>
+          <w:shd w:val="clear" w:color="auto" w:fill="383B40"/>
+        </w:rPr>
+        <w:t>=</w:t>
+      </w:r>
+      <w:r>
+        <w:rPr>
+          <w:rStyle w:val="hljs-string"/>
+          <w:rFonts w:ascii="Inconsolata" w:hAnsi="Inconsolata"/>
+          <w:color w:val="98C379"/>
+          <w:sz w:val="24"/>
+          <w:szCs w:val="24"/>
+          <w:bdr w:val="none" w:sz="0" w:space="0" w:color="auto" w:frame="1"/>
+          <w:shd w:val="clear" w:color="auto" w:fill="383B40"/>
+        </w:rPr>
+        <w:t>"none"</w:t>
+      </w:r>
+      <w:r>
+        <w:rPr>
+          <w:rStyle w:val="hljs-tag"/>
+          <w:rFonts w:ascii="Inconsolata" w:hAnsi="Inconsolata"/>
+          <w:color w:val="D3D3D3"/>
+          <w:sz w:val="24"/>
+          <w:szCs w:val="24"/>
+          <w:bdr w:val="none" w:sz="0" w:space="0" w:color="auto" w:frame="1"/>
+          <w:shd w:val="clear" w:color="auto" w:fill="383B40"/>
+        </w:rPr>
+        <w:t xml:space="preserve"> </w:t>
+      </w:r>
+      <w:r>
+        <w:rPr>
+          <w:rStyle w:val="hljs-attr"/>
+          <w:rFonts w:ascii="Inconsolata" w:hAnsi="Inconsolata"/>
+          <w:color w:val="D19A66"/>
+          <w:sz w:val="24"/>
+          <w:szCs w:val="24"/>
+          <w:bdr w:val="none" w:sz="0" w:space="0" w:color="auto" w:frame="1"/>
+          <w:shd w:val="clear" w:color="auto" w:fill="383B40"/>
+        </w:rPr>
+        <w:t>src</w:t>
+      </w:r>
+      <w:r>
+        <w:rPr>
+          <w:rStyle w:val="hljs-tag"/>
+          <w:rFonts w:ascii="Inconsolata" w:hAnsi="Inconsolata"/>
+          <w:color w:val="D3D3D3"/>
+          <w:sz w:val="24"/>
+          <w:szCs w:val="24"/>
+          <w:bdr w:val="none" w:sz="0" w:space="0" w:color="auto" w:frame="1"/>
+          <w:shd w:val="clear" w:color="auto" w:fill="383B40"/>
+        </w:rPr>
+        <w:t>=</w:t>
+      </w:r>
+      <w:r>
+        <w:rPr>
+          <w:rStyle w:val="hljs-string"/>
+          <w:rFonts w:ascii="Inconsolata" w:hAnsi="Inconsolata"/>
+          <w:color w:val="98C379"/>
+          <w:sz w:val="24"/>
+          <w:szCs w:val="24"/>
+          <w:bdr w:val="none" w:sz="0" w:space="0" w:color="auto" w:frame="1"/>
+          <w:shd w:val="clear" w:color="auto" w:fill="383B40"/>
+        </w:rPr>
+        <w:t>"/videos/sample.mp4"</w:t>
+      </w:r>
+      <w:r>
+        <w:rPr>
+          <w:rStyle w:val="hljs-tag"/>
+          <w:rFonts w:ascii="Inconsolata" w:hAnsi="Inconsolata"/>
+          <w:color w:val="D3D3D3"/>
+          <w:sz w:val="24"/>
+          <w:szCs w:val="24"/>
+          <w:bdr w:val="none" w:sz="0" w:space="0" w:color="auto" w:frame="1"/>
+          <w:shd w:val="clear" w:color="auto" w:fill="383B40"/>
+        </w:rPr>
+        <w:t>&gt;&lt;/</w:t>
+      </w:r>
+      <w:r>
+        <w:rPr>
+          <w:rStyle w:val="hljs-name"/>
+          <w:rFonts w:ascii="Inconsolata" w:hAnsi="Inconsolata"/>
+          <w:color w:val="E06C75"/>
+          <w:sz w:val="24"/>
+          <w:szCs w:val="24"/>
+          <w:bdr w:val="none" w:sz="0" w:space="0" w:color="auto" w:frame="1"/>
+          <w:shd w:val="clear" w:color="auto" w:fill="383B40"/>
+        </w:rPr>
+        <w:t>video</w:t>
+      </w:r>
+      <w:r>
+        <w:rPr>
+          <w:rStyle w:val="hljs-tag"/>
+          <w:rFonts w:ascii="Inconsolata" w:hAnsi="Inconsolata"/>
+          <w:color w:val="D3D3D3"/>
+          <w:sz w:val="24"/>
+          <w:szCs w:val="24"/>
+          <w:bdr w:val="none" w:sz="0" w:space="0" w:color="auto" w:frame="1"/>
+          <w:shd w:val="clear" w:color="auto" w:fill="383B40"/>
+        </w:rPr>
+        <w:t>&gt;</w:t>
+      </w:r>
+    </w:p>
+    <w:p>
+      <w:pPr>
+        <w:pStyle w:val="NormalWeb"/>
+        <w:shd w:val="clear" w:color="auto" w:fill="F9FAFC"/>
+        <w:spacing w:before="0" w:beforeAutospacing="0" w:after="0" w:afterAutospacing="0" w:line="450" w:lineRule="atLeast"/>
+        <w:rPr>
+          <w:rFonts w:ascii="Arial" w:hAnsi="Arial" w:cs="Arial"/>
+        </w:rPr>
+      </w:pPr>
+      <w:r>
+        <w:rPr>
+          <w:rFonts w:ascii="Arial" w:hAnsi="Arial" w:cs="Arial"/>
+        </w:rPr>
+        <w:t>2. </w:t>
+      </w:r>
+      <w:r>
+        <w:rPr>
+          <w:rStyle w:val="HTMLCode"/>
+          <w:rFonts w:ascii="Inconsolata" w:hAnsi="Inconsolata"/>
+          <w:sz w:val="24"/>
+          <w:szCs w:val="24"/>
+          <w:bdr w:val="single" w:sz="6" w:space="0" w:color="D3DCE6" w:frame="1"/>
+        </w:rPr>
+        <w:t>metadata</w:t>
+      </w:r>
+      <w:r>
+        <w:rPr>
+          <w:rFonts w:ascii="Arial" w:hAnsi="Arial" w:cs="Arial"/>
+        </w:rPr>
+        <w:t>: Indicates that only video metadata is fetched. For example,</w:t>
+      </w:r>
+    </w:p>
+    <w:p>
+      <w:pPr>
+        <w:pStyle w:val="HTMLPreformatted"/>
+        <w:pBdr>
+          <w:top w:val="single" w:sz="6" w:space="12" w:color="D3DCE6"/>
+          <w:left w:val="single" w:sz="6" w:space="12" w:color="D3DCE6"/>
+          <w:bottom w:val="single" w:sz="6" w:space="12" w:color="D3DCE6"/>
+          <w:right w:val="single" w:sz="6" w:space="12" w:color="D3DCE6"/>
+        </w:pBdr>
+        <w:shd w:val="clear" w:color="auto" w:fill="383B40"/>
+        <w:spacing w:line="300" w:lineRule="atLeast"/>
+        <w:rPr>
+          <w:rFonts w:ascii="Inconsolata" w:hAnsi="Inconsolata" w:cs="Courier New"/>
+          <w:color w:val="D5D5D5"/>
+          <w:sz w:val="24"/>
+          <w:szCs w:val="24"/>
+        </w:rPr>
+      </w:pPr>
+      <w:r>
+        <w:rPr>
+          <w:rStyle w:val="hljs-tag"/>
+          <w:rFonts w:ascii="Inconsolata" w:hAnsi="Inconsolata"/>
+          <w:color w:val="D3D3D3"/>
+          <w:sz w:val="24"/>
+          <w:szCs w:val="24"/>
+          <w:bdr w:val="none" w:sz="0" w:space="0" w:color="auto" w:frame="1"/>
+          <w:shd w:val="clear" w:color="auto" w:fill="383B40"/>
+        </w:rPr>
+        <w:t>&lt;</w:t>
+      </w:r>
+      <w:r>
+        <w:rPr>
+          <w:rStyle w:val="hljs-name"/>
+          <w:rFonts w:ascii="Inconsolata" w:hAnsi="Inconsolata"/>
+          <w:color w:val="E06C75"/>
+          <w:sz w:val="24"/>
+          <w:szCs w:val="24"/>
+          <w:bdr w:val="none" w:sz="0" w:space="0" w:color="auto" w:frame="1"/>
+          <w:shd w:val="clear" w:color="auto" w:fill="383B40"/>
+        </w:rPr>
+        <w:t>video</w:t>
+      </w:r>
+      <w:r>
+        <w:rPr>
+          <w:rStyle w:val="hljs-tag"/>
+          <w:rFonts w:ascii="Inconsolata" w:hAnsi="Inconsolata"/>
+          <w:color w:val="D3D3D3"/>
+          <w:sz w:val="24"/>
+          <w:szCs w:val="24"/>
+          <w:bdr w:val="none" w:sz="0" w:space="0" w:color="auto" w:frame="1"/>
+          <w:shd w:val="clear" w:color="auto" w:fill="383B40"/>
+        </w:rPr>
+        <w:t xml:space="preserve"> </w:t>
+      </w:r>
+      <w:r>
+        <w:rPr>
+          <w:rStyle w:val="hljs-attr"/>
+          <w:rFonts w:ascii="Inconsolata" w:hAnsi="Inconsolata"/>
+          <w:color w:val="D19A66"/>
+          <w:sz w:val="24"/>
+          <w:szCs w:val="24"/>
+          <w:bdr w:val="none" w:sz="0" w:space="0" w:color="auto" w:frame="1"/>
+          <w:shd w:val="clear" w:color="auto" w:fill="383B40"/>
+        </w:rPr>
+        <w:t>preload</w:t>
+      </w:r>
+      <w:r>
+        <w:rPr>
+          <w:rStyle w:val="hljs-tag"/>
+          <w:rFonts w:ascii="Inconsolata" w:hAnsi="Inconsolata"/>
+          <w:color w:val="D3D3D3"/>
+          <w:sz w:val="24"/>
+          <w:szCs w:val="24"/>
+          <w:bdr w:val="none" w:sz="0" w:space="0" w:color="auto" w:frame="1"/>
+          <w:shd w:val="clear" w:color="auto" w:fill="383B40"/>
+        </w:rPr>
+        <w:t>=</w:t>
+      </w:r>
+      <w:r>
+        <w:rPr>
+          <w:rStyle w:val="hljs-string"/>
+          <w:rFonts w:ascii="Inconsolata" w:hAnsi="Inconsolata"/>
+          <w:color w:val="98C379"/>
+          <w:sz w:val="24"/>
+          <w:szCs w:val="24"/>
+          <w:bdr w:val="none" w:sz="0" w:space="0" w:color="auto" w:frame="1"/>
+          <w:shd w:val="clear" w:color="auto" w:fill="383B40"/>
+        </w:rPr>
+        <w:t>"metadata"</w:t>
+      </w:r>
+      <w:r>
+        <w:rPr>
+          <w:rStyle w:val="hljs-tag"/>
+          <w:rFonts w:ascii="Inconsolata" w:hAnsi="Inconsolata"/>
+          <w:color w:val="D3D3D3"/>
+          <w:sz w:val="24"/>
+          <w:szCs w:val="24"/>
+          <w:bdr w:val="none" w:sz="0" w:space="0" w:color="auto" w:frame="1"/>
+          <w:shd w:val="clear" w:color="auto" w:fill="383B40"/>
+        </w:rPr>
+        <w:t xml:space="preserve"> </w:t>
+      </w:r>
+      <w:r>
+        <w:rPr>
+          <w:rStyle w:val="hljs-attr"/>
+          <w:rFonts w:ascii="Inconsolata" w:hAnsi="Inconsolata"/>
+          <w:color w:val="D19A66"/>
+          <w:sz w:val="24"/>
+          <w:szCs w:val="24"/>
+          <w:bdr w:val="none" w:sz="0" w:space="0" w:color="auto" w:frame="1"/>
+          <w:shd w:val="clear" w:color="auto" w:fill="383B40"/>
+        </w:rPr>
+        <w:t>src</w:t>
+      </w:r>
+      <w:r>
+        <w:rPr>
+          <w:rStyle w:val="hljs-tag"/>
+          <w:rFonts w:ascii="Inconsolata" w:hAnsi="Inconsolata"/>
+          <w:color w:val="D3D3D3"/>
+          <w:sz w:val="24"/>
+          <w:szCs w:val="24"/>
+          <w:bdr w:val="none" w:sz="0" w:space="0" w:color="auto" w:frame="1"/>
+          <w:shd w:val="clear" w:color="auto" w:fill="383B40"/>
+        </w:rPr>
+        <w:t>=</w:t>
+      </w:r>
+      <w:r>
+        <w:rPr>
+          <w:rStyle w:val="hljs-string"/>
+          <w:rFonts w:ascii="Inconsolata" w:hAnsi="Inconsolata"/>
+          <w:color w:val="98C379"/>
+          <w:sz w:val="24"/>
+          <w:szCs w:val="24"/>
+          <w:bdr w:val="none" w:sz="0" w:space="0" w:color="auto" w:frame="1"/>
+          <w:shd w:val="clear" w:color="auto" w:fill="383B40"/>
+        </w:rPr>
+        <w:t>"/videos/sample.mp4"</w:t>
+      </w:r>
+      <w:r>
+        <w:rPr>
+          <w:rStyle w:val="hljs-tag"/>
+          <w:rFonts w:ascii="Inconsolata" w:hAnsi="Inconsolata"/>
+          <w:color w:val="D3D3D3"/>
+          <w:sz w:val="24"/>
+          <w:szCs w:val="24"/>
+          <w:bdr w:val="none" w:sz="0" w:space="0" w:color="auto" w:frame="1"/>
+          <w:shd w:val="clear" w:color="auto" w:fill="383B40"/>
+        </w:rPr>
+        <w:t>&gt;&lt;/</w:t>
+      </w:r>
+      <w:r>
+        <w:rPr>
+          <w:rStyle w:val="hljs-name"/>
+          <w:rFonts w:ascii="Inconsolata" w:hAnsi="Inconsolata"/>
+          <w:color w:val="E06C75"/>
+          <w:sz w:val="24"/>
+          <w:szCs w:val="24"/>
+          <w:bdr w:val="none" w:sz="0" w:space="0" w:color="auto" w:frame="1"/>
+          <w:shd w:val="clear" w:color="auto" w:fill="383B40"/>
+        </w:rPr>
+        <w:t>video</w:t>
+      </w:r>
+      <w:r>
+        <w:rPr>
+          <w:rStyle w:val="hljs-tag"/>
+          <w:rFonts w:ascii="Inconsolata" w:hAnsi="Inconsolata"/>
+          <w:color w:val="D3D3D3"/>
+          <w:sz w:val="24"/>
+          <w:szCs w:val="24"/>
+          <w:bdr w:val="none" w:sz="0" w:space="0" w:color="auto" w:frame="1"/>
+          <w:shd w:val="clear" w:color="auto" w:fill="383B40"/>
+        </w:rPr>
+        <w:t>&gt;</w:t>
+      </w:r>
+    </w:p>
+    <w:p>
+      <w:pPr>
+        <w:pStyle w:val="NormalWeb"/>
+        <w:shd w:val="clear" w:color="auto" w:fill="F9FAFC"/>
+        <w:spacing w:before="0" w:beforeAutospacing="0" w:after="0" w:afterAutospacing="0" w:line="450" w:lineRule="atLeast"/>
+        <w:rPr>
+          <w:rFonts w:ascii="Arial" w:hAnsi="Arial" w:cs="Arial"/>
+        </w:rPr>
+      </w:pPr>
+      <w:r>
+        <w:rPr>
+          <w:rFonts w:ascii="Arial" w:hAnsi="Arial" w:cs="Arial"/>
+        </w:rPr>
+        <w:t>3. </w:t>
+      </w:r>
+      <w:r>
+        <w:rPr>
+          <w:rStyle w:val="HTMLCode"/>
+          <w:rFonts w:ascii="Inconsolata" w:hAnsi="Inconsolata"/>
+          <w:sz w:val="24"/>
+          <w:szCs w:val="24"/>
+          <w:bdr w:val="single" w:sz="6" w:space="0" w:color="D3DCE6" w:frame="1"/>
+        </w:rPr>
+        <w:t>auto</w:t>
+      </w:r>
+      <w:r>
+        <w:rPr>
+          <w:rFonts w:ascii="Arial" w:hAnsi="Arial" w:cs="Arial"/>
+        </w:rPr>
+        <w:t>: Indicates that the entire video file will be loaded when the page loads. For example,</w:t>
+      </w:r>
+    </w:p>
+    <w:p>
+      <w:pPr>
+        <w:pStyle w:val="HTMLPreformatted"/>
+        <w:pBdr>
+          <w:top w:val="single" w:sz="6" w:space="12" w:color="D3DCE6"/>
+          <w:left w:val="single" w:sz="6" w:space="12" w:color="D3DCE6"/>
+          <w:bottom w:val="single" w:sz="6" w:space="12" w:color="D3DCE6"/>
+          <w:right w:val="single" w:sz="6" w:space="12" w:color="D3DCE6"/>
+        </w:pBdr>
+        <w:shd w:val="clear" w:color="auto" w:fill="383B40"/>
+        <w:spacing w:line="300" w:lineRule="atLeast"/>
+        <w:rPr>
+          <w:rFonts w:ascii="Inconsolata" w:hAnsi="Inconsolata" w:cs="Courier New"/>
+          <w:color w:val="D5D5D5"/>
+          <w:sz w:val="24"/>
+          <w:szCs w:val="24"/>
+        </w:rPr>
+      </w:pPr>
+      <w:r>
+        <w:rPr>
+          <w:rStyle w:val="hljs-tag"/>
+          <w:rFonts w:ascii="Inconsolata" w:hAnsi="Inconsolata"/>
+          <w:color w:val="D3D3D3"/>
+          <w:sz w:val="24"/>
+          <w:szCs w:val="24"/>
+          <w:bdr w:val="none" w:sz="0" w:space="0" w:color="auto" w:frame="1"/>
+          <w:shd w:val="clear" w:color="auto" w:fill="383B40"/>
+        </w:rPr>
+        <w:t>&lt;</w:t>
+      </w:r>
+      <w:r>
+        <w:rPr>
+          <w:rStyle w:val="hljs-name"/>
+          <w:rFonts w:ascii="Inconsolata" w:hAnsi="Inconsolata"/>
+          <w:color w:val="E06C75"/>
+          <w:sz w:val="24"/>
+          <w:szCs w:val="24"/>
+          <w:bdr w:val="none" w:sz="0" w:space="0" w:color="auto" w:frame="1"/>
+          <w:shd w:val="clear" w:color="auto" w:fill="383B40"/>
+        </w:rPr>
+        <w:t>video</w:t>
+      </w:r>
+      <w:r>
+        <w:rPr>
+          <w:rStyle w:val="hljs-tag"/>
+          <w:rFonts w:ascii="Inconsolata" w:hAnsi="Inconsolata"/>
+          <w:color w:val="D3D3D3"/>
+          <w:sz w:val="24"/>
+          <w:szCs w:val="24"/>
+          <w:bdr w:val="none" w:sz="0" w:space="0" w:color="auto" w:frame="1"/>
+          <w:shd w:val="clear" w:color="auto" w:fill="383B40"/>
+        </w:rPr>
+        <w:t xml:space="preserve"> </w:t>
+      </w:r>
+      <w:r>
+        <w:rPr>
+          <w:rStyle w:val="hljs-attr"/>
+          <w:rFonts w:ascii="Inconsolata" w:hAnsi="Inconsolata"/>
+          <w:color w:val="D19A66"/>
+          <w:sz w:val="24"/>
+          <w:szCs w:val="24"/>
+          <w:bdr w:val="none" w:sz="0" w:space="0" w:color="auto" w:frame="1"/>
+          <w:shd w:val="clear" w:color="auto" w:fill="383B40"/>
+        </w:rPr>
+        <w:t>preload</w:t>
+      </w:r>
+      <w:r>
+        <w:rPr>
+          <w:rStyle w:val="hljs-tag"/>
+          <w:rFonts w:ascii="Inconsolata" w:hAnsi="Inconsolata"/>
+          <w:color w:val="D3D3D3"/>
+          <w:sz w:val="24"/>
+          <w:szCs w:val="24"/>
+          <w:bdr w:val="none" w:sz="0" w:space="0" w:color="auto" w:frame="1"/>
+          <w:shd w:val="clear" w:color="auto" w:fill="383B40"/>
+        </w:rPr>
+        <w:t>=</w:t>
+      </w:r>
+      <w:r>
+        <w:rPr>
+          <w:rStyle w:val="hljs-string"/>
+          <w:rFonts w:ascii="Inconsolata" w:hAnsi="Inconsolata"/>
+          <w:color w:val="98C379"/>
+          <w:sz w:val="24"/>
+          <w:szCs w:val="24"/>
+          <w:bdr w:val="none" w:sz="0" w:space="0" w:color="auto" w:frame="1"/>
+          <w:shd w:val="clear" w:color="auto" w:fill="383B40"/>
+        </w:rPr>
+        <w:t>"auto"</w:t>
+      </w:r>
+      <w:r>
+        <w:rPr>
+          <w:rStyle w:val="hljs-tag"/>
+          <w:rFonts w:ascii="Inconsolata" w:hAnsi="Inconsolata"/>
+          <w:color w:val="D3D3D3"/>
+          <w:sz w:val="24"/>
+          <w:szCs w:val="24"/>
+          <w:bdr w:val="none" w:sz="0" w:space="0" w:color="auto" w:frame="1"/>
+          <w:shd w:val="clear" w:color="auto" w:fill="383B40"/>
+        </w:rPr>
+        <w:t xml:space="preserve"> </w:t>
+      </w:r>
+      <w:r>
+        <w:rPr>
+          <w:rStyle w:val="hljs-attr"/>
+          <w:rFonts w:ascii="Inconsolata" w:hAnsi="Inconsolata"/>
+          <w:color w:val="D19A66"/>
+          <w:sz w:val="24"/>
+          <w:szCs w:val="24"/>
+          <w:bdr w:val="none" w:sz="0" w:space="0" w:color="auto" w:frame="1"/>
+          <w:shd w:val="clear" w:color="auto" w:fill="383B40"/>
+        </w:rPr>
+        <w:t>src</w:t>
+      </w:r>
+      <w:r>
+        <w:rPr>
+          <w:rStyle w:val="hljs-tag"/>
+          <w:rFonts w:ascii="Inconsolata" w:hAnsi="Inconsolata"/>
+          <w:color w:val="D3D3D3"/>
+          <w:sz w:val="24"/>
+          <w:szCs w:val="24"/>
+          <w:bdr w:val="none" w:sz="0" w:space="0" w:color="auto" w:frame="1"/>
+          <w:shd w:val="clear" w:color="auto" w:fill="383B40"/>
+        </w:rPr>
+        <w:t>=</w:t>
+      </w:r>
+      <w:r>
+        <w:rPr>
+          <w:rStyle w:val="hljs-string"/>
+          <w:rFonts w:ascii="Inconsolata" w:hAnsi="Inconsolata"/>
+          <w:color w:val="98C379"/>
+          <w:sz w:val="24"/>
+          <w:szCs w:val="24"/>
+          <w:bdr w:val="none" w:sz="0" w:space="0" w:color="auto" w:frame="1"/>
+          <w:shd w:val="clear" w:color="auto" w:fill="383B40"/>
+        </w:rPr>
+        <w:t>"/videos/sample.mp4"</w:t>
+      </w:r>
+      <w:r>
+        <w:rPr>
+          <w:rStyle w:val="hljs-tag"/>
+          <w:rFonts w:ascii="Inconsolata" w:hAnsi="Inconsolata"/>
+          <w:color w:val="D3D3D3"/>
+          <w:sz w:val="24"/>
+          <w:szCs w:val="24"/>
+          <w:bdr w:val="none" w:sz="0" w:space="0" w:color="auto" w:frame="1"/>
+          <w:shd w:val="clear" w:color="auto" w:fill="383B40"/>
+        </w:rPr>
+        <w:t>&gt;&lt;/</w:t>
+      </w:r>
+      <w:r>
+        <w:rPr>
+          <w:rStyle w:val="hljs-name"/>
+          <w:rFonts w:ascii="Inconsolata" w:hAnsi="Inconsolata"/>
+          <w:color w:val="E06C75"/>
+          <w:sz w:val="24"/>
+          <w:szCs w:val="24"/>
+          <w:bdr w:val="none" w:sz="0" w:space="0" w:color="auto" w:frame="1"/>
+          <w:shd w:val="clear" w:color="auto" w:fill="383B40"/>
+        </w:rPr>
+        <w:t>video</w:t>
+      </w:r>
+      <w:r>
+        <w:rPr>
+          <w:rStyle w:val="hljs-tag"/>
+          <w:rFonts w:ascii="Inconsolata" w:hAnsi="Inconsolata"/>
+          <w:color w:val="D3D3D3"/>
+          <w:sz w:val="24"/>
+          <w:szCs w:val="24"/>
+          <w:bdr w:val="none" w:sz="0" w:space="0" w:color="auto" w:frame="1"/>
+          <w:shd w:val="clear" w:color="auto" w:fill="383B40"/>
+        </w:rPr>
+        <w:t>&gt;</w:t>
+      </w:r>
+    </w:p>
+    <w:p>
+      <w:pPr>
+        <w:rPr>
+          <w:sz w:val="24"/>
+          <w:szCs w:val="24"/>
+        </w:rPr>
+      </w:pPr>
+    </w:p>
+    <w:p>
+      <w:pPr>
+        <w:rPr>
+          <w:sz w:val="24"/>
+          <w:szCs w:val="24"/>
+        </w:rPr>
+      </w:pPr>
+      <w:r>
+        <w:rPr>
+          <w:sz w:val="24"/>
+          <w:szCs w:val="24"/>
+        </w:rPr>
+        <w:t>-HTML NBSP:</w:t>
+      </w:r>
+    </w:p>
+    <w:p>
+      <w:pPr>
+        <w:rPr>
+          <w:sz w:val="24"/>
+          <w:szCs w:val="24"/>
+        </w:rPr>
+      </w:pPr>
+      <w:r>
+        <w:rPr>
+          <w:sz w:val="24"/>
+          <w:szCs w:val="24"/>
+        </w:rPr>
+        <w:t xml:space="preserve">Is a html special entity, named Non-Breaking-Space. It </w:t>
+      </w:r>
+      <w:r>
+        <w:rPr>
+          <w:sz w:val="24"/>
+          <w:szCs w:val="24"/>
+        </w:rPr>
+        <w:t>ensures</w:t>
+      </w:r>
+      <w:r>
+        <w:rPr>
+          <w:sz w:val="24"/>
+          <w:szCs w:val="24"/>
+        </w:rPr>
+        <w:t xml:space="preserve"> that the two words are on the same line. </w:t>
+      </w:r>
+    </w:p>
+    <w:p>
+      <w:pPr>
+        <w:pBdr>
+          <w:top w:val="single" w:sz="6" w:space="12" w:color="D3DCE6"/>
+          <w:left w:val="single" w:sz="6" w:space="12" w:color="D3DCE6"/>
+          <w:bottom w:val="single" w:sz="6" w:space="12" w:color="D3DCE6"/>
+          <w:right w:val="single" w:sz="6" w:space="12" w:color="D3DCE6"/>
+        </w:pBdr>
+        <w:shd w:val="clear" w:color="auto" w:fill="383B40"/>
+        <w:tabs>
+          <w:tab w:val="left" w:pos="916"/>
+          <w:tab w:val="left" w:pos="1832"/>
+          <w:tab w:val="left" w:pos="2748"/>
+          <w:tab w:val="left" w:pos="3664"/>
+          <w:tab w:val="left" w:pos="4580"/>
+          <w:tab w:val="left" w:pos="5496"/>
+          <w:tab w:val="left" w:pos="6412"/>
+          <w:tab w:val="left" w:pos="7328"/>
+          <w:tab w:val="left" w:pos="8244"/>
+          <w:tab w:val="left" w:pos="9160"/>
+          <w:tab w:val="left" w:pos="10076"/>
+          <w:tab w:val="left" w:pos="10992"/>
+          <w:tab w:val="left" w:pos="11908"/>
+          <w:tab w:val="left" w:pos="12824"/>
+          <w:tab w:val="left" w:pos="13740"/>
+          <w:tab w:val="left" w:pos="14656"/>
+        </w:tabs>
+        <w:spacing w:after="0" w:line="300" w:lineRule="atLeast"/>
+        <w:rPr>
+          <w:rFonts w:ascii="Inconsolata" w:eastAsia="Times New Roman" w:hAnsi="Inconsolata" w:cs="Courier New"/>
+          <w:color w:val="D5D5D5"/>
+          <w:sz w:val="21"/>
+          <w:szCs w:val="21"/>
+        </w:rPr>
+      </w:pPr>
+      <w:r>
+        <w:rPr>
+          <w:rFonts w:ascii="Inconsolata" w:eastAsia="Times New Roman" w:hAnsi="Inconsolata" w:cs="Courier New"/>
+          <w:color w:val="D3D3D3"/>
+          <w:sz w:val="21"/>
+          <w:szCs w:val="21"/>
+          <w:bdr w:val="none" w:sz="0" w:space="0" w:color="auto" w:frame="1"/>
+          <w:shd w:val="clear" w:color="auto" w:fill="383B40"/>
+        </w:rPr>
+        <w:t>The World population as of 2022 has reached 7.837</w:t>
+      </w:r>
+      <w:r>
+        <w:rPr>
+          <w:rFonts w:ascii="Inconsolata" w:eastAsia="Times New Roman" w:hAnsi="Inconsolata" w:cs="Courier New"/>
+          <w:color w:val="61AEEE"/>
+          <w:sz w:val="21"/>
+          <w:szCs w:val="21"/>
+          <w:bdr w:val="none" w:sz="0" w:space="0" w:color="auto" w:frame="1"/>
+          <w:shd w:val="clear" w:color="auto" w:fill="383B40"/>
+        </w:rPr>
+        <w:t>&amp;nbsp;</w:t>
+      </w:r>
+      <w:r>
+        <w:rPr>
+          <w:rFonts w:ascii="Inconsolata" w:eastAsia="Times New Roman" w:hAnsi="Inconsolata" w:cs="Courier New"/>
+          <w:color w:val="D3D3D3"/>
+          <w:sz w:val="21"/>
+          <w:szCs w:val="21"/>
+          <w:bdr w:val="none" w:sz="0" w:space="0" w:color="auto" w:frame="1"/>
+          <w:shd w:val="clear" w:color="auto" w:fill="383B40"/>
+        </w:rPr>
+        <w:t>billion.</w:t>
+      </w:r>
+    </w:p>
+    <w:p>
+      <w:pPr>
+        <w:rPr>
+          <w:sz w:val="24"/>
+          <w:szCs w:val="24"/>
+        </w:rPr>
+      </w:pPr>
+      <w:r>
+        <w:rPr>
+          <w:sz w:val="24"/>
+          <w:szCs w:val="24"/>
+        </w:rPr>
+        <w:t xml:space="preserve">Will prevent the 7.837 and billion from appearing on different lines. </w:t>
+      </w:r>
+    </w:p>
+    <w:p>
+      <w:pPr>
+        <w:rPr>
+          <w:sz w:val="24"/>
+          <w:szCs w:val="24"/>
+        </w:rPr>
+      </w:pPr>
+      <w:r>
+        <w:rPr>
+          <w:sz w:val="24"/>
+          <w:szCs w:val="24"/>
+        </w:rPr>
+        <w:t>Another thing of use is that Browser considers many spaces together as one space, but many &amp;</w:t>
+      </w:r>
+      <w:proofErr w:type="spellStart"/>
+      <w:r>
+        <w:rPr>
+          <w:sz w:val="24"/>
+          <w:szCs w:val="24"/>
+        </w:rPr>
+        <w:t>nbsp</w:t>
+      </w:r>
+      <w:proofErr w:type="spellEnd"/>
+      <w:r>
+        <w:rPr>
+          <w:sz w:val="24"/>
+          <w:szCs w:val="24"/>
+        </w:rPr>
+        <w:t xml:space="preserve"> together do count as many spaces in a line.</w:t>
+      </w:r>
+    </w:p>
+    <w:p>
+      <w:pPr>
+        <w:rPr>
+          <w:sz w:val="24"/>
+          <w:szCs w:val="24"/>
+        </w:rPr>
+      </w:pPr>
+    </w:p>
+    <w:p>
+      <w:pPr>
+        <w:rPr>
+          <w:sz w:val="24"/>
+          <w:szCs w:val="24"/>
+        </w:rPr>
+      </w:pPr>
+      <w:r>
+        <w:rPr>
+          <w:sz w:val="24"/>
+          <w:szCs w:val="24"/>
+        </w:rPr>
+        <w:t>-SYMBOLS:</w:t>
+      </w:r>
+    </w:p>
+    <w:p>
+      <w:pPr>
+        <w:rPr>
+          <w:sz w:val="24"/>
+          <w:szCs w:val="24"/>
+        </w:rPr>
+      </w:pPr>
+      <w:r>
+        <w:rPr>
+          <w:sz w:val="24"/>
+          <w:szCs w:val="24"/>
+        </w:rPr>
+        <w:t>Some symbols are not present in our keyboard, we use their number to show them in text, the full table can be found online.</w:t>
+      </w:r>
+      <w:r>
+        <w:rPr>
+          <w:sz w:val="24"/>
+          <w:szCs w:val="24"/>
+        </w:rPr>
+        <w:t xml:space="preserve"> Same with the emojis. If we are going to copy emojis instead of using there code, we paste it inside span.</w:t>
+      </w:r>
+    </w:p>
+    <w:p>
+      <w:pPr>
+        <w:rPr>
+          <w:sz w:val="24"/>
+          <w:szCs w:val="24"/>
+        </w:rPr>
+      </w:pPr>
+    </w:p>
+    <w:p>
+      <w:pPr>
+        <w:rPr>
+          <w:sz w:val="24"/>
+          <w:szCs w:val="24"/>
+        </w:rPr>
+      </w:pPr>
+      <w:r>
+        <w:rPr>
+          <w:sz w:val="24"/>
+          <w:szCs w:val="24"/>
+        </w:rPr>
+        <w:t>-SEMANTIC:</w:t>
+      </w:r>
+    </w:p>
+    <w:p>
+      <w:pPr>
+        <w:rPr>
+          <w:sz w:val="24"/>
+          <w:szCs w:val="24"/>
+        </w:rPr>
+      </w:pPr>
+      <w:r>
+        <w:rPr>
+          <w:sz w:val="24"/>
+          <w:szCs w:val="24"/>
+        </w:rPr>
+        <w:t>Anything that defines something, like a &lt;p&gt; defines a paragraph is semantic, because they give meaning to the contents of the web page. Tags like span are not.</w:t>
+      </w:r>
+    </w:p>
+    <w:p>
+      <w:pPr>
+        <w:rPr>
+          <w:sz w:val="24"/>
+          <w:szCs w:val="24"/>
+        </w:rPr>
+      </w:pPr>
+      <w:r>
+        <w:rPr>
+          <w:sz w:val="24"/>
+          <w:szCs w:val="24"/>
+        </w:rPr>
+        <w:t>&lt;div&gt;&lt;/div&gt; can be used to group data together in groups, has not other purpose, but does make it easier to use CSS.</w:t>
+      </w:r>
+    </w:p>
+    <w:p>
+      <w:pPr>
+        <w:rPr>
+          <w:sz w:val="24"/>
+          <w:szCs w:val="24"/>
+        </w:rPr>
+      </w:pPr>
+      <w:r>
+        <w:rPr>
+          <w:sz w:val="24"/>
+          <w:szCs w:val="24"/>
+        </w:rPr>
+        <w:t>We use &lt;aside&gt;&lt;/aside&gt; to say that this content is not related to the main content of the program and is optional.</w:t>
+      </w:r>
+    </w:p>
+    <w:p>
+      <w:pPr>
+        <w:rPr>
+          <w:sz w:val="24"/>
+          <w:szCs w:val="24"/>
+        </w:rPr>
+      </w:pPr>
+      <w:r>
+        <w:rPr>
+          <w:sz w:val="24"/>
+          <w:szCs w:val="24"/>
+        </w:rPr>
+        <w:t>We use &lt;section&gt;&lt;/section&gt; to group together related content, makes It easy for us to organize complex documents.</w:t>
+      </w:r>
+    </w:p>
+    <w:p>
+      <w:pPr>
+        <w:rPr>
+          <w:sz w:val="24"/>
+          <w:szCs w:val="24"/>
+        </w:rPr>
+      </w:pPr>
+      <w:r>
+        <w:rPr>
+          <w:sz w:val="24"/>
+          <w:szCs w:val="24"/>
+        </w:rPr>
+        <w:t>We use &lt;footer&gt;&lt;/footer&gt; to display information at the end of a webpage, such as contact information, authors, copyrights etc.</w:t>
+      </w:r>
+    </w:p>
+    <w:p>
+      <w:pPr>
+        <w:rPr>
+          <w:sz w:val="24"/>
+          <w:szCs w:val="24"/>
+        </w:rPr>
+      </w:pPr>
+      <w:r>
+        <w:rPr>
+          <w:sz w:val="24"/>
+          <w:szCs w:val="24"/>
+        </w:rPr>
+        <w:lastRenderedPageBreak/>
+        <w:t>We use &lt;main&gt;&lt;/main&gt; to define that this contains the main content of the document.</w:t>
+      </w:r>
+      <w:r>
+        <w:rPr>
+          <w:sz w:val="24"/>
+          <w:szCs w:val="24"/>
+        </w:rPr>
+        <w:t xml:space="preserve"> This is inside body.</w:t>
+      </w:r>
+    </w:p>
+    <w:p>
+      <w:pPr>
+        <w:rPr>
+          <w:sz w:val="24"/>
+          <w:szCs w:val="24"/>
+        </w:rPr>
+      </w:pPr>
+      <w:r>
+        <w:rPr>
+          <w:sz w:val="24"/>
+          <w:szCs w:val="24"/>
+        </w:rPr>
+        <w:t>We use &lt;figure&gt; to show self-contained images, such as logo, illustrations. To add a caption to the image, use &lt;figcaption&gt;&lt;/figcaption&gt; under the image src line.</w:t>
+      </w:r>
+      <w:r>
+        <w:rPr>
+          <w:sz w:val="24"/>
+          <w:szCs w:val="24"/>
+        </w:rPr>
+        <w:t xml:space="preserve"> </w:t>
+      </w:r>
+    </w:p>
+    <w:p>
+      <w:pPr>
+        <w:rPr>
+          <w:sz w:val="24"/>
+          <w:szCs w:val="24"/>
+        </w:rPr>
+      </w:pPr>
+    </w:p>
+    <w:p>
+      <w:pPr>
+        <w:rPr>
+          <w:sz w:val="24"/>
+          <w:szCs w:val="24"/>
+        </w:rPr>
+      </w:pPr>
+      <w:r>
+        <w:rPr>
+          <w:sz w:val="24"/>
+          <w:szCs w:val="24"/>
+        </w:rPr>
+        <w:t>-CLASS:</w:t>
+      </w:r>
+    </w:p>
+    <w:p>
+      <w:pPr>
+        <w:shd w:val="clear" w:color="auto" w:fill="F9FAFC"/>
+        <w:spacing w:after="0" w:line="450" w:lineRule="atLeast"/>
+        <w:rPr>
+          <w:rFonts w:ascii="Arial" w:eastAsia="Times New Roman" w:hAnsi="Arial" w:cs="Arial"/>
+          <w:sz w:val="24"/>
+          <w:szCs w:val="24"/>
+        </w:rPr>
+      </w:pPr>
+      <w:r>
+        <w:rPr>
+          <w:rFonts w:ascii="Arial" w:eastAsia="Times New Roman" w:hAnsi="Arial" w:cs="Arial"/>
+          <w:sz w:val="24"/>
+          <w:szCs w:val="24"/>
+        </w:rPr>
+        <w:t>An HTML </w:t>
+      </w:r>
+      <w:r>
+        <w:rPr>
+          <w:rFonts w:ascii="Inconsolata" w:eastAsia="Times New Roman" w:hAnsi="Inconsolata" w:cs="Courier New"/>
+          <w:sz w:val="24"/>
+          <w:szCs w:val="24"/>
+          <w:bdr w:val="single" w:sz="6" w:space="0" w:color="D3DCE6" w:frame="1"/>
+        </w:rPr>
+        <w:t>class</w:t>
+      </w:r>
+      <w:r>
+        <w:rPr>
+          <w:rFonts w:ascii="Arial" w:eastAsia="Times New Roman" w:hAnsi="Arial" w:cs="Arial"/>
+          <w:sz w:val="24"/>
+          <w:szCs w:val="24"/>
+        </w:rPr>
+        <w:t> is an attribute that can be added to an HTML element to give it a specific class name. For example,</w:t>
+      </w:r>
+    </w:p>
+    <w:p>
+      <w:pPr>
+        <w:pBdr>
+          <w:top w:val="single" w:sz="6" w:space="12" w:color="D3DCE6"/>
+          <w:left w:val="single" w:sz="6" w:space="12" w:color="D3DCE6"/>
+          <w:bottom w:val="single" w:sz="6" w:space="12" w:color="D3DCE6"/>
+          <w:right w:val="single" w:sz="6" w:space="12" w:color="D3DCE6"/>
+        </w:pBdr>
+        <w:shd w:val="clear" w:color="auto" w:fill="383B40"/>
+        <w:tabs>
+          <w:tab w:val="left" w:pos="916"/>
+          <w:tab w:val="left" w:pos="1832"/>
+          <w:tab w:val="left" w:pos="2748"/>
+          <w:tab w:val="left" w:pos="3664"/>
+          <w:tab w:val="left" w:pos="4580"/>
+          <w:tab w:val="left" w:pos="5496"/>
+          <w:tab w:val="left" w:pos="6412"/>
+          <w:tab w:val="left" w:pos="7328"/>
+          <w:tab w:val="left" w:pos="8244"/>
+          <w:tab w:val="left" w:pos="9160"/>
+          <w:tab w:val="left" w:pos="10076"/>
+          <w:tab w:val="left" w:pos="10992"/>
+          <w:tab w:val="left" w:pos="11908"/>
+          <w:tab w:val="left" w:pos="12824"/>
+          <w:tab w:val="left" w:pos="13740"/>
+          <w:tab w:val="left" w:pos="14656"/>
+        </w:tabs>
+        <w:spacing w:after="0" w:line="300" w:lineRule="atLeast"/>
+        <w:rPr>
+          <w:rFonts w:ascii="Inconsolata" w:eastAsia="Times New Roman" w:hAnsi="Inconsolata" w:cs="Courier New"/>
+          <w:color w:val="D3D3D3"/>
+          <w:sz w:val="24"/>
+          <w:szCs w:val="24"/>
+          <w:bdr w:val="none" w:sz="0" w:space="0" w:color="auto" w:frame="1"/>
+          <w:shd w:val="clear" w:color="auto" w:fill="383B40"/>
+        </w:rPr>
+      </w:pPr>
+      <w:r>
+        <w:rPr>
+          <w:rFonts w:ascii="Inconsolata" w:eastAsia="Times New Roman" w:hAnsi="Inconsolata" w:cs="Courier New"/>
+          <w:color w:val="D3D3D3"/>
+          <w:sz w:val="24"/>
+          <w:szCs w:val="24"/>
+          <w:bdr w:val="none" w:sz="0" w:space="0" w:color="auto" w:frame="1"/>
+          <w:shd w:val="clear" w:color="auto" w:fill="383B40"/>
+        </w:rPr>
+        <w:t>&lt;</w:t>
+      </w:r>
+      <w:r>
+        <w:rPr>
+          <w:rFonts w:ascii="Inconsolata" w:eastAsia="Times New Roman" w:hAnsi="Inconsolata" w:cs="Courier New"/>
+          <w:color w:val="E06C75"/>
+          <w:sz w:val="24"/>
+          <w:szCs w:val="24"/>
+          <w:bdr w:val="none" w:sz="0" w:space="0" w:color="auto" w:frame="1"/>
+          <w:shd w:val="clear" w:color="auto" w:fill="383B40"/>
+        </w:rPr>
+        <w:t>h2</w:t>
+      </w:r>
+      <w:r>
+        <w:rPr>
+          <w:rFonts w:ascii="Inconsolata" w:eastAsia="Times New Roman" w:hAnsi="Inconsolata" w:cs="Courier New"/>
+          <w:color w:val="D3D3D3"/>
+          <w:sz w:val="24"/>
+          <w:szCs w:val="24"/>
+          <w:bdr w:val="none" w:sz="0" w:space="0" w:color="auto" w:frame="1"/>
+          <w:shd w:val="clear" w:color="auto" w:fill="383B40"/>
+        </w:rPr>
+        <w:t xml:space="preserve"> </w:t>
+      </w:r>
+      <w:r>
+        <w:rPr>
+          <w:rFonts w:ascii="Inconsolata" w:eastAsia="Times New Roman" w:hAnsi="Inconsolata" w:cs="Courier New"/>
+          <w:color w:val="D19A66"/>
+          <w:sz w:val="24"/>
+          <w:szCs w:val="24"/>
+          <w:bdr w:val="none" w:sz="0" w:space="0" w:color="auto" w:frame="1"/>
+          <w:shd w:val="clear" w:color="auto" w:fill="383B40"/>
+        </w:rPr>
+        <w:t>class</w:t>
+      </w:r>
+      <w:r>
+        <w:rPr>
+          <w:rFonts w:ascii="Inconsolata" w:eastAsia="Times New Roman" w:hAnsi="Inconsolata" w:cs="Courier New"/>
+          <w:color w:val="D3D3D3"/>
+          <w:sz w:val="24"/>
+          <w:szCs w:val="24"/>
+          <w:bdr w:val="none" w:sz="0" w:space="0" w:color="auto" w:frame="1"/>
+          <w:shd w:val="clear" w:color="auto" w:fill="383B40"/>
+        </w:rPr>
+        <w:t>=</w:t>
+      </w:r>
+      <w:r>
+        <w:rPr>
+          <w:rFonts w:ascii="Inconsolata" w:eastAsia="Times New Roman" w:hAnsi="Inconsolata" w:cs="Courier New"/>
+          <w:color w:val="98C379"/>
+          <w:sz w:val="24"/>
+          <w:szCs w:val="24"/>
+          <w:bdr w:val="none" w:sz="0" w:space="0" w:color="auto" w:frame="1"/>
+          <w:shd w:val="clear" w:color="auto" w:fill="383B40"/>
+        </w:rPr>
+        <w:t>"logo"</w:t>
+      </w:r>
+      <w:r>
+        <w:rPr>
+          <w:rFonts w:ascii="Inconsolata" w:eastAsia="Times New Roman" w:hAnsi="Inconsolata" w:cs="Courier New"/>
+          <w:color w:val="D3D3D3"/>
+          <w:sz w:val="24"/>
+          <w:szCs w:val="24"/>
+          <w:bdr w:val="none" w:sz="0" w:space="0" w:color="auto" w:frame="1"/>
+          <w:shd w:val="clear" w:color="auto" w:fill="383B40"/>
+        </w:rPr>
+        <w:t>&gt;Programiz&lt;/</w:t>
+      </w:r>
+      <w:r>
+        <w:rPr>
+          <w:rFonts w:ascii="Inconsolata" w:eastAsia="Times New Roman" w:hAnsi="Inconsolata" w:cs="Courier New"/>
+          <w:color w:val="E06C75"/>
+          <w:sz w:val="24"/>
+          <w:szCs w:val="24"/>
+          <w:bdr w:val="none" w:sz="0" w:space="0" w:color="auto" w:frame="1"/>
+          <w:shd w:val="clear" w:color="auto" w:fill="383B40"/>
+        </w:rPr>
+        <w:t>h2</w:t>
+      </w:r>
+      <w:r>
+        <w:rPr>
+          <w:rFonts w:ascii="Inconsolata" w:eastAsia="Times New Roman" w:hAnsi="Inconsolata" w:cs="Courier New"/>
+          <w:color w:val="D3D3D3"/>
+          <w:sz w:val="24"/>
+          <w:szCs w:val="24"/>
+          <w:bdr w:val="none" w:sz="0" w:space="0" w:color="auto" w:frame="1"/>
+          <w:shd w:val="clear" w:color="auto" w:fill="383B40"/>
+        </w:rPr>
+        <w:t>&gt;</w:t>
+      </w:r>
+    </w:p>
+    <w:p>
+      <w:pPr>
+        <w:pBdr>
+          <w:top w:val="single" w:sz="6" w:space="12" w:color="D3DCE6"/>
+          <w:left w:val="single" w:sz="6" w:space="12" w:color="D3DCE6"/>
+          <w:bottom w:val="single" w:sz="6" w:space="12" w:color="D3DCE6"/>
+          <w:right w:val="single" w:sz="6" w:space="12" w:color="D3DCE6"/>
+        </w:pBdr>
+        <w:shd w:val="clear" w:color="auto" w:fill="383B40"/>
+        <w:tabs>
+          <w:tab w:val="left" w:pos="916"/>
+          <w:tab w:val="left" w:pos="1832"/>
+          <w:tab w:val="left" w:pos="2748"/>
+          <w:tab w:val="left" w:pos="3664"/>
+          <w:tab w:val="left" w:pos="4580"/>
+          <w:tab w:val="left" w:pos="5496"/>
+          <w:tab w:val="left" w:pos="6412"/>
+          <w:tab w:val="left" w:pos="7328"/>
+          <w:tab w:val="left" w:pos="8244"/>
+          <w:tab w:val="left" w:pos="9160"/>
+          <w:tab w:val="left" w:pos="10076"/>
+          <w:tab w:val="left" w:pos="10992"/>
+          <w:tab w:val="left" w:pos="11908"/>
+          <w:tab w:val="left" w:pos="12824"/>
+          <w:tab w:val="left" w:pos="13740"/>
+          <w:tab w:val="left" w:pos="14656"/>
+        </w:tabs>
+        <w:spacing w:after="0" w:line="300" w:lineRule="atLeast"/>
+        <w:rPr>
+          <w:rFonts w:ascii="Inconsolata" w:eastAsia="Times New Roman" w:hAnsi="Inconsolata" w:cs="Courier New"/>
+          <w:color w:val="D3D3D3"/>
+          <w:sz w:val="24"/>
+          <w:szCs w:val="24"/>
+          <w:bdr w:val="none" w:sz="0" w:space="0" w:color="auto" w:frame="1"/>
+          <w:shd w:val="clear" w:color="auto" w:fill="383B40"/>
+        </w:rPr>
+      </w:pPr>
+    </w:p>
+    <w:p>
+      <w:pPr>
+        <w:pBdr>
+          <w:top w:val="single" w:sz="6" w:space="12" w:color="D3DCE6"/>
+          <w:left w:val="single" w:sz="6" w:space="12" w:color="D3DCE6"/>
+          <w:bottom w:val="single" w:sz="6" w:space="12" w:color="D3DCE6"/>
+          <w:right w:val="single" w:sz="6" w:space="12" w:color="D3DCE6"/>
+        </w:pBdr>
+        <w:shd w:val="clear" w:color="auto" w:fill="383B40"/>
+        <w:tabs>
+          <w:tab w:val="left" w:pos="916"/>
+          <w:tab w:val="left" w:pos="1832"/>
+          <w:tab w:val="left" w:pos="2748"/>
+          <w:tab w:val="left" w:pos="3664"/>
+          <w:tab w:val="left" w:pos="4580"/>
+          <w:tab w:val="left" w:pos="5496"/>
+          <w:tab w:val="left" w:pos="6412"/>
+          <w:tab w:val="left" w:pos="7328"/>
+          <w:tab w:val="left" w:pos="8244"/>
+          <w:tab w:val="left" w:pos="9160"/>
+          <w:tab w:val="left" w:pos="10076"/>
+          <w:tab w:val="left" w:pos="10992"/>
+          <w:tab w:val="left" w:pos="11908"/>
+          <w:tab w:val="left" w:pos="12824"/>
+          <w:tab w:val="left" w:pos="13740"/>
+          <w:tab w:val="left" w:pos="14656"/>
+        </w:tabs>
+        <w:spacing w:after="0" w:line="300" w:lineRule="atLeast"/>
+        <w:rPr>
+          <w:rFonts w:ascii="Inconsolata" w:eastAsia="Times New Roman" w:hAnsi="Inconsolata" w:cs="Courier New"/>
+          <w:color w:val="D3D3D3"/>
+          <w:sz w:val="24"/>
+          <w:szCs w:val="24"/>
+          <w:bdr w:val="none" w:sz="0" w:space="0" w:color="auto" w:frame="1"/>
+          <w:shd w:val="clear" w:color="auto" w:fill="383B40"/>
+        </w:rPr>
+      </w:pPr>
+      <w:r>
+        <w:rPr>
+          <w:rFonts w:ascii="Inconsolata" w:eastAsia="Times New Roman" w:hAnsi="Inconsolata" w:cs="Courier New"/>
+          <w:color w:val="D3D3D3"/>
+          <w:sz w:val="24"/>
+          <w:szCs w:val="24"/>
+          <w:bdr w:val="none" w:sz="0" w:space="0" w:color="auto" w:frame="1"/>
+          <w:shd w:val="clear" w:color="auto" w:fill="383B40"/>
+        </w:rPr>
+        <w:t>&lt;</w:t>
+      </w:r>
+      <w:r>
+        <w:rPr>
+          <w:rFonts w:ascii="Inconsolata" w:eastAsia="Times New Roman" w:hAnsi="Inconsolata" w:cs="Courier New"/>
+          <w:color w:val="E06C75"/>
+          <w:sz w:val="24"/>
+          <w:szCs w:val="24"/>
+          <w:bdr w:val="none" w:sz="0" w:space="0" w:color="auto" w:frame="1"/>
+          <w:shd w:val="clear" w:color="auto" w:fill="383B40"/>
+        </w:rPr>
+        <w:t>style</w:t>
+      </w:r>
+      <w:r>
+        <w:rPr>
+          <w:rFonts w:ascii="Inconsolata" w:eastAsia="Times New Roman" w:hAnsi="Inconsolata" w:cs="Courier New"/>
+          <w:color w:val="D3D3D3"/>
+          <w:sz w:val="24"/>
+          <w:szCs w:val="24"/>
+          <w:bdr w:val="none" w:sz="0" w:space="0" w:color="auto" w:frame="1"/>
+          <w:shd w:val="clear" w:color="auto" w:fill="383B40"/>
+        </w:rPr>
+        <w:t>&gt;</w:t>
+      </w:r>
+    </w:p>
+    <w:p>
+      <w:pPr>
+        <w:pBdr>
+          <w:top w:val="single" w:sz="6" w:space="12" w:color="D3DCE6"/>
+          <w:left w:val="single" w:sz="6" w:space="12" w:color="D3DCE6"/>
+          <w:bottom w:val="single" w:sz="6" w:space="12" w:color="D3DCE6"/>
+          <w:right w:val="single" w:sz="6" w:space="12" w:color="D3DCE6"/>
+        </w:pBdr>
+        <w:shd w:val="clear" w:color="auto" w:fill="383B40"/>
+        <w:tabs>
+          <w:tab w:val="left" w:pos="916"/>
+          <w:tab w:val="left" w:pos="1832"/>
+          <w:tab w:val="left" w:pos="2748"/>
+          <w:tab w:val="left" w:pos="3664"/>
+          <w:tab w:val="left" w:pos="4580"/>
+          <w:tab w:val="left" w:pos="5496"/>
+          <w:tab w:val="left" w:pos="6412"/>
+          <w:tab w:val="left" w:pos="7328"/>
+          <w:tab w:val="left" w:pos="8244"/>
+          <w:tab w:val="left" w:pos="9160"/>
+          <w:tab w:val="left" w:pos="10076"/>
+          <w:tab w:val="left" w:pos="10992"/>
+          <w:tab w:val="left" w:pos="11908"/>
+          <w:tab w:val="left" w:pos="12824"/>
+          <w:tab w:val="left" w:pos="13740"/>
+          <w:tab w:val="left" w:pos="14656"/>
+        </w:tabs>
+        <w:spacing w:after="0" w:line="300" w:lineRule="atLeast"/>
+        <w:rPr>
+          <w:rFonts w:ascii="Inconsolata" w:eastAsia="Times New Roman" w:hAnsi="Inconsolata" w:cs="Courier New"/>
+          <w:color w:val="D3D3D3"/>
+          <w:sz w:val="24"/>
+          <w:szCs w:val="24"/>
+          <w:bdr w:val="none" w:sz="0" w:space="0" w:color="auto" w:frame="1"/>
+          <w:shd w:val="clear" w:color="auto" w:fill="383B40"/>
+        </w:rPr>
+      </w:pPr>
+      <w:r>
+        <w:rPr>
+          <w:rFonts w:ascii="Inconsolata" w:eastAsia="Times New Roman" w:hAnsi="Inconsolata" w:cs="Courier New"/>
+          <w:color w:val="D3D3D3"/>
+          <w:sz w:val="24"/>
+          <w:szCs w:val="24"/>
+          <w:bdr w:val="none" w:sz="0" w:space="0" w:color="auto" w:frame="1"/>
+          <w:shd w:val="clear" w:color="auto" w:fill="383B40"/>
+        </w:rPr>
+        <w:t xml:space="preserve">    </w:t>
+      </w:r>
+      <w:r>
+        <w:rPr>
+          <w:rFonts w:ascii="Inconsolata" w:eastAsia="Times New Roman" w:hAnsi="Inconsolata" w:cs="Courier New"/>
+          <w:color w:val="D19A66"/>
+          <w:sz w:val="24"/>
+          <w:szCs w:val="24"/>
+          <w:bdr w:val="none" w:sz="0" w:space="0" w:color="auto" w:frame="1"/>
+          <w:shd w:val="clear" w:color="auto" w:fill="383B40"/>
+        </w:rPr>
+        <w:t>.logo</w:t>
+      </w:r>
+      <w:r>
+        <w:rPr>
+          <w:rFonts w:ascii="Inconsolata" w:eastAsia="Times New Roman" w:hAnsi="Inconsolata" w:cs="Courier New"/>
+          <w:color w:val="D3D3D3"/>
+          <w:sz w:val="24"/>
+          <w:szCs w:val="24"/>
+          <w:bdr w:val="none" w:sz="0" w:space="0" w:color="auto" w:frame="1"/>
+          <w:shd w:val="clear" w:color="auto" w:fill="383B40"/>
+        </w:rPr>
+        <w:t xml:space="preserve"> {</w:t>
+      </w:r>
+    </w:p>
+    <w:p>
+      <w:pPr>
+        <w:pBdr>
+          <w:top w:val="single" w:sz="6" w:space="12" w:color="D3DCE6"/>
+          <w:left w:val="single" w:sz="6" w:space="12" w:color="D3DCE6"/>
+          <w:bottom w:val="single" w:sz="6" w:space="12" w:color="D3DCE6"/>
+          <w:right w:val="single" w:sz="6" w:space="12" w:color="D3DCE6"/>
+        </w:pBdr>
+        <w:shd w:val="clear" w:color="auto" w:fill="383B40"/>
+        <w:tabs>
+          <w:tab w:val="left" w:pos="916"/>
+          <w:tab w:val="left" w:pos="1832"/>
+          <w:tab w:val="left" w:pos="2748"/>
+          <w:tab w:val="left" w:pos="3664"/>
+          <w:tab w:val="left" w:pos="4580"/>
+          <w:tab w:val="left" w:pos="5496"/>
+          <w:tab w:val="left" w:pos="6412"/>
+          <w:tab w:val="left" w:pos="7328"/>
+          <w:tab w:val="left" w:pos="8244"/>
+          <w:tab w:val="left" w:pos="9160"/>
+          <w:tab w:val="left" w:pos="10076"/>
+          <w:tab w:val="left" w:pos="10992"/>
+          <w:tab w:val="left" w:pos="11908"/>
+          <w:tab w:val="left" w:pos="12824"/>
+          <w:tab w:val="left" w:pos="13740"/>
+          <w:tab w:val="left" w:pos="14656"/>
+        </w:tabs>
+        <w:spacing w:after="0" w:line="300" w:lineRule="atLeast"/>
+        <w:rPr>
+          <w:rFonts w:ascii="Inconsolata" w:eastAsia="Times New Roman" w:hAnsi="Inconsolata" w:cs="Courier New"/>
+          <w:color w:val="D3D3D3"/>
+          <w:sz w:val="24"/>
+          <w:szCs w:val="24"/>
+          <w:bdr w:val="none" w:sz="0" w:space="0" w:color="auto" w:frame="1"/>
+          <w:shd w:val="clear" w:color="auto" w:fill="383B40"/>
+        </w:rPr>
+      </w:pPr>
+      <w:r>
+        <w:rPr>
+          <w:rFonts w:ascii="Inconsolata" w:eastAsia="Times New Roman" w:hAnsi="Inconsolata" w:cs="Courier New"/>
+          <w:color w:val="D3D3D3"/>
+          <w:sz w:val="24"/>
+          <w:szCs w:val="24"/>
+          <w:bdr w:val="none" w:sz="0" w:space="0" w:color="auto" w:frame="1"/>
+          <w:shd w:val="clear" w:color="auto" w:fill="383B40"/>
+        </w:rPr>
+        <w:t xml:space="preserve">        </w:t>
+      </w:r>
+      <w:r>
+        <w:rPr>
+          <w:rFonts w:ascii="Inconsolata" w:eastAsia="Times New Roman" w:hAnsi="Inconsolata" w:cs="Courier New"/>
+          <w:color w:val="98C379"/>
+          <w:sz w:val="24"/>
+          <w:szCs w:val="24"/>
+          <w:bdr w:val="none" w:sz="0" w:space="0" w:color="auto" w:frame="1"/>
+          <w:shd w:val="clear" w:color="auto" w:fill="383B40"/>
+        </w:rPr>
+        <w:t>color</w:t>
+      </w:r>
+      <w:r>
+        <w:rPr>
+          <w:rFonts w:ascii="Inconsolata" w:eastAsia="Times New Roman" w:hAnsi="Inconsolata" w:cs="Courier New"/>
+          <w:color w:val="D3D3D3"/>
+          <w:sz w:val="24"/>
+          <w:szCs w:val="24"/>
+          <w:bdr w:val="none" w:sz="0" w:space="0" w:color="auto" w:frame="1"/>
+          <w:shd w:val="clear" w:color="auto" w:fill="383B40"/>
+        </w:rPr>
+        <w:t>: blue;</w:t>
+      </w:r>
+    </w:p>
+    <w:p>
+      <w:pPr>
+        <w:pBdr>
+          <w:top w:val="single" w:sz="6" w:space="12" w:color="D3DCE6"/>
+          <w:left w:val="single" w:sz="6" w:space="12" w:color="D3DCE6"/>
+          <w:bottom w:val="single" w:sz="6" w:space="12" w:color="D3DCE6"/>
+          <w:right w:val="single" w:sz="6" w:space="12" w:color="D3DCE6"/>
+        </w:pBdr>
+        <w:shd w:val="clear" w:color="auto" w:fill="383B40"/>
+        <w:tabs>
+          <w:tab w:val="left" w:pos="916"/>
+          <w:tab w:val="left" w:pos="1832"/>
+          <w:tab w:val="left" w:pos="2748"/>
+          <w:tab w:val="left" w:pos="3664"/>
+          <w:tab w:val="left" w:pos="4580"/>
+          <w:tab w:val="left" w:pos="5496"/>
+          <w:tab w:val="left" w:pos="6412"/>
+          <w:tab w:val="left" w:pos="7328"/>
+          <w:tab w:val="left" w:pos="8244"/>
+          <w:tab w:val="left" w:pos="9160"/>
+          <w:tab w:val="left" w:pos="10076"/>
+          <w:tab w:val="left" w:pos="10992"/>
+          <w:tab w:val="left" w:pos="11908"/>
+          <w:tab w:val="left" w:pos="12824"/>
+          <w:tab w:val="left" w:pos="13740"/>
+          <w:tab w:val="left" w:pos="14656"/>
+        </w:tabs>
+        <w:spacing w:after="0" w:line="300" w:lineRule="atLeast"/>
+        <w:rPr>
+          <w:rFonts w:ascii="Inconsolata" w:eastAsia="Times New Roman" w:hAnsi="Inconsolata" w:cs="Courier New"/>
+          <w:color w:val="D3D3D3"/>
+          <w:sz w:val="24"/>
+          <w:szCs w:val="24"/>
+          <w:bdr w:val="none" w:sz="0" w:space="0" w:color="auto" w:frame="1"/>
+          <w:shd w:val="clear" w:color="auto" w:fill="383B40"/>
+        </w:rPr>
+      </w:pPr>
+      <w:r>
+        <w:rPr>
+          <w:rFonts w:ascii="Inconsolata" w:eastAsia="Times New Roman" w:hAnsi="Inconsolata" w:cs="Courier New"/>
+          <w:color w:val="D3D3D3"/>
+          <w:sz w:val="24"/>
+          <w:szCs w:val="24"/>
+          <w:bdr w:val="none" w:sz="0" w:space="0" w:color="auto" w:frame="1"/>
+          <w:shd w:val="clear" w:color="auto" w:fill="383B40"/>
+        </w:rPr>
+        <w:t xml:space="preserve">    }</w:t>
+      </w:r>
+    </w:p>
+    <w:p>
+      <w:pPr>
+        <w:pBdr>
+          <w:top w:val="single" w:sz="6" w:space="12" w:color="D3DCE6"/>
+          <w:left w:val="single" w:sz="6" w:space="12" w:color="D3DCE6"/>
+          <w:bottom w:val="single" w:sz="6" w:space="12" w:color="D3DCE6"/>
+          <w:right w:val="single" w:sz="6" w:space="12" w:color="D3DCE6"/>
+        </w:pBdr>
+        <w:shd w:val="clear" w:color="auto" w:fill="383B40"/>
+        <w:tabs>
+          <w:tab w:val="left" w:pos="916"/>
+          <w:tab w:val="left" w:pos="1832"/>
+          <w:tab w:val="left" w:pos="2748"/>
+          <w:tab w:val="left" w:pos="3664"/>
+          <w:tab w:val="left" w:pos="4580"/>
+          <w:tab w:val="left" w:pos="5496"/>
+          <w:tab w:val="left" w:pos="6412"/>
+          <w:tab w:val="left" w:pos="7328"/>
+          <w:tab w:val="left" w:pos="8244"/>
+          <w:tab w:val="left" w:pos="9160"/>
+          <w:tab w:val="left" w:pos="10076"/>
+          <w:tab w:val="left" w:pos="10992"/>
+          <w:tab w:val="left" w:pos="11908"/>
+          <w:tab w:val="left" w:pos="12824"/>
+          <w:tab w:val="left" w:pos="13740"/>
+          <w:tab w:val="left" w:pos="14656"/>
+        </w:tabs>
+        <w:spacing w:after="0" w:line="300" w:lineRule="atLeast"/>
+        <w:rPr>
+          <w:rFonts w:ascii="Inconsolata" w:eastAsia="Times New Roman" w:hAnsi="Inconsolata" w:cs="Courier New"/>
+          <w:color w:val="D5D5D5"/>
+          <w:sz w:val="24"/>
+          <w:szCs w:val="24"/>
+        </w:rPr>
+      </w:pPr>
+      <w:r>
+        <w:rPr>
+          <w:rFonts w:ascii="Inconsolata" w:eastAsia="Times New Roman" w:hAnsi="Inconsolata" w:cs="Courier New"/>
+          <w:color w:val="D3D3D3"/>
+          <w:sz w:val="24"/>
+          <w:szCs w:val="24"/>
+          <w:bdr w:val="none" w:sz="0" w:space="0" w:color="auto" w:frame="1"/>
+          <w:shd w:val="clear" w:color="auto" w:fill="383B40"/>
+        </w:rPr>
+        <w:t>&lt;/</w:t>
+      </w:r>
+      <w:r>
+        <w:rPr>
+          <w:rFonts w:ascii="Inconsolata" w:eastAsia="Times New Roman" w:hAnsi="Inconsolata" w:cs="Courier New"/>
+          <w:color w:val="E06C75"/>
+          <w:sz w:val="24"/>
+          <w:szCs w:val="24"/>
+          <w:bdr w:val="none" w:sz="0" w:space="0" w:color="auto" w:frame="1"/>
+          <w:shd w:val="clear" w:color="auto" w:fill="383B40"/>
+        </w:rPr>
+        <w:t>style</w:t>
+      </w:r>
+      <w:r>
+        <w:rPr>
+          <w:rFonts w:ascii="Inconsolata" w:eastAsia="Times New Roman" w:hAnsi="Inconsolata" w:cs="Courier New"/>
+          <w:color w:val="D3D3D3"/>
+          <w:sz w:val="24"/>
+          <w:szCs w:val="24"/>
+          <w:bdr w:val="none" w:sz="0" w:space="0" w:color="auto" w:frame="1"/>
+          <w:shd w:val="clear" w:color="auto" w:fill="383B40"/>
+        </w:rPr>
+        <w:t>&gt;</w:t>
+      </w:r>
+    </w:p>
+    <w:p>
+      <w:pPr>
+        <w:rPr>
+          <w:sz w:val="24"/>
+          <w:szCs w:val="24"/>
+        </w:rPr>
+      </w:pPr>
+      <w:r>
+        <w:rPr>
+          <w:sz w:val="24"/>
+          <w:szCs w:val="24"/>
+        </w:rPr>
+        <w:t>It makes JS and CSS able to access the HTML code.</w:t>
+      </w:r>
+      <w:r>
+        <w:rPr>
+          <w:sz w:val="24"/>
+          <w:szCs w:val="24"/>
+        </w:rPr>
+        <w:t xml:space="preserve"> The class names are case-sensitive and we cant use space in their names. If we give same class name to two, then it makes it easier to e.g, apply same style on both attributes.</w:t>
+      </w:r>
+    </w:p>
+    <w:p>
+      <w:pPr>
+        <w:rPr>
+          <w:sz w:val="24"/>
+          <w:szCs w:val="24"/>
+        </w:rPr>
+      </w:pPr>
+      <w:r>
+        <w:rPr>
+          <w:sz w:val="24"/>
+          <w:szCs w:val="24"/>
+        </w:rPr>
+        <w:t>BOTH ID AND CLASS ARE USED TO GIVE SOME IDENTIFIER, THE MAIN DIFFERENCE IS THAT ID CAN ONLY BE USED ONCE WHILE A CLASS CAN HAVE MULTIPLE ELEMENTS ON THE PAGE.</w:t>
+      </w:r>
+    </w:p>
+    <w:p>
+      <w:pPr>
+        <w:rPr>
+          <w:sz w:val="24"/>
+          <w:szCs w:val="24"/>
+        </w:rPr>
+      </w:pPr>
+    </w:p>
+    <w:p>
+      <w:pPr>
+        <w:rPr>
+          <w:sz w:val="24"/>
+          <w:szCs w:val="24"/>
+        </w:rPr>
+      </w:pPr>
+      <w:r>
+        <w:rPr>
+          <w:sz w:val="24"/>
+          <w:szCs w:val="24"/>
+        </w:rPr>
+        <w:t>-HTML ID:</w:t>
+      </w:r>
+    </w:p>
+    <w:p>
+      <w:pPr>
+        <w:pBdr>
+          <w:top w:val="single" w:sz="6" w:space="12" w:color="D3DCE6"/>
+          <w:left w:val="single" w:sz="6" w:space="12" w:color="D3DCE6"/>
+          <w:bottom w:val="single" w:sz="6" w:space="12" w:color="D3DCE6"/>
+          <w:right w:val="single" w:sz="6" w:space="12" w:color="D3DCE6"/>
+        </w:pBdr>
+        <w:shd w:val="clear" w:color="auto" w:fill="383B40"/>
+        <w:tabs>
+          <w:tab w:val="left" w:pos="916"/>
+          <w:tab w:val="left" w:pos="1832"/>
+          <w:tab w:val="left" w:pos="2748"/>
+          <w:tab w:val="left" w:pos="3664"/>
+          <w:tab w:val="left" w:pos="4580"/>
+          <w:tab w:val="left" w:pos="5496"/>
+          <w:tab w:val="left" w:pos="6412"/>
+          <w:tab w:val="left" w:pos="7328"/>
+          <w:tab w:val="left" w:pos="8244"/>
+          <w:tab w:val="left" w:pos="9160"/>
+          <w:tab w:val="left" w:pos="10076"/>
+          <w:tab w:val="left" w:pos="10992"/>
+          <w:tab w:val="left" w:pos="11908"/>
+          <w:tab w:val="left" w:pos="12824"/>
+          <w:tab w:val="left" w:pos="13740"/>
+          <w:tab w:val="left" w:pos="14656"/>
+        </w:tabs>
+        <w:spacing w:after="0" w:line="300" w:lineRule="atLeast"/>
+        <w:rPr>
+          <w:rFonts w:ascii="Inconsolata" w:eastAsia="Times New Roman" w:hAnsi="Inconsolata" w:cs="Courier New"/>
+          <w:color w:val="D3D3D3"/>
+          <w:sz w:val="21"/>
+          <w:szCs w:val="21"/>
+          <w:bdr w:val="none" w:sz="0" w:space="0" w:color="auto" w:frame="1"/>
+          <w:shd w:val="clear" w:color="auto" w:fill="383B40"/>
+        </w:rPr>
+      </w:pPr>
+      <w:r>
+        <w:rPr>
+          <w:rFonts w:ascii="Inconsolata" w:eastAsia="Times New Roman" w:hAnsi="Inconsolata" w:cs="Courier New"/>
+          <w:color w:val="D3D3D3"/>
+          <w:sz w:val="21"/>
+          <w:szCs w:val="21"/>
+          <w:bdr w:val="none" w:sz="0" w:space="0" w:color="auto" w:frame="1"/>
+          <w:shd w:val="clear" w:color="auto" w:fill="383B40"/>
+        </w:rPr>
+        <w:t>&lt;</w:t>
+      </w:r>
+      <w:r>
+        <w:rPr>
+          <w:rFonts w:ascii="Inconsolata" w:eastAsia="Times New Roman" w:hAnsi="Inconsolata" w:cs="Courier New"/>
+          <w:color w:val="E06C75"/>
+          <w:sz w:val="21"/>
+          <w:szCs w:val="21"/>
+          <w:bdr w:val="none" w:sz="0" w:space="0" w:color="auto" w:frame="1"/>
+          <w:shd w:val="clear" w:color="auto" w:fill="383B40"/>
+        </w:rPr>
+        <w:t>h2</w:t>
+      </w:r>
+      <w:r>
+        <w:rPr>
+          <w:rFonts w:ascii="Inconsolata" w:eastAsia="Times New Roman" w:hAnsi="Inconsolata" w:cs="Courier New"/>
+          <w:color w:val="D3D3D3"/>
+          <w:sz w:val="21"/>
+          <w:szCs w:val="21"/>
+          <w:bdr w:val="none" w:sz="0" w:space="0" w:color="auto" w:frame="1"/>
+          <w:shd w:val="clear" w:color="auto" w:fill="383B40"/>
+        </w:rPr>
+        <w:t xml:space="preserve"> </w:t>
+      </w:r>
+      <w:r>
+        <w:rPr>
+          <w:rFonts w:ascii="Inconsolata" w:eastAsia="Times New Roman" w:hAnsi="Inconsolata" w:cs="Courier New"/>
+          <w:color w:val="D19A66"/>
+          <w:sz w:val="21"/>
+          <w:szCs w:val="21"/>
+          <w:bdr w:val="none" w:sz="0" w:space="0" w:color="auto" w:frame="1"/>
+          <w:shd w:val="clear" w:color="auto" w:fill="383B40"/>
+        </w:rPr>
+        <w:t>id</w:t>
+      </w:r>
+      <w:r>
+        <w:rPr>
+          <w:rFonts w:ascii="Inconsolata" w:eastAsia="Times New Roman" w:hAnsi="Inconsolata" w:cs="Courier New"/>
+          <w:color w:val="D3D3D3"/>
+          <w:sz w:val="21"/>
+          <w:szCs w:val="21"/>
+          <w:bdr w:val="none" w:sz="0" w:space="0" w:color="auto" w:frame="1"/>
+          <w:shd w:val="clear" w:color="auto" w:fill="383B40"/>
+        </w:rPr>
+        <w:t>=</w:t>
+      </w:r>
+      <w:r>
+        <w:rPr>
+          <w:rFonts w:ascii="Inconsolata" w:eastAsia="Times New Roman" w:hAnsi="Inconsolata" w:cs="Courier New"/>
+          <w:color w:val="98C379"/>
+          <w:sz w:val="21"/>
+          <w:szCs w:val="21"/>
+          <w:bdr w:val="none" w:sz="0" w:space="0" w:color="auto" w:frame="1"/>
+          <w:shd w:val="clear" w:color="auto" w:fill="383B40"/>
+        </w:rPr>
+        <w:t>"title"</w:t>
+      </w:r>
+      <w:r>
+        <w:rPr>
+          <w:rFonts w:ascii="Inconsolata" w:eastAsia="Times New Roman" w:hAnsi="Inconsolata" w:cs="Courier New"/>
+          <w:color w:val="D3D3D3"/>
+          <w:sz w:val="21"/>
+          <w:szCs w:val="21"/>
+          <w:bdr w:val="none" w:sz="0" w:space="0" w:color="auto" w:frame="1"/>
+          <w:shd w:val="clear" w:color="auto" w:fill="383B40"/>
+        </w:rPr>
+        <w:t>&gt;Programiz&lt;/</w:t>
+      </w:r>
+      <w:r>
+        <w:rPr>
+          <w:rFonts w:ascii="Inconsolata" w:eastAsia="Times New Roman" w:hAnsi="Inconsolata" w:cs="Courier New"/>
+          <w:color w:val="E06C75"/>
+          <w:sz w:val="21"/>
+          <w:szCs w:val="21"/>
+          <w:bdr w:val="none" w:sz="0" w:space="0" w:color="auto" w:frame="1"/>
+          <w:shd w:val="clear" w:color="auto" w:fill="383B40"/>
+        </w:rPr>
+        <w:t>h2</w:t>
+      </w:r>
+      <w:r>
+        <w:rPr>
+          <w:rFonts w:ascii="Inconsolata" w:eastAsia="Times New Roman" w:hAnsi="Inconsolata" w:cs="Courier New"/>
+          <w:color w:val="D3D3D3"/>
+          <w:sz w:val="21"/>
+          <w:szCs w:val="21"/>
+          <w:bdr w:val="none" w:sz="0" w:space="0" w:color="auto" w:frame="1"/>
+          <w:shd w:val="clear" w:color="auto" w:fill="383B40"/>
+        </w:rPr>
+        <w:t>&gt;</w:t>
+      </w:r>
+    </w:p>
+    <w:p>
+      <w:pPr>
+        <w:pBdr>
+          <w:top w:val="single" w:sz="6" w:space="12" w:color="D3DCE6"/>
+          <w:left w:val="single" w:sz="6" w:space="12" w:color="D3DCE6"/>
+          <w:bottom w:val="single" w:sz="6" w:space="12" w:color="D3DCE6"/>
+          <w:right w:val="single" w:sz="6" w:space="12" w:color="D3DCE6"/>
+        </w:pBdr>
+        <w:shd w:val="clear" w:color="auto" w:fill="383B40"/>
+        <w:tabs>
+          <w:tab w:val="left" w:pos="916"/>
+          <w:tab w:val="left" w:pos="1832"/>
+          <w:tab w:val="left" w:pos="2748"/>
+          <w:tab w:val="left" w:pos="3664"/>
+          <w:tab w:val="left" w:pos="4580"/>
+          <w:tab w:val="left" w:pos="5496"/>
+          <w:tab w:val="left" w:pos="6412"/>
+          <w:tab w:val="left" w:pos="7328"/>
+          <w:tab w:val="left" w:pos="8244"/>
+          <w:tab w:val="left" w:pos="9160"/>
+          <w:tab w:val="left" w:pos="10076"/>
+          <w:tab w:val="left" w:pos="10992"/>
+          <w:tab w:val="left" w:pos="11908"/>
+          <w:tab w:val="left" w:pos="12824"/>
+          <w:tab w:val="left" w:pos="13740"/>
+          <w:tab w:val="left" w:pos="14656"/>
+        </w:tabs>
+        <w:spacing w:after="0" w:line="300" w:lineRule="atLeast"/>
+        <w:rPr>
+          <w:rFonts w:ascii="Inconsolata" w:eastAsia="Times New Roman" w:hAnsi="Inconsolata" w:cs="Courier New"/>
+          <w:color w:val="D3D3D3"/>
+          <w:sz w:val="21"/>
+          <w:szCs w:val="21"/>
+          <w:bdr w:val="none" w:sz="0" w:space="0" w:color="auto" w:frame="1"/>
+          <w:shd w:val="clear" w:color="auto" w:fill="383B40"/>
+        </w:rPr>
+      </w:pPr>
+      <w:r>
+        <w:rPr>
+          <w:rFonts w:ascii="Inconsolata" w:eastAsia="Times New Roman" w:hAnsi="Inconsolata" w:cs="Courier New"/>
+          <w:color w:val="D3D3D3"/>
+          <w:sz w:val="21"/>
+          <w:szCs w:val="21"/>
+          <w:bdr w:val="none" w:sz="0" w:space="0" w:color="auto" w:frame="1"/>
+          <w:shd w:val="clear" w:color="auto" w:fill="383B40"/>
+        </w:rPr>
+        <w:t>&lt;</w:t>
+      </w:r>
+      <w:r>
+        <w:rPr>
+          <w:rFonts w:ascii="Inconsolata" w:eastAsia="Times New Roman" w:hAnsi="Inconsolata" w:cs="Courier New"/>
+          <w:color w:val="E06C75"/>
+          <w:sz w:val="21"/>
+          <w:szCs w:val="21"/>
+          <w:bdr w:val="none" w:sz="0" w:space="0" w:color="auto" w:frame="1"/>
+          <w:shd w:val="clear" w:color="auto" w:fill="383B40"/>
+        </w:rPr>
+        <w:t>style</w:t>
+      </w:r>
+      <w:r>
+        <w:rPr>
+          <w:rFonts w:ascii="Inconsolata" w:eastAsia="Times New Roman" w:hAnsi="Inconsolata" w:cs="Courier New"/>
+          <w:color w:val="D3D3D3"/>
+          <w:sz w:val="21"/>
+          <w:szCs w:val="21"/>
+          <w:bdr w:val="none" w:sz="0" w:space="0" w:color="auto" w:frame="1"/>
+          <w:shd w:val="clear" w:color="auto" w:fill="383B40"/>
+        </w:rPr>
+        <w:t>&gt;</w:t>
+      </w:r>
+    </w:p>
+    <w:p>
+      <w:pPr>
+        <w:pBdr>
+          <w:top w:val="single" w:sz="6" w:space="12" w:color="D3DCE6"/>
+          <w:left w:val="single" w:sz="6" w:space="12" w:color="D3DCE6"/>
+          <w:bottom w:val="single" w:sz="6" w:space="12" w:color="D3DCE6"/>
+          <w:right w:val="single" w:sz="6" w:space="12" w:color="D3DCE6"/>
+        </w:pBdr>
+        <w:shd w:val="clear" w:color="auto" w:fill="383B40"/>
+        <w:tabs>
+          <w:tab w:val="left" w:pos="916"/>
+          <w:tab w:val="left" w:pos="1832"/>
+          <w:tab w:val="left" w:pos="2748"/>
+          <w:tab w:val="left" w:pos="3664"/>
+          <w:tab w:val="left" w:pos="4580"/>
+          <w:tab w:val="left" w:pos="5496"/>
+          <w:tab w:val="left" w:pos="6412"/>
+          <w:tab w:val="left" w:pos="7328"/>
+          <w:tab w:val="left" w:pos="8244"/>
+          <w:tab w:val="left" w:pos="9160"/>
+          <w:tab w:val="left" w:pos="10076"/>
+          <w:tab w:val="left" w:pos="10992"/>
+          <w:tab w:val="left" w:pos="11908"/>
+          <w:tab w:val="left" w:pos="12824"/>
+          <w:tab w:val="left" w:pos="13740"/>
+          <w:tab w:val="left" w:pos="14656"/>
+        </w:tabs>
+        <w:spacing w:after="0" w:line="300" w:lineRule="atLeast"/>
+        <w:rPr>
+          <w:rFonts w:ascii="Inconsolata" w:eastAsia="Times New Roman" w:hAnsi="Inconsolata" w:cs="Courier New"/>
+          <w:color w:val="D3D3D3"/>
+          <w:sz w:val="21"/>
+          <w:szCs w:val="21"/>
+          <w:bdr w:val="none" w:sz="0" w:space="0" w:color="auto" w:frame="1"/>
+          <w:shd w:val="clear" w:color="auto" w:fill="383B40"/>
+        </w:rPr>
+      </w:pPr>
+      <w:r>
+        <w:rPr>
+          <w:rFonts w:ascii="Inconsolata" w:eastAsia="Times New Roman" w:hAnsi="Inconsolata" w:cs="Courier New"/>
+          <w:color w:val="D3D3D3"/>
+          <w:sz w:val="21"/>
+          <w:szCs w:val="21"/>
+          <w:bdr w:val="none" w:sz="0" w:space="0" w:color="auto" w:frame="1"/>
+          <w:shd w:val="clear" w:color="auto" w:fill="383B40"/>
+        </w:rPr>
+        <w:t xml:space="preserve">    </w:t>
+      </w:r>
+      <w:r>
+        <w:rPr>
+          <w:rFonts w:ascii="Inconsolata" w:eastAsia="Times New Roman" w:hAnsi="Inconsolata" w:cs="Courier New"/>
+          <w:color w:val="61AEEE"/>
+          <w:sz w:val="21"/>
+          <w:szCs w:val="21"/>
+          <w:bdr w:val="none" w:sz="0" w:space="0" w:color="auto" w:frame="1"/>
+          <w:shd w:val="clear" w:color="auto" w:fill="383B40"/>
+        </w:rPr>
+        <w:t>#title</w:t>
+      </w:r>
+      <w:r>
+        <w:rPr>
+          <w:rFonts w:ascii="Inconsolata" w:eastAsia="Times New Roman" w:hAnsi="Inconsolata" w:cs="Courier New"/>
+          <w:color w:val="D3D3D3"/>
+          <w:sz w:val="21"/>
+          <w:szCs w:val="21"/>
+          <w:bdr w:val="none" w:sz="0" w:space="0" w:color="auto" w:frame="1"/>
+          <w:shd w:val="clear" w:color="auto" w:fill="383B40"/>
+        </w:rPr>
+        <w:t xml:space="preserve"> {</w:t>
+      </w:r>
+    </w:p>
+    <w:p>
+      <w:pPr>
+        <w:pBdr>
+          <w:top w:val="single" w:sz="6" w:space="12" w:color="D3DCE6"/>
+          <w:left w:val="single" w:sz="6" w:space="12" w:color="D3DCE6"/>
+          <w:bottom w:val="single" w:sz="6" w:space="12" w:color="D3DCE6"/>
+          <w:right w:val="single" w:sz="6" w:space="12" w:color="D3DCE6"/>
+        </w:pBdr>
+        <w:shd w:val="clear" w:color="auto" w:fill="383B40"/>
+        <w:tabs>
+          <w:tab w:val="left" w:pos="916"/>
+          <w:tab w:val="left" w:pos="1832"/>
+          <w:tab w:val="left" w:pos="2748"/>
+          <w:tab w:val="left" w:pos="3664"/>
+          <w:tab w:val="left" w:pos="4580"/>
+          <w:tab w:val="left" w:pos="5496"/>
+          <w:tab w:val="left" w:pos="6412"/>
+          <w:tab w:val="left" w:pos="7328"/>
+          <w:tab w:val="left" w:pos="8244"/>
+          <w:tab w:val="left" w:pos="9160"/>
+          <w:tab w:val="left" w:pos="10076"/>
+          <w:tab w:val="left" w:pos="10992"/>
+          <w:tab w:val="left" w:pos="11908"/>
+          <w:tab w:val="left" w:pos="12824"/>
+          <w:tab w:val="left" w:pos="13740"/>
+          <w:tab w:val="left" w:pos="14656"/>
+        </w:tabs>
+        <w:spacing w:after="0" w:line="300" w:lineRule="atLeast"/>
+        <w:rPr>
+          <w:rFonts w:ascii="Inconsolata" w:eastAsia="Times New Roman" w:hAnsi="Inconsolata" w:cs="Courier New"/>
+          <w:color w:val="D3D3D3"/>
+          <w:sz w:val="21"/>
+          <w:szCs w:val="21"/>
+          <w:bdr w:val="none" w:sz="0" w:space="0" w:color="auto" w:frame="1"/>
+          <w:shd w:val="clear" w:color="auto" w:fill="383B40"/>
+        </w:rPr>
+      </w:pPr>
+      <w:r>
+        <w:rPr>
+          <w:rFonts w:ascii="Inconsolata" w:eastAsia="Times New Roman" w:hAnsi="Inconsolata" w:cs="Courier New"/>
+          <w:color w:val="D3D3D3"/>
+          <w:sz w:val="21"/>
+          <w:szCs w:val="21"/>
+          <w:bdr w:val="none" w:sz="0" w:space="0" w:color="auto" w:frame="1"/>
+          <w:shd w:val="clear" w:color="auto" w:fill="383B40"/>
+        </w:rPr>
+        <w:t xml:space="preserve">        </w:t>
+      </w:r>
+      <w:r>
+        <w:rPr>
+          <w:rFonts w:ascii="Inconsolata" w:eastAsia="Times New Roman" w:hAnsi="Inconsolata" w:cs="Courier New"/>
+          <w:color w:val="98C379"/>
+          <w:sz w:val="21"/>
+          <w:szCs w:val="21"/>
+          <w:bdr w:val="none" w:sz="0" w:space="0" w:color="auto" w:frame="1"/>
+          <w:shd w:val="clear" w:color="auto" w:fill="383B40"/>
+        </w:rPr>
+        <w:t>color</w:t>
+      </w:r>
+      <w:r>
+        <w:rPr>
+          <w:rFonts w:ascii="Inconsolata" w:eastAsia="Times New Roman" w:hAnsi="Inconsolata" w:cs="Courier New"/>
+          <w:color w:val="D3D3D3"/>
+          <w:sz w:val="21"/>
+          <w:szCs w:val="21"/>
+          <w:bdr w:val="none" w:sz="0" w:space="0" w:color="auto" w:frame="1"/>
+          <w:shd w:val="clear" w:color="auto" w:fill="383B40"/>
+        </w:rPr>
+        <w:t>: red;</w:t>
+      </w:r>
+    </w:p>
+    <w:p>
+      <w:pPr>
+        <w:pBdr>
+          <w:top w:val="single" w:sz="6" w:space="12" w:color="D3DCE6"/>
+          <w:left w:val="single" w:sz="6" w:space="12" w:color="D3DCE6"/>
+          <w:bottom w:val="single" w:sz="6" w:space="12" w:color="D3DCE6"/>
+          <w:right w:val="single" w:sz="6" w:space="12" w:color="D3DCE6"/>
+        </w:pBdr>
+        <w:shd w:val="clear" w:color="auto" w:fill="383B40"/>
+        <w:tabs>
+          <w:tab w:val="left" w:pos="916"/>
+          <w:tab w:val="left" w:pos="1832"/>
+          <w:tab w:val="left" w:pos="2748"/>
+          <w:tab w:val="left" w:pos="3664"/>
+          <w:tab w:val="left" w:pos="4580"/>
+          <w:tab w:val="left" w:pos="5496"/>
+          <w:tab w:val="left" w:pos="6412"/>
+          <w:tab w:val="left" w:pos="7328"/>
+          <w:tab w:val="left" w:pos="8244"/>
+          <w:tab w:val="left" w:pos="9160"/>
+          <w:tab w:val="left" w:pos="10076"/>
+          <w:tab w:val="left" w:pos="10992"/>
+          <w:tab w:val="left" w:pos="11908"/>
+          <w:tab w:val="left" w:pos="12824"/>
+          <w:tab w:val="left" w:pos="13740"/>
+          <w:tab w:val="left" w:pos="14656"/>
+        </w:tabs>
+        <w:spacing w:after="0" w:line="300" w:lineRule="atLeast"/>
+        <w:rPr>
+          <w:rFonts w:ascii="Inconsolata" w:eastAsia="Times New Roman" w:hAnsi="Inconsolata" w:cs="Courier New"/>
+          <w:color w:val="D3D3D3"/>
+          <w:sz w:val="21"/>
+          <w:szCs w:val="21"/>
+          <w:bdr w:val="none" w:sz="0" w:space="0" w:color="auto" w:frame="1"/>
+          <w:shd w:val="clear" w:color="auto" w:fill="383B40"/>
+        </w:rPr>
+      </w:pPr>
+      <w:r>
+        <w:rPr>
+          <w:rFonts w:ascii="Inconsolata" w:eastAsia="Times New Roman" w:hAnsi="Inconsolata" w:cs="Courier New"/>
+          <w:color w:val="D3D3D3"/>
+          <w:sz w:val="21"/>
+          <w:szCs w:val="21"/>
+          <w:bdr w:val="none" w:sz="0" w:space="0" w:color="auto" w:frame="1"/>
+          <w:shd w:val="clear" w:color="auto" w:fill="383B40"/>
+        </w:rPr>
+        <w:t xml:space="preserve">    }</w:t>
+      </w:r>
+    </w:p>
+    <w:p>
+      <w:pPr>
+        <w:pBdr>
+          <w:top w:val="single" w:sz="6" w:space="12" w:color="D3DCE6"/>
+          <w:left w:val="single" w:sz="6" w:space="12" w:color="D3DCE6"/>
+          <w:bottom w:val="single" w:sz="6" w:space="12" w:color="D3DCE6"/>
+          <w:right w:val="single" w:sz="6" w:space="12" w:color="D3DCE6"/>
+        </w:pBdr>
+        <w:shd w:val="clear" w:color="auto" w:fill="383B40"/>
+        <w:tabs>
+          <w:tab w:val="left" w:pos="916"/>
+          <w:tab w:val="left" w:pos="1832"/>
+          <w:tab w:val="left" w:pos="2748"/>
+          <w:tab w:val="left" w:pos="3664"/>
+          <w:tab w:val="left" w:pos="4580"/>
+          <w:tab w:val="left" w:pos="5496"/>
+          <w:tab w:val="left" w:pos="6412"/>
+          <w:tab w:val="left" w:pos="7328"/>
+          <w:tab w:val="left" w:pos="8244"/>
+          <w:tab w:val="left" w:pos="9160"/>
+          <w:tab w:val="left" w:pos="10076"/>
+          <w:tab w:val="left" w:pos="10992"/>
+          <w:tab w:val="left" w:pos="11908"/>
+          <w:tab w:val="left" w:pos="12824"/>
+          <w:tab w:val="left" w:pos="13740"/>
+          <w:tab w:val="left" w:pos="14656"/>
+        </w:tabs>
+        <w:spacing w:after="0" w:line="300" w:lineRule="atLeast"/>
+        <w:rPr>
+          <w:rFonts w:ascii="Inconsolata" w:eastAsia="Times New Roman" w:hAnsi="Inconsolata" w:cs="Courier New"/>
+          <w:color w:val="D5D5D5"/>
+          <w:sz w:val="21"/>
+          <w:szCs w:val="21"/>
+        </w:rPr>
+      </w:pPr>
+      <w:r>
+        <w:rPr>
+          <w:rFonts w:ascii="Inconsolata" w:eastAsia="Times New Roman" w:hAnsi="Inconsolata" w:cs="Courier New"/>
+          <w:color w:val="D3D3D3"/>
+          <w:sz w:val="21"/>
+          <w:szCs w:val="21"/>
+          <w:bdr w:val="none" w:sz="0" w:space="0" w:color="auto" w:frame="1"/>
+          <w:shd w:val="clear" w:color="auto" w:fill="383B40"/>
+        </w:rPr>
+        <w:t>&lt;/</w:t>
+      </w:r>
+      <w:r>
+        <w:rPr>
+          <w:rFonts w:ascii="Inconsolata" w:eastAsia="Times New Roman" w:hAnsi="Inconsolata" w:cs="Courier New"/>
+          <w:color w:val="E06C75"/>
+          <w:sz w:val="21"/>
+          <w:szCs w:val="21"/>
+          <w:bdr w:val="none" w:sz="0" w:space="0" w:color="auto" w:frame="1"/>
+          <w:shd w:val="clear" w:color="auto" w:fill="383B40"/>
+        </w:rPr>
+        <w:t>style</w:t>
+      </w:r>
+      <w:r>
+        <w:rPr>
+          <w:rFonts w:ascii="Inconsolata" w:eastAsia="Times New Roman" w:hAnsi="Inconsolata" w:cs="Courier New"/>
+          <w:color w:val="D3D3D3"/>
+          <w:sz w:val="21"/>
+          <w:szCs w:val="21"/>
+          <w:bdr w:val="none" w:sz="0" w:space="0" w:color="auto" w:frame="1"/>
+          <w:shd w:val="clear" w:color="auto" w:fill="383B40"/>
+        </w:rPr>
+        <w:t>&gt;</w:t>
+      </w:r>
+    </w:p>
+    <w:p>
+      <w:pPr>
+        <w:rPr>
+          <w:sz w:val="24"/>
+          <w:szCs w:val="24"/>
+        </w:rPr>
+      </w:pPr>
+      <w:r>
+        <w:rPr>
+          <w:sz w:val="24"/>
+          <w:szCs w:val="24"/>
+        </w:rPr>
+        <w:t xml:space="preserve">Id is also used to give the html element some identifiers. </w:t>
+      </w:r>
+    </w:p>
+    <w:p>
+      <w:pPr>
+        <w:rPr>
+          <w:sz w:val="24"/>
+          <w:szCs w:val="24"/>
+        </w:rPr>
+      </w:pPr>
+      <w:r>
+        <w:rPr>
+          <w:sz w:val="24"/>
+          <w:szCs w:val="24"/>
+        </w:rPr>
+        <w:t xml:space="preserve">We can also use this id to act as anchor links, using such as </w:t>
+      </w:r>
+      <w:r>
+        <w:rPr>
+          <w:sz w:val="24"/>
+          <w:szCs w:val="24"/>
+        </w:rPr>
+        <w:t xml:space="preserve">&lt;a href="#main"&gt;Go to the </w:t>
+      </w:r>
+      <w:r>
+        <w:rPr>
+          <w:sz w:val="24"/>
+          <w:szCs w:val="24"/>
+        </w:rPr>
+        <w:t>top. &lt;</w:t>
+      </w:r>
+      <w:r>
+        <w:rPr>
+          <w:sz w:val="24"/>
+          <w:szCs w:val="24"/>
+        </w:rPr>
+        <w:t>/a&gt;</w:t>
+      </w:r>
+      <w:r>
+        <w:rPr>
+          <w:sz w:val="24"/>
+          <w:szCs w:val="24"/>
+        </w:rPr>
+        <w:t xml:space="preserve">. </w:t>
+      </w:r>
+      <w:proofErr w:type="spellStart"/>
+      <w:r>
+        <w:rPr>
+          <w:sz w:val="24"/>
+          <w:szCs w:val="24"/>
+        </w:rPr>
+        <w:t>Id</w:t>
+      </w:r>
+      <w:proofErr w:type="spellEnd"/>
+      <w:r>
+        <w:rPr>
+          <w:sz w:val="24"/>
+          <w:szCs w:val="24"/>
+        </w:rPr>
+        <w:t xml:space="preserve"> is also case sensitive.</w:t>
+      </w:r>
+    </w:p>
+    <w:p>
+      <w:pPr>
+        <w:rPr>
+          <w:sz w:val="24"/>
+          <w:szCs w:val="24"/>
+        </w:rPr>
+      </w:pPr>
+    </w:p>
+    <w:p>
+      <w:pPr>
+        <w:rPr>
+          <w:sz w:val="24"/>
+          <w:szCs w:val="24"/>
+        </w:rPr>
+      </w:pPr>
+      <w:r>
+        <w:rPr>
+          <w:sz w:val="24"/>
+          <w:szCs w:val="24"/>
+        </w:rPr>
+        <w:t>-FORMS:</w:t>
+      </w:r>
     </w:p>
     <w:sectPr>
       <w:pgSz w:w="12240" w:h="15840"/>
@@ -9089,6 +13823,155 @@
     </w:lvl>
   </w:abstractNum>
   <w:abstractNum w:abstractNumId="3" w15:restartNumberingAfterBreak="0">
+    <w:nsid w:val="2BAB7548"/>
+    <w:multiLevelType w:val="multilevel"/>
+    <w:tmpl w:val="17C8B0DE"/>
+    <w:lvl w:ilvl="0">
+      <w:start w:val="1"/>
+      <w:numFmt w:val="bullet"/>
+      <w:lvlText w:val=""/>
+      <w:lvlJc w:val="left"/>
+      <w:pPr>
+        <w:tabs>
+          <w:tab w:val="num" w:pos="720"/>
+        </w:tabs>
+        <w:ind w:left="720" w:hanging="360"/>
+      </w:pPr>
+      <w:rPr>
+        <w:rFonts w:ascii="Symbol" w:hAnsi="Symbol" w:hint="default"/>
+        <w:sz w:val="20"/>
+      </w:rPr>
+    </w:lvl>
+    <w:lvl w:ilvl="1" w:tentative="1">
+      <w:start w:val="1"/>
+      <w:numFmt w:val="bullet"/>
+      <w:lvlText w:val=""/>
+      <w:lvlJc w:val="left"/>
+      <w:pPr>
+        <w:tabs>
+          <w:tab w:val="num" w:pos="1440"/>
+        </w:tabs>
+        <w:ind w:left="1440" w:hanging="360"/>
+      </w:pPr>
+      <w:rPr>
+        <w:rFonts w:ascii="Symbol" w:hAnsi="Symbol" w:hint="default"/>
+        <w:sz w:val="20"/>
+      </w:rPr>
+    </w:lvl>
+    <w:lvl w:ilvl="2" w:tentative="1">
+      <w:start w:val="1"/>
+      <w:numFmt w:val="bullet"/>
+      <w:lvlText w:val=""/>
+      <w:lvlJc w:val="left"/>
+      <w:pPr>
+        <w:tabs>
+          <w:tab w:val="num" w:pos="2160"/>
+        </w:tabs>
+        <w:ind w:left="2160" w:hanging="360"/>
+      </w:pPr>
+      <w:rPr>
+        <w:rFonts w:ascii="Symbol" w:hAnsi="Symbol" w:hint="default"/>
+        <w:sz w:val="20"/>
+      </w:rPr>
+    </w:lvl>
+    <w:lvl w:ilvl="3" w:tentative="1">
+      <w:start w:val="1"/>
+      <w:numFmt w:val="bullet"/>
+      <w:lvlText w:val=""/>
+      <w:lvlJc w:val="left"/>
+      <w:pPr>
+        <w:tabs>
+          <w:tab w:val="num" w:pos="2880"/>
+        </w:tabs>
+        <w:ind w:left="2880" w:hanging="360"/>
+      </w:pPr>
+      <w:rPr>
+        <w:rFonts w:ascii="Symbol" w:hAnsi="Symbol" w:hint="default"/>
+        <w:sz w:val="20"/>
+      </w:rPr>
+    </w:lvl>
+    <w:lvl w:ilvl="4" w:tentative="1">
+      <w:start w:val="1"/>
+      <w:numFmt w:val="bullet"/>
+      <w:lvlText w:val=""/>
+      <w:lvlJc w:val="left"/>
+      <w:pPr>
+        <w:tabs>
+          <w:tab w:val="num" w:pos="3600"/>
+        </w:tabs>
+        <w:ind w:left="3600" w:hanging="360"/>
+      </w:pPr>
+      <w:rPr>
+        <w:rFonts w:ascii="Symbol" w:hAnsi="Symbol" w:hint="default"/>
+        <w:sz w:val="20"/>
+      </w:rPr>
+    </w:lvl>
+    <w:lvl w:ilvl="5" w:tentative="1">
+      <w:start w:val="1"/>
+      <w:numFmt w:val="bullet"/>
+      <w:lvlText w:val=""/>
+      <w:lvlJc w:val="left"/>
+      <w:pPr>
+        <w:tabs>
+          <w:tab w:val="num" w:pos="4320"/>
+        </w:tabs>
+        <w:ind w:left="4320" w:hanging="360"/>
+      </w:pPr>
+      <w:rPr>
+        <w:rFonts w:ascii="Symbol" w:hAnsi="Symbol" w:hint="default"/>
+        <w:sz w:val="20"/>
+      </w:rPr>
+    </w:lvl>
+    <w:lvl w:ilvl="6" w:tentative="1">
+      <w:start w:val="1"/>
+      <w:numFmt w:val="bullet"/>
+      <w:lvlText w:val=""/>
+      <w:lvlJc w:val="left"/>
+      <w:pPr>
+        <w:tabs>
+          <w:tab w:val="num" w:pos="5040"/>
+        </w:tabs>
+        <w:ind w:left="5040" w:hanging="360"/>
+      </w:pPr>
+      <w:rPr>
+        <w:rFonts w:ascii="Symbol" w:hAnsi="Symbol" w:hint="default"/>
+        <w:sz w:val="20"/>
+      </w:rPr>
+    </w:lvl>
+    <w:lvl w:ilvl="7" w:tentative="1">
+      <w:start w:val="1"/>
+      <w:numFmt w:val="bullet"/>
+      <w:lvlText w:val=""/>
+      <w:lvlJc w:val="left"/>
+      <w:pPr>
+        <w:tabs>
+          <w:tab w:val="num" w:pos="5760"/>
+        </w:tabs>
+        <w:ind w:left="5760" w:hanging="360"/>
+      </w:pPr>
+      <w:rPr>
+        <w:rFonts w:ascii="Symbol" w:hAnsi="Symbol" w:hint="default"/>
+        <w:sz w:val="20"/>
+      </w:rPr>
+    </w:lvl>
+    <w:lvl w:ilvl="8" w:tentative="1">
+      <w:start w:val="1"/>
+      <w:numFmt w:val="bullet"/>
+      <w:lvlText w:val=""/>
+      <w:lvlJc w:val="left"/>
+      <w:pPr>
+        <w:tabs>
+          <w:tab w:val="num" w:pos="6480"/>
+        </w:tabs>
+        <w:ind w:left="6480" w:hanging="360"/>
+      </w:pPr>
+      <w:rPr>
+        <w:rFonts w:ascii="Symbol" w:hAnsi="Symbol" w:hint="default"/>
+        <w:sz w:val="20"/>
+      </w:rPr>
+    </w:lvl>
+  </w:abstractNum>
+  <w:abstractNum w:abstractNumId="4" w15:restartNumberingAfterBreak="0">
     <w:nsid w:val="50300655"/>
     <w:multiLevelType w:val="multilevel"/>
     <w:tmpl w:val="1F0C8DE8"/>
@@ -9237,7 +14120,417 @@
       </w:rPr>
     </w:lvl>
   </w:abstractNum>
-  <w:abstractNum w:abstractNumId="4" w15:restartNumberingAfterBreak="0">
+  <w:abstractNum w:abstractNumId="5" w15:restartNumberingAfterBreak="0">
+    <w:nsid w:val="512136A3"/>
+    <w:multiLevelType w:val="multilevel"/>
+    <w:tmpl w:val="AC2ED7B2"/>
+    <w:lvl w:ilvl="0">
+      <w:start w:val="1"/>
+      <w:numFmt w:val="bullet"/>
+      <w:lvlText w:val=""/>
+      <w:lvlJc w:val="left"/>
+      <w:pPr>
+        <w:tabs>
+          <w:tab w:val="num" w:pos="720"/>
+        </w:tabs>
+        <w:ind w:left="720" w:hanging="360"/>
+      </w:pPr>
+      <w:rPr>
+        <w:rFonts w:ascii="Symbol" w:hAnsi="Symbol" w:hint="default"/>
+        <w:sz w:val="20"/>
+      </w:rPr>
+    </w:lvl>
+    <w:lvl w:ilvl="1" w:tentative="1">
+      <w:start w:val="1"/>
+      <w:numFmt w:val="bullet"/>
+      <w:lvlText w:val=""/>
+      <w:lvlJc w:val="left"/>
+      <w:pPr>
+        <w:tabs>
+          <w:tab w:val="num" w:pos="1440"/>
+        </w:tabs>
+        <w:ind w:left="1440" w:hanging="360"/>
+      </w:pPr>
+      <w:rPr>
+        <w:rFonts w:ascii="Symbol" w:hAnsi="Symbol" w:hint="default"/>
+        <w:sz w:val="20"/>
+      </w:rPr>
+    </w:lvl>
+    <w:lvl w:ilvl="2" w:tentative="1">
+      <w:start w:val="1"/>
+      <w:numFmt w:val="bullet"/>
+      <w:lvlText w:val=""/>
+      <w:lvlJc w:val="left"/>
+      <w:pPr>
+        <w:tabs>
+          <w:tab w:val="num" w:pos="2160"/>
+        </w:tabs>
+        <w:ind w:left="2160" w:hanging="360"/>
+      </w:pPr>
+      <w:rPr>
+        <w:rFonts w:ascii="Symbol" w:hAnsi="Symbol" w:hint="default"/>
+        <w:sz w:val="20"/>
+      </w:rPr>
+    </w:lvl>
+    <w:lvl w:ilvl="3" w:tentative="1">
+      <w:start w:val="1"/>
+      <w:numFmt w:val="bullet"/>
+      <w:lvlText w:val=""/>
+      <w:lvlJc w:val="left"/>
+      <w:pPr>
+        <w:tabs>
+          <w:tab w:val="num" w:pos="2880"/>
+        </w:tabs>
+        <w:ind w:left="2880" w:hanging="360"/>
+      </w:pPr>
+      <w:rPr>
+        <w:rFonts w:ascii="Symbol" w:hAnsi="Symbol" w:hint="default"/>
+        <w:sz w:val="20"/>
+      </w:rPr>
+    </w:lvl>
+    <w:lvl w:ilvl="4" w:tentative="1">
+      <w:start w:val="1"/>
+      <w:numFmt w:val="bullet"/>
+      <w:lvlText w:val=""/>
+      <w:lvlJc w:val="left"/>
+      <w:pPr>
+        <w:tabs>
+          <w:tab w:val="num" w:pos="3600"/>
+        </w:tabs>
+        <w:ind w:left="3600" w:hanging="360"/>
+      </w:pPr>
+      <w:rPr>
+        <w:rFonts w:ascii="Symbol" w:hAnsi="Symbol" w:hint="default"/>
+        <w:sz w:val="20"/>
+      </w:rPr>
+    </w:lvl>
+    <w:lvl w:ilvl="5" w:tentative="1">
+      <w:start w:val="1"/>
+      <w:numFmt w:val="bullet"/>
+      <w:lvlText w:val=""/>
+      <w:lvlJc w:val="left"/>
+      <w:pPr>
+        <w:tabs>
+          <w:tab w:val="num" w:pos="4320"/>
+        </w:tabs>
+        <w:ind w:left="4320" w:hanging="360"/>
+      </w:pPr>
+      <w:rPr>
+        <w:rFonts w:ascii="Symbol" w:hAnsi="Symbol" w:hint="default"/>
+        <w:sz w:val="20"/>
+      </w:rPr>
+    </w:lvl>
+    <w:lvl w:ilvl="6" w:tentative="1">
+      <w:start w:val="1"/>
+      <w:numFmt w:val="bullet"/>
+      <w:lvlText w:val=""/>
+      <w:lvlJc w:val="left"/>
+      <w:pPr>
+        <w:tabs>
+          <w:tab w:val="num" w:pos="5040"/>
+        </w:tabs>
+        <w:ind w:left="5040" w:hanging="360"/>
+      </w:pPr>
+      <w:rPr>
+        <w:rFonts w:ascii="Symbol" w:hAnsi="Symbol" w:hint="default"/>
+        <w:sz w:val="20"/>
+      </w:rPr>
+    </w:lvl>
+    <w:lvl w:ilvl="7" w:tentative="1">
+      <w:start w:val="1"/>
+      <w:numFmt w:val="bullet"/>
+      <w:lvlText w:val=""/>
+      <w:lvlJc w:val="left"/>
+      <w:pPr>
+        <w:tabs>
+          <w:tab w:val="num" w:pos="5760"/>
+        </w:tabs>
+        <w:ind w:left="5760" w:hanging="360"/>
+      </w:pPr>
+      <w:rPr>
+        <w:rFonts w:ascii="Symbol" w:hAnsi="Symbol" w:hint="default"/>
+        <w:sz w:val="20"/>
+      </w:rPr>
+    </w:lvl>
+    <w:lvl w:ilvl="8" w:tentative="1">
+      <w:start w:val="1"/>
+      <w:numFmt w:val="bullet"/>
+      <w:lvlText w:val=""/>
+      <w:lvlJc w:val="left"/>
+      <w:pPr>
+        <w:tabs>
+          <w:tab w:val="num" w:pos="6480"/>
+        </w:tabs>
+        <w:ind w:left="6480" w:hanging="360"/>
+      </w:pPr>
+      <w:rPr>
+        <w:rFonts w:ascii="Symbol" w:hAnsi="Symbol" w:hint="default"/>
+        <w:sz w:val="20"/>
+      </w:rPr>
+    </w:lvl>
+  </w:abstractNum>
+  <w:abstractNum w:abstractNumId="6" w15:restartNumberingAfterBreak="0">
+    <w:nsid w:val="539718BB"/>
+    <w:multiLevelType w:val="hybridMultilevel"/>
+    <w:tmpl w:val="8D6037EE"/>
+    <w:lvl w:ilvl="0" w:tplc="062E7D76">
+      <w:numFmt w:val="bullet"/>
+      <w:lvlText w:val="-"/>
+      <w:lvlJc w:val="left"/>
+      <w:pPr>
+        <w:ind w:left="720" w:hanging="360"/>
+      </w:pPr>
+      <w:rPr>
+        <w:rFonts w:ascii="Calibri" w:eastAsiaTheme="minorHAnsi" w:hAnsi="Calibri" w:cs="Calibri" w:hint="default"/>
+      </w:rPr>
+    </w:lvl>
+    <w:lvl w:ilvl="1" w:tplc="04090003" w:tentative="1">
+      <w:start w:val="1"/>
+      <w:numFmt w:val="bullet"/>
+      <w:lvlText w:val="o"/>
+      <w:lvlJc w:val="left"/>
+      <w:pPr>
+        <w:ind w:left="1440" w:hanging="360"/>
+      </w:pPr>
+      <w:rPr>
+        <w:rFonts w:ascii="Courier New" w:hAnsi="Courier New" w:cs="Courier New" w:hint="default"/>
+      </w:rPr>
+    </w:lvl>
+    <w:lvl w:ilvl="2" w:tplc="04090005" w:tentative="1">
+      <w:start w:val="1"/>
+      <w:numFmt w:val="bullet"/>
+      <w:lvlText w:val=""/>
+      <w:lvlJc w:val="left"/>
+      <w:pPr>
+        <w:ind w:left="2160" w:hanging="360"/>
+      </w:pPr>
+      <w:rPr>
+        <w:rFonts w:ascii="Wingdings" w:hAnsi="Wingdings" w:hint="default"/>
+      </w:rPr>
+    </w:lvl>
+    <w:lvl w:ilvl="3" w:tplc="04090001" w:tentative="1">
+      <w:start w:val="1"/>
+      <w:numFmt w:val="bullet"/>
+      <w:lvlText w:val=""/>
+      <w:lvlJc w:val="left"/>
+      <w:pPr>
+        <w:ind w:left="2880" w:hanging="360"/>
+      </w:pPr>
+      <w:rPr>
+        <w:rFonts w:ascii="Symbol" w:hAnsi="Symbol" w:hint="default"/>
+      </w:rPr>
+    </w:lvl>
+    <w:lvl w:ilvl="4" w:tplc="04090003" w:tentative="1">
+      <w:start w:val="1"/>
+      <w:numFmt w:val="bullet"/>
+      <w:lvlText w:val="o"/>
+      <w:lvlJc w:val="left"/>
+      <w:pPr>
+        <w:ind w:left="3600" w:hanging="360"/>
+      </w:pPr>
+      <w:rPr>
+        <w:rFonts w:ascii="Courier New" w:hAnsi="Courier New" w:cs="Courier New" w:hint="default"/>
+      </w:rPr>
+    </w:lvl>
+    <w:lvl w:ilvl="5" w:tplc="04090005" w:tentative="1">
+      <w:start w:val="1"/>
+      <w:numFmt w:val="bullet"/>
+      <w:lvlText w:val=""/>
+      <w:lvlJc w:val="left"/>
+      <w:pPr>
+        <w:ind w:left="4320" w:hanging="360"/>
+      </w:pPr>
+      <w:rPr>
+        <w:rFonts w:ascii="Wingdings" w:hAnsi="Wingdings" w:hint="default"/>
+      </w:rPr>
+    </w:lvl>
+    <w:lvl w:ilvl="6" w:tplc="04090001" w:tentative="1">
+      <w:start w:val="1"/>
+      <w:numFmt w:val="bullet"/>
+      <w:lvlText w:val=""/>
+      <w:lvlJc w:val="left"/>
+      <w:pPr>
+        <w:ind w:left="5040" w:hanging="360"/>
+      </w:pPr>
+      <w:rPr>
+        <w:rFonts w:ascii="Symbol" w:hAnsi="Symbol" w:hint="default"/>
+      </w:rPr>
+    </w:lvl>
+    <w:lvl w:ilvl="7" w:tplc="04090003" w:tentative="1">
+      <w:start w:val="1"/>
+      <w:numFmt w:val="bullet"/>
+      <w:lvlText w:val="o"/>
+      <w:lvlJc w:val="left"/>
+      <w:pPr>
+        <w:ind w:left="5760" w:hanging="360"/>
+      </w:pPr>
+      <w:rPr>
+        <w:rFonts w:ascii="Courier New" w:hAnsi="Courier New" w:cs="Courier New" w:hint="default"/>
+      </w:rPr>
+    </w:lvl>
+    <w:lvl w:ilvl="8" w:tplc="04090005" w:tentative="1">
+      <w:start w:val="1"/>
+      <w:numFmt w:val="bullet"/>
+      <w:lvlText w:val=""/>
+      <w:lvlJc w:val="left"/>
+      <w:pPr>
+        <w:ind w:left="6480" w:hanging="360"/>
+      </w:pPr>
+      <w:rPr>
+        <w:rFonts w:ascii="Wingdings" w:hAnsi="Wingdings" w:hint="default"/>
+      </w:rPr>
+    </w:lvl>
+  </w:abstractNum>
+  <w:abstractNum w:abstractNumId="7" w15:restartNumberingAfterBreak="0">
+    <w:nsid w:val="635320F5"/>
+    <w:multiLevelType w:val="multilevel"/>
+    <w:tmpl w:val="14D2FC6E"/>
+    <w:lvl w:ilvl="0">
+      <w:start w:val="1"/>
+      <w:numFmt w:val="bullet"/>
+      <w:lvlText w:val=""/>
+      <w:lvlJc w:val="left"/>
+      <w:pPr>
+        <w:tabs>
+          <w:tab w:val="num" w:pos="720"/>
+        </w:tabs>
+        <w:ind w:left="720" w:hanging="360"/>
+      </w:pPr>
+      <w:rPr>
+        <w:rFonts w:ascii="Symbol" w:hAnsi="Symbol" w:hint="default"/>
+        <w:sz w:val="20"/>
+      </w:rPr>
+    </w:lvl>
+    <w:lvl w:ilvl="1" w:tentative="1">
+      <w:start w:val="1"/>
+      <w:numFmt w:val="bullet"/>
+      <w:lvlText w:val=""/>
+      <w:lvlJc w:val="left"/>
+      <w:pPr>
+        <w:tabs>
+          <w:tab w:val="num" w:pos="1440"/>
+        </w:tabs>
+        <w:ind w:left="1440" w:hanging="360"/>
+      </w:pPr>
+      <w:rPr>
+        <w:rFonts w:ascii="Symbol" w:hAnsi="Symbol" w:hint="default"/>
+        <w:sz w:val="20"/>
+      </w:rPr>
+    </w:lvl>
+    <w:lvl w:ilvl="2" w:tentative="1">
+      <w:start w:val="1"/>
+      <w:numFmt w:val="bullet"/>
+      <w:lvlText w:val=""/>
+      <w:lvlJc w:val="left"/>
+      <w:pPr>
+        <w:tabs>
+          <w:tab w:val="num" w:pos="2160"/>
+        </w:tabs>
+        <w:ind w:left="2160" w:hanging="360"/>
+      </w:pPr>
+      <w:rPr>
+        <w:rFonts w:ascii="Symbol" w:hAnsi="Symbol" w:hint="default"/>
+        <w:sz w:val="20"/>
+      </w:rPr>
+    </w:lvl>
+    <w:lvl w:ilvl="3" w:tentative="1">
+      <w:start w:val="1"/>
+      <w:numFmt w:val="bullet"/>
+      <w:lvlText w:val=""/>
+      <w:lvlJc w:val="left"/>
+      <w:pPr>
+        <w:tabs>
+          <w:tab w:val="num" w:pos="2880"/>
+        </w:tabs>
+        <w:ind w:left="2880" w:hanging="360"/>
+      </w:pPr>
+      <w:rPr>
+        <w:rFonts w:ascii="Symbol" w:hAnsi="Symbol" w:hint="default"/>
+        <w:sz w:val="20"/>
+      </w:rPr>
+    </w:lvl>
+    <w:lvl w:ilvl="4" w:tentative="1">
+      <w:start w:val="1"/>
+      <w:numFmt w:val="bullet"/>
+      <w:lvlText w:val=""/>
+      <w:lvlJc w:val="left"/>
+      <w:pPr>
+        <w:tabs>
+          <w:tab w:val="num" w:pos="3600"/>
+        </w:tabs>
+        <w:ind w:left="3600" w:hanging="360"/>
+      </w:pPr>
+      <w:rPr>
+        <w:rFonts w:ascii="Symbol" w:hAnsi="Symbol" w:hint="default"/>
+        <w:sz w:val="20"/>
+      </w:rPr>
+    </w:lvl>
+    <w:lvl w:ilvl="5" w:tentative="1">
+      <w:start w:val="1"/>
+      <w:numFmt w:val="bullet"/>
+      <w:lvlText w:val=""/>
+      <w:lvlJc w:val="left"/>
+      <w:pPr>
+        <w:tabs>
+          <w:tab w:val="num" w:pos="4320"/>
+        </w:tabs>
+        <w:ind w:left="4320" w:hanging="360"/>
+      </w:pPr>
+      <w:rPr>
+        <w:rFonts w:ascii="Symbol" w:hAnsi="Symbol" w:hint="default"/>
+        <w:sz w:val="20"/>
+      </w:rPr>
+    </w:lvl>
+    <w:lvl w:ilvl="6" w:tentative="1">
+      <w:start w:val="1"/>
+      <w:numFmt w:val="bullet"/>
+      <w:lvlText w:val=""/>
+      <w:lvlJc w:val="left"/>
+      <w:pPr>
+        <w:tabs>
+          <w:tab w:val="num" w:pos="5040"/>
+        </w:tabs>
+        <w:ind w:left="5040" w:hanging="360"/>
+      </w:pPr>
+      <w:rPr>
+        <w:rFonts w:ascii="Symbol" w:hAnsi="Symbol" w:hint="default"/>
+        <w:sz w:val="20"/>
+      </w:rPr>
+    </w:lvl>
+    <w:lvl w:ilvl="7" w:tentative="1">
+      <w:start w:val="1"/>
+      <w:numFmt w:val="bullet"/>
+      <w:lvlText w:val=""/>
+      <w:lvlJc w:val="left"/>
+      <w:pPr>
+        <w:tabs>
+          <w:tab w:val="num" w:pos="5760"/>
+        </w:tabs>
+        <w:ind w:left="5760" w:hanging="360"/>
+      </w:pPr>
+      <w:rPr>
+        <w:rFonts w:ascii="Symbol" w:hAnsi="Symbol" w:hint="default"/>
+        <w:sz w:val="20"/>
+      </w:rPr>
+    </w:lvl>
+    <w:lvl w:ilvl="8" w:tentative="1">
+      <w:start w:val="1"/>
+      <w:numFmt w:val="bullet"/>
+      <w:lvlText w:val=""/>
+      <w:lvlJc w:val="left"/>
+      <w:pPr>
+        <w:tabs>
+          <w:tab w:val="num" w:pos="6480"/>
+        </w:tabs>
+        <w:ind w:left="6480" w:hanging="360"/>
+      </w:pPr>
+      <w:rPr>
+        <w:rFonts w:ascii="Symbol" w:hAnsi="Symbol" w:hint="default"/>
+        <w:sz w:val="20"/>
+      </w:rPr>
+    </w:lvl>
+  </w:abstractNum>
+  <w:abstractNum w:abstractNumId="8" w15:restartNumberingAfterBreak="0">
     <w:nsid w:val="708A2C30"/>
     <w:multiLevelType w:val="hybridMultilevel"/>
     <w:tmpl w:val="F9F0264A"/>
@@ -9326,7 +14619,156 @@
       </w:pPr>
     </w:lvl>
   </w:abstractNum>
-  <w:abstractNum w:abstractNumId="5" w15:restartNumberingAfterBreak="0">
+  <w:abstractNum w:abstractNumId="9" w15:restartNumberingAfterBreak="0">
+    <w:nsid w:val="75E11BD4"/>
+    <w:multiLevelType w:val="multilevel"/>
+    <w:tmpl w:val="B548156A"/>
+    <w:lvl w:ilvl="0">
+      <w:start w:val="1"/>
+      <w:numFmt w:val="bullet"/>
+      <w:lvlText w:val=""/>
+      <w:lvlJc w:val="left"/>
+      <w:pPr>
+        <w:tabs>
+          <w:tab w:val="num" w:pos="720"/>
+        </w:tabs>
+        <w:ind w:left="720" w:hanging="360"/>
+      </w:pPr>
+      <w:rPr>
+        <w:rFonts w:ascii="Symbol" w:hAnsi="Symbol" w:hint="default"/>
+        <w:sz w:val="20"/>
+      </w:rPr>
+    </w:lvl>
+    <w:lvl w:ilvl="1" w:tentative="1">
+      <w:start w:val="1"/>
+      <w:numFmt w:val="bullet"/>
+      <w:lvlText w:val=""/>
+      <w:lvlJc w:val="left"/>
+      <w:pPr>
+        <w:tabs>
+          <w:tab w:val="num" w:pos="1440"/>
+        </w:tabs>
+        <w:ind w:left="1440" w:hanging="360"/>
+      </w:pPr>
+      <w:rPr>
+        <w:rFonts w:ascii="Symbol" w:hAnsi="Symbol" w:hint="default"/>
+        <w:sz w:val="20"/>
+      </w:rPr>
+    </w:lvl>
+    <w:lvl w:ilvl="2" w:tentative="1">
+      <w:start w:val="1"/>
+      <w:numFmt w:val="bullet"/>
+      <w:lvlText w:val=""/>
+      <w:lvlJc w:val="left"/>
+      <w:pPr>
+        <w:tabs>
+          <w:tab w:val="num" w:pos="2160"/>
+        </w:tabs>
+        <w:ind w:left="2160" w:hanging="360"/>
+      </w:pPr>
+      <w:rPr>
+        <w:rFonts w:ascii="Symbol" w:hAnsi="Symbol" w:hint="default"/>
+        <w:sz w:val="20"/>
+      </w:rPr>
+    </w:lvl>
+    <w:lvl w:ilvl="3" w:tentative="1">
+      <w:start w:val="1"/>
+      <w:numFmt w:val="bullet"/>
+      <w:lvlText w:val=""/>
+      <w:lvlJc w:val="left"/>
+      <w:pPr>
+        <w:tabs>
+          <w:tab w:val="num" w:pos="2880"/>
+        </w:tabs>
+        <w:ind w:left="2880" w:hanging="360"/>
+      </w:pPr>
+      <w:rPr>
+        <w:rFonts w:ascii="Symbol" w:hAnsi="Symbol" w:hint="default"/>
+        <w:sz w:val="20"/>
+      </w:rPr>
+    </w:lvl>
+    <w:lvl w:ilvl="4" w:tentative="1">
+      <w:start w:val="1"/>
+      <w:numFmt w:val="bullet"/>
+      <w:lvlText w:val=""/>
+      <w:lvlJc w:val="left"/>
+      <w:pPr>
+        <w:tabs>
+          <w:tab w:val="num" w:pos="3600"/>
+        </w:tabs>
+        <w:ind w:left="3600" w:hanging="360"/>
+      </w:pPr>
+      <w:rPr>
+        <w:rFonts w:ascii="Symbol" w:hAnsi="Symbol" w:hint="default"/>
+        <w:sz w:val="20"/>
+      </w:rPr>
+    </w:lvl>
+    <w:lvl w:ilvl="5" w:tentative="1">
+      <w:start w:val="1"/>
+      <w:numFmt w:val="bullet"/>
+      <w:lvlText w:val=""/>
+      <w:lvlJc w:val="left"/>
+      <w:pPr>
+        <w:tabs>
+          <w:tab w:val="num" w:pos="4320"/>
+        </w:tabs>
+        <w:ind w:left="4320" w:hanging="360"/>
+      </w:pPr>
+      <w:rPr>
+        <w:rFonts w:ascii="Symbol" w:hAnsi="Symbol" w:hint="default"/>
+        <w:sz w:val="20"/>
+      </w:rPr>
+    </w:lvl>
+    <w:lvl w:ilvl="6" w:tentative="1">
+      <w:start w:val="1"/>
+      <w:numFmt w:val="bullet"/>
+      <w:lvlText w:val=""/>
+      <w:lvlJc w:val="left"/>
+      <w:pPr>
+        <w:tabs>
+          <w:tab w:val="num" w:pos="5040"/>
+        </w:tabs>
+        <w:ind w:left="5040" w:hanging="360"/>
+      </w:pPr>
+      <w:rPr>
+        <w:rFonts w:ascii="Symbol" w:hAnsi="Symbol" w:hint="default"/>
+        <w:sz w:val="20"/>
+      </w:rPr>
+    </w:lvl>
+    <w:lvl w:ilvl="7" w:tentative="1">
+      <w:start w:val="1"/>
+      <w:numFmt w:val="bullet"/>
+      <w:lvlText w:val=""/>
+      <w:lvlJc w:val="left"/>
+      <w:pPr>
+        <w:tabs>
+          <w:tab w:val="num" w:pos="5760"/>
+        </w:tabs>
+        <w:ind w:left="5760" w:hanging="360"/>
+      </w:pPr>
+      <w:rPr>
+        <w:rFonts w:ascii="Symbol" w:hAnsi="Symbol" w:hint="default"/>
+        <w:sz w:val="20"/>
+      </w:rPr>
+    </w:lvl>
+    <w:lvl w:ilvl="8" w:tentative="1">
+      <w:start w:val="1"/>
+      <w:numFmt w:val="bullet"/>
+      <w:lvlText w:val=""/>
+      <w:lvlJc w:val="left"/>
+      <w:pPr>
+        <w:tabs>
+          <w:tab w:val="num" w:pos="6480"/>
+        </w:tabs>
+        <w:ind w:left="6480" w:hanging="360"/>
+      </w:pPr>
+      <w:rPr>
+        <w:rFonts w:ascii="Symbol" w:hAnsi="Symbol" w:hint="default"/>
+        <w:sz w:val="20"/>
+      </w:rPr>
+    </w:lvl>
+  </w:abstractNum>
+  <w:abstractNum w:abstractNumId="10" w15:restartNumberingAfterBreak="0">
     <w:nsid w:val="78CA2E75"/>
     <w:multiLevelType w:val="hybridMultilevel"/>
     <w:tmpl w:val="EDCC5668"/>
@@ -9413,22 +14855,37 @@
     </w:lvl>
   </w:abstractNum>
   <w:num w:numId="1">
-    <w:abstractNumId w:val="3"/>
+    <w:abstractNumId w:val="4"/>
   </w:num>
   <w:num w:numId="2">
     <w:abstractNumId w:val="1"/>
   </w:num>
   <w:num w:numId="3">
-    <w:abstractNumId w:val="4"/>
+    <w:abstractNumId w:val="8"/>
   </w:num>
   <w:num w:numId="4">
     <w:abstractNumId w:val="0"/>
   </w:num>
   <w:num w:numId="5">
-    <w:abstractNumId w:val="5"/>
+    <w:abstractNumId w:val="10"/>
   </w:num>
   <w:num w:numId="6">
     <w:abstractNumId w:val="2"/>
+  </w:num>
+  <w:num w:numId="7">
+    <w:abstractNumId w:val="7"/>
+  </w:num>
+  <w:num w:numId="8">
+    <w:abstractNumId w:val="5"/>
+  </w:num>
+  <w:num w:numId="9">
+    <w:abstractNumId w:val="3"/>
+  </w:num>
+  <w:num w:numId="10">
+    <w:abstractNumId w:val="9"/>
+  </w:num>
+  <w:num w:numId="11">
+    <w:abstractNumId w:val="6"/>
   </w:num>
 </w:numbering>
 </file>
@@ -9832,6 +15289,29 @@
     <w:name w:val="Normal"/>
     <w:qFormat/>
   </w:style>
+  <w:style w:type="paragraph" w:styleId="Heading2">
+    <w:name w:val="heading 2"/>
+    <w:basedOn w:val="Normal"/>
+    <w:next w:val="Normal"/>
+    <w:link w:val="Heading2Char"/>
+    <w:uiPriority w:val="9"/>
+    <w:semiHidden/>
+    <w:unhideWhenUsed/>
+    <w:qFormat/>
+    <w:rsid w:val="007675D7"/>
+    <w:pPr>
+      <w:keepNext/>
+      <w:keepLines/>
+      <w:spacing w:before="40" w:after="0"/>
+      <w:outlineLvl w:val="1"/>
+    </w:pPr>
+    <w:rPr>
+      <w:rFonts w:asciiTheme="majorHAnsi" w:eastAsiaTheme="majorEastAsia" w:hAnsiTheme="majorHAnsi" w:cstheme="majorBidi"/>
+      <w:color w:val="2F5496" w:themeColor="accent1" w:themeShade="BF"/>
+      <w:sz w:val="26"/>
+      <w:szCs w:val="26"/>
+    </w:rPr>
+  </w:style>
   <w:style w:type="paragraph" w:styleId="Heading3">
     <w:name w:val="heading 3"/>
     <w:basedOn w:val="Normal"/>
@@ -10010,6 +15490,45 @@
     <w:name w:val="xml"/>
     <w:basedOn w:val="DefaultParagraphFont"/>
     <w:rsid w:val="00EC28A9"/>
+  </w:style>
+  <w:style w:type="character" w:customStyle="1" w:styleId="Heading2Char">
+    <w:name w:val="Heading 2 Char"/>
+    <w:basedOn w:val="DefaultParagraphFont"/>
+    <w:link w:val="Heading2"/>
+    <w:uiPriority w:val="9"/>
+    <w:semiHidden/>
+    <w:rsid w:val="007675D7"/>
+    <w:rPr>
+      <w:rFonts w:asciiTheme="majorHAnsi" w:eastAsiaTheme="majorEastAsia" w:hAnsiTheme="majorHAnsi" w:cstheme="majorBidi"/>
+      <w:color w:val="2F5496" w:themeColor="accent1" w:themeShade="BF"/>
+      <w:sz w:val="26"/>
+      <w:szCs w:val="26"/>
+    </w:rPr>
+  </w:style>
+  <w:style w:type="character" w:customStyle="1" w:styleId="hljs-symbol">
+    <w:name w:val="hljs-symbol"/>
+    <w:basedOn w:val="DefaultParagraphFont"/>
+    <w:rsid w:val="0093511C"/>
+  </w:style>
+  <w:style w:type="character" w:customStyle="1" w:styleId="css">
+    <w:name w:val="css"/>
+    <w:basedOn w:val="DefaultParagraphFont"/>
+    <w:rsid w:val="008B1BEE"/>
+  </w:style>
+  <w:style w:type="character" w:customStyle="1" w:styleId="hljs-selector-class">
+    <w:name w:val="hljs-selector-class"/>
+    <w:basedOn w:val="DefaultParagraphFont"/>
+    <w:rsid w:val="008B1BEE"/>
+  </w:style>
+  <w:style w:type="character" w:customStyle="1" w:styleId="hljs-attribute">
+    <w:name w:val="hljs-attribute"/>
+    <w:basedOn w:val="DefaultParagraphFont"/>
+    <w:rsid w:val="008B1BEE"/>
+  </w:style>
+  <w:style w:type="character" w:customStyle="1" w:styleId="hljs-selector-id">
+    <w:name w:val="hljs-selector-id"/>
+    <w:basedOn w:val="DefaultParagraphFont"/>
+    <w:rsid w:val="009D3791"/>
   </w:style>
 </w:styles>
 </file>

--- a/HTML Notes.docx
+++ b/HTML Notes.docx
@@ -1824,23 +1824,7 @@
           <w:sz w:val="24"/>
           <w:szCs w:val="24"/>
         </w:rPr>
-        <w:t xml:space="preserve">src is the source attribute for an img. &lt;img&gt; tag is used to embed </w:t>
-      </w:r>
-      <w:proofErr w:type="spellStart"/>
-      <w:r>
-        <w:rPr>
-          <w:sz w:val="24"/>
-          <w:szCs w:val="24"/>
-        </w:rPr>
-        <w:t>a</w:t>
-      </w:r>
-      <w:proofErr w:type="spellEnd"/>
-      <w:r>
-        <w:rPr>
-          <w:sz w:val="24"/>
-          <w:szCs w:val="24"/>
-        </w:rPr>
-        <w:t xml:space="preserve"> image in the html page.</w:t>
+        <w:t>src is the source attribute for an img. &lt;img&gt; tag is used to embed a image in the html page.</w:t>
       </w:r>
     </w:p>
     <w:p>
@@ -2126,23 +2110,7 @@
           <w:sz w:val="24"/>
           <w:szCs w:val="24"/>
         </w:rPr>
-        <w:t>We can use &lt;html Lang= “</w:t>
-      </w:r>
-      <w:proofErr w:type="spellStart"/>
-      <w:r>
-        <w:rPr>
-          <w:sz w:val="24"/>
-          <w:szCs w:val="24"/>
-        </w:rPr>
-        <w:t>en</w:t>
-      </w:r>
-      <w:proofErr w:type="spellEnd"/>
-      <w:r>
-        <w:rPr>
-          <w:sz w:val="24"/>
-          <w:szCs w:val="24"/>
-        </w:rPr>
-        <w:t xml:space="preserve">”&gt; to declare the language of a webpage. This is meant to assist search engines. We can also use first two for language and last two for country </w:t>
+        <w:t xml:space="preserve">We can use &lt;html Lang= “en”&gt; to declare the language of a webpage. This is meant to assist search engines. We can also use first two for language and last two for country </w:t>
       </w:r>
       <w:r>
         <w:rPr>
@@ -2156,23 +2124,7 @@
           <w:sz w:val="24"/>
           <w:szCs w:val="24"/>
         </w:rPr>
-        <w:t xml:space="preserve"> </w:t>
-      </w:r>
-      <w:proofErr w:type="spellStart"/>
-      <w:r>
-        <w:rPr>
-          <w:sz w:val="24"/>
-          <w:szCs w:val="24"/>
-        </w:rPr>
-        <w:t>en</w:t>
-      </w:r>
-      <w:proofErr w:type="spellEnd"/>
-      <w:r>
-        <w:rPr>
-          <w:sz w:val="24"/>
-          <w:szCs w:val="24"/>
-        </w:rPr>
-        <w:t>-US</w:t>
+        <w:t xml:space="preserve"> en-US</w:t>
       </w:r>
       <w:r>
         <w:rPr>
@@ -2395,23 +2347,7 @@
           <w:sz w:val="24"/>
           <w:szCs w:val="24"/>
         </w:rPr>
-        <w:t>&lt;</w:t>
-      </w:r>
-      <w:proofErr w:type="spellStart"/>
-      <w:r>
-        <w:rPr>
-          <w:sz w:val="24"/>
-          <w:szCs w:val="24"/>
-        </w:rPr>
-        <w:t>hr</w:t>
-      </w:r>
-      <w:proofErr w:type="spellEnd"/>
-      <w:r>
-        <w:rPr>
-          <w:sz w:val="24"/>
-          <w:szCs w:val="24"/>
-        </w:rPr>
-        <w:t>&gt; is horizontal rule, a thematic break in the html page. Can be used to separate page into sections. Empty tag so no closing tag.</w:t>
+        <w:t>&lt;hr&gt; is horizontal rule, a thematic break in the html page. Can be used to separate page into sections. Empty tag so no closing tag.</w:t>
       </w:r>
       <w:r>
         <w:rPr>
@@ -2486,23 +2422,7 @@
           <w:sz w:val="24"/>
           <w:szCs w:val="24"/>
         </w:rPr>
-        <w:t xml:space="preserve">&lt;p&gt; I am check this out &lt;strong&gt; </w:t>
-      </w:r>
-      <w:proofErr w:type="spellStart"/>
-      <w:r>
-        <w:rPr>
-          <w:sz w:val="24"/>
-          <w:szCs w:val="24"/>
-        </w:rPr>
-        <w:t>hmmmmm</w:t>
-      </w:r>
-      <w:proofErr w:type="spellEnd"/>
-      <w:r>
-        <w:rPr>
-          <w:sz w:val="24"/>
-          <w:szCs w:val="24"/>
-        </w:rPr>
-        <w:t xml:space="preserve"> &lt;/strong&gt; but can I write after it? </w:t>
+        <w:t xml:space="preserve">&lt;p&gt; I am check this out &lt;strong&gt; hmmmmm &lt;/strong&gt; but can I write after it? </w:t>
       </w:r>
       <w:r>
         <w:rPr>
@@ -2531,23 +2451,7 @@
           <w:sz w:val="24"/>
           <w:szCs w:val="24"/>
         </w:rPr>
-        <w:t>&amp;</w:t>
-      </w:r>
-      <w:proofErr w:type="spellStart"/>
-      <w:r>
-        <w:rPr>
-          <w:sz w:val="24"/>
-          <w:szCs w:val="24"/>
-        </w:rPr>
-        <w:t>nbsp</w:t>
-      </w:r>
-      <w:proofErr w:type="spellEnd"/>
-      <w:r>
-        <w:rPr>
-          <w:sz w:val="24"/>
-          <w:szCs w:val="24"/>
-        </w:rPr>
-        <w:t>; is an </w:t>
+        <w:t>&amp;nbsp; is an </w:t>
       </w:r>
       <w:r>
         <w:rPr>
@@ -2683,39 +2587,7 @@
           <w:sz w:val="24"/>
           <w:szCs w:val="24"/>
         </w:rPr>
-        <w:t>Inside a row, we can either give a header name, &lt;</w:t>
-      </w:r>
-      <w:proofErr w:type="spellStart"/>
-      <w:r>
-        <w:rPr>
-          <w:sz w:val="24"/>
-          <w:szCs w:val="24"/>
-        </w:rPr>
-        <w:t>th</w:t>
-      </w:r>
-      <w:proofErr w:type="spellEnd"/>
-      <w:r>
-        <w:rPr>
-          <w:sz w:val="24"/>
-          <w:szCs w:val="24"/>
-        </w:rPr>
-        <w:t>&gt;&lt;/</w:t>
-      </w:r>
-      <w:proofErr w:type="spellStart"/>
-      <w:r>
-        <w:rPr>
-          <w:sz w:val="24"/>
-          <w:szCs w:val="24"/>
-        </w:rPr>
-        <w:t>th</w:t>
-      </w:r>
-      <w:proofErr w:type="spellEnd"/>
-      <w:r>
-        <w:rPr>
-          <w:sz w:val="24"/>
-          <w:szCs w:val="24"/>
-        </w:rPr>
-        <w:t>&gt;</w:t>
+        <w:t>Inside a row, we can either give a header name, &lt;th&gt;&lt;/th&gt;</w:t>
       </w:r>
       <w:r>
         <w:rPr>
@@ -2780,142 +2652,30 @@
           <w:sz w:val="24"/>
           <w:szCs w:val="24"/>
         </w:rPr>
-        <w:t xml:space="preserve"> </w:t>
-      </w:r>
-      <w:proofErr w:type="spellStart"/>
-      <w:r>
-        <w:rPr>
-          <w:sz w:val="24"/>
-          <w:szCs w:val="24"/>
-        </w:rPr>
-        <w:t>Tho</w:t>
-      </w:r>
-      <w:proofErr w:type="spellEnd"/>
-      <w:r>
-        <w:rPr>
-          <w:sz w:val="24"/>
-          <w:szCs w:val="24"/>
-        </w:rPr>
-        <w:t xml:space="preserve"> idk why, using border alone was fine, perhaps the instructions is for an older version.</w:t>
-      </w:r>
-    </w:p>
-    <w:p>
-      <w:pPr>
-        <w:rPr>
-          <w:sz w:val="24"/>
-          <w:szCs w:val="24"/>
-        </w:rPr>
-      </w:pPr>
-    </w:p>
-    <w:p>
-      <w:pPr>
-        <w:rPr>
-          <w:sz w:val="24"/>
-          <w:szCs w:val="24"/>
-        </w:rPr>
-      </w:pPr>
-      <w:r>
-        <w:rPr>
-          <w:sz w:val="24"/>
-          <w:szCs w:val="24"/>
-        </w:rPr>
-        <w:t>Just like a body and head of a html program, a table also has a &lt;</w:t>
-      </w:r>
-      <w:proofErr w:type="spellStart"/>
-      <w:r>
-        <w:rPr>
-          <w:sz w:val="24"/>
-          <w:szCs w:val="24"/>
-        </w:rPr>
-        <w:t>thead</w:t>
-      </w:r>
-      <w:proofErr w:type="spellEnd"/>
-      <w:r>
-        <w:rPr>
-          <w:sz w:val="24"/>
-          <w:szCs w:val="24"/>
-        </w:rPr>
-        <w:t>&gt;&lt;/</w:t>
-      </w:r>
-      <w:proofErr w:type="spellStart"/>
-      <w:r>
-        <w:rPr>
-          <w:sz w:val="24"/>
-          <w:szCs w:val="24"/>
-        </w:rPr>
-        <w:t>thead</w:t>
-      </w:r>
-      <w:proofErr w:type="spellEnd"/>
-      <w:r>
-        <w:rPr>
-          <w:sz w:val="24"/>
-          <w:szCs w:val="24"/>
-        </w:rPr>
-        <w:t>&gt; and &lt;</w:t>
-      </w:r>
-      <w:proofErr w:type="spellStart"/>
-      <w:r>
-        <w:rPr>
-          <w:sz w:val="24"/>
-          <w:szCs w:val="24"/>
-        </w:rPr>
-        <w:t>tbody</w:t>
-      </w:r>
-      <w:proofErr w:type="spellEnd"/>
-      <w:r>
-        <w:rPr>
-          <w:sz w:val="24"/>
-          <w:szCs w:val="24"/>
-        </w:rPr>
-        <w:t>&gt;&lt;/</w:t>
-      </w:r>
-      <w:proofErr w:type="spellStart"/>
-      <w:r>
-        <w:rPr>
-          <w:sz w:val="24"/>
-          <w:szCs w:val="24"/>
-        </w:rPr>
-        <w:t>tbody</w:t>
-      </w:r>
-      <w:proofErr w:type="spellEnd"/>
-      <w:r>
-        <w:rPr>
-          <w:sz w:val="24"/>
-          <w:szCs w:val="24"/>
-        </w:rPr>
-        <w:t>&gt; and &lt;</w:t>
-      </w:r>
-      <w:proofErr w:type="spellStart"/>
-      <w:r>
-        <w:rPr>
-          <w:sz w:val="24"/>
-          <w:szCs w:val="24"/>
-        </w:rPr>
-        <w:t>tfoot</w:t>
-      </w:r>
-      <w:proofErr w:type="spellEnd"/>
-      <w:r>
-        <w:rPr>
-          <w:sz w:val="24"/>
-          <w:szCs w:val="24"/>
-        </w:rPr>
-        <w:t>&gt;&lt;/</w:t>
-      </w:r>
-      <w:proofErr w:type="spellStart"/>
-      <w:r>
-        <w:rPr>
-          <w:sz w:val="24"/>
-          <w:szCs w:val="24"/>
-        </w:rPr>
-        <w:t>tfoot</w:t>
-      </w:r>
-      <w:proofErr w:type="spellEnd"/>
-      <w:r>
-        <w:rPr>
-          <w:sz w:val="24"/>
-          <w:szCs w:val="24"/>
-        </w:rPr>
-        <w:t>&gt;.</w:t>
+        <w:t xml:space="preserve"> Tho idk why, using border alone was fine, perhaps the instructions is for an older version.</w:t>
+      </w:r>
+    </w:p>
+    <w:p>
+      <w:pPr>
+        <w:rPr>
+          <w:sz w:val="24"/>
+          <w:szCs w:val="24"/>
+        </w:rPr>
+      </w:pPr>
+    </w:p>
+    <w:p>
+      <w:pPr>
+        <w:rPr>
+          <w:sz w:val="24"/>
+          <w:szCs w:val="24"/>
+        </w:rPr>
+      </w:pPr>
+      <w:r>
+        <w:rPr>
+          <w:sz w:val="24"/>
+          <w:szCs w:val="24"/>
+        </w:rPr>
+        <w:t>Just like a body and head of a html program, a table also has a &lt;thead&gt;&lt;/thead&gt; and &lt;tbody&gt;&lt;/tbody&gt; and &lt;tfoot&gt;&lt;/tfoot&gt;.</w:t>
       </w:r>
     </w:p>
     <w:p>
@@ -2957,23 +2717,7 @@
           <w:sz w:val="24"/>
           <w:szCs w:val="24"/>
         </w:rPr>
-        <w:t xml:space="preserve">  &lt;</w:t>
-      </w:r>
-      <w:proofErr w:type="spellStart"/>
-      <w:r>
-        <w:rPr>
-          <w:sz w:val="24"/>
-          <w:szCs w:val="24"/>
-        </w:rPr>
-        <w:t>thead</w:t>
-      </w:r>
-      <w:proofErr w:type="spellEnd"/>
-      <w:r>
-        <w:rPr>
-          <w:sz w:val="24"/>
-          <w:szCs w:val="24"/>
-        </w:rPr>
-        <w:t>&gt;</w:t>
+        <w:t xml:space="preserve">  &lt;thead&gt;</w:t>
       </w:r>
     </w:p>
     <w:p>
@@ -3015,39 +2759,7 @@
           <w:sz w:val="24"/>
           <w:szCs w:val="24"/>
         </w:rPr>
-        <w:t xml:space="preserve">      &lt;</w:t>
-      </w:r>
-      <w:proofErr w:type="spellStart"/>
-      <w:r>
-        <w:rPr>
-          <w:sz w:val="24"/>
-          <w:szCs w:val="24"/>
-        </w:rPr>
-        <w:t>th</w:t>
-      </w:r>
-      <w:proofErr w:type="spellEnd"/>
-      <w:r>
-        <w:rPr>
-          <w:sz w:val="24"/>
-          <w:szCs w:val="24"/>
-        </w:rPr>
-        <w:t>&gt;S.N&lt;/</w:t>
-      </w:r>
-      <w:proofErr w:type="spellStart"/>
-      <w:r>
-        <w:rPr>
-          <w:sz w:val="24"/>
-          <w:szCs w:val="24"/>
-        </w:rPr>
-        <w:t>th</w:t>
-      </w:r>
-      <w:proofErr w:type="spellEnd"/>
-      <w:r>
-        <w:rPr>
-          <w:sz w:val="24"/>
-          <w:szCs w:val="24"/>
-        </w:rPr>
-        <w:t>&gt;</w:t>
+        <w:t xml:space="preserve">      &lt;th&gt;S.N&lt;/th&gt;</w:t>
       </w:r>
     </w:p>
     <w:p>
@@ -3068,39 +2780,7 @@
           <w:sz w:val="24"/>
           <w:szCs w:val="24"/>
         </w:rPr>
-        <w:t xml:space="preserve">      &lt;</w:t>
-      </w:r>
-      <w:proofErr w:type="spellStart"/>
-      <w:r>
-        <w:rPr>
-          <w:sz w:val="24"/>
-          <w:szCs w:val="24"/>
-        </w:rPr>
-        <w:t>th</w:t>
-      </w:r>
-      <w:proofErr w:type="spellEnd"/>
-      <w:r>
-        <w:rPr>
-          <w:sz w:val="24"/>
-          <w:szCs w:val="24"/>
-        </w:rPr>
-        <w:t>&gt;Item&lt;/</w:t>
-      </w:r>
-      <w:proofErr w:type="spellStart"/>
-      <w:r>
-        <w:rPr>
-          <w:sz w:val="24"/>
-          <w:szCs w:val="24"/>
-        </w:rPr>
-        <w:t>th</w:t>
-      </w:r>
-      <w:proofErr w:type="spellEnd"/>
-      <w:r>
-        <w:rPr>
-          <w:sz w:val="24"/>
-          <w:szCs w:val="24"/>
-        </w:rPr>
-        <w:t>&gt;</w:t>
+        <w:t xml:space="preserve">      &lt;th&gt;Item&lt;/th&gt;</w:t>
       </w:r>
     </w:p>
     <w:p>
@@ -3121,39 +2801,7 @@
           <w:sz w:val="24"/>
           <w:szCs w:val="24"/>
         </w:rPr>
-        <w:t xml:space="preserve">      &lt;</w:t>
-      </w:r>
-      <w:proofErr w:type="spellStart"/>
-      <w:r>
-        <w:rPr>
-          <w:sz w:val="24"/>
-          <w:szCs w:val="24"/>
-        </w:rPr>
-        <w:t>th</w:t>
-      </w:r>
-      <w:proofErr w:type="spellEnd"/>
-      <w:r>
-        <w:rPr>
-          <w:sz w:val="24"/>
-          <w:szCs w:val="24"/>
-        </w:rPr>
-        <w:t>&gt;Quantity&lt;/</w:t>
-      </w:r>
-      <w:proofErr w:type="spellStart"/>
-      <w:r>
-        <w:rPr>
-          <w:sz w:val="24"/>
-          <w:szCs w:val="24"/>
-        </w:rPr>
-        <w:t>th</w:t>
-      </w:r>
-      <w:proofErr w:type="spellEnd"/>
-      <w:r>
-        <w:rPr>
-          <w:sz w:val="24"/>
-          <w:szCs w:val="24"/>
-        </w:rPr>
-        <w:t>&gt;</w:t>
+        <w:t xml:space="preserve">      &lt;th&gt;Quantity&lt;/th&gt;</w:t>
       </w:r>
     </w:p>
     <w:p>
@@ -3195,23 +2843,7 @@
           <w:sz w:val="24"/>
           <w:szCs w:val="24"/>
         </w:rPr>
-        <w:t xml:space="preserve">  &lt;/</w:t>
-      </w:r>
-      <w:proofErr w:type="spellStart"/>
-      <w:r>
-        <w:rPr>
-          <w:sz w:val="24"/>
-          <w:szCs w:val="24"/>
-        </w:rPr>
-        <w:t>thead</w:t>
-      </w:r>
-      <w:proofErr w:type="spellEnd"/>
-      <w:r>
-        <w:rPr>
-          <w:sz w:val="24"/>
-          <w:szCs w:val="24"/>
-        </w:rPr>
-        <w:t>&gt;</w:t>
+        <w:t xml:space="preserve">  &lt;/thead&gt;</w:t>
       </w:r>
     </w:p>
     <w:p>
@@ -3233,23 +2865,7 @@
           <w:szCs w:val="24"/>
         </w:rPr>
         <w:lastRenderedPageBreak/>
-        <w:t xml:space="preserve">  &lt;</w:t>
-      </w:r>
-      <w:proofErr w:type="spellStart"/>
-      <w:r>
-        <w:rPr>
-          <w:sz w:val="24"/>
-          <w:szCs w:val="24"/>
-        </w:rPr>
-        <w:t>tbody</w:t>
-      </w:r>
-      <w:proofErr w:type="spellEnd"/>
-      <w:r>
-        <w:rPr>
-          <w:sz w:val="24"/>
-          <w:szCs w:val="24"/>
-        </w:rPr>
-        <w:t>&gt;</w:t>
+        <w:t xml:space="preserve">  &lt;tbody&gt;</w:t>
       </w:r>
     </w:p>
     <w:p>
@@ -3585,23 +3201,7 @@
           <w:sz w:val="24"/>
           <w:szCs w:val="24"/>
         </w:rPr>
-        <w:t xml:space="preserve">  &lt;/</w:t>
-      </w:r>
-      <w:proofErr w:type="spellStart"/>
-      <w:r>
-        <w:rPr>
-          <w:sz w:val="24"/>
-          <w:szCs w:val="24"/>
-        </w:rPr>
-        <w:t>tbody</w:t>
-      </w:r>
-      <w:proofErr w:type="spellEnd"/>
-      <w:r>
-        <w:rPr>
-          <w:sz w:val="24"/>
-          <w:szCs w:val="24"/>
-        </w:rPr>
-        <w:t>&gt;</w:t>
+        <w:t xml:space="preserve">  &lt;/tbody&gt;</w:t>
       </w:r>
     </w:p>
     <w:p>
@@ -3622,23 +3222,7 @@
           <w:sz w:val="24"/>
           <w:szCs w:val="24"/>
         </w:rPr>
-        <w:t xml:space="preserve">  &lt;</w:t>
-      </w:r>
-      <w:proofErr w:type="spellStart"/>
-      <w:r>
-        <w:rPr>
-          <w:sz w:val="24"/>
-          <w:szCs w:val="24"/>
-        </w:rPr>
-        <w:t>tfoot</w:t>
-      </w:r>
-      <w:proofErr w:type="spellEnd"/>
-      <w:r>
-        <w:rPr>
-          <w:sz w:val="24"/>
-          <w:szCs w:val="24"/>
-        </w:rPr>
-        <w:t>&gt;</w:t>
+        <w:t xml:space="preserve">  &lt;tfoot&gt;</w:t>
       </w:r>
     </w:p>
     <w:p>
@@ -3764,23 +3348,7 @@
           <w:sz w:val="24"/>
           <w:szCs w:val="24"/>
         </w:rPr>
-        <w:t xml:space="preserve">  &lt;/</w:t>
-      </w:r>
-      <w:proofErr w:type="spellStart"/>
-      <w:r>
-        <w:rPr>
-          <w:sz w:val="24"/>
-          <w:szCs w:val="24"/>
-        </w:rPr>
-        <w:t>tfoot</w:t>
-      </w:r>
-      <w:proofErr w:type="spellEnd"/>
-      <w:r>
-        <w:rPr>
-          <w:sz w:val="24"/>
-          <w:szCs w:val="24"/>
-        </w:rPr>
-        <w:t>&gt;</w:t>
+        <w:t xml:space="preserve">  &lt;/tfoot&gt;</w:t>
       </w:r>
     </w:p>
     <w:p>
@@ -3816,39 +3384,7 @@
           <w:sz w:val="24"/>
           <w:szCs w:val="24"/>
         </w:rPr>
-        <w:t xml:space="preserve">We can use </w:t>
-      </w:r>
-      <w:proofErr w:type="spellStart"/>
-      <w:r>
-        <w:rPr>
-          <w:sz w:val="24"/>
-          <w:szCs w:val="24"/>
-        </w:rPr>
-        <w:t>Colspan</w:t>
-      </w:r>
-      <w:proofErr w:type="spellEnd"/>
-      <w:r>
-        <w:rPr>
-          <w:sz w:val="24"/>
-          <w:szCs w:val="24"/>
-        </w:rPr>
-        <w:t xml:space="preserve"> and </w:t>
-      </w:r>
-      <w:proofErr w:type="spellStart"/>
-      <w:r>
-        <w:rPr>
-          <w:sz w:val="24"/>
-          <w:szCs w:val="24"/>
-        </w:rPr>
-        <w:t>Rowspan</w:t>
-      </w:r>
-      <w:proofErr w:type="spellEnd"/>
-      <w:r>
-        <w:rPr>
-          <w:sz w:val="24"/>
-          <w:szCs w:val="24"/>
-        </w:rPr>
-        <w:t xml:space="preserve"> when we want to for example, make one column larger than others. Or how but a row should be, like a single name for three subjects</w:t>
+        <w:t>We can use Colspan and Rowspan when we want to for example, make one column larger than others. Or how but a row should be, like a single name for three subjects</w:t>
       </w:r>
       <w:r>
         <w:rPr>
@@ -3926,7 +3462,6 @@
         </w:rPr>
         <w:t xml:space="preserve"> </w:t>
       </w:r>
-      <w:proofErr w:type="spellStart"/>
       <w:r>
         <w:rPr>
           <w:rFonts w:ascii="Inconsolata" w:eastAsia="Times New Roman" w:hAnsi="Inconsolata" w:cs="Courier New"/>
@@ -3938,7 +3473,6 @@
         </w:rPr>
         <w:t>rowspan</w:t>
       </w:r>
-      <w:proofErr w:type="spellEnd"/>
       <w:r>
         <w:rPr>
           <w:rFonts w:ascii="Inconsolata" w:eastAsia="Times New Roman" w:hAnsi="Inconsolata" w:cs="Courier New"/>
@@ -4063,7 +3597,6 @@
         </w:rPr>
         <w:t xml:space="preserve"> </w:t>
       </w:r>
-      <w:proofErr w:type="spellStart"/>
       <w:r>
         <w:rPr>
           <w:rFonts w:ascii="Inconsolata" w:eastAsia="Times New Roman" w:hAnsi="Inconsolata" w:cs="Courier New"/>
@@ -4075,7 +3608,6 @@
         </w:rPr>
         <w:t>colspan</w:t>
       </w:r>
-      <w:proofErr w:type="spellEnd"/>
       <w:r>
         <w:rPr>
           <w:rFonts w:ascii="Inconsolata" w:eastAsia="Times New Roman" w:hAnsi="Inconsolata" w:cs="Courier New"/>
@@ -4231,25 +3763,24 @@
           <w:sz w:val="24"/>
           <w:szCs w:val="24"/>
         </w:rPr>
-        <w:t xml:space="preserve">There are three types of lists in HTML. </w:t>
-      </w:r>
-      <w:proofErr w:type="spellStart"/>
-      <w:r>
+        <w:t>There are three types of lists in HTML. UnOrdered, Ordered, Description.</w:t>
+      </w:r>
+    </w:p>
+    <w:p>
+      <w:pPr>
         <w:rPr>
           <w:rFonts w:cstheme="minorHAnsi"/>
           <w:sz w:val="24"/>
           <w:szCs w:val="24"/>
         </w:rPr>
-        <w:t>UnOrdered</w:t>
-      </w:r>
-      <w:proofErr w:type="spellEnd"/>
+      </w:pPr>
       <w:r>
         <w:rPr>
           <w:rFonts w:cstheme="minorHAnsi"/>
           <w:sz w:val="24"/>
           <w:szCs w:val="24"/>
         </w:rPr>
-        <w:t>, Ordered, Description.</w:t>
+        <w:t xml:space="preserve">-UNORDERED: </w:t>
       </w:r>
     </w:p>
     <w:p>
@@ -4266,50 +3797,50 @@
           <w:sz w:val="24"/>
           <w:szCs w:val="24"/>
         </w:rPr>
-        <w:t xml:space="preserve">-UNORDERED: </w:t>
-      </w:r>
-    </w:p>
-    <w:p>
-      <w:pPr>
+        <w:t>We use &lt;ul&gt;&lt;/ul&gt; to make an unordered list. Inside that list, each item must be inside &lt;li&gt;&lt;/li&gt; Basically like td but for ul.</w:t>
+      </w:r>
+      <w:r>
         <w:rPr>
           <w:rFonts w:cstheme="minorHAnsi"/>
           <w:sz w:val="24"/>
           <w:szCs w:val="24"/>
         </w:rPr>
-      </w:pPr>
+        <w:t xml:space="preserve"> Basically, outputs a list with dots.</w:t>
+      </w:r>
       <w:r>
         <w:rPr>
           <w:rFonts w:cstheme="minorHAnsi"/>
           <w:sz w:val="24"/>
           <w:szCs w:val="24"/>
         </w:rPr>
-        <w:t>We use &lt;ul&gt;&lt;/ul&gt; to make an unordered list. Inside that list, each item must be inside &lt;li&gt;&lt;/li&gt; Basically like td but for ul.</w:t>
-      </w:r>
-      <w:r>
+        <w:t xml:space="preserve"> Can use different types, such as dots, circles, squares.</w:t>
+      </w:r>
+    </w:p>
+    <w:p>
+      <w:pPr>
         <w:rPr>
           <w:rFonts w:cstheme="minorHAnsi"/>
           <w:sz w:val="24"/>
           <w:szCs w:val="24"/>
         </w:rPr>
-        <w:t xml:space="preserve"> Basically, outputs a list with dots.</w:t>
-      </w:r>
-      <w:r>
+      </w:pPr>
+    </w:p>
+    <w:p>
+      <w:pPr>
         <w:rPr>
           <w:rFonts w:cstheme="minorHAnsi"/>
           <w:sz w:val="24"/>
           <w:szCs w:val="24"/>
         </w:rPr>
-        <w:t xml:space="preserve"> Can use different types, such as dots, circles, squares.</w:t>
-      </w:r>
-    </w:p>
-    <w:p>
-      <w:pPr>
+      </w:pPr>
+      <w:r>
         <w:rPr>
           <w:rFonts w:cstheme="minorHAnsi"/>
           <w:sz w:val="24"/>
           <w:szCs w:val="24"/>
         </w:rPr>
-      </w:pPr>
+        <w:t>-ORDERED:</w:t>
+      </w:r>
     </w:p>
     <w:p>
       <w:pPr>
@@ -4325,7 +3856,7 @@
           <w:sz w:val="24"/>
           <w:szCs w:val="24"/>
         </w:rPr>
-        <w:t>-ORDERED:</w:t>
+        <w:t>Made using &lt;ol&gt;&lt;/ol&gt; and uses the same &lt;li&gt;&lt;/li&gt; like unordered for data. It outputs a list with numbers.</w:t>
       </w:r>
     </w:p>
     <w:p>
@@ -4342,78 +3873,7 @@
           <w:sz w:val="24"/>
           <w:szCs w:val="24"/>
         </w:rPr>
-        <w:t>Made using &lt;</w:t>
-      </w:r>
-      <w:proofErr w:type="spellStart"/>
-      <w:r>
-        <w:rPr>
-          <w:rFonts w:cstheme="minorHAnsi"/>
-          <w:sz w:val="24"/>
-          <w:szCs w:val="24"/>
-        </w:rPr>
-        <w:t>ol</w:t>
-      </w:r>
-      <w:proofErr w:type="spellEnd"/>
-      <w:r>
-        <w:rPr>
-          <w:rFonts w:cstheme="minorHAnsi"/>
-          <w:sz w:val="24"/>
-          <w:szCs w:val="24"/>
-        </w:rPr>
-        <w:t>&gt;&lt;/</w:t>
-      </w:r>
-      <w:proofErr w:type="spellStart"/>
-      <w:r>
-        <w:rPr>
-          <w:rFonts w:cstheme="minorHAnsi"/>
-          <w:sz w:val="24"/>
-          <w:szCs w:val="24"/>
-        </w:rPr>
-        <w:t>ol</w:t>
-      </w:r>
-      <w:proofErr w:type="spellEnd"/>
-      <w:r>
-        <w:rPr>
-          <w:rFonts w:cstheme="minorHAnsi"/>
-          <w:sz w:val="24"/>
-          <w:szCs w:val="24"/>
-        </w:rPr>
-        <w:t>&gt; and uses the same &lt;li&gt;&lt;/li&gt; like unordered for data. It outputs a list with numbers.</w:t>
-      </w:r>
-    </w:p>
-    <w:p>
-      <w:pPr>
-        <w:rPr>
-          <w:rFonts w:cstheme="minorHAnsi"/>
-          <w:sz w:val="24"/>
-          <w:szCs w:val="24"/>
-        </w:rPr>
-      </w:pPr>
-      <w:r>
-        <w:rPr>
-          <w:rFonts w:cstheme="minorHAnsi"/>
-          <w:sz w:val="24"/>
-          <w:szCs w:val="24"/>
-        </w:rPr>
-        <w:t xml:space="preserve">We can give the type of numbering, such as 1, a, A, </w:t>
-      </w:r>
-      <w:proofErr w:type="spellStart"/>
-      <w:r>
-        <w:rPr>
-          <w:rFonts w:cstheme="minorHAnsi"/>
-          <w:sz w:val="24"/>
-          <w:szCs w:val="24"/>
-        </w:rPr>
-        <w:t>i</w:t>
-      </w:r>
-      <w:proofErr w:type="spellEnd"/>
-      <w:r>
-        <w:rPr>
-          <w:rFonts w:cstheme="minorHAnsi"/>
-          <w:sz w:val="24"/>
-          <w:szCs w:val="24"/>
-        </w:rPr>
-        <w:t>, to a type attribute of the list. We can also just write the attribute reversed type. And also use Start=”10” to for example, start from 10.</w:t>
+        <w:t>We can give the type of numbering, such as 1, a, A, i, to a type attribute of the list. We can also just write the attribute reversed type. And also use Start=”10” to for example, start from 10.</w:t>
       </w:r>
     </w:p>
     <w:p>
@@ -5402,31 +4862,7 @@
           <w:bdr w:val="none" w:sz="0" w:space="0" w:color="auto" w:frame="1"/>
           <w:shd w:val="clear" w:color="auto" w:fill="383B40"/>
         </w:rPr>
-        <w:t>"programiz.com/html/</w:t>
-      </w:r>
-      <w:proofErr w:type="spellStart"/>
-      <w:r>
-        <w:rPr>
-          <w:rFonts w:ascii="Inconsolata" w:eastAsia="Times New Roman" w:hAnsi="Inconsolata" w:cs="Courier New"/>
-          <w:color w:val="98C379"/>
-          <w:sz w:val="21"/>
-          <w:szCs w:val="21"/>
-          <w:bdr w:val="none" w:sz="0" w:space="0" w:color="auto" w:frame="1"/>
-          <w:shd w:val="clear" w:color="auto" w:fill="383B40"/>
-        </w:rPr>
-        <w:t>head#title-tag</w:t>
-      </w:r>
-      <w:proofErr w:type="spellEnd"/>
-      <w:r>
-        <w:rPr>
-          <w:rFonts w:ascii="Inconsolata" w:eastAsia="Times New Roman" w:hAnsi="Inconsolata" w:cs="Courier New"/>
-          <w:color w:val="98C379"/>
-          <w:sz w:val="21"/>
-          <w:szCs w:val="21"/>
-          <w:bdr w:val="none" w:sz="0" w:space="0" w:color="auto" w:frame="1"/>
-          <w:shd w:val="clear" w:color="auto" w:fill="383B40"/>
-        </w:rPr>
-        <w:t>"</w:t>
+        <w:t>"programiz.com/html/head#title-tag"</w:t>
       </w:r>
       <w:r>
         <w:rPr>
@@ -5754,31 +5190,7 @@
           <w:bdr w:val="none" w:sz="0" w:space="0" w:color="auto" w:frame="1"/>
           <w:shd w:val="clear" w:color="auto" w:fill="383B40"/>
         </w:rPr>
-        <w:t>"</w:t>
-      </w:r>
-      <w:proofErr w:type="spellStart"/>
-      <w:r>
-        <w:rPr>
-          <w:rFonts w:ascii="Inconsolata" w:eastAsia="Times New Roman" w:hAnsi="Inconsolata" w:cs="Courier New"/>
-          <w:color w:val="98C379"/>
-          <w:sz w:val="21"/>
-          <w:szCs w:val="21"/>
-          <w:bdr w:val="none" w:sz="0" w:space="0" w:color="auto" w:frame="1"/>
-          <w:shd w:val="clear" w:color="auto" w:fill="383B40"/>
-        </w:rPr>
-        <w:t>tel</w:t>
-      </w:r>
-      <w:proofErr w:type="spellEnd"/>
-      <w:r>
-        <w:rPr>
-          <w:rFonts w:ascii="Inconsolata" w:eastAsia="Times New Roman" w:hAnsi="Inconsolata" w:cs="Courier New"/>
-          <w:color w:val="98C379"/>
-          <w:sz w:val="21"/>
-          <w:szCs w:val="21"/>
-          <w:bdr w:val="none" w:sz="0" w:space="0" w:color="auto" w:frame="1"/>
-          <w:shd w:val="clear" w:color="auto" w:fill="383B40"/>
-        </w:rPr>
-        <w:t>:+9778841999999"</w:t>
+        <w:t>"tel:+9778841999999"</w:t>
       </w:r>
       <w:r>
         <w:rPr>
@@ -5903,87 +5315,7 @@
           <w:sz w:val="24"/>
           <w:szCs w:val="24"/>
         </w:rPr>
-        <w:t>Use &lt;</w:t>
-      </w:r>
-      <w:proofErr w:type="spellStart"/>
-      <w:r>
-        <w:rPr>
-          <w:sz w:val="24"/>
-          <w:szCs w:val="24"/>
-        </w:rPr>
-        <w:t>i</w:t>
-      </w:r>
-      <w:proofErr w:type="spellEnd"/>
-      <w:r>
-        <w:rPr>
-          <w:sz w:val="24"/>
-          <w:szCs w:val="24"/>
-        </w:rPr>
-        <w:t>&gt;&lt;/</w:t>
-      </w:r>
-      <w:proofErr w:type="spellStart"/>
-      <w:r>
-        <w:rPr>
-          <w:sz w:val="24"/>
-          <w:szCs w:val="24"/>
-        </w:rPr>
-        <w:t>i</w:t>
-      </w:r>
-      <w:proofErr w:type="spellEnd"/>
-      <w:r>
-        <w:rPr>
-          <w:sz w:val="24"/>
-          <w:szCs w:val="24"/>
-        </w:rPr>
-        <w:t>&gt; or &lt;</w:t>
-      </w:r>
-      <w:proofErr w:type="spellStart"/>
-      <w:r>
-        <w:rPr>
-          <w:sz w:val="24"/>
-          <w:szCs w:val="24"/>
-        </w:rPr>
-        <w:t>em</w:t>
-      </w:r>
-      <w:proofErr w:type="spellEnd"/>
-      <w:r>
-        <w:rPr>
-          <w:sz w:val="24"/>
-          <w:szCs w:val="24"/>
-        </w:rPr>
-        <w:t>&gt;&lt;/</w:t>
-      </w:r>
-      <w:proofErr w:type="spellStart"/>
-      <w:r>
-        <w:rPr>
-          <w:sz w:val="24"/>
-          <w:szCs w:val="24"/>
-        </w:rPr>
-        <w:t>em</w:t>
-      </w:r>
-      <w:proofErr w:type="spellEnd"/>
-      <w:r>
-        <w:rPr>
-          <w:sz w:val="24"/>
-          <w:szCs w:val="24"/>
-        </w:rPr>
-        <w:t xml:space="preserve">&gt; to make a text italic, similar to bold, browser renders them both same but the semantic meaning of </w:t>
-      </w:r>
-      <w:proofErr w:type="spellStart"/>
-      <w:r>
-        <w:rPr>
-          <w:sz w:val="24"/>
-          <w:szCs w:val="24"/>
-        </w:rPr>
-        <w:t>em</w:t>
-      </w:r>
-      <w:proofErr w:type="spellEnd"/>
-      <w:r>
-        <w:rPr>
-          <w:sz w:val="24"/>
-          <w:szCs w:val="24"/>
-        </w:rPr>
-        <w:t xml:space="preserve"> is to emphasize its importance while I is simply italics.</w:t>
+        <w:t>Use &lt;i&gt;&lt;/i&gt; or &lt;em&gt;&lt;/em&gt; to make a text italic, similar to bold, browser renders them both same but the semantic meaning of em is to emphasize its importance while I is simply italics.</w:t>
       </w:r>
     </w:p>
     <w:p>
@@ -6168,23 +5500,7 @@
           <w:sz w:val="24"/>
           <w:szCs w:val="24"/>
         </w:rPr>
-        <w:t>&lt;</w:t>
-      </w:r>
-      <w:proofErr w:type="spellStart"/>
-      <w:r>
-        <w:rPr>
-          <w:sz w:val="24"/>
-          <w:szCs w:val="24"/>
-        </w:rPr>
-        <w:t>i</w:t>
-      </w:r>
-      <w:proofErr w:type="spellEnd"/>
-      <w:r>
-        <w:rPr>
-          <w:sz w:val="24"/>
-          <w:szCs w:val="24"/>
-        </w:rPr>
-        <w:t>&gt; tag - Italic Text</w:t>
+        <w:t>&lt;i&gt; tag - Italic Text</w:t>
       </w:r>
     </w:p>
     <w:p>
@@ -6268,23 +5584,7 @@
           <w:sz w:val="24"/>
           <w:szCs w:val="24"/>
         </w:rPr>
-        <w:t>&lt;</w:t>
-      </w:r>
-      <w:proofErr w:type="spellStart"/>
-      <w:r>
-        <w:rPr>
-          <w:sz w:val="24"/>
-          <w:szCs w:val="24"/>
-        </w:rPr>
-        <w:t>em</w:t>
-      </w:r>
-      <w:proofErr w:type="spellEnd"/>
-      <w:r>
-        <w:rPr>
-          <w:sz w:val="24"/>
-          <w:szCs w:val="24"/>
-        </w:rPr>
-        <w:t>&gt; tag - Emphasized Text</w:t>
+        <w:t>&lt;em&gt; tag - Emphasized Text</w:t>
       </w:r>
     </w:p>
     <w:p>
@@ -7266,23 +6566,7 @@
           <w:sz w:val="24"/>
           <w:szCs w:val="24"/>
         </w:rPr>
-        <w:t xml:space="preserve">A link alongside a attribute </w:t>
-      </w:r>
-      <w:proofErr w:type="spellStart"/>
-      <w:r>
-        <w:rPr>
-          <w:sz w:val="24"/>
-          <w:szCs w:val="24"/>
-        </w:rPr>
-        <w:t>rel</w:t>
-      </w:r>
-      <w:proofErr w:type="spellEnd"/>
-      <w:r>
-        <w:rPr>
-          <w:sz w:val="24"/>
-          <w:szCs w:val="24"/>
-        </w:rPr>
-        <w:t>, can be used to tell the relationship between this webpage and an external resource.</w:t>
+        <w:t>A link alongside a attribute rel, can be used to tell the relationship between this webpage and an external resource.</w:t>
       </w:r>
     </w:p>
     <w:p>
@@ -8443,7 +7727,6 @@
         </w:rPr>
         <w:t xml:space="preserve"> </w:t>
       </w:r>
-      <w:proofErr w:type="spellStart"/>
       <w:r>
         <w:rPr>
           <w:rFonts w:ascii="Inconsolata" w:eastAsia="Times New Roman" w:hAnsi="Inconsolata" w:cs="Courier New"/>
@@ -8455,7 +7738,6 @@
         </w:rPr>
         <w:t>rel</w:t>
       </w:r>
-      <w:proofErr w:type="spellEnd"/>
       <w:r>
         <w:rPr>
           <w:rFonts w:ascii="Inconsolata" w:eastAsia="Times New Roman" w:hAnsi="Inconsolata" w:cs="Courier New"/>
@@ -9027,31 +8309,7 @@
           <w:sz w:val="24"/>
           <w:szCs w:val="24"/>
         </w:rPr>
-        <w:t>http-</w:t>
-      </w:r>
-      <w:proofErr w:type="spellStart"/>
-      <w:r>
-        <w:rPr>
-          <w:rFonts w:ascii="Arial" w:eastAsia="Times New Roman" w:hAnsi="Arial" w:cs="Arial"/>
-          <w:b/>
-          <w:bCs/>
-          <w:color w:val="25265E"/>
-          <w:sz w:val="24"/>
-          <w:szCs w:val="24"/>
-        </w:rPr>
-        <w:t>equiv</w:t>
-      </w:r>
-      <w:proofErr w:type="spellEnd"/>
-      <w:r>
-        <w:rPr>
-          <w:rFonts w:ascii="Arial" w:eastAsia="Times New Roman" w:hAnsi="Arial" w:cs="Arial"/>
-          <w:b/>
-          <w:bCs/>
-          <w:color w:val="25265E"/>
-          <w:sz w:val="24"/>
-          <w:szCs w:val="24"/>
-        </w:rPr>
-        <w:t xml:space="preserve"> attribute</w:t>
+        <w:t>http-equiv attribute</w:t>
       </w:r>
     </w:p>
     <w:p>
@@ -9079,19 +8337,8 @@
           <w:szCs w:val="24"/>
           <w:bdr w:val="single" w:sz="6" w:space="0" w:color="D3DCE6" w:frame="1"/>
         </w:rPr>
-        <w:t>http-</w:t>
-      </w:r>
-      <w:proofErr w:type="spellStart"/>
-      <w:r>
-        <w:rPr>
-          <w:rFonts w:ascii="Inconsolata" w:eastAsia="Times New Roman" w:hAnsi="Inconsolata" w:cs="Courier New"/>
-          <w:sz w:val="24"/>
-          <w:szCs w:val="24"/>
-          <w:bdr w:val="single" w:sz="6" w:space="0" w:color="D3DCE6" w:frame="1"/>
-        </w:rPr>
-        <w:t>equiv</w:t>
-      </w:r>
-      <w:proofErr w:type="spellEnd"/>
+        <w:t>http-equiv</w:t>
+      </w:r>
       <w:r>
         <w:rPr>
           <w:rFonts w:ascii="Arial" w:eastAsia="Times New Roman" w:hAnsi="Arial" w:cs="Arial"/>
@@ -9211,21 +8458,8 @@
           <w:bdr w:val="none" w:sz="0" w:space="0" w:color="auto" w:frame="1"/>
           <w:shd w:val="clear" w:color="auto" w:fill="383B40"/>
         </w:rPr>
-        <w:t>http-</w:t>
-      </w:r>
-      <w:proofErr w:type="spellStart"/>
-      <w:r>
-        <w:rPr>
-          <w:rFonts w:ascii="Inconsolata" w:eastAsia="Times New Roman" w:hAnsi="Inconsolata" w:cs="Courier New"/>
-          <w:color w:val="D19A66"/>
-          <w:sz w:val="24"/>
-          <w:szCs w:val="24"/>
-          <w:bdr w:val="none" w:sz="0" w:space="0" w:color="auto" w:frame="1"/>
-          <w:shd w:val="clear" w:color="auto" w:fill="383B40"/>
-        </w:rPr>
-        <w:t>equiv</w:t>
-      </w:r>
-      <w:proofErr w:type="spellEnd"/>
+        <w:t>http-equiv</w:t>
+      </w:r>
       <w:r>
         <w:rPr>
           <w:rFonts w:ascii="Inconsolata" w:eastAsia="Times New Roman" w:hAnsi="Inconsolata" w:cs="Courier New"/>
@@ -9467,9 +8701,41 @@
           <w:bdr w:val="none" w:sz="0" w:space="0" w:color="auto" w:frame="1"/>
           <w:shd w:val="clear" w:color="auto" w:fill="383B40"/>
         </w:rPr>
-        <w:t>http-</w:t>
-      </w:r>
-      <w:proofErr w:type="spellStart"/>
+        <w:t>http-equiv</w:t>
+      </w:r>
+      <w:r>
+        <w:rPr>
+          <w:rFonts w:ascii="Inconsolata" w:eastAsia="Times New Roman" w:hAnsi="Inconsolata" w:cs="Courier New"/>
+          <w:color w:val="D3D3D3"/>
+          <w:sz w:val="24"/>
+          <w:szCs w:val="24"/>
+          <w:bdr w:val="none" w:sz="0" w:space="0" w:color="auto" w:frame="1"/>
+          <w:shd w:val="clear" w:color="auto" w:fill="383B40"/>
+        </w:rPr>
+        <w:t>=</w:t>
+      </w:r>
+      <w:r>
+        <w:rPr>
+          <w:rFonts w:ascii="Inconsolata" w:eastAsia="Times New Roman" w:hAnsi="Inconsolata" w:cs="Courier New"/>
+          <w:color w:val="98C379"/>
+          <w:sz w:val="24"/>
+          <w:szCs w:val="24"/>
+          <w:bdr w:val="none" w:sz="0" w:space="0" w:color="auto" w:frame="1"/>
+          <w:shd w:val="clear" w:color="auto" w:fill="383B40"/>
+        </w:rPr>
+        <w:t>"content-type"</w:t>
+      </w:r>
+      <w:r>
+        <w:rPr>
+          <w:rFonts w:ascii="Inconsolata" w:eastAsia="Times New Roman" w:hAnsi="Inconsolata" w:cs="Courier New"/>
+          <w:color w:val="D3D3D3"/>
+          <w:sz w:val="24"/>
+          <w:szCs w:val="24"/>
+          <w:bdr w:val="none" w:sz="0" w:space="0" w:color="auto" w:frame="1"/>
+          <w:shd w:val="clear" w:color="auto" w:fill="383B40"/>
+        </w:rPr>
+        <w:t xml:space="preserve"> </w:t>
+      </w:r>
       <w:r>
         <w:rPr>
           <w:rFonts w:ascii="Inconsolata" w:eastAsia="Times New Roman" w:hAnsi="Inconsolata" w:cs="Courier New"/>
@@ -9479,9 +8745,8 @@
           <w:bdr w:val="none" w:sz="0" w:space="0" w:color="auto" w:frame="1"/>
           <w:shd w:val="clear" w:color="auto" w:fill="383B40"/>
         </w:rPr>
-        <w:t>equiv</w:t>
-      </w:r>
-      <w:proofErr w:type="spellEnd"/>
+        <w:t>content</w:t>
+      </w:r>
       <w:r>
         <w:rPr>
           <w:rFonts w:ascii="Inconsolata" w:eastAsia="Times New Roman" w:hAnsi="Inconsolata" w:cs="Courier New"/>
@@ -9502,75 +8767,7 @@
           <w:bdr w:val="none" w:sz="0" w:space="0" w:color="auto" w:frame="1"/>
           <w:shd w:val="clear" w:color="auto" w:fill="383B40"/>
         </w:rPr>
-        <w:t>"content-type"</w:t>
-      </w:r>
-      <w:r>
-        <w:rPr>
-          <w:rFonts w:ascii="Inconsolata" w:eastAsia="Times New Roman" w:hAnsi="Inconsolata" w:cs="Courier New"/>
-          <w:color w:val="D3D3D3"/>
-          <w:sz w:val="24"/>
-          <w:szCs w:val="24"/>
-          <w:bdr w:val="none" w:sz="0" w:space="0" w:color="auto" w:frame="1"/>
-          <w:shd w:val="clear" w:color="auto" w:fill="383B40"/>
-        </w:rPr>
-        <w:t xml:space="preserve"> </w:t>
-      </w:r>
-      <w:r>
-        <w:rPr>
-          <w:rFonts w:ascii="Inconsolata" w:eastAsia="Times New Roman" w:hAnsi="Inconsolata" w:cs="Courier New"/>
-          <w:color w:val="D19A66"/>
-          <w:sz w:val="24"/>
-          <w:szCs w:val="24"/>
-          <w:bdr w:val="none" w:sz="0" w:space="0" w:color="auto" w:frame="1"/>
-          <w:shd w:val="clear" w:color="auto" w:fill="383B40"/>
-        </w:rPr>
-        <w:t>content</w:t>
-      </w:r>
-      <w:r>
-        <w:rPr>
-          <w:rFonts w:ascii="Inconsolata" w:eastAsia="Times New Roman" w:hAnsi="Inconsolata" w:cs="Courier New"/>
-          <w:color w:val="D3D3D3"/>
-          <w:sz w:val="24"/>
-          <w:szCs w:val="24"/>
-          <w:bdr w:val="none" w:sz="0" w:space="0" w:color="auto" w:frame="1"/>
-          <w:shd w:val="clear" w:color="auto" w:fill="383B40"/>
-        </w:rPr>
-        <w:t>=</w:t>
-      </w:r>
-      <w:r>
-        <w:rPr>
-          <w:rFonts w:ascii="Inconsolata" w:eastAsia="Times New Roman" w:hAnsi="Inconsolata" w:cs="Courier New"/>
-          <w:color w:val="98C379"/>
-          <w:sz w:val="24"/>
-          <w:szCs w:val="24"/>
-          <w:bdr w:val="none" w:sz="0" w:space="0" w:color="auto" w:frame="1"/>
-          <w:shd w:val="clear" w:color="auto" w:fill="383B40"/>
-        </w:rPr>
-        <w:t>"text/</w:t>
-      </w:r>
-      <w:proofErr w:type="spellStart"/>
-      <w:r>
-        <w:rPr>
-          <w:rFonts w:ascii="Inconsolata" w:eastAsia="Times New Roman" w:hAnsi="Inconsolata" w:cs="Courier New"/>
-          <w:color w:val="98C379"/>
-          <w:sz w:val="24"/>
-          <w:szCs w:val="24"/>
-          <w:bdr w:val="none" w:sz="0" w:space="0" w:color="auto" w:frame="1"/>
-          <w:shd w:val="clear" w:color="auto" w:fill="383B40"/>
-        </w:rPr>
-        <w:t>html;charset</w:t>
-      </w:r>
-      <w:proofErr w:type="spellEnd"/>
-      <w:r>
-        <w:rPr>
-          <w:rFonts w:ascii="Inconsolata" w:eastAsia="Times New Roman" w:hAnsi="Inconsolata" w:cs="Courier New"/>
-          <w:color w:val="98C379"/>
-          <w:sz w:val="24"/>
-          <w:szCs w:val="24"/>
-          <w:bdr w:val="none" w:sz="0" w:space="0" w:color="auto" w:frame="1"/>
-          <w:shd w:val="clear" w:color="auto" w:fill="383B40"/>
-        </w:rPr>
-        <w:t>=utf-8"</w:t>
+        <w:t>"text/html;charset=utf-8"</w:t>
       </w:r>
       <w:r>
         <w:rPr>
@@ -9694,21 +8891,8 @@
           <w:bdr w:val="none" w:sz="0" w:space="0" w:color="auto" w:frame="1"/>
           <w:shd w:val="clear" w:color="auto" w:fill="383B40"/>
         </w:rPr>
-        <w:t>http-</w:t>
-      </w:r>
-      <w:proofErr w:type="spellStart"/>
-      <w:r>
-        <w:rPr>
-          <w:rFonts w:ascii="Inconsolata" w:eastAsia="Times New Roman" w:hAnsi="Inconsolata" w:cs="Courier New"/>
-          <w:color w:val="D19A66"/>
-          <w:sz w:val="24"/>
-          <w:szCs w:val="24"/>
-          <w:bdr w:val="none" w:sz="0" w:space="0" w:color="auto" w:frame="1"/>
-          <w:shd w:val="clear" w:color="auto" w:fill="383B40"/>
-        </w:rPr>
-        <w:t>equiv</w:t>
-      </w:r>
-      <w:proofErr w:type="spellEnd"/>
+        <w:t>http-equiv</w:t>
+      </w:r>
       <w:r>
         <w:rPr>
           <w:rFonts w:ascii="Inconsolata" w:eastAsia="Times New Roman" w:hAnsi="Inconsolata" w:cs="Courier New"/>
@@ -9982,21 +9166,8 @@
           <w:bdr w:val="none" w:sz="0" w:space="0" w:color="auto" w:frame="1"/>
           <w:shd w:val="clear" w:color="auto" w:fill="383B40"/>
         </w:rPr>
-        <w:t>http-</w:t>
-      </w:r>
-      <w:proofErr w:type="spellStart"/>
-      <w:r>
-        <w:rPr>
-          <w:rFonts w:ascii="Inconsolata" w:eastAsia="Times New Roman" w:hAnsi="Inconsolata" w:cs="Courier New"/>
-          <w:color w:val="D19A66"/>
-          <w:sz w:val="24"/>
-          <w:szCs w:val="24"/>
-          <w:bdr w:val="none" w:sz="0" w:space="0" w:color="auto" w:frame="1"/>
-          <w:shd w:val="clear" w:color="auto" w:fill="383B40"/>
-        </w:rPr>
-        <w:t>equiv</w:t>
-      </w:r>
-      <w:proofErr w:type="spellEnd"/>
+        <w:t>http-equiv</w:t>
+      </w:r>
       <w:r>
         <w:rPr>
           <w:rFonts w:ascii="Inconsolata" w:eastAsia="Times New Roman" w:hAnsi="Inconsolata" w:cs="Courier New"/>
@@ -10091,80 +9262,24 @@
           <w:sz w:val="24"/>
           <w:szCs w:val="24"/>
         </w:rPr>
-        <w:t xml:space="preserve">You can optionally redirect the user to a separate </w:t>
-      </w:r>
-      <w:proofErr w:type="spellStart"/>
+        <w:t>You can optionally redirect the user to a separate url by adding </w:t>
+      </w:r>
+      <w:r>
+        <w:rPr>
+          <w:rFonts w:ascii="Inconsolata" w:eastAsia="Times New Roman" w:hAnsi="Inconsolata" w:cs="Arial"/>
+          <w:sz w:val="24"/>
+          <w:szCs w:val="24"/>
+          <w:bdr w:val="single" w:sz="6" w:space="0" w:color="D3DCE6" w:frame="1"/>
+        </w:rPr>
+        <w:t>;url=</w:t>
+      </w:r>
       <w:r>
         <w:rPr>
           <w:rFonts w:ascii="Arial" w:eastAsia="Times New Roman" w:hAnsi="Arial" w:cs="Arial"/>
           <w:sz w:val="24"/>
           <w:szCs w:val="24"/>
         </w:rPr>
-        <w:t>url</w:t>
-      </w:r>
-      <w:proofErr w:type="spellEnd"/>
-      <w:r>
-        <w:rPr>
-          <w:rFonts w:ascii="Arial" w:eastAsia="Times New Roman" w:hAnsi="Arial" w:cs="Arial"/>
-          <w:sz w:val="24"/>
-          <w:szCs w:val="24"/>
-        </w:rPr>
-        <w:t xml:space="preserve"> by adding </w:t>
-      </w:r>
-      <w:r>
-        <w:rPr>
-          <w:rFonts w:ascii="Inconsolata" w:eastAsia="Times New Roman" w:hAnsi="Inconsolata" w:cs="Arial"/>
-          <w:sz w:val="24"/>
-          <w:szCs w:val="24"/>
-          <w:bdr w:val="single" w:sz="6" w:space="0" w:color="D3DCE6" w:frame="1"/>
-        </w:rPr>
-        <w:t>;</w:t>
-      </w:r>
-      <w:proofErr w:type="spellStart"/>
-      <w:r>
-        <w:rPr>
-          <w:rFonts w:ascii="Inconsolata" w:eastAsia="Times New Roman" w:hAnsi="Inconsolata" w:cs="Arial"/>
-          <w:sz w:val="24"/>
-          <w:szCs w:val="24"/>
-          <w:bdr w:val="single" w:sz="6" w:space="0" w:color="D3DCE6" w:frame="1"/>
-        </w:rPr>
-        <w:t>url</w:t>
-      </w:r>
-      <w:proofErr w:type="spellEnd"/>
-      <w:r>
-        <w:rPr>
-          <w:rFonts w:ascii="Inconsolata" w:eastAsia="Times New Roman" w:hAnsi="Inconsolata" w:cs="Arial"/>
-          <w:sz w:val="24"/>
-          <w:szCs w:val="24"/>
-          <w:bdr w:val="single" w:sz="6" w:space="0" w:color="D3DCE6" w:frame="1"/>
-        </w:rPr>
-        <w:t>=</w:t>
-      </w:r>
-      <w:r>
-        <w:rPr>
-          <w:rFonts w:ascii="Arial" w:eastAsia="Times New Roman" w:hAnsi="Arial" w:cs="Arial"/>
-          <w:sz w:val="24"/>
-          <w:szCs w:val="24"/>
-        </w:rPr>
-        <w:t xml:space="preserve"> followed by the </w:t>
-      </w:r>
-      <w:proofErr w:type="spellStart"/>
-      <w:r>
-        <w:rPr>
-          <w:rFonts w:ascii="Arial" w:eastAsia="Times New Roman" w:hAnsi="Arial" w:cs="Arial"/>
-          <w:sz w:val="24"/>
-          <w:szCs w:val="24"/>
-        </w:rPr>
-        <w:t>url</w:t>
-      </w:r>
-      <w:proofErr w:type="spellEnd"/>
-      <w:r>
-        <w:rPr>
-          <w:rFonts w:ascii="Arial" w:eastAsia="Times New Roman" w:hAnsi="Arial" w:cs="Arial"/>
-          <w:sz w:val="24"/>
-          <w:szCs w:val="24"/>
-        </w:rPr>
-        <w:t>. It should be inside the content attribute after the time interval.</w:t>
+        <w:t> followed by the url. It should be inside the content attribute after the time interval.</w:t>
       </w:r>
     </w:p>
     <w:p>
@@ -10213,31 +9328,7 @@
           <w:bdr w:val="none" w:sz="0" w:space="0" w:color="auto" w:frame="1"/>
           <w:shd w:val="clear" w:color="auto" w:fill="383B40"/>
         </w:rPr>
-        <w:t xml:space="preserve">&lt;!-- To redirect to </w:t>
-      </w:r>
-      <w:proofErr w:type="spellStart"/>
-      <w:r>
-        <w:rPr>
-          <w:rFonts w:ascii="Inconsolata" w:eastAsia="Times New Roman" w:hAnsi="Inconsolata" w:cs="Courier New"/>
-          <w:color w:val="FFDDBE"/>
-          <w:sz w:val="24"/>
-          <w:szCs w:val="24"/>
-          <w:bdr w:val="none" w:sz="0" w:space="0" w:color="auto" w:frame="1"/>
-          <w:shd w:val="clear" w:color="auto" w:fill="383B40"/>
-        </w:rPr>
-        <w:t>youtube</w:t>
-      </w:r>
-      <w:proofErr w:type="spellEnd"/>
-      <w:r>
-        <w:rPr>
-          <w:rFonts w:ascii="Inconsolata" w:eastAsia="Times New Roman" w:hAnsi="Inconsolata" w:cs="Courier New"/>
-          <w:color w:val="FFDDBE"/>
-          <w:sz w:val="24"/>
-          <w:szCs w:val="24"/>
-          <w:bdr w:val="none" w:sz="0" w:space="0" w:color="auto" w:frame="1"/>
-          <w:shd w:val="clear" w:color="auto" w:fill="383B40"/>
-        </w:rPr>
-        <w:t xml:space="preserve"> after 3 seconds --&gt;</w:t>
+        <w:t>&lt;!-- To redirect to youtube after 3 seconds --&gt;</w:t>
       </w:r>
     </w:p>
     <w:p>
@@ -10317,21 +9408,8 @@
           <w:bdr w:val="none" w:sz="0" w:space="0" w:color="auto" w:frame="1"/>
           <w:shd w:val="clear" w:color="auto" w:fill="383B40"/>
         </w:rPr>
-        <w:t>http-</w:t>
-      </w:r>
-      <w:proofErr w:type="spellStart"/>
-      <w:r>
-        <w:rPr>
-          <w:rFonts w:ascii="Inconsolata" w:eastAsia="Times New Roman" w:hAnsi="Inconsolata" w:cs="Courier New"/>
-          <w:color w:val="D19A66"/>
-          <w:sz w:val="24"/>
-          <w:szCs w:val="24"/>
-          <w:bdr w:val="none" w:sz="0" w:space="0" w:color="auto" w:frame="1"/>
-          <w:shd w:val="clear" w:color="auto" w:fill="383B40"/>
-        </w:rPr>
-        <w:t>equiv</w:t>
-      </w:r>
-      <w:proofErr w:type="spellEnd"/>
+        <w:t>http-equiv</w:t>
+      </w:r>
       <w:r>
         <w:rPr>
           <w:rFonts w:ascii="Inconsolata" w:eastAsia="Times New Roman" w:hAnsi="Inconsolata" w:cs="Courier New"/>
@@ -10611,7 +9689,6 @@
         </w:rPr>
         <w:t xml:space="preserve"> </w:t>
       </w:r>
-      <w:proofErr w:type="spellStart"/>
       <w:r>
         <w:rPr>
           <w:rFonts w:ascii="Inconsolata" w:eastAsia="Times New Roman" w:hAnsi="Inconsolata" w:cs="Courier New"/>
@@ -10623,7 +9700,6 @@
         </w:rPr>
         <w:t>rel</w:t>
       </w:r>
-      <w:proofErr w:type="spellEnd"/>
       <w:r>
         <w:rPr>
           <w:rFonts w:ascii="Inconsolata" w:eastAsia="Times New Roman" w:hAnsi="Inconsolata" w:cs="Courier New"/>
@@ -10714,23 +9790,7 @@
           <w:sz w:val="24"/>
           <w:szCs w:val="24"/>
         </w:rPr>
-        <w:t xml:space="preserve">Rel tells the type of document that is linked and the href gives the </w:t>
-      </w:r>
-      <w:proofErr w:type="spellStart"/>
-      <w:r>
-        <w:rPr>
-          <w:sz w:val="24"/>
-          <w:szCs w:val="24"/>
-        </w:rPr>
-        <w:t>url</w:t>
-      </w:r>
-      <w:proofErr w:type="spellEnd"/>
-      <w:r>
-        <w:rPr>
-          <w:sz w:val="24"/>
-          <w:szCs w:val="24"/>
-        </w:rPr>
-        <w:t xml:space="preserve"> of the logo.</w:t>
+        <w:t>Rel tells the type of document that is linked and the href gives the url of the logo.</w:t>
       </w:r>
       <w:r>
         <w:rPr>
@@ -11199,23 +10259,7 @@
           <w:sz w:val="24"/>
           <w:szCs w:val="24"/>
         </w:rPr>
-        <w:t xml:space="preserve">We can write attribute </w:t>
-      </w:r>
-      <w:proofErr w:type="spellStart"/>
-      <w:r>
-        <w:rPr>
-          <w:sz w:val="24"/>
-          <w:szCs w:val="24"/>
-        </w:rPr>
-        <w:t>autoplay</w:t>
-      </w:r>
-      <w:proofErr w:type="spellEnd"/>
-      <w:r>
-        <w:rPr>
-          <w:sz w:val="24"/>
-          <w:szCs w:val="24"/>
-        </w:rPr>
-        <w:t xml:space="preserve"> to the video head ahead of controls to make the video play as soon as it ends. Controls are there to allow us to control the video such as play, rewind, back, forward etc.</w:t>
+        <w:t>We can write attribute autoplay to the video head ahead of controls to make the video play as soon as it ends. Controls are there to allow us to control the video such as play, rewind, back, forward etc.</w:t>
       </w:r>
       <w:r>
         <w:rPr>
@@ -11237,23 +10281,7 @@
           <w:sz w:val="24"/>
           <w:szCs w:val="24"/>
         </w:rPr>
-        <w:t xml:space="preserve">If we add a poster and assign it </w:t>
-      </w:r>
-      <w:proofErr w:type="spellStart"/>
-      <w:r>
-        <w:rPr>
-          <w:sz w:val="24"/>
-          <w:szCs w:val="24"/>
-        </w:rPr>
-        <w:t>a</w:t>
-      </w:r>
-      <w:proofErr w:type="spellEnd"/>
-      <w:r>
-        <w:rPr>
-          <w:sz w:val="24"/>
-          <w:szCs w:val="24"/>
-        </w:rPr>
-        <w:t xml:space="preserve"> image, that image will be shown when the video is not playing or when it is downloading.</w:t>
+        <w:t>If we add a poster and assign it a image, that image will be shown when the video is not playing or when it is downloading.</w:t>
       </w:r>
     </w:p>
     <w:p>
@@ -12080,23 +11108,7 @@
           <w:sz w:val="24"/>
           <w:szCs w:val="24"/>
         </w:rPr>
-        <w:t>Another thing of use is that Browser considers many spaces together as one space, but many &amp;</w:t>
-      </w:r>
-      <w:proofErr w:type="spellStart"/>
-      <w:r>
-        <w:rPr>
-          <w:sz w:val="24"/>
-          <w:szCs w:val="24"/>
-        </w:rPr>
-        <w:t>nbsp</w:t>
-      </w:r>
-      <w:proofErr w:type="spellEnd"/>
-      <w:r>
-        <w:rPr>
-          <w:sz w:val="24"/>
-          <w:szCs w:val="24"/>
-        </w:rPr>
-        <w:t xml:space="preserve"> together do count as many spaces in a line.</w:t>
+        <w:t>Another thing of use is that Browser considers many spaces together as one space, but many &amp;nbsp together do count as many spaces in a line.</w:t>
       </w:r>
     </w:p>
     <w:p>
@@ -13435,46 +12447,1475 @@
           <w:sz w:val="24"/>
           <w:szCs w:val="24"/>
         </w:rPr>
-        <w:t xml:space="preserve">. </w:t>
-      </w:r>
-      <w:proofErr w:type="spellStart"/>
-      <w:r>
-        <w:rPr>
-          <w:sz w:val="24"/>
-          <w:szCs w:val="24"/>
-        </w:rPr>
-        <w:t>Id</w:t>
-      </w:r>
-      <w:proofErr w:type="spellEnd"/>
-      <w:r>
-        <w:rPr>
-          <w:sz w:val="24"/>
-          <w:szCs w:val="24"/>
-        </w:rPr>
-        <w:t xml:space="preserve"> is also case sensitive.</w:t>
-      </w:r>
-    </w:p>
-    <w:p>
-      <w:pPr>
-        <w:rPr>
-          <w:sz w:val="24"/>
-          <w:szCs w:val="24"/>
-        </w:rPr>
-      </w:pPr>
-    </w:p>
-    <w:p>
-      <w:pPr>
-        <w:rPr>
-          <w:sz w:val="24"/>
-          <w:szCs w:val="24"/>
-        </w:rPr>
-      </w:pPr>
-      <w:r>
-        <w:rPr>
-          <w:sz w:val="24"/>
-          <w:szCs w:val="24"/>
-        </w:rPr>
+        <w:t>. Id is also case sensitive.</w:t>
+      </w:r>
+    </w:p>
+    <w:p>
+      <w:pPr>
+        <w:rPr>
+          <w:sz w:val="24"/>
+          <w:szCs w:val="24"/>
+        </w:rPr>
+      </w:pPr>
+    </w:p>
+    <w:p>
+      <w:pPr>
+        <w:rPr>
+          <w:sz w:val="24"/>
+          <w:szCs w:val="24"/>
+        </w:rPr>
+      </w:pPr>
+    </w:p>
+    <w:p>
+      <w:pPr>
+        <w:rPr>
+          <w:sz w:val="24"/>
+          <w:szCs w:val="24"/>
+        </w:rPr>
+      </w:pPr>
+    </w:p>
+    <w:p>
+      <w:pPr>
+        <w:rPr>
+          <w:sz w:val="24"/>
+          <w:szCs w:val="24"/>
+        </w:rPr>
+      </w:pPr>
+    </w:p>
+    <w:p>
+      <w:pPr>
+        <w:rPr>
+          <w:sz w:val="24"/>
+          <w:szCs w:val="24"/>
+        </w:rPr>
+      </w:pPr>
+    </w:p>
+    <w:p>
+      <w:pPr>
+        <w:rPr>
+          <w:sz w:val="24"/>
+          <w:szCs w:val="24"/>
+        </w:rPr>
+      </w:pPr>
+      <w:r>
+        <w:rPr>
+          <w:sz w:val="24"/>
+          <w:szCs w:val="24"/>
+        </w:rPr>
+        <w:lastRenderedPageBreak/>
         <w:t>-FORMS:</w:t>
+      </w:r>
+      <w:r>
+        <w:rPr>
+          <w:sz w:val="24"/>
+          <w:szCs w:val="24"/>
+        </w:rPr>
+        <w:t xml:space="preserve"> (take care of br, as the line break has to be done manually)</w:t>
+      </w:r>
+    </w:p>
+    <w:p>
+      <w:pPr>
+        <w:rPr>
+          <w:sz w:val="24"/>
+          <w:szCs w:val="24"/>
+        </w:rPr>
+      </w:pPr>
+      <w:r>
+        <w:rPr>
+          <w:sz w:val="24"/>
+          <w:szCs w:val="24"/>
+        </w:rPr>
+        <w:t>To make a form, we use &lt;form&gt;&lt;/form&gt;</w:t>
+      </w:r>
+      <w:r>
+        <w:rPr>
+          <w:sz w:val="24"/>
+          <w:szCs w:val="24"/>
+        </w:rPr>
+        <w:t>. Form can take target and name attribute respectively.</w:t>
+      </w:r>
+    </w:p>
+    <w:p>
+      <w:pPr>
+        <w:rPr>
+          <w:sz w:val="24"/>
+          <w:szCs w:val="24"/>
+        </w:rPr>
+      </w:pPr>
+      <w:r>
+        <w:rPr>
+          <w:sz w:val="24"/>
+          <w:szCs w:val="24"/>
+        </w:rPr>
+        <w:t xml:space="preserve">Input tag, defines an area where user can input data. </w:t>
+      </w:r>
+      <w:r>
+        <w:rPr>
+          <w:sz w:val="24"/>
+          <w:szCs w:val="24"/>
+        </w:rPr>
+        <w:t>&lt;input type="text" name="</w:t>
+      </w:r>
+      <w:r>
+        <w:rPr>
+          <w:sz w:val="24"/>
+          <w:szCs w:val="24"/>
+        </w:rPr>
+        <w:t>first name</w:t>
+      </w:r>
+      <w:r>
+        <w:rPr>
+          <w:sz w:val="24"/>
+          <w:szCs w:val="24"/>
+        </w:rPr>
+        <w:t>"&gt;</w:t>
+      </w:r>
+      <w:r>
+        <w:rPr>
+          <w:sz w:val="24"/>
+          <w:szCs w:val="24"/>
+        </w:rPr>
+        <w:t>.</w:t>
+      </w:r>
+    </w:p>
+    <w:p>
+      <w:pPr>
+        <w:rPr>
+          <w:sz w:val="24"/>
+          <w:szCs w:val="24"/>
+        </w:rPr>
+      </w:pPr>
+      <w:r>
+        <w:rPr>
+          <w:sz w:val="24"/>
+          <w:szCs w:val="24"/>
+        </w:rPr>
+        <w:t xml:space="preserve">Where type is type of input it takes and the name specifies name on input. </w:t>
+      </w:r>
+    </w:p>
+    <w:p>
+      <w:pPr>
+        <w:rPr>
+          <w:sz w:val="24"/>
+          <w:szCs w:val="24"/>
+        </w:rPr>
+      </w:pPr>
+    </w:p>
+    <w:p>
+      <w:pPr>
+        <w:rPr>
+          <w:sz w:val="24"/>
+          <w:szCs w:val="24"/>
+        </w:rPr>
+      </w:pPr>
+      <w:r>
+        <w:rPr>
+          <w:sz w:val="24"/>
+          <w:szCs w:val="24"/>
+        </w:rPr>
+        <w:t xml:space="preserve">We use label tag to create a caption for some element. </w:t>
+      </w:r>
+    </w:p>
+    <w:p>
+      <w:pPr>
+        <w:rPr>
+          <w:sz w:val="24"/>
+          <w:szCs w:val="24"/>
+        </w:rPr>
+      </w:pPr>
+      <w:r>
+        <w:rPr>
+          <w:sz w:val="24"/>
+          <w:szCs w:val="24"/>
+        </w:rPr>
+        <w:t>&lt;label for="firstname"&gt;First Name&lt;/label&gt;</w:t>
+      </w:r>
+    </w:p>
+    <w:p>
+      <w:pPr>
+        <w:rPr>
+          <w:sz w:val="24"/>
+          <w:szCs w:val="24"/>
+        </w:rPr>
+      </w:pPr>
+      <w:r>
+        <w:rPr>
+          <w:sz w:val="24"/>
+          <w:szCs w:val="24"/>
+        </w:rPr>
+        <w:t>&lt;input type="text" name="firstname" id="firstname"&gt;</w:t>
+      </w:r>
+    </w:p>
+    <w:p>
+      <w:pPr>
+        <w:rPr>
+          <w:sz w:val="24"/>
+          <w:szCs w:val="24"/>
+        </w:rPr>
+      </w:pPr>
+      <w:r>
+        <w:rPr>
+          <w:sz w:val="24"/>
+          <w:szCs w:val="24"/>
+        </w:rPr>
+        <w:t>As you can see, we gave the for to input firstname, to create an association between this label and that input field.</w:t>
+      </w:r>
+    </w:p>
+    <w:p>
+      <w:pPr>
+        <w:rPr>
+          <w:sz w:val="24"/>
+          <w:szCs w:val="24"/>
+        </w:rPr>
+      </w:pPr>
+      <w:r>
+        <w:rPr>
+          <w:sz w:val="24"/>
+          <w:szCs w:val="24"/>
+        </w:rPr>
+        <w:drawing>
+          <wp:inline distT="0" distB="0" distL="0" distR="0" wp14:anchorId="74F321CB" wp14:editId="60DA09FB">
+            <wp:extent cx="6858000" cy="1515745"/>
+            <wp:effectExtent l="0" t="0" r="0" b="8255"/>
+            <wp:docPr id="5" name="Picture 5" descr="HTML Input tag with a label tag"/>
+            <wp:cNvGraphicFramePr>
+              <a:graphicFrameLocks xmlns:a="http://schemas.openxmlformats.org/drawingml/2006/main" noChangeAspect="1"/>
+            </wp:cNvGraphicFramePr>
+            <a:graphic xmlns:a="http://schemas.openxmlformats.org/drawingml/2006/main">
+              <a:graphicData uri="http://schemas.openxmlformats.org/drawingml/2006/picture">
+                <pic:pic xmlns:pic="http://schemas.openxmlformats.org/drawingml/2006/picture">
+                  <pic:nvPicPr>
+                    <pic:cNvPr id="0" name="Picture 6" descr="HTML Input tag with a label tag"/>
+                    <pic:cNvPicPr>
+                      <a:picLocks noChangeAspect="1" noChangeArrowheads="1"/>
+                    </pic:cNvPicPr>
+                  </pic:nvPicPr>
+                  <pic:blipFill>
+                    <a:blip r:embed="rId10">
+                      <a:extLst>
+                        <a:ext uri="{28A0092B-C50C-407E-A947-70E740481C1C}">
+                          <a14:useLocalDpi xmlns:a14="http://schemas.microsoft.com/office/drawing/2010/main" val="0"/>
+                        </a:ext>
+                      </a:extLst>
+                    </a:blip>
+                    <a:srcRect/>
+                    <a:stretch>
+                      <a:fillRect/>
+                    </a:stretch>
+                  </pic:blipFill>
+                  <pic:spPr bwMode="auto">
+                    <a:xfrm>
+                      <a:off x="0" y="0"/>
+                      <a:ext cx="6858000" cy="1515745"/>
+                    </a:xfrm>
+                    <a:prstGeom prst="rect">
+                      <a:avLst/>
+                    </a:prstGeom>
+                    <a:noFill/>
+                    <a:ln>
+                      <a:noFill/>
+                    </a:ln>
+                  </pic:spPr>
+                </pic:pic>
+              </a:graphicData>
+            </a:graphic>
+          </wp:inline>
+        </w:drawing>
+      </w:r>
+    </w:p>
+    <w:p>
+      <w:pPr>
+        <w:rPr>
+          <w:sz w:val="24"/>
+          <w:szCs w:val="24"/>
+        </w:rPr>
+      </w:pPr>
+      <w:r>
+        <w:rPr>
+          <w:sz w:val="24"/>
+          <w:szCs w:val="24"/>
+        </w:rPr>
+        <w:t xml:space="preserve">Button cans also be added, through: </w:t>
+      </w:r>
+      <w:r>
+        <w:rPr>
+          <w:sz w:val="24"/>
+          <w:szCs w:val="24"/>
+        </w:rPr>
+        <w:t>&lt;button type="button"&gt;Click me&lt;/button&gt;</w:t>
+      </w:r>
+      <w:r>
+        <w:rPr>
+          <w:sz w:val="24"/>
+          <w:szCs w:val="24"/>
+        </w:rPr>
+        <w:t xml:space="preserve">. The text </w:t>
+      </w:r>
+      <w:r>
+        <w:rPr>
+          <w:sz w:val="24"/>
+          <w:szCs w:val="24"/>
+        </w:rPr>
+        <w:t>clicks</w:t>
+      </w:r>
+      <w:r>
+        <w:rPr>
+          <w:sz w:val="24"/>
+          <w:szCs w:val="24"/>
+        </w:rPr>
+        <w:t xml:space="preserve"> me is displayed on the button.</w:t>
+      </w:r>
+    </w:p>
+    <w:p>
+      <w:pPr>
+        <w:rPr>
+          <w:sz w:val="24"/>
+          <w:szCs w:val="24"/>
+        </w:rPr>
+      </w:pPr>
+      <w:r>
+        <w:rPr>
+          <w:sz w:val="24"/>
+          <w:szCs w:val="24"/>
+        </w:rPr>
+        <w:t xml:space="preserve">We can change the button type to submit, which submits the form, to reset, which resets the form </w:t>
+      </w:r>
+      <w:r>
+        <w:rPr>
+          <w:sz w:val="24"/>
+          <w:szCs w:val="24"/>
+        </w:rPr>
+        <w:t xml:space="preserve">to the original values </w:t>
+      </w:r>
+      <w:r>
+        <w:rPr>
+          <w:sz w:val="24"/>
+          <w:szCs w:val="24"/>
+        </w:rPr>
+        <w:t xml:space="preserve">and to button, which has no default functionality but we can add some through </w:t>
+      </w:r>
+      <w:r>
+        <w:rPr>
+          <w:sz w:val="24"/>
+          <w:szCs w:val="24"/>
+        </w:rPr>
+        <w:t>JS</w:t>
+      </w:r>
+      <w:r>
+        <w:rPr>
+          <w:sz w:val="24"/>
+          <w:szCs w:val="24"/>
+        </w:rPr>
+        <w:t>.</w:t>
+      </w:r>
+    </w:p>
+    <w:p>
+      <w:pPr>
+        <w:rPr>
+          <w:sz w:val="24"/>
+          <w:szCs w:val="24"/>
+        </w:rPr>
+      </w:pPr>
+    </w:p>
+    <w:p>
+      <w:pPr>
+        <w:rPr>
+          <w:sz w:val="24"/>
+          <w:szCs w:val="24"/>
+        </w:rPr>
+      </w:pPr>
+      <w:r>
+        <w:rPr>
+          <w:sz w:val="24"/>
+          <w:szCs w:val="24"/>
+        </w:rPr>
+        <w:t>We can use select tag to make a list of options, each option is represented by the &lt;option&gt; tag</w:t>
+      </w:r>
+    </w:p>
+    <w:p>
+      <w:pPr>
+        <w:pBdr>
+          <w:top w:val="single" w:sz="4" w:space="1" w:color="auto"/>
+          <w:left w:val="single" w:sz="4" w:space="0" w:color="auto"/>
+          <w:bottom w:val="single" w:sz="4" w:space="1" w:color="auto"/>
+          <w:right w:val="single" w:sz="4" w:space="4" w:color="auto"/>
+        </w:pBdr>
+        <w:rPr>
+          <w:sz w:val="24"/>
+          <w:szCs w:val="24"/>
+        </w:rPr>
+      </w:pPr>
+      <w:r>
+        <w:rPr>
+          <w:sz w:val="24"/>
+          <w:szCs w:val="24"/>
+        </w:rPr>
+        <w:t>&lt;label for="pets"&gt;Pets:&lt;/label&gt;</w:t>
+      </w:r>
+    </w:p>
+    <w:p>
+      <w:pPr>
+        <w:pBdr>
+          <w:top w:val="single" w:sz="4" w:space="1" w:color="auto"/>
+          <w:left w:val="single" w:sz="4" w:space="0" w:color="auto"/>
+          <w:bottom w:val="single" w:sz="4" w:space="1" w:color="auto"/>
+          <w:right w:val="single" w:sz="4" w:space="4" w:color="auto"/>
+        </w:pBdr>
+        <w:rPr>
+          <w:sz w:val="24"/>
+          <w:szCs w:val="24"/>
+        </w:rPr>
+      </w:pPr>
+      <w:r>
+        <w:rPr>
+          <w:sz w:val="24"/>
+          <w:szCs w:val="24"/>
+        </w:rPr>
+        <w:t>&lt;select id="pets"&gt;</w:t>
+      </w:r>
+    </w:p>
+    <w:p>
+      <w:pPr>
+        <w:pBdr>
+          <w:top w:val="single" w:sz="4" w:space="1" w:color="auto"/>
+          <w:left w:val="single" w:sz="4" w:space="0" w:color="auto"/>
+          <w:bottom w:val="single" w:sz="4" w:space="1" w:color="auto"/>
+          <w:right w:val="single" w:sz="4" w:space="4" w:color="auto"/>
+        </w:pBdr>
+        <w:rPr>
+          <w:sz w:val="24"/>
+          <w:szCs w:val="24"/>
+        </w:rPr>
+      </w:pPr>
+      <w:r>
+        <w:rPr>
+          <w:sz w:val="24"/>
+          <w:szCs w:val="24"/>
+        </w:rPr>
+        <w:t xml:space="preserve">    &lt;option value="dog"&gt;Dog&lt;/option&gt;</w:t>
+      </w:r>
+    </w:p>
+    <w:p>
+      <w:pPr>
+        <w:pBdr>
+          <w:top w:val="single" w:sz="4" w:space="1" w:color="auto"/>
+          <w:left w:val="single" w:sz="4" w:space="0" w:color="auto"/>
+          <w:bottom w:val="single" w:sz="4" w:space="1" w:color="auto"/>
+          <w:right w:val="single" w:sz="4" w:space="4" w:color="auto"/>
+        </w:pBdr>
+        <w:rPr>
+          <w:sz w:val="24"/>
+          <w:szCs w:val="24"/>
+        </w:rPr>
+      </w:pPr>
+      <w:r>
+        <w:rPr>
+          <w:sz w:val="24"/>
+          <w:szCs w:val="24"/>
+        </w:rPr>
+        <w:t xml:space="preserve">    &lt;option value="cat"&gt;Cat&lt;/option&gt;</w:t>
+      </w:r>
+    </w:p>
+    <w:p>
+      <w:pPr>
+        <w:pBdr>
+          <w:top w:val="single" w:sz="4" w:space="1" w:color="auto"/>
+          <w:left w:val="single" w:sz="4" w:space="0" w:color="auto"/>
+          <w:bottom w:val="single" w:sz="4" w:space="1" w:color="auto"/>
+          <w:right w:val="single" w:sz="4" w:space="4" w:color="auto"/>
+        </w:pBdr>
+        <w:rPr>
+          <w:sz w:val="24"/>
+          <w:szCs w:val="24"/>
+        </w:rPr>
+      </w:pPr>
+      <w:r>
+        <w:rPr>
+          <w:sz w:val="24"/>
+          <w:szCs w:val="24"/>
+        </w:rPr>
+        <w:t>&lt;/select&gt;</w:t>
+      </w:r>
+    </w:p>
+    <w:p>
+      <w:pPr>
+        <w:rPr>
+          <w:sz w:val="24"/>
+          <w:szCs w:val="24"/>
+        </w:rPr>
+      </w:pPr>
+      <w:r>
+        <w:rPr>
+          <w:sz w:val="24"/>
+          <w:szCs w:val="24"/>
+        </w:rPr>
+        <w:t xml:space="preserve">We can see here, we made a select, the we added values to each </w:t>
+      </w:r>
+      <w:r>
+        <w:rPr>
+          <w:sz w:val="24"/>
+          <w:szCs w:val="24"/>
+        </w:rPr>
+        <w:t>option</w:t>
+      </w:r>
+      <w:r>
+        <w:rPr>
+          <w:sz w:val="24"/>
+          <w:szCs w:val="24"/>
+        </w:rPr>
+        <w:t xml:space="preserve"> and made options.</w:t>
+      </w:r>
+    </w:p>
+    <w:p>
+      <w:pPr>
+        <w:rPr>
+          <w:sz w:val="24"/>
+          <w:szCs w:val="24"/>
+        </w:rPr>
+      </w:pPr>
+      <w:r>
+        <w:rPr>
+          <w:sz w:val="24"/>
+          <w:szCs w:val="24"/>
+        </w:rPr>
+        <w:t xml:space="preserve">We use </w:t>
+      </w:r>
+      <w:r>
+        <w:rPr>
+          <w:b/>
+          <w:bCs/>
+          <w:sz w:val="24"/>
+          <w:szCs w:val="24"/>
+        </w:rPr>
+        <w:t xml:space="preserve">optgroup </w:t>
+      </w:r>
+      <w:r>
+        <w:rPr>
+          <w:sz w:val="24"/>
+          <w:szCs w:val="24"/>
+        </w:rPr>
+        <w:t xml:space="preserve">tag to make categories inside the list, such as </w:t>
+      </w:r>
+    </w:p>
+    <w:p>
+      <w:pPr>
+        <w:pBdr>
+          <w:top w:val="single" w:sz="4" w:space="1" w:color="auto"/>
+          <w:left w:val="single" w:sz="4" w:space="0" w:color="auto"/>
+          <w:bottom w:val="single" w:sz="4" w:space="1" w:color="auto"/>
+          <w:right w:val="single" w:sz="4" w:space="4" w:color="auto"/>
+        </w:pBdr>
+        <w:rPr>
+          <w:sz w:val="24"/>
+          <w:szCs w:val="24"/>
+        </w:rPr>
+      </w:pPr>
+      <w:r>
+        <w:rPr>
+          <w:sz w:val="24"/>
+          <w:szCs w:val="24"/>
+        </w:rPr>
+        <w:t>&lt;label for="pets"&gt;Pets:&lt;/label&gt;</w:t>
+      </w:r>
+    </w:p>
+    <w:p>
+      <w:pPr>
+        <w:pBdr>
+          <w:top w:val="single" w:sz="4" w:space="1" w:color="auto"/>
+          <w:left w:val="single" w:sz="4" w:space="0" w:color="auto"/>
+          <w:bottom w:val="single" w:sz="4" w:space="1" w:color="auto"/>
+          <w:right w:val="single" w:sz="4" w:space="4" w:color="auto"/>
+        </w:pBdr>
+        <w:rPr>
+          <w:sz w:val="24"/>
+          <w:szCs w:val="24"/>
+        </w:rPr>
+      </w:pPr>
+      <w:r>
+        <w:rPr>
+          <w:sz w:val="24"/>
+          <w:szCs w:val="24"/>
+        </w:rPr>
+        <w:t>&lt;select id="pets"&gt;</w:t>
+      </w:r>
+    </w:p>
+    <w:p>
+      <w:pPr>
+        <w:pBdr>
+          <w:top w:val="single" w:sz="4" w:space="1" w:color="auto"/>
+          <w:left w:val="single" w:sz="4" w:space="0" w:color="auto"/>
+          <w:bottom w:val="single" w:sz="4" w:space="1" w:color="auto"/>
+          <w:right w:val="single" w:sz="4" w:space="4" w:color="auto"/>
+        </w:pBdr>
+        <w:rPr>
+          <w:sz w:val="24"/>
+          <w:szCs w:val="24"/>
+        </w:rPr>
+      </w:pPr>
+      <w:r>
+        <w:rPr>
+          <w:sz w:val="24"/>
+          <w:szCs w:val="24"/>
+        </w:rPr>
+        <w:t xml:space="preserve">    &lt;optgroup label="Mammals"&gt;</w:t>
+      </w:r>
+    </w:p>
+    <w:p>
+      <w:pPr>
+        <w:pBdr>
+          <w:top w:val="single" w:sz="4" w:space="1" w:color="auto"/>
+          <w:left w:val="single" w:sz="4" w:space="0" w:color="auto"/>
+          <w:bottom w:val="single" w:sz="4" w:space="1" w:color="auto"/>
+          <w:right w:val="single" w:sz="4" w:space="4" w:color="auto"/>
+        </w:pBdr>
+        <w:rPr>
+          <w:sz w:val="24"/>
+          <w:szCs w:val="24"/>
+        </w:rPr>
+      </w:pPr>
+      <w:r>
+        <w:rPr>
+          <w:sz w:val="24"/>
+          <w:szCs w:val="24"/>
+        </w:rPr>
+        <w:lastRenderedPageBreak/>
+        <w:t xml:space="preserve">        &lt;option value="dog"&gt;Dog&lt;/option&gt;</w:t>
+      </w:r>
+    </w:p>
+    <w:p>
+      <w:pPr>
+        <w:pBdr>
+          <w:top w:val="single" w:sz="4" w:space="1" w:color="auto"/>
+          <w:left w:val="single" w:sz="4" w:space="0" w:color="auto"/>
+          <w:bottom w:val="single" w:sz="4" w:space="1" w:color="auto"/>
+          <w:right w:val="single" w:sz="4" w:space="4" w:color="auto"/>
+        </w:pBdr>
+        <w:rPr>
+          <w:sz w:val="24"/>
+          <w:szCs w:val="24"/>
+        </w:rPr>
+      </w:pPr>
+      <w:r>
+        <w:rPr>
+          <w:sz w:val="24"/>
+          <w:szCs w:val="24"/>
+        </w:rPr>
+        <w:t xml:space="preserve">        &lt;option value="cat"&gt;Cat&lt;/option&gt;</w:t>
+      </w:r>
+    </w:p>
+    <w:p>
+      <w:pPr>
+        <w:pBdr>
+          <w:top w:val="single" w:sz="4" w:space="1" w:color="auto"/>
+          <w:left w:val="single" w:sz="4" w:space="0" w:color="auto"/>
+          <w:bottom w:val="single" w:sz="4" w:space="1" w:color="auto"/>
+          <w:right w:val="single" w:sz="4" w:space="4" w:color="auto"/>
+        </w:pBdr>
+        <w:rPr>
+          <w:sz w:val="24"/>
+          <w:szCs w:val="24"/>
+        </w:rPr>
+      </w:pPr>
+      <w:r>
+        <w:rPr>
+          <w:sz w:val="24"/>
+          <w:szCs w:val="24"/>
+        </w:rPr>
+        <w:t xml:space="preserve">    &lt;/optgroup&gt;</w:t>
+      </w:r>
+    </w:p>
+    <w:p>
+      <w:pPr>
+        <w:pBdr>
+          <w:top w:val="single" w:sz="4" w:space="1" w:color="auto"/>
+          <w:left w:val="single" w:sz="4" w:space="0" w:color="auto"/>
+          <w:bottom w:val="single" w:sz="4" w:space="1" w:color="auto"/>
+          <w:right w:val="single" w:sz="4" w:space="4" w:color="auto"/>
+        </w:pBdr>
+        <w:rPr>
+          <w:sz w:val="24"/>
+          <w:szCs w:val="24"/>
+        </w:rPr>
+      </w:pPr>
+      <w:r>
+        <w:rPr>
+          <w:sz w:val="24"/>
+          <w:szCs w:val="24"/>
+        </w:rPr>
+        <w:t xml:space="preserve">    &lt;optgroup label="Insects"&gt;</w:t>
+      </w:r>
+    </w:p>
+    <w:p>
+      <w:pPr>
+        <w:pBdr>
+          <w:top w:val="single" w:sz="4" w:space="1" w:color="auto"/>
+          <w:left w:val="single" w:sz="4" w:space="0" w:color="auto"/>
+          <w:bottom w:val="single" w:sz="4" w:space="1" w:color="auto"/>
+          <w:right w:val="single" w:sz="4" w:space="4" w:color="auto"/>
+        </w:pBdr>
+        <w:rPr>
+          <w:sz w:val="24"/>
+          <w:szCs w:val="24"/>
+        </w:rPr>
+      </w:pPr>
+      <w:r>
+        <w:rPr>
+          <w:sz w:val="24"/>
+          <w:szCs w:val="24"/>
+        </w:rPr>
+        <w:t xml:space="preserve">        &lt;option value="spider"&gt;Spider&lt;/option&gt;</w:t>
+      </w:r>
+    </w:p>
+    <w:p>
+      <w:pPr>
+        <w:pBdr>
+          <w:top w:val="single" w:sz="4" w:space="1" w:color="auto"/>
+          <w:left w:val="single" w:sz="4" w:space="0" w:color="auto"/>
+          <w:bottom w:val="single" w:sz="4" w:space="1" w:color="auto"/>
+          <w:right w:val="single" w:sz="4" w:space="4" w:color="auto"/>
+        </w:pBdr>
+        <w:rPr>
+          <w:sz w:val="24"/>
+          <w:szCs w:val="24"/>
+        </w:rPr>
+      </w:pPr>
+      <w:r>
+        <w:rPr>
+          <w:sz w:val="24"/>
+          <w:szCs w:val="24"/>
+        </w:rPr>
+        <w:t xml:space="preserve">        &lt;option value="ants"&gt;Ants&lt;/option&gt;</w:t>
+      </w:r>
+    </w:p>
+    <w:p>
+      <w:pPr>
+        <w:pBdr>
+          <w:top w:val="single" w:sz="4" w:space="1" w:color="auto"/>
+          <w:left w:val="single" w:sz="4" w:space="0" w:color="auto"/>
+          <w:bottom w:val="single" w:sz="4" w:space="1" w:color="auto"/>
+          <w:right w:val="single" w:sz="4" w:space="4" w:color="auto"/>
+        </w:pBdr>
+        <w:rPr>
+          <w:sz w:val="24"/>
+          <w:szCs w:val="24"/>
+        </w:rPr>
+      </w:pPr>
+      <w:r>
+        <w:rPr>
+          <w:sz w:val="24"/>
+          <w:szCs w:val="24"/>
+        </w:rPr>
+        <w:t xml:space="preserve">    &lt;/optgroup&gt;</w:t>
+      </w:r>
+    </w:p>
+    <w:p>
+      <w:pPr>
+        <w:pBdr>
+          <w:top w:val="single" w:sz="4" w:space="1" w:color="auto"/>
+          <w:left w:val="single" w:sz="4" w:space="0" w:color="auto"/>
+          <w:bottom w:val="single" w:sz="4" w:space="1" w:color="auto"/>
+          <w:right w:val="single" w:sz="4" w:space="4" w:color="auto"/>
+        </w:pBdr>
+        <w:rPr>
+          <w:sz w:val="24"/>
+          <w:szCs w:val="24"/>
+        </w:rPr>
+      </w:pPr>
+      <w:r>
+        <w:rPr>
+          <w:sz w:val="24"/>
+          <w:szCs w:val="24"/>
+        </w:rPr>
+        <w:t xml:space="preserve">    &lt;optgroup label="Fish"&gt;</w:t>
+      </w:r>
+    </w:p>
+    <w:p>
+      <w:pPr>
+        <w:pBdr>
+          <w:top w:val="single" w:sz="4" w:space="1" w:color="auto"/>
+          <w:left w:val="single" w:sz="4" w:space="0" w:color="auto"/>
+          <w:bottom w:val="single" w:sz="4" w:space="1" w:color="auto"/>
+          <w:right w:val="single" w:sz="4" w:space="4" w:color="auto"/>
+        </w:pBdr>
+        <w:rPr>
+          <w:sz w:val="24"/>
+          <w:szCs w:val="24"/>
+        </w:rPr>
+      </w:pPr>
+      <w:r>
+        <w:rPr>
+          <w:sz w:val="24"/>
+          <w:szCs w:val="24"/>
+        </w:rPr>
+        <w:t xml:space="preserve">        &lt;option value="goldfish"&gt;Goldfish&lt;/option&gt;</w:t>
+      </w:r>
+    </w:p>
+    <w:p>
+      <w:pPr>
+        <w:pBdr>
+          <w:top w:val="single" w:sz="4" w:space="1" w:color="auto"/>
+          <w:left w:val="single" w:sz="4" w:space="0" w:color="auto"/>
+          <w:bottom w:val="single" w:sz="4" w:space="1" w:color="auto"/>
+          <w:right w:val="single" w:sz="4" w:space="4" w:color="auto"/>
+        </w:pBdr>
+        <w:rPr>
+          <w:sz w:val="24"/>
+          <w:szCs w:val="24"/>
+        </w:rPr>
+      </w:pPr>
+      <w:r>
+        <w:rPr>
+          <w:sz w:val="24"/>
+          <w:szCs w:val="24"/>
+        </w:rPr>
+        <w:t xml:space="preserve">    &lt;/optgroup&gt;</w:t>
+      </w:r>
+    </w:p>
+    <w:p>
+      <w:pPr>
+        <w:pBdr>
+          <w:top w:val="single" w:sz="4" w:space="1" w:color="auto"/>
+          <w:left w:val="single" w:sz="4" w:space="0" w:color="auto"/>
+          <w:bottom w:val="single" w:sz="4" w:space="1" w:color="auto"/>
+          <w:right w:val="single" w:sz="4" w:space="4" w:color="auto"/>
+        </w:pBdr>
+        <w:rPr>
+          <w:sz w:val="24"/>
+          <w:szCs w:val="24"/>
+        </w:rPr>
+      </w:pPr>
+      <w:r>
+        <w:rPr>
+          <w:sz w:val="24"/>
+          <w:szCs w:val="24"/>
+        </w:rPr>
+        <w:t>&lt;/select&gt;</w:t>
+      </w:r>
+    </w:p>
+    <w:p>
+      <w:pPr>
+        <w:rPr>
+          <w:sz w:val="24"/>
+          <w:szCs w:val="24"/>
+        </w:rPr>
+      </w:pPr>
+    </w:p>
+    <w:p>
+      <w:pPr>
+        <w:rPr>
+          <w:sz w:val="24"/>
+          <w:szCs w:val="24"/>
+        </w:rPr>
+      </w:pPr>
+      <w:r>
+        <w:rPr>
+          <w:sz w:val="24"/>
+          <w:szCs w:val="24"/>
+        </w:rPr>
+        <w:t xml:space="preserve">For multiline input fields, we use </w:t>
+      </w:r>
+      <w:r>
+        <w:rPr>
+          <w:sz w:val="24"/>
+          <w:szCs w:val="24"/>
+        </w:rPr>
+        <w:t>&lt;textarea rows="10" cols="30"&gt; Type something…&lt;/textarea&gt;</w:t>
+      </w:r>
+      <w:r>
+        <w:rPr>
+          <w:sz w:val="24"/>
+          <w:szCs w:val="24"/>
+        </w:rPr>
+        <w:t>.</w:t>
+      </w:r>
+    </w:p>
+    <w:p>
+      <w:pPr>
+        <w:rPr>
+          <w:sz w:val="24"/>
+          <w:szCs w:val="24"/>
+        </w:rPr>
+      </w:pPr>
+      <w:r>
+        <w:rPr>
+          <w:sz w:val="24"/>
+          <w:szCs w:val="24"/>
+        </w:rPr>
+        <w:t>This gives us a large area to give input.</w:t>
+      </w:r>
+    </w:p>
+    <w:p>
+      <w:pPr>
+        <w:rPr>
+          <w:sz w:val="24"/>
+          <w:szCs w:val="24"/>
+        </w:rPr>
+      </w:pPr>
+    </w:p>
+    <w:p>
+      <w:pPr>
+        <w:rPr>
+          <w:sz w:val="24"/>
+          <w:szCs w:val="24"/>
+        </w:rPr>
+      </w:pPr>
+      <w:r>
+        <w:rPr>
+          <w:sz w:val="24"/>
+          <w:szCs w:val="24"/>
+        </w:rPr>
+        <w:t>We use &lt;fieldset&gt;&lt;/fieldset&gt; to create a category of elements. It does not affect the code but improves representation.</w:t>
+      </w:r>
+    </w:p>
+    <w:p>
+      <w:pPr>
+        <w:rPr>
+          <w:sz w:val="24"/>
+          <w:szCs w:val="24"/>
+        </w:rPr>
+      </w:pPr>
+      <w:r>
+        <w:rPr>
+          <w:sz w:val="24"/>
+          <w:szCs w:val="24"/>
+        </w:rPr>
+        <w:t>&lt;legend&gt;&lt;/legend&gt; is also a presentational tag, used to give a caption to a fieldset element. Done inside that fieldset element.</w:t>
+      </w:r>
+    </w:p>
+    <w:p>
+      <w:pPr>
+        <w:rPr>
+          <w:sz w:val="24"/>
+          <w:szCs w:val="24"/>
+        </w:rPr>
+      </w:pPr>
+    </w:p>
+    <w:p>
+      <w:pPr>
+        <w:rPr>
+          <w:sz w:val="24"/>
+          <w:szCs w:val="24"/>
+        </w:rPr>
+      </w:pPr>
+      <w:r>
+        <w:rPr>
+          <w:sz w:val="24"/>
+          <w:szCs w:val="24"/>
+        </w:rPr>
+        <w:t>Data list is used to give autocomplete feature to an input bar. It stores some pre-stored elements and shows those when prompted.</w:t>
+      </w:r>
+    </w:p>
+    <w:p>
+      <w:pPr>
+        <w:pBdr>
+          <w:top w:val="single" w:sz="4" w:space="1" w:color="auto"/>
+          <w:left w:val="single" w:sz="4" w:space="4" w:color="auto"/>
+          <w:bottom w:val="single" w:sz="4" w:space="1" w:color="auto"/>
+          <w:right w:val="single" w:sz="4" w:space="4" w:color="auto"/>
+        </w:pBdr>
+        <w:rPr>
+          <w:sz w:val="24"/>
+          <w:szCs w:val="24"/>
+        </w:rPr>
+      </w:pPr>
+      <w:r>
+        <w:rPr>
+          <w:sz w:val="24"/>
+          <w:szCs w:val="24"/>
+        </w:rPr>
+        <w:t>&lt;label for="country-choice"&gt;Choose a country:&lt;/label&gt;</w:t>
+      </w:r>
+    </w:p>
+    <w:p>
+      <w:pPr>
+        <w:pBdr>
+          <w:top w:val="single" w:sz="4" w:space="1" w:color="auto"/>
+          <w:left w:val="single" w:sz="4" w:space="4" w:color="auto"/>
+          <w:bottom w:val="single" w:sz="4" w:space="1" w:color="auto"/>
+          <w:right w:val="single" w:sz="4" w:space="4" w:color="auto"/>
+        </w:pBdr>
+        <w:rPr>
+          <w:sz w:val="24"/>
+          <w:szCs w:val="24"/>
+        </w:rPr>
+      </w:pPr>
+      <w:r>
+        <w:rPr>
+          <w:sz w:val="24"/>
+          <w:szCs w:val="24"/>
+        </w:rPr>
+        <w:t>&lt;input list="country-options" id="country-choice" name="country-choice"&gt;</w:t>
+      </w:r>
+    </w:p>
+    <w:p>
+      <w:pPr>
+        <w:pBdr>
+          <w:top w:val="single" w:sz="4" w:space="1" w:color="auto"/>
+          <w:left w:val="single" w:sz="4" w:space="4" w:color="auto"/>
+          <w:bottom w:val="single" w:sz="4" w:space="1" w:color="auto"/>
+          <w:right w:val="single" w:sz="4" w:space="4" w:color="auto"/>
+        </w:pBdr>
+        <w:rPr>
+          <w:sz w:val="24"/>
+          <w:szCs w:val="24"/>
+        </w:rPr>
+      </w:pPr>
+      <w:r>
+        <w:rPr>
+          <w:sz w:val="24"/>
+          <w:szCs w:val="24"/>
+        </w:rPr>
+        <w:t>&lt;datalist id="country-options"&gt;</w:t>
+      </w:r>
+    </w:p>
+    <w:p>
+      <w:pPr>
+        <w:pBdr>
+          <w:top w:val="single" w:sz="4" w:space="1" w:color="auto"/>
+          <w:left w:val="single" w:sz="4" w:space="4" w:color="auto"/>
+          <w:bottom w:val="single" w:sz="4" w:space="1" w:color="auto"/>
+          <w:right w:val="single" w:sz="4" w:space="4" w:color="auto"/>
+        </w:pBdr>
+        <w:rPr>
+          <w:sz w:val="24"/>
+          <w:szCs w:val="24"/>
+        </w:rPr>
+      </w:pPr>
+      <w:r>
+        <w:rPr>
+          <w:sz w:val="24"/>
+          <w:szCs w:val="24"/>
+        </w:rPr>
+        <w:t xml:space="preserve">    &lt;option value="Australia"&gt;</w:t>
+      </w:r>
+    </w:p>
+    <w:p>
+      <w:pPr>
+        <w:pBdr>
+          <w:top w:val="single" w:sz="4" w:space="1" w:color="auto"/>
+          <w:left w:val="single" w:sz="4" w:space="4" w:color="auto"/>
+          <w:bottom w:val="single" w:sz="4" w:space="1" w:color="auto"/>
+          <w:right w:val="single" w:sz="4" w:space="4" w:color="auto"/>
+        </w:pBdr>
+        <w:rPr>
+          <w:sz w:val="24"/>
+          <w:szCs w:val="24"/>
+        </w:rPr>
+      </w:pPr>
+      <w:r>
+        <w:rPr>
+          <w:sz w:val="24"/>
+          <w:szCs w:val="24"/>
+        </w:rPr>
+        <w:t xml:space="preserve">    &lt;option value="Austria"&gt;</w:t>
+      </w:r>
+    </w:p>
+    <w:p>
+      <w:pPr>
+        <w:pBdr>
+          <w:top w:val="single" w:sz="4" w:space="1" w:color="auto"/>
+          <w:left w:val="single" w:sz="4" w:space="4" w:color="auto"/>
+          <w:bottom w:val="single" w:sz="4" w:space="1" w:color="auto"/>
+          <w:right w:val="single" w:sz="4" w:space="4" w:color="auto"/>
+        </w:pBdr>
+        <w:rPr>
+          <w:sz w:val="24"/>
+          <w:szCs w:val="24"/>
+        </w:rPr>
+      </w:pPr>
+      <w:r>
+        <w:rPr>
+          <w:sz w:val="24"/>
+          <w:szCs w:val="24"/>
+        </w:rPr>
+        <w:t xml:space="preserve">    &lt;option value="America"&gt;</w:t>
+      </w:r>
+    </w:p>
+    <w:p>
+      <w:pPr>
+        <w:pBdr>
+          <w:top w:val="single" w:sz="4" w:space="1" w:color="auto"/>
+          <w:left w:val="single" w:sz="4" w:space="4" w:color="auto"/>
+          <w:bottom w:val="single" w:sz="4" w:space="1" w:color="auto"/>
+          <w:right w:val="single" w:sz="4" w:space="4" w:color="auto"/>
+        </w:pBdr>
+        <w:rPr>
+          <w:sz w:val="24"/>
+          <w:szCs w:val="24"/>
+        </w:rPr>
+      </w:pPr>
+      <w:r>
+        <w:rPr>
+          <w:sz w:val="24"/>
+          <w:szCs w:val="24"/>
+        </w:rPr>
+        <w:t xml:space="preserve">    &lt;option value="Nepal"&gt;</w:t>
+      </w:r>
+    </w:p>
+    <w:p>
+      <w:pPr>
+        <w:pBdr>
+          <w:top w:val="single" w:sz="4" w:space="1" w:color="auto"/>
+          <w:left w:val="single" w:sz="4" w:space="4" w:color="auto"/>
+          <w:bottom w:val="single" w:sz="4" w:space="1" w:color="auto"/>
+          <w:right w:val="single" w:sz="4" w:space="4" w:color="auto"/>
+        </w:pBdr>
+        <w:rPr>
+          <w:sz w:val="24"/>
+          <w:szCs w:val="24"/>
+        </w:rPr>
+      </w:pPr>
+      <w:r>
+        <w:rPr>
+          <w:sz w:val="24"/>
+          <w:szCs w:val="24"/>
+        </w:rPr>
+        <w:t>&lt;/datalist&gt;</w:t>
+      </w:r>
+    </w:p>
+    <w:p>
+      <w:pPr>
+        <w:rPr>
+          <w:sz w:val="24"/>
+          <w:szCs w:val="24"/>
+        </w:rPr>
+      </w:pPr>
+    </w:p>
+    <w:p>
+      <w:pPr>
+        <w:rPr>
+          <w:sz w:val="24"/>
+          <w:szCs w:val="24"/>
+        </w:rPr>
+      </w:pPr>
+      <w:r>
+        <w:rPr>
+          <w:sz w:val="24"/>
+          <w:szCs w:val="24"/>
+        </w:rPr>
+        <w:lastRenderedPageBreak/>
+        <w:t>Output is a container usually used for showing output. The calculations are done by javascript.</w:t>
+      </w:r>
+    </w:p>
+    <w:p>
+      <w:pPr>
+        <w:pBdr>
+          <w:top w:val="single" w:sz="4" w:space="1" w:color="auto"/>
+          <w:left w:val="single" w:sz="4" w:space="4" w:color="auto"/>
+          <w:bottom w:val="single" w:sz="4" w:space="1" w:color="auto"/>
+          <w:right w:val="single" w:sz="4" w:space="4" w:color="auto"/>
+        </w:pBdr>
+        <w:rPr>
+          <w:sz w:val="24"/>
+          <w:szCs w:val="24"/>
+        </w:rPr>
+      </w:pPr>
+      <w:r>
+        <w:rPr>
+          <w:sz w:val="24"/>
+          <w:szCs w:val="24"/>
+        </w:rPr>
+        <w:t>&lt;form&gt;</w:t>
+      </w:r>
+    </w:p>
+    <w:p>
+      <w:pPr>
+        <w:pBdr>
+          <w:top w:val="single" w:sz="4" w:space="1" w:color="auto"/>
+          <w:left w:val="single" w:sz="4" w:space="4" w:color="auto"/>
+          <w:bottom w:val="single" w:sz="4" w:space="1" w:color="auto"/>
+          <w:right w:val="single" w:sz="4" w:space="4" w:color="auto"/>
+        </w:pBdr>
+        <w:rPr>
+          <w:sz w:val="24"/>
+          <w:szCs w:val="24"/>
+        </w:rPr>
+      </w:pPr>
+      <w:r>
+        <w:rPr>
+          <w:sz w:val="24"/>
+          <w:szCs w:val="24"/>
+        </w:rPr>
+        <w:t xml:space="preserve">    &lt;input type="number" id="b" name="b" value="50" /&gt; +</w:t>
+      </w:r>
+    </w:p>
+    <w:p>
+      <w:pPr>
+        <w:pBdr>
+          <w:top w:val="single" w:sz="4" w:space="1" w:color="auto"/>
+          <w:left w:val="single" w:sz="4" w:space="4" w:color="auto"/>
+          <w:bottom w:val="single" w:sz="4" w:space="1" w:color="auto"/>
+          <w:right w:val="single" w:sz="4" w:space="4" w:color="auto"/>
+        </w:pBdr>
+        <w:rPr>
+          <w:sz w:val="24"/>
+          <w:szCs w:val="24"/>
+        </w:rPr>
+      </w:pPr>
+      <w:r>
+        <w:rPr>
+          <w:sz w:val="24"/>
+          <w:szCs w:val="24"/>
+        </w:rPr>
+        <w:t xml:space="preserve">    &lt;input type="number" id="a" name="a" value="10" /&gt; =</w:t>
+      </w:r>
+    </w:p>
+    <w:p>
+      <w:pPr>
+        <w:pBdr>
+          <w:top w:val="single" w:sz="4" w:space="1" w:color="auto"/>
+          <w:left w:val="single" w:sz="4" w:space="4" w:color="auto"/>
+          <w:bottom w:val="single" w:sz="4" w:space="1" w:color="auto"/>
+          <w:right w:val="single" w:sz="4" w:space="4" w:color="auto"/>
+        </w:pBdr>
+        <w:rPr>
+          <w:sz w:val="24"/>
+          <w:szCs w:val="24"/>
+        </w:rPr>
+      </w:pPr>
+      <w:r>
+        <w:rPr>
+          <w:sz w:val="24"/>
+          <w:szCs w:val="24"/>
+        </w:rPr>
+        <w:t xml:space="preserve">    &lt;output name="result" for="a b"&gt;&lt;/output&gt;</w:t>
+      </w:r>
+    </w:p>
+    <w:p>
+      <w:pPr>
+        <w:pBdr>
+          <w:top w:val="single" w:sz="4" w:space="1" w:color="auto"/>
+          <w:left w:val="single" w:sz="4" w:space="4" w:color="auto"/>
+          <w:bottom w:val="single" w:sz="4" w:space="1" w:color="auto"/>
+          <w:right w:val="single" w:sz="4" w:space="4" w:color="auto"/>
+        </w:pBdr>
+        <w:rPr>
+          <w:sz w:val="24"/>
+          <w:szCs w:val="24"/>
+        </w:rPr>
+      </w:pPr>
+      <w:r>
+        <w:rPr>
+          <w:sz w:val="24"/>
+          <w:szCs w:val="24"/>
+        </w:rPr>
+        <w:t>&lt;/form&gt;</w:t>
+      </w:r>
+    </w:p>
+    <w:p>
+      <w:pPr>
+        <w:pBdr>
+          <w:top w:val="single" w:sz="4" w:space="1" w:color="auto"/>
+          <w:left w:val="single" w:sz="4" w:space="4" w:color="auto"/>
+          <w:bottom w:val="single" w:sz="4" w:space="1" w:color="auto"/>
+          <w:right w:val="single" w:sz="4" w:space="4" w:color="auto"/>
+        </w:pBdr>
+        <w:rPr>
+          <w:sz w:val="24"/>
+          <w:szCs w:val="24"/>
+        </w:rPr>
+      </w:pPr>
+      <w:r>
+        <w:rPr>
+          <w:sz w:val="24"/>
+          <w:szCs w:val="24"/>
+        </w:rPr>
+        <w:t>&lt;script&gt;</w:t>
+      </w:r>
+    </w:p>
+    <w:p>
+      <w:pPr>
+        <w:pBdr>
+          <w:top w:val="single" w:sz="4" w:space="1" w:color="auto"/>
+          <w:left w:val="single" w:sz="4" w:space="4" w:color="auto"/>
+          <w:bottom w:val="single" w:sz="4" w:space="1" w:color="auto"/>
+          <w:right w:val="single" w:sz="4" w:space="4" w:color="auto"/>
+        </w:pBdr>
+        <w:rPr>
+          <w:sz w:val="24"/>
+          <w:szCs w:val="24"/>
+        </w:rPr>
+      </w:pPr>
+      <w:r>
+        <w:rPr>
+          <w:sz w:val="24"/>
+          <w:szCs w:val="24"/>
+        </w:rPr>
+        <w:t xml:space="preserve">    const output = document.getElementsByName("result")[0]</w:t>
+      </w:r>
+    </w:p>
+    <w:p>
+      <w:pPr>
+        <w:pBdr>
+          <w:top w:val="single" w:sz="4" w:space="1" w:color="auto"/>
+          <w:left w:val="single" w:sz="4" w:space="4" w:color="auto"/>
+          <w:bottom w:val="single" w:sz="4" w:space="1" w:color="auto"/>
+          <w:right w:val="single" w:sz="4" w:space="4" w:color="auto"/>
+        </w:pBdr>
+        <w:rPr>
+          <w:sz w:val="24"/>
+          <w:szCs w:val="24"/>
+        </w:rPr>
+      </w:pPr>
+      <w:r>
+        <w:rPr>
+          <w:sz w:val="24"/>
+          <w:szCs w:val="24"/>
+        </w:rPr>
+        <w:t xml:space="preserve">    const inputA = document.getElementById('a')</w:t>
+      </w:r>
+    </w:p>
+    <w:p>
+      <w:pPr>
+        <w:pBdr>
+          <w:top w:val="single" w:sz="4" w:space="1" w:color="auto"/>
+          <w:left w:val="single" w:sz="4" w:space="4" w:color="auto"/>
+          <w:bottom w:val="single" w:sz="4" w:space="1" w:color="auto"/>
+          <w:right w:val="single" w:sz="4" w:space="4" w:color="auto"/>
+        </w:pBdr>
+        <w:rPr>
+          <w:sz w:val="24"/>
+          <w:szCs w:val="24"/>
+        </w:rPr>
+      </w:pPr>
+      <w:r>
+        <w:rPr>
+          <w:sz w:val="24"/>
+          <w:szCs w:val="24"/>
+        </w:rPr>
+        <w:t xml:space="preserve">    const inputB = document.getElementById('b')</w:t>
+      </w:r>
+    </w:p>
+    <w:p>
+      <w:pPr>
+        <w:pBdr>
+          <w:top w:val="single" w:sz="4" w:space="1" w:color="auto"/>
+          <w:left w:val="single" w:sz="4" w:space="4" w:color="auto"/>
+          <w:bottom w:val="single" w:sz="4" w:space="1" w:color="auto"/>
+          <w:right w:val="single" w:sz="4" w:space="4" w:color="auto"/>
+        </w:pBdr>
+        <w:rPr>
+          <w:sz w:val="24"/>
+          <w:szCs w:val="24"/>
+        </w:rPr>
+      </w:pPr>
+      <w:r>
+        <w:rPr>
+          <w:sz w:val="24"/>
+          <w:szCs w:val="24"/>
+        </w:rPr>
+        <w:t xml:space="preserve">    output.innerText = Number(inputA.value) + Number(inputB.value)</w:t>
+      </w:r>
+    </w:p>
+    <w:p>
+      <w:pPr>
+        <w:pBdr>
+          <w:top w:val="single" w:sz="4" w:space="1" w:color="auto"/>
+          <w:left w:val="single" w:sz="4" w:space="4" w:color="auto"/>
+          <w:bottom w:val="single" w:sz="4" w:space="1" w:color="auto"/>
+          <w:right w:val="single" w:sz="4" w:space="4" w:color="auto"/>
+        </w:pBdr>
+        <w:rPr>
+          <w:sz w:val="24"/>
+          <w:szCs w:val="24"/>
+        </w:rPr>
+      </w:pPr>
+      <w:r>
+        <w:rPr>
+          <w:sz w:val="24"/>
+          <w:szCs w:val="24"/>
+        </w:rPr>
+        <w:t>&lt;/script&gt;</w:t>
+      </w:r>
+    </w:p>
+    <w:p>
+      <w:pPr>
+        <w:rPr>
+          <w:sz w:val="24"/>
+          <w:szCs w:val="24"/>
+        </w:rPr>
+      </w:pPr>
+      <w:r>
+        <w:rPr>
+          <w:sz w:val="24"/>
+          <w:szCs w:val="24"/>
+        </w:rPr>
+        <w:t>We denoted output as a b to denote that the input parameters were a and b.</w:t>
+      </w:r>
+    </w:p>
+    <w:p>
+      <w:pPr>
+        <w:rPr>
+          <w:sz w:val="24"/>
+          <w:szCs w:val="24"/>
+        </w:rPr>
+      </w:pPr>
+      <w:r>
+        <w:rPr>
+          <w:sz w:val="24"/>
+          <w:szCs w:val="24"/>
+        </w:rPr>
+        <w:t>You can learn about the different ways to input by checking input module.</w:t>
+      </w:r>
+    </w:p>
+    <w:p>
+      <w:pPr>
+        <w:rPr>
+          <w:sz w:val="24"/>
+          <w:szCs w:val="24"/>
+        </w:rPr>
+      </w:pPr>
+      <w:r>
+        <w:rPr>
+          <w:sz w:val="24"/>
+          <w:szCs w:val="24"/>
+        </w:rPr>
+        <w:t>.</w:t>
+      </w:r>
+    </w:p>
+    <w:p>
+      <w:pPr>
+        <w:rPr>
+          <w:sz w:val="24"/>
+          <w:szCs w:val="24"/>
+        </w:rPr>
+      </w:pPr>
+      <w:r>
+        <w:rPr>
+          <w:sz w:val="24"/>
+          <w:szCs w:val="24"/>
+        </w:rPr>
+        <w:t>.</w:t>
+      </w:r>
+    </w:p>
+    <w:p>
+      <w:pPr>
+        <w:rPr>
+          <w:sz w:val="24"/>
+          <w:szCs w:val="24"/>
+        </w:rPr>
+      </w:pPr>
+      <w:r>
+        <w:rPr>
+          <w:sz w:val="24"/>
+          <w:szCs w:val="24"/>
+        </w:rPr>
+        <w:t>.</w:t>
+      </w:r>
+    </w:p>
+    <w:p>
+      <w:pPr>
+        <w:rPr>
+          <w:sz w:val="24"/>
+          <w:szCs w:val="24"/>
+        </w:rPr>
+      </w:pPr>
+      <w:r>
+        <w:rPr>
+          <w:sz w:val="24"/>
+          <w:szCs w:val="24"/>
+        </w:rPr>
+        <w:t>.</w:t>
       </w:r>
     </w:p>
     <w:sectPr>

--- a/HTML Notes.docx
+++ b/HTML Notes.docx
@@ -9651,176 +9651,23 @@
         <w:spacing w:after="0" w:line="300" w:lineRule="atLeast"/>
         <w:rPr>
           <w:rFonts w:ascii="Inconsolata" w:eastAsia="Times New Roman" w:hAnsi="Inconsolata" w:cs="Courier New"/>
-          <w:color w:val="D5D5D5"/>
-          <w:sz w:val="21"/>
-          <w:szCs w:val="21"/>
-        </w:rPr>
-      </w:pPr>
-      <w:r>
-        <w:rPr>
-          <w:rFonts w:ascii="Inconsolata" w:eastAsia="Times New Roman" w:hAnsi="Inconsolata" w:cs="Courier New"/>
-          <w:color w:val="D3D3D3"/>
-          <w:sz w:val="21"/>
-          <w:szCs w:val="21"/>
-          <w:bdr w:val="none" w:sz="0" w:space="0" w:color="auto" w:frame="1"/>
-          <w:shd w:val="clear" w:color="auto" w:fill="383B40"/>
-        </w:rPr>
-        <w:t>&lt;</w:t>
-      </w:r>
-      <w:r>
-        <w:rPr>
-          <w:rFonts w:ascii="Inconsolata" w:eastAsia="Times New Roman" w:hAnsi="Inconsolata" w:cs="Courier New"/>
-          <w:color w:val="E06C75"/>
-          <w:sz w:val="21"/>
-          <w:szCs w:val="21"/>
-          <w:bdr w:val="none" w:sz="0" w:space="0" w:color="auto" w:frame="1"/>
-          <w:shd w:val="clear" w:color="auto" w:fill="383B40"/>
-        </w:rPr>
-        <w:t>link</w:t>
-      </w:r>
-      <w:r>
-        <w:rPr>
-          <w:rFonts w:ascii="Inconsolata" w:eastAsia="Times New Roman" w:hAnsi="Inconsolata" w:cs="Courier New"/>
-          <w:color w:val="D3D3D3"/>
-          <w:sz w:val="21"/>
-          <w:szCs w:val="21"/>
-          <w:bdr w:val="none" w:sz="0" w:space="0" w:color="auto" w:frame="1"/>
-          <w:shd w:val="clear" w:color="auto" w:fill="383B40"/>
-        </w:rPr>
-        <w:t xml:space="preserve"> </w:t>
-      </w:r>
-      <w:r>
-        <w:rPr>
-          <w:rFonts w:ascii="Inconsolata" w:eastAsia="Times New Roman" w:hAnsi="Inconsolata" w:cs="Courier New"/>
-          <w:color w:val="D19A66"/>
-          <w:sz w:val="21"/>
-          <w:szCs w:val="21"/>
-          <w:bdr w:val="none" w:sz="0" w:space="0" w:color="auto" w:frame="1"/>
-          <w:shd w:val="clear" w:color="auto" w:fill="383B40"/>
-        </w:rPr>
-        <w:t>rel</w:t>
-      </w:r>
-      <w:r>
-        <w:rPr>
-          <w:rFonts w:ascii="Inconsolata" w:eastAsia="Times New Roman" w:hAnsi="Inconsolata" w:cs="Courier New"/>
-          <w:color w:val="D3D3D3"/>
-          <w:sz w:val="21"/>
-          <w:szCs w:val="21"/>
-          <w:bdr w:val="none" w:sz="0" w:space="0" w:color="auto" w:frame="1"/>
-          <w:shd w:val="clear" w:color="auto" w:fill="383B40"/>
-        </w:rPr>
-        <w:t>=</w:t>
-      </w:r>
-      <w:r>
-        <w:rPr>
-          <w:rFonts w:ascii="Inconsolata" w:eastAsia="Times New Roman" w:hAnsi="Inconsolata" w:cs="Courier New"/>
-          <w:color w:val="98C379"/>
-          <w:sz w:val="21"/>
-          <w:szCs w:val="21"/>
-          <w:bdr w:val="none" w:sz="0" w:space="0" w:color="auto" w:frame="1"/>
-          <w:shd w:val="clear" w:color="auto" w:fill="383B40"/>
-        </w:rPr>
-        <w:t>"shortcut icon"</w:t>
-      </w:r>
-      <w:r>
-        <w:rPr>
-          <w:rFonts w:ascii="Inconsolata" w:eastAsia="Times New Roman" w:hAnsi="Inconsolata" w:cs="Courier New"/>
-          <w:color w:val="D3D3D3"/>
-          <w:sz w:val="21"/>
-          <w:szCs w:val="21"/>
-          <w:bdr w:val="none" w:sz="0" w:space="0" w:color="auto" w:frame="1"/>
-          <w:shd w:val="clear" w:color="auto" w:fill="383B40"/>
-        </w:rPr>
-        <w:t xml:space="preserve"> </w:t>
-      </w:r>
-      <w:r>
-        <w:rPr>
-          <w:rFonts w:ascii="Inconsolata" w:eastAsia="Times New Roman" w:hAnsi="Inconsolata" w:cs="Courier New"/>
-          <w:color w:val="D19A66"/>
-          <w:sz w:val="21"/>
-          <w:szCs w:val="21"/>
-          <w:bdr w:val="none" w:sz="0" w:space="0" w:color="auto" w:frame="1"/>
-          <w:shd w:val="clear" w:color="auto" w:fill="383B40"/>
-        </w:rPr>
-        <w:t>href</w:t>
-      </w:r>
-      <w:r>
-        <w:rPr>
-          <w:rFonts w:ascii="Inconsolata" w:eastAsia="Times New Roman" w:hAnsi="Inconsolata" w:cs="Courier New"/>
-          <w:color w:val="D3D3D3"/>
-          <w:sz w:val="21"/>
-          <w:szCs w:val="21"/>
-          <w:bdr w:val="none" w:sz="0" w:space="0" w:color="auto" w:frame="1"/>
-          <w:shd w:val="clear" w:color="auto" w:fill="383B40"/>
-        </w:rPr>
-        <w:t>=</w:t>
-      </w:r>
-      <w:r>
-        <w:rPr>
-          <w:rFonts w:ascii="Inconsolata" w:eastAsia="Times New Roman" w:hAnsi="Inconsolata" w:cs="Courier New"/>
-          <w:color w:val="98C379"/>
-          <w:sz w:val="21"/>
-          <w:szCs w:val="21"/>
-          <w:bdr w:val="none" w:sz="0" w:space="0" w:color="auto" w:frame="1"/>
-          <w:shd w:val="clear" w:color="auto" w:fill="383B40"/>
-        </w:rPr>
-        <w:t>"/images/favicon.ico"</w:t>
-      </w:r>
-      <w:r>
-        <w:rPr>
-          <w:rFonts w:ascii="Inconsolata" w:eastAsia="Times New Roman" w:hAnsi="Inconsolata" w:cs="Courier New"/>
-          <w:color w:val="D3D3D3"/>
-          <w:sz w:val="21"/>
-          <w:szCs w:val="21"/>
-          <w:bdr w:val="none" w:sz="0" w:space="0" w:color="auto" w:frame="1"/>
-          <w:shd w:val="clear" w:color="auto" w:fill="383B40"/>
-        </w:rPr>
-        <w:t>&gt;</w:t>
-      </w:r>
-    </w:p>
-    <w:p>
-      <w:pPr>
-        <w:rPr>
-          <w:sz w:val="24"/>
-          <w:szCs w:val="24"/>
-        </w:rPr>
-      </w:pPr>
-      <w:r>
-        <w:rPr>
-          <w:sz w:val="24"/>
-          <w:szCs w:val="24"/>
-        </w:rPr>
-        <w:t>Rel tells the type of document that is linked and the href gives the url of the logo.</w:t>
-      </w:r>
-      <w:r>
-        <w:rPr>
-          <w:sz w:val="24"/>
-          <w:szCs w:val="24"/>
-        </w:rPr>
-        <w:t xml:space="preserve"> Favicon is important as it appears in search history, web tab and bookmarks etc.</w:t>
-      </w:r>
-    </w:p>
-    <w:p>
-      <w:pPr>
-        <w:rPr>
-          <w:sz w:val="24"/>
-          <w:szCs w:val="24"/>
-        </w:rPr>
-      </w:pPr>
-    </w:p>
-    <w:p>
-      <w:pPr>
-        <w:rPr>
-          <w:sz w:val="24"/>
-          <w:szCs w:val="24"/>
-        </w:rPr>
-      </w:pPr>
-      <w:r>
-        <w:rPr>
-          <w:sz w:val="24"/>
-          <w:szCs w:val="24"/>
-        </w:rPr>
-        <w:t>-HTML VIDEO:</w:t>
+          <w:color w:val="D3D3D3"/>
+          <w:sz w:val="21"/>
+          <w:szCs w:val="21"/>
+          <w:bdr w:val="none" w:sz="0" w:space="0" w:color="auto" w:frame="1"/>
+          <w:shd w:val="clear" w:color="auto" w:fill="383B40"/>
+        </w:rPr>
+      </w:pPr>
+      <w:r>
+        <w:rPr>
+          <w:rFonts w:ascii="Inconsolata" w:eastAsia="Times New Roman" w:hAnsi="Inconsolata" w:cs="Courier New"/>
+          <w:color w:val="D3D3D3"/>
+          <w:sz w:val="21"/>
+          <w:szCs w:val="21"/>
+          <w:bdr w:val="none" w:sz="0" w:space="0" w:color="auto" w:frame="1"/>
+          <w:shd w:val="clear" w:color="auto" w:fill="383B40"/>
+        </w:rPr>
+        <w:t>&lt;title&gt;My Page Title&lt;/title&gt;</w:t>
       </w:r>
     </w:p>
     <w:p>
@@ -9853,155 +9700,241 @@
         <w:spacing w:after="0" w:line="300" w:lineRule="atLeast"/>
         <w:rPr>
           <w:rFonts w:ascii="Inconsolata" w:eastAsia="Times New Roman" w:hAnsi="Inconsolata" w:cs="Courier New"/>
-          <w:color w:val="D3D3D3"/>
-          <w:sz w:val="21"/>
-          <w:szCs w:val="21"/>
-          <w:bdr w:val="none" w:sz="0" w:space="0" w:color="auto" w:frame="1"/>
-          <w:shd w:val="clear" w:color="auto" w:fill="383B40"/>
-        </w:rPr>
-      </w:pPr>
-      <w:r>
-        <w:rPr>
-          <w:rFonts w:ascii="Inconsolata" w:eastAsia="Times New Roman" w:hAnsi="Inconsolata" w:cs="Courier New"/>
-          <w:color w:val="D3D3D3"/>
-          <w:sz w:val="21"/>
-          <w:szCs w:val="21"/>
-          <w:bdr w:val="none" w:sz="0" w:space="0" w:color="auto" w:frame="1"/>
-          <w:shd w:val="clear" w:color="auto" w:fill="383B40"/>
-        </w:rPr>
-        <w:t>&lt;</w:t>
-      </w:r>
-      <w:r>
-        <w:rPr>
-          <w:rFonts w:ascii="Inconsolata" w:eastAsia="Times New Roman" w:hAnsi="Inconsolata" w:cs="Courier New"/>
-          <w:color w:val="E06C75"/>
-          <w:sz w:val="21"/>
-          <w:szCs w:val="21"/>
-          <w:bdr w:val="none" w:sz="0" w:space="0" w:color="auto" w:frame="1"/>
-          <w:shd w:val="clear" w:color="auto" w:fill="383B40"/>
-        </w:rPr>
-        <w:t>video</w:t>
-      </w:r>
-      <w:r>
-        <w:rPr>
-          <w:rFonts w:ascii="Inconsolata" w:eastAsia="Times New Roman" w:hAnsi="Inconsolata" w:cs="Courier New"/>
-          <w:color w:val="D3D3D3"/>
-          <w:sz w:val="21"/>
-          <w:szCs w:val="21"/>
-          <w:bdr w:val="none" w:sz="0" w:space="0" w:color="auto" w:frame="1"/>
-          <w:shd w:val="clear" w:color="auto" w:fill="383B40"/>
-        </w:rPr>
-        <w:t xml:space="preserve"> </w:t>
-      </w:r>
-      <w:r>
-        <w:rPr>
-          <w:rFonts w:ascii="Inconsolata" w:eastAsia="Times New Roman" w:hAnsi="Inconsolata" w:cs="Courier New"/>
-          <w:color w:val="D19A66"/>
-          <w:sz w:val="21"/>
-          <w:szCs w:val="21"/>
-          <w:bdr w:val="none" w:sz="0" w:space="0" w:color="auto" w:frame="1"/>
-          <w:shd w:val="clear" w:color="auto" w:fill="383B40"/>
-        </w:rPr>
-        <w:t>width</w:t>
-      </w:r>
-      <w:r>
-        <w:rPr>
-          <w:rFonts w:ascii="Inconsolata" w:eastAsia="Times New Roman" w:hAnsi="Inconsolata" w:cs="Courier New"/>
-          <w:color w:val="D3D3D3"/>
-          <w:sz w:val="21"/>
-          <w:szCs w:val="21"/>
-          <w:bdr w:val="none" w:sz="0" w:space="0" w:color="auto" w:frame="1"/>
-          <w:shd w:val="clear" w:color="auto" w:fill="383B40"/>
-        </w:rPr>
-        <w:t>=</w:t>
-      </w:r>
-      <w:r>
-        <w:rPr>
-          <w:rFonts w:ascii="Inconsolata" w:eastAsia="Times New Roman" w:hAnsi="Inconsolata" w:cs="Courier New"/>
-          <w:color w:val="98C379"/>
-          <w:sz w:val="21"/>
-          <w:szCs w:val="21"/>
-          <w:bdr w:val="none" w:sz="0" w:space="0" w:color="auto" w:frame="1"/>
-          <w:shd w:val="clear" w:color="auto" w:fill="383B40"/>
-        </w:rPr>
-        <w:t>"320"</w:t>
-      </w:r>
-      <w:r>
-        <w:rPr>
-          <w:rFonts w:ascii="Inconsolata" w:eastAsia="Times New Roman" w:hAnsi="Inconsolata" w:cs="Courier New"/>
-          <w:color w:val="D3D3D3"/>
-          <w:sz w:val="21"/>
-          <w:szCs w:val="21"/>
-          <w:bdr w:val="none" w:sz="0" w:space="0" w:color="auto" w:frame="1"/>
-          <w:shd w:val="clear" w:color="auto" w:fill="383B40"/>
-        </w:rPr>
-        <w:t xml:space="preserve"> </w:t>
-      </w:r>
-      <w:r>
-        <w:rPr>
-          <w:rFonts w:ascii="Inconsolata" w:eastAsia="Times New Roman" w:hAnsi="Inconsolata" w:cs="Courier New"/>
-          <w:color w:val="D19A66"/>
-          <w:sz w:val="21"/>
-          <w:szCs w:val="21"/>
-          <w:bdr w:val="none" w:sz="0" w:space="0" w:color="auto" w:frame="1"/>
-          <w:shd w:val="clear" w:color="auto" w:fill="383B40"/>
-        </w:rPr>
-        <w:t>height</w:t>
-      </w:r>
-      <w:r>
-        <w:rPr>
-          <w:rFonts w:ascii="Inconsolata" w:eastAsia="Times New Roman" w:hAnsi="Inconsolata" w:cs="Courier New"/>
-          <w:color w:val="D3D3D3"/>
-          <w:sz w:val="21"/>
-          <w:szCs w:val="21"/>
-          <w:bdr w:val="none" w:sz="0" w:space="0" w:color="auto" w:frame="1"/>
-          <w:shd w:val="clear" w:color="auto" w:fill="383B40"/>
-        </w:rPr>
-        <w:t>=</w:t>
-      </w:r>
-      <w:r>
-        <w:rPr>
-          <w:rFonts w:ascii="Inconsolata" w:eastAsia="Times New Roman" w:hAnsi="Inconsolata" w:cs="Courier New"/>
-          <w:color w:val="98C379"/>
-          <w:sz w:val="21"/>
-          <w:szCs w:val="21"/>
-          <w:bdr w:val="none" w:sz="0" w:space="0" w:color="auto" w:frame="1"/>
-          <w:shd w:val="clear" w:color="auto" w:fill="383B40"/>
-        </w:rPr>
-        <w:t>"190"</w:t>
-      </w:r>
-      <w:r>
-        <w:rPr>
-          <w:rFonts w:ascii="Inconsolata" w:eastAsia="Times New Roman" w:hAnsi="Inconsolata" w:cs="Courier New"/>
-          <w:color w:val="D3D3D3"/>
-          <w:sz w:val="21"/>
-          <w:szCs w:val="21"/>
-          <w:bdr w:val="none" w:sz="0" w:space="0" w:color="auto" w:frame="1"/>
-          <w:shd w:val="clear" w:color="auto" w:fill="383B40"/>
-        </w:rPr>
-        <w:t xml:space="preserve"> </w:t>
-      </w:r>
-      <w:r>
-        <w:rPr>
-          <w:rFonts w:ascii="Inconsolata" w:eastAsia="Times New Roman" w:hAnsi="Inconsolata" w:cs="Courier New"/>
-          <w:color w:val="D19A66"/>
-          <w:sz w:val="21"/>
-          <w:szCs w:val="21"/>
-          <w:bdr w:val="none" w:sz="0" w:space="0" w:color="auto" w:frame="1"/>
-          <w:shd w:val="clear" w:color="auto" w:fill="383B40"/>
-        </w:rPr>
-        <w:t>controls</w:t>
-      </w:r>
-      <w:r>
-        <w:rPr>
-          <w:rFonts w:ascii="Inconsolata" w:eastAsia="Times New Roman" w:hAnsi="Inconsolata" w:cs="Courier New"/>
-          <w:color w:val="D3D3D3"/>
-          <w:sz w:val="21"/>
-          <w:szCs w:val="21"/>
-          <w:bdr w:val="none" w:sz="0" w:space="0" w:color="auto" w:frame="1"/>
-          <w:shd w:val="clear" w:color="auto" w:fill="383B40"/>
-        </w:rPr>
-        <w:t>&gt;</w:t>
+          <w:color w:val="D5D5D5"/>
+          <w:sz w:val="21"/>
+          <w:szCs w:val="21"/>
+        </w:rPr>
+      </w:pPr>
+      <w:r>
+        <w:rPr>
+          <w:rFonts w:ascii="Inconsolata" w:eastAsia="Times New Roman" w:hAnsi="Inconsolata" w:cs="Courier New"/>
+          <w:color w:val="D3D3D3"/>
+          <w:sz w:val="21"/>
+          <w:szCs w:val="21"/>
+          <w:bdr w:val="none" w:sz="0" w:space="0" w:color="auto" w:frame="1"/>
+          <w:shd w:val="clear" w:color="auto" w:fill="383B40"/>
+        </w:rPr>
+        <w:t>&lt;link rel="icon" type="image/x-icon" href="/images/favicon.ico"&gt;</w:t>
+      </w:r>
+    </w:p>
+    <w:p>
+      <w:pPr>
+        <w:rPr>
+          <w:sz w:val="24"/>
+          <w:szCs w:val="24"/>
+        </w:rPr>
+      </w:pPr>
+      <w:r>
+        <w:rPr>
+          <w:sz w:val="24"/>
+          <w:szCs w:val="24"/>
+        </w:rPr>
+        <w:t>Rel tells the type of document that is linked and the href gives the url of the logo.</w:t>
+      </w:r>
+      <w:r>
+        <w:rPr>
+          <w:sz w:val="24"/>
+          <w:szCs w:val="24"/>
+        </w:rPr>
+        <w:t xml:space="preserve"> Favicon is important as it appears in search history, web tab and bookmarks etc.</w:t>
+      </w:r>
+    </w:p>
+    <w:p>
+      <w:pPr>
+        <w:rPr>
+          <w:sz w:val="24"/>
+          <w:szCs w:val="24"/>
+        </w:rPr>
+      </w:pPr>
+    </w:p>
+    <w:p>
+      <w:pPr>
+        <w:rPr>
+          <w:sz w:val="24"/>
+          <w:szCs w:val="24"/>
+        </w:rPr>
+      </w:pPr>
+      <w:r>
+        <w:rPr>
+          <w:sz w:val="24"/>
+          <w:szCs w:val="24"/>
+        </w:rPr>
+        <w:t>-HTML STYLE:</w:t>
+      </w:r>
+    </w:p>
+    <w:p>
+      <w:pPr>
+        <w:rPr>
+          <w:sz w:val="24"/>
+          <w:szCs w:val="24"/>
+        </w:rPr>
+      </w:pPr>
+      <w:r>
+        <w:rPr>
+          <w:sz w:val="24"/>
+          <w:szCs w:val="24"/>
+        </w:rPr>
+        <w:t>S</w:t>
+      </w:r>
+      <w:r>
+        <w:rPr>
+          <w:sz w:val="24"/>
+          <w:szCs w:val="24"/>
+        </w:rPr>
+        <w:t>tyle</w:t>
+      </w:r>
+      <w:r>
+        <w:rPr>
+          <w:sz w:val="24"/>
+          <w:szCs w:val="24"/>
+        </w:rPr>
+        <w:t xml:space="preserve"> takes a </w:t>
+      </w:r>
+      <w:r>
+        <w:rPr>
+          <w:sz w:val="24"/>
+          <w:szCs w:val="24"/>
+        </w:rPr>
+        <w:t>property: value;</w:t>
+      </w:r>
+      <w:r>
+        <w:rPr>
+          <w:sz w:val="24"/>
+          <w:szCs w:val="24"/>
+        </w:rPr>
+        <w:t xml:space="preserve"> For </w:t>
+      </w:r>
+      <w:r>
+        <w:rPr>
+          <w:sz w:val="24"/>
+          <w:szCs w:val="24"/>
+        </w:rPr>
+        <w:t>Example,</w:t>
+      </w:r>
+      <w:r>
+        <w:rPr>
+          <w:sz w:val="24"/>
+          <w:szCs w:val="24"/>
+        </w:rPr>
+        <w:t xml:space="preserve"> body can take background-color, or we can individually change background of individual elements. We have the color, then the font-family, font-size, that takes values such as 300%, 15%</w:t>
+      </w:r>
+      <w:r>
+        <w:rPr>
+          <w:sz w:val="24"/>
+          <w:szCs w:val="24"/>
+        </w:rPr>
+        <w:t xml:space="preserve"> or 300px</w:t>
+      </w:r>
+      <w:r>
+        <w:rPr>
+          <w:sz w:val="24"/>
+          <w:szCs w:val="24"/>
+        </w:rPr>
+        <w:t xml:space="preserve">. And </w:t>
+      </w:r>
+      <w:r>
+        <w:rPr>
+          <w:sz w:val="24"/>
+          <w:szCs w:val="24"/>
+        </w:rPr>
+        <w:t>lastly,</w:t>
+      </w:r>
+      <w:r>
+        <w:rPr>
+          <w:sz w:val="24"/>
+          <w:szCs w:val="24"/>
+        </w:rPr>
+        <w:t xml:space="preserve"> we can access text-align, such as center etc.</w:t>
+      </w:r>
+    </w:p>
+    <w:p>
+      <w:pPr>
+        <w:rPr>
+          <w:sz w:val="24"/>
+          <w:szCs w:val="24"/>
+        </w:rPr>
+      </w:pPr>
+      <w:r>
+        <w:rPr>
+          <w:sz w:val="24"/>
+          <w:szCs w:val="24"/>
+        </w:rPr>
+        <w:t>&lt;p style="color: blue; font-size: 20px; text-align: center;"&gt;</w:t>
+      </w:r>
+    </w:p>
+    <w:p>
+      <w:pPr>
+        <w:rPr>
+          <w:sz w:val="24"/>
+          <w:szCs w:val="24"/>
+        </w:rPr>
+      </w:pPr>
+      <w:r>
+        <w:rPr>
+          <w:sz w:val="24"/>
+          <w:szCs w:val="24"/>
+        </w:rPr>
+        <w:t xml:space="preserve">  This text is blue, large, and centered.</w:t>
+      </w:r>
+    </w:p>
+    <w:p>
+      <w:pPr>
+        <w:rPr>
+          <w:sz w:val="24"/>
+          <w:szCs w:val="24"/>
+        </w:rPr>
+      </w:pPr>
+      <w:r>
+        <w:rPr>
+          <w:sz w:val="24"/>
+          <w:szCs w:val="24"/>
+        </w:rPr>
+        <w:t>&lt;/p&gt;</w:t>
+      </w:r>
+    </w:p>
+    <w:p>
+      <w:pPr>
+        <w:rPr>
+          <w:sz w:val="24"/>
+          <w:szCs w:val="24"/>
+        </w:rPr>
+      </w:pPr>
+      <w:r>
+        <w:rPr>
+          <w:sz w:val="24"/>
+          <w:szCs w:val="24"/>
+        </w:rPr>
+        <w:t>If we want to apply more than one, follow this.</w:t>
+      </w:r>
+      <w:r>
+        <w:rPr>
+          <w:sz w:val="24"/>
+          <w:szCs w:val="24"/>
+        </w:rPr>
+        <w:t xml:space="preserve"> We can also used color by rgb() and inside its colors.</w:t>
+      </w:r>
+    </w:p>
+    <w:p>
+      <w:pPr>
+        <w:rPr>
+          <w:sz w:val="24"/>
+          <w:szCs w:val="24"/>
+        </w:rPr>
+      </w:pPr>
+    </w:p>
+    <w:p>
+      <w:pPr>
+        <w:rPr>
+          <w:sz w:val="24"/>
+          <w:szCs w:val="24"/>
+        </w:rPr>
+      </w:pPr>
+      <w:r>
+        <w:rPr>
+          <w:sz w:val="24"/>
+          <w:szCs w:val="24"/>
+        </w:rPr>
+        <w:t>-HTML VIDEO:</w:t>
       </w:r>
     </w:p>
     <w:p>
@@ -10050,7 +9983,7 @@
           <w:bdr w:val="none" w:sz="0" w:space="0" w:color="auto" w:frame="1"/>
           <w:shd w:val="clear" w:color="auto" w:fill="383B40"/>
         </w:rPr>
-        <w:t xml:space="preserve">    &lt;</w:t>
+        <w:t>&lt;</w:t>
       </w:r>
       <w:r>
         <w:rPr>
@@ -10061,7 +9994,7 @@
           <w:bdr w:val="none" w:sz="0" w:space="0" w:color="auto" w:frame="1"/>
           <w:shd w:val="clear" w:color="auto" w:fill="383B40"/>
         </w:rPr>
-        <w:t>source</w:t>
+        <w:t>video</w:t>
       </w:r>
       <w:r>
         <w:rPr>
@@ -10083,7 +10016,7 @@
           <w:bdr w:val="none" w:sz="0" w:space="0" w:color="auto" w:frame="1"/>
           <w:shd w:val="clear" w:color="auto" w:fill="383B40"/>
         </w:rPr>
-        <w:t>src</w:t>
+        <w:t>width</w:t>
       </w:r>
       <w:r>
         <w:rPr>
@@ -10105,7 +10038,7 @@
           <w:bdr w:val="none" w:sz="0" w:space="0" w:color="auto" w:frame="1"/>
           <w:shd w:val="clear" w:color="auto" w:fill="383B40"/>
         </w:rPr>
-        <w:t>"video.mp4"</w:t>
+        <w:t>"320"</w:t>
       </w:r>
       <w:r>
         <w:rPr>
@@ -10127,7 +10060,7 @@
           <w:bdr w:val="none" w:sz="0" w:space="0" w:color="auto" w:frame="1"/>
           <w:shd w:val="clear" w:color="auto" w:fill="383B40"/>
         </w:rPr>
-        <w:t>type</w:t>
+        <w:t>height</w:t>
       </w:r>
       <w:r>
         <w:rPr>
@@ -10149,7 +10082,29 @@
           <w:bdr w:val="none" w:sz="0" w:space="0" w:color="auto" w:frame="1"/>
           <w:shd w:val="clear" w:color="auto" w:fill="383B40"/>
         </w:rPr>
-        <w:t>"video/mp4"</w:t>
+        <w:t>"190"</w:t>
+      </w:r>
+      <w:r>
+        <w:rPr>
+          <w:rFonts w:ascii="Inconsolata" w:eastAsia="Times New Roman" w:hAnsi="Inconsolata" w:cs="Courier New"/>
+          <w:color w:val="D3D3D3"/>
+          <w:sz w:val="21"/>
+          <w:szCs w:val="21"/>
+          <w:bdr w:val="none" w:sz="0" w:space="0" w:color="auto" w:frame="1"/>
+          <w:shd w:val="clear" w:color="auto" w:fill="383B40"/>
+        </w:rPr>
+        <w:t xml:space="preserve"> </w:t>
+      </w:r>
+      <w:r>
+        <w:rPr>
+          <w:rFonts w:ascii="Inconsolata" w:eastAsia="Times New Roman" w:hAnsi="Inconsolata" w:cs="Courier New"/>
+          <w:color w:val="D19A66"/>
+          <w:sz w:val="21"/>
+          <w:szCs w:val="21"/>
+          <w:bdr w:val="none" w:sz="0" w:space="0" w:color="auto" w:frame="1"/>
+          <w:shd w:val="clear" w:color="auto" w:fill="383B40"/>
+        </w:rPr>
+        <w:t>controls</w:t>
       </w:r>
       <w:r>
         <w:rPr>
@@ -10193,21 +10148,23 @@
         <w:spacing w:after="0" w:line="300" w:lineRule="atLeast"/>
         <w:rPr>
           <w:rFonts w:ascii="Inconsolata" w:eastAsia="Times New Roman" w:hAnsi="Inconsolata" w:cs="Courier New"/>
-          <w:color w:val="D5D5D5"/>
-          <w:sz w:val="21"/>
-          <w:szCs w:val="21"/>
-        </w:rPr>
-      </w:pPr>
-      <w:r>
-        <w:rPr>
-          <w:rFonts w:ascii="Inconsolata" w:eastAsia="Times New Roman" w:hAnsi="Inconsolata" w:cs="Courier New"/>
-          <w:color w:val="D3D3D3"/>
-          <w:sz w:val="21"/>
-          <w:szCs w:val="21"/>
-          <w:bdr w:val="none" w:sz="0" w:space="0" w:color="auto" w:frame="1"/>
-          <w:shd w:val="clear" w:color="auto" w:fill="383B40"/>
-        </w:rPr>
-        <w:t>&lt;/</w:t>
+          <w:color w:val="D3D3D3"/>
+          <w:sz w:val="21"/>
+          <w:szCs w:val="21"/>
+          <w:bdr w:val="none" w:sz="0" w:space="0" w:color="auto" w:frame="1"/>
+          <w:shd w:val="clear" w:color="auto" w:fill="383B40"/>
+        </w:rPr>
+      </w:pPr>
+      <w:r>
+        <w:rPr>
+          <w:rFonts w:ascii="Inconsolata" w:eastAsia="Times New Roman" w:hAnsi="Inconsolata" w:cs="Courier New"/>
+          <w:color w:val="D3D3D3"/>
+          <w:sz w:val="21"/>
+          <w:szCs w:val="21"/>
+          <w:bdr w:val="none" w:sz="0" w:space="0" w:color="auto" w:frame="1"/>
+          <w:shd w:val="clear" w:color="auto" w:fill="383B40"/>
+        </w:rPr>
+        <w:t xml:space="preserve">    &lt;</w:t>
       </w:r>
       <w:r>
         <w:rPr>
@@ -10218,7 +10175,95 @@
           <w:bdr w:val="none" w:sz="0" w:space="0" w:color="auto" w:frame="1"/>
           <w:shd w:val="clear" w:color="auto" w:fill="383B40"/>
         </w:rPr>
-        <w:t>video</w:t>
+        <w:t>source</w:t>
+      </w:r>
+      <w:r>
+        <w:rPr>
+          <w:rFonts w:ascii="Inconsolata" w:eastAsia="Times New Roman" w:hAnsi="Inconsolata" w:cs="Courier New"/>
+          <w:color w:val="D3D3D3"/>
+          <w:sz w:val="21"/>
+          <w:szCs w:val="21"/>
+          <w:bdr w:val="none" w:sz="0" w:space="0" w:color="auto" w:frame="1"/>
+          <w:shd w:val="clear" w:color="auto" w:fill="383B40"/>
+        </w:rPr>
+        <w:t xml:space="preserve"> </w:t>
+      </w:r>
+      <w:r>
+        <w:rPr>
+          <w:rFonts w:ascii="Inconsolata" w:eastAsia="Times New Roman" w:hAnsi="Inconsolata" w:cs="Courier New"/>
+          <w:color w:val="D19A66"/>
+          <w:sz w:val="21"/>
+          <w:szCs w:val="21"/>
+          <w:bdr w:val="none" w:sz="0" w:space="0" w:color="auto" w:frame="1"/>
+          <w:shd w:val="clear" w:color="auto" w:fill="383B40"/>
+        </w:rPr>
+        <w:t>src</w:t>
+      </w:r>
+      <w:r>
+        <w:rPr>
+          <w:rFonts w:ascii="Inconsolata" w:eastAsia="Times New Roman" w:hAnsi="Inconsolata" w:cs="Courier New"/>
+          <w:color w:val="D3D3D3"/>
+          <w:sz w:val="21"/>
+          <w:szCs w:val="21"/>
+          <w:bdr w:val="none" w:sz="0" w:space="0" w:color="auto" w:frame="1"/>
+          <w:shd w:val="clear" w:color="auto" w:fill="383B40"/>
+        </w:rPr>
+        <w:t>=</w:t>
+      </w:r>
+      <w:r>
+        <w:rPr>
+          <w:rFonts w:ascii="Inconsolata" w:eastAsia="Times New Roman" w:hAnsi="Inconsolata" w:cs="Courier New"/>
+          <w:color w:val="98C379"/>
+          <w:sz w:val="21"/>
+          <w:szCs w:val="21"/>
+          <w:bdr w:val="none" w:sz="0" w:space="0" w:color="auto" w:frame="1"/>
+          <w:shd w:val="clear" w:color="auto" w:fill="383B40"/>
+        </w:rPr>
+        <w:t>"video.mp4"</w:t>
+      </w:r>
+      <w:r>
+        <w:rPr>
+          <w:rFonts w:ascii="Inconsolata" w:eastAsia="Times New Roman" w:hAnsi="Inconsolata" w:cs="Courier New"/>
+          <w:color w:val="D3D3D3"/>
+          <w:sz w:val="21"/>
+          <w:szCs w:val="21"/>
+          <w:bdr w:val="none" w:sz="0" w:space="0" w:color="auto" w:frame="1"/>
+          <w:shd w:val="clear" w:color="auto" w:fill="383B40"/>
+        </w:rPr>
+        <w:t xml:space="preserve"> </w:t>
+      </w:r>
+      <w:r>
+        <w:rPr>
+          <w:rFonts w:ascii="Inconsolata" w:eastAsia="Times New Roman" w:hAnsi="Inconsolata" w:cs="Courier New"/>
+          <w:color w:val="D19A66"/>
+          <w:sz w:val="21"/>
+          <w:szCs w:val="21"/>
+          <w:bdr w:val="none" w:sz="0" w:space="0" w:color="auto" w:frame="1"/>
+          <w:shd w:val="clear" w:color="auto" w:fill="383B40"/>
+        </w:rPr>
+        <w:t>type</w:t>
+      </w:r>
+      <w:r>
+        <w:rPr>
+          <w:rFonts w:ascii="Inconsolata" w:eastAsia="Times New Roman" w:hAnsi="Inconsolata" w:cs="Courier New"/>
+          <w:color w:val="D3D3D3"/>
+          <w:sz w:val="21"/>
+          <w:szCs w:val="21"/>
+          <w:bdr w:val="none" w:sz="0" w:space="0" w:color="auto" w:frame="1"/>
+          <w:shd w:val="clear" w:color="auto" w:fill="383B40"/>
+        </w:rPr>
+        <w:t>=</w:t>
+      </w:r>
+      <w:r>
+        <w:rPr>
+          <w:rFonts w:ascii="Inconsolata" w:eastAsia="Times New Roman" w:hAnsi="Inconsolata" w:cs="Courier New"/>
+          <w:color w:val="98C379"/>
+          <w:sz w:val="21"/>
+          <w:szCs w:val="21"/>
+          <w:bdr w:val="none" w:sz="0" w:space="0" w:color="auto" w:frame="1"/>
+          <w:shd w:val="clear" w:color="auto" w:fill="383B40"/>
+        </w:rPr>
+        <w:t>"video/mp4"</w:t>
       </w:r>
       <w:r>
         <w:rPr>
@@ -10230,786 +10275,6 @@
           <w:shd w:val="clear" w:color="auto" w:fill="383B40"/>
         </w:rPr>
         <w:t>&gt;</w:t>
-      </w:r>
-    </w:p>
-    <w:p>
-      <w:pPr>
-        <w:rPr>
-          <w:sz w:val="24"/>
-          <w:szCs w:val="24"/>
-        </w:rPr>
-      </w:pPr>
-      <w:r>
-        <w:rPr>
-          <w:sz w:val="24"/>
-          <w:szCs w:val="24"/>
-        </w:rPr>
-        <w:t>We use the video tag, give it width and height. Source takes the path to the video we are displaying and type shows us the type of the video we are using.</w:t>
-      </w:r>
-    </w:p>
-    <w:p>
-      <w:pPr>
-        <w:rPr>
-          <w:sz w:val="24"/>
-          <w:szCs w:val="24"/>
-        </w:rPr>
-      </w:pPr>
-      <w:r>
-        <w:rPr>
-          <w:sz w:val="24"/>
-          <w:szCs w:val="24"/>
-        </w:rPr>
-        <w:t>We can write attribute autoplay to the video head ahead of controls to make the video play as soon as it ends. Controls are there to allow us to control the video such as play, rewind, back, forward etc.</w:t>
-      </w:r>
-      <w:r>
-        <w:rPr>
-          <w:sz w:val="24"/>
-          <w:szCs w:val="24"/>
-        </w:rPr>
-        <w:t xml:space="preserve"> If we add loop before controls, the video will play on loop. If we add muted before controls, the video starts with 0 volume.</w:t>
-      </w:r>
-    </w:p>
-    <w:p>
-      <w:pPr>
-        <w:rPr>
-          <w:sz w:val="24"/>
-          <w:szCs w:val="24"/>
-        </w:rPr>
-      </w:pPr>
-      <w:r>
-        <w:rPr>
-          <w:sz w:val="24"/>
-          <w:szCs w:val="24"/>
-        </w:rPr>
-        <w:t>If we add a poster and assign it a image, that image will be shown when the video is not playing or when it is downloading.</w:t>
-      </w:r>
-    </w:p>
-    <w:p>
-      <w:pPr>
-        <w:pStyle w:val="Heading2"/>
-        <w:shd w:val="clear" w:color="auto" w:fill="F9FAFC"/>
-        <w:spacing w:before="0" w:after="180" w:line="630" w:lineRule="atLeast"/>
-        <w:rPr>
-          <w:rFonts w:ascii="Arial" w:hAnsi="Arial" w:cs="Arial"/>
-          <w:color w:val="25265E"/>
-          <w:sz w:val="24"/>
-          <w:szCs w:val="24"/>
-        </w:rPr>
-      </w:pPr>
-      <w:r>
-        <w:rPr>
-          <w:rFonts w:ascii="Arial" w:hAnsi="Arial" w:cs="Arial"/>
-          <w:color w:val="25265E"/>
-          <w:sz w:val="24"/>
-          <w:szCs w:val="24"/>
-        </w:rPr>
-        <w:t>preload</w:t>
-      </w:r>
-    </w:p>
-    <w:p>
-      <w:pPr>
-        <w:pStyle w:val="NormalWeb"/>
-        <w:shd w:val="clear" w:color="auto" w:fill="F9FAFC"/>
-        <w:spacing w:before="0" w:beforeAutospacing="0" w:after="0" w:afterAutospacing="0" w:line="450" w:lineRule="atLeast"/>
-        <w:rPr>
-          <w:rFonts w:ascii="Arial" w:hAnsi="Arial" w:cs="Arial"/>
-        </w:rPr>
-      </w:pPr>
-      <w:r>
-        <w:rPr>
-          <w:rFonts w:ascii="Arial" w:hAnsi="Arial" w:cs="Arial"/>
-        </w:rPr>
-        <w:t>The </w:t>
-      </w:r>
-      <w:r>
-        <w:rPr>
-          <w:rStyle w:val="HTMLCode"/>
-          <w:rFonts w:ascii="Inconsolata" w:hAnsi="Inconsolata"/>
-          <w:sz w:val="24"/>
-          <w:szCs w:val="24"/>
-          <w:bdr w:val="single" w:sz="6" w:space="0" w:color="D3DCE6" w:frame="1"/>
-        </w:rPr>
-        <w:t>preload</w:t>
-      </w:r>
-      <w:r>
-        <w:rPr>
-          <w:rFonts w:ascii="Arial" w:hAnsi="Arial" w:cs="Arial"/>
-        </w:rPr>
-        <w:t> attribute specifies how the video file should be loaded after the page loads for a better user experience. It may have one of the following values:</w:t>
-      </w:r>
-    </w:p>
-    <w:p>
-      <w:pPr>
-        <w:pStyle w:val="NormalWeb"/>
-        <w:shd w:val="clear" w:color="auto" w:fill="F9FAFC"/>
-        <w:spacing w:before="0" w:beforeAutospacing="0" w:after="0" w:afterAutospacing="0" w:line="450" w:lineRule="atLeast"/>
-        <w:rPr>
-          <w:rFonts w:ascii="Arial" w:hAnsi="Arial" w:cs="Arial"/>
-        </w:rPr>
-      </w:pPr>
-      <w:r>
-        <w:rPr>
-          <w:rFonts w:ascii="Arial" w:hAnsi="Arial" w:cs="Arial"/>
-        </w:rPr>
-        <w:lastRenderedPageBreak/>
-        <w:t>1. </w:t>
-      </w:r>
-      <w:r>
-        <w:rPr>
-          <w:rStyle w:val="HTMLCode"/>
-          <w:rFonts w:ascii="Inconsolata" w:hAnsi="Inconsolata"/>
-          <w:sz w:val="24"/>
-          <w:szCs w:val="24"/>
-          <w:bdr w:val="single" w:sz="6" w:space="0" w:color="D3DCE6" w:frame="1"/>
-        </w:rPr>
-        <w:t>none</w:t>
-      </w:r>
-      <w:r>
-        <w:rPr>
-          <w:rFonts w:ascii="Arial" w:hAnsi="Arial" w:cs="Arial"/>
-        </w:rPr>
-        <w:t>: Indicates that the video should not be preloaded. For example,</w:t>
-      </w:r>
-    </w:p>
-    <w:p>
-      <w:pPr>
-        <w:pStyle w:val="HTMLPreformatted"/>
-        <w:pBdr>
-          <w:top w:val="single" w:sz="6" w:space="12" w:color="D3DCE6"/>
-          <w:left w:val="single" w:sz="6" w:space="12" w:color="D3DCE6"/>
-          <w:bottom w:val="single" w:sz="6" w:space="12" w:color="D3DCE6"/>
-          <w:right w:val="single" w:sz="6" w:space="12" w:color="D3DCE6"/>
-        </w:pBdr>
-        <w:shd w:val="clear" w:color="auto" w:fill="383B40"/>
-        <w:spacing w:line="300" w:lineRule="atLeast"/>
-        <w:rPr>
-          <w:rFonts w:ascii="Inconsolata" w:hAnsi="Inconsolata" w:cs="Courier New"/>
-          <w:color w:val="D5D5D5"/>
-          <w:sz w:val="24"/>
-          <w:szCs w:val="24"/>
-        </w:rPr>
-      </w:pPr>
-      <w:r>
-        <w:rPr>
-          <w:rStyle w:val="hljs-tag"/>
-          <w:rFonts w:ascii="Inconsolata" w:hAnsi="Inconsolata"/>
-          <w:color w:val="D3D3D3"/>
-          <w:sz w:val="24"/>
-          <w:szCs w:val="24"/>
-          <w:bdr w:val="none" w:sz="0" w:space="0" w:color="auto" w:frame="1"/>
-          <w:shd w:val="clear" w:color="auto" w:fill="383B40"/>
-        </w:rPr>
-        <w:t>&lt;</w:t>
-      </w:r>
-      <w:r>
-        <w:rPr>
-          <w:rStyle w:val="hljs-name"/>
-          <w:rFonts w:ascii="Inconsolata" w:hAnsi="Inconsolata"/>
-          <w:color w:val="E06C75"/>
-          <w:sz w:val="24"/>
-          <w:szCs w:val="24"/>
-          <w:bdr w:val="none" w:sz="0" w:space="0" w:color="auto" w:frame="1"/>
-          <w:shd w:val="clear" w:color="auto" w:fill="383B40"/>
-        </w:rPr>
-        <w:t>video</w:t>
-      </w:r>
-      <w:r>
-        <w:rPr>
-          <w:rStyle w:val="hljs-tag"/>
-          <w:rFonts w:ascii="Inconsolata" w:hAnsi="Inconsolata"/>
-          <w:color w:val="D3D3D3"/>
-          <w:sz w:val="24"/>
-          <w:szCs w:val="24"/>
-          <w:bdr w:val="none" w:sz="0" w:space="0" w:color="auto" w:frame="1"/>
-          <w:shd w:val="clear" w:color="auto" w:fill="383B40"/>
-        </w:rPr>
-        <w:t xml:space="preserve"> </w:t>
-      </w:r>
-      <w:r>
-        <w:rPr>
-          <w:rStyle w:val="hljs-attr"/>
-          <w:rFonts w:ascii="Inconsolata" w:hAnsi="Inconsolata"/>
-          <w:color w:val="D19A66"/>
-          <w:sz w:val="24"/>
-          <w:szCs w:val="24"/>
-          <w:bdr w:val="none" w:sz="0" w:space="0" w:color="auto" w:frame="1"/>
-          <w:shd w:val="clear" w:color="auto" w:fill="383B40"/>
-        </w:rPr>
-        <w:t>preload</w:t>
-      </w:r>
-      <w:r>
-        <w:rPr>
-          <w:rStyle w:val="hljs-tag"/>
-          <w:rFonts w:ascii="Inconsolata" w:hAnsi="Inconsolata"/>
-          <w:color w:val="D3D3D3"/>
-          <w:sz w:val="24"/>
-          <w:szCs w:val="24"/>
-          <w:bdr w:val="none" w:sz="0" w:space="0" w:color="auto" w:frame="1"/>
-          <w:shd w:val="clear" w:color="auto" w:fill="383B40"/>
-        </w:rPr>
-        <w:t>=</w:t>
-      </w:r>
-      <w:r>
-        <w:rPr>
-          <w:rStyle w:val="hljs-string"/>
-          <w:rFonts w:ascii="Inconsolata" w:hAnsi="Inconsolata"/>
-          <w:color w:val="98C379"/>
-          <w:sz w:val="24"/>
-          <w:szCs w:val="24"/>
-          <w:bdr w:val="none" w:sz="0" w:space="0" w:color="auto" w:frame="1"/>
-          <w:shd w:val="clear" w:color="auto" w:fill="383B40"/>
-        </w:rPr>
-        <w:t>"none"</w:t>
-      </w:r>
-      <w:r>
-        <w:rPr>
-          <w:rStyle w:val="hljs-tag"/>
-          <w:rFonts w:ascii="Inconsolata" w:hAnsi="Inconsolata"/>
-          <w:color w:val="D3D3D3"/>
-          <w:sz w:val="24"/>
-          <w:szCs w:val="24"/>
-          <w:bdr w:val="none" w:sz="0" w:space="0" w:color="auto" w:frame="1"/>
-          <w:shd w:val="clear" w:color="auto" w:fill="383B40"/>
-        </w:rPr>
-        <w:t xml:space="preserve"> </w:t>
-      </w:r>
-      <w:r>
-        <w:rPr>
-          <w:rStyle w:val="hljs-attr"/>
-          <w:rFonts w:ascii="Inconsolata" w:hAnsi="Inconsolata"/>
-          <w:color w:val="D19A66"/>
-          <w:sz w:val="24"/>
-          <w:szCs w:val="24"/>
-          <w:bdr w:val="none" w:sz="0" w:space="0" w:color="auto" w:frame="1"/>
-          <w:shd w:val="clear" w:color="auto" w:fill="383B40"/>
-        </w:rPr>
-        <w:t>src</w:t>
-      </w:r>
-      <w:r>
-        <w:rPr>
-          <w:rStyle w:val="hljs-tag"/>
-          <w:rFonts w:ascii="Inconsolata" w:hAnsi="Inconsolata"/>
-          <w:color w:val="D3D3D3"/>
-          <w:sz w:val="24"/>
-          <w:szCs w:val="24"/>
-          <w:bdr w:val="none" w:sz="0" w:space="0" w:color="auto" w:frame="1"/>
-          <w:shd w:val="clear" w:color="auto" w:fill="383B40"/>
-        </w:rPr>
-        <w:t>=</w:t>
-      </w:r>
-      <w:r>
-        <w:rPr>
-          <w:rStyle w:val="hljs-string"/>
-          <w:rFonts w:ascii="Inconsolata" w:hAnsi="Inconsolata"/>
-          <w:color w:val="98C379"/>
-          <w:sz w:val="24"/>
-          <w:szCs w:val="24"/>
-          <w:bdr w:val="none" w:sz="0" w:space="0" w:color="auto" w:frame="1"/>
-          <w:shd w:val="clear" w:color="auto" w:fill="383B40"/>
-        </w:rPr>
-        <w:t>"/videos/sample.mp4"</w:t>
-      </w:r>
-      <w:r>
-        <w:rPr>
-          <w:rStyle w:val="hljs-tag"/>
-          <w:rFonts w:ascii="Inconsolata" w:hAnsi="Inconsolata"/>
-          <w:color w:val="D3D3D3"/>
-          <w:sz w:val="24"/>
-          <w:szCs w:val="24"/>
-          <w:bdr w:val="none" w:sz="0" w:space="0" w:color="auto" w:frame="1"/>
-          <w:shd w:val="clear" w:color="auto" w:fill="383B40"/>
-        </w:rPr>
-        <w:t>&gt;&lt;/</w:t>
-      </w:r>
-      <w:r>
-        <w:rPr>
-          <w:rStyle w:val="hljs-name"/>
-          <w:rFonts w:ascii="Inconsolata" w:hAnsi="Inconsolata"/>
-          <w:color w:val="E06C75"/>
-          <w:sz w:val="24"/>
-          <w:szCs w:val="24"/>
-          <w:bdr w:val="none" w:sz="0" w:space="0" w:color="auto" w:frame="1"/>
-          <w:shd w:val="clear" w:color="auto" w:fill="383B40"/>
-        </w:rPr>
-        <w:t>video</w:t>
-      </w:r>
-      <w:r>
-        <w:rPr>
-          <w:rStyle w:val="hljs-tag"/>
-          <w:rFonts w:ascii="Inconsolata" w:hAnsi="Inconsolata"/>
-          <w:color w:val="D3D3D3"/>
-          <w:sz w:val="24"/>
-          <w:szCs w:val="24"/>
-          <w:bdr w:val="none" w:sz="0" w:space="0" w:color="auto" w:frame="1"/>
-          <w:shd w:val="clear" w:color="auto" w:fill="383B40"/>
-        </w:rPr>
-        <w:t>&gt;</w:t>
-      </w:r>
-    </w:p>
-    <w:p>
-      <w:pPr>
-        <w:pStyle w:val="NormalWeb"/>
-        <w:shd w:val="clear" w:color="auto" w:fill="F9FAFC"/>
-        <w:spacing w:before="0" w:beforeAutospacing="0" w:after="0" w:afterAutospacing="0" w:line="450" w:lineRule="atLeast"/>
-        <w:rPr>
-          <w:rFonts w:ascii="Arial" w:hAnsi="Arial" w:cs="Arial"/>
-        </w:rPr>
-      </w:pPr>
-      <w:r>
-        <w:rPr>
-          <w:rFonts w:ascii="Arial" w:hAnsi="Arial" w:cs="Arial"/>
-        </w:rPr>
-        <w:t>2. </w:t>
-      </w:r>
-      <w:r>
-        <w:rPr>
-          <w:rStyle w:val="HTMLCode"/>
-          <w:rFonts w:ascii="Inconsolata" w:hAnsi="Inconsolata"/>
-          <w:sz w:val="24"/>
-          <w:szCs w:val="24"/>
-          <w:bdr w:val="single" w:sz="6" w:space="0" w:color="D3DCE6" w:frame="1"/>
-        </w:rPr>
-        <w:t>metadata</w:t>
-      </w:r>
-      <w:r>
-        <w:rPr>
-          <w:rFonts w:ascii="Arial" w:hAnsi="Arial" w:cs="Arial"/>
-        </w:rPr>
-        <w:t>: Indicates that only video metadata is fetched. For example,</w:t>
-      </w:r>
-    </w:p>
-    <w:p>
-      <w:pPr>
-        <w:pStyle w:val="HTMLPreformatted"/>
-        <w:pBdr>
-          <w:top w:val="single" w:sz="6" w:space="12" w:color="D3DCE6"/>
-          <w:left w:val="single" w:sz="6" w:space="12" w:color="D3DCE6"/>
-          <w:bottom w:val="single" w:sz="6" w:space="12" w:color="D3DCE6"/>
-          <w:right w:val="single" w:sz="6" w:space="12" w:color="D3DCE6"/>
-        </w:pBdr>
-        <w:shd w:val="clear" w:color="auto" w:fill="383B40"/>
-        <w:spacing w:line="300" w:lineRule="atLeast"/>
-        <w:rPr>
-          <w:rFonts w:ascii="Inconsolata" w:hAnsi="Inconsolata" w:cs="Courier New"/>
-          <w:color w:val="D5D5D5"/>
-          <w:sz w:val="24"/>
-          <w:szCs w:val="24"/>
-        </w:rPr>
-      </w:pPr>
-      <w:r>
-        <w:rPr>
-          <w:rStyle w:val="hljs-tag"/>
-          <w:rFonts w:ascii="Inconsolata" w:hAnsi="Inconsolata"/>
-          <w:color w:val="D3D3D3"/>
-          <w:sz w:val="24"/>
-          <w:szCs w:val="24"/>
-          <w:bdr w:val="none" w:sz="0" w:space="0" w:color="auto" w:frame="1"/>
-          <w:shd w:val="clear" w:color="auto" w:fill="383B40"/>
-        </w:rPr>
-        <w:t>&lt;</w:t>
-      </w:r>
-      <w:r>
-        <w:rPr>
-          <w:rStyle w:val="hljs-name"/>
-          <w:rFonts w:ascii="Inconsolata" w:hAnsi="Inconsolata"/>
-          <w:color w:val="E06C75"/>
-          <w:sz w:val="24"/>
-          <w:szCs w:val="24"/>
-          <w:bdr w:val="none" w:sz="0" w:space="0" w:color="auto" w:frame="1"/>
-          <w:shd w:val="clear" w:color="auto" w:fill="383B40"/>
-        </w:rPr>
-        <w:t>video</w:t>
-      </w:r>
-      <w:r>
-        <w:rPr>
-          <w:rStyle w:val="hljs-tag"/>
-          <w:rFonts w:ascii="Inconsolata" w:hAnsi="Inconsolata"/>
-          <w:color w:val="D3D3D3"/>
-          <w:sz w:val="24"/>
-          <w:szCs w:val="24"/>
-          <w:bdr w:val="none" w:sz="0" w:space="0" w:color="auto" w:frame="1"/>
-          <w:shd w:val="clear" w:color="auto" w:fill="383B40"/>
-        </w:rPr>
-        <w:t xml:space="preserve"> </w:t>
-      </w:r>
-      <w:r>
-        <w:rPr>
-          <w:rStyle w:val="hljs-attr"/>
-          <w:rFonts w:ascii="Inconsolata" w:hAnsi="Inconsolata"/>
-          <w:color w:val="D19A66"/>
-          <w:sz w:val="24"/>
-          <w:szCs w:val="24"/>
-          <w:bdr w:val="none" w:sz="0" w:space="0" w:color="auto" w:frame="1"/>
-          <w:shd w:val="clear" w:color="auto" w:fill="383B40"/>
-        </w:rPr>
-        <w:t>preload</w:t>
-      </w:r>
-      <w:r>
-        <w:rPr>
-          <w:rStyle w:val="hljs-tag"/>
-          <w:rFonts w:ascii="Inconsolata" w:hAnsi="Inconsolata"/>
-          <w:color w:val="D3D3D3"/>
-          <w:sz w:val="24"/>
-          <w:szCs w:val="24"/>
-          <w:bdr w:val="none" w:sz="0" w:space="0" w:color="auto" w:frame="1"/>
-          <w:shd w:val="clear" w:color="auto" w:fill="383B40"/>
-        </w:rPr>
-        <w:t>=</w:t>
-      </w:r>
-      <w:r>
-        <w:rPr>
-          <w:rStyle w:val="hljs-string"/>
-          <w:rFonts w:ascii="Inconsolata" w:hAnsi="Inconsolata"/>
-          <w:color w:val="98C379"/>
-          <w:sz w:val="24"/>
-          <w:szCs w:val="24"/>
-          <w:bdr w:val="none" w:sz="0" w:space="0" w:color="auto" w:frame="1"/>
-          <w:shd w:val="clear" w:color="auto" w:fill="383B40"/>
-        </w:rPr>
-        <w:t>"metadata"</w:t>
-      </w:r>
-      <w:r>
-        <w:rPr>
-          <w:rStyle w:val="hljs-tag"/>
-          <w:rFonts w:ascii="Inconsolata" w:hAnsi="Inconsolata"/>
-          <w:color w:val="D3D3D3"/>
-          <w:sz w:val="24"/>
-          <w:szCs w:val="24"/>
-          <w:bdr w:val="none" w:sz="0" w:space="0" w:color="auto" w:frame="1"/>
-          <w:shd w:val="clear" w:color="auto" w:fill="383B40"/>
-        </w:rPr>
-        <w:t xml:space="preserve"> </w:t>
-      </w:r>
-      <w:r>
-        <w:rPr>
-          <w:rStyle w:val="hljs-attr"/>
-          <w:rFonts w:ascii="Inconsolata" w:hAnsi="Inconsolata"/>
-          <w:color w:val="D19A66"/>
-          <w:sz w:val="24"/>
-          <w:szCs w:val="24"/>
-          <w:bdr w:val="none" w:sz="0" w:space="0" w:color="auto" w:frame="1"/>
-          <w:shd w:val="clear" w:color="auto" w:fill="383B40"/>
-        </w:rPr>
-        <w:t>src</w:t>
-      </w:r>
-      <w:r>
-        <w:rPr>
-          <w:rStyle w:val="hljs-tag"/>
-          <w:rFonts w:ascii="Inconsolata" w:hAnsi="Inconsolata"/>
-          <w:color w:val="D3D3D3"/>
-          <w:sz w:val="24"/>
-          <w:szCs w:val="24"/>
-          <w:bdr w:val="none" w:sz="0" w:space="0" w:color="auto" w:frame="1"/>
-          <w:shd w:val="clear" w:color="auto" w:fill="383B40"/>
-        </w:rPr>
-        <w:t>=</w:t>
-      </w:r>
-      <w:r>
-        <w:rPr>
-          <w:rStyle w:val="hljs-string"/>
-          <w:rFonts w:ascii="Inconsolata" w:hAnsi="Inconsolata"/>
-          <w:color w:val="98C379"/>
-          <w:sz w:val="24"/>
-          <w:szCs w:val="24"/>
-          <w:bdr w:val="none" w:sz="0" w:space="0" w:color="auto" w:frame="1"/>
-          <w:shd w:val="clear" w:color="auto" w:fill="383B40"/>
-        </w:rPr>
-        <w:t>"/videos/sample.mp4"</w:t>
-      </w:r>
-      <w:r>
-        <w:rPr>
-          <w:rStyle w:val="hljs-tag"/>
-          <w:rFonts w:ascii="Inconsolata" w:hAnsi="Inconsolata"/>
-          <w:color w:val="D3D3D3"/>
-          <w:sz w:val="24"/>
-          <w:szCs w:val="24"/>
-          <w:bdr w:val="none" w:sz="0" w:space="0" w:color="auto" w:frame="1"/>
-          <w:shd w:val="clear" w:color="auto" w:fill="383B40"/>
-        </w:rPr>
-        <w:t>&gt;&lt;/</w:t>
-      </w:r>
-      <w:r>
-        <w:rPr>
-          <w:rStyle w:val="hljs-name"/>
-          <w:rFonts w:ascii="Inconsolata" w:hAnsi="Inconsolata"/>
-          <w:color w:val="E06C75"/>
-          <w:sz w:val="24"/>
-          <w:szCs w:val="24"/>
-          <w:bdr w:val="none" w:sz="0" w:space="0" w:color="auto" w:frame="1"/>
-          <w:shd w:val="clear" w:color="auto" w:fill="383B40"/>
-        </w:rPr>
-        <w:t>video</w:t>
-      </w:r>
-      <w:r>
-        <w:rPr>
-          <w:rStyle w:val="hljs-tag"/>
-          <w:rFonts w:ascii="Inconsolata" w:hAnsi="Inconsolata"/>
-          <w:color w:val="D3D3D3"/>
-          <w:sz w:val="24"/>
-          <w:szCs w:val="24"/>
-          <w:bdr w:val="none" w:sz="0" w:space="0" w:color="auto" w:frame="1"/>
-          <w:shd w:val="clear" w:color="auto" w:fill="383B40"/>
-        </w:rPr>
-        <w:t>&gt;</w:t>
-      </w:r>
-    </w:p>
-    <w:p>
-      <w:pPr>
-        <w:pStyle w:val="NormalWeb"/>
-        <w:shd w:val="clear" w:color="auto" w:fill="F9FAFC"/>
-        <w:spacing w:before="0" w:beforeAutospacing="0" w:after="0" w:afterAutospacing="0" w:line="450" w:lineRule="atLeast"/>
-        <w:rPr>
-          <w:rFonts w:ascii="Arial" w:hAnsi="Arial" w:cs="Arial"/>
-        </w:rPr>
-      </w:pPr>
-      <w:r>
-        <w:rPr>
-          <w:rFonts w:ascii="Arial" w:hAnsi="Arial" w:cs="Arial"/>
-        </w:rPr>
-        <w:t>3. </w:t>
-      </w:r>
-      <w:r>
-        <w:rPr>
-          <w:rStyle w:val="HTMLCode"/>
-          <w:rFonts w:ascii="Inconsolata" w:hAnsi="Inconsolata"/>
-          <w:sz w:val="24"/>
-          <w:szCs w:val="24"/>
-          <w:bdr w:val="single" w:sz="6" w:space="0" w:color="D3DCE6" w:frame="1"/>
-        </w:rPr>
-        <w:t>auto</w:t>
-      </w:r>
-      <w:r>
-        <w:rPr>
-          <w:rFonts w:ascii="Arial" w:hAnsi="Arial" w:cs="Arial"/>
-        </w:rPr>
-        <w:t>: Indicates that the entire video file will be loaded when the page loads. For example,</w:t>
-      </w:r>
-    </w:p>
-    <w:p>
-      <w:pPr>
-        <w:pStyle w:val="HTMLPreformatted"/>
-        <w:pBdr>
-          <w:top w:val="single" w:sz="6" w:space="12" w:color="D3DCE6"/>
-          <w:left w:val="single" w:sz="6" w:space="12" w:color="D3DCE6"/>
-          <w:bottom w:val="single" w:sz="6" w:space="12" w:color="D3DCE6"/>
-          <w:right w:val="single" w:sz="6" w:space="12" w:color="D3DCE6"/>
-        </w:pBdr>
-        <w:shd w:val="clear" w:color="auto" w:fill="383B40"/>
-        <w:spacing w:line="300" w:lineRule="atLeast"/>
-        <w:rPr>
-          <w:rFonts w:ascii="Inconsolata" w:hAnsi="Inconsolata" w:cs="Courier New"/>
-          <w:color w:val="D5D5D5"/>
-          <w:sz w:val="24"/>
-          <w:szCs w:val="24"/>
-        </w:rPr>
-      </w:pPr>
-      <w:r>
-        <w:rPr>
-          <w:rStyle w:val="hljs-tag"/>
-          <w:rFonts w:ascii="Inconsolata" w:hAnsi="Inconsolata"/>
-          <w:color w:val="D3D3D3"/>
-          <w:sz w:val="24"/>
-          <w:szCs w:val="24"/>
-          <w:bdr w:val="none" w:sz="0" w:space="0" w:color="auto" w:frame="1"/>
-          <w:shd w:val="clear" w:color="auto" w:fill="383B40"/>
-        </w:rPr>
-        <w:t>&lt;</w:t>
-      </w:r>
-      <w:r>
-        <w:rPr>
-          <w:rStyle w:val="hljs-name"/>
-          <w:rFonts w:ascii="Inconsolata" w:hAnsi="Inconsolata"/>
-          <w:color w:val="E06C75"/>
-          <w:sz w:val="24"/>
-          <w:szCs w:val="24"/>
-          <w:bdr w:val="none" w:sz="0" w:space="0" w:color="auto" w:frame="1"/>
-          <w:shd w:val="clear" w:color="auto" w:fill="383B40"/>
-        </w:rPr>
-        <w:t>video</w:t>
-      </w:r>
-      <w:r>
-        <w:rPr>
-          <w:rStyle w:val="hljs-tag"/>
-          <w:rFonts w:ascii="Inconsolata" w:hAnsi="Inconsolata"/>
-          <w:color w:val="D3D3D3"/>
-          <w:sz w:val="24"/>
-          <w:szCs w:val="24"/>
-          <w:bdr w:val="none" w:sz="0" w:space="0" w:color="auto" w:frame="1"/>
-          <w:shd w:val="clear" w:color="auto" w:fill="383B40"/>
-        </w:rPr>
-        <w:t xml:space="preserve"> </w:t>
-      </w:r>
-      <w:r>
-        <w:rPr>
-          <w:rStyle w:val="hljs-attr"/>
-          <w:rFonts w:ascii="Inconsolata" w:hAnsi="Inconsolata"/>
-          <w:color w:val="D19A66"/>
-          <w:sz w:val="24"/>
-          <w:szCs w:val="24"/>
-          <w:bdr w:val="none" w:sz="0" w:space="0" w:color="auto" w:frame="1"/>
-          <w:shd w:val="clear" w:color="auto" w:fill="383B40"/>
-        </w:rPr>
-        <w:t>preload</w:t>
-      </w:r>
-      <w:r>
-        <w:rPr>
-          <w:rStyle w:val="hljs-tag"/>
-          <w:rFonts w:ascii="Inconsolata" w:hAnsi="Inconsolata"/>
-          <w:color w:val="D3D3D3"/>
-          <w:sz w:val="24"/>
-          <w:szCs w:val="24"/>
-          <w:bdr w:val="none" w:sz="0" w:space="0" w:color="auto" w:frame="1"/>
-          <w:shd w:val="clear" w:color="auto" w:fill="383B40"/>
-        </w:rPr>
-        <w:t>=</w:t>
-      </w:r>
-      <w:r>
-        <w:rPr>
-          <w:rStyle w:val="hljs-string"/>
-          <w:rFonts w:ascii="Inconsolata" w:hAnsi="Inconsolata"/>
-          <w:color w:val="98C379"/>
-          <w:sz w:val="24"/>
-          <w:szCs w:val="24"/>
-          <w:bdr w:val="none" w:sz="0" w:space="0" w:color="auto" w:frame="1"/>
-          <w:shd w:val="clear" w:color="auto" w:fill="383B40"/>
-        </w:rPr>
-        <w:t>"auto"</w:t>
-      </w:r>
-      <w:r>
-        <w:rPr>
-          <w:rStyle w:val="hljs-tag"/>
-          <w:rFonts w:ascii="Inconsolata" w:hAnsi="Inconsolata"/>
-          <w:color w:val="D3D3D3"/>
-          <w:sz w:val="24"/>
-          <w:szCs w:val="24"/>
-          <w:bdr w:val="none" w:sz="0" w:space="0" w:color="auto" w:frame="1"/>
-          <w:shd w:val="clear" w:color="auto" w:fill="383B40"/>
-        </w:rPr>
-        <w:t xml:space="preserve"> </w:t>
-      </w:r>
-      <w:r>
-        <w:rPr>
-          <w:rStyle w:val="hljs-attr"/>
-          <w:rFonts w:ascii="Inconsolata" w:hAnsi="Inconsolata"/>
-          <w:color w:val="D19A66"/>
-          <w:sz w:val="24"/>
-          <w:szCs w:val="24"/>
-          <w:bdr w:val="none" w:sz="0" w:space="0" w:color="auto" w:frame="1"/>
-          <w:shd w:val="clear" w:color="auto" w:fill="383B40"/>
-        </w:rPr>
-        <w:t>src</w:t>
-      </w:r>
-      <w:r>
-        <w:rPr>
-          <w:rStyle w:val="hljs-tag"/>
-          <w:rFonts w:ascii="Inconsolata" w:hAnsi="Inconsolata"/>
-          <w:color w:val="D3D3D3"/>
-          <w:sz w:val="24"/>
-          <w:szCs w:val="24"/>
-          <w:bdr w:val="none" w:sz="0" w:space="0" w:color="auto" w:frame="1"/>
-          <w:shd w:val="clear" w:color="auto" w:fill="383B40"/>
-        </w:rPr>
-        <w:t>=</w:t>
-      </w:r>
-      <w:r>
-        <w:rPr>
-          <w:rStyle w:val="hljs-string"/>
-          <w:rFonts w:ascii="Inconsolata" w:hAnsi="Inconsolata"/>
-          <w:color w:val="98C379"/>
-          <w:sz w:val="24"/>
-          <w:szCs w:val="24"/>
-          <w:bdr w:val="none" w:sz="0" w:space="0" w:color="auto" w:frame="1"/>
-          <w:shd w:val="clear" w:color="auto" w:fill="383B40"/>
-        </w:rPr>
-        <w:t>"/videos/sample.mp4"</w:t>
-      </w:r>
-      <w:r>
-        <w:rPr>
-          <w:rStyle w:val="hljs-tag"/>
-          <w:rFonts w:ascii="Inconsolata" w:hAnsi="Inconsolata"/>
-          <w:color w:val="D3D3D3"/>
-          <w:sz w:val="24"/>
-          <w:szCs w:val="24"/>
-          <w:bdr w:val="none" w:sz="0" w:space="0" w:color="auto" w:frame="1"/>
-          <w:shd w:val="clear" w:color="auto" w:fill="383B40"/>
-        </w:rPr>
-        <w:t>&gt;&lt;/</w:t>
-      </w:r>
-      <w:r>
-        <w:rPr>
-          <w:rStyle w:val="hljs-name"/>
-          <w:rFonts w:ascii="Inconsolata" w:hAnsi="Inconsolata"/>
-          <w:color w:val="E06C75"/>
-          <w:sz w:val="24"/>
-          <w:szCs w:val="24"/>
-          <w:bdr w:val="none" w:sz="0" w:space="0" w:color="auto" w:frame="1"/>
-          <w:shd w:val="clear" w:color="auto" w:fill="383B40"/>
-        </w:rPr>
-        <w:t>video</w:t>
-      </w:r>
-      <w:r>
-        <w:rPr>
-          <w:rStyle w:val="hljs-tag"/>
-          <w:rFonts w:ascii="Inconsolata" w:hAnsi="Inconsolata"/>
-          <w:color w:val="D3D3D3"/>
-          <w:sz w:val="24"/>
-          <w:szCs w:val="24"/>
-          <w:bdr w:val="none" w:sz="0" w:space="0" w:color="auto" w:frame="1"/>
-          <w:shd w:val="clear" w:color="auto" w:fill="383B40"/>
-        </w:rPr>
-        <w:t>&gt;</w:t>
-      </w:r>
-    </w:p>
-    <w:p>
-      <w:pPr>
-        <w:rPr>
-          <w:sz w:val="24"/>
-          <w:szCs w:val="24"/>
-        </w:rPr>
-      </w:pPr>
-    </w:p>
-    <w:p>
-      <w:pPr>
-        <w:rPr>
-          <w:sz w:val="24"/>
-          <w:szCs w:val="24"/>
-        </w:rPr>
-      </w:pPr>
-      <w:r>
-        <w:rPr>
-          <w:sz w:val="24"/>
-          <w:szCs w:val="24"/>
-        </w:rPr>
-        <w:t>-HTML NBSP:</w:t>
-      </w:r>
-    </w:p>
-    <w:p>
-      <w:pPr>
-        <w:rPr>
-          <w:sz w:val="24"/>
-          <w:szCs w:val="24"/>
-        </w:rPr>
-      </w:pPr>
-      <w:r>
-        <w:rPr>
-          <w:sz w:val="24"/>
-          <w:szCs w:val="24"/>
-        </w:rPr>
-        <w:t xml:space="preserve">Is a html special entity, named Non-Breaking-Space. It </w:t>
-      </w:r>
-      <w:r>
-        <w:rPr>
-          <w:sz w:val="24"/>
-          <w:szCs w:val="24"/>
-        </w:rPr>
-        <w:t>ensures</w:t>
-      </w:r>
-      <w:r>
-        <w:rPr>
-          <w:sz w:val="24"/>
-          <w:szCs w:val="24"/>
-        </w:rPr>
-        <w:t xml:space="preserve"> that the two words are on the same line. </w:t>
       </w:r>
     </w:p>
     <w:p>
@@ -11056,202 +10321,29 @@
           <w:bdr w:val="none" w:sz="0" w:space="0" w:color="auto" w:frame="1"/>
           <w:shd w:val="clear" w:color="auto" w:fill="383B40"/>
         </w:rPr>
-        <w:t>The World population as of 2022 has reached 7.837</w:t>
-      </w:r>
-      <w:r>
-        <w:rPr>
-          <w:rFonts w:ascii="Inconsolata" w:eastAsia="Times New Roman" w:hAnsi="Inconsolata" w:cs="Courier New"/>
-          <w:color w:val="61AEEE"/>
-          <w:sz w:val="21"/>
-          <w:szCs w:val="21"/>
-          <w:bdr w:val="none" w:sz="0" w:space="0" w:color="auto" w:frame="1"/>
-          <w:shd w:val="clear" w:color="auto" w:fill="383B40"/>
-        </w:rPr>
-        <w:t>&amp;nbsp;</w:t>
-      </w:r>
-      <w:r>
-        <w:rPr>
-          <w:rFonts w:ascii="Inconsolata" w:eastAsia="Times New Roman" w:hAnsi="Inconsolata" w:cs="Courier New"/>
-          <w:color w:val="D3D3D3"/>
-          <w:sz w:val="21"/>
-          <w:szCs w:val="21"/>
-          <w:bdr w:val="none" w:sz="0" w:space="0" w:color="auto" w:frame="1"/>
-          <w:shd w:val="clear" w:color="auto" w:fill="383B40"/>
-        </w:rPr>
-        <w:t>billion.</w:t>
-      </w:r>
-    </w:p>
-    <w:p>
-      <w:pPr>
-        <w:rPr>
-          <w:sz w:val="24"/>
-          <w:szCs w:val="24"/>
-        </w:rPr>
-      </w:pPr>
-      <w:r>
-        <w:rPr>
-          <w:sz w:val="24"/>
-          <w:szCs w:val="24"/>
-        </w:rPr>
-        <w:t xml:space="preserve">Will prevent the 7.837 and billion from appearing on different lines. </w:t>
-      </w:r>
-    </w:p>
-    <w:p>
-      <w:pPr>
-        <w:rPr>
-          <w:sz w:val="24"/>
-          <w:szCs w:val="24"/>
-        </w:rPr>
-      </w:pPr>
-      <w:r>
-        <w:rPr>
-          <w:sz w:val="24"/>
-          <w:szCs w:val="24"/>
-        </w:rPr>
-        <w:t>Another thing of use is that Browser considers many spaces together as one space, but many &amp;nbsp together do count as many spaces in a line.</w:t>
-      </w:r>
-    </w:p>
-    <w:p>
-      <w:pPr>
-        <w:rPr>
-          <w:sz w:val="24"/>
-          <w:szCs w:val="24"/>
-        </w:rPr>
-      </w:pPr>
-    </w:p>
-    <w:p>
-      <w:pPr>
-        <w:rPr>
-          <w:sz w:val="24"/>
-          <w:szCs w:val="24"/>
-        </w:rPr>
-      </w:pPr>
-      <w:r>
-        <w:rPr>
-          <w:sz w:val="24"/>
-          <w:szCs w:val="24"/>
-        </w:rPr>
-        <w:t>-SYMBOLS:</w:t>
-      </w:r>
-    </w:p>
-    <w:p>
-      <w:pPr>
-        <w:rPr>
-          <w:sz w:val="24"/>
-          <w:szCs w:val="24"/>
-        </w:rPr>
-      </w:pPr>
-      <w:r>
-        <w:rPr>
-          <w:sz w:val="24"/>
-          <w:szCs w:val="24"/>
-        </w:rPr>
-        <w:t>Some symbols are not present in our keyboard, we use their number to show them in text, the full table can be found online.</w:t>
-      </w:r>
-      <w:r>
-        <w:rPr>
-          <w:sz w:val="24"/>
-          <w:szCs w:val="24"/>
-        </w:rPr>
-        <w:t xml:space="preserve"> Same with the emojis. If we are going to copy emojis instead of using there code, we paste it inside span.</w:t>
-      </w:r>
-    </w:p>
-    <w:p>
-      <w:pPr>
-        <w:rPr>
-          <w:sz w:val="24"/>
-          <w:szCs w:val="24"/>
-        </w:rPr>
-      </w:pPr>
-    </w:p>
-    <w:p>
-      <w:pPr>
-        <w:rPr>
-          <w:sz w:val="24"/>
-          <w:szCs w:val="24"/>
-        </w:rPr>
-      </w:pPr>
-      <w:r>
-        <w:rPr>
-          <w:sz w:val="24"/>
-          <w:szCs w:val="24"/>
-        </w:rPr>
-        <w:t>-SEMANTIC:</w:t>
-      </w:r>
-    </w:p>
-    <w:p>
-      <w:pPr>
-        <w:rPr>
-          <w:sz w:val="24"/>
-          <w:szCs w:val="24"/>
-        </w:rPr>
-      </w:pPr>
-      <w:r>
-        <w:rPr>
-          <w:sz w:val="24"/>
-          <w:szCs w:val="24"/>
-        </w:rPr>
-        <w:t>Anything that defines something, like a &lt;p&gt; defines a paragraph is semantic, because they give meaning to the contents of the web page. Tags like span are not.</w:t>
-      </w:r>
-    </w:p>
-    <w:p>
-      <w:pPr>
-        <w:rPr>
-          <w:sz w:val="24"/>
-          <w:szCs w:val="24"/>
-        </w:rPr>
-      </w:pPr>
-      <w:r>
-        <w:rPr>
-          <w:sz w:val="24"/>
-          <w:szCs w:val="24"/>
-        </w:rPr>
-        <w:t>&lt;div&gt;&lt;/div&gt; can be used to group data together in groups, has not other purpose, but does make it easier to use CSS.</w:t>
-      </w:r>
-    </w:p>
-    <w:p>
-      <w:pPr>
-        <w:rPr>
-          <w:sz w:val="24"/>
-          <w:szCs w:val="24"/>
-        </w:rPr>
-      </w:pPr>
-      <w:r>
-        <w:rPr>
-          <w:sz w:val="24"/>
-          <w:szCs w:val="24"/>
-        </w:rPr>
-        <w:t>We use &lt;aside&gt;&lt;/aside&gt; to say that this content is not related to the main content of the program and is optional.</w:t>
-      </w:r>
-    </w:p>
-    <w:p>
-      <w:pPr>
-        <w:rPr>
-          <w:sz w:val="24"/>
-          <w:szCs w:val="24"/>
-        </w:rPr>
-      </w:pPr>
-      <w:r>
-        <w:rPr>
-          <w:sz w:val="24"/>
-          <w:szCs w:val="24"/>
-        </w:rPr>
-        <w:t>We use &lt;section&gt;&lt;/section&gt; to group together related content, makes It easy for us to organize complex documents.</w:t>
-      </w:r>
-    </w:p>
-    <w:p>
-      <w:pPr>
-        <w:rPr>
-          <w:sz w:val="24"/>
-          <w:szCs w:val="24"/>
-        </w:rPr>
-      </w:pPr>
-      <w:r>
-        <w:rPr>
-          <w:sz w:val="24"/>
-          <w:szCs w:val="24"/>
-        </w:rPr>
-        <w:t>We use &lt;footer&gt;&lt;/footer&gt; to display information at the end of a webpage, such as contact information, authors, copyrights etc.</w:t>
+        <w:t>&lt;/</w:t>
+      </w:r>
+      <w:r>
+        <w:rPr>
+          <w:rFonts w:ascii="Inconsolata" w:eastAsia="Times New Roman" w:hAnsi="Inconsolata" w:cs="Courier New"/>
+          <w:color w:val="E06C75"/>
+          <w:sz w:val="21"/>
+          <w:szCs w:val="21"/>
+          <w:bdr w:val="none" w:sz="0" w:space="0" w:color="auto" w:frame="1"/>
+          <w:shd w:val="clear" w:color="auto" w:fill="383B40"/>
+        </w:rPr>
+        <w:t>video</w:t>
+      </w:r>
+      <w:r>
+        <w:rPr>
+          <w:rFonts w:ascii="Inconsolata" w:eastAsia="Times New Roman" w:hAnsi="Inconsolata" w:cs="Courier New"/>
+          <w:color w:val="D3D3D3"/>
+          <w:sz w:val="21"/>
+          <w:szCs w:val="21"/>
+          <w:bdr w:val="none" w:sz="0" w:space="0" w:color="auto" w:frame="1"/>
+          <w:shd w:val="clear" w:color="auto" w:fill="383B40"/>
+        </w:rPr>
+        <w:t>&gt;</w:t>
       </w:r>
     </w:p>
     <w:p>
@@ -11267,95 +10359,785 @@
           <w:szCs w:val="24"/>
         </w:rPr>
         <w:lastRenderedPageBreak/>
-        <w:t>We use &lt;main&gt;&lt;/main&gt; to define that this contains the main content of the document.</w:t>
-      </w:r>
-      <w:r>
-        <w:rPr>
-          <w:sz w:val="24"/>
-          <w:szCs w:val="24"/>
-        </w:rPr>
-        <w:t xml:space="preserve"> This is inside body.</w:t>
-      </w:r>
-    </w:p>
-    <w:p>
-      <w:pPr>
-        <w:rPr>
-          <w:sz w:val="24"/>
-          <w:szCs w:val="24"/>
-        </w:rPr>
-      </w:pPr>
-      <w:r>
-        <w:rPr>
-          <w:sz w:val="24"/>
-          <w:szCs w:val="24"/>
-        </w:rPr>
-        <w:t>We use &lt;figure&gt; to show self-contained images, such as logo, illustrations. To add a caption to the image, use &lt;figcaption&gt;&lt;/figcaption&gt; under the image src line.</w:t>
-      </w:r>
-      <w:r>
-        <w:rPr>
-          <w:sz w:val="24"/>
-          <w:szCs w:val="24"/>
+        <w:t>We use the video tag, give it width and height. Source takes the path to the video we are displaying and type shows us the type of the video we are using.</w:t>
+      </w:r>
+    </w:p>
+    <w:p>
+      <w:pPr>
+        <w:rPr>
+          <w:sz w:val="24"/>
+          <w:szCs w:val="24"/>
+        </w:rPr>
+      </w:pPr>
+      <w:r>
+        <w:rPr>
+          <w:sz w:val="24"/>
+          <w:szCs w:val="24"/>
+        </w:rPr>
+        <w:t xml:space="preserve">We can write attribute </w:t>
+      </w:r>
+      <w:r>
+        <w:rPr>
+          <w:sz w:val="24"/>
+          <w:szCs w:val="24"/>
+        </w:rPr>
+        <w:t>auto play</w:t>
+      </w:r>
+      <w:r>
+        <w:rPr>
+          <w:sz w:val="24"/>
+          <w:szCs w:val="24"/>
+        </w:rPr>
+        <w:t xml:space="preserve"> to the video head ahead of controls to make the video play as soon as it ends. Controls are there to allow us to control the video such as play, rewind, back, forward etc.</w:t>
+      </w:r>
+      <w:r>
+        <w:rPr>
+          <w:sz w:val="24"/>
+          <w:szCs w:val="24"/>
+        </w:rPr>
+        <w:t xml:space="preserve"> If we add loop before controls, the video will play on loop. If we add muted before controls, the video starts with 0 volume.</w:t>
+      </w:r>
+    </w:p>
+    <w:p>
+      <w:pPr>
+        <w:rPr>
+          <w:sz w:val="24"/>
+          <w:szCs w:val="24"/>
+        </w:rPr>
+      </w:pPr>
+      <w:r>
+        <w:rPr>
+          <w:sz w:val="24"/>
+          <w:szCs w:val="24"/>
+        </w:rPr>
+        <w:t>If we add a poster and assign it a image, that image will be shown when the video is not playing or when it is downloading.</w:t>
+      </w:r>
+    </w:p>
+    <w:p>
+      <w:pPr>
+        <w:pStyle w:val="Heading2"/>
+        <w:shd w:val="clear" w:color="auto" w:fill="F9FAFC"/>
+        <w:spacing w:before="0" w:after="180" w:line="630" w:lineRule="atLeast"/>
+        <w:rPr>
+          <w:rFonts w:ascii="Arial" w:hAnsi="Arial" w:cs="Arial"/>
+          <w:color w:val="25265E"/>
+          <w:sz w:val="24"/>
+          <w:szCs w:val="24"/>
+        </w:rPr>
+      </w:pPr>
+      <w:r>
+        <w:rPr>
+          <w:rFonts w:ascii="Arial" w:hAnsi="Arial" w:cs="Arial"/>
+          <w:color w:val="25265E"/>
+          <w:sz w:val="24"/>
+          <w:szCs w:val="24"/>
+        </w:rPr>
+        <w:t>preload</w:t>
+      </w:r>
+    </w:p>
+    <w:p>
+      <w:pPr>
+        <w:pStyle w:val="NormalWeb"/>
+        <w:shd w:val="clear" w:color="auto" w:fill="F9FAFC"/>
+        <w:spacing w:before="0" w:beforeAutospacing="0" w:after="0" w:afterAutospacing="0" w:line="450" w:lineRule="atLeast"/>
+        <w:rPr>
+          <w:rFonts w:ascii="Arial" w:hAnsi="Arial" w:cs="Arial"/>
+        </w:rPr>
+      </w:pPr>
+      <w:r>
+        <w:rPr>
+          <w:rFonts w:ascii="Arial" w:hAnsi="Arial" w:cs="Arial"/>
+        </w:rPr>
+        <w:t>The </w:t>
+      </w:r>
+      <w:r>
+        <w:rPr>
+          <w:rStyle w:val="HTMLCode"/>
+          <w:rFonts w:ascii="Inconsolata" w:hAnsi="Inconsolata"/>
+          <w:sz w:val="24"/>
+          <w:szCs w:val="24"/>
+          <w:bdr w:val="single" w:sz="6" w:space="0" w:color="D3DCE6" w:frame="1"/>
+        </w:rPr>
+        <w:t>preload</w:t>
+      </w:r>
+      <w:r>
+        <w:rPr>
+          <w:rFonts w:ascii="Arial" w:hAnsi="Arial" w:cs="Arial"/>
+        </w:rPr>
+        <w:t> attribute specifies how the video file should be loaded after the page loads for a better user experience. It may have one of the following values:</w:t>
+      </w:r>
+    </w:p>
+    <w:p>
+      <w:pPr>
+        <w:pStyle w:val="NormalWeb"/>
+        <w:shd w:val="clear" w:color="auto" w:fill="F9FAFC"/>
+        <w:spacing w:before="0" w:beforeAutospacing="0" w:after="0" w:afterAutospacing="0" w:line="450" w:lineRule="atLeast"/>
+        <w:rPr>
+          <w:rFonts w:ascii="Arial" w:hAnsi="Arial" w:cs="Arial"/>
+        </w:rPr>
+      </w:pPr>
+      <w:r>
+        <w:rPr>
+          <w:rFonts w:ascii="Arial" w:hAnsi="Arial" w:cs="Arial"/>
+        </w:rPr>
+        <w:t>1. </w:t>
+      </w:r>
+      <w:r>
+        <w:rPr>
+          <w:rStyle w:val="HTMLCode"/>
+          <w:rFonts w:ascii="Inconsolata" w:hAnsi="Inconsolata"/>
+          <w:sz w:val="24"/>
+          <w:szCs w:val="24"/>
+          <w:bdr w:val="single" w:sz="6" w:space="0" w:color="D3DCE6" w:frame="1"/>
+        </w:rPr>
+        <w:t>none</w:t>
+      </w:r>
+      <w:r>
+        <w:rPr>
+          <w:rFonts w:ascii="Arial" w:hAnsi="Arial" w:cs="Arial"/>
+        </w:rPr>
+        <w:t>: Indicates that the video should not be preloaded. For example,</w:t>
+      </w:r>
+    </w:p>
+    <w:p>
+      <w:pPr>
+        <w:pStyle w:val="HTMLPreformatted"/>
+        <w:pBdr>
+          <w:top w:val="single" w:sz="6" w:space="12" w:color="D3DCE6"/>
+          <w:left w:val="single" w:sz="6" w:space="12" w:color="D3DCE6"/>
+          <w:bottom w:val="single" w:sz="6" w:space="12" w:color="D3DCE6"/>
+          <w:right w:val="single" w:sz="6" w:space="12" w:color="D3DCE6"/>
+        </w:pBdr>
+        <w:shd w:val="clear" w:color="auto" w:fill="383B40"/>
+        <w:spacing w:line="300" w:lineRule="atLeast"/>
+        <w:rPr>
+          <w:rFonts w:ascii="Inconsolata" w:hAnsi="Inconsolata" w:cs="Courier New"/>
+          <w:color w:val="D5D5D5"/>
+          <w:sz w:val="24"/>
+          <w:szCs w:val="24"/>
+        </w:rPr>
+      </w:pPr>
+      <w:r>
+        <w:rPr>
+          <w:rStyle w:val="hljs-tag"/>
+          <w:rFonts w:ascii="Inconsolata" w:hAnsi="Inconsolata"/>
+          <w:color w:val="D3D3D3"/>
+          <w:sz w:val="24"/>
+          <w:szCs w:val="24"/>
+          <w:bdr w:val="none" w:sz="0" w:space="0" w:color="auto" w:frame="1"/>
+          <w:shd w:val="clear" w:color="auto" w:fill="383B40"/>
+        </w:rPr>
+        <w:t>&lt;</w:t>
+      </w:r>
+      <w:r>
+        <w:rPr>
+          <w:rStyle w:val="hljs-name"/>
+          <w:rFonts w:ascii="Inconsolata" w:hAnsi="Inconsolata"/>
+          <w:color w:val="E06C75"/>
+          <w:sz w:val="24"/>
+          <w:szCs w:val="24"/>
+          <w:bdr w:val="none" w:sz="0" w:space="0" w:color="auto" w:frame="1"/>
+          <w:shd w:val="clear" w:color="auto" w:fill="383B40"/>
+        </w:rPr>
+        <w:t>video</w:t>
+      </w:r>
+      <w:r>
+        <w:rPr>
+          <w:rStyle w:val="hljs-tag"/>
+          <w:rFonts w:ascii="Inconsolata" w:hAnsi="Inconsolata"/>
+          <w:color w:val="D3D3D3"/>
+          <w:sz w:val="24"/>
+          <w:szCs w:val="24"/>
+          <w:bdr w:val="none" w:sz="0" w:space="0" w:color="auto" w:frame="1"/>
+          <w:shd w:val="clear" w:color="auto" w:fill="383B40"/>
         </w:rPr>
         <w:t xml:space="preserve"> </w:t>
       </w:r>
-    </w:p>
-    <w:p>
-      <w:pPr>
-        <w:rPr>
-          <w:sz w:val="24"/>
-          <w:szCs w:val="24"/>
-        </w:rPr>
-      </w:pPr>
-    </w:p>
-    <w:p>
-      <w:pPr>
-        <w:rPr>
-          <w:sz w:val="24"/>
-          <w:szCs w:val="24"/>
-        </w:rPr>
-      </w:pPr>
-      <w:r>
-        <w:rPr>
-          <w:sz w:val="24"/>
-          <w:szCs w:val="24"/>
-        </w:rPr>
-        <w:t>-CLASS:</w:t>
-      </w:r>
-    </w:p>
-    <w:p>
-      <w:pPr>
+      <w:r>
+        <w:rPr>
+          <w:rStyle w:val="hljs-attr"/>
+          <w:rFonts w:ascii="Inconsolata" w:hAnsi="Inconsolata"/>
+          <w:color w:val="D19A66"/>
+          <w:sz w:val="24"/>
+          <w:szCs w:val="24"/>
+          <w:bdr w:val="none" w:sz="0" w:space="0" w:color="auto" w:frame="1"/>
+          <w:shd w:val="clear" w:color="auto" w:fill="383B40"/>
+        </w:rPr>
+        <w:t>preload</w:t>
+      </w:r>
+      <w:r>
+        <w:rPr>
+          <w:rStyle w:val="hljs-tag"/>
+          <w:rFonts w:ascii="Inconsolata" w:hAnsi="Inconsolata"/>
+          <w:color w:val="D3D3D3"/>
+          <w:sz w:val="24"/>
+          <w:szCs w:val="24"/>
+          <w:bdr w:val="none" w:sz="0" w:space="0" w:color="auto" w:frame="1"/>
+          <w:shd w:val="clear" w:color="auto" w:fill="383B40"/>
+        </w:rPr>
+        <w:t>=</w:t>
+      </w:r>
+      <w:r>
+        <w:rPr>
+          <w:rStyle w:val="hljs-string"/>
+          <w:rFonts w:ascii="Inconsolata" w:hAnsi="Inconsolata"/>
+          <w:color w:val="98C379"/>
+          <w:sz w:val="24"/>
+          <w:szCs w:val="24"/>
+          <w:bdr w:val="none" w:sz="0" w:space="0" w:color="auto" w:frame="1"/>
+          <w:shd w:val="clear" w:color="auto" w:fill="383B40"/>
+        </w:rPr>
+        <w:t>"none"</w:t>
+      </w:r>
+      <w:r>
+        <w:rPr>
+          <w:rStyle w:val="hljs-tag"/>
+          <w:rFonts w:ascii="Inconsolata" w:hAnsi="Inconsolata"/>
+          <w:color w:val="D3D3D3"/>
+          <w:sz w:val="24"/>
+          <w:szCs w:val="24"/>
+          <w:bdr w:val="none" w:sz="0" w:space="0" w:color="auto" w:frame="1"/>
+          <w:shd w:val="clear" w:color="auto" w:fill="383B40"/>
+        </w:rPr>
+        <w:t xml:space="preserve"> </w:t>
+      </w:r>
+      <w:r>
+        <w:rPr>
+          <w:rStyle w:val="hljs-attr"/>
+          <w:rFonts w:ascii="Inconsolata" w:hAnsi="Inconsolata"/>
+          <w:color w:val="D19A66"/>
+          <w:sz w:val="24"/>
+          <w:szCs w:val="24"/>
+          <w:bdr w:val="none" w:sz="0" w:space="0" w:color="auto" w:frame="1"/>
+          <w:shd w:val="clear" w:color="auto" w:fill="383B40"/>
+        </w:rPr>
+        <w:t>src</w:t>
+      </w:r>
+      <w:r>
+        <w:rPr>
+          <w:rStyle w:val="hljs-tag"/>
+          <w:rFonts w:ascii="Inconsolata" w:hAnsi="Inconsolata"/>
+          <w:color w:val="D3D3D3"/>
+          <w:sz w:val="24"/>
+          <w:szCs w:val="24"/>
+          <w:bdr w:val="none" w:sz="0" w:space="0" w:color="auto" w:frame="1"/>
+          <w:shd w:val="clear" w:color="auto" w:fill="383B40"/>
+        </w:rPr>
+        <w:t>=</w:t>
+      </w:r>
+      <w:r>
+        <w:rPr>
+          <w:rStyle w:val="hljs-string"/>
+          <w:rFonts w:ascii="Inconsolata" w:hAnsi="Inconsolata"/>
+          <w:color w:val="98C379"/>
+          <w:sz w:val="24"/>
+          <w:szCs w:val="24"/>
+          <w:bdr w:val="none" w:sz="0" w:space="0" w:color="auto" w:frame="1"/>
+          <w:shd w:val="clear" w:color="auto" w:fill="383B40"/>
+        </w:rPr>
+        <w:t>"/videos/sample.mp4"</w:t>
+      </w:r>
+      <w:r>
+        <w:rPr>
+          <w:rStyle w:val="hljs-tag"/>
+          <w:rFonts w:ascii="Inconsolata" w:hAnsi="Inconsolata"/>
+          <w:color w:val="D3D3D3"/>
+          <w:sz w:val="24"/>
+          <w:szCs w:val="24"/>
+          <w:bdr w:val="none" w:sz="0" w:space="0" w:color="auto" w:frame="1"/>
+          <w:shd w:val="clear" w:color="auto" w:fill="383B40"/>
+        </w:rPr>
+        <w:t>&gt;&lt;/</w:t>
+      </w:r>
+      <w:r>
+        <w:rPr>
+          <w:rStyle w:val="hljs-name"/>
+          <w:rFonts w:ascii="Inconsolata" w:hAnsi="Inconsolata"/>
+          <w:color w:val="E06C75"/>
+          <w:sz w:val="24"/>
+          <w:szCs w:val="24"/>
+          <w:bdr w:val="none" w:sz="0" w:space="0" w:color="auto" w:frame="1"/>
+          <w:shd w:val="clear" w:color="auto" w:fill="383B40"/>
+        </w:rPr>
+        <w:t>video</w:t>
+      </w:r>
+      <w:r>
+        <w:rPr>
+          <w:rStyle w:val="hljs-tag"/>
+          <w:rFonts w:ascii="Inconsolata" w:hAnsi="Inconsolata"/>
+          <w:color w:val="D3D3D3"/>
+          <w:sz w:val="24"/>
+          <w:szCs w:val="24"/>
+          <w:bdr w:val="none" w:sz="0" w:space="0" w:color="auto" w:frame="1"/>
+          <w:shd w:val="clear" w:color="auto" w:fill="383B40"/>
+        </w:rPr>
+        <w:t>&gt;</w:t>
+      </w:r>
+    </w:p>
+    <w:p>
+      <w:pPr>
+        <w:pStyle w:val="NormalWeb"/>
         <w:shd w:val="clear" w:color="auto" w:fill="F9FAFC"/>
-        <w:spacing w:after="0" w:line="450" w:lineRule="atLeast"/>
-        <w:rPr>
-          <w:rFonts w:ascii="Arial" w:eastAsia="Times New Roman" w:hAnsi="Arial" w:cs="Arial"/>
-          <w:sz w:val="24"/>
-          <w:szCs w:val="24"/>
-        </w:rPr>
-      </w:pPr>
-      <w:r>
-        <w:rPr>
-          <w:rFonts w:ascii="Arial" w:eastAsia="Times New Roman" w:hAnsi="Arial" w:cs="Arial"/>
-          <w:sz w:val="24"/>
-          <w:szCs w:val="24"/>
-        </w:rPr>
-        <w:t>An HTML </w:t>
-      </w:r>
-      <w:r>
-        <w:rPr>
-          <w:rFonts w:ascii="Inconsolata" w:eastAsia="Times New Roman" w:hAnsi="Inconsolata" w:cs="Courier New"/>
+        <w:spacing w:before="0" w:beforeAutospacing="0" w:after="0" w:afterAutospacing="0" w:line="450" w:lineRule="atLeast"/>
+        <w:rPr>
+          <w:rFonts w:ascii="Arial" w:hAnsi="Arial" w:cs="Arial"/>
+        </w:rPr>
+      </w:pPr>
+      <w:r>
+        <w:rPr>
+          <w:rFonts w:ascii="Arial" w:hAnsi="Arial" w:cs="Arial"/>
+        </w:rPr>
+        <w:t>2. </w:t>
+      </w:r>
+      <w:r>
+        <w:rPr>
+          <w:rStyle w:val="HTMLCode"/>
+          <w:rFonts w:ascii="Inconsolata" w:hAnsi="Inconsolata"/>
           <w:sz w:val="24"/>
           <w:szCs w:val="24"/>
           <w:bdr w:val="single" w:sz="6" w:space="0" w:color="D3DCE6" w:frame="1"/>
         </w:rPr>
-        <w:t>class</w:t>
-      </w:r>
-      <w:r>
-        <w:rPr>
-          <w:rFonts w:ascii="Arial" w:eastAsia="Times New Roman" w:hAnsi="Arial" w:cs="Arial"/>
-          <w:sz w:val="24"/>
-          <w:szCs w:val="24"/>
-        </w:rPr>
-        <w:t> is an attribute that can be added to an HTML element to give it a specific class name. For example,</w:t>
+        <w:t>metadata</w:t>
+      </w:r>
+      <w:r>
+        <w:rPr>
+          <w:rFonts w:ascii="Arial" w:hAnsi="Arial" w:cs="Arial"/>
+        </w:rPr>
+        <w:t>: Indicates that only video metadata is fetched. For example,</w:t>
+      </w:r>
+    </w:p>
+    <w:p>
+      <w:pPr>
+        <w:pStyle w:val="HTMLPreformatted"/>
+        <w:pBdr>
+          <w:top w:val="single" w:sz="6" w:space="12" w:color="D3DCE6"/>
+          <w:left w:val="single" w:sz="6" w:space="12" w:color="D3DCE6"/>
+          <w:bottom w:val="single" w:sz="6" w:space="12" w:color="D3DCE6"/>
+          <w:right w:val="single" w:sz="6" w:space="12" w:color="D3DCE6"/>
+        </w:pBdr>
+        <w:shd w:val="clear" w:color="auto" w:fill="383B40"/>
+        <w:spacing w:line="300" w:lineRule="atLeast"/>
+        <w:rPr>
+          <w:rFonts w:ascii="Inconsolata" w:hAnsi="Inconsolata" w:cs="Courier New"/>
+          <w:color w:val="D5D5D5"/>
+          <w:sz w:val="24"/>
+          <w:szCs w:val="24"/>
+        </w:rPr>
+      </w:pPr>
+      <w:r>
+        <w:rPr>
+          <w:rStyle w:val="hljs-tag"/>
+          <w:rFonts w:ascii="Inconsolata" w:hAnsi="Inconsolata"/>
+          <w:color w:val="D3D3D3"/>
+          <w:sz w:val="24"/>
+          <w:szCs w:val="24"/>
+          <w:bdr w:val="none" w:sz="0" w:space="0" w:color="auto" w:frame="1"/>
+          <w:shd w:val="clear" w:color="auto" w:fill="383B40"/>
+        </w:rPr>
+        <w:t>&lt;</w:t>
+      </w:r>
+      <w:r>
+        <w:rPr>
+          <w:rStyle w:val="hljs-name"/>
+          <w:rFonts w:ascii="Inconsolata" w:hAnsi="Inconsolata"/>
+          <w:color w:val="E06C75"/>
+          <w:sz w:val="24"/>
+          <w:szCs w:val="24"/>
+          <w:bdr w:val="none" w:sz="0" w:space="0" w:color="auto" w:frame="1"/>
+          <w:shd w:val="clear" w:color="auto" w:fill="383B40"/>
+        </w:rPr>
+        <w:t>video</w:t>
+      </w:r>
+      <w:r>
+        <w:rPr>
+          <w:rStyle w:val="hljs-tag"/>
+          <w:rFonts w:ascii="Inconsolata" w:hAnsi="Inconsolata"/>
+          <w:color w:val="D3D3D3"/>
+          <w:sz w:val="24"/>
+          <w:szCs w:val="24"/>
+          <w:bdr w:val="none" w:sz="0" w:space="0" w:color="auto" w:frame="1"/>
+          <w:shd w:val="clear" w:color="auto" w:fill="383B40"/>
+        </w:rPr>
+        <w:t xml:space="preserve"> </w:t>
+      </w:r>
+      <w:r>
+        <w:rPr>
+          <w:rStyle w:val="hljs-attr"/>
+          <w:rFonts w:ascii="Inconsolata" w:hAnsi="Inconsolata"/>
+          <w:color w:val="D19A66"/>
+          <w:sz w:val="24"/>
+          <w:szCs w:val="24"/>
+          <w:bdr w:val="none" w:sz="0" w:space="0" w:color="auto" w:frame="1"/>
+          <w:shd w:val="clear" w:color="auto" w:fill="383B40"/>
+        </w:rPr>
+        <w:t>preload</w:t>
+      </w:r>
+      <w:r>
+        <w:rPr>
+          <w:rStyle w:val="hljs-tag"/>
+          <w:rFonts w:ascii="Inconsolata" w:hAnsi="Inconsolata"/>
+          <w:color w:val="D3D3D3"/>
+          <w:sz w:val="24"/>
+          <w:szCs w:val="24"/>
+          <w:bdr w:val="none" w:sz="0" w:space="0" w:color="auto" w:frame="1"/>
+          <w:shd w:val="clear" w:color="auto" w:fill="383B40"/>
+        </w:rPr>
+        <w:t>=</w:t>
+      </w:r>
+      <w:r>
+        <w:rPr>
+          <w:rStyle w:val="hljs-string"/>
+          <w:rFonts w:ascii="Inconsolata" w:hAnsi="Inconsolata"/>
+          <w:color w:val="98C379"/>
+          <w:sz w:val="24"/>
+          <w:szCs w:val="24"/>
+          <w:bdr w:val="none" w:sz="0" w:space="0" w:color="auto" w:frame="1"/>
+          <w:shd w:val="clear" w:color="auto" w:fill="383B40"/>
+        </w:rPr>
+        <w:t>"metadata"</w:t>
+      </w:r>
+      <w:r>
+        <w:rPr>
+          <w:rStyle w:val="hljs-tag"/>
+          <w:rFonts w:ascii="Inconsolata" w:hAnsi="Inconsolata"/>
+          <w:color w:val="D3D3D3"/>
+          <w:sz w:val="24"/>
+          <w:szCs w:val="24"/>
+          <w:bdr w:val="none" w:sz="0" w:space="0" w:color="auto" w:frame="1"/>
+          <w:shd w:val="clear" w:color="auto" w:fill="383B40"/>
+        </w:rPr>
+        <w:t xml:space="preserve"> </w:t>
+      </w:r>
+      <w:r>
+        <w:rPr>
+          <w:rStyle w:val="hljs-attr"/>
+          <w:rFonts w:ascii="Inconsolata" w:hAnsi="Inconsolata"/>
+          <w:color w:val="D19A66"/>
+          <w:sz w:val="24"/>
+          <w:szCs w:val="24"/>
+          <w:bdr w:val="none" w:sz="0" w:space="0" w:color="auto" w:frame="1"/>
+          <w:shd w:val="clear" w:color="auto" w:fill="383B40"/>
+        </w:rPr>
+        <w:t>src</w:t>
+      </w:r>
+      <w:r>
+        <w:rPr>
+          <w:rStyle w:val="hljs-tag"/>
+          <w:rFonts w:ascii="Inconsolata" w:hAnsi="Inconsolata"/>
+          <w:color w:val="D3D3D3"/>
+          <w:sz w:val="24"/>
+          <w:szCs w:val="24"/>
+          <w:bdr w:val="none" w:sz="0" w:space="0" w:color="auto" w:frame="1"/>
+          <w:shd w:val="clear" w:color="auto" w:fill="383B40"/>
+        </w:rPr>
+        <w:t>=</w:t>
+      </w:r>
+      <w:r>
+        <w:rPr>
+          <w:rStyle w:val="hljs-string"/>
+          <w:rFonts w:ascii="Inconsolata" w:hAnsi="Inconsolata"/>
+          <w:color w:val="98C379"/>
+          <w:sz w:val="24"/>
+          <w:szCs w:val="24"/>
+          <w:bdr w:val="none" w:sz="0" w:space="0" w:color="auto" w:frame="1"/>
+          <w:shd w:val="clear" w:color="auto" w:fill="383B40"/>
+        </w:rPr>
+        <w:t>"/videos/sample.mp4"</w:t>
+      </w:r>
+      <w:r>
+        <w:rPr>
+          <w:rStyle w:val="hljs-tag"/>
+          <w:rFonts w:ascii="Inconsolata" w:hAnsi="Inconsolata"/>
+          <w:color w:val="D3D3D3"/>
+          <w:sz w:val="24"/>
+          <w:szCs w:val="24"/>
+          <w:bdr w:val="none" w:sz="0" w:space="0" w:color="auto" w:frame="1"/>
+          <w:shd w:val="clear" w:color="auto" w:fill="383B40"/>
+        </w:rPr>
+        <w:t>&gt;&lt;/</w:t>
+      </w:r>
+      <w:r>
+        <w:rPr>
+          <w:rStyle w:val="hljs-name"/>
+          <w:rFonts w:ascii="Inconsolata" w:hAnsi="Inconsolata"/>
+          <w:color w:val="E06C75"/>
+          <w:sz w:val="24"/>
+          <w:szCs w:val="24"/>
+          <w:bdr w:val="none" w:sz="0" w:space="0" w:color="auto" w:frame="1"/>
+          <w:shd w:val="clear" w:color="auto" w:fill="383B40"/>
+        </w:rPr>
+        <w:t>video</w:t>
+      </w:r>
+      <w:r>
+        <w:rPr>
+          <w:rStyle w:val="hljs-tag"/>
+          <w:rFonts w:ascii="Inconsolata" w:hAnsi="Inconsolata"/>
+          <w:color w:val="D3D3D3"/>
+          <w:sz w:val="24"/>
+          <w:szCs w:val="24"/>
+          <w:bdr w:val="none" w:sz="0" w:space="0" w:color="auto" w:frame="1"/>
+          <w:shd w:val="clear" w:color="auto" w:fill="383B40"/>
+        </w:rPr>
+        <w:t>&gt;</w:t>
+      </w:r>
+    </w:p>
+    <w:p>
+      <w:pPr>
+        <w:pStyle w:val="NormalWeb"/>
+        <w:shd w:val="clear" w:color="auto" w:fill="F9FAFC"/>
+        <w:spacing w:before="0" w:beforeAutospacing="0" w:after="0" w:afterAutospacing="0" w:line="450" w:lineRule="atLeast"/>
+        <w:rPr>
+          <w:rFonts w:ascii="Arial" w:hAnsi="Arial" w:cs="Arial"/>
+        </w:rPr>
+      </w:pPr>
+      <w:r>
+        <w:rPr>
+          <w:rFonts w:ascii="Arial" w:hAnsi="Arial" w:cs="Arial"/>
+        </w:rPr>
+        <w:t>3. </w:t>
+      </w:r>
+      <w:r>
+        <w:rPr>
+          <w:rStyle w:val="HTMLCode"/>
+          <w:rFonts w:ascii="Inconsolata" w:hAnsi="Inconsolata"/>
+          <w:sz w:val="24"/>
+          <w:szCs w:val="24"/>
+          <w:bdr w:val="single" w:sz="6" w:space="0" w:color="D3DCE6" w:frame="1"/>
+        </w:rPr>
+        <w:t>auto</w:t>
+      </w:r>
+      <w:r>
+        <w:rPr>
+          <w:rFonts w:ascii="Arial" w:hAnsi="Arial" w:cs="Arial"/>
+        </w:rPr>
+        <w:t>: Indicates that the entire video file will be loaded when the page loads. For example,</w:t>
+      </w:r>
+    </w:p>
+    <w:p>
+      <w:pPr>
+        <w:pStyle w:val="HTMLPreformatted"/>
+        <w:pBdr>
+          <w:top w:val="single" w:sz="6" w:space="12" w:color="D3DCE6"/>
+          <w:left w:val="single" w:sz="6" w:space="12" w:color="D3DCE6"/>
+          <w:bottom w:val="single" w:sz="6" w:space="12" w:color="D3DCE6"/>
+          <w:right w:val="single" w:sz="6" w:space="12" w:color="D3DCE6"/>
+        </w:pBdr>
+        <w:shd w:val="clear" w:color="auto" w:fill="383B40"/>
+        <w:spacing w:line="300" w:lineRule="atLeast"/>
+        <w:rPr>
+          <w:rFonts w:ascii="Inconsolata" w:hAnsi="Inconsolata" w:cs="Courier New"/>
+          <w:color w:val="D5D5D5"/>
+          <w:sz w:val="24"/>
+          <w:szCs w:val="24"/>
+        </w:rPr>
+      </w:pPr>
+      <w:r>
+        <w:rPr>
+          <w:rStyle w:val="hljs-tag"/>
+          <w:rFonts w:ascii="Inconsolata" w:hAnsi="Inconsolata"/>
+          <w:color w:val="D3D3D3"/>
+          <w:sz w:val="24"/>
+          <w:szCs w:val="24"/>
+          <w:bdr w:val="none" w:sz="0" w:space="0" w:color="auto" w:frame="1"/>
+          <w:shd w:val="clear" w:color="auto" w:fill="383B40"/>
+        </w:rPr>
+        <w:t>&lt;</w:t>
+      </w:r>
+      <w:r>
+        <w:rPr>
+          <w:rStyle w:val="hljs-name"/>
+          <w:rFonts w:ascii="Inconsolata" w:hAnsi="Inconsolata"/>
+          <w:color w:val="E06C75"/>
+          <w:sz w:val="24"/>
+          <w:szCs w:val="24"/>
+          <w:bdr w:val="none" w:sz="0" w:space="0" w:color="auto" w:frame="1"/>
+          <w:shd w:val="clear" w:color="auto" w:fill="383B40"/>
+        </w:rPr>
+        <w:t>video</w:t>
+      </w:r>
+      <w:r>
+        <w:rPr>
+          <w:rStyle w:val="hljs-tag"/>
+          <w:rFonts w:ascii="Inconsolata" w:hAnsi="Inconsolata"/>
+          <w:color w:val="D3D3D3"/>
+          <w:sz w:val="24"/>
+          <w:szCs w:val="24"/>
+          <w:bdr w:val="none" w:sz="0" w:space="0" w:color="auto" w:frame="1"/>
+          <w:shd w:val="clear" w:color="auto" w:fill="383B40"/>
+        </w:rPr>
+        <w:t xml:space="preserve"> </w:t>
+      </w:r>
+      <w:r>
+        <w:rPr>
+          <w:rStyle w:val="hljs-attr"/>
+          <w:rFonts w:ascii="Inconsolata" w:hAnsi="Inconsolata"/>
+          <w:color w:val="D19A66"/>
+          <w:sz w:val="24"/>
+          <w:szCs w:val="24"/>
+          <w:bdr w:val="none" w:sz="0" w:space="0" w:color="auto" w:frame="1"/>
+          <w:shd w:val="clear" w:color="auto" w:fill="383B40"/>
+        </w:rPr>
+        <w:t>preload</w:t>
+      </w:r>
+      <w:r>
+        <w:rPr>
+          <w:rStyle w:val="hljs-tag"/>
+          <w:rFonts w:ascii="Inconsolata" w:hAnsi="Inconsolata"/>
+          <w:color w:val="D3D3D3"/>
+          <w:sz w:val="24"/>
+          <w:szCs w:val="24"/>
+          <w:bdr w:val="none" w:sz="0" w:space="0" w:color="auto" w:frame="1"/>
+          <w:shd w:val="clear" w:color="auto" w:fill="383B40"/>
+        </w:rPr>
+        <w:t>=</w:t>
+      </w:r>
+      <w:r>
+        <w:rPr>
+          <w:rStyle w:val="hljs-string"/>
+          <w:rFonts w:ascii="Inconsolata" w:hAnsi="Inconsolata"/>
+          <w:color w:val="98C379"/>
+          <w:sz w:val="24"/>
+          <w:szCs w:val="24"/>
+          <w:bdr w:val="none" w:sz="0" w:space="0" w:color="auto" w:frame="1"/>
+          <w:shd w:val="clear" w:color="auto" w:fill="383B40"/>
+        </w:rPr>
+        <w:t>"auto"</w:t>
+      </w:r>
+      <w:r>
+        <w:rPr>
+          <w:rStyle w:val="hljs-tag"/>
+          <w:rFonts w:ascii="Inconsolata" w:hAnsi="Inconsolata"/>
+          <w:color w:val="D3D3D3"/>
+          <w:sz w:val="24"/>
+          <w:szCs w:val="24"/>
+          <w:bdr w:val="none" w:sz="0" w:space="0" w:color="auto" w:frame="1"/>
+          <w:shd w:val="clear" w:color="auto" w:fill="383B40"/>
+        </w:rPr>
+        <w:t xml:space="preserve"> </w:t>
+      </w:r>
+      <w:r>
+        <w:rPr>
+          <w:rStyle w:val="hljs-attr"/>
+          <w:rFonts w:ascii="Inconsolata" w:hAnsi="Inconsolata"/>
+          <w:color w:val="D19A66"/>
+          <w:sz w:val="24"/>
+          <w:szCs w:val="24"/>
+          <w:bdr w:val="none" w:sz="0" w:space="0" w:color="auto" w:frame="1"/>
+          <w:shd w:val="clear" w:color="auto" w:fill="383B40"/>
+        </w:rPr>
+        <w:t>src</w:t>
+      </w:r>
+      <w:r>
+        <w:rPr>
+          <w:rStyle w:val="hljs-tag"/>
+          <w:rFonts w:ascii="Inconsolata" w:hAnsi="Inconsolata"/>
+          <w:color w:val="D3D3D3"/>
+          <w:sz w:val="24"/>
+          <w:szCs w:val="24"/>
+          <w:bdr w:val="none" w:sz="0" w:space="0" w:color="auto" w:frame="1"/>
+          <w:shd w:val="clear" w:color="auto" w:fill="383B40"/>
+        </w:rPr>
+        <w:t>=</w:t>
+      </w:r>
+      <w:r>
+        <w:rPr>
+          <w:rStyle w:val="hljs-string"/>
+          <w:rFonts w:ascii="Inconsolata" w:hAnsi="Inconsolata"/>
+          <w:color w:val="98C379"/>
+          <w:sz w:val="24"/>
+          <w:szCs w:val="24"/>
+          <w:bdr w:val="none" w:sz="0" w:space="0" w:color="auto" w:frame="1"/>
+          <w:shd w:val="clear" w:color="auto" w:fill="383B40"/>
+        </w:rPr>
+        <w:t>"/videos/sample.mp4"</w:t>
+      </w:r>
+      <w:r>
+        <w:rPr>
+          <w:rStyle w:val="hljs-tag"/>
+          <w:rFonts w:ascii="Inconsolata" w:hAnsi="Inconsolata"/>
+          <w:color w:val="D3D3D3"/>
+          <w:sz w:val="24"/>
+          <w:szCs w:val="24"/>
+          <w:bdr w:val="none" w:sz="0" w:space="0" w:color="auto" w:frame="1"/>
+          <w:shd w:val="clear" w:color="auto" w:fill="383B40"/>
+        </w:rPr>
+        <w:t>&gt;&lt;/</w:t>
+      </w:r>
+      <w:r>
+        <w:rPr>
+          <w:rStyle w:val="hljs-name"/>
+          <w:rFonts w:ascii="Inconsolata" w:hAnsi="Inconsolata"/>
+          <w:color w:val="E06C75"/>
+          <w:sz w:val="24"/>
+          <w:szCs w:val="24"/>
+          <w:bdr w:val="none" w:sz="0" w:space="0" w:color="auto" w:frame="1"/>
+          <w:shd w:val="clear" w:color="auto" w:fill="383B40"/>
+        </w:rPr>
+        <w:t>video</w:t>
+      </w:r>
+      <w:r>
+        <w:rPr>
+          <w:rStyle w:val="hljs-tag"/>
+          <w:rFonts w:ascii="Inconsolata" w:hAnsi="Inconsolata"/>
+          <w:color w:val="D3D3D3"/>
+          <w:sz w:val="24"/>
+          <w:szCs w:val="24"/>
+          <w:bdr w:val="none" w:sz="0" w:space="0" w:color="auto" w:frame="1"/>
+          <w:shd w:val="clear" w:color="auto" w:fill="383B40"/>
+        </w:rPr>
+        <w:t>&gt;</w:t>
+      </w:r>
+    </w:p>
+    <w:p>
+      <w:pPr>
+        <w:rPr>
+          <w:sz w:val="24"/>
+          <w:szCs w:val="24"/>
+        </w:rPr>
+      </w:pPr>
+    </w:p>
+    <w:p>
+      <w:pPr>
+        <w:rPr>
+          <w:sz w:val="24"/>
+          <w:szCs w:val="24"/>
+        </w:rPr>
+      </w:pPr>
+      <w:r>
+        <w:rPr>
+          <w:sz w:val="24"/>
+          <w:szCs w:val="24"/>
+        </w:rPr>
+        <w:t>-HTML NBSP:</w:t>
+      </w:r>
+    </w:p>
+    <w:p>
+      <w:pPr>
+        <w:rPr>
+          <w:sz w:val="24"/>
+          <w:szCs w:val="24"/>
+        </w:rPr>
+      </w:pPr>
+      <w:r>
+        <w:rPr>
+          <w:sz w:val="24"/>
+          <w:szCs w:val="24"/>
+        </w:rPr>
+        <w:t xml:space="preserve">Is a html special entity, named Non-Breaking-Space. It </w:t>
+      </w:r>
+      <w:r>
+        <w:rPr>
+          <w:sz w:val="24"/>
+          <w:szCs w:val="24"/>
+        </w:rPr>
+        <w:t>ensures</w:t>
+      </w:r>
+      <w:r>
+        <w:rPr>
+          <w:sz w:val="24"/>
+          <w:szCs w:val="24"/>
+        </w:rPr>
+        <w:t xml:space="preserve"> that the two words are on the same line. </w:t>
       </w:r>
     </w:p>
     <w:p>
@@ -11388,111 +11170,320 @@
         <w:spacing w:after="0" w:line="300" w:lineRule="atLeast"/>
         <w:rPr>
           <w:rFonts w:ascii="Inconsolata" w:eastAsia="Times New Roman" w:hAnsi="Inconsolata" w:cs="Courier New"/>
-          <w:color w:val="D3D3D3"/>
-          <w:sz w:val="24"/>
-          <w:szCs w:val="24"/>
-          <w:bdr w:val="none" w:sz="0" w:space="0" w:color="auto" w:frame="1"/>
-          <w:shd w:val="clear" w:color="auto" w:fill="383B40"/>
-        </w:rPr>
-      </w:pPr>
-      <w:r>
-        <w:rPr>
-          <w:rFonts w:ascii="Inconsolata" w:eastAsia="Times New Roman" w:hAnsi="Inconsolata" w:cs="Courier New"/>
-          <w:color w:val="D3D3D3"/>
-          <w:sz w:val="24"/>
-          <w:szCs w:val="24"/>
-          <w:bdr w:val="none" w:sz="0" w:space="0" w:color="auto" w:frame="1"/>
-          <w:shd w:val="clear" w:color="auto" w:fill="383B40"/>
-        </w:rPr>
-        <w:t>&lt;</w:t>
-      </w:r>
-      <w:r>
-        <w:rPr>
-          <w:rFonts w:ascii="Inconsolata" w:eastAsia="Times New Roman" w:hAnsi="Inconsolata" w:cs="Courier New"/>
-          <w:color w:val="E06C75"/>
-          <w:sz w:val="24"/>
-          <w:szCs w:val="24"/>
-          <w:bdr w:val="none" w:sz="0" w:space="0" w:color="auto" w:frame="1"/>
-          <w:shd w:val="clear" w:color="auto" w:fill="383B40"/>
-        </w:rPr>
-        <w:t>h2</w:t>
-      </w:r>
-      <w:r>
-        <w:rPr>
-          <w:rFonts w:ascii="Inconsolata" w:eastAsia="Times New Roman" w:hAnsi="Inconsolata" w:cs="Courier New"/>
-          <w:color w:val="D3D3D3"/>
-          <w:sz w:val="24"/>
-          <w:szCs w:val="24"/>
-          <w:bdr w:val="none" w:sz="0" w:space="0" w:color="auto" w:frame="1"/>
-          <w:shd w:val="clear" w:color="auto" w:fill="383B40"/>
+          <w:color w:val="D5D5D5"/>
+          <w:sz w:val="21"/>
+          <w:szCs w:val="21"/>
+        </w:rPr>
+      </w:pPr>
+      <w:r>
+        <w:rPr>
+          <w:rFonts w:ascii="Inconsolata" w:eastAsia="Times New Roman" w:hAnsi="Inconsolata" w:cs="Courier New"/>
+          <w:color w:val="D3D3D3"/>
+          <w:sz w:val="21"/>
+          <w:szCs w:val="21"/>
+          <w:bdr w:val="none" w:sz="0" w:space="0" w:color="auto" w:frame="1"/>
+          <w:shd w:val="clear" w:color="auto" w:fill="383B40"/>
+        </w:rPr>
+        <w:t>The World population as of 2022 has reached 7.837</w:t>
+      </w:r>
+      <w:r>
+        <w:rPr>
+          <w:rFonts w:ascii="Inconsolata" w:eastAsia="Times New Roman" w:hAnsi="Inconsolata" w:cs="Courier New"/>
+          <w:color w:val="61AEEE"/>
+          <w:sz w:val="21"/>
+          <w:szCs w:val="21"/>
+          <w:bdr w:val="none" w:sz="0" w:space="0" w:color="auto" w:frame="1"/>
+          <w:shd w:val="clear" w:color="auto" w:fill="383B40"/>
+        </w:rPr>
+        <w:t>&amp;nbsp;</w:t>
+      </w:r>
+      <w:r>
+        <w:rPr>
+          <w:rFonts w:ascii="Inconsolata" w:eastAsia="Times New Roman" w:hAnsi="Inconsolata" w:cs="Courier New"/>
+          <w:color w:val="D3D3D3"/>
+          <w:sz w:val="21"/>
+          <w:szCs w:val="21"/>
+          <w:bdr w:val="none" w:sz="0" w:space="0" w:color="auto" w:frame="1"/>
+          <w:shd w:val="clear" w:color="auto" w:fill="383B40"/>
+        </w:rPr>
+        <w:t>billion.</w:t>
+      </w:r>
+    </w:p>
+    <w:p>
+      <w:pPr>
+        <w:rPr>
+          <w:sz w:val="24"/>
+          <w:szCs w:val="24"/>
+        </w:rPr>
+      </w:pPr>
+      <w:r>
+        <w:rPr>
+          <w:sz w:val="24"/>
+          <w:szCs w:val="24"/>
+        </w:rPr>
+        <w:t xml:space="preserve">Will prevent the 7.837 and billion from appearing on different lines. </w:t>
+      </w:r>
+    </w:p>
+    <w:p>
+      <w:pPr>
+        <w:rPr>
+          <w:sz w:val="24"/>
+          <w:szCs w:val="24"/>
+        </w:rPr>
+      </w:pPr>
+      <w:r>
+        <w:rPr>
+          <w:sz w:val="24"/>
+          <w:szCs w:val="24"/>
+        </w:rPr>
+        <w:t>Another thing of use is that Browser considers many spaces together as one space, but many &amp;nbsp together do count as many spaces in a line.</w:t>
+      </w:r>
+    </w:p>
+    <w:p>
+      <w:pPr>
+        <w:rPr>
+          <w:sz w:val="24"/>
+          <w:szCs w:val="24"/>
+        </w:rPr>
+      </w:pPr>
+    </w:p>
+    <w:p>
+      <w:pPr>
+        <w:rPr>
+          <w:sz w:val="24"/>
+          <w:szCs w:val="24"/>
+        </w:rPr>
+      </w:pPr>
+      <w:r>
+        <w:rPr>
+          <w:sz w:val="24"/>
+          <w:szCs w:val="24"/>
+        </w:rPr>
+        <w:t>-SYMBOLS:</w:t>
+      </w:r>
+    </w:p>
+    <w:p>
+      <w:pPr>
+        <w:rPr>
+          <w:sz w:val="24"/>
+          <w:szCs w:val="24"/>
+        </w:rPr>
+      </w:pPr>
+      <w:r>
+        <w:rPr>
+          <w:sz w:val="24"/>
+          <w:szCs w:val="24"/>
+        </w:rPr>
+        <w:t>Some symbols are not present in our keyboard, we use their number to show them in text, the full table can be found online.</w:t>
+      </w:r>
+      <w:r>
+        <w:rPr>
+          <w:sz w:val="24"/>
+          <w:szCs w:val="24"/>
+        </w:rPr>
+        <w:t xml:space="preserve"> Same with the emojis. If we are going to copy emojis instead of using there code, we paste it inside span.</w:t>
+      </w:r>
+    </w:p>
+    <w:p>
+      <w:pPr>
+        <w:rPr>
+          <w:sz w:val="24"/>
+          <w:szCs w:val="24"/>
+        </w:rPr>
+      </w:pPr>
+    </w:p>
+    <w:p>
+      <w:pPr>
+        <w:rPr>
+          <w:sz w:val="24"/>
+          <w:szCs w:val="24"/>
+        </w:rPr>
+      </w:pPr>
+      <w:r>
+        <w:rPr>
+          <w:sz w:val="24"/>
+          <w:szCs w:val="24"/>
+        </w:rPr>
+        <w:lastRenderedPageBreak/>
+        <w:t>-SEMANTIC:</w:t>
+      </w:r>
+    </w:p>
+    <w:p>
+      <w:pPr>
+        <w:rPr>
+          <w:sz w:val="24"/>
+          <w:szCs w:val="24"/>
+        </w:rPr>
+      </w:pPr>
+      <w:r>
+        <w:rPr>
+          <w:sz w:val="24"/>
+          <w:szCs w:val="24"/>
+        </w:rPr>
+        <w:t>Anything that defines something, like a &lt;p&gt; defines a paragraph is semantic, because they give meaning to the contents of the web page. Tags like span are not.</w:t>
+      </w:r>
+    </w:p>
+    <w:p>
+      <w:pPr>
+        <w:rPr>
+          <w:sz w:val="24"/>
+          <w:szCs w:val="24"/>
+        </w:rPr>
+      </w:pPr>
+      <w:r>
+        <w:rPr>
+          <w:sz w:val="24"/>
+          <w:szCs w:val="24"/>
+        </w:rPr>
+        <w:t>&lt;div&gt;&lt;/div&gt; can be used to group data together in groups, has not other purpose, but does make it easier to use CSS.</w:t>
+      </w:r>
+    </w:p>
+    <w:p>
+      <w:pPr>
+        <w:rPr>
+          <w:sz w:val="24"/>
+          <w:szCs w:val="24"/>
+        </w:rPr>
+      </w:pPr>
+      <w:r>
+        <w:rPr>
+          <w:sz w:val="24"/>
+          <w:szCs w:val="24"/>
+        </w:rPr>
+        <w:t>We use &lt;aside&gt;&lt;/aside&gt; to say that this content is not related to the main content of the program and is optional.</w:t>
+      </w:r>
+    </w:p>
+    <w:p>
+      <w:pPr>
+        <w:rPr>
+          <w:sz w:val="24"/>
+          <w:szCs w:val="24"/>
+        </w:rPr>
+      </w:pPr>
+      <w:r>
+        <w:rPr>
+          <w:sz w:val="24"/>
+          <w:szCs w:val="24"/>
+        </w:rPr>
+        <w:t>We use &lt;section&gt;&lt;/section&gt; to group together related content, makes It easy for us to organize complex documents.</w:t>
+      </w:r>
+    </w:p>
+    <w:p>
+      <w:pPr>
+        <w:rPr>
+          <w:sz w:val="24"/>
+          <w:szCs w:val="24"/>
+        </w:rPr>
+      </w:pPr>
+      <w:r>
+        <w:rPr>
+          <w:sz w:val="24"/>
+          <w:szCs w:val="24"/>
+        </w:rPr>
+        <w:t>We use &lt;footer&gt;&lt;/footer&gt; to display information at the end of a webpage, such as contact information, authors, copyrights etc.</w:t>
+      </w:r>
+    </w:p>
+    <w:p>
+      <w:pPr>
+        <w:rPr>
+          <w:sz w:val="24"/>
+          <w:szCs w:val="24"/>
+        </w:rPr>
+      </w:pPr>
+      <w:r>
+        <w:rPr>
+          <w:sz w:val="24"/>
+          <w:szCs w:val="24"/>
+        </w:rPr>
+        <w:t>We use &lt;main&gt;&lt;/main&gt; to define that this contains the main content of the document.</w:t>
+      </w:r>
+      <w:r>
+        <w:rPr>
+          <w:sz w:val="24"/>
+          <w:szCs w:val="24"/>
+        </w:rPr>
+        <w:t xml:space="preserve"> This is inside body.</w:t>
+      </w:r>
+    </w:p>
+    <w:p>
+      <w:pPr>
+        <w:rPr>
+          <w:sz w:val="24"/>
+          <w:szCs w:val="24"/>
+        </w:rPr>
+      </w:pPr>
+      <w:r>
+        <w:rPr>
+          <w:sz w:val="24"/>
+          <w:szCs w:val="24"/>
+        </w:rPr>
+        <w:t>We use &lt;figure&gt; to show self-contained images, such as logo, illustrations. To add a caption to the image, use &lt;figcaption&gt;&lt;/figcaption&gt; under the image src line.</w:t>
+      </w:r>
+      <w:r>
+        <w:rPr>
+          <w:sz w:val="24"/>
+          <w:szCs w:val="24"/>
         </w:rPr>
         <w:t xml:space="preserve"> </w:t>
       </w:r>
-      <w:r>
-        <w:rPr>
-          <w:rFonts w:ascii="Inconsolata" w:eastAsia="Times New Roman" w:hAnsi="Inconsolata" w:cs="Courier New"/>
-          <w:color w:val="D19A66"/>
-          <w:sz w:val="24"/>
-          <w:szCs w:val="24"/>
-          <w:bdr w:val="none" w:sz="0" w:space="0" w:color="auto" w:frame="1"/>
-          <w:shd w:val="clear" w:color="auto" w:fill="383B40"/>
+    </w:p>
+    <w:p>
+      <w:pPr>
+        <w:rPr>
+          <w:sz w:val="24"/>
+          <w:szCs w:val="24"/>
+        </w:rPr>
+      </w:pPr>
+    </w:p>
+    <w:p>
+      <w:pPr>
+        <w:rPr>
+          <w:sz w:val="24"/>
+          <w:szCs w:val="24"/>
+        </w:rPr>
+      </w:pPr>
+      <w:r>
+        <w:rPr>
+          <w:sz w:val="24"/>
+          <w:szCs w:val="24"/>
+        </w:rPr>
+        <w:t>-CLASS:</w:t>
+      </w:r>
+    </w:p>
+    <w:p>
+      <w:pPr>
+        <w:shd w:val="clear" w:color="auto" w:fill="F9FAFC"/>
+        <w:spacing w:after="0" w:line="450" w:lineRule="atLeast"/>
+        <w:rPr>
+          <w:rFonts w:ascii="Arial" w:eastAsia="Times New Roman" w:hAnsi="Arial" w:cs="Arial"/>
+          <w:sz w:val="24"/>
+          <w:szCs w:val="24"/>
+        </w:rPr>
+      </w:pPr>
+      <w:r>
+        <w:rPr>
+          <w:rFonts w:ascii="Arial" w:eastAsia="Times New Roman" w:hAnsi="Arial" w:cs="Arial"/>
+          <w:sz w:val="24"/>
+          <w:szCs w:val="24"/>
+        </w:rPr>
+        <w:t>An HTML </w:t>
+      </w:r>
+      <w:r>
+        <w:rPr>
+          <w:rFonts w:ascii="Inconsolata" w:eastAsia="Times New Roman" w:hAnsi="Inconsolata" w:cs="Courier New"/>
+          <w:sz w:val="24"/>
+          <w:szCs w:val="24"/>
+          <w:bdr w:val="single" w:sz="6" w:space="0" w:color="D3DCE6" w:frame="1"/>
         </w:rPr>
         <w:t>class</w:t>
       </w:r>
       <w:r>
         <w:rPr>
-          <w:rFonts w:ascii="Inconsolata" w:eastAsia="Times New Roman" w:hAnsi="Inconsolata" w:cs="Courier New"/>
-          <w:color w:val="D3D3D3"/>
-          <w:sz w:val="24"/>
-          <w:szCs w:val="24"/>
-          <w:bdr w:val="none" w:sz="0" w:space="0" w:color="auto" w:frame="1"/>
-          <w:shd w:val="clear" w:color="auto" w:fill="383B40"/>
-        </w:rPr>
-        <w:t>=</w:t>
-      </w:r>
-      <w:r>
-        <w:rPr>
-          <w:rFonts w:ascii="Inconsolata" w:eastAsia="Times New Roman" w:hAnsi="Inconsolata" w:cs="Courier New"/>
-          <w:color w:val="98C379"/>
-          <w:sz w:val="24"/>
-          <w:szCs w:val="24"/>
-          <w:bdr w:val="none" w:sz="0" w:space="0" w:color="auto" w:frame="1"/>
-          <w:shd w:val="clear" w:color="auto" w:fill="383B40"/>
-        </w:rPr>
-        <w:t>"logo"</w:t>
-      </w:r>
-      <w:r>
-        <w:rPr>
-          <w:rFonts w:ascii="Inconsolata" w:eastAsia="Times New Roman" w:hAnsi="Inconsolata" w:cs="Courier New"/>
-          <w:color w:val="D3D3D3"/>
-          <w:sz w:val="24"/>
-          <w:szCs w:val="24"/>
-          <w:bdr w:val="none" w:sz="0" w:space="0" w:color="auto" w:frame="1"/>
-          <w:shd w:val="clear" w:color="auto" w:fill="383B40"/>
-        </w:rPr>
-        <w:t>&gt;Programiz&lt;/</w:t>
-      </w:r>
-      <w:r>
-        <w:rPr>
-          <w:rFonts w:ascii="Inconsolata" w:eastAsia="Times New Roman" w:hAnsi="Inconsolata" w:cs="Courier New"/>
-          <w:color w:val="E06C75"/>
-          <w:sz w:val="24"/>
-          <w:szCs w:val="24"/>
-          <w:bdr w:val="none" w:sz="0" w:space="0" w:color="auto" w:frame="1"/>
-          <w:shd w:val="clear" w:color="auto" w:fill="383B40"/>
-        </w:rPr>
-        <w:t>h2</w:t>
-      </w:r>
-      <w:r>
-        <w:rPr>
-          <w:rFonts w:ascii="Inconsolata" w:eastAsia="Times New Roman" w:hAnsi="Inconsolata" w:cs="Courier New"/>
-          <w:color w:val="D3D3D3"/>
-          <w:sz w:val="24"/>
-          <w:szCs w:val="24"/>
-          <w:bdr w:val="none" w:sz="0" w:space="0" w:color="auto" w:frame="1"/>
-          <w:shd w:val="clear" w:color="auto" w:fill="383B40"/>
-        </w:rPr>
-        <w:t>&gt;</w:t>
+          <w:rFonts w:ascii="Arial" w:eastAsia="Times New Roman" w:hAnsi="Arial" w:cs="Arial"/>
+          <w:sz w:val="24"/>
+          <w:szCs w:val="24"/>
+        </w:rPr>
+        <w:t> is an attribute that can be added to an HTML element to give it a specific class name. For example,</w:t>
       </w:r>
     </w:p>
     <w:p>
@@ -11532,6 +11523,105 @@
           <w:shd w:val="clear" w:color="auto" w:fill="383B40"/>
         </w:rPr>
       </w:pPr>
+      <w:r>
+        <w:rPr>
+          <w:rFonts w:ascii="Inconsolata" w:eastAsia="Times New Roman" w:hAnsi="Inconsolata" w:cs="Courier New"/>
+          <w:color w:val="D3D3D3"/>
+          <w:sz w:val="24"/>
+          <w:szCs w:val="24"/>
+          <w:bdr w:val="none" w:sz="0" w:space="0" w:color="auto" w:frame="1"/>
+          <w:shd w:val="clear" w:color="auto" w:fill="383B40"/>
+        </w:rPr>
+        <w:t>&lt;</w:t>
+      </w:r>
+      <w:r>
+        <w:rPr>
+          <w:rFonts w:ascii="Inconsolata" w:eastAsia="Times New Roman" w:hAnsi="Inconsolata" w:cs="Courier New"/>
+          <w:color w:val="E06C75"/>
+          <w:sz w:val="24"/>
+          <w:szCs w:val="24"/>
+          <w:bdr w:val="none" w:sz="0" w:space="0" w:color="auto" w:frame="1"/>
+          <w:shd w:val="clear" w:color="auto" w:fill="383B40"/>
+        </w:rPr>
+        <w:t>h2</w:t>
+      </w:r>
+      <w:r>
+        <w:rPr>
+          <w:rFonts w:ascii="Inconsolata" w:eastAsia="Times New Roman" w:hAnsi="Inconsolata" w:cs="Courier New"/>
+          <w:color w:val="D3D3D3"/>
+          <w:sz w:val="24"/>
+          <w:szCs w:val="24"/>
+          <w:bdr w:val="none" w:sz="0" w:space="0" w:color="auto" w:frame="1"/>
+          <w:shd w:val="clear" w:color="auto" w:fill="383B40"/>
+        </w:rPr>
+        <w:t xml:space="preserve"> </w:t>
+      </w:r>
+      <w:r>
+        <w:rPr>
+          <w:rFonts w:ascii="Inconsolata" w:eastAsia="Times New Roman" w:hAnsi="Inconsolata" w:cs="Courier New"/>
+          <w:color w:val="D19A66"/>
+          <w:sz w:val="24"/>
+          <w:szCs w:val="24"/>
+          <w:bdr w:val="none" w:sz="0" w:space="0" w:color="auto" w:frame="1"/>
+          <w:shd w:val="clear" w:color="auto" w:fill="383B40"/>
+        </w:rPr>
+        <w:t>class</w:t>
+      </w:r>
+      <w:r>
+        <w:rPr>
+          <w:rFonts w:ascii="Inconsolata" w:eastAsia="Times New Roman" w:hAnsi="Inconsolata" w:cs="Courier New"/>
+          <w:color w:val="D3D3D3"/>
+          <w:sz w:val="24"/>
+          <w:szCs w:val="24"/>
+          <w:bdr w:val="none" w:sz="0" w:space="0" w:color="auto" w:frame="1"/>
+          <w:shd w:val="clear" w:color="auto" w:fill="383B40"/>
+        </w:rPr>
+        <w:t>=</w:t>
+      </w:r>
+      <w:r>
+        <w:rPr>
+          <w:rFonts w:ascii="Inconsolata" w:eastAsia="Times New Roman" w:hAnsi="Inconsolata" w:cs="Courier New"/>
+          <w:color w:val="98C379"/>
+          <w:sz w:val="24"/>
+          <w:szCs w:val="24"/>
+          <w:bdr w:val="none" w:sz="0" w:space="0" w:color="auto" w:frame="1"/>
+          <w:shd w:val="clear" w:color="auto" w:fill="383B40"/>
+        </w:rPr>
+        <w:t>"logo"</w:t>
+      </w:r>
+      <w:r>
+        <w:rPr>
+          <w:rFonts w:ascii="Inconsolata" w:eastAsia="Times New Roman" w:hAnsi="Inconsolata" w:cs="Courier New"/>
+          <w:color w:val="D3D3D3"/>
+          <w:sz w:val="24"/>
+          <w:szCs w:val="24"/>
+          <w:bdr w:val="none" w:sz="0" w:space="0" w:color="auto" w:frame="1"/>
+          <w:shd w:val="clear" w:color="auto" w:fill="383B40"/>
+        </w:rPr>
+        <w:t>&gt;Programiz&lt;/</w:t>
+      </w:r>
+      <w:r>
+        <w:rPr>
+          <w:rFonts w:ascii="Inconsolata" w:eastAsia="Times New Roman" w:hAnsi="Inconsolata" w:cs="Courier New"/>
+          <w:color w:val="E06C75"/>
+          <w:sz w:val="24"/>
+          <w:szCs w:val="24"/>
+          <w:bdr w:val="none" w:sz="0" w:space="0" w:color="auto" w:frame="1"/>
+          <w:shd w:val="clear" w:color="auto" w:fill="383B40"/>
+        </w:rPr>
+        <w:t>h2</w:t>
+      </w:r>
+      <w:r>
+        <w:rPr>
+          <w:rFonts w:ascii="Inconsolata" w:eastAsia="Times New Roman" w:hAnsi="Inconsolata" w:cs="Courier New"/>
+          <w:color w:val="D3D3D3"/>
+          <w:sz w:val="24"/>
+          <w:szCs w:val="24"/>
+          <w:bdr w:val="none" w:sz="0" w:space="0" w:color="auto" w:frame="1"/>
+          <w:shd w:val="clear" w:color="auto" w:fill="383B40"/>
+        </w:rPr>
+        <w:t>&gt;</w:t>
+      </w:r>
     </w:p>
     <w:p>
       <w:pPr>
@@ -11570,39 +11660,6 @@
           <w:shd w:val="clear" w:color="auto" w:fill="383B40"/>
         </w:rPr>
       </w:pPr>
-      <w:r>
-        <w:rPr>
-          <w:rFonts w:ascii="Inconsolata" w:eastAsia="Times New Roman" w:hAnsi="Inconsolata" w:cs="Courier New"/>
-          <w:color w:val="D3D3D3"/>
-          <w:sz w:val="24"/>
-          <w:szCs w:val="24"/>
-          <w:bdr w:val="none" w:sz="0" w:space="0" w:color="auto" w:frame="1"/>
-          <w:shd w:val="clear" w:color="auto" w:fill="383B40"/>
-        </w:rPr>
-        <w:t>&lt;</w:t>
-      </w:r>
-      <w:r>
-        <w:rPr>
-          <w:rFonts w:ascii="Inconsolata" w:eastAsia="Times New Roman" w:hAnsi="Inconsolata" w:cs="Courier New"/>
-          <w:color w:val="E06C75"/>
-          <w:sz w:val="24"/>
-          <w:szCs w:val="24"/>
-          <w:bdr w:val="none" w:sz="0" w:space="0" w:color="auto" w:frame="1"/>
-          <w:shd w:val="clear" w:color="auto" w:fill="383B40"/>
-        </w:rPr>
-        <w:t>style</w:t>
-      </w:r>
-      <w:r>
-        <w:rPr>
-          <w:rFonts w:ascii="Inconsolata" w:eastAsia="Times New Roman" w:hAnsi="Inconsolata" w:cs="Courier New"/>
-          <w:color w:val="D3D3D3"/>
-          <w:sz w:val="24"/>
-          <w:szCs w:val="24"/>
-          <w:bdr w:val="none" w:sz="0" w:space="0" w:color="auto" w:frame="1"/>
-          <w:shd w:val="clear" w:color="auto" w:fill="383B40"/>
-        </w:rPr>
-        <w:t>&gt;</w:t>
-      </w:r>
     </w:p>
     <w:p>
       <w:pPr>
@@ -11650,29 +11707,29 @@
           <w:bdr w:val="none" w:sz="0" w:space="0" w:color="auto" w:frame="1"/>
           <w:shd w:val="clear" w:color="auto" w:fill="383B40"/>
         </w:rPr>
-        <w:t xml:space="preserve">    </w:t>
-      </w:r>
-      <w:r>
-        <w:rPr>
-          <w:rFonts w:ascii="Inconsolata" w:eastAsia="Times New Roman" w:hAnsi="Inconsolata" w:cs="Courier New"/>
-          <w:color w:val="D19A66"/>
-          <w:sz w:val="24"/>
-          <w:szCs w:val="24"/>
-          <w:bdr w:val="none" w:sz="0" w:space="0" w:color="auto" w:frame="1"/>
-          <w:shd w:val="clear" w:color="auto" w:fill="383B40"/>
-        </w:rPr>
-        <w:t>.logo</w:t>
-      </w:r>
-      <w:r>
-        <w:rPr>
-          <w:rFonts w:ascii="Inconsolata" w:eastAsia="Times New Roman" w:hAnsi="Inconsolata" w:cs="Courier New"/>
-          <w:color w:val="D3D3D3"/>
-          <w:sz w:val="24"/>
-          <w:szCs w:val="24"/>
-          <w:bdr w:val="none" w:sz="0" w:space="0" w:color="auto" w:frame="1"/>
-          <w:shd w:val="clear" w:color="auto" w:fill="383B40"/>
-        </w:rPr>
-        <w:t xml:space="preserve"> {</w:t>
+        <w:t>&lt;</w:t>
+      </w:r>
+      <w:r>
+        <w:rPr>
+          <w:rFonts w:ascii="Inconsolata" w:eastAsia="Times New Roman" w:hAnsi="Inconsolata" w:cs="Courier New"/>
+          <w:color w:val="E06C75"/>
+          <w:sz w:val="24"/>
+          <w:szCs w:val="24"/>
+          <w:bdr w:val="none" w:sz="0" w:space="0" w:color="auto" w:frame="1"/>
+          <w:shd w:val="clear" w:color="auto" w:fill="383B40"/>
+        </w:rPr>
+        <w:t>style</w:t>
+      </w:r>
+      <w:r>
+        <w:rPr>
+          <w:rFonts w:ascii="Inconsolata" w:eastAsia="Times New Roman" w:hAnsi="Inconsolata" w:cs="Courier New"/>
+          <w:color w:val="D3D3D3"/>
+          <w:sz w:val="24"/>
+          <w:szCs w:val="24"/>
+          <w:bdr w:val="none" w:sz="0" w:space="0" w:color="auto" w:frame="1"/>
+          <w:shd w:val="clear" w:color="auto" w:fill="383B40"/>
+        </w:rPr>
+        <w:t>&gt;</w:t>
       </w:r>
     </w:p>
     <w:p>
@@ -11721,29 +11778,29 @@
           <w:bdr w:val="none" w:sz="0" w:space="0" w:color="auto" w:frame="1"/>
           <w:shd w:val="clear" w:color="auto" w:fill="383B40"/>
         </w:rPr>
-        <w:t xml:space="preserve">        </w:t>
-      </w:r>
-      <w:r>
-        <w:rPr>
-          <w:rFonts w:ascii="Inconsolata" w:eastAsia="Times New Roman" w:hAnsi="Inconsolata" w:cs="Courier New"/>
-          <w:color w:val="98C379"/>
-          <w:sz w:val="24"/>
-          <w:szCs w:val="24"/>
-          <w:bdr w:val="none" w:sz="0" w:space="0" w:color="auto" w:frame="1"/>
-          <w:shd w:val="clear" w:color="auto" w:fill="383B40"/>
-        </w:rPr>
-        <w:t>color</w:t>
-      </w:r>
-      <w:r>
-        <w:rPr>
-          <w:rFonts w:ascii="Inconsolata" w:eastAsia="Times New Roman" w:hAnsi="Inconsolata" w:cs="Courier New"/>
-          <w:color w:val="D3D3D3"/>
-          <w:sz w:val="24"/>
-          <w:szCs w:val="24"/>
-          <w:bdr w:val="none" w:sz="0" w:space="0" w:color="auto" w:frame="1"/>
-          <w:shd w:val="clear" w:color="auto" w:fill="383B40"/>
-        </w:rPr>
-        <w:t>: blue;</w:t>
+        <w:t xml:space="preserve">    </w:t>
+      </w:r>
+      <w:r>
+        <w:rPr>
+          <w:rFonts w:ascii="Inconsolata" w:eastAsia="Times New Roman" w:hAnsi="Inconsolata" w:cs="Courier New"/>
+          <w:color w:val="D19A66"/>
+          <w:sz w:val="24"/>
+          <w:szCs w:val="24"/>
+          <w:bdr w:val="none" w:sz="0" w:space="0" w:color="auto" w:frame="1"/>
+          <w:shd w:val="clear" w:color="auto" w:fill="383B40"/>
+        </w:rPr>
+        <w:t>.logo</w:t>
+      </w:r>
+      <w:r>
+        <w:rPr>
+          <w:rFonts w:ascii="Inconsolata" w:eastAsia="Times New Roman" w:hAnsi="Inconsolata" w:cs="Courier New"/>
+          <w:color w:val="D3D3D3"/>
+          <w:sz w:val="24"/>
+          <w:szCs w:val="24"/>
+          <w:bdr w:val="none" w:sz="0" w:space="0" w:color="auto" w:frame="1"/>
+          <w:shd w:val="clear" w:color="auto" w:fill="383B40"/>
+        </w:rPr>
+        <w:t xml:space="preserve"> {</w:t>
       </w:r>
     </w:p>
     <w:p>
@@ -11792,7 +11849,29 @@
           <w:bdr w:val="none" w:sz="0" w:space="0" w:color="auto" w:frame="1"/>
           <w:shd w:val="clear" w:color="auto" w:fill="383B40"/>
         </w:rPr>
-        <w:t xml:space="preserve">    }</w:t>
+        <w:t xml:space="preserve">        </w:t>
+      </w:r>
+      <w:r>
+        <w:rPr>
+          <w:rFonts w:ascii="Inconsolata" w:eastAsia="Times New Roman" w:hAnsi="Inconsolata" w:cs="Courier New"/>
+          <w:color w:val="98C379"/>
+          <w:sz w:val="24"/>
+          <w:szCs w:val="24"/>
+          <w:bdr w:val="none" w:sz="0" w:space="0" w:color="auto" w:frame="1"/>
+          <w:shd w:val="clear" w:color="auto" w:fill="383B40"/>
+        </w:rPr>
+        <w:t>color</w:t>
+      </w:r>
+      <w:r>
+        <w:rPr>
+          <w:rFonts w:ascii="Inconsolata" w:eastAsia="Times New Roman" w:hAnsi="Inconsolata" w:cs="Courier New"/>
+          <w:color w:val="D3D3D3"/>
+          <w:sz w:val="24"/>
+          <w:szCs w:val="24"/>
+          <w:bdr w:val="none" w:sz="0" w:space="0" w:color="auto" w:frame="1"/>
+          <w:shd w:val="clear" w:color="auto" w:fill="383B40"/>
+        </w:rPr>
+        <w:t>: blue;</w:t>
       </w:r>
     </w:p>
     <w:p>
@@ -11825,103 +11904,23 @@
         <w:spacing w:after="0" w:line="300" w:lineRule="atLeast"/>
         <w:rPr>
           <w:rFonts w:ascii="Inconsolata" w:eastAsia="Times New Roman" w:hAnsi="Inconsolata" w:cs="Courier New"/>
-          <w:color w:val="D5D5D5"/>
-          <w:sz w:val="24"/>
-          <w:szCs w:val="24"/>
-        </w:rPr>
-      </w:pPr>
-      <w:r>
-        <w:rPr>
-          <w:rFonts w:ascii="Inconsolata" w:eastAsia="Times New Roman" w:hAnsi="Inconsolata" w:cs="Courier New"/>
-          <w:color w:val="D3D3D3"/>
-          <w:sz w:val="24"/>
-          <w:szCs w:val="24"/>
-          <w:bdr w:val="none" w:sz="0" w:space="0" w:color="auto" w:frame="1"/>
-          <w:shd w:val="clear" w:color="auto" w:fill="383B40"/>
-        </w:rPr>
-        <w:t>&lt;/</w:t>
-      </w:r>
-      <w:r>
-        <w:rPr>
-          <w:rFonts w:ascii="Inconsolata" w:eastAsia="Times New Roman" w:hAnsi="Inconsolata" w:cs="Courier New"/>
-          <w:color w:val="E06C75"/>
-          <w:sz w:val="24"/>
-          <w:szCs w:val="24"/>
-          <w:bdr w:val="none" w:sz="0" w:space="0" w:color="auto" w:frame="1"/>
-          <w:shd w:val="clear" w:color="auto" w:fill="383B40"/>
-        </w:rPr>
-        <w:t>style</w:t>
-      </w:r>
-      <w:r>
-        <w:rPr>
-          <w:rFonts w:ascii="Inconsolata" w:eastAsia="Times New Roman" w:hAnsi="Inconsolata" w:cs="Courier New"/>
-          <w:color w:val="D3D3D3"/>
-          <w:sz w:val="24"/>
-          <w:szCs w:val="24"/>
-          <w:bdr w:val="none" w:sz="0" w:space="0" w:color="auto" w:frame="1"/>
-          <w:shd w:val="clear" w:color="auto" w:fill="383B40"/>
-        </w:rPr>
-        <w:t>&gt;</w:t>
-      </w:r>
-    </w:p>
-    <w:p>
-      <w:pPr>
-        <w:rPr>
-          <w:sz w:val="24"/>
-          <w:szCs w:val="24"/>
-        </w:rPr>
-      </w:pPr>
-      <w:r>
-        <w:rPr>
-          <w:sz w:val="24"/>
-          <w:szCs w:val="24"/>
-        </w:rPr>
-        <w:t>It makes JS and CSS able to access the HTML code.</w:t>
-      </w:r>
-      <w:r>
-        <w:rPr>
-          <w:sz w:val="24"/>
-          <w:szCs w:val="24"/>
-        </w:rPr>
-        <w:t xml:space="preserve"> The class names are case-sensitive and we cant use space in their names. If we give same class name to two, then it makes it easier to e.g, apply same style on both attributes.</w:t>
-      </w:r>
-    </w:p>
-    <w:p>
-      <w:pPr>
-        <w:rPr>
-          <w:sz w:val="24"/>
-          <w:szCs w:val="24"/>
-        </w:rPr>
-      </w:pPr>
-      <w:r>
-        <w:rPr>
-          <w:sz w:val="24"/>
-          <w:szCs w:val="24"/>
-        </w:rPr>
-        <w:t>BOTH ID AND CLASS ARE USED TO GIVE SOME IDENTIFIER, THE MAIN DIFFERENCE IS THAT ID CAN ONLY BE USED ONCE WHILE A CLASS CAN HAVE MULTIPLE ELEMENTS ON THE PAGE.</w:t>
-      </w:r>
-    </w:p>
-    <w:p>
-      <w:pPr>
-        <w:rPr>
-          <w:sz w:val="24"/>
-          <w:szCs w:val="24"/>
-        </w:rPr>
-      </w:pPr>
-    </w:p>
-    <w:p>
-      <w:pPr>
-        <w:rPr>
-          <w:sz w:val="24"/>
-          <w:szCs w:val="24"/>
-        </w:rPr>
-      </w:pPr>
-      <w:r>
-        <w:rPr>
-          <w:sz w:val="24"/>
-          <w:szCs w:val="24"/>
-        </w:rPr>
-        <w:t>-HTML ID:</w:t>
+          <w:color w:val="D3D3D3"/>
+          <w:sz w:val="24"/>
+          <w:szCs w:val="24"/>
+          <w:bdr w:val="none" w:sz="0" w:space="0" w:color="auto" w:frame="1"/>
+          <w:shd w:val="clear" w:color="auto" w:fill="383B40"/>
+        </w:rPr>
+      </w:pPr>
+      <w:r>
+        <w:rPr>
+          <w:rFonts w:ascii="Inconsolata" w:eastAsia="Times New Roman" w:hAnsi="Inconsolata" w:cs="Courier New"/>
+          <w:color w:val="D3D3D3"/>
+          <w:sz w:val="24"/>
+          <w:szCs w:val="24"/>
+          <w:bdr w:val="none" w:sz="0" w:space="0" w:color="auto" w:frame="1"/>
+          <w:shd w:val="clear" w:color="auto" w:fill="383B40"/>
+        </w:rPr>
+        <w:t xml:space="preserve">    }</w:t>
       </w:r>
     </w:p>
     <w:p>
@@ -11954,111 +11953,95 @@
         <w:spacing w:after="0" w:line="300" w:lineRule="atLeast"/>
         <w:rPr>
           <w:rFonts w:ascii="Inconsolata" w:eastAsia="Times New Roman" w:hAnsi="Inconsolata" w:cs="Courier New"/>
-          <w:color w:val="D3D3D3"/>
-          <w:sz w:val="21"/>
-          <w:szCs w:val="21"/>
-          <w:bdr w:val="none" w:sz="0" w:space="0" w:color="auto" w:frame="1"/>
-          <w:shd w:val="clear" w:color="auto" w:fill="383B40"/>
-        </w:rPr>
-      </w:pPr>
-      <w:r>
-        <w:rPr>
-          <w:rFonts w:ascii="Inconsolata" w:eastAsia="Times New Roman" w:hAnsi="Inconsolata" w:cs="Courier New"/>
-          <w:color w:val="D3D3D3"/>
-          <w:sz w:val="21"/>
-          <w:szCs w:val="21"/>
-          <w:bdr w:val="none" w:sz="0" w:space="0" w:color="auto" w:frame="1"/>
-          <w:shd w:val="clear" w:color="auto" w:fill="383B40"/>
-        </w:rPr>
-        <w:t>&lt;</w:t>
+          <w:color w:val="D5D5D5"/>
+          <w:sz w:val="24"/>
+          <w:szCs w:val="24"/>
+        </w:rPr>
+      </w:pPr>
+      <w:r>
+        <w:rPr>
+          <w:rFonts w:ascii="Inconsolata" w:eastAsia="Times New Roman" w:hAnsi="Inconsolata" w:cs="Courier New"/>
+          <w:color w:val="D3D3D3"/>
+          <w:sz w:val="24"/>
+          <w:szCs w:val="24"/>
+          <w:bdr w:val="none" w:sz="0" w:space="0" w:color="auto" w:frame="1"/>
+          <w:shd w:val="clear" w:color="auto" w:fill="383B40"/>
+        </w:rPr>
+        <w:t>&lt;/</w:t>
       </w:r>
       <w:r>
         <w:rPr>
           <w:rFonts w:ascii="Inconsolata" w:eastAsia="Times New Roman" w:hAnsi="Inconsolata" w:cs="Courier New"/>
           <w:color w:val="E06C75"/>
-          <w:sz w:val="21"/>
-          <w:szCs w:val="21"/>
-          <w:bdr w:val="none" w:sz="0" w:space="0" w:color="auto" w:frame="1"/>
-          <w:shd w:val="clear" w:color="auto" w:fill="383B40"/>
-        </w:rPr>
-        <w:t>h2</w:t>
-      </w:r>
-      <w:r>
-        <w:rPr>
-          <w:rFonts w:ascii="Inconsolata" w:eastAsia="Times New Roman" w:hAnsi="Inconsolata" w:cs="Courier New"/>
-          <w:color w:val="D3D3D3"/>
-          <w:sz w:val="21"/>
-          <w:szCs w:val="21"/>
-          <w:bdr w:val="none" w:sz="0" w:space="0" w:color="auto" w:frame="1"/>
-          <w:shd w:val="clear" w:color="auto" w:fill="383B40"/>
-        </w:rPr>
-        <w:t xml:space="preserve"> </w:t>
-      </w:r>
-      <w:r>
-        <w:rPr>
-          <w:rFonts w:ascii="Inconsolata" w:eastAsia="Times New Roman" w:hAnsi="Inconsolata" w:cs="Courier New"/>
-          <w:color w:val="D19A66"/>
-          <w:sz w:val="21"/>
-          <w:szCs w:val="21"/>
-          <w:bdr w:val="none" w:sz="0" w:space="0" w:color="auto" w:frame="1"/>
-          <w:shd w:val="clear" w:color="auto" w:fill="383B40"/>
-        </w:rPr>
-        <w:t>id</w:t>
-      </w:r>
-      <w:r>
-        <w:rPr>
-          <w:rFonts w:ascii="Inconsolata" w:eastAsia="Times New Roman" w:hAnsi="Inconsolata" w:cs="Courier New"/>
-          <w:color w:val="D3D3D3"/>
-          <w:sz w:val="21"/>
-          <w:szCs w:val="21"/>
-          <w:bdr w:val="none" w:sz="0" w:space="0" w:color="auto" w:frame="1"/>
-          <w:shd w:val="clear" w:color="auto" w:fill="383B40"/>
-        </w:rPr>
-        <w:t>=</w:t>
-      </w:r>
-      <w:r>
-        <w:rPr>
-          <w:rFonts w:ascii="Inconsolata" w:eastAsia="Times New Roman" w:hAnsi="Inconsolata" w:cs="Courier New"/>
-          <w:color w:val="98C379"/>
-          <w:sz w:val="21"/>
-          <w:szCs w:val="21"/>
-          <w:bdr w:val="none" w:sz="0" w:space="0" w:color="auto" w:frame="1"/>
-          <w:shd w:val="clear" w:color="auto" w:fill="383B40"/>
-        </w:rPr>
-        <w:t>"title"</w:t>
-      </w:r>
-      <w:r>
-        <w:rPr>
-          <w:rFonts w:ascii="Inconsolata" w:eastAsia="Times New Roman" w:hAnsi="Inconsolata" w:cs="Courier New"/>
-          <w:color w:val="D3D3D3"/>
-          <w:sz w:val="21"/>
-          <w:szCs w:val="21"/>
-          <w:bdr w:val="none" w:sz="0" w:space="0" w:color="auto" w:frame="1"/>
-          <w:shd w:val="clear" w:color="auto" w:fill="383B40"/>
-        </w:rPr>
-        <w:t>&gt;Programiz&lt;/</w:t>
-      </w:r>
-      <w:r>
-        <w:rPr>
-          <w:rFonts w:ascii="Inconsolata" w:eastAsia="Times New Roman" w:hAnsi="Inconsolata" w:cs="Courier New"/>
-          <w:color w:val="E06C75"/>
-          <w:sz w:val="21"/>
-          <w:szCs w:val="21"/>
-          <w:bdr w:val="none" w:sz="0" w:space="0" w:color="auto" w:frame="1"/>
-          <w:shd w:val="clear" w:color="auto" w:fill="383B40"/>
-        </w:rPr>
-        <w:t>h2</w:t>
-      </w:r>
-      <w:r>
-        <w:rPr>
-          <w:rFonts w:ascii="Inconsolata" w:eastAsia="Times New Roman" w:hAnsi="Inconsolata" w:cs="Courier New"/>
-          <w:color w:val="D3D3D3"/>
-          <w:sz w:val="21"/>
-          <w:szCs w:val="21"/>
+          <w:sz w:val="24"/>
+          <w:szCs w:val="24"/>
+          <w:bdr w:val="none" w:sz="0" w:space="0" w:color="auto" w:frame="1"/>
+          <w:shd w:val="clear" w:color="auto" w:fill="383B40"/>
+        </w:rPr>
+        <w:t>style</w:t>
+      </w:r>
+      <w:r>
+        <w:rPr>
+          <w:rFonts w:ascii="Inconsolata" w:eastAsia="Times New Roman" w:hAnsi="Inconsolata" w:cs="Courier New"/>
+          <w:color w:val="D3D3D3"/>
+          <w:sz w:val="24"/>
+          <w:szCs w:val="24"/>
           <w:bdr w:val="none" w:sz="0" w:space="0" w:color="auto" w:frame="1"/>
           <w:shd w:val="clear" w:color="auto" w:fill="383B40"/>
         </w:rPr>
         <w:t>&gt;</w:t>
+      </w:r>
+    </w:p>
+    <w:p>
+      <w:pPr>
+        <w:rPr>
+          <w:sz w:val="24"/>
+          <w:szCs w:val="24"/>
+        </w:rPr>
+      </w:pPr>
+      <w:r>
+        <w:rPr>
+          <w:sz w:val="24"/>
+          <w:szCs w:val="24"/>
+        </w:rPr>
+        <w:t>It makes JS and CSS able to access the HTML code.</w:t>
+      </w:r>
+      <w:r>
+        <w:rPr>
+          <w:sz w:val="24"/>
+          <w:szCs w:val="24"/>
+        </w:rPr>
+        <w:t xml:space="preserve"> The class names are case-sensitive and we cant use space in their names. If we give same class name to two, then it makes it easier to e.g, apply same style on both attributes.</w:t>
+      </w:r>
+    </w:p>
+    <w:p>
+      <w:pPr>
+        <w:rPr>
+          <w:sz w:val="24"/>
+          <w:szCs w:val="24"/>
+        </w:rPr>
+      </w:pPr>
+      <w:r>
+        <w:rPr>
+          <w:sz w:val="24"/>
+          <w:szCs w:val="24"/>
+        </w:rPr>
+        <w:t>BOTH ID AND CLASS ARE USED TO GIVE SOME IDENTIFIER, THE MAIN DIFFERENCE IS THAT ID CAN ONLY BE USED ONCE WHILE A CLASS CAN HAVE MULTIPLE ELEMENTS ON THE PAGE.</w:t>
+      </w:r>
+    </w:p>
+    <w:p>
+      <w:pPr>
+        <w:rPr>
+          <w:sz w:val="24"/>
+          <w:szCs w:val="24"/>
+        </w:rPr>
+      </w:pPr>
+      <w:r>
+        <w:rPr>
+          <w:sz w:val="24"/>
+          <w:szCs w:val="24"/>
+        </w:rPr>
+        <w:t>-HTML ID:</w:t>
       </w:r>
     </w:p>
     <w:p>
@@ -12118,7 +12101,73 @@
           <w:bdr w:val="none" w:sz="0" w:space="0" w:color="auto" w:frame="1"/>
           <w:shd w:val="clear" w:color="auto" w:fill="383B40"/>
         </w:rPr>
-        <w:t>style</w:t>
+        <w:t>h2</w:t>
+      </w:r>
+      <w:r>
+        <w:rPr>
+          <w:rFonts w:ascii="Inconsolata" w:eastAsia="Times New Roman" w:hAnsi="Inconsolata" w:cs="Courier New"/>
+          <w:color w:val="D3D3D3"/>
+          <w:sz w:val="21"/>
+          <w:szCs w:val="21"/>
+          <w:bdr w:val="none" w:sz="0" w:space="0" w:color="auto" w:frame="1"/>
+          <w:shd w:val="clear" w:color="auto" w:fill="383B40"/>
+        </w:rPr>
+        <w:t xml:space="preserve"> </w:t>
+      </w:r>
+      <w:r>
+        <w:rPr>
+          <w:rFonts w:ascii="Inconsolata" w:eastAsia="Times New Roman" w:hAnsi="Inconsolata" w:cs="Courier New"/>
+          <w:color w:val="D19A66"/>
+          <w:sz w:val="21"/>
+          <w:szCs w:val="21"/>
+          <w:bdr w:val="none" w:sz="0" w:space="0" w:color="auto" w:frame="1"/>
+          <w:shd w:val="clear" w:color="auto" w:fill="383B40"/>
+        </w:rPr>
+        <w:t>id</w:t>
+      </w:r>
+      <w:r>
+        <w:rPr>
+          <w:rFonts w:ascii="Inconsolata" w:eastAsia="Times New Roman" w:hAnsi="Inconsolata" w:cs="Courier New"/>
+          <w:color w:val="D3D3D3"/>
+          <w:sz w:val="21"/>
+          <w:szCs w:val="21"/>
+          <w:bdr w:val="none" w:sz="0" w:space="0" w:color="auto" w:frame="1"/>
+          <w:shd w:val="clear" w:color="auto" w:fill="383B40"/>
+        </w:rPr>
+        <w:t>=</w:t>
+      </w:r>
+      <w:r>
+        <w:rPr>
+          <w:rFonts w:ascii="Inconsolata" w:eastAsia="Times New Roman" w:hAnsi="Inconsolata" w:cs="Courier New"/>
+          <w:color w:val="98C379"/>
+          <w:sz w:val="21"/>
+          <w:szCs w:val="21"/>
+          <w:bdr w:val="none" w:sz="0" w:space="0" w:color="auto" w:frame="1"/>
+          <w:shd w:val="clear" w:color="auto" w:fill="383B40"/>
+        </w:rPr>
+        <w:t>"title"</w:t>
+      </w:r>
+      <w:r>
+        <w:rPr>
+          <w:rFonts w:ascii="Inconsolata" w:eastAsia="Times New Roman" w:hAnsi="Inconsolata" w:cs="Courier New"/>
+          <w:color w:val="D3D3D3"/>
+          <w:sz w:val="21"/>
+          <w:szCs w:val="21"/>
+          <w:bdr w:val="none" w:sz="0" w:space="0" w:color="auto" w:frame="1"/>
+          <w:shd w:val="clear" w:color="auto" w:fill="383B40"/>
+        </w:rPr>
+        <w:t>&gt;Programiz&lt;/</w:t>
+      </w:r>
+      <w:r>
+        <w:rPr>
+          <w:rFonts w:ascii="Inconsolata" w:eastAsia="Times New Roman" w:hAnsi="Inconsolata" w:cs="Courier New"/>
+          <w:color w:val="E06C75"/>
+          <w:sz w:val="21"/>
+          <w:szCs w:val="21"/>
+          <w:bdr w:val="none" w:sz="0" w:space="0" w:color="auto" w:frame="1"/>
+          <w:shd w:val="clear" w:color="auto" w:fill="383B40"/>
+        </w:rPr>
+        <w:t>h2</w:t>
       </w:r>
       <w:r>
         <w:rPr>
@@ -12178,29 +12227,29 @@
           <w:bdr w:val="none" w:sz="0" w:space="0" w:color="auto" w:frame="1"/>
           <w:shd w:val="clear" w:color="auto" w:fill="383B40"/>
         </w:rPr>
-        <w:t xml:space="preserve">    </w:t>
-      </w:r>
-      <w:r>
-        <w:rPr>
-          <w:rFonts w:ascii="Inconsolata" w:eastAsia="Times New Roman" w:hAnsi="Inconsolata" w:cs="Courier New"/>
-          <w:color w:val="61AEEE"/>
-          <w:sz w:val="21"/>
-          <w:szCs w:val="21"/>
-          <w:bdr w:val="none" w:sz="0" w:space="0" w:color="auto" w:frame="1"/>
-          <w:shd w:val="clear" w:color="auto" w:fill="383B40"/>
-        </w:rPr>
-        <w:t>#title</w:t>
-      </w:r>
-      <w:r>
-        <w:rPr>
-          <w:rFonts w:ascii="Inconsolata" w:eastAsia="Times New Roman" w:hAnsi="Inconsolata" w:cs="Courier New"/>
-          <w:color w:val="D3D3D3"/>
-          <w:sz w:val="21"/>
-          <w:szCs w:val="21"/>
-          <w:bdr w:val="none" w:sz="0" w:space="0" w:color="auto" w:frame="1"/>
-          <w:shd w:val="clear" w:color="auto" w:fill="383B40"/>
-        </w:rPr>
-        <w:t xml:space="preserve"> {</w:t>
+        <w:t>&lt;</w:t>
+      </w:r>
+      <w:r>
+        <w:rPr>
+          <w:rFonts w:ascii="Inconsolata" w:eastAsia="Times New Roman" w:hAnsi="Inconsolata" w:cs="Courier New"/>
+          <w:color w:val="E06C75"/>
+          <w:sz w:val="21"/>
+          <w:szCs w:val="21"/>
+          <w:bdr w:val="none" w:sz="0" w:space="0" w:color="auto" w:frame="1"/>
+          <w:shd w:val="clear" w:color="auto" w:fill="383B40"/>
+        </w:rPr>
+        <w:t>style</w:t>
+      </w:r>
+      <w:r>
+        <w:rPr>
+          <w:rFonts w:ascii="Inconsolata" w:eastAsia="Times New Roman" w:hAnsi="Inconsolata" w:cs="Courier New"/>
+          <w:color w:val="D3D3D3"/>
+          <w:sz w:val="21"/>
+          <w:szCs w:val="21"/>
+          <w:bdr w:val="none" w:sz="0" w:space="0" w:color="auto" w:frame="1"/>
+          <w:shd w:val="clear" w:color="auto" w:fill="383B40"/>
+        </w:rPr>
+        <w:t>&gt;</w:t>
       </w:r>
     </w:p>
     <w:p>
@@ -12249,29 +12298,29 @@
           <w:bdr w:val="none" w:sz="0" w:space="0" w:color="auto" w:frame="1"/>
           <w:shd w:val="clear" w:color="auto" w:fill="383B40"/>
         </w:rPr>
-        <w:t xml:space="preserve">        </w:t>
-      </w:r>
-      <w:r>
-        <w:rPr>
-          <w:rFonts w:ascii="Inconsolata" w:eastAsia="Times New Roman" w:hAnsi="Inconsolata" w:cs="Courier New"/>
-          <w:color w:val="98C379"/>
-          <w:sz w:val="21"/>
-          <w:szCs w:val="21"/>
-          <w:bdr w:val="none" w:sz="0" w:space="0" w:color="auto" w:frame="1"/>
-          <w:shd w:val="clear" w:color="auto" w:fill="383B40"/>
-        </w:rPr>
-        <w:t>color</w:t>
-      </w:r>
-      <w:r>
-        <w:rPr>
-          <w:rFonts w:ascii="Inconsolata" w:eastAsia="Times New Roman" w:hAnsi="Inconsolata" w:cs="Courier New"/>
-          <w:color w:val="D3D3D3"/>
-          <w:sz w:val="21"/>
-          <w:szCs w:val="21"/>
-          <w:bdr w:val="none" w:sz="0" w:space="0" w:color="auto" w:frame="1"/>
-          <w:shd w:val="clear" w:color="auto" w:fill="383B40"/>
-        </w:rPr>
-        <w:t>: red;</w:t>
+        <w:t xml:space="preserve">    </w:t>
+      </w:r>
+      <w:r>
+        <w:rPr>
+          <w:rFonts w:ascii="Inconsolata" w:eastAsia="Times New Roman" w:hAnsi="Inconsolata" w:cs="Courier New"/>
+          <w:color w:val="61AEEE"/>
+          <w:sz w:val="21"/>
+          <w:szCs w:val="21"/>
+          <w:bdr w:val="none" w:sz="0" w:space="0" w:color="auto" w:frame="1"/>
+          <w:shd w:val="clear" w:color="auto" w:fill="383B40"/>
+        </w:rPr>
+        <w:t>#title</w:t>
+      </w:r>
+      <w:r>
+        <w:rPr>
+          <w:rFonts w:ascii="Inconsolata" w:eastAsia="Times New Roman" w:hAnsi="Inconsolata" w:cs="Courier New"/>
+          <w:color w:val="D3D3D3"/>
+          <w:sz w:val="21"/>
+          <w:szCs w:val="21"/>
+          <w:bdr w:val="none" w:sz="0" w:space="0" w:color="auto" w:frame="1"/>
+          <w:shd w:val="clear" w:color="auto" w:fill="383B40"/>
+        </w:rPr>
+        <w:t xml:space="preserve"> {</w:t>
       </w:r>
     </w:p>
     <w:p>
@@ -12320,7 +12369,29 @@
           <w:bdr w:val="none" w:sz="0" w:space="0" w:color="auto" w:frame="1"/>
           <w:shd w:val="clear" w:color="auto" w:fill="383B40"/>
         </w:rPr>
-        <w:t xml:space="preserve">    }</w:t>
+        <w:t xml:space="preserve">        </w:t>
+      </w:r>
+      <w:r>
+        <w:rPr>
+          <w:rFonts w:ascii="Inconsolata" w:eastAsia="Times New Roman" w:hAnsi="Inconsolata" w:cs="Courier New"/>
+          <w:color w:val="98C379"/>
+          <w:sz w:val="21"/>
+          <w:szCs w:val="21"/>
+          <w:bdr w:val="none" w:sz="0" w:space="0" w:color="auto" w:frame="1"/>
+          <w:shd w:val="clear" w:color="auto" w:fill="383B40"/>
+        </w:rPr>
+        <w:t>color</w:t>
+      </w:r>
+      <w:r>
+        <w:rPr>
+          <w:rFonts w:ascii="Inconsolata" w:eastAsia="Times New Roman" w:hAnsi="Inconsolata" w:cs="Courier New"/>
+          <w:color w:val="D3D3D3"/>
+          <w:sz w:val="21"/>
+          <w:szCs w:val="21"/>
+          <w:bdr w:val="none" w:sz="0" w:space="0" w:color="auto" w:frame="1"/>
+          <w:shd w:val="clear" w:color="auto" w:fill="383B40"/>
+        </w:rPr>
+        <w:t>: red;</w:t>
       </w:r>
     </w:p>
     <w:p>
@@ -12353,6 +12424,55 @@
         <w:spacing w:after="0" w:line="300" w:lineRule="atLeast"/>
         <w:rPr>
           <w:rFonts w:ascii="Inconsolata" w:eastAsia="Times New Roman" w:hAnsi="Inconsolata" w:cs="Courier New"/>
+          <w:color w:val="D3D3D3"/>
+          <w:sz w:val="21"/>
+          <w:szCs w:val="21"/>
+          <w:bdr w:val="none" w:sz="0" w:space="0" w:color="auto" w:frame="1"/>
+          <w:shd w:val="clear" w:color="auto" w:fill="383B40"/>
+        </w:rPr>
+      </w:pPr>
+      <w:r>
+        <w:rPr>
+          <w:rFonts w:ascii="Inconsolata" w:eastAsia="Times New Roman" w:hAnsi="Inconsolata" w:cs="Courier New"/>
+          <w:color w:val="D3D3D3"/>
+          <w:sz w:val="21"/>
+          <w:szCs w:val="21"/>
+          <w:bdr w:val="none" w:sz="0" w:space="0" w:color="auto" w:frame="1"/>
+          <w:shd w:val="clear" w:color="auto" w:fill="383B40"/>
+        </w:rPr>
+        <w:t xml:space="preserve">    }</w:t>
+      </w:r>
+    </w:p>
+    <w:p>
+      <w:pPr>
+        <w:pBdr>
+          <w:top w:val="single" w:sz="6" w:space="12" w:color="D3DCE6"/>
+          <w:left w:val="single" w:sz="6" w:space="12" w:color="D3DCE6"/>
+          <w:bottom w:val="single" w:sz="6" w:space="12" w:color="D3DCE6"/>
+          <w:right w:val="single" w:sz="6" w:space="12" w:color="D3DCE6"/>
+        </w:pBdr>
+        <w:shd w:val="clear" w:color="auto" w:fill="383B40"/>
+        <w:tabs>
+          <w:tab w:val="left" w:pos="916"/>
+          <w:tab w:val="left" w:pos="1832"/>
+          <w:tab w:val="left" w:pos="2748"/>
+          <w:tab w:val="left" w:pos="3664"/>
+          <w:tab w:val="left" w:pos="4580"/>
+          <w:tab w:val="left" w:pos="5496"/>
+          <w:tab w:val="left" w:pos="6412"/>
+          <w:tab w:val="left" w:pos="7328"/>
+          <w:tab w:val="left" w:pos="8244"/>
+          <w:tab w:val="left" w:pos="9160"/>
+          <w:tab w:val="left" w:pos="10076"/>
+          <w:tab w:val="left" w:pos="10992"/>
+          <w:tab w:val="left" w:pos="11908"/>
+          <w:tab w:val="left" w:pos="12824"/>
+          <w:tab w:val="left" w:pos="13740"/>
+          <w:tab w:val="left" w:pos="14656"/>
+        </w:tabs>
+        <w:spacing w:after="0" w:line="300" w:lineRule="atLeast"/>
+        <w:rPr>
+          <w:rFonts w:ascii="Inconsolata" w:eastAsia="Times New Roman" w:hAnsi="Inconsolata" w:cs="Courier New"/>
           <w:color w:val="D5D5D5"/>
           <w:sz w:val="21"/>
           <w:szCs w:val="21"/>
@@ -12367,6 +12487,7 @@
           <w:bdr w:val="none" w:sz="0" w:space="0" w:color="auto" w:frame="1"/>
           <w:shd w:val="clear" w:color="auto" w:fill="383B40"/>
         </w:rPr>
+        <w:lastRenderedPageBreak/>
         <w:t>&lt;/</w:t>
       </w:r>
       <w:r>
@@ -12426,21 +12547,7 @@
           <w:sz w:val="24"/>
           <w:szCs w:val="24"/>
         </w:rPr>
-        <w:t xml:space="preserve">&lt;a href="#main"&gt;Go to the </w:t>
-      </w:r>
-      <w:r>
-        <w:rPr>
-          <w:sz w:val="24"/>
-          <w:szCs w:val="24"/>
-        </w:rPr>
-        <w:t>top. &lt;</w:t>
-      </w:r>
-      <w:r>
-        <w:rPr>
-          <w:sz w:val="24"/>
-          <w:szCs w:val="24"/>
-        </w:rPr>
-        <w:t>/a&gt;</w:t>
+        <w:t>&lt;a href="#main"&gt;Go to the top. &lt;/a&gt;</w:t>
       </w:r>
       <w:r>
         <w:rPr>
@@ -12465,44 +12572,11 @@
           <w:szCs w:val="24"/>
         </w:rPr>
       </w:pPr>
-    </w:p>
-    <w:p>
-      <w:pPr>
-        <w:rPr>
-          <w:sz w:val="24"/>
-          <w:szCs w:val="24"/>
-        </w:rPr>
-      </w:pPr>
-    </w:p>
-    <w:p>
-      <w:pPr>
-        <w:rPr>
-          <w:sz w:val="24"/>
-          <w:szCs w:val="24"/>
-        </w:rPr>
-      </w:pPr>
-    </w:p>
-    <w:p>
-      <w:pPr>
-        <w:rPr>
-          <w:sz w:val="24"/>
-          <w:szCs w:val="24"/>
-        </w:rPr>
-      </w:pPr>
-    </w:p>
-    <w:p>
-      <w:pPr>
-        <w:rPr>
-          <w:sz w:val="24"/>
-          <w:szCs w:val="24"/>
-        </w:rPr>
-      </w:pPr>
-      <w:r>
-        <w:rPr>
-          <w:sz w:val="24"/>
-          <w:szCs w:val="24"/>
-        </w:rPr>
-        <w:lastRenderedPageBreak/>
+      <w:r>
+        <w:rPr>
+          <w:sz w:val="24"/>
+          <w:szCs w:val="24"/>
+        </w:rPr>
         <w:t>-FORMS:</w:t>
       </w:r>
       <w:r>
@@ -12554,21 +12628,7 @@
           <w:sz w:val="24"/>
           <w:szCs w:val="24"/>
         </w:rPr>
-        <w:t>&lt;input type="text" name="</w:t>
-      </w:r>
-      <w:r>
-        <w:rPr>
-          <w:sz w:val="24"/>
-          <w:szCs w:val="24"/>
-        </w:rPr>
-        <w:t>first name</w:t>
-      </w:r>
-      <w:r>
-        <w:rPr>
-          <w:sz w:val="24"/>
-          <w:szCs w:val="24"/>
-        </w:rPr>
-        <w:t>"&gt;</w:t>
+        <w:t>&lt;input type="text" name="first name"&gt;</w:t>
       </w:r>
       <w:r>
         <w:rPr>
@@ -12660,16 +12720,24 @@
         </w:rPr>
         <w:t>As you can see, we gave the for to input firstname, to create an association between this label and that input field.</w:t>
       </w:r>
-    </w:p>
-    <w:p>
-      <w:pPr>
-        <w:rPr>
-          <w:sz w:val="24"/>
-          <w:szCs w:val="24"/>
-        </w:rPr>
-      </w:pPr>
-      <w:r>
-        <w:rPr>
+      <w:r>
+        <w:rPr>
+          <w:sz w:val="24"/>
+          <w:szCs w:val="24"/>
+        </w:rPr>
+        <w:t xml:space="preserve"> For checkboxes and radio buttons, a forth attribute, value may be added.</w:t>
+      </w:r>
+    </w:p>
+    <w:p>
+      <w:pPr>
+        <w:rPr>
+          <w:sz w:val="24"/>
+          <w:szCs w:val="24"/>
+        </w:rPr>
+      </w:pPr>
+      <w:r>
+        <w:rPr>
+          <w:noProof/>
           <w:sz w:val="24"/>
           <w:szCs w:val="24"/>
         </w:rPr>
@@ -12949,6 +13017,7 @@
           <w:sz w:val="24"/>
           <w:szCs w:val="24"/>
         </w:rPr>
+        <w:lastRenderedPageBreak/>
         <w:t xml:space="preserve">We can see here, we made a select, the we added values to each </w:t>
       </w:r>
       <w:r>
@@ -13078,7 +13147,6 @@
           <w:sz w:val="24"/>
           <w:szCs w:val="24"/>
         </w:rPr>
-        <w:lastRenderedPageBreak/>
         <w:t xml:space="preserve">        &lt;option value="dog"&gt;Dog&lt;/option&gt;</w:t>
       </w:r>
     </w:p>
@@ -13507,6 +13575,7 @@
           <w:sz w:val="24"/>
           <w:szCs w:val="24"/>
         </w:rPr>
+        <w:lastRenderedPageBreak/>
         <w:t xml:space="preserve">    &lt;option value="Austria"&gt;</w:t>
       </w:r>
     </w:p>
@@ -13593,7 +13662,6 @@
           <w:sz w:val="24"/>
           <w:szCs w:val="24"/>
         </w:rPr>
-        <w:lastRenderedPageBreak/>
         <w:t>Output is a container usually used for showing output. The calculations are done by javascript.</w:t>
       </w:r>
     </w:p>
@@ -13856,6 +13924,376 @@
           <w:szCs w:val="24"/>
         </w:rPr>
         <w:t>You can learn about the different ways to input by checking input module.</w:t>
+      </w:r>
+    </w:p>
+    <w:p>
+      <w:pPr>
+        <w:rPr>
+          <w:sz w:val="24"/>
+          <w:szCs w:val="24"/>
+        </w:rPr>
+      </w:pPr>
+    </w:p>
+    <w:p>
+      <w:pPr>
+        <w:rPr>
+          <w:sz w:val="24"/>
+          <w:szCs w:val="24"/>
+        </w:rPr>
+      </w:pPr>
+      <w:r>
+        <w:rPr>
+          <w:sz w:val="24"/>
+          <w:szCs w:val="24"/>
+        </w:rPr>
+        <w:t>-HTML Quotations:</w:t>
+      </w:r>
+    </w:p>
+    <w:p>
+      <w:pPr>
+        <w:rPr>
+          <w:sz w:val="24"/>
+          <w:szCs w:val="24"/>
+        </w:rPr>
+      </w:pPr>
+      <w:r>
+        <w:rPr>
+          <w:sz w:val="24"/>
+          <w:szCs w:val="24"/>
+        </w:rPr>
+        <w:t>HTML Quotation and Citation Elements</w:t>
+      </w:r>
+    </w:p>
+    <w:p>
+      <w:pPr>
+        <w:pBdr>
+          <w:top w:val="single" w:sz="4" w:space="1" w:color="auto"/>
+          <w:left w:val="single" w:sz="4" w:space="4" w:color="auto"/>
+          <w:bottom w:val="single" w:sz="4" w:space="1" w:color="auto"/>
+          <w:right w:val="single" w:sz="4" w:space="4" w:color="auto"/>
+          <w:between w:val="single" w:sz="4" w:space="1" w:color="auto"/>
+          <w:bar w:val="single" w:sz="4" w:color="auto"/>
+        </w:pBdr>
+        <w:rPr>
+          <w:sz w:val="24"/>
+          <w:szCs w:val="24"/>
+        </w:rPr>
+      </w:pPr>
+      <w:r>
+        <w:rPr>
+          <w:sz w:val="24"/>
+          <w:szCs w:val="24"/>
+        </w:rPr>
+        <w:t>Tag</w:t>
+      </w:r>
+      <w:r>
+        <w:rPr>
+          <w:sz w:val="24"/>
+          <w:szCs w:val="24"/>
+        </w:rPr>
+        <w:tab/>
+        <w:t>Description</w:t>
+      </w:r>
+    </w:p>
+    <w:p>
+      <w:pPr>
+        <w:pBdr>
+          <w:top w:val="single" w:sz="4" w:space="1" w:color="auto"/>
+          <w:left w:val="single" w:sz="4" w:space="4" w:color="auto"/>
+          <w:bottom w:val="single" w:sz="4" w:space="1" w:color="auto"/>
+          <w:right w:val="single" w:sz="4" w:space="4" w:color="auto"/>
+          <w:between w:val="single" w:sz="4" w:space="1" w:color="auto"/>
+          <w:bar w:val="single" w:sz="4" w:color="auto"/>
+        </w:pBdr>
+        <w:rPr>
+          <w:sz w:val="24"/>
+          <w:szCs w:val="24"/>
+        </w:rPr>
+      </w:pPr>
+      <w:r>
+        <w:rPr>
+          <w:sz w:val="24"/>
+          <w:szCs w:val="24"/>
+        </w:rPr>
+        <w:t>&lt;abbr</w:t>
+      </w:r>
+      <w:r>
+        <w:rPr>
+          <w:sz w:val="24"/>
+          <w:szCs w:val="24"/>
+        </w:rPr>
+        <w:t xml:space="preserve"> title=””</w:t>
+      </w:r>
+      <w:r>
+        <w:rPr>
+          <w:sz w:val="24"/>
+          <w:szCs w:val="24"/>
+        </w:rPr>
+        <w:t>&gt;</w:t>
+      </w:r>
+      <w:r>
+        <w:rPr>
+          <w:sz w:val="24"/>
+          <w:szCs w:val="24"/>
+        </w:rPr>
+        <w:t>x&lt;/abbr&gt;</w:t>
+      </w:r>
+      <w:r>
+        <w:rPr>
+          <w:sz w:val="24"/>
+          <w:szCs w:val="24"/>
+        </w:rPr>
+        <w:tab/>
+        <w:t>Defines an abbreviation or acronym</w:t>
+      </w:r>
+    </w:p>
+    <w:p>
+      <w:pPr>
+        <w:pBdr>
+          <w:top w:val="single" w:sz="4" w:space="1" w:color="auto"/>
+          <w:left w:val="single" w:sz="4" w:space="4" w:color="auto"/>
+          <w:bottom w:val="single" w:sz="4" w:space="1" w:color="auto"/>
+          <w:right w:val="single" w:sz="4" w:space="4" w:color="auto"/>
+          <w:between w:val="single" w:sz="4" w:space="1" w:color="auto"/>
+          <w:bar w:val="single" w:sz="4" w:color="auto"/>
+        </w:pBdr>
+        <w:rPr>
+          <w:sz w:val="24"/>
+          <w:szCs w:val="24"/>
+        </w:rPr>
+      </w:pPr>
+      <w:r>
+        <w:rPr>
+          <w:sz w:val="24"/>
+          <w:szCs w:val="24"/>
+        </w:rPr>
+        <w:t>&lt;address&gt;</w:t>
+      </w:r>
+      <w:r>
+        <w:rPr>
+          <w:sz w:val="24"/>
+          <w:szCs w:val="24"/>
+        </w:rPr>
+        <w:t xml:space="preserve"> </w:t>
+      </w:r>
+      <w:r>
+        <w:rPr>
+          <w:sz w:val="24"/>
+          <w:szCs w:val="24"/>
+        </w:rPr>
+        <w:t>Defines contact information for the author/owner of a document</w:t>
+      </w:r>
+    </w:p>
+    <w:p>
+      <w:pPr>
+        <w:pBdr>
+          <w:top w:val="single" w:sz="4" w:space="1" w:color="auto"/>
+          <w:left w:val="single" w:sz="4" w:space="4" w:color="auto"/>
+          <w:bottom w:val="single" w:sz="4" w:space="1" w:color="auto"/>
+          <w:right w:val="single" w:sz="4" w:space="4" w:color="auto"/>
+          <w:between w:val="single" w:sz="4" w:space="1" w:color="auto"/>
+          <w:bar w:val="single" w:sz="4" w:color="auto"/>
+        </w:pBdr>
+        <w:rPr>
+          <w:sz w:val="24"/>
+          <w:szCs w:val="24"/>
+        </w:rPr>
+      </w:pPr>
+      <w:r>
+        <w:rPr>
+          <w:sz w:val="24"/>
+          <w:szCs w:val="24"/>
+        </w:rPr>
+        <w:t>&lt;bdo</w:t>
+      </w:r>
+      <w:r>
+        <w:rPr>
+          <w:sz w:val="24"/>
+          <w:szCs w:val="24"/>
+        </w:rPr>
+        <w:t xml:space="preserve"> dir=”rtl” (right to left)</w:t>
+      </w:r>
+      <w:r>
+        <w:rPr>
+          <w:sz w:val="24"/>
+          <w:szCs w:val="24"/>
+        </w:rPr>
+        <w:t>&gt;</w:t>
+      </w:r>
+      <w:r>
+        <w:rPr>
+          <w:sz w:val="24"/>
+          <w:szCs w:val="24"/>
+        </w:rPr>
+        <w:tab/>
+        <w:t>Defines the text direction</w:t>
+      </w:r>
+    </w:p>
+    <w:p>
+      <w:pPr>
+        <w:pBdr>
+          <w:top w:val="single" w:sz="4" w:space="1" w:color="auto"/>
+          <w:left w:val="single" w:sz="4" w:space="4" w:color="auto"/>
+          <w:bottom w:val="single" w:sz="4" w:space="1" w:color="auto"/>
+          <w:right w:val="single" w:sz="4" w:space="4" w:color="auto"/>
+          <w:between w:val="single" w:sz="4" w:space="1" w:color="auto"/>
+          <w:bar w:val="single" w:sz="4" w:color="auto"/>
+        </w:pBdr>
+        <w:rPr>
+          <w:sz w:val="24"/>
+          <w:szCs w:val="24"/>
+        </w:rPr>
+      </w:pPr>
+      <w:r>
+        <w:rPr>
+          <w:sz w:val="24"/>
+          <w:szCs w:val="24"/>
+        </w:rPr>
+        <w:t>&lt;blockquote</w:t>
+      </w:r>
+      <w:r>
+        <w:rPr>
+          <w:sz w:val="24"/>
+          <w:szCs w:val="24"/>
+        </w:rPr>
+        <w:t xml:space="preserve"> cite=””</w:t>
+      </w:r>
+      <w:r>
+        <w:rPr>
+          <w:sz w:val="24"/>
+          <w:szCs w:val="24"/>
+        </w:rPr>
+        <w:t>&gt;</w:t>
+      </w:r>
+      <w:r>
+        <w:rPr>
+          <w:sz w:val="24"/>
+          <w:szCs w:val="24"/>
+        </w:rPr>
+        <w:t xml:space="preserve">x&lt;/blockquote&gt; </w:t>
+      </w:r>
+      <w:r>
+        <w:rPr>
+          <w:sz w:val="24"/>
+          <w:szCs w:val="24"/>
+        </w:rPr>
+        <w:tab/>
+        <w:t>Defines a section that is quoted from another source</w:t>
+      </w:r>
+    </w:p>
+    <w:p>
+      <w:pPr>
+        <w:pBdr>
+          <w:top w:val="single" w:sz="4" w:space="1" w:color="auto"/>
+          <w:left w:val="single" w:sz="4" w:space="4" w:color="auto"/>
+          <w:bottom w:val="single" w:sz="4" w:space="1" w:color="auto"/>
+          <w:right w:val="single" w:sz="4" w:space="4" w:color="auto"/>
+          <w:between w:val="single" w:sz="4" w:space="1" w:color="auto"/>
+          <w:bar w:val="single" w:sz="4" w:color="auto"/>
+        </w:pBdr>
+        <w:rPr>
+          <w:sz w:val="24"/>
+          <w:szCs w:val="24"/>
+        </w:rPr>
+      </w:pPr>
+      <w:r>
+        <w:rPr>
+          <w:sz w:val="24"/>
+          <w:szCs w:val="24"/>
+        </w:rPr>
+        <w:t>&lt;cite&gt;</w:t>
+      </w:r>
+      <w:r>
+        <w:rPr>
+          <w:sz w:val="24"/>
+          <w:szCs w:val="24"/>
+        </w:rPr>
+        <w:tab/>
+        <w:t>Defines the title of a work</w:t>
+      </w:r>
+    </w:p>
+    <w:p>
+      <w:pPr>
+        <w:pBdr>
+          <w:top w:val="single" w:sz="4" w:space="1" w:color="auto"/>
+          <w:left w:val="single" w:sz="4" w:space="4" w:color="auto"/>
+          <w:bottom w:val="single" w:sz="4" w:space="1" w:color="auto"/>
+          <w:right w:val="single" w:sz="4" w:space="4" w:color="auto"/>
+          <w:between w:val="single" w:sz="4" w:space="1" w:color="auto"/>
+          <w:bar w:val="single" w:sz="4" w:color="auto"/>
+        </w:pBdr>
+        <w:rPr>
+          <w:sz w:val="24"/>
+          <w:szCs w:val="24"/>
+        </w:rPr>
+      </w:pPr>
+      <w:r>
+        <w:rPr>
+          <w:sz w:val="24"/>
+          <w:szCs w:val="24"/>
+        </w:rPr>
+        <w:t>&lt;q&gt;</w:t>
+      </w:r>
+      <w:r>
+        <w:rPr>
+          <w:sz w:val="24"/>
+          <w:szCs w:val="24"/>
+        </w:rPr>
+        <w:tab/>
+        <w:t>Defines a short inline quotation</w:t>
+      </w:r>
+    </w:p>
+    <w:p>
+      <w:pPr>
+        <w:rPr>
+          <w:sz w:val="24"/>
+          <w:szCs w:val="24"/>
+        </w:rPr>
+      </w:pPr>
+    </w:p>
+    <w:p>
+      <w:pPr>
+        <w:rPr>
+          <w:sz w:val="24"/>
+          <w:szCs w:val="24"/>
+        </w:rPr>
+      </w:pPr>
+      <w:r>
+        <w:rPr>
+          <w:sz w:val="24"/>
+          <w:szCs w:val="24"/>
+        </w:rPr>
+        <w:t xml:space="preserve">TO MAKE A BOOKMARK, FIRST MAKE An ID OF THAT HEADING OR PARAGRAPH. THEN, GO WHERE YOU WANT TO MAKE A HYPERLINK, MAKE &lt;a href=” #name”&gt;text&lt;/a&gt;. That hashtag is necessary for this. It will guide to the element that has the id name. “#” IS VERY </w:t>
+      </w:r>
+      <w:r>
+        <w:rPr>
+          <w:sz w:val="24"/>
+          <w:szCs w:val="24"/>
+        </w:rPr>
+        <w:t>IMPORTANT!</w:t>
+      </w:r>
+    </w:p>
+    <w:p>
+      <w:pPr>
+        <w:rPr>
+          <w:sz w:val="24"/>
+          <w:szCs w:val="24"/>
+        </w:rPr>
+      </w:pPr>
+    </w:p>
+    <w:p>
+      <w:pPr>
+        <w:rPr>
+          <w:sz w:val="24"/>
+          <w:szCs w:val="24"/>
+        </w:rPr>
+      </w:pPr>
+      <w:r>
+        <w:rPr>
+          <w:sz w:val="24"/>
+          <w:szCs w:val="24"/>
+        </w:rPr>
+        <w:t>Remember, title is different to heading.</w:t>
       </w:r>
     </w:p>
     <w:p>
@@ -15775,6 +16213,7 @@
   <w:style w:type="character" w:default="1" w:styleId="DefaultParagraphFont">
     <w:name w:val="Default Paragraph Font"/>
     <w:uiPriority w:val="1"/>
+    <w:semiHidden/>
     <w:unhideWhenUsed/>
   </w:style>
   <w:style w:type="table" w:default="1" w:styleId="TableNormal">

--- a/HTML Notes.docx
+++ b/HTML Notes.docx
@@ -933,7 +933,7 @@
                     <pic:cNvPicPr/>
                   </pic:nvPicPr>
                   <pic:blipFill>
-                    <a:blip r:embed="rId6">
+                    <a:blip r:embed="rId8">
                       <a:extLst>
                         <a:ext uri="{28A0092B-C50C-407E-A947-70E740481C1C}">
                           <a14:useLocalDpi xmlns:a14="http://schemas.microsoft.com/office/drawing/2010/main" val="0"/>
@@ -3920,7 +3920,7 @@
                     <pic:cNvPicPr/>
                   </pic:nvPicPr>
                   <pic:blipFill>
-                    <a:blip r:embed="rId7">
+                    <a:blip r:embed="rId9">
                       <a:extLst>
                         <a:ext uri="{28A0092B-C50C-407E-A947-70E740481C1C}">
                           <a14:useLocalDpi xmlns:a14="http://schemas.microsoft.com/office/drawing/2010/main" val="0"/>
@@ -5018,7 +5018,7 @@
         </w:rPr>
         <w:t>"</w:t>
       </w:r>
-      <w:hyperlink r:id="rId8" w:history="1">
+      <w:hyperlink r:id="rId10" w:history="1">
         <w:r>
           <w:rPr>
             <w:rFonts w:ascii="Inconsolata" w:eastAsia="Times New Roman" w:hAnsi="Inconsolata" w:cs="Courier New"/>
@@ -9579,7 +9579,7 @@
                     <pic:cNvPicPr/>
                   </pic:nvPicPr>
                   <pic:blipFill>
-                    <a:blip r:embed="rId9">
+                    <a:blip r:embed="rId11">
                       <a:extLst>
                         <a:ext uri="{28A0092B-C50C-407E-A947-70E740481C1C}">
                           <a14:useLocalDpi xmlns:a14="http://schemas.microsoft.com/office/drawing/2010/main" val="0"/>
@@ -12759,7 +12759,7 @@
                     </pic:cNvPicPr>
                   </pic:nvPicPr>
                   <pic:blipFill>
-                    <a:blip r:embed="rId10">
+                    <a:blip r:embed="rId12">
                       <a:extLst>
                         <a:ext uri="{28A0092B-C50C-407E-A947-70E740481C1C}">
                           <a14:useLocalDpi xmlns:a14="http://schemas.microsoft.com/office/drawing/2010/main" val="0"/>
@@ -12846,6 +12846,21 @@
           <w:sz w:val="24"/>
           <w:szCs w:val="24"/>
         </w:rPr>
+        <w:t>We can use type submit and a value submit to make a button on the same line as textbox.</w:t>
+      </w:r>
+    </w:p>
+    <w:p>
+      <w:pPr>
+        <w:rPr>
+          <w:sz w:val="24"/>
+          <w:szCs w:val="24"/>
+        </w:rPr>
+      </w:pPr>
+      <w:r>
+        <w:rPr>
+          <w:sz w:val="24"/>
+          <w:szCs w:val="24"/>
+        </w:rPr>
         <w:t xml:space="preserve">We can change the button type to submit, which submits the form, to reset, which resets the form </w:t>
       </w:r>
       <w:r>
@@ -13002,6 +13017,7 @@
           <w:sz w:val="24"/>
           <w:szCs w:val="24"/>
         </w:rPr>
+        <w:lastRenderedPageBreak/>
         <w:t>&lt;/select&gt;</w:t>
       </w:r>
     </w:p>
@@ -13017,7 +13033,6 @@
           <w:sz w:val="24"/>
           <w:szCs w:val="24"/>
         </w:rPr>
-        <w:lastRenderedPageBreak/>
         <w:t xml:space="preserve">We can see here, we made a select, the we added values to each </w:t>
       </w:r>
       <w:r>
@@ -13554,6 +13569,7 @@
           <w:sz w:val="24"/>
           <w:szCs w:val="24"/>
         </w:rPr>
+        <w:lastRenderedPageBreak/>
         <w:t xml:space="preserve">    &lt;option value="Australia"&gt;</w:t>
       </w:r>
     </w:p>
@@ -13575,7 +13591,6 @@
           <w:sz w:val="24"/>
           <w:szCs w:val="24"/>
         </w:rPr>
-        <w:lastRenderedPageBreak/>
         <w:t xml:space="preserve">    &lt;option value="Austria"&gt;</w:t>
       </w:r>
     </w:p>
@@ -14232,6 +14247,7 @@
           <w:sz w:val="24"/>
           <w:szCs w:val="24"/>
         </w:rPr>
+        <w:lastRenderedPageBreak/>
         <w:t>&lt;q&gt;</w:t>
       </w:r>
       <w:r>
@@ -14303,6 +14319,1698 @@
           <w:szCs w:val="24"/>
         </w:rPr>
       </w:pPr>
+    </w:p>
+    <w:p>
+      <w:pPr>
+        <w:rPr>
+          <w:sz w:val="24"/>
+          <w:szCs w:val="24"/>
+        </w:rPr>
+      </w:pPr>
+      <w:r>
+        <w:rPr>
+          <w:sz w:val="24"/>
+          <w:szCs w:val="24"/>
+        </w:rPr>
+        <w:t>-FORM ATTRIBUTES:</w:t>
+      </w:r>
+    </w:p>
+    <w:p>
+      <w:pPr>
+        <w:rPr>
+          <w:sz w:val="24"/>
+          <w:szCs w:val="24"/>
+        </w:rPr>
+      </w:pPr>
+      <w:r>
+        <w:rPr>
+          <w:sz w:val="24"/>
+          <w:szCs w:val="24"/>
+        </w:rPr>
+        <w:t>Action attribute decides what happens when the form is submitted.</w:t>
+      </w:r>
+      <w:r>
+        <w:rPr>
+          <w:sz w:val="24"/>
+          <w:szCs w:val="24"/>
+        </w:rPr>
+        <w:t xml:space="preserve"> Given to form in its starting label.</w:t>
+      </w:r>
+      <w:r>
+        <w:rPr>
+          <w:sz w:val="24"/>
+          <w:szCs w:val="24"/>
+        </w:rPr>
+        <w:t xml:space="preserve"> If it is emitted, action is set to current page.</w:t>
+      </w:r>
+    </w:p>
+    <w:p>
+      <w:pPr>
+        <w:rPr>
+          <w:sz w:val="24"/>
+          <w:szCs w:val="24"/>
+        </w:rPr>
+      </w:pPr>
+      <w:r>
+        <w:rPr>
+          <w:sz w:val="24"/>
+          <w:szCs w:val="24"/>
+        </w:rPr>
+        <w:t>Target attribute defines where to display the result when the page is submitted.</w:t>
+      </w:r>
+    </w:p>
+    <w:tbl>
+      <w:tblPr>
+        <w:tblW w:w="10589" w:type="dxa"/>
+        <w:tblBorders>
+          <w:top w:val="single" w:sz="6" w:space="0" w:color="CCCCCC"/>
+          <w:left w:val="single" w:sz="6" w:space="0" w:color="CCCCCC"/>
+          <w:bottom w:val="single" w:sz="6" w:space="0" w:color="CCCCCC"/>
+          <w:right w:val="single" w:sz="6" w:space="0" w:color="CCCCCC"/>
+        </w:tblBorders>
+        <w:tblCellMar>
+          <w:top w:w="15" w:type="dxa"/>
+          <w:left w:w="15" w:type="dxa"/>
+          <w:bottom w:w="15" w:type="dxa"/>
+          <w:right w:w="15" w:type="dxa"/>
+        </w:tblCellMar>
+        <w:tblLook w:val="04A0" w:firstRow="1" w:lastRow="0" w:firstColumn="1" w:lastColumn="0" w:noHBand="0" w:noVBand="1"/>
+      </w:tblPr>
+      <w:tblGrid>
+        <w:gridCol w:w="2115"/>
+        <w:gridCol w:w="8474"/>
+      </w:tblGrid>
+      <w:tr>
+        <w:trPr>
+          <w:trHeight w:val="480"/>
+        </w:trPr>
+        <w:tc>
+          <w:tcPr>
+            <w:tcW w:w="2115" w:type="dxa"/>
+            <w:shd w:val="clear" w:color="auto" w:fill="FFFFFF"/>
+            <w:tcMar>
+              <w:top w:w="120" w:type="dxa"/>
+              <w:left w:w="240" w:type="dxa"/>
+              <w:bottom w:w="120" w:type="dxa"/>
+              <w:right w:w="120" w:type="dxa"/>
+            </w:tcMar>
+            <w:hideMark/>
+          </w:tcPr>
+          <w:p>
+            <w:pPr>
+              <w:rPr>
+                <w:b/>
+                <w:bCs/>
+                <w:sz w:val="24"/>
+                <w:szCs w:val="24"/>
+              </w:rPr>
+            </w:pPr>
+            <w:r>
+              <w:rPr>
+                <w:b/>
+                <w:bCs/>
+                <w:sz w:val="24"/>
+                <w:szCs w:val="24"/>
+              </w:rPr>
+              <w:t>Value</w:t>
+            </w:r>
+          </w:p>
+        </w:tc>
+        <w:tc>
+          <w:tcPr>
+            <w:tcW w:w="0" w:type="auto"/>
+            <w:shd w:val="clear" w:color="auto" w:fill="FFFFFF"/>
+            <w:tcMar>
+              <w:top w:w="120" w:type="dxa"/>
+              <w:left w:w="120" w:type="dxa"/>
+              <w:bottom w:w="120" w:type="dxa"/>
+              <w:right w:w="120" w:type="dxa"/>
+            </w:tcMar>
+            <w:hideMark/>
+          </w:tcPr>
+          <w:p>
+            <w:pPr>
+              <w:rPr>
+                <w:b/>
+                <w:bCs/>
+                <w:sz w:val="24"/>
+                <w:szCs w:val="24"/>
+              </w:rPr>
+            </w:pPr>
+            <w:r>
+              <w:rPr>
+                <w:b/>
+                <w:bCs/>
+                <w:sz w:val="24"/>
+                <w:szCs w:val="24"/>
+              </w:rPr>
+              <w:t>Description</w:t>
+            </w:r>
+          </w:p>
+        </w:tc>
+      </w:tr>
+      <w:tr>
+        <w:trPr>
+          <w:trHeight w:val="465"/>
+        </w:trPr>
+        <w:tc>
+          <w:tcPr>
+            <w:tcW w:w="0" w:type="auto"/>
+            <w:shd w:val="clear" w:color="auto" w:fill="EBEDEE"/>
+            <w:tcMar>
+              <w:top w:w="120" w:type="dxa"/>
+              <w:left w:w="240" w:type="dxa"/>
+              <w:bottom w:w="120" w:type="dxa"/>
+              <w:right w:w="120" w:type="dxa"/>
+            </w:tcMar>
+            <w:hideMark/>
+          </w:tcPr>
+          <w:p>
+            <w:pPr>
+              <w:rPr>
+                <w:sz w:val="24"/>
+                <w:szCs w:val="24"/>
+              </w:rPr>
+            </w:pPr>
+            <w:r>
+              <w:rPr>
+                <w:sz w:val="24"/>
+                <w:szCs w:val="24"/>
+              </w:rPr>
+              <w:t>_blank</w:t>
+            </w:r>
+          </w:p>
+        </w:tc>
+        <w:tc>
+          <w:tcPr>
+            <w:tcW w:w="0" w:type="auto"/>
+            <w:shd w:val="clear" w:color="auto" w:fill="EBEDEE"/>
+            <w:tcMar>
+              <w:top w:w="120" w:type="dxa"/>
+              <w:left w:w="120" w:type="dxa"/>
+              <w:bottom w:w="120" w:type="dxa"/>
+              <w:right w:w="120" w:type="dxa"/>
+            </w:tcMar>
+            <w:hideMark/>
+          </w:tcPr>
+          <w:p>
+            <w:pPr>
+              <w:rPr>
+                <w:sz w:val="24"/>
+                <w:szCs w:val="24"/>
+              </w:rPr>
+            </w:pPr>
+            <w:r>
+              <w:rPr>
+                <w:sz w:val="24"/>
+                <w:szCs w:val="24"/>
+              </w:rPr>
+              <w:t>The response is displayed in a new window or tab</w:t>
+            </w:r>
+          </w:p>
+        </w:tc>
+      </w:tr>
+      <w:tr>
+        <w:trPr>
+          <w:trHeight w:val="480"/>
+        </w:trPr>
+        <w:tc>
+          <w:tcPr>
+            <w:tcW w:w="0" w:type="auto"/>
+            <w:shd w:val="clear" w:color="auto" w:fill="FFFFFF"/>
+            <w:tcMar>
+              <w:top w:w="120" w:type="dxa"/>
+              <w:left w:w="240" w:type="dxa"/>
+              <w:bottom w:w="120" w:type="dxa"/>
+              <w:right w:w="120" w:type="dxa"/>
+            </w:tcMar>
+            <w:hideMark/>
+          </w:tcPr>
+          <w:p>
+            <w:pPr>
+              <w:rPr>
+                <w:sz w:val="24"/>
+                <w:szCs w:val="24"/>
+              </w:rPr>
+            </w:pPr>
+            <w:r>
+              <w:rPr>
+                <w:sz w:val="24"/>
+                <w:szCs w:val="24"/>
+              </w:rPr>
+              <w:t>_self</w:t>
+            </w:r>
+          </w:p>
+        </w:tc>
+        <w:tc>
+          <w:tcPr>
+            <w:tcW w:w="0" w:type="auto"/>
+            <w:shd w:val="clear" w:color="auto" w:fill="FFFFFF"/>
+            <w:tcMar>
+              <w:top w:w="120" w:type="dxa"/>
+              <w:left w:w="120" w:type="dxa"/>
+              <w:bottom w:w="120" w:type="dxa"/>
+              <w:right w:w="120" w:type="dxa"/>
+            </w:tcMar>
+            <w:hideMark/>
+          </w:tcPr>
+          <w:p>
+            <w:pPr>
+              <w:rPr>
+                <w:sz w:val="24"/>
+                <w:szCs w:val="24"/>
+              </w:rPr>
+            </w:pPr>
+            <w:r>
+              <w:rPr>
+                <w:sz w:val="24"/>
+                <w:szCs w:val="24"/>
+              </w:rPr>
+              <w:t>The response is displayed in the current window</w:t>
+            </w:r>
+          </w:p>
+        </w:tc>
+      </w:tr>
+      <w:tr>
+        <w:trPr>
+          <w:trHeight w:val="480"/>
+        </w:trPr>
+        <w:tc>
+          <w:tcPr>
+            <w:tcW w:w="0" w:type="auto"/>
+            <w:shd w:val="clear" w:color="auto" w:fill="EBEDEE"/>
+            <w:tcMar>
+              <w:top w:w="120" w:type="dxa"/>
+              <w:left w:w="240" w:type="dxa"/>
+              <w:bottom w:w="120" w:type="dxa"/>
+              <w:right w:w="120" w:type="dxa"/>
+            </w:tcMar>
+            <w:hideMark/>
+          </w:tcPr>
+          <w:p>
+            <w:pPr>
+              <w:rPr>
+                <w:sz w:val="24"/>
+                <w:szCs w:val="24"/>
+              </w:rPr>
+            </w:pPr>
+            <w:r>
+              <w:rPr>
+                <w:sz w:val="24"/>
+                <w:szCs w:val="24"/>
+              </w:rPr>
+              <w:t>_parent</w:t>
+            </w:r>
+          </w:p>
+        </w:tc>
+        <w:tc>
+          <w:tcPr>
+            <w:tcW w:w="0" w:type="auto"/>
+            <w:shd w:val="clear" w:color="auto" w:fill="EBEDEE"/>
+            <w:tcMar>
+              <w:top w:w="120" w:type="dxa"/>
+              <w:left w:w="120" w:type="dxa"/>
+              <w:bottom w:w="120" w:type="dxa"/>
+              <w:right w:w="120" w:type="dxa"/>
+            </w:tcMar>
+            <w:hideMark/>
+          </w:tcPr>
+          <w:p>
+            <w:pPr>
+              <w:rPr>
+                <w:sz w:val="24"/>
+                <w:szCs w:val="24"/>
+              </w:rPr>
+            </w:pPr>
+            <w:r>
+              <w:rPr>
+                <w:sz w:val="24"/>
+                <w:szCs w:val="24"/>
+              </w:rPr>
+              <w:t>The response is displayed in the parent frame</w:t>
+            </w:r>
+          </w:p>
+        </w:tc>
+      </w:tr>
+      <w:tr>
+        <w:trPr>
+          <w:trHeight w:val="480"/>
+        </w:trPr>
+        <w:tc>
+          <w:tcPr>
+            <w:tcW w:w="0" w:type="auto"/>
+            <w:shd w:val="clear" w:color="auto" w:fill="FFFFFF"/>
+            <w:tcMar>
+              <w:top w:w="120" w:type="dxa"/>
+              <w:left w:w="240" w:type="dxa"/>
+              <w:bottom w:w="120" w:type="dxa"/>
+              <w:right w:w="120" w:type="dxa"/>
+            </w:tcMar>
+            <w:hideMark/>
+          </w:tcPr>
+          <w:p>
+            <w:pPr>
+              <w:rPr>
+                <w:sz w:val="24"/>
+                <w:szCs w:val="24"/>
+              </w:rPr>
+            </w:pPr>
+            <w:r>
+              <w:rPr>
+                <w:sz w:val="24"/>
+                <w:szCs w:val="24"/>
+              </w:rPr>
+              <w:t>_top</w:t>
+            </w:r>
+          </w:p>
+        </w:tc>
+        <w:tc>
+          <w:tcPr>
+            <w:tcW w:w="0" w:type="auto"/>
+            <w:shd w:val="clear" w:color="auto" w:fill="FFFFFF"/>
+            <w:tcMar>
+              <w:top w:w="120" w:type="dxa"/>
+              <w:left w:w="120" w:type="dxa"/>
+              <w:bottom w:w="120" w:type="dxa"/>
+              <w:right w:w="120" w:type="dxa"/>
+            </w:tcMar>
+            <w:hideMark/>
+          </w:tcPr>
+          <w:p>
+            <w:pPr>
+              <w:rPr>
+                <w:sz w:val="24"/>
+                <w:szCs w:val="24"/>
+              </w:rPr>
+            </w:pPr>
+            <w:r>
+              <w:rPr>
+                <w:sz w:val="24"/>
+                <w:szCs w:val="24"/>
+              </w:rPr>
+              <w:t>The response is displayed in the full body of the window</w:t>
+            </w:r>
+          </w:p>
+        </w:tc>
+      </w:tr>
+      <w:tr>
+        <w:trPr>
+          <w:trHeight w:val="465"/>
+        </w:trPr>
+        <w:tc>
+          <w:tcPr>
+            <w:tcW w:w="0" w:type="auto"/>
+            <w:shd w:val="clear" w:color="auto" w:fill="EBEDEE"/>
+            <w:tcMar>
+              <w:top w:w="120" w:type="dxa"/>
+              <w:left w:w="240" w:type="dxa"/>
+              <w:bottom w:w="120" w:type="dxa"/>
+              <w:right w:w="120" w:type="dxa"/>
+            </w:tcMar>
+            <w:hideMark/>
+          </w:tcPr>
+          <w:p>
+            <w:pPr>
+              <w:rPr>
+                <w:sz w:val="24"/>
+                <w:szCs w:val="24"/>
+              </w:rPr>
+            </w:pPr>
+            <w:r>
+              <w:rPr>
+                <w:i/>
+                <w:iCs/>
+                <w:sz w:val="24"/>
+                <w:szCs w:val="24"/>
+              </w:rPr>
+              <w:t>framename</w:t>
+            </w:r>
+          </w:p>
+        </w:tc>
+        <w:tc>
+          <w:tcPr>
+            <w:tcW w:w="0" w:type="auto"/>
+            <w:shd w:val="clear" w:color="auto" w:fill="EBEDEE"/>
+            <w:tcMar>
+              <w:top w:w="120" w:type="dxa"/>
+              <w:left w:w="120" w:type="dxa"/>
+              <w:bottom w:w="120" w:type="dxa"/>
+              <w:right w:w="120" w:type="dxa"/>
+            </w:tcMar>
+            <w:hideMark/>
+          </w:tcPr>
+          <w:p>
+            <w:pPr>
+              <w:rPr>
+                <w:sz w:val="24"/>
+                <w:szCs w:val="24"/>
+              </w:rPr>
+            </w:pPr>
+            <w:r>
+              <w:rPr>
+                <w:sz w:val="24"/>
+                <w:szCs w:val="24"/>
+              </w:rPr>
+              <w:t>The response is displayed in a named iframe</w:t>
+            </w:r>
+          </w:p>
+        </w:tc>
+      </w:tr>
+    </w:tbl>
+    <w:p>
+      <w:pPr>
+        <w:rPr>
+          <w:sz w:val="24"/>
+          <w:szCs w:val="24"/>
+        </w:rPr>
+      </w:pPr>
+    </w:p>
+    <w:p>
+      <w:pPr>
+        <w:rPr>
+          <w:sz w:val="24"/>
+          <w:szCs w:val="24"/>
+        </w:rPr>
+      </w:pPr>
+      <w:r>
+        <w:rPr>
+          <w:sz w:val="24"/>
+          <w:szCs w:val="24"/>
+        </w:rPr>
+        <w:t>Method specifies which http method is used when page data is submitted. To send It in url variables use method=”get” and when as a http post transaction, use method post.</w:t>
+      </w:r>
+    </w:p>
+    <w:p>
+      <w:pPr>
+        <w:rPr>
+          <w:sz w:val="24"/>
+          <w:szCs w:val="24"/>
+        </w:rPr>
+      </w:pPr>
+      <w:r>
+        <w:rPr>
+          <w:b/>
+          <w:bCs/>
+          <w:sz w:val="24"/>
+          <w:szCs w:val="24"/>
+        </w:rPr>
+        <w:t>Notes on GET:</w:t>
+      </w:r>
+    </w:p>
+    <w:p>
+      <w:pPr>
+        <w:numPr>
+          <w:ilvl w:val="0"/>
+          <w:numId w:val="12"/>
+        </w:numPr>
+        <w:rPr>
+          <w:sz w:val="24"/>
+          <w:szCs w:val="24"/>
+        </w:rPr>
+      </w:pPr>
+      <w:r>
+        <w:rPr>
+          <w:sz w:val="24"/>
+          <w:szCs w:val="24"/>
+        </w:rPr>
+        <w:t>Appends the form data to the URL, in name/value pairs</w:t>
+      </w:r>
+    </w:p>
+    <w:p>
+      <w:pPr>
+        <w:numPr>
+          <w:ilvl w:val="0"/>
+          <w:numId w:val="12"/>
+        </w:numPr>
+        <w:rPr>
+          <w:sz w:val="24"/>
+          <w:szCs w:val="24"/>
+        </w:rPr>
+      </w:pPr>
+      <w:r>
+        <w:rPr>
+          <w:sz w:val="24"/>
+          <w:szCs w:val="24"/>
+        </w:rPr>
+        <w:t>NEVER use GET to send sensitive data! (the submitted form data is visible in the URL!)</w:t>
+      </w:r>
+    </w:p>
+    <w:p>
+      <w:pPr>
+        <w:numPr>
+          <w:ilvl w:val="0"/>
+          <w:numId w:val="12"/>
+        </w:numPr>
+        <w:rPr>
+          <w:sz w:val="24"/>
+          <w:szCs w:val="24"/>
+        </w:rPr>
+      </w:pPr>
+      <w:r>
+        <w:rPr>
+          <w:sz w:val="24"/>
+          <w:szCs w:val="24"/>
+        </w:rPr>
+        <w:t>The length of a URL is limited (2048 characters)</w:t>
+      </w:r>
+    </w:p>
+    <w:p>
+      <w:pPr>
+        <w:numPr>
+          <w:ilvl w:val="0"/>
+          <w:numId w:val="12"/>
+        </w:numPr>
+        <w:rPr>
+          <w:sz w:val="24"/>
+          <w:szCs w:val="24"/>
+        </w:rPr>
+      </w:pPr>
+      <w:r>
+        <w:rPr>
+          <w:sz w:val="24"/>
+          <w:szCs w:val="24"/>
+        </w:rPr>
+        <w:t>Useful for form submissions where a user wants to bookmark the result</w:t>
+      </w:r>
+    </w:p>
+    <w:p>
+      <w:pPr>
+        <w:numPr>
+          <w:ilvl w:val="0"/>
+          <w:numId w:val="12"/>
+        </w:numPr>
+        <w:rPr>
+          <w:sz w:val="24"/>
+          <w:szCs w:val="24"/>
+        </w:rPr>
+      </w:pPr>
+      <w:r>
+        <w:rPr>
+          <w:sz w:val="24"/>
+          <w:szCs w:val="24"/>
+        </w:rPr>
+        <w:t>GET is good for non-secure data, like query strings in Google</w:t>
+      </w:r>
+    </w:p>
+    <w:p>
+      <w:pPr>
+        <w:rPr>
+          <w:b/>
+          <w:bCs/>
+          <w:sz w:val="24"/>
+          <w:szCs w:val="24"/>
+        </w:rPr>
+      </w:pPr>
+    </w:p>
+    <w:p>
+      <w:pPr>
+        <w:rPr>
+          <w:sz w:val="24"/>
+          <w:szCs w:val="24"/>
+        </w:rPr>
+      </w:pPr>
+      <w:r>
+        <w:rPr>
+          <w:b/>
+          <w:bCs/>
+          <w:sz w:val="24"/>
+          <w:szCs w:val="24"/>
+        </w:rPr>
+        <w:lastRenderedPageBreak/>
+        <w:t>Notes on POST:</w:t>
+      </w:r>
+    </w:p>
+    <w:p>
+      <w:pPr>
+        <w:numPr>
+          <w:ilvl w:val="0"/>
+          <w:numId w:val="13"/>
+        </w:numPr>
+        <w:rPr>
+          <w:sz w:val="24"/>
+          <w:szCs w:val="24"/>
+        </w:rPr>
+      </w:pPr>
+      <w:r>
+        <w:rPr>
+          <w:sz w:val="24"/>
+          <w:szCs w:val="24"/>
+        </w:rPr>
+        <w:t>Appends the form data inside the body of the HTTP request (the submitted form data is not shown in the URL)</w:t>
+      </w:r>
+    </w:p>
+    <w:p>
+      <w:pPr>
+        <w:numPr>
+          <w:ilvl w:val="0"/>
+          <w:numId w:val="13"/>
+        </w:numPr>
+        <w:rPr>
+          <w:sz w:val="24"/>
+          <w:szCs w:val="24"/>
+        </w:rPr>
+      </w:pPr>
+      <w:r>
+        <w:rPr>
+          <w:sz w:val="24"/>
+          <w:szCs w:val="24"/>
+        </w:rPr>
+        <w:t>POST has no size limitations, and can be used to send large amounts of data.</w:t>
+      </w:r>
+    </w:p>
+    <w:p>
+      <w:pPr>
+        <w:numPr>
+          <w:ilvl w:val="0"/>
+          <w:numId w:val="13"/>
+        </w:numPr>
+        <w:rPr>
+          <w:sz w:val="24"/>
+          <w:szCs w:val="24"/>
+        </w:rPr>
+      </w:pPr>
+      <w:r>
+        <w:rPr>
+          <w:sz w:val="24"/>
+          <w:szCs w:val="24"/>
+        </w:rPr>
+        <w:t>Form submissions with POST cannot be bookmarked</w:t>
+      </w:r>
+    </w:p>
+    <w:p>
+      <w:pPr>
+        <w:rPr>
+          <w:sz w:val="24"/>
+          <w:szCs w:val="24"/>
+        </w:rPr>
+      </w:pPr>
+    </w:p>
+    <w:p>
+      <w:pPr>
+        <w:rPr>
+          <w:sz w:val="24"/>
+          <w:szCs w:val="24"/>
+        </w:rPr>
+      </w:pPr>
+      <w:r>
+        <w:rPr>
+          <w:sz w:val="24"/>
+          <w:szCs w:val="24"/>
+        </w:rPr>
+        <w:t>Autocomplete attribute automatically completes values based on what user had entered before.</w:t>
+      </w:r>
+    </w:p>
+    <w:p>
+      <w:pPr>
+        <w:rPr>
+          <w:sz w:val="24"/>
+          <w:szCs w:val="24"/>
+        </w:rPr>
+      </w:pPr>
+      <w:r>
+        <w:rPr>
+          <w:sz w:val="24"/>
+          <w:szCs w:val="24"/>
+        </w:rPr>
+        <w:t>Novalidate attribute says that data should not be validated when entered.</w:t>
+      </w:r>
+    </w:p>
+    <w:p>
+      <w:pPr>
+        <w:rPr>
+          <w:sz w:val="24"/>
+          <w:szCs w:val="24"/>
+        </w:rPr>
+      </w:pPr>
+      <w:r>
+        <w:rPr>
+          <w:sz w:val="24"/>
+          <w:szCs w:val="24"/>
+        </w:rPr>
+        <w:t>Can use name to specify the name of the form.</w:t>
+      </w:r>
+    </w:p>
+    <w:p>
+      <w:pPr>
+        <w:rPr>
+          <w:sz w:val="24"/>
+          <w:szCs w:val="24"/>
+        </w:rPr>
+      </w:pPr>
+    </w:p>
+    <w:p>
+      <w:pPr>
+        <w:rPr>
+          <w:sz w:val="24"/>
+          <w:szCs w:val="24"/>
+        </w:rPr>
+      </w:pPr>
+      <w:r>
+        <w:rPr>
+          <w:sz w:val="24"/>
+          <w:szCs w:val="24"/>
+        </w:rPr>
+        <w:t>-FORM ELEMENTS:</w:t>
+      </w:r>
+    </w:p>
+    <w:p>
+      <w:pPr>
+        <w:rPr>
+          <w:sz w:val="24"/>
+          <w:szCs w:val="24"/>
+        </w:rPr>
+      </w:pPr>
+      <w:r>
+        <w:rPr>
+          <w:sz w:val="24"/>
+          <w:szCs w:val="24"/>
+        </w:rPr>
+        <w:t>&lt;input&gt; element is used to display input, and can be given many types.</w:t>
+      </w:r>
+    </w:p>
+    <w:p>
+      <w:pPr>
+        <w:rPr>
+          <w:sz w:val="24"/>
+          <w:szCs w:val="24"/>
+        </w:rPr>
+      </w:pPr>
+      <w:r>
+        <w:rPr>
+          <w:sz w:val="24"/>
+          <w:szCs w:val="24"/>
+        </w:rPr>
+        <w:t>&lt;label&gt; is used to make labels, and the for attribute in that, must be equal to the id of the attribute we want to bid it to.</w:t>
+      </w:r>
+    </w:p>
+    <w:p>
+      <w:pPr>
+        <w:rPr>
+          <w:sz w:val="24"/>
+          <w:szCs w:val="24"/>
+        </w:rPr>
+      </w:pPr>
+      <w:r>
+        <w:rPr>
+          <w:sz w:val="24"/>
+          <w:szCs w:val="24"/>
+        </w:rPr>
+        <w:t xml:space="preserve">&lt;select&gt; takes id, and name. It makes a list of </w:t>
+      </w:r>
+      <w:r>
+        <w:rPr>
+          <w:sz w:val="24"/>
+          <w:szCs w:val="24"/>
+        </w:rPr>
+        <w:t>pre-selected</w:t>
+      </w:r>
+      <w:r>
+        <w:rPr>
+          <w:sz w:val="24"/>
+          <w:szCs w:val="24"/>
+        </w:rPr>
+        <w:t xml:space="preserve"> options.</w:t>
+      </w:r>
+      <w:r>
+        <w:rPr>
+          <w:sz w:val="24"/>
+          <w:szCs w:val="24"/>
+        </w:rPr>
+        <w:t xml:space="preserve"> &lt;option&gt; then its value, then text.</w:t>
+      </w:r>
+    </w:p>
+    <w:p>
+      <w:pPr>
+        <w:rPr>
+          <w:sz w:val="24"/>
+          <w:szCs w:val="24"/>
+        </w:rPr>
+      </w:pPr>
+      <w:r>
+        <w:rPr>
+          <w:sz w:val="24"/>
+          <w:szCs w:val="24"/>
+        </w:rPr>
+        <w:t>&lt;select id=”selectlist” name=”selectlistone”&gt; &lt;option value=”Toyota”&gt;Toyota&lt;/option&gt; &lt;/select&gt;</w:t>
+      </w:r>
+    </w:p>
+    <w:p>
+      <w:pPr>
+        <w:rPr>
+          <w:sz w:val="24"/>
+          <w:szCs w:val="24"/>
+        </w:rPr>
+      </w:pPr>
+      <w:r>
+        <w:rPr>
+          <w:sz w:val="24"/>
+          <w:szCs w:val="24"/>
+        </w:rPr>
+        <w:t>By default first value is preselected.</w:t>
+      </w:r>
+      <w:r>
+        <w:rPr>
+          <w:sz w:val="24"/>
+          <w:szCs w:val="24"/>
+        </w:rPr>
+        <w:t xml:space="preserve"> To define a preselected value, add selected attribute.</w:t>
+      </w:r>
+    </w:p>
+    <w:p>
+      <w:pPr>
+        <w:rPr>
+          <w:sz w:val="24"/>
+          <w:szCs w:val="24"/>
+        </w:rPr>
+      </w:pPr>
+      <w:r>
+        <w:rPr>
+          <w:sz w:val="24"/>
+          <w:szCs w:val="24"/>
+        </w:rPr>
+        <w:t>We can select attribute to select to show how many items we can display. And we can use multiple to select more then one value.</w:t>
+      </w:r>
+    </w:p>
+    <w:p>
+      <w:pPr>
+        <w:rPr>
+          <w:sz w:val="24"/>
+          <w:szCs w:val="24"/>
+        </w:rPr>
+      </w:pPr>
+    </w:p>
+    <w:p>
+      <w:pPr>
+        <w:rPr>
+          <w:sz w:val="24"/>
+          <w:szCs w:val="24"/>
+        </w:rPr>
+      </w:pPr>
+      <w:r>
+        <w:rPr>
+          <w:sz w:val="24"/>
+          <w:szCs w:val="24"/>
+        </w:rPr>
+        <w:t>&lt;textarea&gt; defines a multiline input field. Takes name and rows and cols. This is usually how code is displayed in the page.</w:t>
+      </w:r>
+      <w:r>
+        <w:rPr>
+          <w:sz w:val="24"/>
+          <w:szCs w:val="24"/>
+        </w:rPr>
+        <w:t xml:space="preserve">  </w:t>
+      </w:r>
+    </w:p>
+    <w:p>
+      <w:pPr>
+        <w:rPr>
+          <w:sz w:val="24"/>
+          <w:szCs w:val="24"/>
+        </w:rPr>
+      </w:pPr>
+      <w:r>
+        <w:rPr>
+          <w:sz w:val="24"/>
+          <w:szCs w:val="24"/>
+        </w:rPr>
+        <w:t>&lt;textarea name=”code” rows=”10” cols=”10”&gt;My first text area element&lt;/textarea&gt;</w:t>
+      </w:r>
+    </w:p>
+    <w:p>
+      <w:pPr>
+        <w:rPr>
+          <w:sz w:val="24"/>
+          <w:szCs w:val="24"/>
+        </w:rPr>
+      </w:pPr>
+    </w:p>
+    <w:p>
+      <w:pPr>
+        <w:rPr>
+          <w:sz w:val="24"/>
+          <w:szCs w:val="24"/>
+        </w:rPr>
+      </w:pPr>
+      <w:r>
+        <w:rPr>
+          <w:sz w:val="24"/>
+          <w:szCs w:val="24"/>
+        </w:rPr>
+        <w:t>&lt;button&gt; defines a clickable button.</w:t>
+      </w:r>
+      <w:r>
+        <w:rPr>
+          <w:sz w:val="24"/>
+          <w:szCs w:val="24"/>
+        </w:rPr>
+        <w:t xml:space="preserve"> </w:t>
+      </w:r>
+      <w:r>
+        <w:rPr>
+          <w:sz w:val="24"/>
+          <w:szCs w:val="24"/>
+        </w:rPr>
+        <w:t>&lt;button type="button" onclick="alert('Hello World!')"&gt;Click Me!&lt;/button&gt;</w:t>
+      </w:r>
+    </w:p>
+    <w:p>
+      <w:pPr>
+        <w:rPr>
+          <w:sz w:val="24"/>
+          <w:szCs w:val="24"/>
+        </w:rPr>
+      </w:pPr>
+    </w:p>
+    <w:p>
+      <w:pPr>
+        <w:rPr>
+          <w:sz w:val="24"/>
+          <w:szCs w:val="24"/>
+        </w:rPr>
+      </w:pPr>
+      <w:r>
+        <w:rPr>
+          <w:sz w:val="24"/>
+          <w:szCs w:val="24"/>
+        </w:rPr>
+        <w:t>&lt;fieldset&gt; is used to group together related data and &lt;legend&gt;</w:t>
+      </w:r>
+      <w:r>
+        <w:rPr>
+          <w:sz w:val="24"/>
+          <w:szCs w:val="24"/>
+        </w:rPr>
+        <w:t>&lt;/legend&gt;</w:t>
+      </w:r>
+      <w:r>
+        <w:rPr>
+          <w:sz w:val="24"/>
+          <w:szCs w:val="24"/>
+        </w:rPr>
+        <w:t xml:space="preserve"> is used to give that data a caption.</w:t>
+      </w:r>
+    </w:p>
+    <w:p>
+      <w:pPr>
+        <w:rPr>
+          <w:sz w:val="24"/>
+          <w:szCs w:val="24"/>
+        </w:rPr>
+      </w:pPr>
+    </w:p>
+    <w:p>
+      <w:pPr>
+        <w:rPr>
+          <w:sz w:val="24"/>
+          <w:szCs w:val="24"/>
+        </w:rPr>
+      </w:pPr>
+      <w:r>
+        <w:rPr>
+          <w:sz w:val="24"/>
+          <w:szCs w:val="24"/>
+        </w:rPr>
+        <w:t>&lt;datalist&gt; is used to give a grp of predefined inputs for a list, it works like the autocomplete suggestions in a browser.</w:t>
+      </w:r>
+    </w:p>
+    <w:p>
+      <w:pPr>
+        <w:rPr>
+          <w:sz w:val="24"/>
+          <w:szCs w:val="24"/>
+        </w:rPr>
+      </w:pPr>
+    </w:p>
+    <w:p>
+      <w:pPr>
+        <w:rPr>
+          <w:sz w:val="24"/>
+          <w:szCs w:val="24"/>
+        </w:rPr>
+      </w:pPr>
+      <w:r>
+        <w:rPr>
+          <w:sz w:val="24"/>
+          <w:szCs w:val="24"/>
+        </w:rPr>
+        <w:lastRenderedPageBreak/>
+        <w:t>&lt;input list=”browsers”&gt;</w:t>
+      </w:r>
+    </w:p>
+    <w:p>
+      <w:pPr>
+        <w:rPr>
+          <w:sz w:val="24"/>
+          <w:szCs w:val="24"/>
+        </w:rPr>
+      </w:pPr>
+      <w:r>
+        <w:rPr>
+          <w:sz w:val="24"/>
+          <w:szCs w:val="24"/>
+        </w:rPr>
+        <w:t>&lt;datalist id=”browsers”&gt;</w:t>
+      </w:r>
+    </w:p>
+    <w:p>
+      <w:pPr>
+        <w:rPr>
+          <w:sz w:val="24"/>
+          <w:szCs w:val="24"/>
+        </w:rPr>
+      </w:pPr>
+      <w:r>
+        <w:rPr>
+          <w:sz w:val="24"/>
+          <w:szCs w:val="24"/>
+        </w:rPr>
+        <w:t xml:space="preserve">    </w:t>
+      </w:r>
+      <w:r>
+        <w:rPr>
+          <w:sz w:val="24"/>
+          <w:szCs w:val="24"/>
+        </w:rPr>
+        <w:t>&lt;option value="Edge"&gt;</w:t>
+      </w:r>
+      <w:r>
+        <w:rPr>
+          <w:sz w:val="24"/>
+          <w:szCs w:val="24"/>
+        </w:rPr>
+        <w:br/>
+        <w:t>    &lt;option value="Firefox"&gt;</w:t>
+      </w:r>
+      <w:r>
+        <w:rPr>
+          <w:sz w:val="24"/>
+          <w:szCs w:val="24"/>
+        </w:rPr>
+        <w:br/>
+        <w:t>    &lt;option value="Chrome"&gt;</w:t>
+      </w:r>
+      <w:r>
+        <w:rPr>
+          <w:sz w:val="24"/>
+          <w:szCs w:val="24"/>
+        </w:rPr>
+        <w:br/>
+        <w:t>    &lt;option value="Opera"&gt;</w:t>
+      </w:r>
+      <w:r>
+        <w:rPr>
+          <w:sz w:val="24"/>
+          <w:szCs w:val="24"/>
+        </w:rPr>
+        <w:br/>
+        <w:t>    &lt;option value="Safari"&gt;</w:t>
+      </w:r>
+    </w:p>
+    <w:p>
+      <w:pPr>
+        <w:rPr>
+          <w:sz w:val="24"/>
+          <w:szCs w:val="24"/>
+        </w:rPr>
+      </w:pPr>
+      <w:r>
+        <w:rPr>
+          <w:sz w:val="24"/>
+          <w:szCs w:val="24"/>
+        </w:rPr>
+        <w:t>&lt;/datalist&gt;</w:t>
+      </w:r>
+    </w:p>
+    <w:p>
+      <w:pPr>
+        <w:rPr>
+          <w:sz w:val="24"/>
+          <w:szCs w:val="24"/>
+        </w:rPr>
+      </w:pPr>
+      <w:r>
+        <w:rPr>
+          <w:sz w:val="24"/>
+          <w:szCs w:val="24"/>
+        </w:rPr>
+        <w:t>List attribute of the input must refer to the id of the datalist.</w:t>
+      </w:r>
+    </w:p>
+    <w:p>
+      <w:pPr>
+        <w:rPr>
+          <w:sz w:val="24"/>
+          <w:szCs w:val="24"/>
+        </w:rPr>
+      </w:pPr>
+    </w:p>
+    <w:p>
+      <w:pPr>
+        <w:rPr>
+          <w:sz w:val="24"/>
+          <w:szCs w:val="24"/>
+        </w:rPr>
+      </w:pPr>
+      <w:r>
+        <w:rPr>
+          <w:sz w:val="24"/>
+          <w:szCs w:val="24"/>
+        </w:rPr>
+        <w:t xml:space="preserve">&lt;output element, represents the result of </w:t>
+      </w:r>
+      <w:r>
+        <w:rPr>
+          <w:sz w:val="24"/>
+          <w:szCs w:val="24"/>
+        </w:rPr>
+        <w:t>a</w:t>
+      </w:r>
+      <w:r>
+        <w:rPr>
+          <w:sz w:val="24"/>
+          <w:szCs w:val="24"/>
+        </w:rPr>
+        <w:t xml:space="preserve"> calculation made by a script.</w:t>
+      </w:r>
+    </w:p>
+    <w:p>
+      <w:pPr>
+        <w:rPr>
+          <w:sz w:val="24"/>
+          <w:szCs w:val="24"/>
+        </w:rPr>
+      </w:pPr>
+    </w:p>
+    <w:p>
+      <w:pPr>
+        <w:rPr>
+          <w:sz w:val="24"/>
+          <w:szCs w:val="24"/>
+        </w:rPr>
+      </w:pPr>
+      <w:r>
+        <w:rPr>
+          <w:sz w:val="24"/>
+          <w:szCs w:val="24"/>
+        </w:rPr>
+        <w:t xml:space="preserve">If the name of the radio type </w:t>
+      </w:r>
+      <w:r>
+        <w:rPr>
+          <w:sz w:val="24"/>
+          <w:szCs w:val="24"/>
+        </w:rPr>
+        <w:t>is</w:t>
+      </w:r>
+      <w:r>
+        <w:rPr>
+          <w:sz w:val="24"/>
+          <w:szCs w:val="24"/>
+        </w:rPr>
+        <w:t xml:space="preserve"> same, then it will only allow us to select data from </w:t>
+      </w:r>
+      <w:r>
+        <w:rPr>
+          <w:b/>
+          <w:bCs/>
+          <w:sz w:val="24"/>
+          <w:szCs w:val="24"/>
+        </w:rPr>
+        <w:t>only one</w:t>
+      </w:r>
+      <w:r>
+        <w:rPr>
+          <w:sz w:val="24"/>
+          <w:szCs w:val="24"/>
+        </w:rPr>
+        <w:t xml:space="preserve"> of the given options.</w:t>
+      </w:r>
+    </w:p>
+    <w:p>
+      <w:pPr>
+        <w:rPr>
+          <w:sz w:val="24"/>
+          <w:szCs w:val="24"/>
+        </w:rPr>
+      </w:pPr>
+    </w:p>
+    <w:p>
+      <w:pPr>
+        <w:rPr>
+          <w:sz w:val="24"/>
+          <w:szCs w:val="24"/>
+        </w:rPr>
+      </w:pPr>
+      <w:r>
+        <w:rPr>
+          <w:sz w:val="24"/>
+          <w:szCs w:val="24"/>
+        </w:rPr>
+        <w:t>-HTML INPUT TYPES:</w:t>
+      </w:r>
+    </w:p>
+    <w:p>
+      <w:pPr>
+        <w:rPr>
+          <w:sz w:val="24"/>
+          <w:szCs w:val="24"/>
+        </w:rPr>
+      </w:pPr>
+      <w:r>
+        <w:rPr>
+          <w:sz w:val="24"/>
+          <w:szCs w:val="24"/>
+        </w:rPr>
+        <w:t>This describes the different types of input. Default type is text.</w:t>
+      </w:r>
+    </w:p>
+    <w:p>
+      <w:pPr>
+        <w:rPr>
+          <w:sz w:val="24"/>
+          <w:szCs w:val="24"/>
+        </w:rPr>
+      </w:pPr>
+      <w:r>
+        <w:rPr>
+          <w:sz w:val="24"/>
+          <w:szCs w:val="24"/>
+        </w:rPr>
+        <w:t>Type text shows normal single line text input field.</w:t>
+      </w:r>
+    </w:p>
+    <w:p>
+      <w:pPr>
+        <w:rPr>
+          <w:sz w:val="24"/>
+          <w:szCs w:val="24"/>
+        </w:rPr>
+      </w:pPr>
+      <w:r>
+        <w:rPr>
+          <w:sz w:val="24"/>
+          <w:szCs w:val="24"/>
+        </w:rPr>
+        <w:t>Type password, will mask the field and can be used for password inputs.</w:t>
+      </w:r>
+    </w:p>
+    <w:p>
+      <w:pPr>
+        <w:rPr>
+          <w:sz w:val="24"/>
+          <w:szCs w:val="24"/>
+        </w:rPr>
+      </w:pPr>
+      <w:r>
+        <w:rPr>
+          <w:sz w:val="24"/>
+          <w:szCs w:val="24"/>
+        </w:rPr>
+        <w:t>Type submit, specifies a button used to submit data. The button sends the form data to a form handler, usually a script, this form handler is specified in the actions attribute of the form.</w:t>
+      </w:r>
+    </w:p>
+    <w:p>
+      <w:pPr>
+        <w:rPr>
+          <w:sz w:val="24"/>
+          <w:szCs w:val="24"/>
+        </w:rPr>
+      </w:pPr>
+      <w:r>
+        <w:rPr>
+          <w:sz w:val="24"/>
+          <w:szCs w:val="24"/>
+        </w:rPr>
+        <w:t>Input type reset along the value reset, is a button, that resets all the data that was entered.</w:t>
+      </w:r>
+    </w:p>
+    <w:p>
+      <w:pPr>
+        <w:rPr>
+          <w:sz w:val="24"/>
+          <w:szCs w:val="24"/>
+        </w:rPr>
+      </w:pPr>
+      <w:r>
+        <w:rPr>
+          <w:sz w:val="24"/>
+          <w:szCs w:val="24"/>
+        </w:rPr>
+        <w:t>Checkbox, takes their attributes, name, id and value and allows us to pick more than one option.</w:t>
+      </w:r>
+      <w:r>
+        <w:rPr>
+          <w:sz w:val="24"/>
+          <w:szCs w:val="24"/>
+        </w:rPr>
+        <w:t xml:space="preserve"> There must be a label after each checkbox for looking good.</w:t>
+      </w:r>
+    </w:p>
+    <w:p>
+      <w:pPr>
+        <w:rPr>
+          <w:sz w:val="24"/>
+          <w:szCs w:val="24"/>
+        </w:rPr>
+      </w:pPr>
+      <w:r>
+        <w:rPr>
+          <w:sz w:val="24"/>
+          <w:szCs w:val="24"/>
+        </w:rPr>
+        <w:t>Color is used for fields that contain colors.</w:t>
+      </w:r>
+    </w:p>
+    <w:p>
+      <w:pPr>
+        <w:rPr>
+          <w:sz w:val="24"/>
+          <w:szCs w:val="24"/>
+        </w:rPr>
+      </w:pPr>
+      <w:r>
+        <w:rPr>
+          <w:sz w:val="24"/>
+          <w:szCs w:val="24"/>
+        </w:rPr>
+        <w:t>Type date allows us to enter a date, according to the browser, a date picker can also show up to help use select one.</w:t>
+      </w:r>
+      <w:r>
+        <w:rPr>
+          <w:sz w:val="24"/>
+          <w:szCs w:val="24"/>
+        </w:rPr>
+        <w:t xml:space="preserve"> We can also enter minimum and maximum dates, such as using attributes min and max, giving each a date.</w:t>
+      </w:r>
+    </w:p>
+    <w:p>
+      <w:pPr>
+        <w:rPr>
+          <w:sz w:val="24"/>
+          <w:szCs w:val="24"/>
+        </w:rPr>
+      </w:pPr>
+      <w:r>
+        <w:rPr>
+          <w:sz w:val="24"/>
+          <w:szCs w:val="24"/>
+        </w:rPr>
+        <w:t>Type datetime-local specifies a date and time, without giving a time zone.</w:t>
+      </w:r>
+    </w:p>
+    <w:p>
+      <w:pPr>
+        <w:rPr>
+          <w:sz w:val="24"/>
+          <w:szCs w:val="24"/>
+        </w:rPr>
+      </w:pPr>
+      <w:r>
+        <w:rPr>
+          <w:sz w:val="24"/>
+          <w:szCs w:val="24"/>
+        </w:rPr>
+        <w:t>Type email can be used to enter an email, according to browser support, it can automatically be validated.</w:t>
+      </w:r>
+    </w:p>
+    <w:p>
+      <w:pPr>
+        <w:rPr>
+          <w:sz w:val="24"/>
+          <w:szCs w:val="24"/>
+        </w:rPr>
+      </w:pPr>
+      <w:r>
+        <w:rPr>
+          <w:sz w:val="24"/>
+          <w:szCs w:val="24"/>
+        </w:rPr>
+        <w:t xml:space="preserve">Type image, describes using image as a button, </w:t>
+      </w:r>
+    </w:p>
+    <w:p>
+      <w:pPr>
+        <w:rPr>
+          <w:sz w:val="24"/>
+          <w:szCs w:val="24"/>
+        </w:rPr>
+      </w:pPr>
+      <w:r>
+        <w:rPr>
+          <w:sz w:val="24"/>
+          <w:szCs w:val="24"/>
+        </w:rPr>
+        <w:t>&lt;form&gt;</w:t>
+      </w:r>
+      <w:r>
+        <w:rPr>
+          <w:sz w:val="24"/>
+          <w:szCs w:val="24"/>
+        </w:rPr>
+        <w:br/>
+        <w:t>&lt;input type="image" src="img_submit.gif" alt="Submit" width="48" height="48"&gt;</w:t>
+      </w:r>
+      <w:r>
+        <w:rPr>
+          <w:sz w:val="24"/>
+          <w:szCs w:val="24"/>
+        </w:rPr>
+        <w:br/>
+        <w:t>&lt;/form&gt;</w:t>
+      </w:r>
+    </w:p>
+    <w:p>
+      <w:pPr>
+        <w:rPr>
+          <w:sz w:val="24"/>
+          <w:szCs w:val="24"/>
+        </w:rPr>
+      </w:pPr>
+      <w:r>
+        <w:rPr>
+          <w:sz w:val="24"/>
+          <w:szCs w:val="24"/>
+        </w:rPr>
+        <w:lastRenderedPageBreak/>
+        <w:t xml:space="preserve">Type hidden, keeps the data hidden and allowed the web devs to add data that </w:t>
+      </w:r>
+      <w:r>
+        <w:rPr>
+          <w:sz w:val="24"/>
+          <w:szCs w:val="24"/>
+        </w:rPr>
+        <w:t>can’t</w:t>
+      </w:r>
+      <w:r>
+        <w:rPr>
+          <w:sz w:val="24"/>
+          <w:szCs w:val="24"/>
+        </w:rPr>
+        <w:t xml:space="preserve"> be seen normally.</w:t>
+      </w:r>
+    </w:p>
+    <w:p>
+      <w:pPr>
+        <w:rPr>
+          <w:sz w:val="24"/>
+          <w:szCs w:val="24"/>
+        </w:rPr>
+      </w:pPr>
+      <w:r>
+        <w:rPr>
+          <w:sz w:val="24"/>
+          <w:szCs w:val="24"/>
+        </w:rPr>
+        <w:t>Type month lets us select a month and a year.</w:t>
+      </w:r>
+    </w:p>
+    <w:p>
+      <w:pPr>
+        <w:rPr>
+          <w:sz w:val="24"/>
+          <w:szCs w:val="24"/>
+        </w:rPr>
+      </w:pPr>
+      <w:r>
+        <w:rPr>
+          <w:sz w:val="24"/>
+          <w:szCs w:val="24"/>
+        </w:rPr>
+        <w:t>Type number is used to able to accept numbers, we can also use min and max to set restrictions on which numbers can be taken.</w:t>
+      </w:r>
+    </w:p>
+    <w:p>
+      <w:pPr>
+        <w:rPr>
+          <w:sz w:val="24"/>
+          <w:szCs w:val="24"/>
+        </w:rPr>
+      </w:pPr>
+      <w:r>
+        <w:rPr>
+          <w:sz w:val="24"/>
+          <w:szCs w:val="24"/>
+        </w:rPr>
+        <w:t>Type range, lets us a enter numbers, whose exact value isn’t important, through controls such as slider. Add attributes such as min and max.</w:t>
+      </w:r>
+    </w:p>
+    <w:p>
+      <w:pPr>
+        <w:rPr>
+          <w:sz w:val="24"/>
+          <w:szCs w:val="24"/>
+        </w:rPr>
+      </w:pPr>
+      <w:r>
+        <w:rPr>
+          <w:sz w:val="24"/>
+          <w:szCs w:val="24"/>
+        </w:rPr>
+        <w:t>Type search is used to make search fields.</w:t>
+      </w:r>
+    </w:p>
+    <w:p>
+      <w:pPr>
+        <w:rPr>
+          <w:sz w:val="24"/>
+          <w:szCs w:val="24"/>
+        </w:rPr>
+      </w:pPr>
+      <w:r>
+        <w:rPr>
+          <w:sz w:val="24"/>
+          <w:szCs w:val="24"/>
+        </w:rPr>
+        <w:t>Type tel is used to enter telephone numbers.</w:t>
+      </w:r>
+    </w:p>
+    <w:p>
+      <w:pPr>
+        <w:rPr>
+          <w:sz w:val="24"/>
+          <w:szCs w:val="24"/>
+        </w:rPr>
+      </w:pPr>
+    </w:p>
+    <w:p>
+      <w:pPr>
+        <w:rPr>
+          <w:sz w:val="24"/>
+          <w:szCs w:val="24"/>
+        </w:rPr>
+      </w:pPr>
+      <w:r>
+        <w:rPr>
+          <w:sz w:val="24"/>
+          <w:szCs w:val="24"/>
+        </w:rPr>
+        <w:t>-HTML INPUT ATTRIBUTES:</w:t>
+      </w:r>
+    </w:p>
+    <w:p>
+      <w:pPr>
+        <w:rPr>
+          <w:sz w:val="24"/>
+          <w:szCs w:val="24"/>
+        </w:rPr>
+      </w:pPr>
+      <w:r>
+        <w:rPr>
+          <w:sz w:val="24"/>
+          <w:szCs w:val="24"/>
+        </w:rPr>
+        <w:t>Value attribute specifies the initial value.</w:t>
+      </w:r>
+    </w:p>
+    <w:p>
+      <w:pPr>
+        <w:rPr>
+          <w:sz w:val="24"/>
+          <w:szCs w:val="24"/>
+        </w:rPr>
+      </w:pPr>
+      <w:r>
+        <w:rPr>
+          <w:sz w:val="24"/>
+          <w:szCs w:val="24"/>
+        </w:rPr>
+        <w:t>Readonly makes the input field only read able.</w:t>
+      </w:r>
+    </w:p>
+    <w:p>
+      <w:pPr>
+        <w:rPr>
+          <w:sz w:val="24"/>
+          <w:szCs w:val="24"/>
+        </w:rPr>
+      </w:pPr>
+      <w:r>
+        <w:rPr>
+          <w:sz w:val="24"/>
+          <w:szCs w:val="24"/>
+        </w:rPr>
+        <w:t>Disabled makes it so that the input field is unusable.</w:t>
+      </w:r>
+    </w:p>
+    <w:p>
+      <w:pPr>
+        <w:rPr>
+          <w:sz w:val="24"/>
+          <w:szCs w:val="24"/>
+        </w:rPr>
+      </w:pPr>
+      <w:r>
+        <w:rPr>
+          <w:sz w:val="24"/>
+          <w:szCs w:val="24"/>
+        </w:rPr>
+        <w:t>Size specifies the input width of the data entered.</w:t>
+      </w:r>
+      <w:r>
+        <w:rPr>
+          <w:sz w:val="24"/>
+          <w:szCs w:val="24"/>
+        </w:rPr>
+        <w:t xml:space="preserve"> Default size is 20.</w:t>
+      </w:r>
+    </w:p>
+    <w:p>
+      <w:pPr>
+        <w:rPr>
+          <w:sz w:val="24"/>
+          <w:szCs w:val="24"/>
+        </w:rPr>
+      </w:pPr>
+      <w:r>
+        <w:rPr>
+          <w:sz w:val="24"/>
+          <w:szCs w:val="24"/>
+        </w:rPr>
+        <w:t>Maxlenght specify the number of characters allowed in the input field.</w:t>
+      </w:r>
+    </w:p>
+    <w:p>
+      <w:pPr>
+        <w:rPr>
+          <w:sz w:val="24"/>
+          <w:szCs w:val="24"/>
+        </w:rPr>
+      </w:pPr>
+      <w:r>
+        <w:rPr>
+          <w:sz w:val="24"/>
+          <w:szCs w:val="24"/>
+        </w:rPr>
+        <w:t>Required attributes makes it so that it is required to fill that input field before submitting the form.</w:t>
+      </w:r>
+    </w:p>
+    <w:p>
+      <w:pPr>
+        <w:rPr>
+          <w:sz w:val="24"/>
+          <w:szCs w:val="24"/>
+        </w:rPr>
+      </w:pPr>
       <w:r>
         <w:rPr>
           <w:sz w:val="24"/>
@@ -14318,6 +16026,37 @@
           <w:szCs w:val="24"/>
         </w:rPr>
       </w:pPr>
+    </w:p>
+    <w:p>
+      <w:pPr>
+        <w:rPr>
+          <w:sz w:val="24"/>
+          <w:szCs w:val="24"/>
+        </w:rPr>
+      </w:pPr>
+      <w:r>
+        <w:rPr>
+          <w:sz w:val="24"/>
+          <w:szCs w:val="24"/>
+        </w:rPr>
+        <w:t>Only INPUT FORM ATTRIBUTES SKIPPED IN HTML TUTORIAL.</w:t>
+      </w:r>
+    </w:p>
+    <w:p>
+      <w:pPr>
+        <w:rPr>
+          <w:sz w:val="24"/>
+          <w:szCs w:val="24"/>
+        </w:rPr>
+      </w:pPr>
+    </w:p>
+    <w:p>
+      <w:pPr>
+        <w:rPr>
+          <w:sz w:val="24"/>
+          <w:szCs w:val="24"/>
+        </w:rPr>
+      </w:pPr>
       <w:r>
         <w:rPr>
           <w:sz w:val="24"/>
@@ -14333,13 +16072,14 @@
           <w:szCs w:val="24"/>
         </w:rPr>
       </w:pPr>
-      <w:r>
-        <w:rPr>
-          <w:sz w:val="24"/>
-          <w:szCs w:val="24"/>
-        </w:rPr>
-        <w:t>.</w:t>
-      </w:r>
+    </w:p>
+    <w:p>
+      <w:pPr>
+        <w:rPr>
+          <w:sz w:val="24"/>
+          <w:szCs w:val="24"/>
+        </w:rPr>
+      </w:pPr>
     </w:p>
     <w:p>
       <w:pPr>
@@ -14372,6 +16112,56 @@
 </w:document>
 </file>
 
+<file path=word/endnotes.xml><?xml version="1.0" encoding="utf-8"?>
+<w:endnotes xmlns:wpc="http://schemas.microsoft.com/office/word/2010/wordprocessingCanvas" xmlns:cx="http://schemas.microsoft.com/office/drawing/2014/chartex" xmlns:cx1="http://schemas.microsoft.com/office/drawing/2015/9/8/chartex" xmlns:cx2="http://schemas.microsoft.com/office/drawing/2015/10/21/chartex" xmlns:cx3="http://schemas.microsoft.com/office/drawing/2016/5/9/chartex" xmlns:cx4="http://schemas.microsoft.com/office/drawing/2016/5/10/chartex" xmlns:cx5="http://schemas.microsoft.com/office/drawing/2016/5/11/chartex" xmlns:cx6="http://schemas.microsoft.com/office/drawing/2016/5/12/chartex" xmlns:cx7="http://schemas.microsoft.com/office/drawing/2016/5/13/chartex" xmlns:cx8="http://schemas.microsoft.com/office/drawing/2016/5/14/chartex" xmlns:mc="http://schemas.openxmlformats.org/markup-compatibility/2006" xmlns:aink="http://schemas.microsoft.com/office/drawing/2016/ink" xmlns:am3d="http://schemas.microsoft.com/office/drawing/2017/model3d" xmlns:o="urn:schemas-microsoft-com:office:office" xmlns:r="http://schemas.openxmlformats.org/officeDocument/2006/relationships" xmlns:m="http://schemas.openxmlformats.org/officeDocument/2006/math" xmlns:v="urn:schemas-microsoft-com:vml" xmlns:wp14="http://schemas.microsoft.com/office/word/2010/wordprocessingDrawing" xmlns:wp="http://schemas.openxmlformats.org/drawingml/2006/wordprocessingDrawing" xmlns:w10="urn:schemas-microsoft-com:office:word" xmlns:w="http://schemas.openxmlformats.org/wordprocessingml/2006/main" xmlns:w14="http://schemas.microsoft.com/office/word/2010/wordml" xmlns:w15="http://schemas.microsoft.com/office/word/2012/wordml" xmlns:w16cex="http://schemas.microsoft.com/office/word/2018/wordml/cex" xmlns:w16cid="http://schemas.microsoft.com/office/word/2016/wordml/cid" xmlns:w16="http://schemas.microsoft.com/office/word/2018/wordml" xmlns:w16sdtdh="http://schemas.microsoft.com/office/word/2020/wordml/sdtdatahash" xmlns:w16se="http://schemas.microsoft.com/office/word/2015/wordml/symex" xmlns:wpg="http://schemas.microsoft.com/office/word/2010/wordprocessingGroup" xmlns:wpi="http://schemas.microsoft.com/office/word/2010/wordprocessingInk" xmlns:wne="http://schemas.microsoft.com/office/word/2006/wordml" xmlns:wps="http://schemas.microsoft.com/office/word/2010/wordprocessingShape" mc:Ignorable="w14 w15 w16se w16cid w16 w16cex w16sdtdh wp14">
+  <w:endnote w:type="separator" w:id="-1">
+    <w:p>
+      <w:pPr>
+        <w:spacing w:after="0" w:line="240" w:lineRule="auto"/>
+      </w:pPr>
+      <w:r>
+        <w:separator/>
+      </w:r>
+    </w:p>
+  </w:endnote>
+  <w:endnote w:type="continuationSeparator" w:id="0">
+    <w:p>
+      <w:pPr>
+        <w:spacing w:after="0" w:line="240" w:lineRule="auto"/>
+      </w:pPr>
+      <w:r>
+        <w:continuationSeparator/>
+      </w:r>
+    </w:p>
+  </w:endnote>
+</w:endnotes>
+</file>
+
+<file path=word/footnotes.xml><?xml version="1.0" encoding="utf-8"?>
+<w:footnotes xmlns:wpc="http://schemas.microsoft.com/office/word/2010/wordprocessingCanvas" xmlns:cx="http://schemas.microsoft.com/office/drawing/2014/chartex" xmlns:cx1="http://schemas.microsoft.com/office/drawing/2015/9/8/chartex" xmlns:cx2="http://schemas.microsoft.com/office/drawing/2015/10/21/chartex" xmlns:cx3="http://schemas.microsoft.com/office/drawing/2016/5/9/chartex" xmlns:cx4="http://schemas.microsoft.com/office/drawing/2016/5/10/chartex" xmlns:cx5="http://schemas.microsoft.com/office/drawing/2016/5/11/chartex" xmlns:cx6="http://schemas.microsoft.com/office/drawing/2016/5/12/chartex" xmlns:cx7="http://schemas.microsoft.com/office/drawing/2016/5/13/chartex" xmlns:cx8="http://schemas.microsoft.com/office/drawing/2016/5/14/chartex" xmlns:mc="http://schemas.openxmlformats.org/markup-compatibility/2006" xmlns:aink="http://schemas.microsoft.com/office/drawing/2016/ink" xmlns:am3d="http://schemas.microsoft.com/office/drawing/2017/model3d" xmlns:o="urn:schemas-microsoft-com:office:office" xmlns:r="http://schemas.openxmlformats.org/officeDocument/2006/relationships" xmlns:m="http://schemas.openxmlformats.org/officeDocument/2006/math" xmlns:v="urn:schemas-microsoft-com:vml" xmlns:wp14="http://schemas.microsoft.com/office/word/2010/wordprocessingDrawing" xmlns:wp="http://schemas.openxmlformats.org/drawingml/2006/wordprocessingDrawing" xmlns:w10="urn:schemas-microsoft-com:office:word" xmlns:w="http://schemas.openxmlformats.org/wordprocessingml/2006/main" xmlns:w14="http://schemas.microsoft.com/office/word/2010/wordml" xmlns:w15="http://schemas.microsoft.com/office/word/2012/wordml" xmlns:w16cex="http://schemas.microsoft.com/office/word/2018/wordml/cex" xmlns:w16cid="http://schemas.microsoft.com/office/word/2016/wordml/cid" xmlns:w16="http://schemas.microsoft.com/office/word/2018/wordml" xmlns:w16sdtdh="http://schemas.microsoft.com/office/word/2020/wordml/sdtdatahash" xmlns:w16se="http://schemas.microsoft.com/office/word/2015/wordml/symex" xmlns:wpg="http://schemas.microsoft.com/office/word/2010/wordprocessingGroup" xmlns:wpi="http://schemas.microsoft.com/office/word/2010/wordprocessingInk" xmlns:wne="http://schemas.microsoft.com/office/word/2006/wordml" xmlns:wps="http://schemas.microsoft.com/office/word/2010/wordprocessingShape" mc:Ignorable="w14 w15 w16se w16cid w16 w16cex w16sdtdh wp14">
+  <w:footnote w:type="separator" w:id="-1">
+    <w:p>
+      <w:pPr>
+        <w:spacing w:after="0" w:line="240" w:lineRule="auto"/>
+      </w:pPr>
+      <w:r>
+        <w:separator/>
+      </w:r>
+    </w:p>
+  </w:footnote>
+  <w:footnote w:type="continuationSeparator" w:id="0">
+    <w:p>
+      <w:pPr>
+        <w:spacing w:after="0" w:line="240" w:lineRule="auto"/>
+      </w:pPr>
+      <w:r>
+        <w:continuationSeparator/>
+      </w:r>
+    </w:p>
+  </w:footnote>
+</w:footnotes>
+</file>
+
 <file path=word/numbering.xml><?xml version="1.0" encoding="utf-8"?>
 <w:numbering xmlns:wpc="http://schemas.microsoft.com/office/word/2010/wordprocessingCanvas" xmlns:cx="http://schemas.microsoft.com/office/drawing/2014/chartex" xmlns:cx1="http://schemas.microsoft.com/office/drawing/2015/9/8/chartex" xmlns:cx2="http://schemas.microsoft.com/office/drawing/2015/10/21/chartex" xmlns:cx3="http://schemas.microsoft.com/office/drawing/2016/5/9/chartex" xmlns:cx4="http://schemas.microsoft.com/office/drawing/2016/5/10/chartex" xmlns:cx5="http://schemas.microsoft.com/office/drawing/2016/5/11/chartex" xmlns:cx6="http://schemas.microsoft.com/office/drawing/2016/5/12/chartex" xmlns:cx7="http://schemas.microsoft.com/office/drawing/2016/5/13/chartex" xmlns:cx8="http://schemas.microsoft.com/office/drawing/2016/5/14/chartex" xmlns:mc="http://schemas.openxmlformats.org/markup-compatibility/2006" xmlns:aink="http://schemas.microsoft.com/office/drawing/2016/ink" xmlns:am3d="http://schemas.microsoft.com/office/drawing/2017/model3d" xmlns:o="urn:schemas-microsoft-com:office:office" xmlns:r="http://schemas.openxmlformats.org/officeDocument/2006/relationships" xmlns:m="http://schemas.openxmlformats.org/officeDocument/2006/math" xmlns:v="urn:schemas-microsoft-com:vml" xmlns:wp14="http://schemas.microsoft.com/office/word/2010/wordprocessingDrawing" xmlns:wp="http://schemas.openxmlformats.org/drawingml/2006/wordprocessingDrawing" xmlns:w10="urn:schemas-microsoft-com:office:word" xmlns:w="http://schemas.openxmlformats.org/wordprocessingml/2006/main" xmlns:w14="http://schemas.microsoft.com/office/word/2010/wordml" xmlns:w15="http://schemas.microsoft.com/office/word/2012/wordml" xmlns:w16cex="http://schemas.microsoft.com/office/word/2018/wordml/cex" xmlns:w16cid="http://schemas.microsoft.com/office/word/2016/wordml/cid" xmlns:w16="http://schemas.microsoft.com/office/word/2018/wordml" xmlns:w16sdtdh="http://schemas.microsoft.com/office/word/2020/wordml/sdtdatahash" xmlns:w16se="http://schemas.microsoft.com/office/word/2015/wordml/symex" xmlns:wpg="http://schemas.microsoft.com/office/word/2010/wordprocessingGroup" xmlns:wpi="http://schemas.microsoft.com/office/word/2010/wordprocessingInk" xmlns:wne="http://schemas.microsoft.com/office/word/2006/wordml" xmlns:wps="http://schemas.microsoft.com/office/word/2010/wordprocessingShape" mc:Ignorable="w14 w15 w16se w16cid w16 w16cex w16sdtdh wp14">
   <w:abstractNum w:abstractNumId="0" w15:restartNumberingAfterBreak="0">
@@ -14524,6 +16314,155 @@
     </w:lvl>
   </w:abstractNum>
   <w:abstractNum w:abstractNumId="1" w15:restartNumberingAfterBreak="0">
+    <w:nsid w:val="2240361E"/>
+    <w:multiLevelType w:val="multilevel"/>
+    <w:tmpl w:val="D58C122C"/>
+    <w:lvl w:ilvl="0">
+      <w:start w:val="1"/>
+      <w:numFmt w:val="bullet"/>
+      <w:lvlText w:val=""/>
+      <w:lvlJc w:val="left"/>
+      <w:pPr>
+        <w:tabs>
+          <w:tab w:val="num" w:pos="720"/>
+        </w:tabs>
+        <w:ind w:left="720" w:hanging="360"/>
+      </w:pPr>
+      <w:rPr>
+        <w:rFonts w:ascii="Symbol" w:hAnsi="Symbol" w:hint="default"/>
+        <w:sz w:val="20"/>
+      </w:rPr>
+    </w:lvl>
+    <w:lvl w:ilvl="1" w:tentative="1">
+      <w:start w:val="1"/>
+      <w:numFmt w:val="bullet"/>
+      <w:lvlText w:val="o"/>
+      <w:lvlJc w:val="left"/>
+      <w:pPr>
+        <w:tabs>
+          <w:tab w:val="num" w:pos="1440"/>
+        </w:tabs>
+        <w:ind w:left="1440" w:hanging="360"/>
+      </w:pPr>
+      <w:rPr>
+        <w:rFonts w:ascii="Courier New" w:hAnsi="Courier New" w:hint="default"/>
+        <w:sz w:val="20"/>
+      </w:rPr>
+    </w:lvl>
+    <w:lvl w:ilvl="2" w:tentative="1">
+      <w:start w:val="1"/>
+      <w:numFmt w:val="bullet"/>
+      <w:lvlText w:val=""/>
+      <w:lvlJc w:val="left"/>
+      <w:pPr>
+        <w:tabs>
+          <w:tab w:val="num" w:pos="2160"/>
+        </w:tabs>
+        <w:ind w:left="2160" w:hanging="360"/>
+      </w:pPr>
+      <w:rPr>
+        <w:rFonts w:ascii="Wingdings" w:hAnsi="Wingdings" w:hint="default"/>
+        <w:sz w:val="20"/>
+      </w:rPr>
+    </w:lvl>
+    <w:lvl w:ilvl="3" w:tentative="1">
+      <w:start w:val="1"/>
+      <w:numFmt w:val="bullet"/>
+      <w:lvlText w:val=""/>
+      <w:lvlJc w:val="left"/>
+      <w:pPr>
+        <w:tabs>
+          <w:tab w:val="num" w:pos="2880"/>
+        </w:tabs>
+        <w:ind w:left="2880" w:hanging="360"/>
+      </w:pPr>
+      <w:rPr>
+        <w:rFonts w:ascii="Wingdings" w:hAnsi="Wingdings" w:hint="default"/>
+        <w:sz w:val="20"/>
+      </w:rPr>
+    </w:lvl>
+    <w:lvl w:ilvl="4" w:tentative="1">
+      <w:start w:val="1"/>
+      <w:numFmt w:val="bullet"/>
+      <w:lvlText w:val=""/>
+      <w:lvlJc w:val="left"/>
+      <w:pPr>
+        <w:tabs>
+          <w:tab w:val="num" w:pos="3600"/>
+        </w:tabs>
+        <w:ind w:left="3600" w:hanging="360"/>
+      </w:pPr>
+      <w:rPr>
+        <w:rFonts w:ascii="Wingdings" w:hAnsi="Wingdings" w:hint="default"/>
+        <w:sz w:val="20"/>
+      </w:rPr>
+    </w:lvl>
+    <w:lvl w:ilvl="5" w:tentative="1">
+      <w:start w:val="1"/>
+      <w:numFmt w:val="bullet"/>
+      <w:lvlText w:val=""/>
+      <w:lvlJc w:val="left"/>
+      <w:pPr>
+        <w:tabs>
+          <w:tab w:val="num" w:pos="4320"/>
+        </w:tabs>
+        <w:ind w:left="4320" w:hanging="360"/>
+      </w:pPr>
+      <w:rPr>
+        <w:rFonts w:ascii="Wingdings" w:hAnsi="Wingdings" w:hint="default"/>
+        <w:sz w:val="20"/>
+      </w:rPr>
+    </w:lvl>
+    <w:lvl w:ilvl="6" w:tentative="1">
+      <w:start w:val="1"/>
+      <w:numFmt w:val="bullet"/>
+      <w:lvlText w:val=""/>
+      <w:lvlJc w:val="left"/>
+      <w:pPr>
+        <w:tabs>
+          <w:tab w:val="num" w:pos="5040"/>
+        </w:tabs>
+        <w:ind w:left="5040" w:hanging="360"/>
+      </w:pPr>
+      <w:rPr>
+        <w:rFonts w:ascii="Wingdings" w:hAnsi="Wingdings" w:hint="default"/>
+        <w:sz w:val="20"/>
+      </w:rPr>
+    </w:lvl>
+    <w:lvl w:ilvl="7" w:tentative="1">
+      <w:start w:val="1"/>
+      <w:numFmt w:val="bullet"/>
+      <w:lvlText w:val=""/>
+      <w:lvlJc w:val="left"/>
+      <w:pPr>
+        <w:tabs>
+          <w:tab w:val="num" w:pos="5760"/>
+        </w:tabs>
+        <w:ind w:left="5760" w:hanging="360"/>
+      </w:pPr>
+      <w:rPr>
+        <w:rFonts w:ascii="Wingdings" w:hAnsi="Wingdings" w:hint="default"/>
+        <w:sz w:val="20"/>
+      </w:rPr>
+    </w:lvl>
+    <w:lvl w:ilvl="8" w:tentative="1">
+      <w:start w:val="1"/>
+      <w:numFmt w:val="bullet"/>
+      <w:lvlText w:val=""/>
+      <w:lvlJc w:val="left"/>
+      <w:pPr>
+        <w:tabs>
+          <w:tab w:val="num" w:pos="6480"/>
+        </w:tabs>
+        <w:ind w:left="6480" w:hanging="360"/>
+      </w:pPr>
+      <w:rPr>
+        <w:rFonts w:ascii="Wingdings" w:hAnsi="Wingdings" w:hint="default"/>
+        <w:sz w:val="20"/>
+      </w:rPr>
+    </w:lvl>
+  </w:abstractNum>
+  <w:abstractNum w:abstractNumId="2" w15:restartNumberingAfterBreak="0">
     <w:nsid w:val="27E47DB9"/>
     <w:multiLevelType w:val="hybridMultilevel"/>
     <w:tmpl w:val="576A07F0"/>
@@ -14612,7 +16551,7 @@
       </w:pPr>
     </w:lvl>
   </w:abstractNum>
-  <w:abstractNum w:abstractNumId="2" w15:restartNumberingAfterBreak="0">
+  <w:abstractNum w:abstractNumId="3" w15:restartNumberingAfterBreak="0">
     <w:nsid w:val="2A500874"/>
     <w:multiLevelType w:val="hybridMultilevel"/>
     <w:tmpl w:val="12D831C6"/>
@@ -14701,7 +16640,7 @@
       </w:pPr>
     </w:lvl>
   </w:abstractNum>
-  <w:abstractNum w:abstractNumId="3" w15:restartNumberingAfterBreak="0">
+  <w:abstractNum w:abstractNumId="4" w15:restartNumberingAfterBreak="0">
     <w:nsid w:val="2BAB7548"/>
     <w:multiLevelType w:val="multilevel"/>
     <w:tmpl w:val="17C8B0DE"/>
@@ -14850,7 +16789,7 @@
       </w:rPr>
     </w:lvl>
   </w:abstractNum>
-  <w:abstractNum w:abstractNumId="4" w15:restartNumberingAfterBreak="0">
+  <w:abstractNum w:abstractNumId="5" w15:restartNumberingAfterBreak="0">
     <w:nsid w:val="50300655"/>
     <w:multiLevelType w:val="multilevel"/>
     <w:tmpl w:val="1F0C8DE8"/>
@@ -14999,7 +16938,7 @@
       </w:rPr>
     </w:lvl>
   </w:abstractNum>
-  <w:abstractNum w:abstractNumId="5" w15:restartNumberingAfterBreak="0">
+  <w:abstractNum w:abstractNumId="6" w15:restartNumberingAfterBreak="0">
     <w:nsid w:val="512136A3"/>
     <w:multiLevelType w:val="multilevel"/>
     <w:tmpl w:val="AC2ED7B2"/>
@@ -15148,7 +17087,7 @@
       </w:rPr>
     </w:lvl>
   </w:abstractNum>
-  <w:abstractNum w:abstractNumId="6" w15:restartNumberingAfterBreak="0">
+  <w:abstractNum w:abstractNumId="7" w15:restartNumberingAfterBreak="0">
     <w:nsid w:val="539718BB"/>
     <w:multiLevelType w:val="hybridMultilevel"/>
     <w:tmpl w:val="8D6037EE"/>
@@ -15260,7 +17199,156 @@
       </w:rPr>
     </w:lvl>
   </w:abstractNum>
-  <w:abstractNum w:abstractNumId="7" w15:restartNumberingAfterBreak="0">
+  <w:abstractNum w:abstractNumId="8" w15:restartNumberingAfterBreak="0">
+    <w:nsid w:val="54743561"/>
+    <w:multiLevelType w:val="multilevel"/>
+    <w:tmpl w:val="0B46D7BC"/>
+    <w:lvl w:ilvl="0">
+      <w:start w:val="1"/>
+      <w:numFmt w:val="bullet"/>
+      <w:lvlText w:val=""/>
+      <w:lvlJc w:val="left"/>
+      <w:pPr>
+        <w:tabs>
+          <w:tab w:val="num" w:pos="720"/>
+        </w:tabs>
+        <w:ind w:left="720" w:hanging="360"/>
+      </w:pPr>
+      <w:rPr>
+        <w:rFonts w:ascii="Symbol" w:hAnsi="Symbol" w:hint="default"/>
+        <w:sz w:val="20"/>
+      </w:rPr>
+    </w:lvl>
+    <w:lvl w:ilvl="1" w:tentative="1">
+      <w:start w:val="1"/>
+      <w:numFmt w:val="bullet"/>
+      <w:lvlText w:val="o"/>
+      <w:lvlJc w:val="left"/>
+      <w:pPr>
+        <w:tabs>
+          <w:tab w:val="num" w:pos="1440"/>
+        </w:tabs>
+        <w:ind w:left="1440" w:hanging="360"/>
+      </w:pPr>
+      <w:rPr>
+        <w:rFonts w:ascii="Courier New" w:hAnsi="Courier New" w:hint="default"/>
+        <w:sz w:val="20"/>
+      </w:rPr>
+    </w:lvl>
+    <w:lvl w:ilvl="2" w:tentative="1">
+      <w:start w:val="1"/>
+      <w:numFmt w:val="bullet"/>
+      <w:lvlText w:val=""/>
+      <w:lvlJc w:val="left"/>
+      <w:pPr>
+        <w:tabs>
+          <w:tab w:val="num" w:pos="2160"/>
+        </w:tabs>
+        <w:ind w:left="2160" w:hanging="360"/>
+      </w:pPr>
+      <w:rPr>
+        <w:rFonts w:ascii="Wingdings" w:hAnsi="Wingdings" w:hint="default"/>
+        <w:sz w:val="20"/>
+      </w:rPr>
+    </w:lvl>
+    <w:lvl w:ilvl="3" w:tentative="1">
+      <w:start w:val="1"/>
+      <w:numFmt w:val="bullet"/>
+      <w:lvlText w:val=""/>
+      <w:lvlJc w:val="left"/>
+      <w:pPr>
+        <w:tabs>
+          <w:tab w:val="num" w:pos="2880"/>
+        </w:tabs>
+        <w:ind w:left="2880" w:hanging="360"/>
+      </w:pPr>
+      <w:rPr>
+        <w:rFonts w:ascii="Wingdings" w:hAnsi="Wingdings" w:hint="default"/>
+        <w:sz w:val="20"/>
+      </w:rPr>
+    </w:lvl>
+    <w:lvl w:ilvl="4" w:tentative="1">
+      <w:start w:val="1"/>
+      <w:numFmt w:val="bullet"/>
+      <w:lvlText w:val=""/>
+      <w:lvlJc w:val="left"/>
+      <w:pPr>
+        <w:tabs>
+          <w:tab w:val="num" w:pos="3600"/>
+        </w:tabs>
+        <w:ind w:left="3600" w:hanging="360"/>
+      </w:pPr>
+      <w:rPr>
+        <w:rFonts w:ascii="Wingdings" w:hAnsi="Wingdings" w:hint="default"/>
+        <w:sz w:val="20"/>
+      </w:rPr>
+    </w:lvl>
+    <w:lvl w:ilvl="5" w:tentative="1">
+      <w:start w:val="1"/>
+      <w:numFmt w:val="bullet"/>
+      <w:lvlText w:val=""/>
+      <w:lvlJc w:val="left"/>
+      <w:pPr>
+        <w:tabs>
+          <w:tab w:val="num" w:pos="4320"/>
+        </w:tabs>
+        <w:ind w:left="4320" w:hanging="360"/>
+      </w:pPr>
+      <w:rPr>
+        <w:rFonts w:ascii="Wingdings" w:hAnsi="Wingdings" w:hint="default"/>
+        <w:sz w:val="20"/>
+      </w:rPr>
+    </w:lvl>
+    <w:lvl w:ilvl="6" w:tentative="1">
+      <w:start w:val="1"/>
+      <w:numFmt w:val="bullet"/>
+      <w:lvlText w:val=""/>
+      <w:lvlJc w:val="left"/>
+      <w:pPr>
+        <w:tabs>
+          <w:tab w:val="num" w:pos="5040"/>
+        </w:tabs>
+        <w:ind w:left="5040" w:hanging="360"/>
+      </w:pPr>
+      <w:rPr>
+        <w:rFonts w:ascii="Wingdings" w:hAnsi="Wingdings" w:hint="default"/>
+        <w:sz w:val="20"/>
+      </w:rPr>
+    </w:lvl>
+    <w:lvl w:ilvl="7" w:tentative="1">
+      <w:start w:val="1"/>
+      <w:numFmt w:val="bullet"/>
+      <w:lvlText w:val=""/>
+      <w:lvlJc w:val="left"/>
+      <w:pPr>
+        <w:tabs>
+          <w:tab w:val="num" w:pos="5760"/>
+        </w:tabs>
+        <w:ind w:left="5760" w:hanging="360"/>
+      </w:pPr>
+      <w:rPr>
+        <w:rFonts w:ascii="Wingdings" w:hAnsi="Wingdings" w:hint="default"/>
+        <w:sz w:val="20"/>
+      </w:rPr>
+    </w:lvl>
+    <w:lvl w:ilvl="8" w:tentative="1">
+      <w:start w:val="1"/>
+      <w:numFmt w:val="bullet"/>
+      <w:lvlText w:val=""/>
+      <w:lvlJc w:val="left"/>
+      <w:pPr>
+        <w:tabs>
+          <w:tab w:val="num" w:pos="6480"/>
+        </w:tabs>
+        <w:ind w:left="6480" w:hanging="360"/>
+      </w:pPr>
+      <w:rPr>
+        <w:rFonts w:ascii="Wingdings" w:hAnsi="Wingdings" w:hint="default"/>
+        <w:sz w:val="20"/>
+      </w:rPr>
+    </w:lvl>
+  </w:abstractNum>
+  <w:abstractNum w:abstractNumId="9" w15:restartNumberingAfterBreak="0">
     <w:nsid w:val="635320F5"/>
     <w:multiLevelType w:val="multilevel"/>
     <w:tmpl w:val="14D2FC6E"/>
@@ -15409,7 +17497,7 @@
       </w:rPr>
     </w:lvl>
   </w:abstractNum>
-  <w:abstractNum w:abstractNumId="8" w15:restartNumberingAfterBreak="0">
+  <w:abstractNum w:abstractNumId="10" w15:restartNumberingAfterBreak="0">
     <w:nsid w:val="708A2C30"/>
     <w:multiLevelType w:val="hybridMultilevel"/>
     <w:tmpl w:val="F9F0264A"/>
@@ -15498,7 +17586,7 @@
       </w:pPr>
     </w:lvl>
   </w:abstractNum>
-  <w:abstractNum w:abstractNumId="9" w15:restartNumberingAfterBreak="0">
+  <w:abstractNum w:abstractNumId="11" w15:restartNumberingAfterBreak="0">
     <w:nsid w:val="75E11BD4"/>
     <w:multiLevelType w:val="multilevel"/>
     <w:tmpl w:val="B548156A"/>
@@ -15647,7 +17735,7 @@
       </w:rPr>
     </w:lvl>
   </w:abstractNum>
-  <w:abstractNum w:abstractNumId="10" w15:restartNumberingAfterBreak="0">
+  <w:abstractNum w:abstractNumId="12" w15:restartNumberingAfterBreak="0">
     <w:nsid w:val="78CA2E75"/>
     <w:multiLevelType w:val="hybridMultilevel"/>
     <w:tmpl w:val="EDCC5668"/>
@@ -15734,37 +17822,43 @@
     </w:lvl>
   </w:abstractNum>
   <w:num w:numId="1">
-    <w:abstractNumId w:val="4"/>
+    <w:abstractNumId w:val="5"/>
   </w:num>
   <w:num w:numId="2">
-    <w:abstractNumId w:val="1"/>
+    <w:abstractNumId w:val="2"/>
   </w:num>
   <w:num w:numId="3">
-    <w:abstractNumId w:val="8"/>
+    <w:abstractNumId w:val="10"/>
   </w:num>
   <w:num w:numId="4">
     <w:abstractNumId w:val="0"/>
   </w:num>
   <w:num w:numId="5">
-    <w:abstractNumId w:val="10"/>
+    <w:abstractNumId w:val="12"/>
   </w:num>
   <w:num w:numId="6">
-    <w:abstractNumId w:val="2"/>
+    <w:abstractNumId w:val="3"/>
   </w:num>
   <w:num w:numId="7">
+    <w:abstractNumId w:val="9"/>
+  </w:num>
+  <w:num w:numId="8">
+    <w:abstractNumId w:val="6"/>
+  </w:num>
+  <w:num w:numId="9">
+    <w:abstractNumId w:val="4"/>
+  </w:num>
+  <w:num w:numId="10">
+    <w:abstractNumId w:val="11"/>
+  </w:num>
+  <w:num w:numId="11">
     <w:abstractNumId w:val="7"/>
   </w:num>
-  <w:num w:numId="8">
-    <w:abstractNumId w:val="5"/>
+  <w:num w:numId="12">
+    <w:abstractNumId w:val="1"/>
   </w:num>
-  <w:num w:numId="9">
-    <w:abstractNumId w:val="3"/>
-  </w:num>
-  <w:num w:numId="10">
-    <w:abstractNumId w:val="9"/>
-  </w:num>
-  <w:num w:numId="11">
-    <w:abstractNumId w:val="6"/>
+  <w:num w:numId="13">
+    <w:abstractNumId w:val="8"/>
   </w:num>
 </w:numbering>
 </file>
@@ -16213,7 +18307,6 @@
   <w:style w:type="character" w:default="1" w:styleId="DefaultParagraphFont">
     <w:name w:val="Default Paragraph Font"/>
     <w:uiPriority w:val="1"/>
-    <w:semiHidden/>
     <w:unhideWhenUsed/>
   </w:style>
   <w:style w:type="table" w:default="1" w:styleId="TableNormal">
@@ -16409,6 +18502,50 @@
     <w:name w:val="hljs-selector-id"/>
     <w:basedOn w:val="DefaultParagraphFont"/>
     <w:rsid w:val="009D3791"/>
+  </w:style>
+  <w:style w:type="paragraph" w:styleId="Header">
+    <w:name w:val="header"/>
+    <w:basedOn w:val="Normal"/>
+    <w:link w:val="HeaderChar"/>
+    <w:uiPriority w:val="99"/>
+    <w:unhideWhenUsed/>
+    <w:rsid w:val="00E10028"/>
+    <w:pPr>
+      <w:tabs>
+        <w:tab w:val="center" w:pos="4680"/>
+        <w:tab w:val="right" w:pos="9360"/>
+      </w:tabs>
+      <w:spacing w:after="0" w:line="240" w:lineRule="auto"/>
+    </w:pPr>
+  </w:style>
+  <w:style w:type="character" w:customStyle="1" w:styleId="HeaderChar">
+    <w:name w:val="Header Char"/>
+    <w:basedOn w:val="DefaultParagraphFont"/>
+    <w:link w:val="Header"/>
+    <w:uiPriority w:val="99"/>
+    <w:rsid w:val="00E10028"/>
+  </w:style>
+  <w:style w:type="paragraph" w:styleId="Footer">
+    <w:name w:val="footer"/>
+    <w:basedOn w:val="Normal"/>
+    <w:link w:val="FooterChar"/>
+    <w:uiPriority w:val="99"/>
+    <w:unhideWhenUsed/>
+    <w:rsid w:val="00E10028"/>
+    <w:pPr>
+      <w:tabs>
+        <w:tab w:val="center" w:pos="4680"/>
+        <w:tab w:val="right" w:pos="9360"/>
+      </w:tabs>
+      <w:spacing w:after="0" w:line="240" w:lineRule="auto"/>
+    </w:pPr>
+  </w:style>
+  <w:style w:type="character" w:customStyle="1" w:styleId="FooterChar">
+    <w:name w:val="Footer Char"/>
+    <w:basedOn w:val="DefaultParagraphFont"/>
+    <w:link w:val="Footer"/>
+    <w:uiPriority w:val="99"/>
+    <w:rsid w:val="00E10028"/>
   </w:style>
 </w:styles>
 </file>
